--- a/data/outputs/v2/Biology/SS2.1_Plant_Nutrition/Biology_Plant_Nutrition_CBE_LessonSequence.docx
+++ b/data/outputs/v2/Biology/SS2.1_Plant_Nutrition/Biology_Plant_Nutrition_CBE_LessonSequence.docx
@@ -3048,7 +3048,25 @@
             </w:tcMar>
             <w:vAlign w:val="top"/>
           </w:tcPr>
-          <w:p/>
+          <w:p>
+            <w:pPr>
+              <w:spacing w:after="40" w:before="0"/>
+              <w:jc w:val="left"/>
+            </w:pPr>
+            <w:r>
+              <w:rPr>
+                <w:rFonts w:ascii="Arial" w:cs="Arial" w:eastAsia="Arial" w:hAnsi="Arial"/>
+                <w:b w:val="false"/>
+                <w:bCs w:val="false"/>
+                <w:i w:val="false"/>
+                <w:iCs w:val="false"/>
+                <w:color w:val="000000"/>
+                <w:sz w:val="18"/>
+                <w:szCs w:val="18"/>
+              </w:rPr>
+              <w:t xml:space="preserve">No chemicals or sharp instruments are used in this lesson. If printed photographs are handled, ensure edges are not sharp. If learners are asked to bring a sukuma wiki leaf from home, remind them to wash hands after handling any plant material.</w:t>
+            </w:r>
+          </w:p>
         </w:tc>
       </w:tr>
     </w:tbl>
@@ -3422,7 +3440,7 @@
             <w:pPr>
               <w:spacing w:after="20" w:before="0"/>
             </w:pPr>
-            <w:hyperlink w:history="1" r:id="rIdortdrtlbonwcwbu0k9u8y">
+            <w:hyperlink w:history="1" r:id="rIdcxpoeehogzhe3udc4hwjb">
               <w:r>
                 <w:rPr>
                   <w:rFonts w:ascii="Arial" w:cs="Arial" w:eastAsia="Arial" w:hAnsi="Arial"/>
@@ -3455,7 +3473,7 @@
               <w:spacing w:after="10" w:before="0"/>
               <w:ind w:left="120"/>
             </w:pPr>
-            <w:hyperlink w:history="1" r:id="rIdxg50oj5vy-72phdar44ex">
+            <w:hyperlink w:history="1" r:id="rIdtivxuikr5ynisbyukhljm">
               <w:r>
                 <w:rPr>
                   <w:rFonts w:ascii="Arial" w:cs="Arial" w:eastAsia="Arial" w:hAnsi="Arial"/>
@@ -3500,7 +3518,7 @@
             <w:pPr>
               <w:spacing w:after="20" w:before="0"/>
             </w:pPr>
-            <w:hyperlink w:history="1" r:id="rIdn0ff1rqgrfpmcdyd2otwz">
+            <w:hyperlink w:history="1" r:id="rIdldartyxm-txextde5fxyl">
               <w:r>
                 <w:rPr>
                   <w:rFonts w:ascii="Arial" w:cs="Arial" w:eastAsia="Arial" w:hAnsi="Arial"/>
@@ -3533,7 +3551,7 @@
               <w:spacing w:after="10" w:before="0"/>
               <w:ind w:left="120"/>
             </w:pPr>
-            <w:hyperlink w:history="1" r:id="rId7-2afjow2v21hvyckptg_">
+            <w:hyperlink w:history="1" r:id="rIdrrn5pgkkmmhvxhjb59zv_">
               <w:r>
                 <w:rPr>
                   <w:rFonts w:ascii="Arial" w:cs="Arial" w:eastAsia="Arial" w:hAnsi="Arial"/>
@@ -3728,7 +3746,7 @@
             <w:pPr>
               <w:spacing w:after="20" w:before="0"/>
             </w:pPr>
-            <w:hyperlink w:history="1" r:id="rIdygugegbwxzz_p4sd2ntrp">
+            <w:hyperlink w:history="1" r:id="rIdwtrtfx6idsskfotzjnesz">
               <w:r>
                 <w:rPr>
                   <w:rFonts w:ascii="Arial" w:cs="Arial" w:eastAsia="Arial" w:hAnsi="Arial"/>
@@ -3761,7 +3779,7 @@
               <w:spacing w:after="10" w:before="0"/>
               <w:ind w:left="120"/>
             </w:pPr>
-            <w:hyperlink w:history="1" r:id="rIdceuzfwrxmu8intngfbbda">
+            <w:hyperlink w:history="1" r:id="rIdyhbrnwtfjtim_bfuoqxpl">
               <w:r>
                 <w:rPr>
                   <w:rFonts w:ascii="Arial" w:cs="Arial" w:eastAsia="Arial" w:hAnsi="Arial"/>
@@ -3806,7 +3824,7 @@
             <w:pPr>
               <w:spacing w:after="20" w:before="0"/>
             </w:pPr>
-            <w:hyperlink w:history="1" r:id="rIdhuq7n7tjehhj83ahlwpwh">
+            <w:hyperlink w:history="1" r:id="rIdeffrh532p4qj8iacwwduk">
               <w:r>
                 <w:rPr>
                   <w:rFonts w:ascii="Arial" w:cs="Arial" w:eastAsia="Arial" w:hAnsi="Arial"/>
@@ -3839,7 +3857,7 @@
               <w:spacing w:after="10" w:before="0"/>
               <w:ind w:left="120"/>
             </w:pPr>
-            <w:hyperlink w:history="1" r:id="rIdbe1cpe9ktucf-ex29tpzy">
+            <w:hyperlink w:history="1" r:id="rId_vuyrwx2hoenxrquksisi">
               <w:r>
                 <w:rPr>
                   <w:rFonts w:ascii="Arial" w:cs="Arial" w:eastAsia="Arial" w:hAnsi="Arial"/>
@@ -4034,7 +4052,7 @@
             <w:pPr>
               <w:spacing w:after="20" w:before="0"/>
             </w:pPr>
-            <w:hyperlink w:history="1" r:id="rIdcbzpfdvayn4yhzn6r-mkv">
+            <w:hyperlink w:history="1" r:id="rId0myyzau5jy_sksnhl4hja">
               <w:r>
                 <w:rPr>
                   <w:rFonts w:ascii="Arial" w:cs="Arial" w:eastAsia="Arial" w:hAnsi="Arial"/>
@@ -4067,7 +4085,7 @@
               <w:spacing w:after="10" w:before="0"/>
               <w:ind w:left="120"/>
             </w:pPr>
-            <w:hyperlink w:history="1" r:id="rId9r7fdadvfwdupehf-cwd0">
+            <w:hyperlink w:history="1" r:id="rIdncuqo6o3qthp5puokwn23">
               <w:r>
                 <w:rPr>
                   <w:rFonts w:ascii="Arial" w:cs="Arial" w:eastAsia="Arial" w:hAnsi="Arial"/>
@@ -4112,7 +4130,7 @@
             <w:pPr>
               <w:spacing w:after="20" w:before="0"/>
             </w:pPr>
-            <w:hyperlink w:history="1" r:id="rId_5glbdx2z9dm5r0g2wlde">
+            <w:hyperlink w:history="1" r:id="rIdu5ityrfqznoif1wyltqbj">
               <w:r>
                 <w:rPr>
                   <w:rFonts w:ascii="Arial" w:cs="Arial" w:eastAsia="Arial" w:hAnsi="Arial"/>
@@ -4145,7 +4163,7 @@
               <w:spacing w:after="10" w:before="0"/>
               <w:ind w:left="120"/>
             </w:pPr>
-            <w:hyperlink w:history="1" r:id="rIdvtkl0jrxofh5rt1oc-csj">
+            <w:hyperlink w:history="1" r:id="rId6rhwiomziumz_jcyyewvj">
               <w:r>
                 <w:rPr>
                   <w:rFonts w:ascii="Arial" w:cs="Arial" w:eastAsia="Arial" w:hAnsi="Arial"/>
@@ -4340,7 +4358,7 @@
             <w:pPr>
               <w:spacing w:after="20" w:before="0"/>
             </w:pPr>
-            <w:hyperlink w:history="1" r:id="rIdxelwcuefuq3juvozggz50">
+            <w:hyperlink w:history="1" r:id="rIdkmvfp2_hagrhyorckq3v_">
               <w:r>
                 <w:rPr>
                   <w:rFonts w:ascii="Arial" w:cs="Arial" w:eastAsia="Arial" w:hAnsi="Arial"/>
@@ -4373,7 +4391,7 @@
               <w:spacing w:after="10" w:before="0"/>
               <w:ind w:left="120"/>
             </w:pPr>
-            <w:hyperlink w:history="1" r:id="rId4kdgnunsvixng1jg58olt">
+            <w:hyperlink w:history="1" r:id="rIdhpsqpyk9ioz1hnpxle9mg">
               <w:r>
                 <w:rPr>
                   <w:rFonts w:ascii="Arial" w:cs="Arial" w:eastAsia="Arial" w:hAnsi="Arial"/>
@@ -4418,7 +4436,7 @@
             <w:pPr>
               <w:spacing w:after="20" w:before="0"/>
             </w:pPr>
-            <w:hyperlink w:history="1" r:id="rId4fmg7oyrbxy5vjk1hqczc">
+            <w:hyperlink w:history="1" r:id="rIdflfi1gm-jv4-5q3euz1jf">
               <w:r>
                 <w:rPr>
                   <w:rFonts w:ascii="Arial" w:cs="Arial" w:eastAsia="Arial" w:hAnsi="Arial"/>
@@ -4451,7 +4469,7 @@
               <w:spacing w:after="10" w:before="0"/>
               <w:ind w:left="120"/>
             </w:pPr>
-            <w:hyperlink w:history="1" r:id="rId1llbgaix6iwjbcosozfz_">
+            <w:hyperlink w:history="1" r:id="rIdueilz_-fa2knurpqpgtfp">
               <w:r>
                 <w:rPr>
                   <w:rFonts w:ascii="Arial" w:cs="Arial" w:eastAsia="Arial" w:hAnsi="Arial"/>
@@ -4646,7 +4664,7 @@
             <w:pPr>
               <w:spacing w:after="20" w:before="0"/>
             </w:pPr>
-            <w:hyperlink w:history="1" r:id="rIdobvhf1yezyv9s-9wrqor-">
+            <w:hyperlink w:history="1" r:id="rIdfziapmkb3jucyqodkjssr">
               <w:r>
                 <w:rPr>
                   <w:rFonts w:ascii="Arial" w:cs="Arial" w:eastAsia="Arial" w:hAnsi="Arial"/>
@@ -4679,7 +4697,7 @@
               <w:spacing w:after="10" w:before="0"/>
               <w:ind w:left="120"/>
             </w:pPr>
-            <w:hyperlink w:history="1" r:id="rIdqzplx03tfeqrg1c9nnkwi">
+            <w:hyperlink w:history="1" r:id="rIdqt1pi9_tqo4zjmmpqz_05">
               <w:r>
                 <w:rPr>
                   <w:rFonts w:ascii="Arial" w:cs="Arial" w:eastAsia="Arial" w:hAnsi="Arial"/>
@@ -4724,7 +4742,7 @@
             <w:pPr>
               <w:spacing w:after="20" w:before="0"/>
             </w:pPr>
-            <w:hyperlink w:history="1" r:id="rIdmhf_2p5hwmoikjctmrwvh">
+            <w:hyperlink w:history="1" r:id="rId1ao6ekdtzuxbpprorl2gc">
               <w:r>
                 <w:rPr>
                   <w:rFonts w:ascii="Arial" w:cs="Arial" w:eastAsia="Arial" w:hAnsi="Arial"/>
@@ -4757,7 +4775,7 @@
               <w:spacing w:after="10" w:before="0"/>
               <w:ind w:left="120"/>
             </w:pPr>
-            <w:hyperlink w:history="1" r:id="rIdp30stzlosdqs4t5w3afeh">
+            <w:hyperlink w:history="1" r:id="rId0fkeb50hvzjhqpogqbcbz">
               <w:r>
                 <w:rPr>
                   <w:rFonts w:ascii="Arial" w:cs="Arial" w:eastAsia="Arial" w:hAnsi="Arial"/>
@@ -6196,32 +6214,32 @@
         <w:tc>
           <w:tcPr>
             <w:tcW w:type="dxa" w:w="1520"/>
-            <w:shd w:fill="F2F2F2" w:color="auto" w:val="clear"/>
-            <w:tcMar>
-              <w:top w:type="dxa" w:w="60"/>
-              <w:left w:type="dxa" w:w="120"/>
-              <w:bottom w:type="dxa" w:w="60"/>
-              <w:right w:type="dxa" w:w="120"/>
-            </w:tcMar>
-            <w:vAlign w:val="top"/>
-          </w:tcPr>
-          <w:p>
-            <w:pPr>
-              <w:spacing w:after="40" w:before="0"/>
-              <w:jc w:val="left"/>
-            </w:pPr>
-            <w:r>
-              <w:rPr>
-                <w:rFonts w:ascii="Arial" w:cs="Arial" w:eastAsia="Arial" w:hAnsi="Arial"/>
-                <w:b/>
-                <w:bCs/>
-                <w:i w:val="false"/>
-                <w:iCs w:val="false"/>
-                <w:color w:val="000000"/>
-                <w:sz w:val="18"/>
-                <w:szCs w:val="18"/>
-              </w:rPr>
-              <w:t xml:space="preserve">Phase 1 — Predict</w:t>
+            <w:shd w:fill="EAD1F5" w:color="auto" w:val="clear"/>
+            <w:tcMar>
+              <w:top w:type="dxa" w:w="60"/>
+              <w:left w:type="dxa" w:w="120"/>
+              <w:bottom w:type="dxa" w:w="60"/>
+              <w:right w:type="dxa" w:w="120"/>
+            </w:tcMar>
+            <w:vAlign w:val="top"/>
+          </w:tcPr>
+          <w:p>
+            <w:pPr>
+              <w:spacing w:after="40" w:before="0"/>
+              <w:jc w:val="left"/>
+            </w:pPr>
+            <w:r>
+              <w:rPr>
+                <w:rFonts w:ascii="Arial" w:cs="Arial" w:eastAsia="Arial" w:hAnsi="Arial"/>
+                <w:b/>
+                <w:bCs/>
+                <w:i w:val="false"/>
+                <w:iCs w:val="false"/>
+                <w:color w:val="000000"/>
+                <w:sz w:val="18"/>
+                <w:szCs w:val="18"/>
+              </w:rPr>
+              <w:t xml:space="preserve">Predict Phase</w:t>
             </w:r>
           </w:p>
           <w:p>
@@ -6244,7 +6262,7 @@
             <w:pPr>
               <w:spacing w:after="20" w:before="0"/>
             </w:pPr>
-            <w:hyperlink w:history="1" r:id="rIdbvmjlujtkqfr0u0ib1byq">
+            <w:hyperlink w:history="1" r:id="rIds_lwchrfs8imsd2xv29dj">
               <w:r>
                 <w:rPr>
                   <w:rFonts w:ascii="Arial" w:cs="Arial" w:eastAsia="Arial" w:hAnsi="Arial"/>
@@ -6277,7 +6295,7 @@
               <w:spacing w:after="10" w:before="0"/>
               <w:ind w:left="120"/>
             </w:pPr>
-            <w:hyperlink w:history="1" r:id="rId_0xyuzvnqrecsqd5je_ob">
+            <w:hyperlink w:history="1" r:id="rIdz3kr1wt-yxddazw_uxgtb">
               <w:r>
                 <w:rPr>
                   <w:rFonts w:ascii="Arial" w:cs="Arial" w:eastAsia="Arial" w:hAnsi="Arial"/>
@@ -6322,7 +6340,7 @@
             <w:pPr>
               <w:spacing w:after="20" w:before="0"/>
             </w:pPr>
-            <w:hyperlink w:history="1" r:id="rIdfgolxhbjxqll8l0qiibyz">
+            <w:hyperlink w:history="1" r:id="rIdthph_bri2zgggbfkzwcto">
               <w:r>
                 <w:rPr>
                   <w:rFonts w:ascii="Arial" w:cs="Arial" w:eastAsia="Arial" w:hAnsi="Arial"/>
@@ -6355,7 +6373,7 @@
               <w:spacing w:after="10" w:before="0"/>
               <w:ind w:left="120"/>
             </w:pPr>
-            <w:hyperlink w:history="1" r:id="rIdzrudtjeevf_qzc11483za">
+            <w:hyperlink w:history="1" r:id="rIdnvsuxgdvokz3pikjbqv5z">
               <w:r>
                 <w:rPr>
                   <w:rFonts w:ascii="Arial" w:cs="Arial" w:eastAsia="Arial" w:hAnsi="Arial"/>
@@ -6502,32 +6520,32 @@
         <w:tc>
           <w:tcPr>
             <w:tcW w:type="dxa" w:w="1520"/>
-            <w:shd w:fill="F2F2F2" w:color="auto" w:val="clear"/>
-            <w:tcMar>
-              <w:top w:type="dxa" w:w="60"/>
-              <w:left w:type="dxa" w:w="120"/>
-              <w:bottom w:type="dxa" w:w="60"/>
-              <w:right w:type="dxa" w:w="120"/>
-            </w:tcMar>
-            <w:vAlign w:val="top"/>
-          </w:tcPr>
-          <w:p>
-            <w:pPr>
-              <w:spacing w:after="40" w:before="0"/>
-              <w:jc w:val="left"/>
-            </w:pPr>
-            <w:r>
-              <w:rPr>
-                <w:rFonts w:ascii="Arial" w:cs="Arial" w:eastAsia="Arial" w:hAnsi="Arial"/>
-                <w:b/>
-                <w:bCs/>
-                <w:i w:val="false"/>
-                <w:iCs w:val="false"/>
-                <w:color w:val="000000"/>
-                <w:sz w:val="18"/>
-                <w:szCs w:val="18"/>
-              </w:rPr>
-              <w:t xml:space="preserve">Phase 2 — Observe</w:t>
+            <w:shd w:fill="D9EEF1" w:color="auto" w:val="clear"/>
+            <w:tcMar>
+              <w:top w:type="dxa" w:w="60"/>
+              <w:left w:type="dxa" w:w="120"/>
+              <w:bottom w:type="dxa" w:w="60"/>
+              <w:right w:type="dxa" w:w="120"/>
+            </w:tcMar>
+            <w:vAlign w:val="top"/>
+          </w:tcPr>
+          <w:p>
+            <w:pPr>
+              <w:spacing w:after="40" w:before="0"/>
+              <w:jc w:val="left"/>
+            </w:pPr>
+            <w:r>
+              <w:rPr>
+                <w:rFonts w:ascii="Arial" w:cs="Arial" w:eastAsia="Arial" w:hAnsi="Arial"/>
+                <w:b/>
+                <w:bCs/>
+                <w:i w:val="false"/>
+                <w:iCs w:val="false"/>
+                <w:color w:val="000000"/>
+                <w:sz w:val="18"/>
+                <w:szCs w:val="18"/>
+              </w:rPr>
+              <w:t xml:space="preserve">Observe Phase</w:t>
             </w:r>
           </w:p>
           <w:p>
@@ -6550,7 +6568,7 @@
             <w:pPr>
               <w:spacing w:after="20" w:before="0"/>
             </w:pPr>
-            <w:hyperlink w:history="1" r:id="rIdi2qx5ebj3a1cr7lmwwhro">
+            <w:hyperlink w:history="1" r:id="rIdzxcttd875rpnppjst6amv">
               <w:r>
                 <w:rPr>
                   <w:rFonts w:ascii="Arial" w:cs="Arial" w:eastAsia="Arial" w:hAnsi="Arial"/>
@@ -6583,7 +6601,7 @@
               <w:spacing w:after="10" w:before="0"/>
               <w:ind w:left="120"/>
             </w:pPr>
-            <w:hyperlink w:history="1" r:id="rIdd0fndczqhc5qlyxmrlj4y">
+            <w:hyperlink w:history="1" r:id="rIdv_byuhdgwfnfglegff9dk">
               <w:r>
                 <w:rPr>
                   <w:rFonts w:ascii="Arial" w:cs="Arial" w:eastAsia="Arial" w:hAnsi="Arial"/>
@@ -6628,7 +6646,7 @@
             <w:pPr>
               <w:spacing w:after="20" w:before="0"/>
             </w:pPr>
-            <w:hyperlink w:history="1" r:id="rIdyasyc5fogzfo3wyda4anj">
+            <w:hyperlink w:history="1" r:id="rId2yccnv35jhmitd07dcv0l">
               <w:r>
                 <w:rPr>
                   <w:rFonts w:ascii="Arial" w:cs="Arial" w:eastAsia="Arial" w:hAnsi="Arial"/>
@@ -6661,7 +6679,7 @@
               <w:spacing w:after="10" w:before="0"/>
               <w:ind w:left="120"/>
             </w:pPr>
-            <w:hyperlink w:history="1" r:id="rIdsrbbszupqqtpjlwvxd6qh">
+            <w:hyperlink w:history="1" r:id="rIdykmnqefgh8qba-_qwuo_x">
               <w:r>
                 <w:rPr>
                   <w:rFonts w:ascii="Arial" w:cs="Arial" w:eastAsia="Arial" w:hAnsi="Arial"/>
@@ -6808,32 +6826,32 @@
         <w:tc>
           <w:tcPr>
             <w:tcW w:type="dxa" w:w="1520"/>
-            <w:shd w:fill="F2F2F2" w:color="auto" w:val="clear"/>
-            <w:tcMar>
-              <w:top w:type="dxa" w:w="60"/>
-              <w:left w:type="dxa" w:w="120"/>
-              <w:bottom w:type="dxa" w:w="60"/>
-              <w:right w:type="dxa" w:w="120"/>
-            </w:tcMar>
-            <w:vAlign w:val="top"/>
-          </w:tcPr>
-          <w:p>
-            <w:pPr>
-              <w:spacing w:after="40" w:before="0"/>
-              <w:jc w:val="left"/>
-            </w:pPr>
-            <w:r>
-              <w:rPr>
-                <w:rFonts w:ascii="Arial" w:cs="Arial" w:eastAsia="Arial" w:hAnsi="Arial"/>
-                <w:b/>
-                <w:bCs/>
-                <w:i w:val="false"/>
-                <w:iCs w:val="false"/>
-                <w:color w:val="000000"/>
-                <w:sz w:val="18"/>
-                <w:szCs w:val="18"/>
-              </w:rPr>
-              <w:t xml:space="preserve">Phase 3 — Explain</w:t>
+            <w:shd w:fill="E2EFDA" w:color="auto" w:val="clear"/>
+            <w:tcMar>
+              <w:top w:type="dxa" w:w="60"/>
+              <w:left w:type="dxa" w:w="120"/>
+              <w:bottom w:type="dxa" w:w="60"/>
+              <w:right w:type="dxa" w:w="120"/>
+            </w:tcMar>
+            <w:vAlign w:val="top"/>
+          </w:tcPr>
+          <w:p>
+            <w:pPr>
+              <w:spacing w:after="40" w:before="0"/>
+              <w:jc w:val="left"/>
+            </w:pPr>
+            <w:r>
+              <w:rPr>
+                <w:rFonts w:ascii="Arial" w:cs="Arial" w:eastAsia="Arial" w:hAnsi="Arial"/>
+                <w:b/>
+                <w:bCs/>
+                <w:i w:val="false"/>
+                <w:iCs w:val="false"/>
+                <w:color w:val="000000"/>
+                <w:sz w:val="18"/>
+                <w:szCs w:val="18"/>
+              </w:rPr>
+              <w:t xml:space="preserve">Explain Phase</w:t>
             </w:r>
           </w:p>
           <w:p>
@@ -6856,7 +6874,7 @@
             <w:pPr>
               <w:spacing w:after="20" w:before="0"/>
             </w:pPr>
-            <w:hyperlink w:history="1" r:id="rId3ni42do03qt5imvjyws9n">
+            <w:hyperlink w:history="1" r:id="rIdivfati1ksixmx7spgup5a">
               <w:r>
                 <w:rPr>
                   <w:rFonts w:ascii="Arial" w:cs="Arial" w:eastAsia="Arial" w:hAnsi="Arial"/>
@@ -6889,7 +6907,7 @@
               <w:spacing w:after="10" w:before="0"/>
               <w:ind w:left="120"/>
             </w:pPr>
-            <w:hyperlink w:history="1" r:id="rIdbqpi3hanrdinithf1ihm9">
+            <w:hyperlink w:history="1" r:id="rIdtzgf3k-4wjyt8sh6x_lfr">
               <w:r>
                 <w:rPr>
                   <w:rFonts w:ascii="Arial" w:cs="Arial" w:eastAsia="Arial" w:hAnsi="Arial"/>
@@ -6934,7 +6952,7 @@
             <w:pPr>
               <w:spacing w:after="20" w:before="0"/>
             </w:pPr>
-            <w:hyperlink w:history="1" r:id="rIdt0df9fk-eqhv8iabcbds1">
+            <w:hyperlink w:history="1" r:id="rId2mzckknj3fip0bkgqdeei">
               <w:r>
                 <w:rPr>
                   <w:rFonts w:ascii="Arial" w:cs="Arial" w:eastAsia="Arial" w:hAnsi="Arial"/>
@@ -6967,7 +6985,7 @@
               <w:spacing w:after="10" w:before="0"/>
               <w:ind w:left="120"/>
             </w:pPr>
-            <w:hyperlink w:history="1" r:id="rIdi6fiuukolf4wytbug0mtk">
+            <w:hyperlink w:history="1" r:id="rIdpcptlewgzmixgxnsnfvhj">
               <w:r>
                 <w:rPr>
                   <w:rFonts w:ascii="Arial" w:cs="Arial" w:eastAsia="Arial" w:hAnsi="Arial"/>
@@ -7114,32 +7132,32 @@
         <w:tc>
           <w:tcPr>
             <w:tcW w:type="dxa" w:w="1520"/>
-            <w:shd w:fill="F2F2F2" w:color="auto" w:val="clear"/>
-            <w:tcMar>
-              <w:top w:type="dxa" w:w="60"/>
-              <w:left w:type="dxa" w:w="120"/>
-              <w:bottom w:type="dxa" w:w="60"/>
-              <w:right w:type="dxa" w:w="120"/>
-            </w:tcMar>
-            <w:vAlign w:val="top"/>
-          </w:tcPr>
-          <w:p>
-            <w:pPr>
-              <w:spacing w:after="40" w:before="0"/>
-              <w:jc w:val="left"/>
-            </w:pPr>
-            <w:r>
-              <w:rPr>
-                <w:rFonts w:ascii="Arial" w:cs="Arial" w:eastAsia="Arial" w:hAnsi="Arial"/>
-                <w:b/>
-                <w:bCs/>
-                <w:i w:val="false"/>
-                <w:iCs w:val="false"/>
-                <w:color w:val="000000"/>
-                <w:sz w:val="18"/>
-                <w:szCs w:val="18"/>
-              </w:rPr>
-              <w:t xml:space="preserve">Phase 4 — Driving Question Board (DQB) Update</w:t>
+            <w:shd w:fill="FCE4D6" w:color="auto" w:val="clear"/>
+            <w:tcMar>
+              <w:top w:type="dxa" w:w="60"/>
+              <w:left w:type="dxa" w:w="120"/>
+              <w:bottom w:type="dxa" w:w="60"/>
+              <w:right w:type="dxa" w:w="120"/>
+            </w:tcMar>
+            <w:vAlign w:val="top"/>
+          </w:tcPr>
+          <w:p>
+            <w:pPr>
+              <w:spacing w:after="40" w:before="0"/>
+              <w:jc w:val="left"/>
+            </w:pPr>
+            <w:r>
+              <w:rPr>
+                <w:rFonts w:ascii="Arial" w:cs="Arial" w:eastAsia="Arial" w:hAnsi="Arial"/>
+                <w:b/>
+                <w:bCs/>
+                <w:i w:val="false"/>
+                <w:iCs w:val="false"/>
+                <w:color w:val="000000"/>
+                <w:sz w:val="18"/>
+                <w:szCs w:val="18"/>
+              </w:rPr>
+              <w:t xml:space="preserve">Driving Question Board (DQB) Creation</w:t>
             </w:r>
           </w:p>
           <w:p>
@@ -7162,7 +7180,7 @@
             <w:pPr>
               <w:spacing w:after="20" w:before="0"/>
             </w:pPr>
-            <w:hyperlink w:history="1" r:id="rId7gpiha5se2vz2pwqk-jgy">
+            <w:hyperlink w:history="1" r:id="rIdo4shhpuukpw6cpkeyc48a">
               <w:r>
                 <w:rPr>
                   <w:rFonts w:ascii="Arial" w:cs="Arial" w:eastAsia="Arial" w:hAnsi="Arial"/>
@@ -7195,7 +7213,7 @@
               <w:spacing w:after="10" w:before="0"/>
               <w:ind w:left="120"/>
             </w:pPr>
-            <w:hyperlink w:history="1" r:id="rIdbggs0byha43c4qzyemzaz">
+            <w:hyperlink w:history="1" r:id="rIdw-d9f5s8kqswpcpl1pcg2">
               <w:r>
                 <w:rPr>
                   <w:rFonts w:ascii="Arial" w:cs="Arial" w:eastAsia="Arial" w:hAnsi="Arial"/>
@@ -7240,7 +7258,7 @@
             <w:pPr>
               <w:spacing w:after="20" w:before="0"/>
             </w:pPr>
-            <w:hyperlink w:history="1" r:id="rIdo8-dmsahiyoxkqlchblaa">
+            <w:hyperlink w:history="1" r:id="rId-qcp6sm20yigxcv3gayvp">
               <w:r>
                 <w:rPr>
                   <w:rFonts w:ascii="Arial" w:cs="Arial" w:eastAsia="Arial" w:hAnsi="Arial"/>
@@ -7273,7 +7291,7 @@
               <w:spacing w:after="10" w:before="0"/>
               <w:ind w:left="120"/>
             </w:pPr>
-            <w:hyperlink w:history="1" r:id="rIdsqfaewxbvxyedlkcsawvb">
+            <w:hyperlink w:history="1" r:id="rIddyk0hquv-hhzccbfxgdtf">
               <w:r>
                 <w:rPr>
                   <w:rFonts w:ascii="Arial" w:cs="Arial" w:eastAsia="Arial" w:hAnsi="Arial"/>
@@ -7420,32 +7438,32 @@
         <w:tc>
           <w:tcPr>
             <w:tcW w:type="dxa" w:w="1520"/>
-            <w:shd w:fill="F2F2F2" w:color="auto" w:val="clear"/>
-            <w:tcMar>
-              <w:top w:type="dxa" w:w="60"/>
-              <w:left w:type="dxa" w:w="120"/>
-              <w:bottom w:type="dxa" w:w="60"/>
-              <w:right w:type="dxa" w:w="120"/>
-            </w:tcMar>
-            <w:vAlign w:val="top"/>
-          </w:tcPr>
-          <w:p>
-            <w:pPr>
-              <w:spacing w:after="40" w:before="0"/>
-              <w:jc w:val="left"/>
-            </w:pPr>
-            <w:r>
-              <w:rPr>
-                <w:rFonts w:ascii="Arial" w:cs="Arial" w:eastAsia="Arial" w:hAnsi="Arial"/>
-                <w:b/>
-                <w:bCs/>
-                <w:i w:val="false"/>
-                <w:iCs w:val="false"/>
-                <w:color w:val="000000"/>
-                <w:sz w:val="18"/>
-                <w:szCs w:val="18"/>
-              </w:rPr>
-              <w:t xml:space="preserve">Phase 5 — Model Building</w:t>
+            <w:shd w:fill="D5E8F0" w:color="auto" w:val="clear"/>
+            <w:tcMar>
+              <w:top w:type="dxa" w:w="60"/>
+              <w:left w:type="dxa" w:w="120"/>
+              <w:bottom w:type="dxa" w:w="60"/>
+              <w:right w:type="dxa" w:w="120"/>
+            </w:tcMar>
+            <w:vAlign w:val="top"/>
+          </w:tcPr>
+          <w:p>
+            <w:pPr>
+              <w:spacing w:after="40" w:before="0"/>
+              <w:jc w:val="left"/>
+            </w:pPr>
+            <w:r>
+              <w:rPr>
+                <w:rFonts w:ascii="Arial" w:cs="Arial" w:eastAsia="Arial" w:hAnsi="Arial"/>
+                <w:b/>
+                <w:bCs/>
+                <w:i w:val="false"/>
+                <w:iCs w:val="false"/>
+                <w:color w:val="000000"/>
+                <w:sz w:val="18"/>
+                <w:szCs w:val="18"/>
+              </w:rPr>
+              <w:t xml:space="preserve">Model Building Phase</w:t>
             </w:r>
           </w:p>
           <w:p>
@@ -7468,7 +7486,7 @@
             <w:pPr>
               <w:spacing w:after="20" w:before="0"/>
             </w:pPr>
-            <w:hyperlink w:history="1" r:id="rIdinqihfb0jjp9b6on0mslz">
+            <w:hyperlink w:history="1" r:id="rIdqzeejy3ucttighet11bef">
               <w:r>
                 <w:rPr>
                   <w:rFonts w:ascii="Arial" w:cs="Arial" w:eastAsia="Arial" w:hAnsi="Arial"/>
@@ -7501,7 +7519,7 @@
               <w:spacing w:after="10" w:before="0"/>
               <w:ind w:left="120"/>
             </w:pPr>
-            <w:hyperlink w:history="1" r:id="rId8bugjvdxdygyejpg9vzlp">
+            <w:hyperlink w:history="1" r:id="rIdavswfy1eyvsikoxhqdqem">
               <w:r>
                 <w:rPr>
                   <w:rFonts w:ascii="Arial" w:cs="Arial" w:eastAsia="Arial" w:hAnsi="Arial"/>
@@ -7546,7 +7564,7 @@
             <w:pPr>
               <w:spacing w:after="20" w:before="0"/>
             </w:pPr>
-            <w:hyperlink w:history="1" r:id="rIdvcofk6k0f8hsockd9m8wx">
+            <w:hyperlink w:history="1" r:id="rIduiewbtyx7bqtl1_qfa3v7">
               <w:r>
                 <w:rPr>
                   <w:rFonts w:ascii="Arial" w:cs="Arial" w:eastAsia="Arial" w:hAnsi="Arial"/>
@@ -7579,7 +7597,7 @@
               <w:spacing w:after="10" w:before="0"/>
               <w:ind w:left="120"/>
             </w:pPr>
-            <w:hyperlink w:history="1" r:id="rIdswfspnnyp8uga7njixta2">
+            <w:hyperlink w:history="1" r:id="rIda7vhilpk6vqzxtmgypgsk">
               <w:r>
                 <w:rPr>
                   <w:rFonts w:ascii="Arial" w:cs="Arial" w:eastAsia="Arial" w:hAnsi="Arial"/>
@@ -8674,7 +8692,25 @@
             </w:tcMar>
             <w:vAlign w:val="top"/>
           </w:tcPr>
-          <w:p/>
+          <w:p>
+            <w:pPr>
+              <w:spacing w:after="40" w:before="0"/>
+              <w:jc w:val="left"/>
+            </w:pPr>
+            <w:r>
+              <w:rPr>
+                <w:rFonts w:ascii="Arial" w:cs="Arial" w:eastAsia="Arial" w:hAnsi="Arial"/>
+                <w:b w:val="false"/>
+                <w:bCs w:val="false"/>
+                <w:i w:val="false"/>
+                <w:iCs w:val="false"/>
+                <w:color w:val="000000"/>
+                <w:sz w:val="18"/>
+                <w:szCs w:val="18"/>
+              </w:rPr>
+              <w:t xml:space="preserve">No hazardous chemicals are used in this lesson. If printed text resources are distributed, ensure they are legible. Learners with visual impairments should be seated near the board. No special safety precautions are required beyond standard classroom conduct.</w:t>
+            </w:r>
+          </w:p>
         </w:tc>
       </w:tr>
     </w:tbl>
@@ -9048,7 +9084,7 @@
             <w:pPr>
               <w:spacing w:after="20" w:before="0"/>
             </w:pPr>
-            <w:hyperlink w:history="1" r:id="rIdmush4udgwymytcml99rja">
+            <w:hyperlink w:history="1" r:id="rIdg5dpe5thagzeyksf-jc8z">
               <w:r>
                 <w:rPr>
                   <w:rFonts w:ascii="Arial" w:cs="Arial" w:eastAsia="Arial" w:hAnsi="Arial"/>
@@ -9081,7 +9117,7 @@
               <w:spacing w:after="10" w:before="0"/>
               <w:ind w:left="120"/>
             </w:pPr>
-            <w:hyperlink w:history="1" r:id="rIdukdqoavwt7k0utqlyq9v0">
+            <w:hyperlink w:history="1" r:id="rId0myzloct4drwa5pne1os8">
               <w:r>
                 <w:rPr>
                   <w:rFonts w:ascii="Arial" w:cs="Arial" w:eastAsia="Arial" w:hAnsi="Arial"/>
@@ -9126,7 +9162,7 @@
             <w:pPr>
               <w:spacing w:after="20" w:before="0"/>
             </w:pPr>
-            <w:hyperlink w:history="1" r:id="rIdcyzvwmlbgfcjcpmuwr0fy">
+            <w:hyperlink w:history="1" r:id="rIdxt309ffqeai4kuicuwgw4">
               <w:r>
                 <w:rPr>
                   <w:rFonts w:ascii="Arial" w:cs="Arial" w:eastAsia="Arial" w:hAnsi="Arial"/>
@@ -9159,7 +9195,7 @@
               <w:spacing w:after="10" w:before="0"/>
               <w:ind w:left="120"/>
             </w:pPr>
-            <w:hyperlink w:history="1" r:id="rIdly5tq0qjqeg_x0r2zollu">
+            <w:hyperlink w:history="1" r:id="rIdzozj6hwxibosnq5_gqwxi">
               <w:r>
                 <w:rPr>
                   <w:rFonts w:ascii="Arial" w:cs="Arial" w:eastAsia="Arial" w:hAnsi="Arial"/>
@@ -9354,7 +9390,7 @@
             <w:pPr>
               <w:spacing w:after="20" w:before="0"/>
             </w:pPr>
-            <w:hyperlink w:history="1" r:id="rIdvxdfilh_6bsdjgx9to-pf">
+            <w:hyperlink w:history="1" r:id="rIdqssuvwhu3y2vmjkdoi8hs">
               <w:r>
                 <w:rPr>
                   <w:rFonts w:ascii="Arial" w:cs="Arial" w:eastAsia="Arial" w:hAnsi="Arial"/>
@@ -9387,7 +9423,7 @@
               <w:spacing w:after="10" w:before="0"/>
               <w:ind w:left="120"/>
             </w:pPr>
-            <w:hyperlink w:history="1" r:id="rIdyfo118ttzymmucox8czml">
+            <w:hyperlink w:history="1" r:id="rIdqh_feqlbrdix9kzktpcwp">
               <w:r>
                 <w:rPr>
                   <w:rFonts w:ascii="Arial" w:cs="Arial" w:eastAsia="Arial" w:hAnsi="Arial"/>
@@ -9432,7 +9468,7 @@
             <w:pPr>
               <w:spacing w:after="20" w:before="0"/>
             </w:pPr>
-            <w:hyperlink w:history="1" r:id="rId0mut9edidyoewviapkfge">
+            <w:hyperlink w:history="1" r:id="rIdnozjhb1_o3wrh21t5pvfo">
               <w:r>
                 <w:rPr>
                   <w:rFonts w:ascii="Arial" w:cs="Arial" w:eastAsia="Arial" w:hAnsi="Arial"/>
@@ -9465,7 +9501,7 @@
               <w:spacing w:after="10" w:before="0"/>
               <w:ind w:left="120"/>
             </w:pPr>
-            <w:hyperlink w:history="1" r:id="rIdojoq2vr-nq3a0ax_j3t7p">
+            <w:hyperlink w:history="1" r:id="rIdlpu11fjy-zb38ein81wl-">
               <w:r>
                 <w:rPr>
                   <w:rFonts w:ascii="Arial" w:cs="Arial" w:eastAsia="Arial" w:hAnsi="Arial"/>
@@ -9660,7 +9696,7 @@
             <w:pPr>
               <w:spacing w:after="20" w:before="0"/>
             </w:pPr>
-            <w:hyperlink w:history="1" r:id="rId8d7sojjr7lf6uf0avfvgg">
+            <w:hyperlink w:history="1" r:id="rIdfnxnf1k_q0pfvac5sngrh">
               <w:r>
                 <w:rPr>
                   <w:rFonts w:ascii="Arial" w:cs="Arial" w:eastAsia="Arial" w:hAnsi="Arial"/>
@@ -9693,7 +9729,7 @@
               <w:spacing w:after="10" w:before="0"/>
               <w:ind w:left="120"/>
             </w:pPr>
-            <w:hyperlink w:history="1" r:id="rId3w_vticobjdusykdilsm_">
+            <w:hyperlink w:history="1" r:id="rIdob_ymnku1gdmjq4c1bpvk">
               <w:r>
                 <w:rPr>
                   <w:rFonts w:ascii="Arial" w:cs="Arial" w:eastAsia="Arial" w:hAnsi="Arial"/>
@@ -9738,7 +9774,7 @@
             <w:pPr>
               <w:spacing w:after="20" w:before="0"/>
             </w:pPr>
-            <w:hyperlink w:history="1" r:id="rId219vcikyvzyovwu4i0mfa">
+            <w:hyperlink w:history="1" r:id="rIdoml2_kdxbpnlg7crslu28">
               <w:r>
                 <w:rPr>
                   <w:rFonts w:ascii="Arial" w:cs="Arial" w:eastAsia="Arial" w:hAnsi="Arial"/>
@@ -9771,7 +9807,7 @@
               <w:spacing w:after="10" w:before="0"/>
               <w:ind w:left="120"/>
             </w:pPr>
-            <w:hyperlink w:history="1" r:id="rIdwgbg0heotzwgeqyoo_9qn">
+            <w:hyperlink w:history="1" r:id="rIdf2amwyy8mm2bgwf5bx12q">
               <w:r>
                 <w:rPr>
                   <w:rFonts w:ascii="Arial" w:cs="Arial" w:eastAsia="Arial" w:hAnsi="Arial"/>
@@ -9966,7 +10002,7 @@
             <w:pPr>
               <w:spacing w:after="20" w:before="0"/>
             </w:pPr>
-            <w:hyperlink w:history="1" r:id="rId38aj-jj1if5ksoybvqz0w">
+            <w:hyperlink w:history="1" r:id="rId3igt_7r9igthplsik0ixd">
               <w:r>
                 <w:rPr>
                   <w:rFonts w:ascii="Arial" w:cs="Arial" w:eastAsia="Arial" w:hAnsi="Arial"/>
@@ -9999,7 +10035,7 @@
               <w:spacing w:after="10" w:before="0"/>
               <w:ind w:left="120"/>
             </w:pPr>
-            <w:hyperlink w:history="1" r:id="rIdc-hrdivo1g3uqd_7mafqk">
+            <w:hyperlink w:history="1" r:id="rIdpmdepqec1q4mymmu8aaaw">
               <w:r>
                 <w:rPr>
                   <w:rFonts w:ascii="Arial" w:cs="Arial" w:eastAsia="Arial" w:hAnsi="Arial"/>
@@ -10044,7 +10080,7 @@
             <w:pPr>
               <w:spacing w:after="20" w:before="0"/>
             </w:pPr>
-            <w:hyperlink w:history="1" r:id="rIds5uvl4chazpguvy7tk0d7">
+            <w:hyperlink w:history="1" r:id="rIdpkh1kkdbzsv3crx0obtr0">
               <w:r>
                 <w:rPr>
                   <w:rFonts w:ascii="Arial" w:cs="Arial" w:eastAsia="Arial" w:hAnsi="Arial"/>
@@ -10077,7 +10113,7 @@
               <w:spacing w:after="10" w:before="0"/>
               <w:ind w:left="120"/>
             </w:pPr>
-            <w:hyperlink w:history="1" r:id="rIdctmtm0vxw4qjgo_ejopek">
+            <w:hyperlink w:history="1" r:id="rId6asdt6jzm-lsl_fvx9kat">
               <w:r>
                 <w:rPr>
                   <w:rFonts w:ascii="Arial" w:cs="Arial" w:eastAsia="Arial" w:hAnsi="Arial"/>
@@ -10272,7 +10308,7 @@
             <w:pPr>
               <w:spacing w:after="20" w:before="0"/>
             </w:pPr>
-            <w:hyperlink w:history="1" r:id="rIdn0bunyat4arizkvtlg3d0">
+            <w:hyperlink w:history="1" r:id="rIdgoxoxzny69vne2gvne7ir">
               <w:r>
                 <w:rPr>
                   <w:rFonts w:ascii="Arial" w:cs="Arial" w:eastAsia="Arial" w:hAnsi="Arial"/>
@@ -10305,7 +10341,7 @@
               <w:spacing w:after="10" w:before="0"/>
               <w:ind w:left="120"/>
             </w:pPr>
-            <w:hyperlink w:history="1" r:id="rIdd26qarc7nzp10vxsja-do">
+            <w:hyperlink w:history="1" r:id="rId2xz-_e84gc1xzpdxicros">
               <w:r>
                 <w:rPr>
                   <w:rFonts w:ascii="Arial" w:cs="Arial" w:eastAsia="Arial" w:hAnsi="Arial"/>
@@ -10350,7 +10386,7 @@
             <w:pPr>
               <w:spacing w:after="20" w:before="0"/>
             </w:pPr>
-            <w:hyperlink w:history="1" r:id="rIdfngob-ynkmykka3qyhfzx">
+            <w:hyperlink w:history="1" r:id="rIdmukm9h8ggkysvgjcgzud4">
               <w:r>
                 <w:rPr>
                   <w:rFonts w:ascii="Arial" w:cs="Arial" w:eastAsia="Arial" w:hAnsi="Arial"/>
@@ -10383,7 +10419,7 @@
               <w:spacing w:after="10" w:before="0"/>
               <w:ind w:left="120"/>
             </w:pPr>
-            <w:hyperlink w:history="1" r:id="rIdzdfitkhusgwycscdecjxx">
+            <w:hyperlink w:history="1" r:id="rId5c_w8gmi4_3sw3hzy-opv">
               <w:r>
                 <w:rPr>
                   <w:rFonts w:ascii="Arial" w:cs="Arial" w:eastAsia="Arial" w:hAnsi="Arial"/>
@@ -11478,7 +11514,25 @@
             </w:tcMar>
             <w:vAlign w:val="top"/>
           </w:tcPr>
-          <w:p/>
+          <w:p>
+            <w:pPr>
+              <w:spacing w:after="40" w:before="0"/>
+              <w:jc w:val="left"/>
+            </w:pPr>
+            <w:r>
+              <w:rPr>
+                <w:rFonts w:ascii="Arial" w:cs="Arial" w:eastAsia="Arial" w:hAnsi="Arial"/>
+                <w:b w:val="false"/>
+                <w:bCs w:val="false"/>
+                <w:i w:val="false"/>
+                <w:iCs w:val="false"/>
+                <w:color w:val="000000"/>
+                <w:sz w:val="18"/>
+                <w:szCs w:val="18"/>
+              </w:rPr>
+              <w:t xml:space="preserve">SAFETY: Ethanol is highly flammable — NO naked flames when ethanol is in use. Use an electric hot plate or a pre-boiled hot water bath maintained away from the burner. Learners must wear eye protection when handling iodine solution and hot water. Hot ethanol tubes must be handled with tongs or a cloth. Iodine solution stains skin and clothing — warn learners. If a variegated plant (e.g., Coleus or variegated Sansevieria) is not available, a bean or kale leaf partially covered with black paper or aluminium foil for 48 hours before the lesson is an equally valid and locally accessible alternative.</w:t>
+            </w:r>
+          </w:p>
         </w:tc>
       </w:tr>
     </w:tbl>
@@ -11852,7 +11906,7 @@
             <w:pPr>
               <w:spacing w:after="20" w:before="0"/>
             </w:pPr>
-            <w:hyperlink w:history="1" r:id="rIdhokuuhwwmgxuobjsb9xg4">
+            <w:hyperlink w:history="1" r:id="rIdc5sccn7srbfwrcz9bbnss">
               <w:r>
                 <w:rPr>
                   <w:rFonts w:ascii="Arial" w:cs="Arial" w:eastAsia="Arial" w:hAnsi="Arial"/>
@@ -11885,7 +11939,7 @@
               <w:spacing w:after="10" w:before="0"/>
               <w:ind w:left="120"/>
             </w:pPr>
-            <w:hyperlink w:history="1" r:id="rId1cftvix4l8vwff59ypqbe">
+            <w:hyperlink w:history="1" r:id="rIdpwhjhj9w_mwcy4ckfskvl">
               <w:r>
                 <w:rPr>
                   <w:rFonts w:ascii="Arial" w:cs="Arial" w:eastAsia="Arial" w:hAnsi="Arial"/>
@@ -11930,7 +11984,7 @@
             <w:pPr>
               <w:spacing w:after="20" w:before="0"/>
             </w:pPr>
-            <w:hyperlink w:history="1" r:id="rId14w1bekko9cp50wh4jgxf">
+            <w:hyperlink w:history="1" r:id="rIdxic4fbvrzbgtlg9mlofvg">
               <w:r>
                 <w:rPr>
                   <w:rFonts w:ascii="Arial" w:cs="Arial" w:eastAsia="Arial" w:hAnsi="Arial"/>
@@ -11963,7 +12017,7 @@
               <w:spacing w:after="10" w:before="0"/>
               <w:ind w:left="120"/>
             </w:pPr>
-            <w:hyperlink w:history="1" r:id="rIdzga5ikb1pfruxxz9ujjaw">
+            <w:hyperlink w:history="1" r:id="rIdor3ilsbkpsaauzdcq-vau">
               <w:r>
                 <w:rPr>
                   <w:rFonts w:ascii="Arial" w:cs="Arial" w:eastAsia="Arial" w:hAnsi="Arial"/>
@@ -12158,7 +12212,7 @@
             <w:pPr>
               <w:spacing w:after="20" w:before="0"/>
             </w:pPr>
-            <w:hyperlink w:history="1" r:id="rIdqkvo1mknzaqllqwhvkgyo">
+            <w:hyperlink w:history="1" r:id="rIdo2df1not2qegmc2-z3aqr">
               <w:r>
                 <w:rPr>
                   <w:rFonts w:ascii="Arial" w:cs="Arial" w:eastAsia="Arial" w:hAnsi="Arial"/>
@@ -12191,7 +12245,7 @@
               <w:spacing w:after="10" w:before="0"/>
               <w:ind w:left="120"/>
             </w:pPr>
-            <w:hyperlink w:history="1" r:id="rId66uetd5sij9_zznkg_kvy">
+            <w:hyperlink w:history="1" r:id="rIdsm6lw4wopot1_wmmvucor">
               <w:r>
                 <w:rPr>
                   <w:rFonts w:ascii="Arial" w:cs="Arial" w:eastAsia="Arial" w:hAnsi="Arial"/>
@@ -12236,7 +12290,7 @@
             <w:pPr>
               <w:spacing w:after="20" w:before="0"/>
             </w:pPr>
-            <w:hyperlink w:history="1" r:id="rIdyndqc8by3dhdtto2p2zxq">
+            <w:hyperlink w:history="1" r:id="rIdufhoh_gilh9zx002_zpxr">
               <w:r>
                 <w:rPr>
                   <w:rFonts w:ascii="Arial" w:cs="Arial" w:eastAsia="Arial" w:hAnsi="Arial"/>
@@ -12269,7 +12323,7 @@
               <w:spacing w:after="10" w:before="0"/>
               <w:ind w:left="120"/>
             </w:pPr>
-            <w:hyperlink w:history="1" r:id="rId40eak5wumyt_mqadkmrd3">
+            <w:hyperlink w:history="1" r:id="rIdxbjvfzesr7ks-ijfwii4w">
               <w:r>
                 <w:rPr>
                   <w:rFonts w:ascii="Arial" w:cs="Arial" w:eastAsia="Arial" w:hAnsi="Arial"/>
@@ -12464,7 +12518,7 @@
             <w:pPr>
               <w:spacing w:after="20" w:before="0"/>
             </w:pPr>
-            <w:hyperlink w:history="1" r:id="rIdsrwsmyvvesynpugdu7i3g">
+            <w:hyperlink w:history="1" r:id="rId9mac1i7xwd-8aqxpfy3mm">
               <w:r>
                 <w:rPr>
                   <w:rFonts w:ascii="Arial" w:cs="Arial" w:eastAsia="Arial" w:hAnsi="Arial"/>
@@ -12497,7 +12551,7 @@
               <w:spacing w:after="10" w:before="0"/>
               <w:ind w:left="120"/>
             </w:pPr>
-            <w:hyperlink w:history="1" r:id="rIddgl1_32bufxxcmf9lh2xg">
+            <w:hyperlink w:history="1" r:id="rIds7tf4wflllvf-cjmkqvmr">
               <w:r>
                 <w:rPr>
                   <w:rFonts w:ascii="Arial" w:cs="Arial" w:eastAsia="Arial" w:hAnsi="Arial"/>
@@ -12542,7 +12596,7 @@
             <w:pPr>
               <w:spacing w:after="20" w:before="0"/>
             </w:pPr>
-            <w:hyperlink w:history="1" r:id="rIdekfco4iq0nsb_mcbn9shl">
+            <w:hyperlink w:history="1" r:id="rId4f8zmd8ut-5xp3k8s5dpb">
               <w:r>
                 <w:rPr>
                   <w:rFonts w:ascii="Arial" w:cs="Arial" w:eastAsia="Arial" w:hAnsi="Arial"/>
@@ -12575,7 +12629,7 @@
               <w:spacing w:after="10" w:before="0"/>
               <w:ind w:left="120"/>
             </w:pPr>
-            <w:hyperlink w:history="1" r:id="rId4z_tmar9laxij6psicb6e">
+            <w:hyperlink w:history="1" r:id="rIdn4qg5qlfkkdpmmrf-jais">
               <w:r>
                 <w:rPr>
                   <w:rFonts w:ascii="Arial" w:cs="Arial" w:eastAsia="Arial" w:hAnsi="Arial"/>
@@ -12770,7 +12824,7 @@
             <w:pPr>
               <w:spacing w:after="20" w:before="0"/>
             </w:pPr>
-            <w:hyperlink w:history="1" r:id="rIdrumlpiya5x0pjaw9zqvoa">
+            <w:hyperlink w:history="1" r:id="rId7f-yss9pxp-rg_kzffllr">
               <w:r>
                 <w:rPr>
                   <w:rFonts w:ascii="Arial" w:cs="Arial" w:eastAsia="Arial" w:hAnsi="Arial"/>
@@ -12803,7 +12857,7 @@
               <w:spacing w:after="10" w:before="0"/>
               <w:ind w:left="120"/>
             </w:pPr>
-            <w:hyperlink w:history="1" r:id="rIdgwji7p1whdegwrbe27fsd">
+            <w:hyperlink w:history="1" r:id="rIduvyv6_dliwpyyrta8lp1q">
               <w:r>
                 <w:rPr>
                   <w:rFonts w:ascii="Arial" w:cs="Arial" w:eastAsia="Arial" w:hAnsi="Arial"/>
@@ -12848,7 +12902,7 @@
             <w:pPr>
               <w:spacing w:after="20" w:before="0"/>
             </w:pPr>
-            <w:hyperlink w:history="1" r:id="rIdbbmwrsz0pz7mn6sseuqyv">
+            <w:hyperlink w:history="1" r:id="rIdj-ojrlhpbydzffsbrfws4">
               <w:r>
                 <w:rPr>
                   <w:rFonts w:ascii="Arial" w:cs="Arial" w:eastAsia="Arial" w:hAnsi="Arial"/>
@@ -12881,7 +12935,7 @@
               <w:spacing w:after="10" w:before="0"/>
               <w:ind w:left="120"/>
             </w:pPr>
-            <w:hyperlink w:history="1" r:id="rIdefsxvvnh06l4out_fb1z1">
+            <w:hyperlink w:history="1" r:id="rIdiw-vyxss2jfidujifkbwk">
               <w:r>
                 <w:rPr>
                   <w:rFonts w:ascii="Arial" w:cs="Arial" w:eastAsia="Arial" w:hAnsi="Arial"/>
@@ -13076,7 +13130,7 @@
             <w:pPr>
               <w:spacing w:after="20" w:before="0"/>
             </w:pPr>
-            <w:hyperlink w:history="1" r:id="rIdo6g7qoawlcscgveq5ofuc">
+            <w:hyperlink w:history="1" r:id="rIdkqa47sp3lledeeie0tvye">
               <w:r>
                 <w:rPr>
                   <w:rFonts w:ascii="Arial" w:cs="Arial" w:eastAsia="Arial" w:hAnsi="Arial"/>
@@ -13109,7 +13163,7 @@
               <w:spacing w:after="10" w:before="0"/>
               <w:ind w:left="120"/>
             </w:pPr>
-            <w:hyperlink w:history="1" r:id="rIdxxm0npohfmovhacaqclhc">
+            <w:hyperlink w:history="1" r:id="rId_lhn2qxqntotf3gpzwv9-">
               <w:r>
                 <w:rPr>
                   <w:rFonts w:ascii="Arial" w:cs="Arial" w:eastAsia="Arial" w:hAnsi="Arial"/>
@@ -13154,7 +13208,7 @@
             <w:pPr>
               <w:spacing w:after="20" w:before="0"/>
             </w:pPr>
-            <w:hyperlink w:history="1" r:id="rIdctrga3ek_y4u81fdoj8_x">
+            <w:hyperlink w:history="1" r:id="rIdqu1luqukqv66xbrz6pd8n">
               <w:r>
                 <w:rPr>
                   <w:rFonts w:ascii="Arial" w:cs="Arial" w:eastAsia="Arial" w:hAnsi="Arial"/>
@@ -13187,7 +13241,7 @@
               <w:spacing w:after="10" w:before="0"/>
               <w:ind w:left="120"/>
             </w:pPr>
-            <w:hyperlink w:history="1" r:id="rIdobxb7hbqplsr708fprcvq">
+            <w:hyperlink w:history="1" r:id="rIdbvfyn8gxs3kvjeong0acu">
               <w:r>
                 <w:rPr>
                   <w:rFonts w:ascii="Arial" w:cs="Arial" w:eastAsia="Arial" w:hAnsi="Arial"/>
@@ -14626,32 +14680,32 @@
         <w:tc>
           <w:tcPr>
             <w:tcW w:type="dxa" w:w="1520"/>
-            <w:shd w:fill="F2F2F2" w:color="auto" w:val="clear"/>
-            <w:tcMar>
-              <w:top w:type="dxa" w:w="60"/>
-              <w:left w:type="dxa" w:w="120"/>
-              <w:bottom w:type="dxa" w:w="60"/>
-              <w:right w:type="dxa" w:w="120"/>
-            </w:tcMar>
-            <w:vAlign w:val="top"/>
-          </w:tcPr>
-          <w:p>
-            <w:pPr>
-              <w:spacing w:after="40" w:before="0"/>
-              <w:jc w:val="left"/>
-            </w:pPr>
-            <w:r>
-              <w:rPr>
-                <w:rFonts w:ascii="Arial" w:cs="Arial" w:eastAsia="Arial" w:hAnsi="Arial"/>
-                <w:b/>
-                <w:bCs/>
-                <w:i w:val="false"/>
-                <w:iCs w:val="false"/>
-                <w:color w:val="000000"/>
-                <w:sz w:val="18"/>
-                <w:szCs w:val="18"/>
-              </w:rPr>
-              <w:t xml:space="preserve">Phase 1 — PREDICT: Activating Prior Evidence and Generating Mechanistic Predictions</w:t>
+            <w:shd w:fill="EAD1F5" w:color="auto" w:val="clear"/>
+            <w:tcMar>
+              <w:top w:type="dxa" w:w="60"/>
+              <w:left w:type="dxa" w:w="120"/>
+              <w:bottom w:type="dxa" w:w="60"/>
+              <w:right w:type="dxa" w:w="120"/>
+            </w:tcMar>
+            <w:vAlign w:val="top"/>
+          </w:tcPr>
+          <w:p>
+            <w:pPr>
+              <w:spacing w:after="40" w:before="0"/>
+              <w:jc w:val="left"/>
+            </w:pPr>
+            <w:r>
+              <w:rPr>
+                <w:rFonts w:ascii="Arial" w:cs="Arial" w:eastAsia="Arial" w:hAnsi="Arial"/>
+                <w:b/>
+                <w:bCs/>
+                <w:i w:val="false"/>
+                <w:iCs w:val="false"/>
+                <w:color w:val="000000"/>
+                <w:sz w:val="18"/>
+                <w:szCs w:val="18"/>
+              </w:rPr>
+              <w:t xml:space="preserve">Predict Phase</w:t>
             </w:r>
           </w:p>
           <w:p>
@@ -14674,7 +14728,7 @@
             <w:pPr>
               <w:spacing w:after="20" w:before="0"/>
             </w:pPr>
-            <w:hyperlink w:history="1" r:id="rId396riq3ugau-29rdl6rey">
+            <w:hyperlink w:history="1" r:id="rIdiruvg1q03ysckqrrel_sn">
               <w:r>
                 <w:rPr>
                   <w:rFonts w:ascii="Arial" w:cs="Arial" w:eastAsia="Arial" w:hAnsi="Arial"/>
@@ -14707,7 +14761,7 @@
               <w:spacing w:after="10" w:before="0"/>
               <w:ind w:left="120"/>
             </w:pPr>
-            <w:hyperlink w:history="1" r:id="rIdys8-ljkyuilxwh3tyf3cl">
+            <w:hyperlink w:history="1" r:id="rId9x3dhgtc0te2woa33qmmv">
               <w:r>
                 <w:rPr>
                   <w:rFonts w:ascii="Arial" w:cs="Arial" w:eastAsia="Arial" w:hAnsi="Arial"/>
@@ -14752,7 +14806,7 @@
             <w:pPr>
               <w:spacing w:after="20" w:before="0"/>
             </w:pPr>
-            <w:hyperlink w:history="1" r:id="rIdkiyn2cvukwbzztspshxza">
+            <w:hyperlink w:history="1" r:id="rIdh3mpnjmigtoaszlc1adst">
               <w:r>
                 <w:rPr>
                   <w:rFonts w:ascii="Arial" w:cs="Arial" w:eastAsia="Arial" w:hAnsi="Arial"/>
@@ -14785,7 +14839,7 @@
               <w:spacing w:after="10" w:before="0"/>
               <w:ind w:left="120"/>
             </w:pPr>
-            <w:hyperlink w:history="1" r:id="rId_uzcqnd8z_xr9xth8viuw">
+            <w:hyperlink w:history="1" r:id="rIdp7ew-wnim04k_8moslzzj">
               <w:r>
                 <w:rPr>
                   <w:rFonts w:ascii="Arial" w:cs="Arial" w:eastAsia="Arial" w:hAnsi="Arial"/>
@@ -14932,32 +14986,32 @@
         <w:tc>
           <w:tcPr>
             <w:tcW w:type="dxa" w:w="1520"/>
-            <w:shd w:fill="F2F2F2" w:color="auto" w:val="clear"/>
-            <w:tcMar>
-              <w:top w:type="dxa" w:w="60"/>
-              <w:left w:type="dxa" w:w="120"/>
-              <w:bottom w:type="dxa" w:w="60"/>
-              <w:right w:type="dxa" w:w="120"/>
-            </w:tcMar>
-            <w:vAlign w:val="top"/>
-          </w:tcPr>
-          <w:p>
-            <w:pPr>
-              <w:spacing w:after="40" w:before="0"/>
-              <w:jc w:val="left"/>
-            </w:pPr>
-            <w:r>
-              <w:rPr>
-                <w:rFonts w:ascii="Arial" w:cs="Arial" w:eastAsia="Arial" w:hAnsi="Arial"/>
-                <w:b/>
-                <w:bCs/>
-                <w:i w:val="false"/>
-                <w:iCs w:val="false"/>
-                <w:color w:val="000000"/>
-                <w:sz w:val="18"/>
-                <w:szCs w:val="18"/>
-              </w:rPr>
-              <w:t xml:space="preserve">Phase 2 — OBSERVE: Guided Diagram Analysis and Annotation</w:t>
+            <w:shd w:fill="D9EEF1" w:color="auto" w:val="clear"/>
+            <w:tcMar>
+              <w:top w:type="dxa" w:w="60"/>
+              <w:left w:type="dxa" w:w="120"/>
+              <w:bottom w:type="dxa" w:w="60"/>
+              <w:right w:type="dxa" w:w="120"/>
+            </w:tcMar>
+            <w:vAlign w:val="top"/>
+          </w:tcPr>
+          <w:p>
+            <w:pPr>
+              <w:spacing w:after="40" w:before="0"/>
+              <w:jc w:val="left"/>
+            </w:pPr>
+            <w:r>
+              <w:rPr>
+                <w:rFonts w:ascii="Arial" w:cs="Arial" w:eastAsia="Arial" w:hAnsi="Arial"/>
+                <w:b/>
+                <w:bCs/>
+                <w:i w:val="false"/>
+                <w:iCs w:val="false"/>
+                <w:color w:val="000000"/>
+                <w:sz w:val="18"/>
+                <w:szCs w:val="18"/>
+              </w:rPr>
+              <w:t xml:space="preserve">Observe Phase</w:t>
             </w:r>
           </w:p>
           <w:p>
@@ -14980,7 +15034,7 @@
             <w:pPr>
               <w:spacing w:after="20" w:before="0"/>
             </w:pPr>
-            <w:hyperlink w:history="1" r:id="rIdumyslu1h44zr5wvht1g-s">
+            <w:hyperlink w:history="1" r:id="rIdikevw-8oqcbtrjdvyuzxm">
               <w:r>
                 <w:rPr>
                   <w:rFonts w:ascii="Arial" w:cs="Arial" w:eastAsia="Arial" w:hAnsi="Arial"/>
@@ -15013,7 +15067,7 @@
               <w:spacing w:after="10" w:before="0"/>
               <w:ind w:left="120"/>
             </w:pPr>
-            <w:hyperlink w:history="1" r:id="rIdycic-ug1kdzu4oclfmqsz">
+            <w:hyperlink w:history="1" r:id="rId8maztpc7cojqnw5is0gqo">
               <w:r>
                 <w:rPr>
                   <w:rFonts w:ascii="Arial" w:cs="Arial" w:eastAsia="Arial" w:hAnsi="Arial"/>
@@ -15058,7 +15112,7 @@
             <w:pPr>
               <w:spacing w:after="20" w:before="0"/>
             </w:pPr>
-            <w:hyperlink w:history="1" r:id="rIdvvbpdfitfga5helwsy-h_">
+            <w:hyperlink w:history="1" r:id="rIdsp7jf6lf40wa8ugmwj5ki">
               <w:r>
                 <w:rPr>
                   <w:rFonts w:ascii="Arial" w:cs="Arial" w:eastAsia="Arial" w:hAnsi="Arial"/>
@@ -15091,7 +15145,7 @@
               <w:spacing w:after="10" w:before="0"/>
               <w:ind w:left="120"/>
             </w:pPr>
-            <w:hyperlink w:history="1" r:id="rIdaxj-rveatj2kvxbfeadgf">
+            <w:hyperlink w:history="1" r:id="rIdhuh4zlztlikyn0fhusyif">
               <w:r>
                 <w:rPr>
                   <w:rFonts w:ascii="Arial" w:cs="Arial" w:eastAsia="Arial" w:hAnsi="Arial"/>
@@ -15238,32 +15292,32 @@
         <w:tc>
           <w:tcPr>
             <w:tcW w:type="dxa" w:w="1520"/>
-            <w:shd w:fill="F2F2F2" w:color="auto" w:val="clear"/>
-            <w:tcMar>
-              <w:top w:type="dxa" w:w="60"/>
-              <w:left w:type="dxa" w:w="120"/>
-              <w:bottom w:type="dxa" w:w="60"/>
-              <w:right w:type="dxa" w:w="120"/>
-            </w:tcMar>
-            <w:vAlign w:val="top"/>
-          </w:tcPr>
-          <w:p>
-            <w:pPr>
-              <w:spacing w:after="40" w:before="0"/>
-              <w:jc w:val="left"/>
-            </w:pPr>
-            <w:r>
-              <w:rPr>
-                <w:rFonts w:ascii="Arial" w:cs="Arial" w:eastAsia="Arial" w:hAnsi="Arial"/>
-                <w:b/>
-                <w:bCs/>
-                <w:i w:val="false"/>
-                <w:iCs w:val="false"/>
-                <w:color w:val="000000"/>
-                <w:sz w:val="18"/>
-                <w:szCs w:val="18"/>
-              </w:rPr>
-              <w:t xml:space="preserve">Phase 3 — EXPLAIN: Cause-and-Effect Chain and Phenomenon Connection</w:t>
+            <w:shd w:fill="E2EFDA" w:color="auto" w:val="clear"/>
+            <w:tcMar>
+              <w:top w:type="dxa" w:w="60"/>
+              <w:left w:type="dxa" w:w="120"/>
+              <w:bottom w:type="dxa" w:w="60"/>
+              <w:right w:type="dxa" w:w="120"/>
+            </w:tcMar>
+            <w:vAlign w:val="top"/>
+          </w:tcPr>
+          <w:p>
+            <w:pPr>
+              <w:spacing w:after="40" w:before="0"/>
+              <w:jc w:val="left"/>
+            </w:pPr>
+            <w:r>
+              <w:rPr>
+                <w:rFonts w:ascii="Arial" w:cs="Arial" w:eastAsia="Arial" w:hAnsi="Arial"/>
+                <w:b/>
+                <w:bCs/>
+                <w:i w:val="false"/>
+                <w:iCs w:val="false"/>
+                <w:color w:val="000000"/>
+                <w:sz w:val="18"/>
+                <w:szCs w:val="18"/>
+              </w:rPr>
+              <w:t xml:space="preserve">Explain Phase</w:t>
             </w:r>
           </w:p>
           <w:p>
@@ -15286,7 +15340,7 @@
             <w:pPr>
               <w:spacing w:after="20" w:before="0"/>
             </w:pPr>
-            <w:hyperlink w:history="1" r:id="rIdbvp2ay61_sn-po5zkry9f">
+            <w:hyperlink w:history="1" r:id="rId1la16xhyvdy_js2scrrop">
               <w:r>
                 <w:rPr>
                   <w:rFonts w:ascii="Arial" w:cs="Arial" w:eastAsia="Arial" w:hAnsi="Arial"/>
@@ -15319,7 +15373,7 @@
               <w:spacing w:after="10" w:before="0"/>
               <w:ind w:left="120"/>
             </w:pPr>
-            <w:hyperlink w:history="1" r:id="rIdcpdjs_z2skfv58bdwaihu">
+            <w:hyperlink w:history="1" r:id="rId0kabq1i9l-qp_pyjfvzfo">
               <w:r>
                 <w:rPr>
                   <w:rFonts w:ascii="Arial" w:cs="Arial" w:eastAsia="Arial" w:hAnsi="Arial"/>
@@ -15364,7 +15418,7 @@
             <w:pPr>
               <w:spacing w:after="20" w:before="0"/>
             </w:pPr>
-            <w:hyperlink w:history="1" r:id="rIdnnhcqjpfq9k6yd74loxly">
+            <w:hyperlink w:history="1" r:id="rIdzxmsec_qxjyrikqfekrrq">
               <w:r>
                 <w:rPr>
                   <w:rFonts w:ascii="Arial" w:cs="Arial" w:eastAsia="Arial" w:hAnsi="Arial"/>
@@ -15397,7 +15451,7 @@
               <w:spacing w:after="10" w:before="0"/>
               <w:ind w:left="120"/>
             </w:pPr>
-            <w:hyperlink w:history="1" r:id="rId02swzrjo5krjrmouebji8">
+            <w:hyperlink w:history="1" r:id="rId4-zpbxskfvpiskg7ury-v">
               <w:r>
                 <w:rPr>
                   <w:rFonts w:ascii="Arial" w:cs="Arial" w:eastAsia="Arial" w:hAnsi="Arial"/>
@@ -15544,32 +15598,32 @@
         <w:tc>
           <w:tcPr>
             <w:tcW w:type="dxa" w:w="1520"/>
-            <w:shd w:fill="F2F2F2" w:color="auto" w:val="clear"/>
-            <w:tcMar>
-              <w:top w:type="dxa" w:w="60"/>
-              <w:left w:type="dxa" w:w="120"/>
-              <w:bottom w:type="dxa" w:w="60"/>
-              <w:right w:type="dxa" w:w="120"/>
-            </w:tcMar>
-            <w:vAlign w:val="top"/>
-          </w:tcPr>
-          <w:p>
-            <w:pPr>
-              <w:spacing w:after="40" w:before="0"/>
-              <w:jc w:val="left"/>
-            </w:pPr>
-            <w:r>
-              <w:rPr>
-                <w:rFonts w:ascii="Arial" w:cs="Arial" w:eastAsia="Arial" w:hAnsi="Arial"/>
-                <w:b/>
-                <w:bCs/>
-                <w:i w:val="false"/>
-                <w:iCs w:val="false"/>
-                <w:color w:val="000000"/>
-                <w:sz w:val="18"/>
-                <w:szCs w:val="18"/>
-              </w:rPr>
-              <w:t xml:space="preserve">Phase 4 — DRIVING QUESTION BOARD (DQB) UPDATE: Mapping New Understanding</w:t>
+            <w:shd w:fill="FCE4D6" w:color="auto" w:val="clear"/>
+            <w:tcMar>
+              <w:top w:type="dxa" w:w="60"/>
+              <w:left w:type="dxa" w:w="120"/>
+              <w:bottom w:type="dxa" w:w="60"/>
+              <w:right w:type="dxa" w:w="120"/>
+            </w:tcMar>
+            <w:vAlign w:val="top"/>
+          </w:tcPr>
+          <w:p>
+            <w:pPr>
+              <w:spacing w:after="40" w:before="0"/>
+              <w:jc w:val="left"/>
+            </w:pPr>
+            <w:r>
+              <w:rPr>
+                <w:rFonts w:ascii="Arial" w:cs="Arial" w:eastAsia="Arial" w:hAnsi="Arial"/>
+                <w:b/>
+                <w:bCs/>
+                <w:i w:val="false"/>
+                <w:iCs w:val="false"/>
+                <w:color w:val="000000"/>
+                <w:sz w:val="18"/>
+                <w:szCs w:val="18"/>
+              </w:rPr>
+              <w:t xml:space="preserve">Driving Question Board (DQB) Creation</w:t>
             </w:r>
           </w:p>
           <w:p>
@@ -15592,7 +15646,7 @@
             <w:pPr>
               <w:spacing w:after="20" w:before="0"/>
             </w:pPr>
-            <w:hyperlink w:history="1" r:id="rIddiooeibvwiytpttrbj1gp">
+            <w:hyperlink w:history="1" r:id="rIdchj6a4qxvwsfqqdzx9kip">
               <w:r>
                 <w:rPr>
                   <w:rFonts w:ascii="Arial" w:cs="Arial" w:eastAsia="Arial" w:hAnsi="Arial"/>
@@ -15625,7 +15679,7 @@
               <w:spacing w:after="10" w:before="0"/>
               <w:ind w:left="120"/>
             </w:pPr>
-            <w:hyperlink w:history="1" r:id="rIdwpzspmhsykrqtulzlag80">
+            <w:hyperlink w:history="1" r:id="rId_1a3rillkdqzv_rp2iy7m">
               <w:r>
                 <w:rPr>
                   <w:rFonts w:ascii="Arial" w:cs="Arial" w:eastAsia="Arial" w:hAnsi="Arial"/>
@@ -15670,7 +15724,7 @@
             <w:pPr>
               <w:spacing w:after="20" w:before="0"/>
             </w:pPr>
-            <w:hyperlink w:history="1" r:id="rIdbfisk7acxakhbs7awn4p6">
+            <w:hyperlink w:history="1" r:id="rIdaqqbwhu1hnsde-_39jf8h">
               <w:r>
                 <w:rPr>
                   <w:rFonts w:ascii="Arial" w:cs="Arial" w:eastAsia="Arial" w:hAnsi="Arial"/>
@@ -15703,7 +15757,7 @@
               <w:spacing w:after="10" w:before="0"/>
               <w:ind w:left="120"/>
             </w:pPr>
-            <w:hyperlink w:history="1" r:id="rIdqnyjwy6rvvgpjgzoubjvx">
+            <w:hyperlink w:history="1" r:id="rIdnq_fa6qczwhakl_xtvkfl">
               <w:r>
                 <w:rPr>
                   <w:rFonts w:ascii="Arial" w:cs="Arial" w:eastAsia="Arial" w:hAnsi="Arial"/>
@@ -15850,32 +15904,32 @@
         <w:tc>
           <w:tcPr>
             <w:tcW w:type="dxa" w:w="1520"/>
-            <w:shd w:fill="F2F2F2" w:color="auto" w:val="clear"/>
-            <w:tcMar>
-              <w:top w:type="dxa" w:w="60"/>
-              <w:left w:type="dxa" w:w="120"/>
-              <w:bottom w:type="dxa" w:w="60"/>
-              <w:right w:type="dxa" w:w="120"/>
-            </w:tcMar>
-            <w:vAlign w:val="top"/>
-          </w:tcPr>
-          <w:p>
-            <w:pPr>
-              <w:spacing w:after="40" w:before="0"/>
-              <w:jc w:val="left"/>
-            </w:pPr>
-            <w:r>
-              <w:rPr>
-                <w:rFonts w:ascii="Arial" w:cs="Arial" w:eastAsia="Arial" w:hAnsi="Arial"/>
-                <w:b/>
-                <w:bCs/>
-                <w:i w:val="false"/>
-                <w:iCs w:val="false"/>
-                <w:color w:val="000000"/>
-                <w:sz w:val="18"/>
-                <w:szCs w:val="18"/>
-              </w:rPr>
-              <w:t xml:space="preserve">Phase 5 — MODEL BUILDING: Cumulative Chloroplast Model Revision</w:t>
+            <w:shd w:fill="D5E8F0" w:color="auto" w:val="clear"/>
+            <w:tcMar>
+              <w:top w:type="dxa" w:w="60"/>
+              <w:left w:type="dxa" w:w="120"/>
+              <w:bottom w:type="dxa" w:w="60"/>
+              <w:right w:type="dxa" w:w="120"/>
+            </w:tcMar>
+            <w:vAlign w:val="top"/>
+          </w:tcPr>
+          <w:p>
+            <w:pPr>
+              <w:spacing w:after="40" w:before="0"/>
+              <w:jc w:val="left"/>
+            </w:pPr>
+            <w:r>
+              <w:rPr>
+                <w:rFonts w:ascii="Arial" w:cs="Arial" w:eastAsia="Arial" w:hAnsi="Arial"/>
+                <w:b/>
+                <w:bCs/>
+                <w:i w:val="false"/>
+                <w:iCs w:val="false"/>
+                <w:color w:val="000000"/>
+                <w:sz w:val="18"/>
+                <w:szCs w:val="18"/>
+              </w:rPr>
+              <w:t xml:space="preserve">Model Building Phase</w:t>
             </w:r>
           </w:p>
           <w:p>
@@ -15898,7 +15952,7 @@
             <w:pPr>
               <w:spacing w:after="20" w:before="0"/>
             </w:pPr>
-            <w:hyperlink w:history="1" r:id="rIddbykeopu3d18zfmp_jt8f">
+            <w:hyperlink w:history="1" r:id="rIdwvynb3pdvzdfnhx_uldnr">
               <w:r>
                 <w:rPr>
                   <w:rFonts w:ascii="Arial" w:cs="Arial" w:eastAsia="Arial" w:hAnsi="Arial"/>
@@ -15931,7 +15985,7 @@
               <w:spacing w:after="10" w:before="0"/>
               <w:ind w:left="120"/>
             </w:pPr>
-            <w:hyperlink w:history="1" r:id="rIdcsztuicaartqbsa2q4sov">
+            <w:hyperlink w:history="1" r:id="rIda3mmiv-y4jnn-2d-mtmcx">
               <w:r>
                 <w:rPr>
                   <w:rFonts w:ascii="Arial" w:cs="Arial" w:eastAsia="Arial" w:hAnsi="Arial"/>
@@ -15976,7 +16030,7 @@
             <w:pPr>
               <w:spacing w:after="20" w:before="0"/>
             </w:pPr>
-            <w:hyperlink w:history="1" r:id="rIdnsyu6p4spezrzd8xz9epc">
+            <w:hyperlink w:history="1" r:id="rIdvu-7mwiummexwuw0jdrm8">
               <w:r>
                 <w:rPr>
                   <w:rFonts w:ascii="Arial" w:cs="Arial" w:eastAsia="Arial" w:hAnsi="Arial"/>
@@ -16009,7 +16063,7 @@
               <w:spacing w:after="10" w:before="0"/>
               <w:ind w:left="120"/>
             </w:pPr>
-            <w:hyperlink w:history="1" r:id="rIdavxowyper7-r7mbi1y1uv">
+            <w:hyperlink w:history="1" r:id="rId21ua5bzvy4lxmopnntfte">
               <w:r>
                 <w:rPr>
                   <w:rFonts w:ascii="Arial" w:cs="Arial" w:eastAsia="Arial" w:hAnsi="Arial"/>
@@ -17562,32 +17616,32 @@
         <w:tc>
           <w:tcPr>
             <w:tcW w:type="dxa" w:w="1520"/>
-            <w:shd w:fill="F2F2F2" w:color="auto" w:val="clear"/>
-            <w:tcMar>
-              <w:top w:type="dxa" w:w="60"/>
-              <w:left w:type="dxa" w:w="120"/>
-              <w:bottom w:type="dxa" w:w="60"/>
-              <w:right w:type="dxa" w:w="120"/>
-            </w:tcMar>
-            <w:vAlign w:val="top"/>
-          </w:tcPr>
-          <w:p>
-            <w:pPr>
-              <w:spacing w:after="40" w:before="0"/>
-              <w:jc w:val="left"/>
-            </w:pPr>
-            <w:r>
-              <w:rPr>
-                <w:rFonts w:ascii="Arial" w:cs="Arial" w:eastAsia="Arial" w:hAnsi="Arial"/>
-                <w:b/>
-                <w:bCs/>
-                <w:i w:val="false"/>
-                <w:iCs w:val="false"/>
-                <w:color w:val="000000"/>
-                <w:sz w:val="18"/>
-                <w:szCs w:val="18"/>
-              </w:rPr>
-              <w:t xml:space="preserve">Phase 1 — PREDICT (12 minutes)</w:t>
+            <w:shd w:fill="EAD1F5" w:color="auto" w:val="clear"/>
+            <w:tcMar>
+              <w:top w:type="dxa" w:w="60"/>
+              <w:left w:type="dxa" w:w="120"/>
+              <w:bottom w:type="dxa" w:w="60"/>
+              <w:right w:type="dxa" w:w="120"/>
+            </w:tcMar>
+            <w:vAlign w:val="top"/>
+          </w:tcPr>
+          <w:p>
+            <w:pPr>
+              <w:spacing w:after="40" w:before="0"/>
+              <w:jc w:val="left"/>
+            </w:pPr>
+            <w:r>
+              <w:rPr>
+                <w:rFonts w:ascii="Arial" w:cs="Arial" w:eastAsia="Arial" w:hAnsi="Arial"/>
+                <w:b/>
+                <w:bCs/>
+                <w:i w:val="false"/>
+                <w:iCs w:val="false"/>
+                <w:color w:val="000000"/>
+                <w:sz w:val="18"/>
+                <w:szCs w:val="18"/>
+              </w:rPr>
+              <w:t xml:space="preserve">Predict Phase</w:t>
             </w:r>
           </w:p>
           <w:p>
@@ -17610,7 +17664,7 @@
             <w:pPr>
               <w:spacing w:after="20" w:before="0"/>
             </w:pPr>
-            <w:hyperlink w:history="1" r:id="rIdhczkrad07ouqnb1bbouva">
+            <w:hyperlink w:history="1" r:id="rIdqay5tz6abcncuzwiuxren">
               <w:r>
                 <w:rPr>
                   <w:rFonts w:ascii="Arial" w:cs="Arial" w:eastAsia="Arial" w:hAnsi="Arial"/>
@@ -17643,7 +17697,7 @@
               <w:spacing w:after="10" w:before="0"/>
               <w:ind w:left="120"/>
             </w:pPr>
-            <w:hyperlink w:history="1" r:id="rIduxmuf6awztl9xhxzew0_7">
+            <w:hyperlink w:history="1" r:id="rIdc9nbnhcd_in4kieung-4z">
               <w:r>
                 <w:rPr>
                   <w:rFonts w:ascii="Arial" w:cs="Arial" w:eastAsia="Arial" w:hAnsi="Arial"/>
@@ -17688,7 +17742,7 @@
             <w:pPr>
               <w:spacing w:after="20" w:before="0"/>
             </w:pPr>
-            <w:hyperlink w:history="1" r:id="rIde-uehjg-zhrwsp4nifwwz">
+            <w:hyperlink w:history="1" r:id="rId3wid4q0jehexyaxctbnky">
               <w:r>
                 <w:rPr>
                   <w:rFonts w:ascii="Arial" w:cs="Arial" w:eastAsia="Arial" w:hAnsi="Arial"/>
@@ -17721,7 +17775,7 @@
               <w:spacing w:after="10" w:before="0"/>
               <w:ind w:left="120"/>
             </w:pPr>
-            <w:hyperlink w:history="1" r:id="rIdmsauz1f4q9tlcmsrmfniu">
+            <w:hyperlink w:history="1" r:id="rIdq4bm1blbwutpmnw8jztdd">
               <w:r>
                 <w:rPr>
                   <w:rFonts w:ascii="Arial" w:cs="Arial" w:eastAsia="Arial" w:hAnsi="Arial"/>
@@ -17868,32 +17922,32 @@
         <w:tc>
           <w:tcPr>
             <w:tcW w:type="dxa" w:w="1520"/>
-            <w:shd w:fill="F2F2F2" w:color="auto" w:val="clear"/>
-            <w:tcMar>
-              <w:top w:type="dxa" w:w="60"/>
-              <w:left w:type="dxa" w:w="120"/>
-              <w:bottom w:type="dxa" w:w="60"/>
-              <w:right w:type="dxa" w:w="120"/>
-            </w:tcMar>
-            <w:vAlign w:val="top"/>
-          </w:tcPr>
-          <w:p>
-            <w:pPr>
-              <w:spacing w:after="40" w:before="0"/>
-              <w:jc w:val="left"/>
-            </w:pPr>
-            <w:r>
-              <w:rPr>
-                <w:rFonts w:ascii="Arial" w:cs="Arial" w:eastAsia="Arial" w:hAnsi="Arial"/>
-                <w:b/>
-                <w:bCs/>
-                <w:i w:val="false"/>
-                <w:iCs w:val="false"/>
-                <w:color w:val="000000"/>
-                <w:sz w:val="18"/>
-                <w:szCs w:val="18"/>
-              </w:rPr>
-              <w:t xml:space="preserve">Phase 2 — OBSERVE (22 minutes)</w:t>
+            <w:shd w:fill="D9EEF1" w:color="auto" w:val="clear"/>
+            <w:tcMar>
+              <w:top w:type="dxa" w:w="60"/>
+              <w:left w:type="dxa" w:w="120"/>
+              <w:bottom w:type="dxa" w:w="60"/>
+              <w:right w:type="dxa" w:w="120"/>
+            </w:tcMar>
+            <w:vAlign w:val="top"/>
+          </w:tcPr>
+          <w:p>
+            <w:pPr>
+              <w:spacing w:after="40" w:before="0"/>
+              <w:jc w:val="left"/>
+            </w:pPr>
+            <w:r>
+              <w:rPr>
+                <w:rFonts w:ascii="Arial" w:cs="Arial" w:eastAsia="Arial" w:hAnsi="Arial"/>
+                <w:b/>
+                <w:bCs/>
+                <w:i w:val="false"/>
+                <w:iCs w:val="false"/>
+                <w:color w:val="000000"/>
+                <w:sz w:val="18"/>
+                <w:szCs w:val="18"/>
+              </w:rPr>
+              <w:t xml:space="preserve">Observe Phase</w:t>
             </w:r>
           </w:p>
           <w:p>
@@ -17916,7 +17970,7 @@
             <w:pPr>
               <w:spacing w:after="20" w:before="0"/>
             </w:pPr>
-            <w:hyperlink w:history="1" r:id="rIdtcepln9jcww751ukw9klk">
+            <w:hyperlink w:history="1" r:id="rIde5ig26byouwwzhqpeilfh">
               <w:r>
                 <w:rPr>
                   <w:rFonts w:ascii="Arial" w:cs="Arial" w:eastAsia="Arial" w:hAnsi="Arial"/>
@@ -17949,7 +18003,7 @@
               <w:spacing w:after="10" w:before="0"/>
               <w:ind w:left="120"/>
             </w:pPr>
-            <w:hyperlink w:history="1" r:id="rIdpswp28ooimzcsuoevelcd">
+            <w:hyperlink w:history="1" r:id="rIdhymbqon_mdwejduzfro1r">
               <w:r>
                 <w:rPr>
                   <w:rFonts w:ascii="Arial" w:cs="Arial" w:eastAsia="Arial" w:hAnsi="Arial"/>
@@ -17994,7 +18048,7 @@
             <w:pPr>
               <w:spacing w:after="20" w:before="0"/>
             </w:pPr>
-            <w:hyperlink w:history="1" r:id="rIdh-culbuy5knexy0b74q4c">
+            <w:hyperlink w:history="1" r:id="rId8pxyi8lsdwv3dq6zrwq6l">
               <w:r>
                 <w:rPr>
                   <w:rFonts w:ascii="Arial" w:cs="Arial" w:eastAsia="Arial" w:hAnsi="Arial"/>
@@ -18027,7 +18081,7 @@
               <w:spacing w:after="10" w:before="0"/>
               <w:ind w:left="120"/>
             </w:pPr>
-            <w:hyperlink w:history="1" r:id="rIdsxxbqzmdi2pcm3jxgalpx">
+            <w:hyperlink w:history="1" r:id="rIdtmpowzhdvlybe0_sra70i">
               <w:r>
                 <w:rPr>
                   <w:rFonts w:ascii="Arial" w:cs="Arial" w:eastAsia="Arial" w:hAnsi="Arial"/>
@@ -18174,32 +18228,32 @@
         <w:tc>
           <w:tcPr>
             <w:tcW w:type="dxa" w:w="1520"/>
-            <w:shd w:fill="F2F2F2" w:color="auto" w:val="clear"/>
-            <w:tcMar>
-              <w:top w:type="dxa" w:w="60"/>
-              <w:left w:type="dxa" w:w="120"/>
-              <w:bottom w:type="dxa" w:w="60"/>
-              <w:right w:type="dxa" w:w="120"/>
-            </w:tcMar>
-            <w:vAlign w:val="top"/>
-          </w:tcPr>
-          <w:p>
-            <w:pPr>
-              <w:spacing w:after="40" w:before="0"/>
-              <w:jc w:val="left"/>
-            </w:pPr>
-            <w:r>
-              <w:rPr>
-                <w:rFonts w:ascii="Arial" w:cs="Arial" w:eastAsia="Arial" w:hAnsi="Arial"/>
-                <w:b/>
-                <w:bCs/>
-                <w:i w:val="false"/>
-                <w:iCs w:val="false"/>
-                <w:color w:val="000000"/>
-                <w:sz w:val="18"/>
-                <w:szCs w:val="18"/>
-              </w:rPr>
-              <w:t xml:space="preserve">Phase 3 — EXPLAIN (22 minutes)</w:t>
+            <w:shd w:fill="E2EFDA" w:color="auto" w:val="clear"/>
+            <w:tcMar>
+              <w:top w:type="dxa" w:w="60"/>
+              <w:left w:type="dxa" w:w="120"/>
+              <w:bottom w:type="dxa" w:w="60"/>
+              <w:right w:type="dxa" w:w="120"/>
+            </w:tcMar>
+            <w:vAlign w:val="top"/>
+          </w:tcPr>
+          <w:p>
+            <w:pPr>
+              <w:spacing w:after="40" w:before="0"/>
+              <w:jc w:val="left"/>
+            </w:pPr>
+            <w:r>
+              <w:rPr>
+                <w:rFonts w:ascii="Arial" w:cs="Arial" w:eastAsia="Arial" w:hAnsi="Arial"/>
+                <w:b/>
+                <w:bCs/>
+                <w:i w:val="false"/>
+                <w:iCs w:val="false"/>
+                <w:color w:val="000000"/>
+                <w:sz w:val="18"/>
+                <w:szCs w:val="18"/>
+              </w:rPr>
+              <w:t xml:space="preserve">Explain Phase</w:t>
             </w:r>
           </w:p>
           <w:p>
@@ -18222,7 +18276,7 @@
             <w:pPr>
               <w:spacing w:after="20" w:before="0"/>
             </w:pPr>
-            <w:hyperlink w:history="1" r:id="rIdthzgfyogxye91disf8nd2">
+            <w:hyperlink w:history="1" r:id="rIdf0syhrcibxu-nofalzmel">
               <w:r>
                 <w:rPr>
                   <w:rFonts w:ascii="Arial" w:cs="Arial" w:eastAsia="Arial" w:hAnsi="Arial"/>
@@ -18255,7 +18309,7 @@
               <w:spacing w:after="10" w:before="0"/>
               <w:ind w:left="120"/>
             </w:pPr>
-            <w:hyperlink w:history="1" r:id="rIdbtn8_zhjecxfy_i2jmybf">
+            <w:hyperlink w:history="1" r:id="rIdx835qeyxakogwnui894qz">
               <w:r>
                 <w:rPr>
                   <w:rFonts w:ascii="Arial" w:cs="Arial" w:eastAsia="Arial" w:hAnsi="Arial"/>
@@ -18300,7 +18354,7 @@
             <w:pPr>
               <w:spacing w:after="20" w:before="0"/>
             </w:pPr>
-            <w:hyperlink w:history="1" r:id="rId_toz7bonzpinzcffethhf">
+            <w:hyperlink w:history="1" r:id="rIdv_7_qgb2sdo0mnkj8llym">
               <w:r>
                 <w:rPr>
                   <w:rFonts w:ascii="Arial" w:cs="Arial" w:eastAsia="Arial" w:hAnsi="Arial"/>
@@ -18333,7 +18387,7 @@
               <w:spacing w:after="10" w:before="0"/>
               <w:ind w:left="120"/>
             </w:pPr>
-            <w:hyperlink w:history="1" r:id="rIdgovszvq2ixnesrgbtecgi">
+            <w:hyperlink w:history="1" r:id="rIdy2g1bzp7p7vzn7ifw748n">
               <w:r>
                 <w:rPr>
                   <w:rFonts w:ascii="Arial" w:cs="Arial" w:eastAsia="Arial" w:hAnsi="Arial"/>
@@ -18480,32 +18534,32 @@
         <w:tc>
           <w:tcPr>
             <w:tcW w:type="dxa" w:w="1520"/>
-            <w:shd w:fill="F2F2F2" w:color="auto" w:val="clear"/>
-            <w:tcMar>
-              <w:top w:type="dxa" w:w="60"/>
-              <w:left w:type="dxa" w:w="120"/>
-              <w:bottom w:type="dxa" w:w="60"/>
-              <w:right w:type="dxa" w:w="120"/>
-            </w:tcMar>
-            <w:vAlign w:val="top"/>
-          </w:tcPr>
-          <w:p>
-            <w:pPr>
-              <w:spacing w:after="40" w:before="0"/>
-              <w:jc w:val="left"/>
-            </w:pPr>
-            <w:r>
-              <w:rPr>
-                <w:rFonts w:ascii="Arial" w:cs="Arial" w:eastAsia="Arial" w:hAnsi="Arial"/>
-                <w:b/>
-                <w:bCs/>
-                <w:i w:val="false"/>
-                <w:iCs w:val="false"/>
-                <w:color w:val="000000"/>
-                <w:sz w:val="18"/>
-                <w:szCs w:val="18"/>
-              </w:rPr>
-              <w:t xml:space="preserve">Phase 4 — DRIVING QUESTION BOARD (DQB) UPDATE (10 minutes)</w:t>
+            <w:shd w:fill="FCE4D6" w:color="auto" w:val="clear"/>
+            <w:tcMar>
+              <w:top w:type="dxa" w:w="60"/>
+              <w:left w:type="dxa" w:w="120"/>
+              <w:bottom w:type="dxa" w:w="60"/>
+              <w:right w:type="dxa" w:w="120"/>
+            </w:tcMar>
+            <w:vAlign w:val="top"/>
+          </w:tcPr>
+          <w:p>
+            <w:pPr>
+              <w:spacing w:after="40" w:before="0"/>
+              <w:jc w:val="left"/>
+            </w:pPr>
+            <w:r>
+              <w:rPr>
+                <w:rFonts w:ascii="Arial" w:cs="Arial" w:eastAsia="Arial" w:hAnsi="Arial"/>
+                <w:b/>
+                <w:bCs/>
+                <w:i w:val="false"/>
+                <w:iCs w:val="false"/>
+                <w:color w:val="000000"/>
+                <w:sz w:val="18"/>
+                <w:szCs w:val="18"/>
+              </w:rPr>
+              <w:t xml:space="preserve">Driving Question Board (DQB) Creation</w:t>
             </w:r>
           </w:p>
           <w:p>
@@ -18528,7 +18582,7 @@
             <w:pPr>
               <w:spacing w:after="20" w:before="0"/>
             </w:pPr>
-            <w:hyperlink w:history="1" r:id="rIdmsbivyvkrurcowccjpbgk">
+            <w:hyperlink w:history="1" r:id="rIdiy7awpkfreroy3b2oenkd">
               <w:r>
                 <w:rPr>
                   <w:rFonts w:ascii="Arial" w:cs="Arial" w:eastAsia="Arial" w:hAnsi="Arial"/>
@@ -18561,7 +18615,7 @@
               <w:spacing w:after="10" w:before="0"/>
               <w:ind w:left="120"/>
             </w:pPr>
-            <w:hyperlink w:history="1" r:id="rId5umzo3b5gpp6rpqagoims">
+            <w:hyperlink w:history="1" r:id="rIdnp1jywflhro-8rr2s3fze">
               <w:r>
                 <w:rPr>
                   <w:rFonts w:ascii="Arial" w:cs="Arial" w:eastAsia="Arial" w:hAnsi="Arial"/>
@@ -18606,7 +18660,7 @@
             <w:pPr>
               <w:spacing w:after="20" w:before="0"/>
             </w:pPr>
-            <w:hyperlink w:history="1" r:id="rIdmboqvylvuekp4um_jsqg3">
+            <w:hyperlink w:history="1" r:id="rId5-ybpodqkxgfvolwn7chz">
               <w:r>
                 <w:rPr>
                   <w:rFonts w:ascii="Arial" w:cs="Arial" w:eastAsia="Arial" w:hAnsi="Arial"/>
@@ -18639,7 +18693,7 @@
               <w:spacing w:after="10" w:before="0"/>
               <w:ind w:left="120"/>
             </w:pPr>
-            <w:hyperlink w:history="1" r:id="rId1tum9rh_jnlz4iftowp9u">
+            <w:hyperlink w:history="1" r:id="rIdt9iloubmms-sxbgkgaeon">
               <w:r>
                 <w:rPr>
                   <w:rFonts w:ascii="Arial" w:cs="Arial" w:eastAsia="Arial" w:hAnsi="Arial"/>
@@ -18786,32 +18840,32 @@
         <w:tc>
           <w:tcPr>
             <w:tcW w:type="dxa" w:w="1520"/>
-            <w:shd w:fill="F2F2F2" w:color="auto" w:val="clear"/>
-            <w:tcMar>
-              <w:top w:type="dxa" w:w="60"/>
-              <w:left w:type="dxa" w:w="120"/>
-              <w:bottom w:type="dxa" w:w="60"/>
-              <w:right w:type="dxa" w:w="120"/>
-            </w:tcMar>
-            <w:vAlign w:val="top"/>
-          </w:tcPr>
-          <w:p>
-            <w:pPr>
-              <w:spacing w:after="40" w:before="0"/>
-              <w:jc w:val="left"/>
-            </w:pPr>
-            <w:r>
-              <w:rPr>
-                <w:rFonts w:ascii="Arial" w:cs="Arial" w:eastAsia="Arial" w:hAnsi="Arial"/>
-                <w:b/>
-                <w:bCs/>
-                <w:i w:val="false"/>
-                <w:iCs w:val="false"/>
-                <w:color w:val="000000"/>
-                <w:sz w:val="18"/>
-                <w:szCs w:val="18"/>
-              </w:rPr>
-              <w:t xml:space="preserve">Phase 5 — MODEL BUILDING (14 minutes)</w:t>
+            <w:shd w:fill="D5E8F0" w:color="auto" w:val="clear"/>
+            <w:tcMar>
+              <w:top w:type="dxa" w:w="60"/>
+              <w:left w:type="dxa" w:w="120"/>
+              <w:bottom w:type="dxa" w:w="60"/>
+              <w:right w:type="dxa" w:w="120"/>
+            </w:tcMar>
+            <w:vAlign w:val="top"/>
+          </w:tcPr>
+          <w:p>
+            <w:pPr>
+              <w:spacing w:after="40" w:before="0"/>
+              <w:jc w:val="left"/>
+            </w:pPr>
+            <w:r>
+              <w:rPr>
+                <w:rFonts w:ascii="Arial" w:cs="Arial" w:eastAsia="Arial" w:hAnsi="Arial"/>
+                <w:b/>
+                <w:bCs/>
+                <w:i w:val="false"/>
+                <w:iCs w:val="false"/>
+                <w:color w:val="000000"/>
+                <w:sz w:val="18"/>
+                <w:szCs w:val="18"/>
+              </w:rPr>
+              <w:t xml:space="preserve">Model Building Phase</w:t>
             </w:r>
           </w:p>
           <w:p>
@@ -18834,7 +18888,7 @@
             <w:pPr>
               <w:spacing w:after="20" w:before="0"/>
             </w:pPr>
-            <w:hyperlink w:history="1" r:id="rId6bemrswzlyq4kjsl_kc3t">
+            <w:hyperlink w:history="1" r:id="rIdlwtvbofyiumbc7laowuuy">
               <w:r>
                 <w:rPr>
                   <w:rFonts w:ascii="Arial" w:cs="Arial" w:eastAsia="Arial" w:hAnsi="Arial"/>
@@ -18867,7 +18921,7 @@
               <w:spacing w:after="10" w:before="0"/>
               <w:ind w:left="120"/>
             </w:pPr>
-            <w:hyperlink w:history="1" r:id="rIdnn2whvjr0u2snaiqowyax">
+            <w:hyperlink w:history="1" r:id="rIdx0cbhkk8mbcszqzcudiut">
               <w:r>
                 <w:rPr>
                   <w:rFonts w:ascii="Arial" w:cs="Arial" w:eastAsia="Arial" w:hAnsi="Arial"/>
@@ -18912,7 +18966,7 @@
             <w:pPr>
               <w:spacing w:after="20" w:before="0"/>
             </w:pPr>
-            <w:hyperlink w:history="1" r:id="rIdl_vwr2myi4lgdvqnktua8">
+            <w:hyperlink w:history="1" r:id="rId4dak883qispd-un4muv4j">
               <w:r>
                 <w:rPr>
                   <w:rFonts w:ascii="Arial" w:cs="Arial" w:eastAsia="Arial" w:hAnsi="Arial"/>
@@ -18945,7 +18999,7 @@
               <w:spacing w:after="10" w:before="0"/>
               <w:ind w:left="120"/>
             </w:pPr>
-            <w:hyperlink w:history="1" r:id="rIdcsw9q9d8u0qn5b6temtkc">
+            <w:hyperlink w:history="1" r:id="rIdn-zee0gr3q8ru5jq-sgbb">
               <w:r>
                 <w:rPr>
                   <w:rFonts w:ascii="Arial" w:cs="Arial" w:eastAsia="Arial" w:hAnsi="Arial"/>
@@ -20385,32 +20439,32 @@
         <w:tc>
           <w:tcPr>
             <w:tcW w:type="dxa" w:w="1520"/>
-            <w:shd w:fill="F2F2F2" w:color="auto" w:val="clear"/>
-            <w:tcMar>
-              <w:top w:type="dxa" w:w="60"/>
-              <w:left w:type="dxa" w:w="120"/>
-              <w:bottom w:type="dxa" w:w="60"/>
-              <w:right w:type="dxa" w:w="120"/>
-            </w:tcMar>
-            <w:vAlign w:val="top"/>
-          </w:tcPr>
-          <w:p>
-            <w:pPr>
-              <w:spacing w:after="40" w:before="0"/>
-              <w:jc w:val="left"/>
-            </w:pPr>
-            <w:r>
-              <w:rPr>
-                <w:rFonts w:ascii="Arial" w:cs="Arial" w:eastAsia="Arial" w:hAnsi="Arial"/>
-                <w:b/>
-                <w:bCs/>
-                <w:i w:val="false"/>
-                <w:iCs w:val="false"/>
-                <w:color w:val="000000"/>
-                <w:sz w:val="18"/>
-                <w:szCs w:val="18"/>
-              </w:rPr>
-              <w:t xml:space="preserve">1 — PREDICT</w:t>
+            <w:shd w:fill="EAD1F5" w:color="auto" w:val="clear"/>
+            <w:tcMar>
+              <w:top w:type="dxa" w:w="60"/>
+              <w:left w:type="dxa" w:w="120"/>
+              <w:bottom w:type="dxa" w:w="60"/>
+              <w:right w:type="dxa" w:w="120"/>
+            </w:tcMar>
+            <w:vAlign w:val="top"/>
+          </w:tcPr>
+          <w:p>
+            <w:pPr>
+              <w:spacing w:after="40" w:before="0"/>
+              <w:jc w:val="left"/>
+            </w:pPr>
+            <w:r>
+              <w:rPr>
+                <w:rFonts w:ascii="Arial" w:cs="Arial" w:eastAsia="Arial" w:hAnsi="Arial"/>
+                <w:b/>
+                <w:bCs/>
+                <w:i w:val="false"/>
+                <w:iCs w:val="false"/>
+                <w:color w:val="000000"/>
+                <w:sz w:val="18"/>
+                <w:szCs w:val="18"/>
+              </w:rPr>
+              <w:t xml:space="preserve">Predict Phase</w:t>
             </w:r>
           </w:p>
           <w:p>
@@ -20433,7 +20487,7 @@
             <w:pPr>
               <w:spacing w:after="20" w:before="0"/>
             </w:pPr>
-            <w:hyperlink w:history="1" r:id="rIdhifhtlulw8bgjznxati-0">
+            <w:hyperlink w:history="1" r:id="rIdfznvyjz4phuyqhzotvkfn">
               <w:r>
                 <w:rPr>
                   <w:rFonts w:ascii="Arial" w:cs="Arial" w:eastAsia="Arial" w:hAnsi="Arial"/>
@@ -20466,7 +20520,7 @@
               <w:spacing w:after="10" w:before="0"/>
               <w:ind w:left="120"/>
             </w:pPr>
-            <w:hyperlink w:history="1" r:id="rIdols_kdbc8_q1hwfxqdmca">
+            <w:hyperlink w:history="1" r:id="rIdovmrmi4qugquaoitktwol">
               <w:r>
                 <w:rPr>
                   <w:rFonts w:ascii="Arial" w:cs="Arial" w:eastAsia="Arial" w:hAnsi="Arial"/>
@@ -20511,7 +20565,7 @@
             <w:pPr>
               <w:spacing w:after="20" w:before="0"/>
             </w:pPr>
-            <w:hyperlink w:history="1" r:id="rIdrvfak6vx7iksy8dt2seko">
+            <w:hyperlink w:history="1" r:id="rIdrvchtdsqpdifz5o5sypke">
               <w:r>
                 <w:rPr>
                   <w:rFonts w:ascii="Arial" w:cs="Arial" w:eastAsia="Arial" w:hAnsi="Arial"/>
@@ -20544,7 +20598,7 @@
               <w:spacing w:after="10" w:before="0"/>
               <w:ind w:left="120"/>
             </w:pPr>
-            <w:hyperlink w:history="1" r:id="rIda7u2aauqkix0ryiv6hswo">
+            <w:hyperlink w:history="1" r:id="rIdtychgofzogdoa5gfie6e-">
               <w:r>
                 <w:rPr>
                   <w:rFonts w:ascii="Arial" w:cs="Arial" w:eastAsia="Arial" w:hAnsi="Arial"/>
@@ -20767,32 +20821,32 @@
         <w:tc>
           <w:tcPr>
             <w:tcW w:type="dxa" w:w="1520"/>
-            <w:shd w:fill="F2F2F2" w:color="auto" w:val="clear"/>
-            <w:tcMar>
-              <w:top w:type="dxa" w:w="60"/>
-              <w:left w:type="dxa" w:w="120"/>
-              <w:bottom w:type="dxa" w:w="60"/>
-              <w:right w:type="dxa" w:w="120"/>
-            </w:tcMar>
-            <w:vAlign w:val="top"/>
-          </w:tcPr>
-          <w:p>
-            <w:pPr>
-              <w:spacing w:after="40" w:before="0"/>
-              <w:jc w:val="left"/>
-            </w:pPr>
-            <w:r>
-              <w:rPr>
-                <w:rFonts w:ascii="Arial" w:cs="Arial" w:eastAsia="Arial" w:hAnsi="Arial"/>
-                <w:b/>
-                <w:bCs/>
-                <w:i w:val="false"/>
-                <w:iCs w:val="false"/>
-                <w:color w:val="000000"/>
-                <w:sz w:val="18"/>
-                <w:szCs w:val="18"/>
-              </w:rPr>
-              <w:t xml:space="preserve">2 — OBSERVE (Plan &amp; Carry Out Investigation)</w:t>
+            <w:shd w:fill="D9EEF1" w:color="auto" w:val="clear"/>
+            <w:tcMar>
+              <w:top w:type="dxa" w:w="60"/>
+              <w:left w:type="dxa" w:w="120"/>
+              <w:bottom w:type="dxa" w:w="60"/>
+              <w:right w:type="dxa" w:w="120"/>
+            </w:tcMar>
+            <w:vAlign w:val="top"/>
+          </w:tcPr>
+          <w:p>
+            <w:pPr>
+              <w:spacing w:after="40" w:before="0"/>
+              <w:jc w:val="left"/>
+            </w:pPr>
+            <w:r>
+              <w:rPr>
+                <w:rFonts w:ascii="Arial" w:cs="Arial" w:eastAsia="Arial" w:hAnsi="Arial"/>
+                <w:b/>
+                <w:bCs/>
+                <w:i w:val="false"/>
+                <w:iCs w:val="false"/>
+                <w:color w:val="000000"/>
+                <w:sz w:val="18"/>
+                <w:szCs w:val="18"/>
+              </w:rPr>
+              <w:t xml:space="preserve">Observe Phase</w:t>
             </w:r>
           </w:p>
           <w:p>
@@ -20815,7 +20869,7 @@
             <w:pPr>
               <w:spacing w:after="20" w:before="0"/>
             </w:pPr>
-            <w:hyperlink w:history="1" r:id="rIdioo9ltalthyootva4jtxl">
+            <w:hyperlink w:history="1" r:id="rId6pok1k0mmnh4qbvdsb9hd">
               <w:r>
                 <w:rPr>
                   <w:rFonts w:ascii="Arial" w:cs="Arial" w:eastAsia="Arial" w:hAnsi="Arial"/>
@@ -20848,7 +20902,7 @@
               <w:spacing w:after="10" w:before="0"/>
               <w:ind w:left="120"/>
             </w:pPr>
-            <w:hyperlink w:history="1" r:id="rIdrrjawm58zgpyrithc7ror">
+            <w:hyperlink w:history="1" r:id="rIds9tmf9os-oipku1vjo8py">
               <w:r>
                 <w:rPr>
                   <w:rFonts w:ascii="Arial" w:cs="Arial" w:eastAsia="Arial" w:hAnsi="Arial"/>
@@ -20893,7 +20947,7 @@
             <w:pPr>
               <w:spacing w:after="20" w:before="0"/>
             </w:pPr>
-            <w:hyperlink w:history="1" r:id="rIdpramtxfnv09_lbgvmy_md">
+            <w:hyperlink w:history="1" r:id="rIdu4fqnttc5jnfyi13oo84l">
               <w:r>
                 <w:rPr>
                   <w:rFonts w:ascii="Arial" w:cs="Arial" w:eastAsia="Arial" w:hAnsi="Arial"/>
@@ -20926,7 +20980,7 @@
               <w:spacing w:after="10" w:before="0"/>
               <w:ind w:left="120"/>
             </w:pPr>
-            <w:hyperlink w:history="1" r:id="rIdifefgsvmzxk3mlmvrl9nk">
+            <w:hyperlink w:history="1" r:id="rIdoll6rjuvvjzi6tmyasfup">
               <w:r>
                 <w:rPr>
                   <w:rFonts w:ascii="Arial" w:cs="Arial" w:eastAsia="Arial" w:hAnsi="Arial"/>
@@ -21377,32 +21431,32 @@
         <w:tc>
           <w:tcPr>
             <w:tcW w:type="dxa" w:w="1520"/>
-            <w:shd w:fill="F2F2F2" w:color="auto" w:val="clear"/>
-            <w:tcMar>
-              <w:top w:type="dxa" w:w="60"/>
-              <w:left w:type="dxa" w:w="120"/>
-              <w:bottom w:type="dxa" w:w="60"/>
-              <w:right w:type="dxa" w:w="120"/>
-            </w:tcMar>
-            <w:vAlign w:val="top"/>
-          </w:tcPr>
-          <w:p>
-            <w:pPr>
-              <w:spacing w:after="40" w:before="0"/>
-              <w:jc w:val="left"/>
-            </w:pPr>
-            <w:r>
-              <w:rPr>
-                <w:rFonts w:ascii="Arial" w:cs="Arial" w:eastAsia="Arial" w:hAnsi="Arial"/>
-                <w:b/>
-                <w:bCs/>
-                <w:i w:val="false"/>
-                <w:iCs w:val="false"/>
-                <w:color w:val="000000"/>
-                <w:sz w:val="18"/>
-                <w:szCs w:val="18"/>
-              </w:rPr>
-              <w:t xml:space="preserve">3 — EXPLAIN</w:t>
+            <w:shd w:fill="E2EFDA" w:color="auto" w:val="clear"/>
+            <w:tcMar>
+              <w:top w:type="dxa" w:w="60"/>
+              <w:left w:type="dxa" w:w="120"/>
+              <w:bottom w:type="dxa" w:w="60"/>
+              <w:right w:type="dxa" w:w="120"/>
+            </w:tcMar>
+            <w:vAlign w:val="top"/>
+          </w:tcPr>
+          <w:p>
+            <w:pPr>
+              <w:spacing w:after="40" w:before="0"/>
+              <w:jc w:val="left"/>
+            </w:pPr>
+            <w:r>
+              <w:rPr>
+                <w:rFonts w:ascii="Arial" w:cs="Arial" w:eastAsia="Arial" w:hAnsi="Arial"/>
+                <w:b/>
+                <w:bCs/>
+                <w:i w:val="false"/>
+                <w:iCs w:val="false"/>
+                <w:color w:val="000000"/>
+                <w:sz w:val="18"/>
+                <w:szCs w:val="18"/>
+              </w:rPr>
+              <w:t xml:space="preserve">Explain Phase</w:t>
             </w:r>
           </w:p>
           <w:p>
@@ -21425,7 +21479,7 @@
             <w:pPr>
               <w:spacing w:after="20" w:before="0"/>
             </w:pPr>
-            <w:hyperlink w:history="1" r:id="rIdnt4jf5oxkplnbnd8m3tec">
+            <w:hyperlink w:history="1" r:id="rIdlzpkrl0f24pndsuylra1s">
               <w:r>
                 <w:rPr>
                   <w:rFonts w:ascii="Arial" w:cs="Arial" w:eastAsia="Arial" w:hAnsi="Arial"/>
@@ -21458,7 +21512,7 @@
               <w:spacing w:after="10" w:before="0"/>
               <w:ind w:left="120"/>
             </w:pPr>
-            <w:hyperlink w:history="1" r:id="rIdmlb0ili2hlp0ugdnqxswr">
+            <w:hyperlink w:history="1" r:id="rIdhbjjtx721q_uwwokdiscv">
               <w:r>
                 <w:rPr>
                   <w:rFonts w:ascii="Arial" w:cs="Arial" w:eastAsia="Arial" w:hAnsi="Arial"/>
@@ -21503,7 +21557,7 @@
             <w:pPr>
               <w:spacing w:after="20" w:before="0"/>
             </w:pPr>
-            <w:hyperlink w:history="1" r:id="rIddu-umgdolvjfbmerukadz">
+            <w:hyperlink w:history="1" r:id="rIdbhtqdx-jqfx2nwvo5l37j">
               <w:r>
                 <w:rPr>
                   <w:rFonts w:ascii="Arial" w:cs="Arial" w:eastAsia="Arial" w:hAnsi="Arial"/>
@@ -21536,7 +21590,7 @@
               <w:spacing w:after="10" w:before="0"/>
               <w:ind w:left="120"/>
             </w:pPr>
-            <w:hyperlink w:history="1" r:id="rId_m2wtn3pf_buoij_wqa-9">
+            <w:hyperlink w:history="1" r:id="rIdxcfv6h4fdscrhorlwcxdm">
               <w:r>
                 <w:rPr>
                   <w:rFonts w:ascii="Arial" w:cs="Arial" w:eastAsia="Arial" w:hAnsi="Arial"/>
@@ -21759,32 +21813,32 @@
         <w:tc>
           <w:tcPr>
             <w:tcW w:type="dxa" w:w="1520"/>
-            <w:shd w:fill="F2F2F2" w:color="auto" w:val="clear"/>
-            <w:tcMar>
-              <w:top w:type="dxa" w:w="60"/>
-              <w:left w:type="dxa" w:w="120"/>
-              <w:bottom w:type="dxa" w:w="60"/>
-              <w:right w:type="dxa" w:w="120"/>
-            </w:tcMar>
-            <w:vAlign w:val="top"/>
-          </w:tcPr>
-          <w:p>
-            <w:pPr>
-              <w:spacing w:after="40" w:before="0"/>
-              <w:jc w:val="left"/>
-            </w:pPr>
-            <w:r>
-              <w:rPr>
-                <w:rFonts w:ascii="Arial" w:cs="Arial" w:eastAsia="Arial" w:hAnsi="Arial"/>
-                <w:b/>
-                <w:bCs/>
-                <w:i w:val="false"/>
-                <w:iCs w:val="false"/>
-                <w:color w:val="000000"/>
-                <w:sz w:val="18"/>
-                <w:szCs w:val="18"/>
-              </w:rPr>
-              <w:t xml:space="preserve">4 — DRIVING QUESTION BOARD (DQB) UPDATE</w:t>
+            <w:shd w:fill="FCE4D6" w:color="auto" w:val="clear"/>
+            <w:tcMar>
+              <w:top w:type="dxa" w:w="60"/>
+              <w:left w:type="dxa" w:w="120"/>
+              <w:bottom w:type="dxa" w:w="60"/>
+              <w:right w:type="dxa" w:w="120"/>
+            </w:tcMar>
+            <w:vAlign w:val="top"/>
+          </w:tcPr>
+          <w:p>
+            <w:pPr>
+              <w:spacing w:after="40" w:before="0"/>
+              <w:jc w:val="left"/>
+            </w:pPr>
+            <w:r>
+              <w:rPr>
+                <w:rFonts w:ascii="Arial" w:cs="Arial" w:eastAsia="Arial" w:hAnsi="Arial"/>
+                <w:b/>
+                <w:bCs/>
+                <w:i w:val="false"/>
+                <w:iCs w:val="false"/>
+                <w:color w:val="000000"/>
+                <w:sz w:val="18"/>
+                <w:szCs w:val="18"/>
+              </w:rPr>
+              <w:t xml:space="preserve">Driving Question Board (DQB) Creation</w:t>
             </w:r>
           </w:p>
           <w:p>
@@ -21807,7 +21861,7 @@
             <w:pPr>
               <w:spacing w:after="20" w:before="0"/>
             </w:pPr>
-            <w:hyperlink w:history="1" r:id="rIdnnkztwotoefn47lja47xq">
+            <w:hyperlink w:history="1" r:id="rId8-zn1a_ftqzh9mqdzpk8q">
               <w:r>
                 <w:rPr>
                   <w:rFonts w:ascii="Arial" w:cs="Arial" w:eastAsia="Arial" w:hAnsi="Arial"/>
@@ -21840,7 +21894,7 @@
               <w:spacing w:after="10" w:before="0"/>
               <w:ind w:left="120"/>
             </w:pPr>
-            <w:hyperlink w:history="1" r:id="rIde9vsjzvpvhvwu8obg0vrf">
+            <w:hyperlink w:history="1" r:id="rIdc1zuxl8eeonjnjzixgo-a">
               <w:r>
                 <w:rPr>
                   <w:rFonts w:ascii="Arial" w:cs="Arial" w:eastAsia="Arial" w:hAnsi="Arial"/>
@@ -21885,7 +21939,7 @@
             <w:pPr>
               <w:spacing w:after="20" w:before="0"/>
             </w:pPr>
-            <w:hyperlink w:history="1" r:id="rIdnnbimwia5lljaw5p3cnqi">
+            <w:hyperlink w:history="1" r:id="rIdu6ot41y4l6lbgwkwucfes">
               <w:r>
                 <w:rPr>
                   <w:rFonts w:ascii="Arial" w:cs="Arial" w:eastAsia="Arial" w:hAnsi="Arial"/>
@@ -21918,7 +21972,7 @@
               <w:spacing w:after="10" w:before="0"/>
               <w:ind w:left="120"/>
             </w:pPr>
-            <w:hyperlink w:history="1" r:id="rIdaueqvoncmb8ykadnt0ff2">
+            <w:hyperlink w:history="1" r:id="rId80jinfwkknrdeqyi71gge">
               <w:r>
                 <w:rPr>
                   <w:rFonts w:ascii="Arial" w:cs="Arial" w:eastAsia="Arial" w:hAnsi="Arial"/>
@@ -22141,32 +22195,32 @@
         <w:tc>
           <w:tcPr>
             <w:tcW w:type="dxa" w:w="1520"/>
-            <w:shd w:fill="F2F2F2" w:color="auto" w:val="clear"/>
-            <w:tcMar>
-              <w:top w:type="dxa" w:w="60"/>
-              <w:left w:type="dxa" w:w="120"/>
-              <w:bottom w:type="dxa" w:w="60"/>
-              <w:right w:type="dxa" w:w="120"/>
-            </w:tcMar>
-            <w:vAlign w:val="top"/>
-          </w:tcPr>
-          <w:p>
-            <w:pPr>
-              <w:spacing w:after="40" w:before="0"/>
-              <w:jc w:val="left"/>
-            </w:pPr>
-            <w:r>
-              <w:rPr>
-                <w:rFonts w:ascii="Arial" w:cs="Arial" w:eastAsia="Arial" w:hAnsi="Arial"/>
-                <w:b/>
-                <w:bCs/>
-                <w:i w:val="false"/>
-                <w:iCs w:val="false"/>
-                <w:color w:val="000000"/>
-                <w:sz w:val="18"/>
-                <w:szCs w:val="18"/>
-              </w:rPr>
-              <w:t xml:space="preserve">5 — MODEL BUILDING</w:t>
+            <w:shd w:fill="D5E8F0" w:color="auto" w:val="clear"/>
+            <w:tcMar>
+              <w:top w:type="dxa" w:w="60"/>
+              <w:left w:type="dxa" w:w="120"/>
+              <w:bottom w:type="dxa" w:w="60"/>
+              <w:right w:type="dxa" w:w="120"/>
+            </w:tcMar>
+            <w:vAlign w:val="top"/>
+          </w:tcPr>
+          <w:p>
+            <w:pPr>
+              <w:spacing w:after="40" w:before="0"/>
+              <w:jc w:val="left"/>
+            </w:pPr>
+            <w:r>
+              <w:rPr>
+                <w:rFonts w:ascii="Arial" w:cs="Arial" w:eastAsia="Arial" w:hAnsi="Arial"/>
+                <w:b/>
+                <w:bCs/>
+                <w:i w:val="false"/>
+                <w:iCs w:val="false"/>
+                <w:color w:val="000000"/>
+                <w:sz w:val="18"/>
+                <w:szCs w:val="18"/>
+              </w:rPr>
+              <w:t xml:space="preserve">Model Building Phase</w:t>
             </w:r>
           </w:p>
           <w:p>
@@ -22189,7 +22243,7 @@
             <w:pPr>
               <w:spacing w:after="20" w:before="0"/>
             </w:pPr>
-            <w:hyperlink w:history="1" r:id="rIdnkyzjs9ubu96guddluvja">
+            <w:hyperlink w:history="1" r:id="rIdshwf-85g7ebvacjkbihi7">
               <w:r>
                 <w:rPr>
                   <w:rFonts w:ascii="Arial" w:cs="Arial" w:eastAsia="Arial" w:hAnsi="Arial"/>
@@ -22222,7 +22276,7 @@
               <w:spacing w:after="10" w:before="0"/>
               <w:ind w:left="120"/>
             </w:pPr>
-            <w:hyperlink w:history="1" r:id="rId5a9ur6n0x54sdcm9o3uzu">
+            <w:hyperlink w:history="1" r:id="rIdl52si_fckm19vinfrwtvk">
               <w:r>
                 <w:rPr>
                   <w:rFonts w:ascii="Arial" w:cs="Arial" w:eastAsia="Arial" w:hAnsi="Arial"/>
@@ -22267,7 +22321,7 @@
             <w:pPr>
               <w:spacing w:after="20" w:before="0"/>
             </w:pPr>
-            <w:hyperlink w:history="1" r:id="rIdcqde1a1a9zdiphoyk34p1">
+            <w:hyperlink w:history="1" r:id="rIdc2exhj72qnhg1rthr0zna">
               <w:r>
                 <w:rPr>
                   <w:rFonts w:ascii="Arial" w:cs="Arial" w:eastAsia="Arial" w:hAnsi="Arial"/>
@@ -22300,7 +22354,7 @@
               <w:spacing w:after="10" w:before="0"/>
               <w:ind w:left="120"/>
             </w:pPr>
-            <w:hyperlink w:history="1" r:id="rIddj6jnky1lczgmgmip2ivc">
+            <w:hyperlink w:history="1" r:id="rId4vf6e9y32hqxtdmbgbb_o">
               <w:r>
                 <w:rPr>
                   <w:rFonts w:ascii="Arial" w:cs="Arial" w:eastAsia="Arial" w:hAnsi="Arial"/>
@@ -23853,32 +23907,32 @@
         <w:tc>
           <w:tcPr>
             <w:tcW w:type="dxa" w:w="1520"/>
-            <w:shd w:fill="F2F2F2" w:color="auto" w:val="clear"/>
-            <w:tcMar>
-              <w:top w:type="dxa" w:w="60"/>
-              <w:left w:type="dxa" w:w="120"/>
-              <w:bottom w:type="dxa" w:w="60"/>
-              <w:right w:type="dxa" w:w="120"/>
-            </w:tcMar>
-            <w:vAlign w:val="top"/>
-          </w:tcPr>
-          <w:p>
-            <w:pPr>
-              <w:spacing w:after="40" w:before="0"/>
-              <w:jc w:val="left"/>
-            </w:pPr>
-            <w:r>
-              <w:rPr>
-                <w:rFonts w:ascii="Arial" w:cs="Arial" w:eastAsia="Arial" w:hAnsi="Arial"/>
-                <w:b/>
-                <w:bCs/>
-                <w:i w:val="false"/>
-                <w:iCs w:val="false"/>
-                <w:color w:val="000000"/>
-                <w:sz w:val="18"/>
-                <w:szCs w:val="18"/>
-              </w:rPr>
-              <w:t xml:space="preserve">Phase 1 — Predict</w:t>
+            <w:shd w:fill="EAD1F5" w:color="auto" w:val="clear"/>
+            <w:tcMar>
+              <w:top w:type="dxa" w:w="60"/>
+              <w:left w:type="dxa" w:w="120"/>
+              <w:bottom w:type="dxa" w:w="60"/>
+              <w:right w:type="dxa" w:w="120"/>
+            </w:tcMar>
+            <w:vAlign w:val="top"/>
+          </w:tcPr>
+          <w:p>
+            <w:pPr>
+              <w:spacing w:after="40" w:before="0"/>
+              <w:jc w:val="left"/>
+            </w:pPr>
+            <w:r>
+              <w:rPr>
+                <w:rFonts w:ascii="Arial" w:cs="Arial" w:eastAsia="Arial" w:hAnsi="Arial"/>
+                <w:b/>
+                <w:bCs/>
+                <w:i w:val="false"/>
+                <w:iCs w:val="false"/>
+                <w:color w:val="000000"/>
+                <w:sz w:val="18"/>
+                <w:szCs w:val="18"/>
+              </w:rPr>
+              <w:t xml:space="preserve">Predict Phase</w:t>
             </w:r>
           </w:p>
           <w:p>
@@ -23901,7 +23955,7 @@
             <w:pPr>
               <w:spacing w:after="20" w:before="0"/>
             </w:pPr>
-            <w:hyperlink w:history="1" r:id="rIdd2rkopnczr4g7wo-bv0_i">
+            <w:hyperlink w:history="1" r:id="rIdyft_qsoml4wnpkss9drrg">
               <w:r>
                 <w:rPr>
                   <w:rFonts w:ascii="Arial" w:cs="Arial" w:eastAsia="Arial" w:hAnsi="Arial"/>
@@ -23934,7 +23988,7 @@
               <w:spacing w:after="10" w:before="0"/>
               <w:ind w:left="120"/>
             </w:pPr>
-            <w:hyperlink w:history="1" r:id="rId1x8q_z_s-1ywktmez5aoc">
+            <w:hyperlink w:history="1" r:id="rId06ka6pliavcvc6mblmdl_">
               <w:r>
                 <w:rPr>
                   <w:rFonts w:ascii="Arial" w:cs="Arial" w:eastAsia="Arial" w:hAnsi="Arial"/>
@@ -23979,7 +24033,7 @@
             <w:pPr>
               <w:spacing w:after="20" w:before="0"/>
             </w:pPr>
-            <w:hyperlink w:history="1" r:id="rIdqksn1j17qich_ug1otjnk">
+            <w:hyperlink w:history="1" r:id="rIdmmzwhg2nv7o4afstqsisv">
               <w:r>
                 <w:rPr>
                   <w:rFonts w:ascii="Arial" w:cs="Arial" w:eastAsia="Arial" w:hAnsi="Arial"/>
@@ -24012,7 +24066,7 @@
               <w:spacing w:after="10" w:before="0"/>
               <w:ind w:left="120"/>
             </w:pPr>
-            <w:hyperlink w:history="1" r:id="rId3nrsa9jfa6udhdjcbvdo4">
+            <w:hyperlink w:history="1" r:id="rIdgtomjfddssjir4iktgn_m">
               <w:r>
                 <w:rPr>
                   <w:rFonts w:ascii="Arial" w:cs="Arial" w:eastAsia="Arial" w:hAnsi="Arial"/>
@@ -24159,32 +24213,32 @@
         <w:tc>
           <w:tcPr>
             <w:tcW w:type="dxa" w:w="1520"/>
-            <w:shd w:fill="F2F2F2" w:color="auto" w:val="clear"/>
-            <w:tcMar>
-              <w:top w:type="dxa" w:w="60"/>
-              <w:left w:type="dxa" w:w="120"/>
-              <w:bottom w:type="dxa" w:w="60"/>
-              <w:right w:type="dxa" w:w="120"/>
-            </w:tcMar>
-            <w:vAlign w:val="top"/>
-          </w:tcPr>
-          <w:p>
-            <w:pPr>
-              <w:spacing w:after="40" w:before="0"/>
-              <w:jc w:val="left"/>
-            </w:pPr>
-            <w:r>
-              <w:rPr>
-                <w:rFonts w:ascii="Arial" w:cs="Arial" w:eastAsia="Arial" w:hAnsi="Arial"/>
-                <w:b/>
-                <w:bCs/>
-                <w:i w:val="false"/>
-                <w:iCs w:val="false"/>
-                <w:color w:val="000000"/>
-                <w:sz w:val="18"/>
-                <w:szCs w:val="18"/>
-              </w:rPr>
-              <w:t xml:space="preserve">Phase 2 — Observe</w:t>
+            <w:shd w:fill="D9EEF1" w:color="auto" w:val="clear"/>
+            <w:tcMar>
+              <w:top w:type="dxa" w:w="60"/>
+              <w:left w:type="dxa" w:w="120"/>
+              <w:bottom w:type="dxa" w:w="60"/>
+              <w:right w:type="dxa" w:w="120"/>
+            </w:tcMar>
+            <w:vAlign w:val="top"/>
+          </w:tcPr>
+          <w:p>
+            <w:pPr>
+              <w:spacing w:after="40" w:before="0"/>
+              <w:jc w:val="left"/>
+            </w:pPr>
+            <w:r>
+              <w:rPr>
+                <w:rFonts w:ascii="Arial" w:cs="Arial" w:eastAsia="Arial" w:hAnsi="Arial"/>
+                <w:b/>
+                <w:bCs/>
+                <w:i w:val="false"/>
+                <w:iCs w:val="false"/>
+                <w:color w:val="000000"/>
+                <w:sz w:val="18"/>
+                <w:szCs w:val="18"/>
+              </w:rPr>
+              <w:t xml:space="preserve">Observe Phase</w:t>
             </w:r>
           </w:p>
           <w:p>
@@ -24207,7 +24261,7 @@
             <w:pPr>
               <w:spacing w:after="20" w:before="0"/>
             </w:pPr>
-            <w:hyperlink w:history="1" r:id="rIdzrgmfxt_48xdnsz3fhzac">
+            <w:hyperlink w:history="1" r:id="rIde-fglt_7vocfapw04xzmz">
               <w:r>
                 <w:rPr>
                   <w:rFonts w:ascii="Arial" w:cs="Arial" w:eastAsia="Arial" w:hAnsi="Arial"/>
@@ -24240,7 +24294,7 @@
               <w:spacing w:after="10" w:before="0"/>
               <w:ind w:left="120"/>
             </w:pPr>
-            <w:hyperlink w:history="1" r:id="rIdlzjnx3hmbjzwd5rbbgunc">
+            <w:hyperlink w:history="1" r:id="rIdxf0uei94fqthgh588uzpa">
               <w:r>
                 <w:rPr>
                   <w:rFonts w:ascii="Arial" w:cs="Arial" w:eastAsia="Arial" w:hAnsi="Arial"/>
@@ -24285,7 +24339,7 @@
             <w:pPr>
               <w:spacing w:after="20" w:before="0"/>
             </w:pPr>
-            <w:hyperlink w:history="1" r:id="rIdyuoi4jhpfki6m9qf8hrhp">
+            <w:hyperlink w:history="1" r:id="rIdme0ftxdvoaq8zwer4t8pe">
               <w:r>
                 <w:rPr>
                   <w:rFonts w:ascii="Arial" w:cs="Arial" w:eastAsia="Arial" w:hAnsi="Arial"/>
@@ -24318,7 +24372,7 @@
               <w:spacing w:after="10" w:before="0"/>
               <w:ind w:left="120"/>
             </w:pPr>
-            <w:hyperlink w:history="1" r:id="rId0yljajferqyuhyc21mokv">
+            <w:hyperlink w:history="1" r:id="rIdwjxl89tn6hvv1mxevjzdx">
               <w:r>
                 <w:rPr>
                   <w:rFonts w:ascii="Arial" w:cs="Arial" w:eastAsia="Arial" w:hAnsi="Arial"/>
@@ -24465,32 +24519,32 @@
         <w:tc>
           <w:tcPr>
             <w:tcW w:type="dxa" w:w="1520"/>
-            <w:shd w:fill="F2F2F2" w:color="auto" w:val="clear"/>
-            <w:tcMar>
-              <w:top w:type="dxa" w:w="60"/>
-              <w:left w:type="dxa" w:w="120"/>
-              <w:bottom w:type="dxa" w:w="60"/>
-              <w:right w:type="dxa" w:w="120"/>
-            </w:tcMar>
-            <w:vAlign w:val="top"/>
-          </w:tcPr>
-          <w:p>
-            <w:pPr>
-              <w:spacing w:after="40" w:before="0"/>
-              <w:jc w:val="left"/>
-            </w:pPr>
-            <w:r>
-              <w:rPr>
-                <w:rFonts w:ascii="Arial" w:cs="Arial" w:eastAsia="Arial" w:hAnsi="Arial"/>
-                <w:b/>
-                <w:bCs/>
-                <w:i w:val="false"/>
-                <w:iCs w:val="false"/>
-                <w:color w:val="000000"/>
-                <w:sz w:val="18"/>
-                <w:szCs w:val="18"/>
-              </w:rPr>
-              <w:t xml:space="preserve">Phase 3 — Explain</w:t>
+            <w:shd w:fill="E2EFDA" w:color="auto" w:val="clear"/>
+            <w:tcMar>
+              <w:top w:type="dxa" w:w="60"/>
+              <w:left w:type="dxa" w:w="120"/>
+              <w:bottom w:type="dxa" w:w="60"/>
+              <w:right w:type="dxa" w:w="120"/>
+            </w:tcMar>
+            <w:vAlign w:val="top"/>
+          </w:tcPr>
+          <w:p>
+            <w:pPr>
+              <w:spacing w:after="40" w:before="0"/>
+              <w:jc w:val="left"/>
+            </w:pPr>
+            <w:r>
+              <w:rPr>
+                <w:rFonts w:ascii="Arial" w:cs="Arial" w:eastAsia="Arial" w:hAnsi="Arial"/>
+                <w:b/>
+                <w:bCs/>
+                <w:i w:val="false"/>
+                <w:iCs w:val="false"/>
+                <w:color w:val="000000"/>
+                <w:sz w:val="18"/>
+                <w:szCs w:val="18"/>
+              </w:rPr>
+              <w:t xml:space="preserve">Explain Phase</w:t>
             </w:r>
           </w:p>
           <w:p>
@@ -24513,7 +24567,7 @@
             <w:pPr>
               <w:spacing w:after="20" w:before="0"/>
             </w:pPr>
-            <w:hyperlink w:history="1" r:id="rIdybcj5scmbgptcvfu2rn-x">
+            <w:hyperlink w:history="1" r:id="rIdrpsiu00bv0cyzxkcar_ae">
               <w:r>
                 <w:rPr>
                   <w:rFonts w:ascii="Arial" w:cs="Arial" w:eastAsia="Arial" w:hAnsi="Arial"/>
@@ -24546,7 +24600,7 @@
               <w:spacing w:after="10" w:before="0"/>
               <w:ind w:left="120"/>
             </w:pPr>
-            <w:hyperlink w:history="1" r:id="rIdftw1zespbgdivfmmomyco">
+            <w:hyperlink w:history="1" r:id="rIdxidmi6unenfsrhb65v4se">
               <w:r>
                 <w:rPr>
                   <w:rFonts w:ascii="Arial" w:cs="Arial" w:eastAsia="Arial" w:hAnsi="Arial"/>
@@ -24591,7 +24645,7 @@
             <w:pPr>
               <w:spacing w:after="20" w:before="0"/>
             </w:pPr>
-            <w:hyperlink w:history="1" r:id="rId3x3r2sscymf46ndzlsjhi">
+            <w:hyperlink w:history="1" r:id="rIdlxwsiavw8nk8ltkzy8aln">
               <w:r>
                 <w:rPr>
                   <w:rFonts w:ascii="Arial" w:cs="Arial" w:eastAsia="Arial" w:hAnsi="Arial"/>
@@ -24624,7 +24678,7 @@
               <w:spacing w:after="10" w:before="0"/>
               <w:ind w:left="120"/>
             </w:pPr>
-            <w:hyperlink w:history="1" r:id="rIdvx1ejpilnplvc-me4ld3z">
+            <w:hyperlink w:history="1" r:id="rIdeni95vu50gwwwrtlko6gg">
               <w:r>
                 <w:rPr>
                   <w:rFonts w:ascii="Arial" w:cs="Arial" w:eastAsia="Arial" w:hAnsi="Arial"/>
@@ -24771,32 +24825,32 @@
         <w:tc>
           <w:tcPr>
             <w:tcW w:type="dxa" w:w="1520"/>
-            <w:shd w:fill="F2F2F2" w:color="auto" w:val="clear"/>
-            <w:tcMar>
-              <w:top w:type="dxa" w:w="60"/>
-              <w:left w:type="dxa" w:w="120"/>
-              <w:bottom w:type="dxa" w:w="60"/>
-              <w:right w:type="dxa" w:w="120"/>
-            </w:tcMar>
-            <w:vAlign w:val="top"/>
-          </w:tcPr>
-          <w:p>
-            <w:pPr>
-              <w:spacing w:after="40" w:before="0"/>
-              <w:jc w:val="left"/>
-            </w:pPr>
-            <w:r>
-              <w:rPr>
-                <w:rFonts w:ascii="Arial" w:cs="Arial" w:eastAsia="Arial" w:hAnsi="Arial"/>
-                <w:b/>
-                <w:bCs/>
-                <w:i w:val="false"/>
-                <w:iCs w:val="false"/>
-                <w:color w:val="000000"/>
-                <w:sz w:val="18"/>
-                <w:szCs w:val="18"/>
-              </w:rPr>
-              <w:t xml:space="preserve">Phase 4 — Driving Question Board (DQB) Update</w:t>
+            <w:shd w:fill="FCE4D6" w:color="auto" w:val="clear"/>
+            <w:tcMar>
+              <w:top w:type="dxa" w:w="60"/>
+              <w:left w:type="dxa" w:w="120"/>
+              <w:bottom w:type="dxa" w:w="60"/>
+              <w:right w:type="dxa" w:w="120"/>
+            </w:tcMar>
+            <w:vAlign w:val="top"/>
+          </w:tcPr>
+          <w:p>
+            <w:pPr>
+              <w:spacing w:after="40" w:before="0"/>
+              <w:jc w:val="left"/>
+            </w:pPr>
+            <w:r>
+              <w:rPr>
+                <w:rFonts w:ascii="Arial" w:cs="Arial" w:eastAsia="Arial" w:hAnsi="Arial"/>
+                <w:b/>
+                <w:bCs/>
+                <w:i w:val="false"/>
+                <w:iCs w:val="false"/>
+                <w:color w:val="000000"/>
+                <w:sz w:val="18"/>
+                <w:szCs w:val="18"/>
+              </w:rPr>
+              <w:t xml:space="preserve">Driving Question Board (DQB) Creation</w:t>
             </w:r>
           </w:p>
           <w:p>
@@ -24819,7 +24873,7 @@
             <w:pPr>
               <w:spacing w:after="20" w:before="0"/>
             </w:pPr>
-            <w:hyperlink w:history="1" r:id="rIdfhglrzaof6sxc2m6sz9s7">
+            <w:hyperlink w:history="1" r:id="rIdraahkvpqvl319uc6hlmzy">
               <w:r>
                 <w:rPr>
                   <w:rFonts w:ascii="Arial" w:cs="Arial" w:eastAsia="Arial" w:hAnsi="Arial"/>
@@ -24852,7 +24906,7 @@
               <w:spacing w:after="10" w:before="0"/>
               <w:ind w:left="120"/>
             </w:pPr>
-            <w:hyperlink w:history="1" r:id="rId6utyhiopcyo_qe1aa8vaw">
+            <w:hyperlink w:history="1" r:id="rId1krrx2eg3_ztscip5jlcb">
               <w:r>
                 <w:rPr>
                   <w:rFonts w:ascii="Arial" w:cs="Arial" w:eastAsia="Arial" w:hAnsi="Arial"/>
@@ -24897,7 +24951,7 @@
             <w:pPr>
               <w:spacing w:after="20" w:before="0"/>
             </w:pPr>
-            <w:hyperlink w:history="1" r:id="rIdp3mojdw96r1ogde0b4j2q">
+            <w:hyperlink w:history="1" r:id="rIdy8iertb0bxqh1o0phnqeu">
               <w:r>
                 <w:rPr>
                   <w:rFonts w:ascii="Arial" w:cs="Arial" w:eastAsia="Arial" w:hAnsi="Arial"/>
@@ -24930,7 +24984,7 @@
               <w:spacing w:after="10" w:before="0"/>
               <w:ind w:left="120"/>
             </w:pPr>
-            <w:hyperlink w:history="1" r:id="rIdesitmrvmojiriuza8wmzm">
+            <w:hyperlink w:history="1" r:id="rIdl_kq_llqtetrh2t5p4c1z">
               <w:r>
                 <w:rPr>
                   <w:rFonts w:ascii="Arial" w:cs="Arial" w:eastAsia="Arial" w:hAnsi="Arial"/>
@@ -25077,32 +25131,32 @@
         <w:tc>
           <w:tcPr>
             <w:tcW w:type="dxa" w:w="1520"/>
-            <w:shd w:fill="F2F2F2" w:color="auto" w:val="clear"/>
-            <w:tcMar>
-              <w:top w:type="dxa" w:w="60"/>
-              <w:left w:type="dxa" w:w="120"/>
-              <w:bottom w:type="dxa" w:w="60"/>
-              <w:right w:type="dxa" w:w="120"/>
-            </w:tcMar>
-            <w:vAlign w:val="top"/>
-          </w:tcPr>
-          <w:p>
-            <w:pPr>
-              <w:spacing w:after="40" w:before="0"/>
-              <w:jc w:val="left"/>
-            </w:pPr>
-            <w:r>
-              <w:rPr>
-                <w:rFonts w:ascii="Arial" w:cs="Arial" w:eastAsia="Arial" w:hAnsi="Arial"/>
-                <w:b/>
-                <w:bCs/>
-                <w:i w:val="false"/>
-                <w:iCs w:val="false"/>
-                <w:color w:val="000000"/>
-                <w:sz w:val="18"/>
-                <w:szCs w:val="18"/>
-              </w:rPr>
-              <w:t xml:space="preserve">Phase 5 — Model Building</w:t>
+            <w:shd w:fill="D5E8F0" w:color="auto" w:val="clear"/>
+            <w:tcMar>
+              <w:top w:type="dxa" w:w="60"/>
+              <w:left w:type="dxa" w:w="120"/>
+              <w:bottom w:type="dxa" w:w="60"/>
+              <w:right w:type="dxa" w:w="120"/>
+            </w:tcMar>
+            <w:vAlign w:val="top"/>
+          </w:tcPr>
+          <w:p>
+            <w:pPr>
+              <w:spacing w:after="40" w:before="0"/>
+              <w:jc w:val="left"/>
+            </w:pPr>
+            <w:r>
+              <w:rPr>
+                <w:rFonts w:ascii="Arial" w:cs="Arial" w:eastAsia="Arial" w:hAnsi="Arial"/>
+                <w:b/>
+                <w:bCs/>
+                <w:i w:val="false"/>
+                <w:iCs w:val="false"/>
+                <w:color w:val="000000"/>
+                <w:sz w:val="18"/>
+                <w:szCs w:val="18"/>
+              </w:rPr>
+              <w:t xml:space="preserve">Model Building Phase</w:t>
             </w:r>
           </w:p>
           <w:p>
@@ -25125,7 +25179,7 @@
             <w:pPr>
               <w:spacing w:after="20" w:before="0"/>
             </w:pPr>
-            <w:hyperlink w:history="1" r:id="rIdujwm-_tz2510wzrsi7y_q">
+            <w:hyperlink w:history="1" r:id="rIdaob2gxw1xuvcgo58nqjna">
               <w:r>
                 <w:rPr>
                   <w:rFonts w:ascii="Arial" w:cs="Arial" w:eastAsia="Arial" w:hAnsi="Arial"/>
@@ -25158,7 +25212,7 @@
               <w:spacing w:after="10" w:before="0"/>
               <w:ind w:left="120"/>
             </w:pPr>
-            <w:hyperlink w:history="1" r:id="rIdbgdpzomkyczxzgn4nagpv">
+            <w:hyperlink w:history="1" r:id="rIdyjzmlpj4wjetdgundtkd1">
               <w:r>
                 <w:rPr>
                   <w:rFonts w:ascii="Arial" w:cs="Arial" w:eastAsia="Arial" w:hAnsi="Arial"/>
@@ -25203,7 +25257,7 @@
             <w:pPr>
               <w:spacing w:after="20" w:before="0"/>
             </w:pPr>
-            <w:hyperlink w:history="1" r:id="rId8opxmetq_yp623uesgxit">
+            <w:hyperlink w:history="1" r:id="rIdnl4j05hdrqw6o0xkiudde">
               <w:r>
                 <w:rPr>
                   <w:rFonts w:ascii="Arial" w:cs="Arial" w:eastAsia="Arial" w:hAnsi="Arial"/>
@@ -25236,7 +25290,7 @@
               <w:spacing w:after="10" w:before="0"/>
               <w:ind w:left="120"/>
             </w:pPr>
-            <w:hyperlink w:history="1" r:id="rId2rrmwp4wpa3mzqz68pdah">
+            <w:hyperlink w:history="1" r:id="rIdempqul-q9bvos3ogr6sfn">
               <w:r>
                 <w:rPr>
                   <w:rFonts w:ascii="Arial" w:cs="Arial" w:eastAsia="Arial" w:hAnsi="Arial"/>
@@ -26675,32 +26729,32 @@
         <w:tc>
           <w:tcPr>
             <w:tcW w:type="dxa" w:w="1520"/>
-            <w:shd w:fill="F2F2F2" w:color="auto" w:val="clear"/>
-            <w:tcMar>
-              <w:top w:type="dxa" w:w="60"/>
-              <w:left w:type="dxa" w:w="120"/>
-              <w:bottom w:type="dxa" w:w="60"/>
-              <w:right w:type="dxa" w:w="120"/>
-            </w:tcMar>
-            <w:vAlign w:val="top"/>
-          </w:tcPr>
-          <w:p>
-            <w:pPr>
-              <w:spacing w:after="40" w:before="0"/>
-              <w:jc w:val="left"/>
-            </w:pPr>
-            <w:r>
-              <w:rPr>
-                <w:rFonts w:ascii="Arial" w:cs="Arial" w:eastAsia="Arial" w:hAnsi="Arial"/>
-                <w:b/>
-                <w:bCs/>
-                <w:i w:val="false"/>
-                <w:iCs w:val="false"/>
-                <w:color w:val="000000"/>
-                <w:sz w:val="18"/>
-                <w:szCs w:val="18"/>
-              </w:rPr>
-              <w:t xml:space="preserve">Phase 1 — Predict</w:t>
+            <w:shd w:fill="EAD1F5" w:color="auto" w:val="clear"/>
+            <w:tcMar>
+              <w:top w:type="dxa" w:w="60"/>
+              <w:left w:type="dxa" w:w="120"/>
+              <w:bottom w:type="dxa" w:w="60"/>
+              <w:right w:type="dxa" w:w="120"/>
+            </w:tcMar>
+            <w:vAlign w:val="top"/>
+          </w:tcPr>
+          <w:p>
+            <w:pPr>
+              <w:spacing w:after="40" w:before="0"/>
+              <w:jc w:val="left"/>
+            </w:pPr>
+            <w:r>
+              <w:rPr>
+                <w:rFonts w:ascii="Arial" w:cs="Arial" w:eastAsia="Arial" w:hAnsi="Arial"/>
+                <w:b/>
+                <w:bCs/>
+                <w:i w:val="false"/>
+                <w:iCs w:val="false"/>
+                <w:color w:val="000000"/>
+                <w:sz w:val="18"/>
+                <w:szCs w:val="18"/>
+              </w:rPr>
+              <w:t xml:space="preserve">Predict Phase</w:t>
             </w:r>
           </w:p>
           <w:p>
@@ -26723,7 +26777,7 @@
             <w:pPr>
               <w:spacing w:after="20" w:before="0"/>
             </w:pPr>
-            <w:hyperlink w:history="1" r:id="rIdg9kk_soidpfpeva1apmz9">
+            <w:hyperlink w:history="1" r:id="rIdnkoagz7vv0tndtukngryw">
               <w:r>
                 <w:rPr>
                   <w:rFonts w:ascii="Arial" w:cs="Arial" w:eastAsia="Arial" w:hAnsi="Arial"/>
@@ -26756,7 +26810,7 @@
               <w:spacing w:after="10" w:before="0"/>
               <w:ind w:left="120"/>
             </w:pPr>
-            <w:hyperlink w:history="1" r:id="rIdo6y6sxsa-rljflnlgcksm">
+            <w:hyperlink w:history="1" r:id="rIdiyxcjnv1u43jha-5pi8o0">
               <w:r>
                 <w:rPr>
                   <w:rFonts w:ascii="Arial" w:cs="Arial" w:eastAsia="Arial" w:hAnsi="Arial"/>
@@ -26801,7 +26855,7 @@
             <w:pPr>
               <w:spacing w:after="20" w:before="0"/>
             </w:pPr>
-            <w:hyperlink w:history="1" r:id="rIdaublhhz-ksm_zvedasi8s">
+            <w:hyperlink w:history="1" r:id="rIdomdhwglvxbek4uo_rwl4b">
               <w:r>
                 <w:rPr>
                   <w:rFonts w:ascii="Arial" w:cs="Arial" w:eastAsia="Arial" w:hAnsi="Arial"/>
@@ -26834,7 +26888,7 @@
               <w:spacing w:after="10" w:before="0"/>
               <w:ind w:left="120"/>
             </w:pPr>
-            <w:hyperlink w:history="1" r:id="rId2jzrpgkslqvbjvfqduqn9">
+            <w:hyperlink w:history="1" r:id="rIdwflbv4naqdle-bpmptdo2">
               <w:r>
                 <w:rPr>
                   <w:rFonts w:ascii="Arial" w:cs="Arial" w:eastAsia="Arial" w:hAnsi="Arial"/>
@@ -26981,32 +27035,32 @@
         <w:tc>
           <w:tcPr>
             <w:tcW w:type="dxa" w:w="1520"/>
-            <w:shd w:fill="F2F2F2" w:color="auto" w:val="clear"/>
-            <w:tcMar>
-              <w:top w:type="dxa" w:w="60"/>
-              <w:left w:type="dxa" w:w="120"/>
-              <w:bottom w:type="dxa" w:w="60"/>
-              <w:right w:type="dxa" w:w="120"/>
-            </w:tcMar>
-            <w:vAlign w:val="top"/>
-          </w:tcPr>
-          <w:p>
-            <w:pPr>
-              <w:spacing w:after="40" w:before="0"/>
-              <w:jc w:val="left"/>
-            </w:pPr>
-            <w:r>
-              <w:rPr>
-                <w:rFonts w:ascii="Arial" w:cs="Arial" w:eastAsia="Arial" w:hAnsi="Arial"/>
-                <w:b/>
-                <w:bCs/>
-                <w:i w:val="false"/>
-                <w:iCs w:val="false"/>
-                <w:color w:val="000000"/>
-                <w:sz w:val="18"/>
-                <w:szCs w:val="18"/>
-              </w:rPr>
-              <w:t xml:space="preserve">Phase 2 — Observe</w:t>
+            <w:shd w:fill="D9EEF1" w:color="auto" w:val="clear"/>
+            <w:tcMar>
+              <w:top w:type="dxa" w:w="60"/>
+              <w:left w:type="dxa" w:w="120"/>
+              <w:bottom w:type="dxa" w:w="60"/>
+              <w:right w:type="dxa" w:w="120"/>
+            </w:tcMar>
+            <w:vAlign w:val="top"/>
+          </w:tcPr>
+          <w:p>
+            <w:pPr>
+              <w:spacing w:after="40" w:before="0"/>
+              <w:jc w:val="left"/>
+            </w:pPr>
+            <w:r>
+              <w:rPr>
+                <w:rFonts w:ascii="Arial" w:cs="Arial" w:eastAsia="Arial" w:hAnsi="Arial"/>
+                <w:b/>
+                <w:bCs/>
+                <w:i w:val="false"/>
+                <w:iCs w:val="false"/>
+                <w:color w:val="000000"/>
+                <w:sz w:val="18"/>
+                <w:szCs w:val="18"/>
+              </w:rPr>
+              <w:t xml:space="preserve">Observe Phase</w:t>
             </w:r>
           </w:p>
           <w:p>
@@ -27029,7 +27083,7 @@
             <w:pPr>
               <w:spacing w:after="20" w:before="0"/>
             </w:pPr>
-            <w:hyperlink w:history="1" r:id="rIdvjf-eifkdcfs9ux_xv2fn">
+            <w:hyperlink w:history="1" r:id="rId2rq8qfj9gpcinjxme0kbq">
               <w:r>
                 <w:rPr>
                   <w:rFonts w:ascii="Arial" w:cs="Arial" w:eastAsia="Arial" w:hAnsi="Arial"/>
@@ -27062,7 +27116,7 @@
               <w:spacing w:after="10" w:before="0"/>
               <w:ind w:left="120"/>
             </w:pPr>
-            <w:hyperlink w:history="1" r:id="rIdnwcl1vshkaf9t7knhpvyk">
+            <w:hyperlink w:history="1" r:id="rIdtmwtza8wmdfrcm-w5rao-">
               <w:r>
                 <w:rPr>
                   <w:rFonts w:ascii="Arial" w:cs="Arial" w:eastAsia="Arial" w:hAnsi="Arial"/>
@@ -27107,7 +27161,7 @@
             <w:pPr>
               <w:spacing w:after="20" w:before="0"/>
             </w:pPr>
-            <w:hyperlink w:history="1" r:id="rId-wnaeuo1gjbkhz-5o55dw">
+            <w:hyperlink w:history="1" r:id="rIdbu9-caznynzjahcssqxie">
               <w:r>
                 <w:rPr>
                   <w:rFonts w:ascii="Arial" w:cs="Arial" w:eastAsia="Arial" w:hAnsi="Arial"/>
@@ -27140,7 +27194,7 @@
               <w:spacing w:after="10" w:before="0"/>
               <w:ind w:left="120"/>
             </w:pPr>
-            <w:hyperlink w:history="1" r:id="rIdkpvfy5xikmd_uonpr-eqe">
+            <w:hyperlink w:history="1" r:id="rIdeovfnylqjmoieq0i1x11o">
               <w:r>
                 <w:rPr>
                   <w:rFonts w:ascii="Arial" w:cs="Arial" w:eastAsia="Arial" w:hAnsi="Arial"/>
@@ -27287,32 +27341,32 @@
         <w:tc>
           <w:tcPr>
             <w:tcW w:type="dxa" w:w="1520"/>
-            <w:shd w:fill="F2F2F2" w:color="auto" w:val="clear"/>
-            <w:tcMar>
-              <w:top w:type="dxa" w:w="60"/>
-              <w:left w:type="dxa" w:w="120"/>
-              <w:bottom w:type="dxa" w:w="60"/>
-              <w:right w:type="dxa" w:w="120"/>
-            </w:tcMar>
-            <w:vAlign w:val="top"/>
-          </w:tcPr>
-          <w:p>
-            <w:pPr>
-              <w:spacing w:after="40" w:before="0"/>
-              <w:jc w:val="left"/>
-            </w:pPr>
-            <w:r>
-              <w:rPr>
-                <w:rFonts w:ascii="Arial" w:cs="Arial" w:eastAsia="Arial" w:hAnsi="Arial"/>
-                <w:b/>
-                <w:bCs/>
-                <w:i w:val="false"/>
-                <w:iCs w:val="false"/>
-                <w:color w:val="000000"/>
-                <w:sz w:val="18"/>
-                <w:szCs w:val="18"/>
-              </w:rPr>
-              <w:t xml:space="preserve">Phase 3 — Explain</w:t>
+            <w:shd w:fill="E2EFDA" w:color="auto" w:val="clear"/>
+            <w:tcMar>
+              <w:top w:type="dxa" w:w="60"/>
+              <w:left w:type="dxa" w:w="120"/>
+              <w:bottom w:type="dxa" w:w="60"/>
+              <w:right w:type="dxa" w:w="120"/>
+            </w:tcMar>
+            <w:vAlign w:val="top"/>
+          </w:tcPr>
+          <w:p>
+            <w:pPr>
+              <w:spacing w:after="40" w:before="0"/>
+              <w:jc w:val="left"/>
+            </w:pPr>
+            <w:r>
+              <w:rPr>
+                <w:rFonts w:ascii="Arial" w:cs="Arial" w:eastAsia="Arial" w:hAnsi="Arial"/>
+                <w:b/>
+                <w:bCs/>
+                <w:i w:val="false"/>
+                <w:iCs w:val="false"/>
+                <w:color w:val="000000"/>
+                <w:sz w:val="18"/>
+                <w:szCs w:val="18"/>
+              </w:rPr>
+              <w:t xml:space="preserve">Explain Phase</w:t>
             </w:r>
           </w:p>
           <w:p>
@@ -27335,7 +27389,7 @@
             <w:pPr>
               <w:spacing w:after="20" w:before="0"/>
             </w:pPr>
-            <w:hyperlink w:history="1" r:id="rIdi-97ssmxbykdlfuhcfbyz">
+            <w:hyperlink w:history="1" r:id="rId5digaev-ofbovsyn6vvhi">
               <w:r>
                 <w:rPr>
                   <w:rFonts w:ascii="Arial" w:cs="Arial" w:eastAsia="Arial" w:hAnsi="Arial"/>
@@ -27368,7 +27422,7 @@
               <w:spacing w:after="10" w:before="0"/>
               <w:ind w:left="120"/>
             </w:pPr>
-            <w:hyperlink w:history="1" r:id="rIdap5vdripehrnbt-kx_lxy">
+            <w:hyperlink w:history="1" r:id="rIdnn8jedcywfemqegtfgfqg">
               <w:r>
                 <w:rPr>
                   <w:rFonts w:ascii="Arial" w:cs="Arial" w:eastAsia="Arial" w:hAnsi="Arial"/>
@@ -27413,7 +27467,7 @@
             <w:pPr>
               <w:spacing w:after="20" w:before="0"/>
             </w:pPr>
-            <w:hyperlink w:history="1" r:id="rIdijq91t991t-pesmvqsflr">
+            <w:hyperlink w:history="1" r:id="rIdja-cclkgol1fwtdpmxrxy">
               <w:r>
                 <w:rPr>
                   <w:rFonts w:ascii="Arial" w:cs="Arial" w:eastAsia="Arial" w:hAnsi="Arial"/>
@@ -27446,7 +27500,7 @@
               <w:spacing w:after="10" w:before="0"/>
               <w:ind w:left="120"/>
             </w:pPr>
-            <w:hyperlink w:history="1" r:id="rIdt5aqujv0mlugym3tfxk7n">
+            <w:hyperlink w:history="1" r:id="rIdg6q3fwq6xnxivdwgybysh">
               <w:r>
                 <w:rPr>
                   <w:rFonts w:ascii="Arial" w:cs="Arial" w:eastAsia="Arial" w:hAnsi="Arial"/>
@@ -27593,32 +27647,32 @@
         <w:tc>
           <w:tcPr>
             <w:tcW w:type="dxa" w:w="1520"/>
-            <w:shd w:fill="F2F2F2" w:color="auto" w:val="clear"/>
-            <w:tcMar>
-              <w:top w:type="dxa" w:w="60"/>
-              <w:left w:type="dxa" w:w="120"/>
-              <w:bottom w:type="dxa" w:w="60"/>
-              <w:right w:type="dxa" w:w="120"/>
-            </w:tcMar>
-            <w:vAlign w:val="top"/>
-          </w:tcPr>
-          <w:p>
-            <w:pPr>
-              <w:spacing w:after="40" w:before="0"/>
-              <w:jc w:val="left"/>
-            </w:pPr>
-            <w:r>
-              <w:rPr>
-                <w:rFonts w:ascii="Arial" w:cs="Arial" w:eastAsia="Arial" w:hAnsi="Arial"/>
-                <w:b/>
-                <w:bCs/>
-                <w:i w:val="false"/>
-                <w:iCs w:val="false"/>
-                <w:color w:val="000000"/>
-                <w:sz w:val="18"/>
-                <w:szCs w:val="18"/>
-              </w:rPr>
-              <w:t xml:space="preserve">Phase 4 — Driving Question Board (DQB) Update</w:t>
+            <w:shd w:fill="FCE4D6" w:color="auto" w:val="clear"/>
+            <w:tcMar>
+              <w:top w:type="dxa" w:w="60"/>
+              <w:left w:type="dxa" w:w="120"/>
+              <w:bottom w:type="dxa" w:w="60"/>
+              <w:right w:type="dxa" w:w="120"/>
+            </w:tcMar>
+            <w:vAlign w:val="top"/>
+          </w:tcPr>
+          <w:p>
+            <w:pPr>
+              <w:spacing w:after="40" w:before="0"/>
+              <w:jc w:val="left"/>
+            </w:pPr>
+            <w:r>
+              <w:rPr>
+                <w:rFonts w:ascii="Arial" w:cs="Arial" w:eastAsia="Arial" w:hAnsi="Arial"/>
+                <w:b/>
+                <w:bCs/>
+                <w:i w:val="false"/>
+                <w:iCs w:val="false"/>
+                <w:color w:val="000000"/>
+                <w:sz w:val="18"/>
+                <w:szCs w:val="18"/>
+              </w:rPr>
+              <w:t xml:space="preserve">Driving Question Board (DQB) Creation</w:t>
             </w:r>
           </w:p>
           <w:p>
@@ -27641,7 +27695,7 @@
             <w:pPr>
               <w:spacing w:after="20" w:before="0"/>
             </w:pPr>
-            <w:hyperlink w:history="1" r:id="rIdj_zjqrm2ya5or6hhp5sri">
+            <w:hyperlink w:history="1" r:id="rId2pzhqqbyjrvpgv5hc-oyc">
               <w:r>
                 <w:rPr>
                   <w:rFonts w:ascii="Arial" w:cs="Arial" w:eastAsia="Arial" w:hAnsi="Arial"/>
@@ -27674,7 +27728,7 @@
               <w:spacing w:after="10" w:before="0"/>
               <w:ind w:left="120"/>
             </w:pPr>
-            <w:hyperlink w:history="1" r:id="rIdpydfme2in_mqvc6xf2tzp">
+            <w:hyperlink w:history="1" r:id="rIddo8b8mcaa3c9iziufo7ne">
               <w:r>
                 <w:rPr>
                   <w:rFonts w:ascii="Arial" w:cs="Arial" w:eastAsia="Arial" w:hAnsi="Arial"/>
@@ -27719,7 +27773,7 @@
             <w:pPr>
               <w:spacing w:after="20" w:before="0"/>
             </w:pPr>
-            <w:hyperlink w:history="1" r:id="rIdlfinvturj-xe_dbodcjk6">
+            <w:hyperlink w:history="1" r:id="rIddhydwxbqo-zvadnqkd-nd">
               <w:r>
                 <w:rPr>
                   <w:rFonts w:ascii="Arial" w:cs="Arial" w:eastAsia="Arial" w:hAnsi="Arial"/>
@@ -27752,7 +27806,7 @@
               <w:spacing w:after="10" w:before="0"/>
               <w:ind w:left="120"/>
             </w:pPr>
-            <w:hyperlink w:history="1" r:id="rIdz9defjowkcwfivza6ky9y">
+            <w:hyperlink w:history="1" r:id="rIdcqmbizsqxm3dblyxnwft2">
               <w:r>
                 <w:rPr>
                   <w:rFonts w:ascii="Arial" w:cs="Arial" w:eastAsia="Arial" w:hAnsi="Arial"/>
@@ -27899,32 +27953,32 @@
         <w:tc>
           <w:tcPr>
             <w:tcW w:type="dxa" w:w="1520"/>
-            <w:shd w:fill="F2F2F2" w:color="auto" w:val="clear"/>
-            <w:tcMar>
-              <w:top w:type="dxa" w:w="60"/>
-              <w:left w:type="dxa" w:w="120"/>
-              <w:bottom w:type="dxa" w:w="60"/>
-              <w:right w:type="dxa" w:w="120"/>
-            </w:tcMar>
-            <w:vAlign w:val="top"/>
-          </w:tcPr>
-          <w:p>
-            <w:pPr>
-              <w:spacing w:after="40" w:before="0"/>
-              <w:jc w:val="left"/>
-            </w:pPr>
-            <w:r>
-              <w:rPr>
-                <w:rFonts w:ascii="Arial" w:cs="Arial" w:eastAsia="Arial" w:hAnsi="Arial"/>
-                <w:b/>
-                <w:bCs/>
-                <w:i w:val="false"/>
-                <w:iCs w:val="false"/>
-                <w:color w:val="000000"/>
-                <w:sz w:val="18"/>
-                <w:szCs w:val="18"/>
-              </w:rPr>
-              <w:t xml:space="preserve">Phase 5 — Model Building</w:t>
+            <w:shd w:fill="D5E8F0" w:color="auto" w:val="clear"/>
+            <w:tcMar>
+              <w:top w:type="dxa" w:w="60"/>
+              <w:left w:type="dxa" w:w="120"/>
+              <w:bottom w:type="dxa" w:w="60"/>
+              <w:right w:type="dxa" w:w="120"/>
+            </w:tcMar>
+            <w:vAlign w:val="top"/>
+          </w:tcPr>
+          <w:p>
+            <w:pPr>
+              <w:spacing w:after="40" w:before="0"/>
+              <w:jc w:val="left"/>
+            </w:pPr>
+            <w:r>
+              <w:rPr>
+                <w:rFonts w:ascii="Arial" w:cs="Arial" w:eastAsia="Arial" w:hAnsi="Arial"/>
+                <w:b/>
+                <w:bCs/>
+                <w:i w:val="false"/>
+                <w:iCs w:val="false"/>
+                <w:color w:val="000000"/>
+                <w:sz w:val="18"/>
+                <w:szCs w:val="18"/>
+              </w:rPr>
+              <w:t xml:space="preserve">Model Building Phase</w:t>
             </w:r>
           </w:p>
           <w:p>
@@ -27947,7 +28001,7 @@
             <w:pPr>
               <w:spacing w:after="20" w:before="0"/>
             </w:pPr>
-            <w:hyperlink w:history="1" r:id="rId5zeyxnfb-puxviwu-x04q">
+            <w:hyperlink w:history="1" r:id="rId5q0vilqynmwyuqadasvfr">
               <w:r>
                 <w:rPr>
                   <w:rFonts w:ascii="Arial" w:cs="Arial" w:eastAsia="Arial" w:hAnsi="Arial"/>
@@ -27980,7 +28034,7 @@
               <w:spacing w:after="10" w:before="0"/>
               <w:ind w:left="120"/>
             </w:pPr>
-            <w:hyperlink w:history="1" r:id="rIdkrgo41kvx2ztoqvwjmxz_">
+            <w:hyperlink w:history="1" r:id="rIdhev8gnmefc40mxrcunadh">
               <w:r>
                 <w:rPr>
                   <w:rFonts w:ascii="Arial" w:cs="Arial" w:eastAsia="Arial" w:hAnsi="Arial"/>
@@ -28025,7 +28079,7 @@
             <w:pPr>
               <w:spacing w:after="20" w:before="0"/>
             </w:pPr>
-            <w:hyperlink w:history="1" r:id="rIdx5mgwgiuruikz_qlvyenj">
+            <w:hyperlink w:history="1" r:id="rIdqtnat2gkqxcmygj4jvb3s">
               <w:r>
                 <w:rPr>
                   <w:rFonts w:ascii="Arial" w:cs="Arial" w:eastAsia="Arial" w:hAnsi="Arial"/>
@@ -28058,7 +28112,7 @@
               <w:spacing w:after="10" w:before="0"/>
               <w:ind w:left="120"/>
             </w:pPr>
-            <w:hyperlink w:history="1" r:id="rIdh1u_gkqhmgpy2gxjstbni">
+            <w:hyperlink w:history="1" r:id="rIdu0e4tonte9ww_ktc68dsu">
               <w:r>
                 <w:rPr>
                   <w:rFonts w:ascii="Arial" w:cs="Arial" w:eastAsia="Arial" w:hAnsi="Arial"/>
@@ -29153,7 +29207,25 @@
             </w:tcMar>
             <w:vAlign w:val="top"/>
           </w:tcPr>
-          <w:p/>
+          <w:p>
+            <w:pPr>
+              <w:spacing w:after="40" w:before="0"/>
+              <w:jc w:val="left"/>
+            </w:pPr>
+            <w:r>
+              <w:rPr>
+                <w:rFonts w:ascii="Arial" w:cs="Arial" w:eastAsia="Arial" w:hAnsi="Arial"/>
+                <w:b w:val="false"/>
+                <w:bCs w:val="false"/>
+                <w:i w:val="false"/>
+                <w:iCs w:val="false"/>
+                <w:color w:val="000000"/>
+                <w:sz w:val="18"/>
+                <w:szCs w:val="18"/>
+              </w:rPr>
+              <w:t xml:space="preserve">No hazardous materials are used in this lesson. If learners are creating poster models using scissors and adhesive, remind them to handle scissors safely. Ensure adequate ventilation if marker pens are used on large paper. No additional safety precautions are required.</w:t>
+            </w:r>
+          </w:p>
         </w:tc>
       </w:tr>
     </w:tbl>
@@ -29527,7 +29599,7 @@
             <w:pPr>
               <w:spacing w:after="20" w:before="0"/>
             </w:pPr>
-            <w:hyperlink w:history="1" r:id="rId5llaibargv73s9b7zumyr">
+            <w:hyperlink w:history="1" r:id="rIdhoxeeum3sl2bprcfnx5d7">
               <w:r>
                 <w:rPr>
                   <w:rFonts w:ascii="Arial" w:cs="Arial" w:eastAsia="Arial" w:hAnsi="Arial"/>
@@ -29560,7 +29632,7 @@
               <w:spacing w:after="10" w:before="0"/>
               <w:ind w:left="120"/>
             </w:pPr>
-            <w:hyperlink w:history="1" r:id="rId0biqf0dmyofyggpcv0zaq">
+            <w:hyperlink w:history="1" r:id="rId4dhcngblhcsi41nqelvdq">
               <w:r>
                 <w:rPr>
                   <w:rFonts w:ascii="Arial" w:cs="Arial" w:eastAsia="Arial" w:hAnsi="Arial"/>
@@ -29605,7 +29677,7 @@
             <w:pPr>
               <w:spacing w:after="20" w:before="0"/>
             </w:pPr>
-            <w:hyperlink w:history="1" r:id="rIdmhjc4y4a4nb3fabhwaldz">
+            <w:hyperlink w:history="1" r:id="rIdz4zyekql1zyzky7dqbh7q">
               <w:r>
                 <w:rPr>
                   <w:rFonts w:ascii="Arial" w:cs="Arial" w:eastAsia="Arial" w:hAnsi="Arial"/>
@@ -29638,7 +29710,7 @@
               <w:spacing w:after="10" w:before="0"/>
               <w:ind w:left="120"/>
             </w:pPr>
-            <w:hyperlink w:history="1" r:id="rIdrdjpkhovesdshwzc3yk2_">
+            <w:hyperlink w:history="1" r:id="rIdhagqy-o7bxatksiev9jav">
               <w:r>
                 <w:rPr>
                   <w:rFonts w:ascii="Arial" w:cs="Arial" w:eastAsia="Arial" w:hAnsi="Arial"/>
@@ -29833,7 +29905,7 @@
             <w:pPr>
               <w:spacing w:after="20" w:before="0"/>
             </w:pPr>
-            <w:hyperlink w:history="1" r:id="rIdcnsfi-2ernimz8puf9o9t">
+            <w:hyperlink w:history="1" r:id="rIdyyzezwtqjblcf4bg29dpi">
               <w:r>
                 <w:rPr>
                   <w:rFonts w:ascii="Arial" w:cs="Arial" w:eastAsia="Arial" w:hAnsi="Arial"/>
@@ -29866,7 +29938,7 @@
               <w:spacing w:after="10" w:before="0"/>
               <w:ind w:left="120"/>
             </w:pPr>
-            <w:hyperlink w:history="1" r:id="rIdmexcnn6ufjotmm6fpm3ql">
+            <w:hyperlink w:history="1" r:id="rIdjlw1-0-nsrvcbcpithyuj">
               <w:r>
                 <w:rPr>
                   <w:rFonts w:ascii="Arial" w:cs="Arial" w:eastAsia="Arial" w:hAnsi="Arial"/>
@@ -29911,7 +29983,7 @@
             <w:pPr>
               <w:spacing w:after="20" w:before="0"/>
             </w:pPr>
-            <w:hyperlink w:history="1" r:id="rId6varpg5up3i4mk4ksrs9z">
+            <w:hyperlink w:history="1" r:id="rIddgyxfsiqcgabfwqovuibk">
               <w:r>
                 <w:rPr>
                   <w:rFonts w:ascii="Arial" w:cs="Arial" w:eastAsia="Arial" w:hAnsi="Arial"/>
@@ -29944,7 +30016,7 @@
               <w:spacing w:after="10" w:before="0"/>
               <w:ind w:left="120"/>
             </w:pPr>
-            <w:hyperlink w:history="1" r:id="rIdu2tlzguvh24bydhcrb4vr">
+            <w:hyperlink w:history="1" r:id="rId5kntgfnhh-qx_hogaiimh">
               <w:r>
                 <w:rPr>
                   <w:rFonts w:ascii="Arial" w:cs="Arial" w:eastAsia="Arial" w:hAnsi="Arial"/>
@@ -30139,7 +30211,7 @@
             <w:pPr>
               <w:spacing w:after="20" w:before="0"/>
             </w:pPr>
-            <w:hyperlink w:history="1" r:id="rId-zkilc3znaw2jurdmm-e-">
+            <w:hyperlink w:history="1" r:id="rIdjrmreumh87iifq0b0vpxw">
               <w:r>
                 <w:rPr>
                   <w:rFonts w:ascii="Arial" w:cs="Arial" w:eastAsia="Arial" w:hAnsi="Arial"/>
@@ -30172,7 +30244,7 @@
               <w:spacing w:after="10" w:before="0"/>
               <w:ind w:left="120"/>
             </w:pPr>
-            <w:hyperlink w:history="1" r:id="rIdg_nnqe-jkoyidqpzilmse">
+            <w:hyperlink w:history="1" r:id="rIdjewbphownp5x6rx9ol4eo">
               <w:r>
                 <w:rPr>
                   <w:rFonts w:ascii="Arial" w:cs="Arial" w:eastAsia="Arial" w:hAnsi="Arial"/>
@@ -30217,7 +30289,7 @@
             <w:pPr>
               <w:spacing w:after="20" w:before="0"/>
             </w:pPr>
-            <w:hyperlink w:history="1" r:id="rIdmttl9cwdvjbak5zd2away">
+            <w:hyperlink w:history="1" r:id="rIdrubpdo16zns1mcfecqdje">
               <w:r>
                 <w:rPr>
                   <w:rFonts w:ascii="Arial" w:cs="Arial" w:eastAsia="Arial" w:hAnsi="Arial"/>
@@ -30250,7 +30322,7 @@
               <w:spacing w:after="10" w:before="0"/>
               <w:ind w:left="120"/>
             </w:pPr>
-            <w:hyperlink w:history="1" r:id="rIdf-ndlqdmwjk5njzutmrhp">
+            <w:hyperlink w:history="1" r:id="rIdqde2ogbl2rdvxynlpovkw">
               <w:r>
                 <w:rPr>
                   <w:rFonts w:ascii="Arial" w:cs="Arial" w:eastAsia="Arial" w:hAnsi="Arial"/>
@@ -30445,7 +30517,7 @@
             <w:pPr>
               <w:spacing w:after="20" w:before="0"/>
             </w:pPr>
-            <w:hyperlink w:history="1" r:id="rIdzorj7sffgrisfqqo4xpro">
+            <w:hyperlink w:history="1" r:id="rIdai_bz_xhld0zcx-xkxdvd">
               <w:r>
                 <w:rPr>
                   <w:rFonts w:ascii="Arial" w:cs="Arial" w:eastAsia="Arial" w:hAnsi="Arial"/>
@@ -30478,7 +30550,7 @@
               <w:spacing w:after="10" w:before="0"/>
               <w:ind w:left="120"/>
             </w:pPr>
-            <w:hyperlink w:history="1" r:id="rIdgcdztg1jp01yp4irc3xl7">
+            <w:hyperlink w:history="1" r:id="rIdppfj6id61iqhyjxh6a36z">
               <w:r>
                 <w:rPr>
                   <w:rFonts w:ascii="Arial" w:cs="Arial" w:eastAsia="Arial" w:hAnsi="Arial"/>
@@ -30523,7 +30595,7 @@
             <w:pPr>
               <w:spacing w:after="20" w:before="0"/>
             </w:pPr>
-            <w:hyperlink w:history="1" r:id="rId3whva0chrrk1ku2dysu05">
+            <w:hyperlink w:history="1" r:id="rId0aner9egefb7icd2p_9gq">
               <w:r>
                 <w:rPr>
                   <w:rFonts w:ascii="Arial" w:cs="Arial" w:eastAsia="Arial" w:hAnsi="Arial"/>
@@ -30556,7 +30628,7 @@
               <w:spacing w:after="10" w:before="0"/>
               <w:ind w:left="120"/>
             </w:pPr>
-            <w:hyperlink w:history="1" r:id="rIdwyc0h4hgewi9e-abdkczk">
+            <w:hyperlink w:history="1" r:id="rIdoz3umbbwqzsuzfny3bfzh">
               <w:r>
                 <w:rPr>
                   <w:rFonts w:ascii="Arial" w:cs="Arial" w:eastAsia="Arial" w:hAnsi="Arial"/>
@@ -30751,7 +30823,7 @@
             <w:pPr>
               <w:spacing w:after="20" w:before="0"/>
             </w:pPr>
-            <w:hyperlink w:history="1" r:id="rIdvvlnduljarp4puapbiroq">
+            <w:hyperlink w:history="1" r:id="rIdb5tzoyp2za4awieov8idk">
               <w:r>
                 <w:rPr>
                   <w:rFonts w:ascii="Arial" w:cs="Arial" w:eastAsia="Arial" w:hAnsi="Arial"/>
@@ -30784,7 +30856,7 @@
               <w:spacing w:after="10" w:before="0"/>
               <w:ind w:left="120"/>
             </w:pPr>
-            <w:hyperlink w:history="1" r:id="rId3oxmzxuspxekvy_2m7jhb">
+            <w:hyperlink w:history="1" r:id="rIdo1wc9fofzwm0rxawcwmzb">
               <w:r>
                 <w:rPr>
                   <w:rFonts w:ascii="Arial" w:cs="Arial" w:eastAsia="Arial" w:hAnsi="Arial"/>
@@ -30829,7 +30901,7 @@
             <w:pPr>
               <w:spacing w:after="20" w:before="0"/>
             </w:pPr>
-            <w:hyperlink w:history="1" r:id="rIdkto2kq7krsuatafs4joky">
+            <w:hyperlink w:history="1" r:id="rIdm2rkxt20qmmgtbbvwlcr8">
               <w:r>
                 <w:rPr>
                   <w:rFonts w:ascii="Arial" w:cs="Arial" w:eastAsia="Arial" w:hAnsi="Arial"/>
@@ -30862,7 +30934,7 @@
               <w:spacing w:after="10" w:before="0"/>
               <w:ind w:left="120"/>
             </w:pPr>
-            <w:hyperlink w:history="1" r:id="rId77y3zdbmwj-yu6rpmganh">
+            <w:hyperlink w:history="1" r:id="rIdsaljjwuhrk9lodvxpadz5">
               <w:r>
                 <w:rPr>
                   <w:rFonts w:ascii="Arial" w:cs="Arial" w:eastAsia="Arial" w:hAnsi="Arial"/>

--- a/data/outputs/v2/Biology/SS2.1_Plant_Nutrition/Biology_Plant_Nutrition_CBE_LessonSequence.docx
+++ b/data/outputs/v2/Biology/SS2.1_Plant_Nutrition/Biology_Plant_Nutrition_CBE_LessonSequence.docx
@@ -3440,7 +3440,7 @@
             <w:pPr>
               <w:spacing w:after="20" w:before="0"/>
             </w:pPr>
-            <w:hyperlink w:history="1" r:id="rIdcxpoeehogzhe3udc4hwjb">
+            <w:hyperlink w:history="1" r:id="rId6h4irkws8qdl_ru-afk1s">
               <w:r>
                 <w:rPr>
                   <w:rFonts w:ascii="Arial" w:cs="Arial" w:eastAsia="Arial" w:hAnsi="Arial"/>
@@ -3473,7 +3473,7 @@
               <w:spacing w:after="10" w:before="0"/>
               <w:ind w:left="120"/>
             </w:pPr>
-            <w:hyperlink w:history="1" r:id="rIdtivxuikr5ynisbyukhljm">
+            <w:hyperlink w:history="1" r:id="rIdr3kkf-iv_6pbwwkwnffaq">
               <w:r>
                 <w:rPr>
                   <w:rFonts w:ascii="Arial" w:cs="Arial" w:eastAsia="Arial" w:hAnsi="Arial"/>
@@ -3518,7 +3518,7 @@
             <w:pPr>
               <w:spacing w:after="20" w:before="0"/>
             </w:pPr>
-            <w:hyperlink w:history="1" r:id="rIdldartyxm-txextde5fxyl">
+            <w:hyperlink w:history="1" r:id="rIdjupr-ak7ngsn7_q2ckldm">
               <w:r>
                 <w:rPr>
                   <w:rFonts w:ascii="Arial" w:cs="Arial" w:eastAsia="Arial" w:hAnsi="Arial"/>
@@ -3551,7 +3551,7 @@
               <w:spacing w:after="10" w:before="0"/>
               <w:ind w:left="120"/>
             </w:pPr>
-            <w:hyperlink w:history="1" r:id="rIdrrn5pgkkmmhvxhjb59zv_">
+            <w:hyperlink w:history="1" r:id="rId_gxp2dqn7ugur-h6dkpx6">
               <w:r>
                 <w:rPr>
                   <w:rFonts w:ascii="Arial" w:cs="Arial" w:eastAsia="Arial" w:hAnsi="Arial"/>
@@ -3746,7 +3746,7 @@
             <w:pPr>
               <w:spacing w:after="20" w:before="0"/>
             </w:pPr>
-            <w:hyperlink w:history="1" r:id="rIdwtrtfx6idsskfotzjnesz">
+            <w:hyperlink w:history="1" r:id="rIdvvss9bhge24wkxkixjf20">
               <w:r>
                 <w:rPr>
                   <w:rFonts w:ascii="Arial" w:cs="Arial" w:eastAsia="Arial" w:hAnsi="Arial"/>
@@ -3779,7 +3779,7 @@
               <w:spacing w:after="10" w:before="0"/>
               <w:ind w:left="120"/>
             </w:pPr>
-            <w:hyperlink w:history="1" r:id="rIdyhbrnwtfjtim_bfuoqxpl">
+            <w:hyperlink w:history="1" r:id="rIdbphfzjxp-aic2pdsrlyjk">
               <w:r>
                 <w:rPr>
                   <w:rFonts w:ascii="Arial" w:cs="Arial" w:eastAsia="Arial" w:hAnsi="Arial"/>
@@ -3824,7 +3824,7 @@
             <w:pPr>
               <w:spacing w:after="20" w:before="0"/>
             </w:pPr>
-            <w:hyperlink w:history="1" r:id="rIdeffrh532p4qj8iacwwduk">
+            <w:hyperlink w:history="1" r:id="rIdmztpe2d-tqlohmtillcsz">
               <w:r>
                 <w:rPr>
                   <w:rFonts w:ascii="Arial" w:cs="Arial" w:eastAsia="Arial" w:hAnsi="Arial"/>
@@ -3857,7 +3857,7 @@
               <w:spacing w:after="10" w:before="0"/>
               <w:ind w:left="120"/>
             </w:pPr>
-            <w:hyperlink w:history="1" r:id="rId_vuyrwx2hoenxrquksisi">
+            <w:hyperlink w:history="1" r:id="rIdhxlkxkz9gblyrb4szmabd">
               <w:r>
                 <w:rPr>
                   <w:rFonts w:ascii="Arial" w:cs="Arial" w:eastAsia="Arial" w:hAnsi="Arial"/>
@@ -4052,7 +4052,7 @@
             <w:pPr>
               <w:spacing w:after="20" w:before="0"/>
             </w:pPr>
-            <w:hyperlink w:history="1" r:id="rId0myyzau5jy_sksnhl4hja">
+            <w:hyperlink w:history="1" r:id="rIdn0z9js_tcl96cqpjzelpx">
               <w:r>
                 <w:rPr>
                   <w:rFonts w:ascii="Arial" w:cs="Arial" w:eastAsia="Arial" w:hAnsi="Arial"/>
@@ -4085,7 +4085,7 @@
               <w:spacing w:after="10" w:before="0"/>
               <w:ind w:left="120"/>
             </w:pPr>
-            <w:hyperlink w:history="1" r:id="rIdncuqo6o3qthp5puokwn23">
+            <w:hyperlink w:history="1" r:id="rId1xijtie3cabu2ssp31cio">
               <w:r>
                 <w:rPr>
                   <w:rFonts w:ascii="Arial" w:cs="Arial" w:eastAsia="Arial" w:hAnsi="Arial"/>
@@ -4130,7 +4130,7 @@
             <w:pPr>
               <w:spacing w:after="20" w:before="0"/>
             </w:pPr>
-            <w:hyperlink w:history="1" r:id="rIdu5ityrfqznoif1wyltqbj">
+            <w:hyperlink w:history="1" r:id="rIdzga9erhcrzl2-6a5hqk91">
               <w:r>
                 <w:rPr>
                   <w:rFonts w:ascii="Arial" w:cs="Arial" w:eastAsia="Arial" w:hAnsi="Arial"/>
@@ -4163,7 +4163,7 @@
               <w:spacing w:after="10" w:before="0"/>
               <w:ind w:left="120"/>
             </w:pPr>
-            <w:hyperlink w:history="1" r:id="rId6rhwiomziumz_jcyyewvj">
+            <w:hyperlink w:history="1" r:id="rIdvfvvhcq9xfaanz9f2rkbz">
               <w:r>
                 <w:rPr>
                   <w:rFonts w:ascii="Arial" w:cs="Arial" w:eastAsia="Arial" w:hAnsi="Arial"/>
@@ -4358,7 +4358,7 @@
             <w:pPr>
               <w:spacing w:after="20" w:before="0"/>
             </w:pPr>
-            <w:hyperlink w:history="1" r:id="rIdkmvfp2_hagrhyorckq3v_">
+            <w:hyperlink w:history="1" r:id="rIddovhezmexx5chj3d-m1i1">
               <w:r>
                 <w:rPr>
                   <w:rFonts w:ascii="Arial" w:cs="Arial" w:eastAsia="Arial" w:hAnsi="Arial"/>
@@ -4391,7 +4391,7 @@
               <w:spacing w:after="10" w:before="0"/>
               <w:ind w:left="120"/>
             </w:pPr>
-            <w:hyperlink w:history="1" r:id="rIdhpsqpyk9ioz1hnpxle9mg">
+            <w:hyperlink w:history="1" r:id="rIdwryn9xpmeloja6h_87mzp">
               <w:r>
                 <w:rPr>
                   <w:rFonts w:ascii="Arial" w:cs="Arial" w:eastAsia="Arial" w:hAnsi="Arial"/>
@@ -4436,7 +4436,7 @@
             <w:pPr>
               <w:spacing w:after="20" w:before="0"/>
             </w:pPr>
-            <w:hyperlink w:history="1" r:id="rIdflfi1gm-jv4-5q3euz1jf">
+            <w:hyperlink w:history="1" r:id="rIdkythawdhe9hkk_7z-tbyr">
               <w:r>
                 <w:rPr>
                   <w:rFonts w:ascii="Arial" w:cs="Arial" w:eastAsia="Arial" w:hAnsi="Arial"/>
@@ -4469,7 +4469,7 @@
               <w:spacing w:after="10" w:before="0"/>
               <w:ind w:left="120"/>
             </w:pPr>
-            <w:hyperlink w:history="1" r:id="rIdueilz_-fa2knurpqpgtfp">
+            <w:hyperlink w:history="1" r:id="rIdjwehiboozvx9w5x3dwrdr">
               <w:r>
                 <w:rPr>
                   <w:rFonts w:ascii="Arial" w:cs="Arial" w:eastAsia="Arial" w:hAnsi="Arial"/>
@@ -4664,7 +4664,7 @@
             <w:pPr>
               <w:spacing w:after="20" w:before="0"/>
             </w:pPr>
-            <w:hyperlink w:history="1" r:id="rIdfziapmkb3jucyqodkjssr">
+            <w:hyperlink w:history="1" r:id="rIdfbj5ysvccu46a1khepeyz">
               <w:r>
                 <w:rPr>
                   <w:rFonts w:ascii="Arial" w:cs="Arial" w:eastAsia="Arial" w:hAnsi="Arial"/>
@@ -4697,7 +4697,7 @@
               <w:spacing w:after="10" w:before="0"/>
               <w:ind w:left="120"/>
             </w:pPr>
-            <w:hyperlink w:history="1" r:id="rIdqt1pi9_tqo4zjmmpqz_05">
+            <w:hyperlink w:history="1" r:id="rId9t5d6g2intvzzj9_ls_if">
               <w:r>
                 <w:rPr>
                   <w:rFonts w:ascii="Arial" w:cs="Arial" w:eastAsia="Arial" w:hAnsi="Arial"/>
@@ -4742,7 +4742,7 @@
             <w:pPr>
               <w:spacing w:after="20" w:before="0"/>
             </w:pPr>
-            <w:hyperlink w:history="1" r:id="rId1ao6ekdtzuxbpprorl2gc">
+            <w:hyperlink w:history="1" r:id="rIdzr2uddzycocuzjxuuuxdq">
               <w:r>
                 <w:rPr>
                   <w:rFonts w:ascii="Arial" w:cs="Arial" w:eastAsia="Arial" w:hAnsi="Arial"/>
@@ -4775,7 +4775,7 @@
               <w:spacing w:after="10" w:before="0"/>
               <w:ind w:left="120"/>
             </w:pPr>
-            <w:hyperlink w:history="1" r:id="rId0fkeb50hvzjhqpogqbcbz">
+            <w:hyperlink w:history="1" r:id="rIdfa0vcyb6ll5l0qtdcrjje">
               <w:r>
                 <w:rPr>
                   <w:rFonts w:ascii="Arial" w:cs="Arial" w:eastAsia="Arial" w:hAnsi="Arial"/>
@@ -6262,7 +6262,7 @@
             <w:pPr>
               <w:spacing w:after="20" w:before="0"/>
             </w:pPr>
-            <w:hyperlink w:history="1" r:id="rIds_lwchrfs8imsd2xv29dj">
+            <w:hyperlink w:history="1" r:id="rIdfawkahvj0qgblkdhu018a">
               <w:r>
                 <w:rPr>
                   <w:rFonts w:ascii="Arial" w:cs="Arial" w:eastAsia="Arial" w:hAnsi="Arial"/>
@@ -6295,7 +6295,7 @@
               <w:spacing w:after="10" w:before="0"/>
               <w:ind w:left="120"/>
             </w:pPr>
-            <w:hyperlink w:history="1" r:id="rIdz3kr1wt-yxddazw_uxgtb">
+            <w:hyperlink w:history="1" r:id="rIdmxbclaeso0cbwifxcn-v3">
               <w:r>
                 <w:rPr>
                   <w:rFonts w:ascii="Arial" w:cs="Arial" w:eastAsia="Arial" w:hAnsi="Arial"/>
@@ -6340,7 +6340,7 @@
             <w:pPr>
               <w:spacing w:after="20" w:before="0"/>
             </w:pPr>
-            <w:hyperlink w:history="1" r:id="rIdthph_bri2zgggbfkzwcto">
+            <w:hyperlink w:history="1" r:id="rIdenu_5uyt8-igpgi30hbty">
               <w:r>
                 <w:rPr>
                   <w:rFonts w:ascii="Arial" w:cs="Arial" w:eastAsia="Arial" w:hAnsi="Arial"/>
@@ -6373,7 +6373,7 @@
               <w:spacing w:after="10" w:before="0"/>
               <w:ind w:left="120"/>
             </w:pPr>
-            <w:hyperlink w:history="1" r:id="rIdnvsuxgdvokz3pikjbqv5z">
+            <w:hyperlink w:history="1" r:id="rIdzxqjae8bkqjbx9cm0oxne">
               <w:r>
                 <w:rPr>
                   <w:rFonts w:ascii="Arial" w:cs="Arial" w:eastAsia="Arial" w:hAnsi="Arial"/>
@@ -6568,7 +6568,7 @@
             <w:pPr>
               <w:spacing w:after="20" w:before="0"/>
             </w:pPr>
-            <w:hyperlink w:history="1" r:id="rIdzxcttd875rpnppjst6amv">
+            <w:hyperlink w:history="1" r:id="rIdg8btiu9ellbat1cyf1ouq">
               <w:r>
                 <w:rPr>
                   <w:rFonts w:ascii="Arial" w:cs="Arial" w:eastAsia="Arial" w:hAnsi="Arial"/>
@@ -6601,7 +6601,7 @@
               <w:spacing w:after="10" w:before="0"/>
               <w:ind w:left="120"/>
             </w:pPr>
-            <w:hyperlink w:history="1" r:id="rIdv_byuhdgwfnfglegff9dk">
+            <w:hyperlink w:history="1" r:id="rId19uatq1az8arijndf9vi_">
               <w:r>
                 <w:rPr>
                   <w:rFonts w:ascii="Arial" w:cs="Arial" w:eastAsia="Arial" w:hAnsi="Arial"/>
@@ -6646,7 +6646,7 @@
             <w:pPr>
               <w:spacing w:after="20" w:before="0"/>
             </w:pPr>
-            <w:hyperlink w:history="1" r:id="rId2yccnv35jhmitd07dcv0l">
+            <w:hyperlink w:history="1" r:id="rIdend0tuwmktx6bbkayft4q">
               <w:r>
                 <w:rPr>
                   <w:rFonts w:ascii="Arial" w:cs="Arial" w:eastAsia="Arial" w:hAnsi="Arial"/>
@@ -6679,7 +6679,7 @@
               <w:spacing w:after="10" w:before="0"/>
               <w:ind w:left="120"/>
             </w:pPr>
-            <w:hyperlink w:history="1" r:id="rIdykmnqefgh8qba-_qwuo_x">
+            <w:hyperlink w:history="1" r:id="rIdgdby0pkpygvuaebqckmyd">
               <w:r>
                 <w:rPr>
                   <w:rFonts w:ascii="Arial" w:cs="Arial" w:eastAsia="Arial" w:hAnsi="Arial"/>
@@ -6874,7 +6874,7 @@
             <w:pPr>
               <w:spacing w:after="20" w:before="0"/>
             </w:pPr>
-            <w:hyperlink w:history="1" r:id="rIdivfati1ksixmx7spgup5a">
+            <w:hyperlink w:history="1" r:id="rIdlg_hlsethuephsywoo7c8">
               <w:r>
                 <w:rPr>
                   <w:rFonts w:ascii="Arial" w:cs="Arial" w:eastAsia="Arial" w:hAnsi="Arial"/>
@@ -6907,7 +6907,7 @@
               <w:spacing w:after="10" w:before="0"/>
               <w:ind w:left="120"/>
             </w:pPr>
-            <w:hyperlink w:history="1" r:id="rIdtzgf3k-4wjyt8sh6x_lfr">
+            <w:hyperlink w:history="1" r:id="rId2zy5dpwpikfshdw-sf6oe">
               <w:r>
                 <w:rPr>
                   <w:rFonts w:ascii="Arial" w:cs="Arial" w:eastAsia="Arial" w:hAnsi="Arial"/>
@@ -6952,7 +6952,7 @@
             <w:pPr>
               <w:spacing w:after="20" w:before="0"/>
             </w:pPr>
-            <w:hyperlink w:history="1" r:id="rId2mzckknj3fip0bkgqdeei">
+            <w:hyperlink w:history="1" r:id="rIdikl4-xahuzlapxyqxnkda">
               <w:r>
                 <w:rPr>
                   <w:rFonts w:ascii="Arial" w:cs="Arial" w:eastAsia="Arial" w:hAnsi="Arial"/>
@@ -6985,7 +6985,7 @@
               <w:spacing w:after="10" w:before="0"/>
               <w:ind w:left="120"/>
             </w:pPr>
-            <w:hyperlink w:history="1" r:id="rIdpcptlewgzmixgxnsnfvhj">
+            <w:hyperlink w:history="1" r:id="rIdyw3ppwiqygxlrqkir6jr2">
               <w:r>
                 <w:rPr>
                   <w:rFonts w:ascii="Arial" w:cs="Arial" w:eastAsia="Arial" w:hAnsi="Arial"/>
@@ -7180,7 +7180,7 @@
             <w:pPr>
               <w:spacing w:after="20" w:before="0"/>
             </w:pPr>
-            <w:hyperlink w:history="1" r:id="rIdo4shhpuukpw6cpkeyc48a">
+            <w:hyperlink w:history="1" r:id="rIdtlz_h7n87xfwt3zq8zv13">
               <w:r>
                 <w:rPr>
                   <w:rFonts w:ascii="Arial" w:cs="Arial" w:eastAsia="Arial" w:hAnsi="Arial"/>
@@ -7213,7 +7213,7 @@
               <w:spacing w:after="10" w:before="0"/>
               <w:ind w:left="120"/>
             </w:pPr>
-            <w:hyperlink w:history="1" r:id="rIdw-d9f5s8kqswpcpl1pcg2">
+            <w:hyperlink w:history="1" r:id="rIdl9et5a2cy3fkmgb4l5qbl">
               <w:r>
                 <w:rPr>
                   <w:rFonts w:ascii="Arial" w:cs="Arial" w:eastAsia="Arial" w:hAnsi="Arial"/>
@@ -7258,7 +7258,7 @@
             <w:pPr>
               <w:spacing w:after="20" w:before="0"/>
             </w:pPr>
-            <w:hyperlink w:history="1" r:id="rId-qcp6sm20yigxcv3gayvp">
+            <w:hyperlink w:history="1" r:id="rIdmb2bc5zd8q5mkkenppfhe">
               <w:r>
                 <w:rPr>
                   <w:rFonts w:ascii="Arial" w:cs="Arial" w:eastAsia="Arial" w:hAnsi="Arial"/>
@@ -7291,7 +7291,7 @@
               <w:spacing w:after="10" w:before="0"/>
               <w:ind w:left="120"/>
             </w:pPr>
-            <w:hyperlink w:history="1" r:id="rIddyk0hquv-hhzccbfxgdtf">
+            <w:hyperlink w:history="1" r:id="rIdcx_liqmmvftjp3ks8bd3j">
               <w:r>
                 <w:rPr>
                   <w:rFonts w:ascii="Arial" w:cs="Arial" w:eastAsia="Arial" w:hAnsi="Arial"/>
@@ -7486,7 +7486,7 @@
             <w:pPr>
               <w:spacing w:after="20" w:before="0"/>
             </w:pPr>
-            <w:hyperlink w:history="1" r:id="rIdqzeejy3ucttighet11bef">
+            <w:hyperlink w:history="1" r:id="rIdcccqbszplqgzztysmania">
               <w:r>
                 <w:rPr>
                   <w:rFonts w:ascii="Arial" w:cs="Arial" w:eastAsia="Arial" w:hAnsi="Arial"/>
@@ -7519,7 +7519,7 @@
               <w:spacing w:after="10" w:before="0"/>
               <w:ind w:left="120"/>
             </w:pPr>
-            <w:hyperlink w:history="1" r:id="rIdavswfy1eyvsikoxhqdqem">
+            <w:hyperlink w:history="1" r:id="rId5xhu_ypwj8erbfu2fdvz6">
               <w:r>
                 <w:rPr>
                   <w:rFonts w:ascii="Arial" w:cs="Arial" w:eastAsia="Arial" w:hAnsi="Arial"/>
@@ -7564,7 +7564,7 @@
             <w:pPr>
               <w:spacing w:after="20" w:before="0"/>
             </w:pPr>
-            <w:hyperlink w:history="1" r:id="rIduiewbtyx7bqtl1_qfa3v7">
+            <w:hyperlink w:history="1" r:id="rIdrw3pltwbzbeezkilpdmpv">
               <w:r>
                 <w:rPr>
                   <w:rFonts w:ascii="Arial" w:cs="Arial" w:eastAsia="Arial" w:hAnsi="Arial"/>
@@ -7597,7 +7597,7 @@
               <w:spacing w:after="10" w:before="0"/>
               <w:ind w:left="120"/>
             </w:pPr>
-            <w:hyperlink w:history="1" r:id="rIda7vhilpk6vqzxtmgypgsk">
+            <w:hyperlink w:history="1" r:id="rId1pcnvftrubzr6zvpawywy">
               <w:r>
                 <w:rPr>
                   <w:rFonts w:ascii="Arial" w:cs="Arial" w:eastAsia="Arial" w:hAnsi="Arial"/>
@@ -9084,7 +9084,7 @@
             <w:pPr>
               <w:spacing w:after="20" w:before="0"/>
             </w:pPr>
-            <w:hyperlink w:history="1" r:id="rIdg5dpe5thagzeyksf-jc8z">
+            <w:hyperlink w:history="1" r:id="rIdosifrtrzlfmyqxmig6d7o">
               <w:r>
                 <w:rPr>
                   <w:rFonts w:ascii="Arial" w:cs="Arial" w:eastAsia="Arial" w:hAnsi="Arial"/>
@@ -9117,7 +9117,7 @@
               <w:spacing w:after="10" w:before="0"/>
               <w:ind w:left="120"/>
             </w:pPr>
-            <w:hyperlink w:history="1" r:id="rId0myzloct4drwa5pne1os8">
+            <w:hyperlink w:history="1" r:id="rIduffjkmbpql--ehc-y8d-c">
               <w:r>
                 <w:rPr>
                   <w:rFonts w:ascii="Arial" w:cs="Arial" w:eastAsia="Arial" w:hAnsi="Arial"/>
@@ -9162,7 +9162,7 @@
             <w:pPr>
               <w:spacing w:after="20" w:before="0"/>
             </w:pPr>
-            <w:hyperlink w:history="1" r:id="rIdxt309ffqeai4kuicuwgw4">
+            <w:hyperlink w:history="1" r:id="rIdavw_zetyssny0kom3dv9-">
               <w:r>
                 <w:rPr>
                   <w:rFonts w:ascii="Arial" w:cs="Arial" w:eastAsia="Arial" w:hAnsi="Arial"/>
@@ -9195,7 +9195,7 @@
               <w:spacing w:after="10" w:before="0"/>
               <w:ind w:left="120"/>
             </w:pPr>
-            <w:hyperlink w:history="1" r:id="rIdzozj6hwxibosnq5_gqwxi">
+            <w:hyperlink w:history="1" r:id="rIdhi2z7n7redrjfalysjiwp">
               <w:r>
                 <w:rPr>
                   <w:rFonts w:ascii="Arial" w:cs="Arial" w:eastAsia="Arial" w:hAnsi="Arial"/>
@@ -9390,7 +9390,7 @@
             <w:pPr>
               <w:spacing w:after="20" w:before="0"/>
             </w:pPr>
-            <w:hyperlink w:history="1" r:id="rIdqssuvwhu3y2vmjkdoi8hs">
+            <w:hyperlink w:history="1" r:id="rIdyyn85kgvheuitj8e6stpy">
               <w:r>
                 <w:rPr>
                   <w:rFonts w:ascii="Arial" w:cs="Arial" w:eastAsia="Arial" w:hAnsi="Arial"/>
@@ -9423,7 +9423,7 @@
               <w:spacing w:after="10" w:before="0"/>
               <w:ind w:left="120"/>
             </w:pPr>
-            <w:hyperlink w:history="1" r:id="rIdqh_feqlbrdix9kzktpcwp">
+            <w:hyperlink w:history="1" r:id="rIddu0_myszbxwspk_vbksdy">
               <w:r>
                 <w:rPr>
                   <w:rFonts w:ascii="Arial" w:cs="Arial" w:eastAsia="Arial" w:hAnsi="Arial"/>
@@ -9468,7 +9468,7 @@
             <w:pPr>
               <w:spacing w:after="20" w:before="0"/>
             </w:pPr>
-            <w:hyperlink w:history="1" r:id="rIdnozjhb1_o3wrh21t5pvfo">
+            <w:hyperlink w:history="1" r:id="rIdprujbucxxekneq4emvien">
               <w:r>
                 <w:rPr>
                   <w:rFonts w:ascii="Arial" w:cs="Arial" w:eastAsia="Arial" w:hAnsi="Arial"/>
@@ -9501,7 +9501,7 @@
               <w:spacing w:after="10" w:before="0"/>
               <w:ind w:left="120"/>
             </w:pPr>
-            <w:hyperlink w:history="1" r:id="rIdlpu11fjy-zb38ein81wl-">
+            <w:hyperlink w:history="1" r:id="rIdi290p9ou8vz7qymewgtlx">
               <w:r>
                 <w:rPr>
                   <w:rFonts w:ascii="Arial" w:cs="Arial" w:eastAsia="Arial" w:hAnsi="Arial"/>
@@ -9696,7 +9696,7 @@
             <w:pPr>
               <w:spacing w:after="20" w:before="0"/>
             </w:pPr>
-            <w:hyperlink w:history="1" r:id="rIdfnxnf1k_q0pfvac5sngrh">
+            <w:hyperlink w:history="1" r:id="rIdgqcurftrwohasvrxjpcrg">
               <w:r>
                 <w:rPr>
                   <w:rFonts w:ascii="Arial" w:cs="Arial" w:eastAsia="Arial" w:hAnsi="Arial"/>
@@ -9729,7 +9729,7 @@
               <w:spacing w:after="10" w:before="0"/>
               <w:ind w:left="120"/>
             </w:pPr>
-            <w:hyperlink w:history="1" r:id="rIdob_ymnku1gdmjq4c1bpvk">
+            <w:hyperlink w:history="1" r:id="rId-y-oxpeiw4r_xivcyrdyo">
               <w:r>
                 <w:rPr>
                   <w:rFonts w:ascii="Arial" w:cs="Arial" w:eastAsia="Arial" w:hAnsi="Arial"/>
@@ -9774,7 +9774,7 @@
             <w:pPr>
               <w:spacing w:after="20" w:before="0"/>
             </w:pPr>
-            <w:hyperlink w:history="1" r:id="rIdoml2_kdxbpnlg7crslu28">
+            <w:hyperlink w:history="1" r:id="rIdbygb-jgtwedvaqfuw7ayf">
               <w:r>
                 <w:rPr>
                   <w:rFonts w:ascii="Arial" w:cs="Arial" w:eastAsia="Arial" w:hAnsi="Arial"/>
@@ -9807,7 +9807,7 @@
               <w:spacing w:after="10" w:before="0"/>
               <w:ind w:left="120"/>
             </w:pPr>
-            <w:hyperlink w:history="1" r:id="rIdf2amwyy8mm2bgwf5bx12q">
+            <w:hyperlink w:history="1" r:id="rIdfw3yj89gvynzhs931n_w5">
               <w:r>
                 <w:rPr>
                   <w:rFonts w:ascii="Arial" w:cs="Arial" w:eastAsia="Arial" w:hAnsi="Arial"/>
@@ -10002,7 +10002,7 @@
             <w:pPr>
               <w:spacing w:after="20" w:before="0"/>
             </w:pPr>
-            <w:hyperlink w:history="1" r:id="rId3igt_7r9igthplsik0ixd">
+            <w:hyperlink w:history="1" r:id="rIdob_bzn_qzlya1atfrtu4z">
               <w:r>
                 <w:rPr>
                   <w:rFonts w:ascii="Arial" w:cs="Arial" w:eastAsia="Arial" w:hAnsi="Arial"/>
@@ -10035,7 +10035,7 @@
               <w:spacing w:after="10" w:before="0"/>
               <w:ind w:left="120"/>
             </w:pPr>
-            <w:hyperlink w:history="1" r:id="rIdpmdepqec1q4mymmu8aaaw">
+            <w:hyperlink w:history="1" r:id="rIdvgwmk4r61rd1dkrgymf7u">
               <w:r>
                 <w:rPr>
                   <w:rFonts w:ascii="Arial" w:cs="Arial" w:eastAsia="Arial" w:hAnsi="Arial"/>
@@ -10080,7 +10080,7 @@
             <w:pPr>
               <w:spacing w:after="20" w:before="0"/>
             </w:pPr>
-            <w:hyperlink w:history="1" r:id="rIdpkh1kkdbzsv3crx0obtr0">
+            <w:hyperlink w:history="1" r:id="rIdlrs-na-79a19uk1u3-sc5">
               <w:r>
                 <w:rPr>
                   <w:rFonts w:ascii="Arial" w:cs="Arial" w:eastAsia="Arial" w:hAnsi="Arial"/>
@@ -10113,7 +10113,7 @@
               <w:spacing w:after="10" w:before="0"/>
               <w:ind w:left="120"/>
             </w:pPr>
-            <w:hyperlink w:history="1" r:id="rId6asdt6jzm-lsl_fvx9kat">
+            <w:hyperlink w:history="1" r:id="rIdodmymop_mhkn3tr3bp1a9">
               <w:r>
                 <w:rPr>
                   <w:rFonts w:ascii="Arial" w:cs="Arial" w:eastAsia="Arial" w:hAnsi="Arial"/>
@@ -10308,7 +10308,7 @@
             <w:pPr>
               <w:spacing w:after="20" w:before="0"/>
             </w:pPr>
-            <w:hyperlink w:history="1" r:id="rIdgoxoxzny69vne2gvne7ir">
+            <w:hyperlink w:history="1" r:id="rIdgg_z3-mhv1m3ct5sycdk0">
               <w:r>
                 <w:rPr>
                   <w:rFonts w:ascii="Arial" w:cs="Arial" w:eastAsia="Arial" w:hAnsi="Arial"/>
@@ -10341,7 +10341,7 @@
               <w:spacing w:after="10" w:before="0"/>
               <w:ind w:left="120"/>
             </w:pPr>
-            <w:hyperlink w:history="1" r:id="rId2xz-_e84gc1xzpdxicros">
+            <w:hyperlink w:history="1" r:id="rIdw7vuqsdxh1_1pscgsi4rv">
               <w:r>
                 <w:rPr>
                   <w:rFonts w:ascii="Arial" w:cs="Arial" w:eastAsia="Arial" w:hAnsi="Arial"/>
@@ -10386,7 +10386,7 @@
             <w:pPr>
               <w:spacing w:after="20" w:before="0"/>
             </w:pPr>
-            <w:hyperlink w:history="1" r:id="rIdmukm9h8ggkysvgjcgzud4">
+            <w:hyperlink w:history="1" r:id="rIdgkmtpmek1uyfz4lgkj-tq">
               <w:r>
                 <w:rPr>
                   <w:rFonts w:ascii="Arial" w:cs="Arial" w:eastAsia="Arial" w:hAnsi="Arial"/>
@@ -10419,7 +10419,7 @@
               <w:spacing w:after="10" w:before="0"/>
               <w:ind w:left="120"/>
             </w:pPr>
-            <w:hyperlink w:history="1" r:id="rId5c_w8gmi4_3sw3hzy-opv">
+            <w:hyperlink w:history="1" r:id="rId_joxldve8pkjyis0lxp2r">
               <w:r>
                 <w:rPr>
                   <w:rFonts w:ascii="Arial" w:cs="Arial" w:eastAsia="Arial" w:hAnsi="Arial"/>
@@ -11906,7 +11906,7 @@
             <w:pPr>
               <w:spacing w:after="20" w:before="0"/>
             </w:pPr>
-            <w:hyperlink w:history="1" r:id="rIdc5sccn7srbfwrcz9bbnss">
+            <w:hyperlink w:history="1" r:id="rIdsn2sx9x9kbjecnb0rp1yu">
               <w:r>
                 <w:rPr>
                   <w:rFonts w:ascii="Arial" w:cs="Arial" w:eastAsia="Arial" w:hAnsi="Arial"/>
@@ -11939,7 +11939,7 @@
               <w:spacing w:after="10" w:before="0"/>
               <w:ind w:left="120"/>
             </w:pPr>
-            <w:hyperlink w:history="1" r:id="rIdpwhjhj9w_mwcy4ckfskvl">
+            <w:hyperlink w:history="1" r:id="rId6xrvysj_zfw8xjcb9q--4">
               <w:r>
                 <w:rPr>
                   <w:rFonts w:ascii="Arial" w:cs="Arial" w:eastAsia="Arial" w:hAnsi="Arial"/>
@@ -11984,7 +11984,7 @@
             <w:pPr>
               <w:spacing w:after="20" w:before="0"/>
             </w:pPr>
-            <w:hyperlink w:history="1" r:id="rIdxic4fbvrzbgtlg9mlofvg">
+            <w:hyperlink w:history="1" r:id="rId2nhgfd2ruhnajypvwwku_">
               <w:r>
                 <w:rPr>
                   <w:rFonts w:ascii="Arial" w:cs="Arial" w:eastAsia="Arial" w:hAnsi="Arial"/>
@@ -12017,7 +12017,7 @@
               <w:spacing w:after="10" w:before="0"/>
               <w:ind w:left="120"/>
             </w:pPr>
-            <w:hyperlink w:history="1" r:id="rIdor3ilsbkpsaauzdcq-vau">
+            <w:hyperlink w:history="1" r:id="rIddvshxl6jeqzpdqf-julgm">
               <w:r>
                 <w:rPr>
                   <w:rFonts w:ascii="Arial" w:cs="Arial" w:eastAsia="Arial" w:hAnsi="Arial"/>
@@ -12212,7 +12212,7 @@
             <w:pPr>
               <w:spacing w:after="20" w:before="0"/>
             </w:pPr>
-            <w:hyperlink w:history="1" r:id="rIdo2df1not2qegmc2-z3aqr">
+            <w:hyperlink w:history="1" r:id="rIdy06psu5zr0bqnfpxf6pck">
               <w:r>
                 <w:rPr>
                   <w:rFonts w:ascii="Arial" w:cs="Arial" w:eastAsia="Arial" w:hAnsi="Arial"/>
@@ -12245,7 +12245,7 @@
               <w:spacing w:after="10" w:before="0"/>
               <w:ind w:left="120"/>
             </w:pPr>
-            <w:hyperlink w:history="1" r:id="rIdsm6lw4wopot1_wmmvucor">
+            <w:hyperlink w:history="1" r:id="rIdhuyigcjzccypuaf3be2xc">
               <w:r>
                 <w:rPr>
                   <w:rFonts w:ascii="Arial" w:cs="Arial" w:eastAsia="Arial" w:hAnsi="Arial"/>
@@ -12290,7 +12290,7 @@
             <w:pPr>
               <w:spacing w:after="20" w:before="0"/>
             </w:pPr>
-            <w:hyperlink w:history="1" r:id="rIdufhoh_gilh9zx002_zpxr">
+            <w:hyperlink w:history="1" r:id="rIdvcwop_rlfesnfqxkvoe_o">
               <w:r>
                 <w:rPr>
                   <w:rFonts w:ascii="Arial" w:cs="Arial" w:eastAsia="Arial" w:hAnsi="Arial"/>
@@ -12323,7 +12323,7 @@
               <w:spacing w:after="10" w:before="0"/>
               <w:ind w:left="120"/>
             </w:pPr>
-            <w:hyperlink w:history="1" r:id="rIdxbjvfzesr7ks-ijfwii4w">
+            <w:hyperlink w:history="1" r:id="rIdww0o017m4cm7ao5cen8bp">
               <w:r>
                 <w:rPr>
                   <w:rFonts w:ascii="Arial" w:cs="Arial" w:eastAsia="Arial" w:hAnsi="Arial"/>
@@ -12518,7 +12518,7 @@
             <w:pPr>
               <w:spacing w:after="20" w:before="0"/>
             </w:pPr>
-            <w:hyperlink w:history="1" r:id="rId9mac1i7xwd-8aqxpfy3mm">
+            <w:hyperlink w:history="1" r:id="rIddoxubhogcq7ycml24fuyi">
               <w:r>
                 <w:rPr>
                   <w:rFonts w:ascii="Arial" w:cs="Arial" w:eastAsia="Arial" w:hAnsi="Arial"/>
@@ -12551,7 +12551,7 @@
               <w:spacing w:after="10" w:before="0"/>
               <w:ind w:left="120"/>
             </w:pPr>
-            <w:hyperlink w:history="1" r:id="rIds7tf4wflllvf-cjmkqvmr">
+            <w:hyperlink w:history="1" r:id="rIdqshgxwgbgnv97gn-ms8zf">
               <w:r>
                 <w:rPr>
                   <w:rFonts w:ascii="Arial" w:cs="Arial" w:eastAsia="Arial" w:hAnsi="Arial"/>
@@ -12596,7 +12596,7 @@
             <w:pPr>
               <w:spacing w:after="20" w:before="0"/>
             </w:pPr>
-            <w:hyperlink w:history="1" r:id="rId4f8zmd8ut-5xp3k8s5dpb">
+            <w:hyperlink w:history="1" r:id="rId4fm7o2lf0k0yhvzk-z7re">
               <w:r>
                 <w:rPr>
                   <w:rFonts w:ascii="Arial" w:cs="Arial" w:eastAsia="Arial" w:hAnsi="Arial"/>
@@ -12629,7 +12629,7 @@
               <w:spacing w:after="10" w:before="0"/>
               <w:ind w:left="120"/>
             </w:pPr>
-            <w:hyperlink w:history="1" r:id="rIdn4qg5qlfkkdpmmrf-jais">
+            <w:hyperlink w:history="1" r:id="rIdhwnlo1gmyzyquz_ulqzxe">
               <w:r>
                 <w:rPr>
                   <w:rFonts w:ascii="Arial" w:cs="Arial" w:eastAsia="Arial" w:hAnsi="Arial"/>
@@ -12824,7 +12824,7 @@
             <w:pPr>
               <w:spacing w:after="20" w:before="0"/>
             </w:pPr>
-            <w:hyperlink w:history="1" r:id="rId7f-yss9pxp-rg_kzffllr">
+            <w:hyperlink w:history="1" r:id="rIdf4kha11u1qglgfggvqqis">
               <w:r>
                 <w:rPr>
                   <w:rFonts w:ascii="Arial" w:cs="Arial" w:eastAsia="Arial" w:hAnsi="Arial"/>
@@ -12857,7 +12857,7 @@
               <w:spacing w:after="10" w:before="0"/>
               <w:ind w:left="120"/>
             </w:pPr>
-            <w:hyperlink w:history="1" r:id="rIduvyv6_dliwpyyrta8lp1q">
+            <w:hyperlink w:history="1" r:id="rIdslo0ewsxksfdetcrzfdaw">
               <w:r>
                 <w:rPr>
                   <w:rFonts w:ascii="Arial" w:cs="Arial" w:eastAsia="Arial" w:hAnsi="Arial"/>
@@ -12902,7 +12902,7 @@
             <w:pPr>
               <w:spacing w:after="20" w:before="0"/>
             </w:pPr>
-            <w:hyperlink w:history="1" r:id="rIdj-ojrlhpbydzffsbrfws4">
+            <w:hyperlink w:history="1" r:id="rIdrxj5domj70iicr13psddt">
               <w:r>
                 <w:rPr>
                   <w:rFonts w:ascii="Arial" w:cs="Arial" w:eastAsia="Arial" w:hAnsi="Arial"/>
@@ -12935,7 +12935,7 @@
               <w:spacing w:after="10" w:before="0"/>
               <w:ind w:left="120"/>
             </w:pPr>
-            <w:hyperlink w:history="1" r:id="rIdiw-vyxss2jfidujifkbwk">
+            <w:hyperlink w:history="1" r:id="rIdxd3hd5hztxc0oobcyhsp-">
               <w:r>
                 <w:rPr>
                   <w:rFonts w:ascii="Arial" w:cs="Arial" w:eastAsia="Arial" w:hAnsi="Arial"/>
@@ -13130,7 +13130,7 @@
             <w:pPr>
               <w:spacing w:after="20" w:before="0"/>
             </w:pPr>
-            <w:hyperlink w:history="1" r:id="rIdkqa47sp3lledeeie0tvye">
+            <w:hyperlink w:history="1" r:id="rIdmrb_fnptmb9s_i32zminr">
               <w:r>
                 <w:rPr>
                   <w:rFonts w:ascii="Arial" w:cs="Arial" w:eastAsia="Arial" w:hAnsi="Arial"/>
@@ -13163,7 +13163,7 @@
               <w:spacing w:after="10" w:before="0"/>
               <w:ind w:left="120"/>
             </w:pPr>
-            <w:hyperlink w:history="1" r:id="rId_lhn2qxqntotf3gpzwv9-">
+            <w:hyperlink w:history="1" r:id="rId7oaq8jpdqgaqsm0vqnhhp">
               <w:r>
                 <w:rPr>
                   <w:rFonts w:ascii="Arial" w:cs="Arial" w:eastAsia="Arial" w:hAnsi="Arial"/>
@@ -13208,7 +13208,7 @@
             <w:pPr>
               <w:spacing w:after="20" w:before="0"/>
             </w:pPr>
-            <w:hyperlink w:history="1" r:id="rIdqu1luqukqv66xbrz6pd8n">
+            <w:hyperlink w:history="1" r:id="rIdhuc5cj62c274d_d5rk5du">
               <w:r>
                 <w:rPr>
                   <w:rFonts w:ascii="Arial" w:cs="Arial" w:eastAsia="Arial" w:hAnsi="Arial"/>
@@ -13241,7 +13241,7 @@
               <w:spacing w:after="10" w:before="0"/>
               <w:ind w:left="120"/>
             </w:pPr>
-            <w:hyperlink w:history="1" r:id="rIdbvfyn8gxs3kvjeong0acu">
+            <w:hyperlink w:history="1" r:id="rIdfaryoqhqvlihxfbqqfcht">
               <w:r>
                 <w:rPr>
                   <w:rFonts w:ascii="Arial" w:cs="Arial" w:eastAsia="Arial" w:hAnsi="Arial"/>
@@ -14728,7 +14728,7 @@
             <w:pPr>
               <w:spacing w:after="20" w:before="0"/>
             </w:pPr>
-            <w:hyperlink w:history="1" r:id="rIdiruvg1q03ysckqrrel_sn">
+            <w:hyperlink w:history="1" r:id="rIdjcgq24qrtbjdl4u-tt_zf">
               <w:r>
                 <w:rPr>
                   <w:rFonts w:ascii="Arial" w:cs="Arial" w:eastAsia="Arial" w:hAnsi="Arial"/>
@@ -14761,7 +14761,7 @@
               <w:spacing w:after="10" w:before="0"/>
               <w:ind w:left="120"/>
             </w:pPr>
-            <w:hyperlink w:history="1" r:id="rId9x3dhgtc0te2woa33qmmv">
+            <w:hyperlink w:history="1" r:id="rIdplqfnn5je0vzobdxgazg4">
               <w:r>
                 <w:rPr>
                   <w:rFonts w:ascii="Arial" w:cs="Arial" w:eastAsia="Arial" w:hAnsi="Arial"/>
@@ -14806,7 +14806,7 @@
             <w:pPr>
               <w:spacing w:after="20" w:before="0"/>
             </w:pPr>
-            <w:hyperlink w:history="1" r:id="rIdh3mpnjmigtoaszlc1adst">
+            <w:hyperlink w:history="1" r:id="rIdwcvrqp2xqi8u2lmq2t53u">
               <w:r>
                 <w:rPr>
                   <w:rFonts w:ascii="Arial" w:cs="Arial" w:eastAsia="Arial" w:hAnsi="Arial"/>
@@ -14839,7 +14839,7 @@
               <w:spacing w:after="10" w:before="0"/>
               <w:ind w:left="120"/>
             </w:pPr>
-            <w:hyperlink w:history="1" r:id="rIdp7ew-wnim04k_8moslzzj">
+            <w:hyperlink w:history="1" r:id="rId1ilzhsh_9nkl9a78wivha">
               <w:r>
                 <w:rPr>
                   <w:rFonts w:ascii="Arial" w:cs="Arial" w:eastAsia="Arial" w:hAnsi="Arial"/>
@@ -15034,7 +15034,7 @@
             <w:pPr>
               <w:spacing w:after="20" w:before="0"/>
             </w:pPr>
-            <w:hyperlink w:history="1" r:id="rIdikevw-8oqcbtrjdvyuzxm">
+            <w:hyperlink w:history="1" r:id="rIdpivn92po8dl944gvozi16">
               <w:r>
                 <w:rPr>
                   <w:rFonts w:ascii="Arial" w:cs="Arial" w:eastAsia="Arial" w:hAnsi="Arial"/>
@@ -15067,7 +15067,7 @@
               <w:spacing w:after="10" w:before="0"/>
               <w:ind w:left="120"/>
             </w:pPr>
-            <w:hyperlink w:history="1" r:id="rId8maztpc7cojqnw5is0gqo">
+            <w:hyperlink w:history="1" r:id="rIdcfrafrr3bo8rd5itikkcp">
               <w:r>
                 <w:rPr>
                   <w:rFonts w:ascii="Arial" w:cs="Arial" w:eastAsia="Arial" w:hAnsi="Arial"/>
@@ -15112,7 +15112,7 @@
             <w:pPr>
               <w:spacing w:after="20" w:before="0"/>
             </w:pPr>
-            <w:hyperlink w:history="1" r:id="rIdsp7jf6lf40wa8ugmwj5ki">
+            <w:hyperlink w:history="1" r:id="rIdrybhnrndsid0jydrt6ddc">
               <w:r>
                 <w:rPr>
                   <w:rFonts w:ascii="Arial" w:cs="Arial" w:eastAsia="Arial" w:hAnsi="Arial"/>
@@ -15145,7 +15145,7 @@
               <w:spacing w:after="10" w:before="0"/>
               <w:ind w:left="120"/>
             </w:pPr>
-            <w:hyperlink w:history="1" r:id="rIdhuh4zlztlikyn0fhusyif">
+            <w:hyperlink w:history="1" r:id="rIdxhf50qci5jdxa6z-vi-mz">
               <w:r>
                 <w:rPr>
                   <w:rFonts w:ascii="Arial" w:cs="Arial" w:eastAsia="Arial" w:hAnsi="Arial"/>
@@ -15340,7 +15340,7 @@
             <w:pPr>
               <w:spacing w:after="20" w:before="0"/>
             </w:pPr>
-            <w:hyperlink w:history="1" r:id="rId1la16xhyvdy_js2scrrop">
+            <w:hyperlink w:history="1" r:id="rId5h-n0zekbv5jtoxjbzksu">
               <w:r>
                 <w:rPr>
                   <w:rFonts w:ascii="Arial" w:cs="Arial" w:eastAsia="Arial" w:hAnsi="Arial"/>
@@ -15373,7 +15373,7 @@
               <w:spacing w:after="10" w:before="0"/>
               <w:ind w:left="120"/>
             </w:pPr>
-            <w:hyperlink w:history="1" r:id="rId0kabq1i9l-qp_pyjfvzfo">
+            <w:hyperlink w:history="1" r:id="rIdjlypsxk51ffmglxyweqao">
               <w:r>
                 <w:rPr>
                   <w:rFonts w:ascii="Arial" w:cs="Arial" w:eastAsia="Arial" w:hAnsi="Arial"/>
@@ -15418,7 +15418,7 @@
             <w:pPr>
               <w:spacing w:after="20" w:before="0"/>
             </w:pPr>
-            <w:hyperlink w:history="1" r:id="rIdzxmsec_qxjyrikqfekrrq">
+            <w:hyperlink w:history="1" r:id="rIdhelookyo04hmjs1tunaj4">
               <w:r>
                 <w:rPr>
                   <w:rFonts w:ascii="Arial" w:cs="Arial" w:eastAsia="Arial" w:hAnsi="Arial"/>
@@ -15451,7 +15451,7 @@
               <w:spacing w:after="10" w:before="0"/>
               <w:ind w:left="120"/>
             </w:pPr>
-            <w:hyperlink w:history="1" r:id="rId4-zpbxskfvpiskg7ury-v">
+            <w:hyperlink w:history="1" r:id="rId7nkxv0wlbsdpfkbsbrez5">
               <w:r>
                 <w:rPr>
                   <w:rFonts w:ascii="Arial" w:cs="Arial" w:eastAsia="Arial" w:hAnsi="Arial"/>
@@ -15646,7 +15646,7 @@
             <w:pPr>
               <w:spacing w:after="20" w:before="0"/>
             </w:pPr>
-            <w:hyperlink w:history="1" r:id="rIdchj6a4qxvwsfqqdzx9kip">
+            <w:hyperlink w:history="1" r:id="rId4psgzewna2ikaqk6uk0x3">
               <w:r>
                 <w:rPr>
                   <w:rFonts w:ascii="Arial" w:cs="Arial" w:eastAsia="Arial" w:hAnsi="Arial"/>
@@ -15679,7 +15679,7 @@
               <w:spacing w:after="10" w:before="0"/>
               <w:ind w:left="120"/>
             </w:pPr>
-            <w:hyperlink w:history="1" r:id="rId_1a3rillkdqzv_rp2iy7m">
+            <w:hyperlink w:history="1" r:id="rIdji1s5hfyc3gx_hw5sqnn3">
               <w:r>
                 <w:rPr>
                   <w:rFonts w:ascii="Arial" w:cs="Arial" w:eastAsia="Arial" w:hAnsi="Arial"/>
@@ -15724,7 +15724,7 @@
             <w:pPr>
               <w:spacing w:after="20" w:before="0"/>
             </w:pPr>
-            <w:hyperlink w:history="1" r:id="rIdaqqbwhu1hnsde-_39jf8h">
+            <w:hyperlink w:history="1" r:id="rId1axadxaezuz8m2x34htmu">
               <w:r>
                 <w:rPr>
                   <w:rFonts w:ascii="Arial" w:cs="Arial" w:eastAsia="Arial" w:hAnsi="Arial"/>
@@ -15757,7 +15757,7 @@
               <w:spacing w:after="10" w:before="0"/>
               <w:ind w:left="120"/>
             </w:pPr>
-            <w:hyperlink w:history="1" r:id="rIdnq_fa6qczwhakl_xtvkfl">
+            <w:hyperlink w:history="1" r:id="rId-y06h9gcobnmlneml44gb">
               <w:r>
                 <w:rPr>
                   <w:rFonts w:ascii="Arial" w:cs="Arial" w:eastAsia="Arial" w:hAnsi="Arial"/>
@@ -15952,7 +15952,7 @@
             <w:pPr>
               <w:spacing w:after="20" w:before="0"/>
             </w:pPr>
-            <w:hyperlink w:history="1" r:id="rIdwvynb3pdvzdfnhx_uldnr">
+            <w:hyperlink w:history="1" r:id="rIdigdh55peh6qv6h9trvwun">
               <w:r>
                 <w:rPr>
                   <w:rFonts w:ascii="Arial" w:cs="Arial" w:eastAsia="Arial" w:hAnsi="Arial"/>
@@ -15985,7 +15985,7 @@
               <w:spacing w:after="10" w:before="0"/>
               <w:ind w:left="120"/>
             </w:pPr>
-            <w:hyperlink w:history="1" r:id="rIda3mmiv-y4jnn-2d-mtmcx">
+            <w:hyperlink w:history="1" r:id="rId2kohchjb16qgz0xeorz65">
               <w:r>
                 <w:rPr>
                   <w:rFonts w:ascii="Arial" w:cs="Arial" w:eastAsia="Arial" w:hAnsi="Arial"/>
@@ -16030,7 +16030,7 @@
             <w:pPr>
               <w:spacing w:after="20" w:before="0"/>
             </w:pPr>
-            <w:hyperlink w:history="1" r:id="rIdvu-7mwiummexwuw0jdrm8">
+            <w:hyperlink w:history="1" r:id="rIddxrbduilmftdzdln7h5ko">
               <w:r>
                 <w:rPr>
                   <w:rFonts w:ascii="Arial" w:cs="Arial" w:eastAsia="Arial" w:hAnsi="Arial"/>
@@ -16063,7 +16063,7 @@
               <w:spacing w:after="10" w:before="0"/>
               <w:ind w:left="120"/>
             </w:pPr>
-            <w:hyperlink w:history="1" r:id="rId21ua5bzvy4lxmopnntfte">
+            <w:hyperlink w:history="1" r:id="rIdlpwxwwneohlx9jd1iswq7">
               <w:r>
                 <w:rPr>
                   <w:rFonts w:ascii="Arial" w:cs="Arial" w:eastAsia="Arial" w:hAnsi="Arial"/>
@@ -17664,7 +17664,7 @@
             <w:pPr>
               <w:spacing w:after="20" w:before="0"/>
             </w:pPr>
-            <w:hyperlink w:history="1" r:id="rIdqay5tz6abcncuzwiuxren">
+            <w:hyperlink w:history="1" r:id="rIdouvpgxdumbrbcdmmgyonl">
               <w:r>
                 <w:rPr>
                   <w:rFonts w:ascii="Arial" w:cs="Arial" w:eastAsia="Arial" w:hAnsi="Arial"/>
@@ -17697,7 +17697,7 @@
               <w:spacing w:after="10" w:before="0"/>
               <w:ind w:left="120"/>
             </w:pPr>
-            <w:hyperlink w:history="1" r:id="rIdc9nbnhcd_in4kieung-4z">
+            <w:hyperlink w:history="1" r:id="rIdp6cbaaurbqj41wktdiq_y">
               <w:r>
                 <w:rPr>
                   <w:rFonts w:ascii="Arial" w:cs="Arial" w:eastAsia="Arial" w:hAnsi="Arial"/>
@@ -17742,7 +17742,7 @@
             <w:pPr>
               <w:spacing w:after="20" w:before="0"/>
             </w:pPr>
-            <w:hyperlink w:history="1" r:id="rId3wid4q0jehexyaxctbnky">
+            <w:hyperlink w:history="1" r:id="rIdw885sn8vig8exjsdfjz5f">
               <w:r>
                 <w:rPr>
                   <w:rFonts w:ascii="Arial" w:cs="Arial" w:eastAsia="Arial" w:hAnsi="Arial"/>
@@ -17775,7 +17775,7 @@
               <w:spacing w:after="10" w:before="0"/>
               <w:ind w:left="120"/>
             </w:pPr>
-            <w:hyperlink w:history="1" r:id="rIdq4bm1blbwutpmnw8jztdd">
+            <w:hyperlink w:history="1" r:id="rId8lk2pebuvgnuh6xnnnwen">
               <w:r>
                 <w:rPr>
                   <w:rFonts w:ascii="Arial" w:cs="Arial" w:eastAsia="Arial" w:hAnsi="Arial"/>
@@ -17970,7 +17970,7 @@
             <w:pPr>
               <w:spacing w:after="20" w:before="0"/>
             </w:pPr>
-            <w:hyperlink w:history="1" r:id="rIde5ig26byouwwzhqpeilfh">
+            <w:hyperlink w:history="1" r:id="rIdkl-7m43__-wj186b5fjr8">
               <w:r>
                 <w:rPr>
                   <w:rFonts w:ascii="Arial" w:cs="Arial" w:eastAsia="Arial" w:hAnsi="Arial"/>
@@ -18003,7 +18003,7 @@
               <w:spacing w:after="10" w:before="0"/>
               <w:ind w:left="120"/>
             </w:pPr>
-            <w:hyperlink w:history="1" r:id="rIdhymbqon_mdwejduzfro1r">
+            <w:hyperlink w:history="1" r:id="rIdq8j39qz4290syrob6-1sg">
               <w:r>
                 <w:rPr>
                   <w:rFonts w:ascii="Arial" w:cs="Arial" w:eastAsia="Arial" w:hAnsi="Arial"/>
@@ -18048,7 +18048,7 @@
             <w:pPr>
               <w:spacing w:after="20" w:before="0"/>
             </w:pPr>
-            <w:hyperlink w:history="1" r:id="rId8pxyi8lsdwv3dq6zrwq6l">
+            <w:hyperlink w:history="1" r:id="rIdds9vtrvbpxk-0wjcesg2h">
               <w:r>
                 <w:rPr>
                   <w:rFonts w:ascii="Arial" w:cs="Arial" w:eastAsia="Arial" w:hAnsi="Arial"/>
@@ -18081,7 +18081,7 @@
               <w:spacing w:after="10" w:before="0"/>
               <w:ind w:left="120"/>
             </w:pPr>
-            <w:hyperlink w:history="1" r:id="rIdtmpowzhdvlybe0_sra70i">
+            <w:hyperlink w:history="1" r:id="rIdevy3nr8vqlelt9omghv8n">
               <w:r>
                 <w:rPr>
                   <w:rFonts w:ascii="Arial" w:cs="Arial" w:eastAsia="Arial" w:hAnsi="Arial"/>
@@ -18276,7 +18276,7 @@
             <w:pPr>
               <w:spacing w:after="20" w:before="0"/>
             </w:pPr>
-            <w:hyperlink w:history="1" r:id="rIdf0syhrcibxu-nofalzmel">
+            <w:hyperlink w:history="1" r:id="rIdzsyvsorkn0ktroxba6uqe">
               <w:r>
                 <w:rPr>
                   <w:rFonts w:ascii="Arial" w:cs="Arial" w:eastAsia="Arial" w:hAnsi="Arial"/>
@@ -18309,7 +18309,7 @@
               <w:spacing w:after="10" w:before="0"/>
               <w:ind w:left="120"/>
             </w:pPr>
-            <w:hyperlink w:history="1" r:id="rIdx835qeyxakogwnui894qz">
+            <w:hyperlink w:history="1" r:id="rId8nrjko7-perawo84124mg">
               <w:r>
                 <w:rPr>
                   <w:rFonts w:ascii="Arial" w:cs="Arial" w:eastAsia="Arial" w:hAnsi="Arial"/>
@@ -18354,7 +18354,7 @@
             <w:pPr>
               <w:spacing w:after="20" w:before="0"/>
             </w:pPr>
-            <w:hyperlink w:history="1" r:id="rIdv_7_qgb2sdo0mnkj8llym">
+            <w:hyperlink w:history="1" r:id="rIdm0hwijl32pxlj8n-yskkn">
               <w:r>
                 <w:rPr>
                   <w:rFonts w:ascii="Arial" w:cs="Arial" w:eastAsia="Arial" w:hAnsi="Arial"/>
@@ -18387,7 +18387,7 @@
               <w:spacing w:after="10" w:before="0"/>
               <w:ind w:left="120"/>
             </w:pPr>
-            <w:hyperlink w:history="1" r:id="rIdy2g1bzp7p7vzn7ifw748n">
+            <w:hyperlink w:history="1" r:id="rIdbkjgyuvlbtgxts-znac8k">
               <w:r>
                 <w:rPr>
                   <w:rFonts w:ascii="Arial" w:cs="Arial" w:eastAsia="Arial" w:hAnsi="Arial"/>
@@ -18582,7 +18582,7 @@
             <w:pPr>
               <w:spacing w:after="20" w:before="0"/>
             </w:pPr>
-            <w:hyperlink w:history="1" r:id="rIdiy7awpkfreroy3b2oenkd">
+            <w:hyperlink w:history="1" r:id="rIdcyycxjwn_qutnmb2xc86q">
               <w:r>
                 <w:rPr>
                   <w:rFonts w:ascii="Arial" w:cs="Arial" w:eastAsia="Arial" w:hAnsi="Arial"/>
@@ -18615,7 +18615,7 @@
               <w:spacing w:after="10" w:before="0"/>
               <w:ind w:left="120"/>
             </w:pPr>
-            <w:hyperlink w:history="1" r:id="rIdnp1jywflhro-8rr2s3fze">
+            <w:hyperlink w:history="1" r:id="rIdknpkl8ovxymgzgh5rofbx">
               <w:r>
                 <w:rPr>
                   <w:rFonts w:ascii="Arial" w:cs="Arial" w:eastAsia="Arial" w:hAnsi="Arial"/>
@@ -18660,7 +18660,7 @@
             <w:pPr>
               <w:spacing w:after="20" w:before="0"/>
             </w:pPr>
-            <w:hyperlink w:history="1" r:id="rId5-ybpodqkxgfvolwn7chz">
+            <w:hyperlink w:history="1" r:id="rIdqcvdsh0ad2kaituxilbcl">
               <w:r>
                 <w:rPr>
                   <w:rFonts w:ascii="Arial" w:cs="Arial" w:eastAsia="Arial" w:hAnsi="Arial"/>
@@ -18693,7 +18693,7 @@
               <w:spacing w:after="10" w:before="0"/>
               <w:ind w:left="120"/>
             </w:pPr>
-            <w:hyperlink w:history="1" r:id="rIdt9iloubmms-sxbgkgaeon">
+            <w:hyperlink w:history="1" r:id="rId7xjehh062wzggygfzb5df">
               <w:r>
                 <w:rPr>
                   <w:rFonts w:ascii="Arial" w:cs="Arial" w:eastAsia="Arial" w:hAnsi="Arial"/>
@@ -18888,7 +18888,7 @@
             <w:pPr>
               <w:spacing w:after="20" w:before="0"/>
             </w:pPr>
-            <w:hyperlink w:history="1" r:id="rIdlwtvbofyiumbc7laowuuy">
+            <w:hyperlink w:history="1" r:id="rId6ei48otwlhgcniiippkru">
               <w:r>
                 <w:rPr>
                   <w:rFonts w:ascii="Arial" w:cs="Arial" w:eastAsia="Arial" w:hAnsi="Arial"/>
@@ -18921,7 +18921,7 @@
               <w:spacing w:after="10" w:before="0"/>
               <w:ind w:left="120"/>
             </w:pPr>
-            <w:hyperlink w:history="1" r:id="rIdx0cbhkk8mbcszqzcudiut">
+            <w:hyperlink w:history="1" r:id="rIdepksifppactforv8glu8u">
               <w:r>
                 <w:rPr>
                   <w:rFonts w:ascii="Arial" w:cs="Arial" w:eastAsia="Arial" w:hAnsi="Arial"/>
@@ -18966,7 +18966,7 @@
             <w:pPr>
               <w:spacing w:after="20" w:before="0"/>
             </w:pPr>
-            <w:hyperlink w:history="1" r:id="rId4dak883qispd-un4muv4j">
+            <w:hyperlink w:history="1" r:id="rId3vx9lhyhfvxscsjg-sqse">
               <w:r>
                 <w:rPr>
                   <w:rFonts w:ascii="Arial" w:cs="Arial" w:eastAsia="Arial" w:hAnsi="Arial"/>
@@ -18999,7 +18999,7 @@
               <w:spacing w:after="10" w:before="0"/>
               <w:ind w:left="120"/>
             </w:pPr>
-            <w:hyperlink w:history="1" r:id="rIdn-zee0gr3q8ru5jq-sgbb">
+            <w:hyperlink w:history="1" r:id="rId2f5lyuq65hq36md92kmna">
               <w:r>
                 <w:rPr>
                   <w:rFonts w:ascii="Arial" w:cs="Arial" w:eastAsia="Arial" w:hAnsi="Arial"/>
@@ -20487,7 +20487,7 @@
             <w:pPr>
               <w:spacing w:after="20" w:before="0"/>
             </w:pPr>
-            <w:hyperlink w:history="1" r:id="rIdfznvyjz4phuyqhzotvkfn">
+            <w:hyperlink w:history="1" r:id="rIdhyv7nt3edad8tssd5igoy">
               <w:r>
                 <w:rPr>
                   <w:rFonts w:ascii="Arial" w:cs="Arial" w:eastAsia="Arial" w:hAnsi="Arial"/>
@@ -20520,7 +20520,7 @@
               <w:spacing w:after="10" w:before="0"/>
               <w:ind w:left="120"/>
             </w:pPr>
-            <w:hyperlink w:history="1" r:id="rIdovmrmi4qugquaoitktwol">
+            <w:hyperlink w:history="1" r:id="rIdt5uu1fn9wlf2fkjhax7p1">
               <w:r>
                 <w:rPr>
                   <w:rFonts w:ascii="Arial" w:cs="Arial" w:eastAsia="Arial" w:hAnsi="Arial"/>
@@ -20565,7 +20565,7 @@
             <w:pPr>
               <w:spacing w:after="20" w:before="0"/>
             </w:pPr>
-            <w:hyperlink w:history="1" r:id="rIdrvchtdsqpdifz5o5sypke">
+            <w:hyperlink w:history="1" r:id="rIdomqnqhk8ep6mnd2rjtt0v">
               <w:r>
                 <w:rPr>
                   <w:rFonts w:ascii="Arial" w:cs="Arial" w:eastAsia="Arial" w:hAnsi="Arial"/>
@@ -20598,7 +20598,7 @@
               <w:spacing w:after="10" w:before="0"/>
               <w:ind w:left="120"/>
             </w:pPr>
-            <w:hyperlink w:history="1" r:id="rIdtychgofzogdoa5gfie6e-">
+            <w:hyperlink w:history="1" r:id="rIdnjyoofxlfkh0htqosbi-x">
               <w:r>
                 <w:rPr>
                   <w:rFonts w:ascii="Arial" w:cs="Arial" w:eastAsia="Arial" w:hAnsi="Arial"/>
@@ -20869,7 +20869,7 @@
             <w:pPr>
               <w:spacing w:after="20" w:before="0"/>
             </w:pPr>
-            <w:hyperlink w:history="1" r:id="rId6pok1k0mmnh4qbvdsb9hd">
+            <w:hyperlink w:history="1" r:id="rIdhq73h6l_tgtsehbsc0lua">
               <w:r>
                 <w:rPr>
                   <w:rFonts w:ascii="Arial" w:cs="Arial" w:eastAsia="Arial" w:hAnsi="Arial"/>
@@ -20902,7 +20902,7 @@
               <w:spacing w:after="10" w:before="0"/>
               <w:ind w:left="120"/>
             </w:pPr>
-            <w:hyperlink w:history="1" r:id="rIds9tmf9os-oipku1vjo8py">
+            <w:hyperlink w:history="1" r:id="rIdf5iidunf12erpaciwoedb">
               <w:r>
                 <w:rPr>
                   <w:rFonts w:ascii="Arial" w:cs="Arial" w:eastAsia="Arial" w:hAnsi="Arial"/>
@@ -20947,7 +20947,7 @@
             <w:pPr>
               <w:spacing w:after="20" w:before="0"/>
             </w:pPr>
-            <w:hyperlink w:history="1" r:id="rIdu4fqnttc5jnfyi13oo84l">
+            <w:hyperlink w:history="1" r:id="rIdugjqf9nr3lk0wjypsga-p">
               <w:r>
                 <w:rPr>
                   <w:rFonts w:ascii="Arial" w:cs="Arial" w:eastAsia="Arial" w:hAnsi="Arial"/>
@@ -20980,7 +20980,7 @@
               <w:spacing w:after="10" w:before="0"/>
               <w:ind w:left="120"/>
             </w:pPr>
-            <w:hyperlink w:history="1" r:id="rIdoll6rjuvvjzi6tmyasfup">
+            <w:hyperlink w:history="1" r:id="rIdy1oqo-oixjlvdt1yhb-t4">
               <w:r>
                 <w:rPr>
                   <w:rFonts w:ascii="Arial" w:cs="Arial" w:eastAsia="Arial" w:hAnsi="Arial"/>
@@ -21479,7 +21479,7 @@
             <w:pPr>
               <w:spacing w:after="20" w:before="0"/>
             </w:pPr>
-            <w:hyperlink w:history="1" r:id="rIdlzpkrl0f24pndsuylra1s">
+            <w:hyperlink w:history="1" r:id="rIdcngjrpqxerttcpfm1xjq0">
               <w:r>
                 <w:rPr>
                   <w:rFonts w:ascii="Arial" w:cs="Arial" w:eastAsia="Arial" w:hAnsi="Arial"/>
@@ -21512,7 +21512,7 @@
               <w:spacing w:after="10" w:before="0"/>
               <w:ind w:left="120"/>
             </w:pPr>
-            <w:hyperlink w:history="1" r:id="rIdhbjjtx721q_uwwokdiscv">
+            <w:hyperlink w:history="1" r:id="rIdopcrnlrlq7iwsynqxjdds">
               <w:r>
                 <w:rPr>
                   <w:rFonts w:ascii="Arial" w:cs="Arial" w:eastAsia="Arial" w:hAnsi="Arial"/>
@@ -21557,7 +21557,7 @@
             <w:pPr>
               <w:spacing w:after="20" w:before="0"/>
             </w:pPr>
-            <w:hyperlink w:history="1" r:id="rIdbhtqdx-jqfx2nwvo5l37j">
+            <w:hyperlink w:history="1" r:id="rIdb_a5sj3yqlzppfgxowa77">
               <w:r>
                 <w:rPr>
                   <w:rFonts w:ascii="Arial" w:cs="Arial" w:eastAsia="Arial" w:hAnsi="Arial"/>
@@ -21590,7 +21590,7 @@
               <w:spacing w:after="10" w:before="0"/>
               <w:ind w:left="120"/>
             </w:pPr>
-            <w:hyperlink w:history="1" r:id="rIdxcfv6h4fdscrhorlwcxdm">
+            <w:hyperlink w:history="1" r:id="rIdf2cwvuh3agfsae3lnadyo">
               <w:r>
                 <w:rPr>
                   <w:rFonts w:ascii="Arial" w:cs="Arial" w:eastAsia="Arial" w:hAnsi="Arial"/>
@@ -21861,7 +21861,7 @@
             <w:pPr>
               <w:spacing w:after="20" w:before="0"/>
             </w:pPr>
-            <w:hyperlink w:history="1" r:id="rId8-zn1a_ftqzh9mqdzpk8q">
+            <w:hyperlink w:history="1" r:id="rId2iuciq9xjpo6qzhqenou1">
               <w:r>
                 <w:rPr>
                   <w:rFonts w:ascii="Arial" w:cs="Arial" w:eastAsia="Arial" w:hAnsi="Arial"/>
@@ -21894,7 +21894,7 @@
               <w:spacing w:after="10" w:before="0"/>
               <w:ind w:left="120"/>
             </w:pPr>
-            <w:hyperlink w:history="1" r:id="rIdc1zuxl8eeonjnjzixgo-a">
+            <w:hyperlink w:history="1" r:id="rIdsi7mgtlwwjnur438q24ye">
               <w:r>
                 <w:rPr>
                   <w:rFonts w:ascii="Arial" w:cs="Arial" w:eastAsia="Arial" w:hAnsi="Arial"/>
@@ -21939,7 +21939,7 @@
             <w:pPr>
               <w:spacing w:after="20" w:before="0"/>
             </w:pPr>
-            <w:hyperlink w:history="1" r:id="rIdu6ot41y4l6lbgwkwucfes">
+            <w:hyperlink w:history="1" r:id="rIdjggucfudrlfk-myt5ik1c">
               <w:r>
                 <w:rPr>
                   <w:rFonts w:ascii="Arial" w:cs="Arial" w:eastAsia="Arial" w:hAnsi="Arial"/>
@@ -21972,7 +21972,7 @@
               <w:spacing w:after="10" w:before="0"/>
               <w:ind w:left="120"/>
             </w:pPr>
-            <w:hyperlink w:history="1" r:id="rId80jinfwkknrdeqyi71gge">
+            <w:hyperlink w:history="1" r:id="rId9n89r2eg6msca1zqygagr">
               <w:r>
                 <w:rPr>
                   <w:rFonts w:ascii="Arial" w:cs="Arial" w:eastAsia="Arial" w:hAnsi="Arial"/>
@@ -22243,7 +22243,7 @@
             <w:pPr>
               <w:spacing w:after="20" w:before="0"/>
             </w:pPr>
-            <w:hyperlink w:history="1" r:id="rIdshwf-85g7ebvacjkbihi7">
+            <w:hyperlink w:history="1" r:id="rIdtytzegdy5fg7eprze1yh2">
               <w:r>
                 <w:rPr>
                   <w:rFonts w:ascii="Arial" w:cs="Arial" w:eastAsia="Arial" w:hAnsi="Arial"/>
@@ -22276,7 +22276,7 @@
               <w:spacing w:after="10" w:before="0"/>
               <w:ind w:left="120"/>
             </w:pPr>
-            <w:hyperlink w:history="1" r:id="rIdl52si_fckm19vinfrwtvk">
+            <w:hyperlink w:history="1" r:id="rId8xzmqbnrawobx3zvpqswm">
               <w:r>
                 <w:rPr>
                   <w:rFonts w:ascii="Arial" w:cs="Arial" w:eastAsia="Arial" w:hAnsi="Arial"/>
@@ -22321,7 +22321,7 @@
             <w:pPr>
               <w:spacing w:after="20" w:before="0"/>
             </w:pPr>
-            <w:hyperlink w:history="1" r:id="rIdc2exhj72qnhg1rthr0zna">
+            <w:hyperlink w:history="1" r:id="rId1qir1sjumezamxjs4gh3u">
               <w:r>
                 <w:rPr>
                   <w:rFonts w:ascii="Arial" w:cs="Arial" w:eastAsia="Arial" w:hAnsi="Arial"/>
@@ -22354,7 +22354,7 @@
               <w:spacing w:after="10" w:before="0"/>
               <w:ind w:left="120"/>
             </w:pPr>
-            <w:hyperlink w:history="1" r:id="rId4vf6e9y32hqxtdmbgbb_o">
+            <w:hyperlink w:history="1" r:id="rId7j_c9hm0f9fs229vpxlzn">
               <w:r>
                 <w:rPr>
                   <w:rFonts w:ascii="Arial" w:cs="Arial" w:eastAsia="Arial" w:hAnsi="Arial"/>
@@ -23955,7 +23955,7 @@
             <w:pPr>
               <w:spacing w:after="20" w:before="0"/>
             </w:pPr>
-            <w:hyperlink w:history="1" r:id="rIdyft_qsoml4wnpkss9drrg">
+            <w:hyperlink w:history="1" r:id="rIdnzgqzrlvfr_m7eofgpnyq">
               <w:r>
                 <w:rPr>
                   <w:rFonts w:ascii="Arial" w:cs="Arial" w:eastAsia="Arial" w:hAnsi="Arial"/>
@@ -23988,7 +23988,7 @@
               <w:spacing w:after="10" w:before="0"/>
               <w:ind w:left="120"/>
             </w:pPr>
-            <w:hyperlink w:history="1" r:id="rId06ka6pliavcvc6mblmdl_">
+            <w:hyperlink w:history="1" r:id="rIdbdzrjd3_ydybkiuilgwlm">
               <w:r>
                 <w:rPr>
                   <w:rFonts w:ascii="Arial" w:cs="Arial" w:eastAsia="Arial" w:hAnsi="Arial"/>
@@ -24033,7 +24033,7 @@
             <w:pPr>
               <w:spacing w:after="20" w:before="0"/>
             </w:pPr>
-            <w:hyperlink w:history="1" r:id="rIdmmzwhg2nv7o4afstqsisv">
+            <w:hyperlink w:history="1" r:id="rId2lihheur4trub4xdpjd-b">
               <w:r>
                 <w:rPr>
                   <w:rFonts w:ascii="Arial" w:cs="Arial" w:eastAsia="Arial" w:hAnsi="Arial"/>
@@ -24066,7 +24066,7 @@
               <w:spacing w:after="10" w:before="0"/>
               <w:ind w:left="120"/>
             </w:pPr>
-            <w:hyperlink w:history="1" r:id="rIdgtomjfddssjir4iktgn_m">
+            <w:hyperlink w:history="1" r:id="rIdxio8lqfdfuird6nwzqhde">
               <w:r>
                 <w:rPr>
                   <w:rFonts w:ascii="Arial" w:cs="Arial" w:eastAsia="Arial" w:hAnsi="Arial"/>
@@ -24261,7 +24261,7 @@
             <w:pPr>
               <w:spacing w:after="20" w:before="0"/>
             </w:pPr>
-            <w:hyperlink w:history="1" r:id="rIde-fglt_7vocfapw04xzmz">
+            <w:hyperlink w:history="1" r:id="rIdws_myujwyrxhqfcvgsn1m">
               <w:r>
                 <w:rPr>
                   <w:rFonts w:ascii="Arial" w:cs="Arial" w:eastAsia="Arial" w:hAnsi="Arial"/>
@@ -24294,7 +24294,7 @@
               <w:spacing w:after="10" w:before="0"/>
               <w:ind w:left="120"/>
             </w:pPr>
-            <w:hyperlink w:history="1" r:id="rIdxf0uei94fqthgh588uzpa">
+            <w:hyperlink w:history="1" r:id="rIdvcs0j6ujheexwe-hmk387">
               <w:r>
                 <w:rPr>
                   <w:rFonts w:ascii="Arial" w:cs="Arial" w:eastAsia="Arial" w:hAnsi="Arial"/>
@@ -24339,7 +24339,7 @@
             <w:pPr>
               <w:spacing w:after="20" w:before="0"/>
             </w:pPr>
-            <w:hyperlink w:history="1" r:id="rIdme0ftxdvoaq8zwer4t8pe">
+            <w:hyperlink w:history="1" r:id="rIdrbn0a0f9weyqdbaarpdkp">
               <w:r>
                 <w:rPr>
                   <w:rFonts w:ascii="Arial" w:cs="Arial" w:eastAsia="Arial" w:hAnsi="Arial"/>
@@ -24372,7 +24372,7 @@
               <w:spacing w:after="10" w:before="0"/>
               <w:ind w:left="120"/>
             </w:pPr>
-            <w:hyperlink w:history="1" r:id="rIdwjxl89tn6hvv1mxevjzdx">
+            <w:hyperlink w:history="1" r:id="rIdvblmwaxbat4c0nmarehh0">
               <w:r>
                 <w:rPr>
                   <w:rFonts w:ascii="Arial" w:cs="Arial" w:eastAsia="Arial" w:hAnsi="Arial"/>
@@ -24567,7 +24567,7 @@
             <w:pPr>
               <w:spacing w:after="20" w:before="0"/>
             </w:pPr>
-            <w:hyperlink w:history="1" r:id="rIdrpsiu00bv0cyzxkcar_ae">
+            <w:hyperlink w:history="1" r:id="rIdtm9iexmpzyy5px5flr-aw">
               <w:r>
                 <w:rPr>
                   <w:rFonts w:ascii="Arial" w:cs="Arial" w:eastAsia="Arial" w:hAnsi="Arial"/>
@@ -24600,7 +24600,7 @@
               <w:spacing w:after="10" w:before="0"/>
               <w:ind w:left="120"/>
             </w:pPr>
-            <w:hyperlink w:history="1" r:id="rIdxidmi6unenfsrhb65v4se">
+            <w:hyperlink w:history="1" r:id="rId4jcxlyfrezjsv3pmyujwi">
               <w:r>
                 <w:rPr>
                   <w:rFonts w:ascii="Arial" w:cs="Arial" w:eastAsia="Arial" w:hAnsi="Arial"/>
@@ -24645,7 +24645,7 @@
             <w:pPr>
               <w:spacing w:after="20" w:before="0"/>
             </w:pPr>
-            <w:hyperlink w:history="1" r:id="rIdlxwsiavw8nk8ltkzy8aln">
+            <w:hyperlink w:history="1" r:id="rIdxjnedrt5jdbq-8nsoyxt4">
               <w:r>
                 <w:rPr>
                   <w:rFonts w:ascii="Arial" w:cs="Arial" w:eastAsia="Arial" w:hAnsi="Arial"/>
@@ -24678,7 +24678,7 @@
               <w:spacing w:after="10" w:before="0"/>
               <w:ind w:left="120"/>
             </w:pPr>
-            <w:hyperlink w:history="1" r:id="rIdeni95vu50gwwwrtlko6gg">
+            <w:hyperlink w:history="1" r:id="rIdj0tvbpiz4swfd0x5qptyn">
               <w:r>
                 <w:rPr>
                   <w:rFonts w:ascii="Arial" w:cs="Arial" w:eastAsia="Arial" w:hAnsi="Arial"/>
@@ -24873,7 +24873,7 @@
             <w:pPr>
               <w:spacing w:after="20" w:before="0"/>
             </w:pPr>
-            <w:hyperlink w:history="1" r:id="rIdraahkvpqvl319uc6hlmzy">
+            <w:hyperlink w:history="1" r:id="rId7-gr-hkiawitywqdrktwy">
               <w:r>
                 <w:rPr>
                   <w:rFonts w:ascii="Arial" w:cs="Arial" w:eastAsia="Arial" w:hAnsi="Arial"/>
@@ -24906,7 +24906,7 @@
               <w:spacing w:after="10" w:before="0"/>
               <w:ind w:left="120"/>
             </w:pPr>
-            <w:hyperlink w:history="1" r:id="rId1krrx2eg3_ztscip5jlcb">
+            <w:hyperlink w:history="1" r:id="rId1mequacjtseaqju6opjor">
               <w:r>
                 <w:rPr>
                   <w:rFonts w:ascii="Arial" w:cs="Arial" w:eastAsia="Arial" w:hAnsi="Arial"/>
@@ -24951,7 +24951,7 @@
             <w:pPr>
               <w:spacing w:after="20" w:before="0"/>
             </w:pPr>
-            <w:hyperlink w:history="1" r:id="rIdy8iertb0bxqh1o0phnqeu">
+            <w:hyperlink w:history="1" r:id="rIds0rounenx7q4nhr7hpach">
               <w:r>
                 <w:rPr>
                   <w:rFonts w:ascii="Arial" w:cs="Arial" w:eastAsia="Arial" w:hAnsi="Arial"/>
@@ -24984,7 +24984,7 @@
               <w:spacing w:after="10" w:before="0"/>
               <w:ind w:left="120"/>
             </w:pPr>
-            <w:hyperlink w:history="1" r:id="rIdl_kq_llqtetrh2t5p4c1z">
+            <w:hyperlink w:history="1" r:id="rIdk4vggxggpc3vbwfxf2jrh">
               <w:r>
                 <w:rPr>
                   <w:rFonts w:ascii="Arial" w:cs="Arial" w:eastAsia="Arial" w:hAnsi="Arial"/>
@@ -25179,7 +25179,7 @@
             <w:pPr>
               <w:spacing w:after="20" w:before="0"/>
             </w:pPr>
-            <w:hyperlink w:history="1" r:id="rIdaob2gxw1xuvcgo58nqjna">
+            <w:hyperlink w:history="1" r:id="rIdzxd4gxyuatoil_l9yod5-">
               <w:r>
                 <w:rPr>
                   <w:rFonts w:ascii="Arial" w:cs="Arial" w:eastAsia="Arial" w:hAnsi="Arial"/>
@@ -25212,7 +25212,7 @@
               <w:spacing w:after="10" w:before="0"/>
               <w:ind w:left="120"/>
             </w:pPr>
-            <w:hyperlink w:history="1" r:id="rIdyjzmlpj4wjetdgundtkd1">
+            <w:hyperlink w:history="1" r:id="rIdlfl2z4hgilct1iq1wvjuw">
               <w:r>
                 <w:rPr>
                   <w:rFonts w:ascii="Arial" w:cs="Arial" w:eastAsia="Arial" w:hAnsi="Arial"/>
@@ -25257,7 +25257,7 @@
             <w:pPr>
               <w:spacing w:after="20" w:before="0"/>
             </w:pPr>
-            <w:hyperlink w:history="1" r:id="rIdnl4j05hdrqw6o0xkiudde">
+            <w:hyperlink w:history="1" r:id="rIdj6qwkc9tpke6lmtab4akq">
               <w:r>
                 <w:rPr>
                   <w:rFonts w:ascii="Arial" w:cs="Arial" w:eastAsia="Arial" w:hAnsi="Arial"/>
@@ -25290,7 +25290,7 @@
               <w:spacing w:after="10" w:before="0"/>
               <w:ind w:left="120"/>
             </w:pPr>
-            <w:hyperlink w:history="1" r:id="rIdempqul-q9bvos3ogr6sfn">
+            <w:hyperlink w:history="1" r:id="rIdzvvyjmac0b5x1bfvpavxi">
               <w:r>
                 <w:rPr>
                   <w:rFonts w:ascii="Arial" w:cs="Arial" w:eastAsia="Arial" w:hAnsi="Arial"/>
@@ -26777,7 +26777,7 @@
             <w:pPr>
               <w:spacing w:after="20" w:before="0"/>
             </w:pPr>
-            <w:hyperlink w:history="1" r:id="rIdnkoagz7vv0tndtukngryw">
+            <w:hyperlink w:history="1" r:id="rIduqzjz1vqzm-y9v-o9ix74">
               <w:r>
                 <w:rPr>
                   <w:rFonts w:ascii="Arial" w:cs="Arial" w:eastAsia="Arial" w:hAnsi="Arial"/>
@@ -26810,7 +26810,7 @@
               <w:spacing w:after="10" w:before="0"/>
               <w:ind w:left="120"/>
             </w:pPr>
-            <w:hyperlink w:history="1" r:id="rIdiyxcjnv1u43jha-5pi8o0">
+            <w:hyperlink w:history="1" r:id="rIdsf00byld-xtymn3vsmlsj">
               <w:r>
                 <w:rPr>
                   <w:rFonts w:ascii="Arial" w:cs="Arial" w:eastAsia="Arial" w:hAnsi="Arial"/>
@@ -26855,7 +26855,7 @@
             <w:pPr>
               <w:spacing w:after="20" w:before="0"/>
             </w:pPr>
-            <w:hyperlink w:history="1" r:id="rIdomdhwglvxbek4uo_rwl4b">
+            <w:hyperlink w:history="1" r:id="rIdwiqjvbuiry3zvejbdsbjb">
               <w:r>
                 <w:rPr>
                   <w:rFonts w:ascii="Arial" w:cs="Arial" w:eastAsia="Arial" w:hAnsi="Arial"/>
@@ -26888,7 +26888,7 @@
               <w:spacing w:after="10" w:before="0"/>
               <w:ind w:left="120"/>
             </w:pPr>
-            <w:hyperlink w:history="1" r:id="rIdwflbv4naqdle-bpmptdo2">
+            <w:hyperlink w:history="1" r:id="rIdp1jctraeenrv4ogwgiqh9">
               <w:r>
                 <w:rPr>
                   <w:rFonts w:ascii="Arial" w:cs="Arial" w:eastAsia="Arial" w:hAnsi="Arial"/>
@@ -27083,7 +27083,7 @@
             <w:pPr>
               <w:spacing w:after="20" w:before="0"/>
             </w:pPr>
-            <w:hyperlink w:history="1" r:id="rId2rq8qfj9gpcinjxme0kbq">
+            <w:hyperlink w:history="1" r:id="rIdzxib1nnlyos5bighofoev">
               <w:r>
                 <w:rPr>
                   <w:rFonts w:ascii="Arial" w:cs="Arial" w:eastAsia="Arial" w:hAnsi="Arial"/>
@@ -27116,7 +27116,7 @@
               <w:spacing w:after="10" w:before="0"/>
               <w:ind w:left="120"/>
             </w:pPr>
-            <w:hyperlink w:history="1" r:id="rIdtmwtza8wmdfrcm-w5rao-">
+            <w:hyperlink w:history="1" r:id="rId_azxx5ognbdjvfjwi5abi">
               <w:r>
                 <w:rPr>
                   <w:rFonts w:ascii="Arial" w:cs="Arial" w:eastAsia="Arial" w:hAnsi="Arial"/>
@@ -27161,7 +27161,7 @@
             <w:pPr>
               <w:spacing w:after="20" w:before="0"/>
             </w:pPr>
-            <w:hyperlink w:history="1" r:id="rIdbu9-caznynzjahcssqxie">
+            <w:hyperlink w:history="1" r:id="rIdnv0tlr5s8g4dpfao87beo">
               <w:r>
                 <w:rPr>
                   <w:rFonts w:ascii="Arial" w:cs="Arial" w:eastAsia="Arial" w:hAnsi="Arial"/>
@@ -27194,7 +27194,7 @@
               <w:spacing w:after="10" w:before="0"/>
               <w:ind w:left="120"/>
             </w:pPr>
-            <w:hyperlink w:history="1" r:id="rIdeovfnylqjmoieq0i1x11o">
+            <w:hyperlink w:history="1" r:id="rIdeo0sgg_xm9mykynbfsxih">
               <w:r>
                 <w:rPr>
                   <w:rFonts w:ascii="Arial" w:cs="Arial" w:eastAsia="Arial" w:hAnsi="Arial"/>
@@ -27389,7 +27389,7 @@
             <w:pPr>
               <w:spacing w:after="20" w:before="0"/>
             </w:pPr>
-            <w:hyperlink w:history="1" r:id="rId5digaev-ofbovsyn6vvhi">
+            <w:hyperlink w:history="1" r:id="rIdwxfiwuwrrma4v2jlxynxn">
               <w:r>
                 <w:rPr>
                   <w:rFonts w:ascii="Arial" w:cs="Arial" w:eastAsia="Arial" w:hAnsi="Arial"/>
@@ -27422,7 +27422,7 @@
               <w:spacing w:after="10" w:before="0"/>
               <w:ind w:left="120"/>
             </w:pPr>
-            <w:hyperlink w:history="1" r:id="rIdnn8jedcywfemqegtfgfqg">
+            <w:hyperlink w:history="1" r:id="rIdwgr4l7mcgoelbvrnv8hne">
               <w:r>
                 <w:rPr>
                   <w:rFonts w:ascii="Arial" w:cs="Arial" w:eastAsia="Arial" w:hAnsi="Arial"/>
@@ -27467,7 +27467,7 @@
             <w:pPr>
               <w:spacing w:after="20" w:before="0"/>
             </w:pPr>
-            <w:hyperlink w:history="1" r:id="rIdja-cclkgol1fwtdpmxrxy">
+            <w:hyperlink w:history="1" r:id="rIdeyyxafwxfzbftmhtjwcxh">
               <w:r>
                 <w:rPr>
                   <w:rFonts w:ascii="Arial" w:cs="Arial" w:eastAsia="Arial" w:hAnsi="Arial"/>
@@ -27500,7 +27500,7 @@
               <w:spacing w:after="10" w:before="0"/>
               <w:ind w:left="120"/>
             </w:pPr>
-            <w:hyperlink w:history="1" r:id="rIdg6q3fwq6xnxivdwgybysh">
+            <w:hyperlink w:history="1" r:id="rId0ko03lfzckahekaz3xled">
               <w:r>
                 <w:rPr>
                   <w:rFonts w:ascii="Arial" w:cs="Arial" w:eastAsia="Arial" w:hAnsi="Arial"/>
@@ -27695,7 +27695,7 @@
             <w:pPr>
               <w:spacing w:after="20" w:before="0"/>
             </w:pPr>
-            <w:hyperlink w:history="1" r:id="rId2pzhqqbyjrvpgv5hc-oyc">
+            <w:hyperlink w:history="1" r:id="rIdnzsqztuq1dbx9ab1mneof">
               <w:r>
                 <w:rPr>
                   <w:rFonts w:ascii="Arial" w:cs="Arial" w:eastAsia="Arial" w:hAnsi="Arial"/>
@@ -27728,7 +27728,7 @@
               <w:spacing w:after="10" w:before="0"/>
               <w:ind w:left="120"/>
             </w:pPr>
-            <w:hyperlink w:history="1" r:id="rIddo8b8mcaa3c9iziufo7ne">
+            <w:hyperlink w:history="1" r:id="rIdzmh07pr-4kpgwpsq6ygve">
               <w:r>
                 <w:rPr>
                   <w:rFonts w:ascii="Arial" w:cs="Arial" w:eastAsia="Arial" w:hAnsi="Arial"/>
@@ -27773,7 +27773,7 @@
             <w:pPr>
               <w:spacing w:after="20" w:before="0"/>
             </w:pPr>
-            <w:hyperlink w:history="1" r:id="rIddhydwxbqo-zvadnqkd-nd">
+            <w:hyperlink w:history="1" r:id="rId6hki0lq-fjj2zca9xykxx">
               <w:r>
                 <w:rPr>
                   <w:rFonts w:ascii="Arial" w:cs="Arial" w:eastAsia="Arial" w:hAnsi="Arial"/>
@@ -27806,7 +27806,7 @@
               <w:spacing w:after="10" w:before="0"/>
               <w:ind w:left="120"/>
             </w:pPr>
-            <w:hyperlink w:history="1" r:id="rIdcqmbizsqxm3dblyxnwft2">
+            <w:hyperlink w:history="1" r:id="rId8yojhgoecx0swcdukevzu">
               <w:r>
                 <w:rPr>
                   <w:rFonts w:ascii="Arial" w:cs="Arial" w:eastAsia="Arial" w:hAnsi="Arial"/>
@@ -28001,7 +28001,7 @@
             <w:pPr>
               <w:spacing w:after="20" w:before="0"/>
             </w:pPr>
-            <w:hyperlink w:history="1" r:id="rId5q0vilqynmwyuqadasvfr">
+            <w:hyperlink w:history="1" r:id="rIdragvxydouf0ahx96wsro2">
               <w:r>
                 <w:rPr>
                   <w:rFonts w:ascii="Arial" w:cs="Arial" w:eastAsia="Arial" w:hAnsi="Arial"/>
@@ -28034,7 +28034,7 @@
               <w:spacing w:after="10" w:before="0"/>
               <w:ind w:left="120"/>
             </w:pPr>
-            <w:hyperlink w:history="1" r:id="rIdhev8gnmefc40mxrcunadh">
+            <w:hyperlink w:history="1" r:id="rId4uttm6o8gpxosbkthof_y">
               <w:r>
                 <w:rPr>
                   <w:rFonts w:ascii="Arial" w:cs="Arial" w:eastAsia="Arial" w:hAnsi="Arial"/>
@@ -28079,7 +28079,7 @@
             <w:pPr>
               <w:spacing w:after="20" w:before="0"/>
             </w:pPr>
-            <w:hyperlink w:history="1" r:id="rIdqtnat2gkqxcmygj4jvb3s">
+            <w:hyperlink w:history="1" r:id="rIdnw4mbr4nhzszpeorc8ken">
               <w:r>
                 <w:rPr>
                   <w:rFonts w:ascii="Arial" w:cs="Arial" w:eastAsia="Arial" w:hAnsi="Arial"/>
@@ -28112,7 +28112,7 @@
               <w:spacing w:after="10" w:before="0"/>
               <w:ind w:left="120"/>
             </w:pPr>
-            <w:hyperlink w:history="1" r:id="rIdu0e4tonte9ww_ktc68dsu">
+            <w:hyperlink w:history="1" r:id="rIdwxra9ixwp9o24vy29dgrm">
               <w:r>
                 <w:rPr>
                   <w:rFonts w:ascii="Arial" w:cs="Arial" w:eastAsia="Arial" w:hAnsi="Arial"/>
@@ -29599,7 +29599,7 @@
             <w:pPr>
               <w:spacing w:after="20" w:before="0"/>
             </w:pPr>
-            <w:hyperlink w:history="1" r:id="rIdhoxeeum3sl2bprcfnx5d7">
+            <w:hyperlink w:history="1" r:id="rId094telffrlvqfahjo_t2k">
               <w:r>
                 <w:rPr>
                   <w:rFonts w:ascii="Arial" w:cs="Arial" w:eastAsia="Arial" w:hAnsi="Arial"/>
@@ -29632,7 +29632,7 @@
               <w:spacing w:after="10" w:before="0"/>
               <w:ind w:left="120"/>
             </w:pPr>
-            <w:hyperlink w:history="1" r:id="rId4dhcngblhcsi41nqelvdq">
+            <w:hyperlink w:history="1" r:id="rIdhmvt0wa52ducxpfcsjy1m">
               <w:r>
                 <w:rPr>
                   <w:rFonts w:ascii="Arial" w:cs="Arial" w:eastAsia="Arial" w:hAnsi="Arial"/>
@@ -29677,7 +29677,7 @@
             <w:pPr>
               <w:spacing w:after="20" w:before="0"/>
             </w:pPr>
-            <w:hyperlink w:history="1" r:id="rIdz4zyekql1zyzky7dqbh7q">
+            <w:hyperlink w:history="1" r:id="rIdg3jxhfgtvx3clpsmo_nkx">
               <w:r>
                 <w:rPr>
                   <w:rFonts w:ascii="Arial" w:cs="Arial" w:eastAsia="Arial" w:hAnsi="Arial"/>
@@ -29710,7 +29710,7 @@
               <w:spacing w:after="10" w:before="0"/>
               <w:ind w:left="120"/>
             </w:pPr>
-            <w:hyperlink w:history="1" r:id="rIdhagqy-o7bxatksiev9jav">
+            <w:hyperlink w:history="1" r:id="rId5mc8vi9uomp7rz7bntfrz">
               <w:r>
                 <w:rPr>
                   <w:rFonts w:ascii="Arial" w:cs="Arial" w:eastAsia="Arial" w:hAnsi="Arial"/>
@@ -29905,7 +29905,7 @@
             <w:pPr>
               <w:spacing w:after="20" w:before="0"/>
             </w:pPr>
-            <w:hyperlink w:history="1" r:id="rIdyyzezwtqjblcf4bg29dpi">
+            <w:hyperlink w:history="1" r:id="rIddxp0hiuqbwwzpvln5zybc">
               <w:r>
                 <w:rPr>
                   <w:rFonts w:ascii="Arial" w:cs="Arial" w:eastAsia="Arial" w:hAnsi="Arial"/>
@@ -29938,7 +29938,7 @@
               <w:spacing w:after="10" w:before="0"/>
               <w:ind w:left="120"/>
             </w:pPr>
-            <w:hyperlink w:history="1" r:id="rIdjlw1-0-nsrvcbcpithyuj">
+            <w:hyperlink w:history="1" r:id="rIddeu3hggotkmri0ub8efl8">
               <w:r>
                 <w:rPr>
                   <w:rFonts w:ascii="Arial" w:cs="Arial" w:eastAsia="Arial" w:hAnsi="Arial"/>
@@ -29983,7 +29983,7 @@
             <w:pPr>
               <w:spacing w:after="20" w:before="0"/>
             </w:pPr>
-            <w:hyperlink w:history="1" r:id="rIddgyxfsiqcgabfwqovuibk">
+            <w:hyperlink w:history="1" r:id="rIdvhde9ye7vvl-kehsqnxhx">
               <w:r>
                 <w:rPr>
                   <w:rFonts w:ascii="Arial" w:cs="Arial" w:eastAsia="Arial" w:hAnsi="Arial"/>
@@ -30016,7 +30016,7 @@
               <w:spacing w:after="10" w:before="0"/>
               <w:ind w:left="120"/>
             </w:pPr>
-            <w:hyperlink w:history="1" r:id="rId5kntgfnhh-qx_hogaiimh">
+            <w:hyperlink w:history="1" r:id="rIdptpgrmacnpnxey9ia5eu2">
               <w:r>
                 <w:rPr>
                   <w:rFonts w:ascii="Arial" w:cs="Arial" w:eastAsia="Arial" w:hAnsi="Arial"/>
@@ -30211,7 +30211,7 @@
             <w:pPr>
               <w:spacing w:after="20" w:before="0"/>
             </w:pPr>
-            <w:hyperlink w:history="1" r:id="rIdjrmreumh87iifq0b0vpxw">
+            <w:hyperlink w:history="1" r:id="rIdtmxs3rprsxnnttgibl1hm">
               <w:r>
                 <w:rPr>
                   <w:rFonts w:ascii="Arial" w:cs="Arial" w:eastAsia="Arial" w:hAnsi="Arial"/>
@@ -30244,7 +30244,7 @@
               <w:spacing w:after="10" w:before="0"/>
               <w:ind w:left="120"/>
             </w:pPr>
-            <w:hyperlink w:history="1" r:id="rIdjewbphownp5x6rx9ol4eo">
+            <w:hyperlink w:history="1" r:id="rIdgpdnvyfw-3tr9fyovyo9k">
               <w:r>
                 <w:rPr>
                   <w:rFonts w:ascii="Arial" w:cs="Arial" w:eastAsia="Arial" w:hAnsi="Arial"/>
@@ -30289,7 +30289,7 @@
             <w:pPr>
               <w:spacing w:after="20" w:before="0"/>
             </w:pPr>
-            <w:hyperlink w:history="1" r:id="rIdrubpdo16zns1mcfecqdje">
+            <w:hyperlink w:history="1" r:id="rIdvf5vm3v9zighqsa4y-596">
               <w:r>
                 <w:rPr>
                   <w:rFonts w:ascii="Arial" w:cs="Arial" w:eastAsia="Arial" w:hAnsi="Arial"/>
@@ -30322,7 +30322,7 @@
               <w:spacing w:after="10" w:before="0"/>
               <w:ind w:left="120"/>
             </w:pPr>
-            <w:hyperlink w:history="1" r:id="rIdqde2ogbl2rdvxynlpovkw">
+            <w:hyperlink w:history="1" r:id="rId-hlffdns3yqtm2eesvkws">
               <w:r>
                 <w:rPr>
                   <w:rFonts w:ascii="Arial" w:cs="Arial" w:eastAsia="Arial" w:hAnsi="Arial"/>
@@ -30517,7 +30517,7 @@
             <w:pPr>
               <w:spacing w:after="20" w:before="0"/>
             </w:pPr>
-            <w:hyperlink w:history="1" r:id="rIdai_bz_xhld0zcx-xkxdvd">
+            <w:hyperlink w:history="1" r:id="rId4zqgjjopacvqplybtn4sl">
               <w:r>
                 <w:rPr>
                   <w:rFonts w:ascii="Arial" w:cs="Arial" w:eastAsia="Arial" w:hAnsi="Arial"/>
@@ -30550,7 +30550,7 @@
               <w:spacing w:after="10" w:before="0"/>
               <w:ind w:left="120"/>
             </w:pPr>
-            <w:hyperlink w:history="1" r:id="rIdppfj6id61iqhyjxh6a36z">
+            <w:hyperlink w:history="1" r:id="rIdpgzmncblnprbxwq_va0wf">
               <w:r>
                 <w:rPr>
                   <w:rFonts w:ascii="Arial" w:cs="Arial" w:eastAsia="Arial" w:hAnsi="Arial"/>
@@ -30595,7 +30595,7 @@
             <w:pPr>
               <w:spacing w:after="20" w:before="0"/>
             </w:pPr>
-            <w:hyperlink w:history="1" r:id="rId0aner9egefb7icd2p_9gq">
+            <w:hyperlink w:history="1" r:id="rIdofqizsnp6kbewxxjx4lcb">
               <w:r>
                 <w:rPr>
                   <w:rFonts w:ascii="Arial" w:cs="Arial" w:eastAsia="Arial" w:hAnsi="Arial"/>
@@ -30628,7 +30628,7 @@
               <w:spacing w:after="10" w:before="0"/>
               <w:ind w:left="120"/>
             </w:pPr>
-            <w:hyperlink w:history="1" r:id="rIdoz3umbbwqzsuzfny3bfzh">
+            <w:hyperlink w:history="1" r:id="rIdjfdtiennv4m4orhxaqkqw">
               <w:r>
                 <w:rPr>
                   <w:rFonts w:ascii="Arial" w:cs="Arial" w:eastAsia="Arial" w:hAnsi="Arial"/>
@@ -30823,7 +30823,7 @@
             <w:pPr>
               <w:spacing w:after="20" w:before="0"/>
             </w:pPr>
-            <w:hyperlink w:history="1" r:id="rIdb5tzoyp2za4awieov8idk">
+            <w:hyperlink w:history="1" r:id="rIdrrosyit1jxjsidfxqj-z5">
               <w:r>
                 <w:rPr>
                   <w:rFonts w:ascii="Arial" w:cs="Arial" w:eastAsia="Arial" w:hAnsi="Arial"/>
@@ -30856,7 +30856,7 @@
               <w:spacing w:after="10" w:before="0"/>
               <w:ind w:left="120"/>
             </w:pPr>
-            <w:hyperlink w:history="1" r:id="rIdo1wc9fofzwm0rxawcwmzb">
+            <w:hyperlink w:history="1" r:id="rId0xwuuip4xlerywus-pvy_">
               <w:r>
                 <w:rPr>
                   <w:rFonts w:ascii="Arial" w:cs="Arial" w:eastAsia="Arial" w:hAnsi="Arial"/>
@@ -30901,7 +30901,7 @@
             <w:pPr>
               <w:spacing w:after="20" w:before="0"/>
             </w:pPr>
-            <w:hyperlink w:history="1" r:id="rIdm2rkxt20qmmgtbbvwlcr8">
+            <w:hyperlink w:history="1" r:id="rIdw9543x1cbbhv6ttp_4qbn">
               <w:r>
                 <w:rPr>
                   <w:rFonts w:ascii="Arial" w:cs="Arial" w:eastAsia="Arial" w:hAnsi="Arial"/>
@@ -30934,7 +30934,7 @@
               <w:spacing w:after="10" w:before="0"/>
               <w:ind w:left="120"/>
             </w:pPr>
-            <w:hyperlink w:history="1" r:id="rIdsaljjwuhrk9lodvxpadz5">
+            <w:hyperlink w:history="1" r:id="rIdwrwggx325davpcjqch8yp">
               <w:r>
                 <w:rPr>
                   <w:rFonts w:ascii="Arial" w:cs="Arial" w:eastAsia="Arial" w:hAnsi="Arial"/>

--- a/data/outputs/v2/Biology/SS2.1_Plant_Nutrition/Biology_Plant_Nutrition_CBE_LessonSequence.docx
+++ b/data/outputs/v2/Biology/SS2.1_Plant_Nutrition/Biology_Plant_Nutrition_CBE_LessonSequence.docx
@@ -3440,7 +3440,7 @@
             <w:pPr>
               <w:spacing w:after="20" w:before="0"/>
             </w:pPr>
-            <w:hyperlink w:history="1" r:id="rId6h4irkws8qdl_ru-afk1s">
+            <w:hyperlink w:history="1" r:id="rIdxylklmk6ho_-djo_bp-yy">
               <w:r>
                 <w:rPr>
                   <w:rFonts w:ascii="Arial" w:cs="Arial" w:eastAsia="Arial" w:hAnsi="Arial"/>
@@ -3473,7 +3473,7 @@
               <w:spacing w:after="10" w:before="0"/>
               <w:ind w:left="120"/>
             </w:pPr>
-            <w:hyperlink w:history="1" r:id="rIdr3kkf-iv_6pbwwkwnffaq">
+            <w:hyperlink w:history="1" r:id="rIda3iwvhsivqacclxtgs1vw">
               <w:r>
                 <w:rPr>
                   <w:rFonts w:ascii="Arial" w:cs="Arial" w:eastAsia="Arial" w:hAnsi="Arial"/>
@@ -3518,7 +3518,7 @@
             <w:pPr>
               <w:spacing w:after="20" w:before="0"/>
             </w:pPr>
-            <w:hyperlink w:history="1" r:id="rIdjupr-ak7ngsn7_q2ckldm">
+            <w:hyperlink w:history="1" r:id="rIdlh_lpzzcvvqfg3eo2r0hu">
               <w:r>
                 <w:rPr>
                   <w:rFonts w:ascii="Arial" w:cs="Arial" w:eastAsia="Arial" w:hAnsi="Arial"/>
@@ -3551,7 +3551,7 @@
               <w:spacing w:after="10" w:before="0"/>
               <w:ind w:left="120"/>
             </w:pPr>
-            <w:hyperlink w:history="1" r:id="rId_gxp2dqn7ugur-h6dkpx6">
+            <w:hyperlink w:history="1" r:id="rIdvzdamjdbfuro311oo6glb">
               <w:r>
                 <w:rPr>
                   <w:rFonts w:ascii="Arial" w:cs="Arial" w:eastAsia="Arial" w:hAnsi="Arial"/>
@@ -3746,7 +3746,7 @@
             <w:pPr>
               <w:spacing w:after="20" w:before="0"/>
             </w:pPr>
-            <w:hyperlink w:history="1" r:id="rIdvvss9bhge24wkxkixjf20">
+            <w:hyperlink w:history="1" r:id="rId_kq8kf8swjjv-yqsg6ja7">
               <w:r>
                 <w:rPr>
                   <w:rFonts w:ascii="Arial" w:cs="Arial" w:eastAsia="Arial" w:hAnsi="Arial"/>
@@ -3779,7 +3779,7 @@
               <w:spacing w:after="10" w:before="0"/>
               <w:ind w:left="120"/>
             </w:pPr>
-            <w:hyperlink w:history="1" r:id="rIdbphfzjxp-aic2pdsrlyjk">
+            <w:hyperlink w:history="1" r:id="rIdjcxbbloa-tx74byg_mmny">
               <w:r>
                 <w:rPr>
                   <w:rFonts w:ascii="Arial" w:cs="Arial" w:eastAsia="Arial" w:hAnsi="Arial"/>
@@ -3824,7 +3824,7 @@
             <w:pPr>
               <w:spacing w:after="20" w:before="0"/>
             </w:pPr>
-            <w:hyperlink w:history="1" r:id="rIdmztpe2d-tqlohmtillcsz">
+            <w:hyperlink w:history="1" r:id="rId_e_g3rubhhm0s6k3zeqbz">
               <w:r>
                 <w:rPr>
                   <w:rFonts w:ascii="Arial" w:cs="Arial" w:eastAsia="Arial" w:hAnsi="Arial"/>
@@ -3857,7 +3857,7 @@
               <w:spacing w:after="10" w:before="0"/>
               <w:ind w:left="120"/>
             </w:pPr>
-            <w:hyperlink w:history="1" r:id="rIdhxlkxkz9gblyrb4szmabd">
+            <w:hyperlink w:history="1" r:id="rIdjwgc0vso0mhdz-w0brro0">
               <w:r>
                 <w:rPr>
                   <w:rFonts w:ascii="Arial" w:cs="Arial" w:eastAsia="Arial" w:hAnsi="Arial"/>
@@ -4052,7 +4052,7 @@
             <w:pPr>
               <w:spacing w:after="20" w:before="0"/>
             </w:pPr>
-            <w:hyperlink w:history="1" r:id="rIdn0z9js_tcl96cqpjzelpx">
+            <w:hyperlink w:history="1" r:id="rIdvjeohm4vfakvqsrrf9tub">
               <w:r>
                 <w:rPr>
                   <w:rFonts w:ascii="Arial" w:cs="Arial" w:eastAsia="Arial" w:hAnsi="Arial"/>
@@ -4085,7 +4085,7 @@
               <w:spacing w:after="10" w:before="0"/>
               <w:ind w:left="120"/>
             </w:pPr>
-            <w:hyperlink w:history="1" r:id="rId1xijtie3cabu2ssp31cio">
+            <w:hyperlink w:history="1" r:id="rIdtuu0cusr0mh0ilipddgsj">
               <w:r>
                 <w:rPr>
                   <w:rFonts w:ascii="Arial" w:cs="Arial" w:eastAsia="Arial" w:hAnsi="Arial"/>
@@ -4130,7 +4130,7 @@
             <w:pPr>
               <w:spacing w:after="20" w:before="0"/>
             </w:pPr>
-            <w:hyperlink w:history="1" r:id="rIdzga9erhcrzl2-6a5hqk91">
+            <w:hyperlink w:history="1" r:id="rIdqgadim7tzygmnsnnn7g0c">
               <w:r>
                 <w:rPr>
                   <w:rFonts w:ascii="Arial" w:cs="Arial" w:eastAsia="Arial" w:hAnsi="Arial"/>
@@ -4163,7 +4163,7 @@
               <w:spacing w:after="10" w:before="0"/>
               <w:ind w:left="120"/>
             </w:pPr>
-            <w:hyperlink w:history="1" r:id="rIdvfvvhcq9xfaanz9f2rkbz">
+            <w:hyperlink w:history="1" r:id="rIdd5yvmfizyecb3bo4dai5b">
               <w:r>
                 <w:rPr>
                   <w:rFonts w:ascii="Arial" w:cs="Arial" w:eastAsia="Arial" w:hAnsi="Arial"/>
@@ -4358,7 +4358,7 @@
             <w:pPr>
               <w:spacing w:after="20" w:before="0"/>
             </w:pPr>
-            <w:hyperlink w:history="1" r:id="rIddovhezmexx5chj3d-m1i1">
+            <w:hyperlink w:history="1" r:id="rIdwjlh4g2grewtftyuaveak">
               <w:r>
                 <w:rPr>
                   <w:rFonts w:ascii="Arial" w:cs="Arial" w:eastAsia="Arial" w:hAnsi="Arial"/>
@@ -4391,7 +4391,7 @@
               <w:spacing w:after="10" w:before="0"/>
               <w:ind w:left="120"/>
             </w:pPr>
-            <w:hyperlink w:history="1" r:id="rIdwryn9xpmeloja6h_87mzp">
+            <w:hyperlink w:history="1" r:id="rId4szwov5ycooyoueofld4l">
               <w:r>
                 <w:rPr>
                   <w:rFonts w:ascii="Arial" w:cs="Arial" w:eastAsia="Arial" w:hAnsi="Arial"/>
@@ -4436,7 +4436,7 @@
             <w:pPr>
               <w:spacing w:after="20" w:before="0"/>
             </w:pPr>
-            <w:hyperlink w:history="1" r:id="rIdkythawdhe9hkk_7z-tbyr">
+            <w:hyperlink w:history="1" r:id="rIdyvjukdlocsrs7ceyrw_o2">
               <w:r>
                 <w:rPr>
                   <w:rFonts w:ascii="Arial" w:cs="Arial" w:eastAsia="Arial" w:hAnsi="Arial"/>
@@ -4469,7 +4469,7 @@
               <w:spacing w:after="10" w:before="0"/>
               <w:ind w:left="120"/>
             </w:pPr>
-            <w:hyperlink w:history="1" r:id="rIdjwehiboozvx9w5x3dwrdr">
+            <w:hyperlink w:history="1" r:id="rId1csmsqeyed7yrx3trmyc3">
               <w:r>
                 <w:rPr>
                   <w:rFonts w:ascii="Arial" w:cs="Arial" w:eastAsia="Arial" w:hAnsi="Arial"/>
@@ -4664,7 +4664,7 @@
             <w:pPr>
               <w:spacing w:after="20" w:before="0"/>
             </w:pPr>
-            <w:hyperlink w:history="1" r:id="rIdfbj5ysvccu46a1khepeyz">
+            <w:hyperlink w:history="1" r:id="rIdbdgwa5gphzs5l4r7-g4vq">
               <w:r>
                 <w:rPr>
                   <w:rFonts w:ascii="Arial" w:cs="Arial" w:eastAsia="Arial" w:hAnsi="Arial"/>
@@ -4697,7 +4697,7 @@
               <w:spacing w:after="10" w:before="0"/>
               <w:ind w:left="120"/>
             </w:pPr>
-            <w:hyperlink w:history="1" r:id="rId9t5d6g2intvzzj9_ls_if">
+            <w:hyperlink w:history="1" r:id="rIduuithh1t6eqeqqmku9jq6">
               <w:r>
                 <w:rPr>
                   <w:rFonts w:ascii="Arial" w:cs="Arial" w:eastAsia="Arial" w:hAnsi="Arial"/>
@@ -4742,7 +4742,7 @@
             <w:pPr>
               <w:spacing w:after="20" w:before="0"/>
             </w:pPr>
-            <w:hyperlink w:history="1" r:id="rIdzr2uddzycocuzjxuuuxdq">
+            <w:hyperlink w:history="1" r:id="rIdy5i75b8vrfdkgjqijk6kq">
               <w:r>
                 <w:rPr>
                   <w:rFonts w:ascii="Arial" w:cs="Arial" w:eastAsia="Arial" w:hAnsi="Arial"/>
@@ -4775,7 +4775,7 @@
               <w:spacing w:after="10" w:before="0"/>
               <w:ind w:left="120"/>
             </w:pPr>
-            <w:hyperlink w:history="1" r:id="rIdfa0vcyb6ll5l0qtdcrjje">
+            <w:hyperlink w:history="1" r:id="rIdh0mjfffl8qaqyd9gylopr">
               <w:r>
                 <w:rPr>
                   <w:rFonts w:ascii="Arial" w:cs="Arial" w:eastAsia="Arial" w:hAnsi="Arial"/>
@@ -6262,7 +6262,7 @@
             <w:pPr>
               <w:spacing w:after="20" w:before="0"/>
             </w:pPr>
-            <w:hyperlink w:history="1" r:id="rIdfawkahvj0qgblkdhu018a">
+            <w:hyperlink w:history="1" r:id="rIdmabmtch5z9dy3_esuwqvj">
               <w:r>
                 <w:rPr>
                   <w:rFonts w:ascii="Arial" w:cs="Arial" w:eastAsia="Arial" w:hAnsi="Arial"/>
@@ -6295,7 +6295,7 @@
               <w:spacing w:after="10" w:before="0"/>
               <w:ind w:left="120"/>
             </w:pPr>
-            <w:hyperlink w:history="1" r:id="rIdmxbclaeso0cbwifxcn-v3">
+            <w:hyperlink w:history="1" r:id="rIdebo-vtircxdsmplz3vlck">
               <w:r>
                 <w:rPr>
                   <w:rFonts w:ascii="Arial" w:cs="Arial" w:eastAsia="Arial" w:hAnsi="Arial"/>
@@ -6340,7 +6340,7 @@
             <w:pPr>
               <w:spacing w:after="20" w:before="0"/>
             </w:pPr>
-            <w:hyperlink w:history="1" r:id="rIdenu_5uyt8-igpgi30hbty">
+            <w:hyperlink w:history="1" r:id="rIdzrn2cibim2bjl7dhgol1v">
               <w:r>
                 <w:rPr>
                   <w:rFonts w:ascii="Arial" w:cs="Arial" w:eastAsia="Arial" w:hAnsi="Arial"/>
@@ -6373,7 +6373,7 @@
               <w:spacing w:after="10" w:before="0"/>
               <w:ind w:left="120"/>
             </w:pPr>
-            <w:hyperlink w:history="1" r:id="rIdzxqjae8bkqjbx9cm0oxne">
+            <w:hyperlink w:history="1" r:id="rIdvxsyzawtwtdw1y5rstswb">
               <w:r>
                 <w:rPr>
                   <w:rFonts w:ascii="Arial" w:cs="Arial" w:eastAsia="Arial" w:hAnsi="Arial"/>
@@ -6568,7 +6568,7 @@
             <w:pPr>
               <w:spacing w:after="20" w:before="0"/>
             </w:pPr>
-            <w:hyperlink w:history="1" r:id="rIdg8btiu9ellbat1cyf1ouq">
+            <w:hyperlink w:history="1" r:id="rIdvpf1jhmcusagfrkpes3hk">
               <w:r>
                 <w:rPr>
                   <w:rFonts w:ascii="Arial" w:cs="Arial" w:eastAsia="Arial" w:hAnsi="Arial"/>
@@ -6601,7 +6601,7 @@
               <w:spacing w:after="10" w:before="0"/>
               <w:ind w:left="120"/>
             </w:pPr>
-            <w:hyperlink w:history="1" r:id="rId19uatq1az8arijndf9vi_">
+            <w:hyperlink w:history="1" r:id="rIdjvvfxdez8fwwz99funru1">
               <w:r>
                 <w:rPr>
                   <w:rFonts w:ascii="Arial" w:cs="Arial" w:eastAsia="Arial" w:hAnsi="Arial"/>
@@ -6646,7 +6646,7 @@
             <w:pPr>
               <w:spacing w:after="20" w:before="0"/>
             </w:pPr>
-            <w:hyperlink w:history="1" r:id="rIdend0tuwmktx6bbkayft4q">
+            <w:hyperlink w:history="1" r:id="rIdqy4ste_faqfarnxiqwibo">
               <w:r>
                 <w:rPr>
                   <w:rFonts w:ascii="Arial" w:cs="Arial" w:eastAsia="Arial" w:hAnsi="Arial"/>
@@ -6679,7 +6679,7 @@
               <w:spacing w:after="10" w:before="0"/>
               <w:ind w:left="120"/>
             </w:pPr>
-            <w:hyperlink w:history="1" r:id="rIdgdby0pkpygvuaebqckmyd">
+            <w:hyperlink w:history="1" r:id="rIdye3vb95uebkp2ng6m9iry">
               <w:r>
                 <w:rPr>
                   <w:rFonts w:ascii="Arial" w:cs="Arial" w:eastAsia="Arial" w:hAnsi="Arial"/>
@@ -6874,7 +6874,7 @@
             <w:pPr>
               <w:spacing w:after="20" w:before="0"/>
             </w:pPr>
-            <w:hyperlink w:history="1" r:id="rIdlg_hlsethuephsywoo7c8">
+            <w:hyperlink w:history="1" r:id="rId-o0beefu83z_zv1bxue12">
               <w:r>
                 <w:rPr>
                   <w:rFonts w:ascii="Arial" w:cs="Arial" w:eastAsia="Arial" w:hAnsi="Arial"/>
@@ -6907,7 +6907,7 @@
               <w:spacing w:after="10" w:before="0"/>
               <w:ind w:left="120"/>
             </w:pPr>
-            <w:hyperlink w:history="1" r:id="rId2zy5dpwpikfshdw-sf6oe">
+            <w:hyperlink w:history="1" r:id="rIdeqaimyw5iz0shhkrpkl4f">
               <w:r>
                 <w:rPr>
                   <w:rFonts w:ascii="Arial" w:cs="Arial" w:eastAsia="Arial" w:hAnsi="Arial"/>
@@ -6952,7 +6952,7 @@
             <w:pPr>
               <w:spacing w:after="20" w:before="0"/>
             </w:pPr>
-            <w:hyperlink w:history="1" r:id="rIdikl4-xahuzlapxyqxnkda">
+            <w:hyperlink w:history="1" r:id="rIdntkljsu9viqrxb4hy80_y">
               <w:r>
                 <w:rPr>
                   <w:rFonts w:ascii="Arial" w:cs="Arial" w:eastAsia="Arial" w:hAnsi="Arial"/>
@@ -6985,7 +6985,7 @@
               <w:spacing w:after="10" w:before="0"/>
               <w:ind w:left="120"/>
             </w:pPr>
-            <w:hyperlink w:history="1" r:id="rIdyw3ppwiqygxlrqkir6jr2">
+            <w:hyperlink w:history="1" r:id="rId013uue49xgvfa3eu07rwc">
               <w:r>
                 <w:rPr>
                   <w:rFonts w:ascii="Arial" w:cs="Arial" w:eastAsia="Arial" w:hAnsi="Arial"/>
@@ -7180,7 +7180,7 @@
             <w:pPr>
               <w:spacing w:after="20" w:before="0"/>
             </w:pPr>
-            <w:hyperlink w:history="1" r:id="rIdtlz_h7n87xfwt3zq8zv13">
+            <w:hyperlink w:history="1" r:id="rIdrrzzxlj5nvz9kkyeb2_rt">
               <w:r>
                 <w:rPr>
                   <w:rFonts w:ascii="Arial" w:cs="Arial" w:eastAsia="Arial" w:hAnsi="Arial"/>
@@ -7213,7 +7213,7 @@
               <w:spacing w:after="10" w:before="0"/>
               <w:ind w:left="120"/>
             </w:pPr>
-            <w:hyperlink w:history="1" r:id="rIdl9et5a2cy3fkmgb4l5qbl">
+            <w:hyperlink w:history="1" r:id="rIduphzxvvaltr08h5bhmpbd">
               <w:r>
                 <w:rPr>
                   <w:rFonts w:ascii="Arial" w:cs="Arial" w:eastAsia="Arial" w:hAnsi="Arial"/>
@@ -7258,7 +7258,7 @@
             <w:pPr>
               <w:spacing w:after="20" w:before="0"/>
             </w:pPr>
-            <w:hyperlink w:history="1" r:id="rIdmb2bc5zd8q5mkkenppfhe">
+            <w:hyperlink w:history="1" r:id="rIdqar2j2poqlbbxwdzkgrfk">
               <w:r>
                 <w:rPr>
                   <w:rFonts w:ascii="Arial" w:cs="Arial" w:eastAsia="Arial" w:hAnsi="Arial"/>
@@ -7291,7 +7291,7 @@
               <w:spacing w:after="10" w:before="0"/>
               <w:ind w:left="120"/>
             </w:pPr>
-            <w:hyperlink w:history="1" r:id="rIdcx_liqmmvftjp3ks8bd3j">
+            <w:hyperlink w:history="1" r:id="rIdiqobcju4cuewlimc_ephf">
               <w:r>
                 <w:rPr>
                   <w:rFonts w:ascii="Arial" w:cs="Arial" w:eastAsia="Arial" w:hAnsi="Arial"/>
@@ -7486,7 +7486,7 @@
             <w:pPr>
               <w:spacing w:after="20" w:before="0"/>
             </w:pPr>
-            <w:hyperlink w:history="1" r:id="rIdcccqbszplqgzztysmania">
+            <w:hyperlink w:history="1" r:id="rIdoqml_sc3mbok8tic9yqm8">
               <w:r>
                 <w:rPr>
                   <w:rFonts w:ascii="Arial" w:cs="Arial" w:eastAsia="Arial" w:hAnsi="Arial"/>
@@ -7519,7 +7519,7 @@
               <w:spacing w:after="10" w:before="0"/>
               <w:ind w:left="120"/>
             </w:pPr>
-            <w:hyperlink w:history="1" r:id="rId5xhu_ypwj8erbfu2fdvz6">
+            <w:hyperlink w:history="1" r:id="rIdlqrqfcsrwax_ywcd1aozi">
               <w:r>
                 <w:rPr>
                   <w:rFonts w:ascii="Arial" w:cs="Arial" w:eastAsia="Arial" w:hAnsi="Arial"/>
@@ -7564,7 +7564,7 @@
             <w:pPr>
               <w:spacing w:after="20" w:before="0"/>
             </w:pPr>
-            <w:hyperlink w:history="1" r:id="rIdrw3pltwbzbeezkilpdmpv">
+            <w:hyperlink w:history="1" r:id="rIdqee3mik6rwkadegzbxdt_">
               <w:r>
                 <w:rPr>
                   <w:rFonts w:ascii="Arial" w:cs="Arial" w:eastAsia="Arial" w:hAnsi="Arial"/>
@@ -7597,7 +7597,7 @@
               <w:spacing w:after="10" w:before="0"/>
               <w:ind w:left="120"/>
             </w:pPr>
-            <w:hyperlink w:history="1" r:id="rId1pcnvftrubzr6zvpawywy">
+            <w:hyperlink w:history="1" r:id="rIdyjs3v7cjopvjxjsjuyixu">
               <w:r>
                 <w:rPr>
                   <w:rFonts w:ascii="Arial" w:cs="Arial" w:eastAsia="Arial" w:hAnsi="Arial"/>
@@ -9084,7 +9084,7 @@
             <w:pPr>
               <w:spacing w:after="20" w:before="0"/>
             </w:pPr>
-            <w:hyperlink w:history="1" r:id="rIdosifrtrzlfmyqxmig6d7o">
+            <w:hyperlink w:history="1" r:id="rId3eht4lufkwb4f85xuwuja">
               <w:r>
                 <w:rPr>
                   <w:rFonts w:ascii="Arial" w:cs="Arial" w:eastAsia="Arial" w:hAnsi="Arial"/>
@@ -9117,7 +9117,7 @@
               <w:spacing w:after="10" w:before="0"/>
               <w:ind w:left="120"/>
             </w:pPr>
-            <w:hyperlink w:history="1" r:id="rIduffjkmbpql--ehc-y8d-c">
+            <w:hyperlink w:history="1" r:id="rIdyed3rd1wfuro36oav9vst">
               <w:r>
                 <w:rPr>
                   <w:rFonts w:ascii="Arial" w:cs="Arial" w:eastAsia="Arial" w:hAnsi="Arial"/>
@@ -9162,7 +9162,7 @@
             <w:pPr>
               <w:spacing w:after="20" w:before="0"/>
             </w:pPr>
-            <w:hyperlink w:history="1" r:id="rIdavw_zetyssny0kom3dv9-">
+            <w:hyperlink w:history="1" r:id="rId0_xlvycg85ggn2aaa7wyr">
               <w:r>
                 <w:rPr>
                   <w:rFonts w:ascii="Arial" w:cs="Arial" w:eastAsia="Arial" w:hAnsi="Arial"/>
@@ -9195,7 +9195,7 @@
               <w:spacing w:after="10" w:before="0"/>
               <w:ind w:left="120"/>
             </w:pPr>
-            <w:hyperlink w:history="1" r:id="rIdhi2z7n7redrjfalysjiwp">
+            <w:hyperlink w:history="1" r:id="rIdwge1b4klkzlmj_zf0udrr">
               <w:r>
                 <w:rPr>
                   <w:rFonts w:ascii="Arial" w:cs="Arial" w:eastAsia="Arial" w:hAnsi="Arial"/>
@@ -9390,7 +9390,7 @@
             <w:pPr>
               <w:spacing w:after="20" w:before="0"/>
             </w:pPr>
-            <w:hyperlink w:history="1" r:id="rIdyyn85kgvheuitj8e6stpy">
+            <w:hyperlink w:history="1" r:id="rIdtmqpox8lh5ukeoa96ecsi">
               <w:r>
                 <w:rPr>
                   <w:rFonts w:ascii="Arial" w:cs="Arial" w:eastAsia="Arial" w:hAnsi="Arial"/>
@@ -9423,7 +9423,7 @@
               <w:spacing w:after="10" w:before="0"/>
               <w:ind w:left="120"/>
             </w:pPr>
-            <w:hyperlink w:history="1" r:id="rIddu0_myszbxwspk_vbksdy">
+            <w:hyperlink w:history="1" r:id="rIdwtnquumu4bacer6ow_8nl">
               <w:r>
                 <w:rPr>
                   <w:rFonts w:ascii="Arial" w:cs="Arial" w:eastAsia="Arial" w:hAnsi="Arial"/>
@@ -9468,7 +9468,7 @@
             <w:pPr>
               <w:spacing w:after="20" w:before="0"/>
             </w:pPr>
-            <w:hyperlink w:history="1" r:id="rIdprujbucxxekneq4emvien">
+            <w:hyperlink w:history="1" r:id="rIdanqu0krfb0hntaczkudx3">
               <w:r>
                 <w:rPr>
                   <w:rFonts w:ascii="Arial" w:cs="Arial" w:eastAsia="Arial" w:hAnsi="Arial"/>
@@ -9501,7 +9501,7 @@
               <w:spacing w:after="10" w:before="0"/>
               <w:ind w:left="120"/>
             </w:pPr>
-            <w:hyperlink w:history="1" r:id="rIdi290p9ou8vz7qymewgtlx">
+            <w:hyperlink w:history="1" r:id="rIdmxzfbeizp8xdgysu1ramt">
               <w:r>
                 <w:rPr>
                   <w:rFonts w:ascii="Arial" w:cs="Arial" w:eastAsia="Arial" w:hAnsi="Arial"/>
@@ -9696,7 +9696,7 @@
             <w:pPr>
               <w:spacing w:after="20" w:before="0"/>
             </w:pPr>
-            <w:hyperlink w:history="1" r:id="rIdgqcurftrwohasvrxjpcrg">
+            <w:hyperlink w:history="1" r:id="rIdv4koye37jv0f1pwuyk_lm">
               <w:r>
                 <w:rPr>
                   <w:rFonts w:ascii="Arial" w:cs="Arial" w:eastAsia="Arial" w:hAnsi="Arial"/>
@@ -9729,7 +9729,7 @@
               <w:spacing w:after="10" w:before="0"/>
               <w:ind w:left="120"/>
             </w:pPr>
-            <w:hyperlink w:history="1" r:id="rId-y-oxpeiw4r_xivcyrdyo">
+            <w:hyperlink w:history="1" r:id="rIdvejle6jbr2fufzgtvfkgw">
               <w:r>
                 <w:rPr>
                   <w:rFonts w:ascii="Arial" w:cs="Arial" w:eastAsia="Arial" w:hAnsi="Arial"/>
@@ -9774,7 +9774,7 @@
             <w:pPr>
               <w:spacing w:after="20" w:before="0"/>
             </w:pPr>
-            <w:hyperlink w:history="1" r:id="rIdbygb-jgtwedvaqfuw7ayf">
+            <w:hyperlink w:history="1" r:id="rId23kddlvws81xlin-cteol">
               <w:r>
                 <w:rPr>
                   <w:rFonts w:ascii="Arial" w:cs="Arial" w:eastAsia="Arial" w:hAnsi="Arial"/>
@@ -9807,7 +9807,7 @@
               <w:spacing w:after="10" w:before="0"/>
               <w:ind w:left="120"/>
             </w:pPr>
-            <w:hyperlink w:history="1" r:id="rIdfw3yj89gvynzhs931n_w5">
+            <w:hyperlink w:history="1" r:id="rIdboplda8syp-ppcotc1fwf">
               <w:r>
                 <w:rPr>
                   <w:rFonts w:ascii="Arial" w:cs="Arial" w:eastAsia="Arial" w:hAnsi="Arial"/>
@@ -10002,7 +10002,7 @@
             <w:pPr>
               <w:spacing w:after="20" w:before="0"/>
             </w:pPr>
-            <w:hyperlink w:history="1" r:id="rIdob_bzn_qzlya1atfrtu4z">
+            <w:hyperlink w:history="1" r:id="rIdltoyvikk0gw3tg2tnxian">
               <w:r>
                 <w:rPr>
                   <w:rFonts w:ascii="Arial" w:cs="Arial" w:eastAsia="Arial" w:hAnsi="Arial"/>
@@ -10035,7 +10035,7 @@
               <w:spacing w:after="10" w:before="0"/>
               <w:ind w:left="120"/>
             </w:pPr>
-            <w:hyperlink w:history="1" r:id="rIdvgwmk4r61rd1dkrgymf7u">
+            <w:hyperlink w:history="1" r:id="rIds_sp9-pk3p5nwmlsp4gei">
               <w:r>
                 <w:rPr>
                   <w:rFonts w:ascii="Arial" w:cs="Arial" w:eastAsia="Arial" w:hAnsi="Arial"/>
@@ -10080,7 +10080,7 @@
             <w:pPr>
               <w:spacing w:after="20" w:before="0"/>
             </w:pPr>
-            <w:hyperlink w:history="1" r:id="rIdlrs-na-79a19uk1u3-sc5">
+            <w:hyperlink w:history="1" r:id="rIdyhf9cldyxiafprqz9puji">
               <w:r>
                 <w:rPr>
                   <w:rFonts w:ascii="Arial" w:cs="Arial" w:eastAsia="Arial" w:hAnsi="Arial"/>
@@ -10113,7 +10113,7 @@
               <w:spacing w:after="10" w:before="0"/>
               <w:ind w:left="120"/>
             </w:pPr>
-            <w:hyperlink w:history="1" r:id="rIdodmymop_mhkn3tr3bp1a9">
+            <w:hyperlink w:history="1" r:id="rId0iefh145isymwmiek9cab">
               <w:r>
                 <w:rPr>
                   <w:rFonts w:ascii="Arial" w:cs="Arial" w:eastAsia="Arial" w:hAnsi="Arial"/>
@@ -10308,7 +10308,7 @@
             <w:pPr>
               <w:spacing w:after="20" w:before="0"/>
             </w:pPr>
-            <w:hyperlink w:history="1" r:id="rIdgg_z3-mhv1m3ct5sycdk0">
+            <w:hyperlink w:history="1" r:id="rIdbntpx4lgevz5kys2nuzkk">
               <w:r>
                 <w:rPr>
                   <w:rFonts w:ascii="Arial" w:cs="Arial" w:eastAsia="Arial" w:hAnsi="Arial"/>
@@ -10341,7 +10341,7 @@
               <w:spacing w:after="10" w:before="0"/>
               <w:ind w:left="120"/>
             </w:pPr>
-            <w:hyperlink w:history="1" r:id="rIdw7vuqsdxh1_1pscgsi4rv">
+            <w:hyperlink w:history="1" r:id="rIdkybwu4u0zdkcf1mvjcl6k">
               <w:r>
                 <w:rPr>
                   <w:rFonts w:ascii="Arial" w:cs="Arial" w:eastAsia="Arial" w:hAnsi="Arial"/>
@@ -10386,7 +10386,7 @@
             <w:pPr>
               <w:spacing w:after="20" w:before="0"/>
             </w:pPr>
-            <w:hyperlink w:history="1" r:id="rIdgkmtpmek1uyfz4lgkj-tq">
+            <w:hyperlink w:history="1" r:id="rIdct5u6pxqiumpiqdwgr85g">
               <w:r>
                 <w:rPr>
                   <w:rFonts w:ascii="Arial" w:cs="Arial" w:eastAsia="Arial" w:hAnsi="Arial"/>
@@ -10419,7 +10419,7 @@
               <w:spacing w:after="10" w:before="0"/>
               <w:ind w:left="120"/>
             </w:pPr>
-            <w:hyperlink w:history="1" r:id="rId_joxldve8pkjyis0lxp2r">
+            <w:hyperlink w:history="1" r:id="rId3514v2tzquf2wh5webrn0">
               <w:r>
                 <w:rPr>
                   <w:rFonts w:ascii="Arial" w:cs="Arial" w:eastAsia="Arial" w:hAnsi="Arial"/>
@@ -11906,7 +11906,7 @@
             <w:pPr>
               <w:spacing w:after="20" w:before="0"/>
             </w:pPr>
-            <w:hyperlink w:history="1" r:id="rIdsn2sx9x9kbjecnb0rp1yu">
+            <w:hyperlink w:history="1" r:id="rIdzn2r5aqv8ytwqczplsjp5">
               <w:r>
                 <w:rPr>
                   <w:rFonts w:ascii="Arial" w:cs="Arial" w:eastAsia="Arial" w:hAnsi="Arial"/>
@@ -11939,7 +11939,7 @@
               <w:spacing w:after="10" w:before="0"/>
               <w:ind w:left="120"/>
             </w:pPr>
-            <w:hyperlink w:history="1" r:id="rId6xrvysj_zfw8xjcb9q--4">
+            <w:hyperlink w:history="1" r:id="rIdwtmpxvte3he9n2ryvhcox">
               <w:r>
                 <w:rPr>
                   <w:rFonts w:ascii="Arial" w:cs="Arial" w:eastAsia="Arial" w:hAnsi="Arial"/>
@@ -11984,7 +11984,7 @@
             <w:pPr>
               <w:spacing w:after="20" w:before="0"/>
             </w:pPr>
-            <w:hyperlink w:history="1" r:id="rId2nhgfd2ruhnajypvwwku_">
+            <w:hyperlink w:history="1" r:id="rIdivbf5va8diedhnre44nst">
               <w:r>
                 <w:rPr>
                   <w:rFonts w:ascii="Arial" w:cs="Arial" w:eastAsia="Arial" w:hAnsi="Arial"/>
@@ -12017,7 +12017,7 @@
               <w:spacing w:after="10" w:before="0"/>
               <w:ind w:left="120"/>
             </w:pPr>
-            <w:hyperlink w:history="1" r:id="rIddvshxl6jeqzpdqf-julgm">
+            <w:hyperlink w:history="1" r:id="rIdahzydi5dzfifbzfwallut">
               <w:r>
                 <w:rPr>
                   <w:rFonts w:ascii="Arial" w:cs="Arial" w:eastAsia="Arial" w:hAnsi="Arial"/>
@@ -12212,7 +12212,7 @@
             <w:pPr>
               <w:spacing w:after="20" w:before="0"/>
             </w:pPr>
-            <w:hyperlink w:history="1" r:id="rIdy06psu5zr0bqnfpxf6pck">
+            <w:hyperlink w:history="1" r:id="rIdxvbzlv09ngimsfpeyhl-k">
               <w:r>
                 <w:rPr>
                   <w:rFonts w:ascii="Arial" w:cs="Arial" w:eastAsia="Arial" w:hAnsi="Arial"/>
@@ -12245,7 +12245,7 @@
               <w:spacing w:after="10" w:before="0"/>
               <w:ind w:left="120"/>
             </w:pPr>
-            <w:hyperlink w:history="1" r:id="rIdhuyigcjzccypuaf3be2xc">
+            <w:hyperlink w:history="1" r:id="rIds7hzsu7t2q4lo-hjxrbf2">
               <w:r>
                 <w:rPr>
                   <w:rFonts w:ascii="Arial" w:cs="Arial" w:eastAsia="Arial" w:hAnsi="Arial"/>
@@ -12290,7 +12290,7 @@
             <w:pPr>
               <w:spacing w:after="20" w:before="0"/>
             </w:pPr>
-            <w:hyperlink w:history="1" r:id="rIdvcwop_rlfesnfqxkvoe_o">
+            <w:hyperlink w:history="1" r:id="rIdfllddxdea2tceqox5gzt5">
               <w:r>
                 <w:rPr>
                   <w:rFonts w:ascii="Arial" w:cs="Arial" w:eastAsia="Arial" w:hAnsi="Arial"/>
@@ -12323,7 +12323,7 @@
               <w:spacing w:after="10" w:before="0"/>
               <w:ind w:left="120"/>
             </w:pPr>
-            <w:hyperlink w:history="1" r:id="rIdww0o017m4cm7ao5cen8bp">
+            <w:hyperlink w:history="1" r:id="rIda_4mitrlka97xkdakxtip">
               <w:r>
                 <w:rPr>
                   <w:rFonts w:ascii="Arial" w:cs="Arial" w:eastAsia="Arial" w:hAnsi="Arial"/>
@@ -12518,7 +12518,7 @@
             <w:pPr>
               <w:spacing w:after="20" w:before="0"/>
             </w:pPr>
-            <w:hyperlink w:history="1" r:id="rIddoxubhogcq7ycml24fuyi">
+            <w:hyperlink w:history="1" r:id="rId9cmvufb2ihjwkbsaldpky">
               <w:r>
                 <w:rPr>
                   <w:rFonts w:ascii="Arial" w:cs="Arial" w:eastAsia="Arial" w:hAnsi="Arial"/>
@@ -12551,7 +12551,7 @@
               <w:spacing w:after="10" w:before="0"/>
               <w:ind w:left="120"/>
             </w:pPr>
-            <w:hyperlink w:history="1" r:id="rIdqshgxwgbgnv97gn-ms8zf">
+            <w:hyperlink w:history="1" r:id="rIdjxul2jk1sb8ki3bhxynzs">
               <w:r>
                 <w:rPr>
                   <w:rFonts w:ascii="Arial" w:cs="Arial" w:eastAsia="Arial" w:hAnsi="Arial"/>
@@ -12596,7 +12596,7 @@
             <w:pPr>
               <w:spacing w:after="20" w:before="0"/>
             </w:pPr>
-            <w:hyperlink w:history="1" r:id="rId4fm7o2lf0k0yhvzk-z7re">
+            <w:hyperlink w:history="1" r:id="rIdpdar-mvev7xelddvw2p9i">
               <w:r>
                 <w:rPr>
                   <w:rFonts w:ascii="Arial" w:cs="Arial" w:eastAsia="Arial" w:hAnsi="Arial"/>
@@ -12629,7 +12629,7 @@
               <w:spacing w:after="10" w:before="0"/>
               <w:ind w:left="120"/>
             </w:pPr>
-            <w:hyperlink w:history="1" r:id="rIdhwnlo1gmyzyquz_ulqzxe">
+            <w:hyperlink w:history="1" r:id="rIdukgvm95cdlce_tygcqw8w">
               <w:r>
                 <w:rPr>
                   <w:rFonts w:ascii="Arial" w:cs="Arial" w:eastAsia="Arial" w:hAnsi="Arial"/>
@@ -12824,7 +12824,7 @@
             <w:pPr>
               <w:spacing w:after="20" w:before="0"/>
             </w:pPr>
-            <w:hyperlink w:history="1" r:id="rIdf4kha11u1qglgfggvqqis">
+            <w:hyperlink w:history="1" r:id="rId_tsa3hwn-e3pqv-ga1n-y">
               <w:r>
                 <w:rPr>
                   <w:rFonts w:ascii="Arial" w:cs="Arial" w:eastAsia="Arial" w:hAnsi="Arial"/>
@@ -12857,7 +12857,7 @@
               <w:spacing w:after="10" w:before="0"/>
               <w:ind w:left="120"/>
             </w:pPr>
-            <w:hyperlink w:history="1" r:id="rIdslo0ewsxksfdetcrzfdaw">
+            <w:hyperlink w:history="1" r:id="rIdvu2wjcsrmnbnw6mxnymb_">
               <w:r>
                 <w:rPr>
                   <w:rFonts w:ascii="Arial" w:cs="Arial" w:eastAsia="Arial" w:hAnsi="Arial"/>
@@ -12902,7 +12902,7 @@
             <w:pPr>
               <w:spacing w:after="20" w:before="0"/>
             </w:pPr>
-            <w:hyperlink w:history="1" r:id="rIdrxj5domj70iicr13psddt">
+            <w:hyperlink w:history="1" r:id="rIdms9hgjqe3jg9pt-rsqto9">
               <w:r>
                 <w:rPr>
                   <w:rFonts w:ascii="Arial" w:cs="Arial" w:eastAsia="Arial" w:hAnsi="Arial"/>
@@ -12935,7 +12935,7 @@
               <w:spacing w:after="10" w:before="0"/>
               <w:ind w:left="120"/>
             </w:pPr>
-            <w:hyperlink w:history="1" r:id="rIdxd3hd5hztxc0oobcyhsp-">
+            <w:hyperlink w:history="1" r:id="rIdd60ajif2x8f9w1j1mxxwh">
               <w:r>
                 <w:rPr>
                   <w:rFonts w:ascii="Arial" w:cs="Arial" w:eastAsia="Arial" w:hAnsi="Arial"/>
@@ -13130,7 +13130,7 @@
             <w:pPr>
               <w:spacing w:after="20" w:before="0"/>
             </w:pPr>
-            <w:hyperlink w:history="1" r:id="rIdmrb_fnptmb9s_i32zminr">
+            <w:hyperlink w:history="1" r:id="rIdhpci8ku2bv6gpgihfoer_">
               <w:r>
                 <w:rPr>
                   <w:rFonts w:ascii="Arial" w:cs="Arial" w:eastAsia="Arial" w:hAnsi="Arial"/>
@@ -13163,7 +13163,7 @@
               <w:spacing w:after="10" w:before="0"/>
               <w:ind w:left="120"/>
             </w:pPr>
-            <w:hyperlink w:history="1" r:id="rId7oaq8jpdqgaqsm0vqnhhp">
+            <w:hyperlink w:history="1" r:id="rIdcp-1dc-cvqctbp79y7c0p">
               <w:r>
                 <w:rPr>
                   <w:rFonts w:ascii="Arial" w:cs="Arial" w:eastAsia="Arial" w:hAnsi="Arial"/>
@@ -13208,7 +13208,7 @@
             <w:pPr>
               <w:spacing w:after="20" w:before="0"/>
             </w:pPr>
-            <w:hyperlink w:history="1" r:id="rIdhuc5cj62c274d_d5rk5du">
+            <w:hyperlink w:history="1" r:id="rIdfpmi3gyy4vldvhyab17dm">
               <w:r>
                 <w:rPr>
                   <w:rFonts w:ascii="Arial" w:cs="Arial" w:eastAsia="Arial" w:hAnsi="Arial"/>
@@ -13241,7 +13241,7 @@
               <w:spacing w:after="10" w:before="0"/>
               <w:ind w:left="120"/>
             </w:pPr>
-            <w:hyperlink w:history="1" r:id="rIdfaryoqhqvlihxfbqqfcht">
+            <w:hyperlink w:history="1" r:id="rId39jbe0mlvsypd3cu0ndsu">
               <w:r>
                 <w:rPr>
                   <w:rFonts w:ascii="Arial" w:cs="Arial" w:eastAsia="Arial" w:hAnsi="Arial"/>
@@ -14728,7 +14728,7 @@
             <w:pPr>
               <w:spacing w:after="20" w:before="0"/>
             </w:pPr>
-            <w:hyperlink w:history="1" r:id="rIdjcgq24qrtbjdl4u-tt_zf">
+            <w:hyperlink w:history="1" r:id="rIdtekqdfxzvr3r_4hnbqhhp">
               <w:r>
                 <w:rPr>
                   <w:rFonts w:ascii="Arial" w:cs="Arial" w:eastAsia="Arial" w:hAnsi="Arial"/>
@@ -14761,7 +14761,7 @@
               <w:spacing w:after="10" w:before="0"/>
               <w:ind w:left="120"/>
             </w:pPr>
-            <w:hyperlink w:history="1" r:id="rIdplqfnn5je0vzobdxgazg4">
+            <w:hyperlink w:history="1" r:id="rIdkqfjxn3yt5k1m90w7leeg">
               <w:r>
                 <w:rPr>
                   <w:rFonts w:ascii="Arial" w:cs="Arial" w:eastAsia="Arial" w:hAnsi="Arial"/>
@@ -14806,7 +14806,7 @@
             <w:pPr>
               <w:spacing w:after="20" w:before="0"/>
             </w:pPr>
-            <w:hyperlink w:history="1" r:id="rIdwcvrqp2xqi8u2lmq2t53u">
+            <w:hyperlink w:history="1" r:id="rIds3fh7njuds1eq7gqisxrq">
               <w:r>
                 <w:rPr>
                   <w:rFonts w:ascii="Arial" w:cs="Arial" w:eastAsia="Arial" w:hAnsi="Arial"/>
@@ -14839,7 +14839,7 @@
               <w:spacing w:after="10" w:before="0"/>
               <w:ind w:left="120"/>
             </w:pPr>
-            <w:hyperlink w:history="1" r:id="rId1ilzhsh_9nkl9a78wivha">
+            <w:hyperlink w:history="1" r:id="rIdp38spr46padqhgrpxclwh">
               <w:r>
                 <w:rPr>
                   <w:rFonts w:ascii="Arial" w:cs="Arial" w:eastAsia="Arial" w:hAnsi="Arial"/>
@@ -15034,7 +15034,7 @@
             <w:pPr>
               <w:spacing w:after="20" w:before="0"/>
             </w:pPr>
-            <w:hyperlink w:history="1" r:id="rIdpivn92po8dl944gvozi16">
+            <w:hyperlink w:history="1" r:id="rIdkgbw9p4roaf8jpv36rzay">
               <w:r>
                 <w:rPr>
                   <w:rFonts w:ascii="Arial" w:cs="Arial" w:eastAsia="Arial" w:hAnsi="Arial"/>
@@ -15067,7 +15067,7 @@
               <w:spacing w:after="10" w:before="0"/>
               <w:ind w:left="120"/>
             </w:pPr>
-            <w:hyperlink w:history="1" r:id="rIdcfrafrr3bo8rd5itikkcp">
+            <w:hyperlink w:history="1" r:id="rIddcisgjmnvea9uuwbhoytc">
               <w:r>
                 <w:rPr>
                   <w:rFonts w:ascii="Arial" w:cs="Arial" w:eastAsia="Arial" w:hAnsi="Arial"/>
@@ -15112,7 +15112,7 @@
             <w:pPr>
               <w:spacing w:after="20" w:before="0"/>
             </w:pPr>
-            <w:hyperlink w:history="1" r:id="rIdrybhnrndsid0jydrt6ddc">
+            <w:hyperlink w:history="1" r:id="rIdtlbnxjulnbuax3pdptzr4">
               <w:r>
                 <w:rPr>
                   <w:rFonts w:ascii="Arial" w:cs="Arial" w:eastAsia="Arial" w:hAnsi="Arial"/>
@@ -15145,7 +15145,7 @@
               <w:spacing w:after="10" w:before="0"/>
               <w:ind w:left="120"/>
             </w:pPr>
-            <w:hyperlink w:history="1" r:id="rIdxhf50qci5jdxa6z-vi-mz">
+            <w:hyperlink w:history="1" r:id="rIdrv949oqzmylyjpvcb-woo">
               <w:r>
                 <w:rPr>
                   <w:rFonts w:ascii="Arial" w:cs="Arial" w:eastAsia="Arial" w:hAnsi="Arial"/>
@@ -15340,7 +15340,7 @@
             <w:pPr>
               <w:spacing w:after="20" w:before="0"/>
             </w:pPr>
-            <w:hyperlink w:history="1" r:id="rId5h-n0zekbv5jtoxjbzksu">
+            <w:hyperlink w:history="1" r:id="rIdt9cbq5p5xjhwdja2jlyhx">
               <w:r>
                 <w:rPr>
                   <w:rFonts w:ascii="Arial" w:cs="Arial" w:eastAsia="Arial" w:hAnsi="Arial"/>
@@ -15373,7 +15373,7 @@
               <w:spacing w:after="10" w:before="0"/>
               <w:ind w:left="120"/>
             </w:pPr>
-            <w:hyperlink w:history="1" r:id="rIdjlypsxk51ffmglxyweqao">
+            <w:hyperlink w:history="1" r:id="rId2nodiwh-qgmjbrk9ah6j8">
               <w:r>
                 <w:rPr>
                   <w:rFonts w:ascii="Arial" w:cs="Arial" w:eastAsia="Arial" w:hAnsi="Arial"/>
@@ -15418,7 +15418,7 @@
             <w:pPr>
               <w:spacing w:after="20" w:before="0"/>
             </w:pPr>
-            <w:hyperlink w:history="1" r:id="rIdhelookyo04hmjs1tunaj4">
+            <w:hyperlink w:history="1" r:id="rIdjshgawg9auqtmo2aqcw3a">
               <w:r>
                 <w:rPr>
                   <w:rFonts w:ascii="Arial" w:cs="Arial" w:eastAsia="Arial" w:hAnsi="Arial"/>
@@ -15451,7 +15451,7 @@
               <w:spacing w:after="10" w:before="0"/>
               <w:ind w:left="120"/>
             </w:pPr>
-            <w:hyperlink w:history="1" r:id="rId7nkxv0wlbsdpfkbsbrez5">
+            <w:hyperlink w:history="1" r:id="rIdeosxpk2rg6thma8oqciit">
               <w:r>
                 <w:rPr>
                   <w:rFonts w:ascii="Arial" w:cs="Arial" w:eastAsia="Arial" w:hAnsi="Arial"/>
@@ -15646,7 +15646,7 @@
             <w:pPr>
               <w:spacing w:after="20" w:before="0"/>
             </w:pPr>
-            <w:hyperlink w:history="1" r:id="rId4psgzewna2ikaqk6uk0x3">
+            <w:hyperlink w:history="1" r:id="rIdbiqwqvf23cbc0dvecwuib">
               <w:r>
                 <w:rPr>
                   <w:rFonts w:ascii="Arial" w:cs="Arial" w:eastAsia="Arial" w:hAnsi="Arial"/>
@@ -15679,7 +15679,7 @@
               <w:spacing w:after="10" w:before="0"/>
               <w:ind w:left="120"/>
             </w:pPr>
-            <w:hyperlink w:history="1" r:id="rIdji1s5hfyc3gx_hw5sqnn3">
+            <w:hyperlink w:history="1" r:id="rIdmam6bhppkgw5f2re0rfdh">
               <w:r>
                 <w:rPr>
                   <w:rFonts w:ascii="Arial" w:cs="Arial" w:eastAsia="Arial" w:hAnsi="Arial"/>
@@ -15724,7 +15724,7 @@
             <w:pPr>
               <w:spacing w:after="20" w:before="0"/>
             </w:pPr>
-            <w:hyperlink w:history="1" r:id="rId1axadxaezuz8m2x34htmu">
+            <w:hyperlink w:history="1" r:id="rIdrqupmocktvncrnpfnog1y">
               <w:r>
                 <w:rPr>
                   <w:rFonts w:ascii="Arial" w:cs="Arial" w:eastAsia="Arial" w:hAnsi="Arial"/>
@@ -15757,7 +15757,7 @@
               <w:spacing w:after="10" w:before="0"/>
               <w:ind w:left="120"/>
             </w:pPr>
-            <w:hyperlink w:history="1" r:id="rId-y06h9gcobnmlneml44gb">
+            <w:hyperlink w:history="1" r:id="rIdtiop_ljncdgj5qhaess87">
               <w:r>
                 <w:rPr>
                   <w:rFonts w:ascii="Arial" w:cs="Arial" w:eastAsia="Arial" w:hAnsi="Arial"/>
@@ -15952,7 +15952,7 @@
             <w:pPr>
               <w:spacing w:after="20" w:before="0"/>
             </w:pPr>
-            <w:hyperlink w:history="1" r:id="rIdigdh55peh6qv6h9trvwun">
+            <w:hyperlink w:history="1" r:id="rIdtoiv581jvpwa5qvjamdii">
               <w:r>
                 <w:rPr>
                   <w:rFonts w:ascii="Arial" w:cs="Arial" w:eastAsia="Arial" w:hAnsi="Arial"/>
@@ -15985,7 +15985,7 @@
               <w:spacing w:after="10" w:before="0"/>
               <w:ind w:left="120"/>
             </w:pPr>
-            <w:hyperlink w:history="1" r:id="rId2kohchjb16qgz0xeorz65">
+            <w:hyperlink w:history="1" r:id="rIdfabp6ggw-abyzddqq3_n4">
               <w:r>
                 <w:rPr>
                   <w:rFonts w:ascii="Arial" w:cs="Arial" w:eastAsia="Arial" w:hAnsi="Arial"/>
@@ -16030,7 +16030,7 @@
             <w:pPr>
               <w:spacing w:after="20" w:before="0"/>
             </w:pPr>
-            <w:hyperlink w:history="1" r:id="rIddxrbduilmftdzdln7h5ko">
+            <w:hyperlink w:history="1" r:id="rIdo0inlozipdzoepuvghaaz">
               <w:r>
                 <w:rPr>
                   <w:rFonts w:ascii="Arial" w:cs="Arial" w:eastAsia="Arial" w:hAnsi="Arial"/>
@@ -16063,7 +16063,7 @@
               <w:spacing w:after="10" w:before="0"/>
               <w:ind w:left="120"/>
             </w:pPr>
-            <w:hyperlink w:history="1" r:id="rIdlpwxwwneohlx9jd1iswq7">
+            <w:hyperlink w:history="1" r:id="rIdcg8fn42hc8rkupi4emay1">
               <w:r>
                 <w:rPr>
                   <w:rFonts w:ascii="Arial" w:cs="Arial" w:eastAsia="Arial" w:hAnsi="Arial"/>
@@ -17664,7 +17664,7 @@
             <w:pPr>
               <w:spacing w:after="20" w:before="0"/>
             </w:pPr>
-            <w:hyperlink w:history="1" r:id="rIdouvpgxdumbrbcdmmgyonl">
+            <w:hyperlink w:history="1" r:id="rIdpbujgdxhgenmoo9wu627d">
               <w:r>
                 <w:rPr>
                   <w:rFonts w:ascii="Arial" w:cs="Arial" w:eastAsia="Arial" w:hAnsi="Arial"/>
@@ -17697,7 +17697,7 @@
               <w:spacing w:after="10" w:before="0"/>
               <w:ind w:left="120"/>
             </w:pPr>
-            <w:hyperlink w:history="1" r:id="rIdp6cbaaurbqj41wktdiq_y">
+            <w:hyperlink w:history="1" r:id="rIdq87qwzykmt6uuv3gbcc9q">
               <w:r>
                 <w:rPr>
                   <w:rFonts w:ascii="Arial" w:cs="Arial" w:eastAsia="Arial" w:hAnsi="Arial"/>
@@ -17742,7 +17742,7 @@
             <w:pPr>
               <w:spacing w:after="20" w:before="0"/>
             </w:pPr>
-            <w:hyperlink w:history="1" r:id="rIdw885sn8vig8exjsdfjz5f">
+            <w:hyperlink w:history="1" r:id="rId4kkmjhdzeccr5fcigo0m_">
               <w:r>
                 <w:rPr>
                   <w:rFonts w:ascii="Arial" w:cs="Arial" w:eastAsia="Arial" w:hAnsi="Arial"/>
@@ -17775,7 +17775,7 @@
               <w:spacing w:after="10" w:before="0"/>
               <w:ind w:left="120"/>
             </w:pPr>
-            <w:hyperlink w:history="1" r:id="rId8lk2pebuvgnuh6xnnnwen">
+            <w:hyperlink w:history="1" r:id="rIdhqlnxjlb_wfkbg5mhaia2">
               <w:r>
                 <w:rPr>
                   <w:rFonts w:ascii="Arial" w:cs="Arial" w:eastAsia="Arial" w:hAnsi="Arial"/>
@@ -17970,7 +17970,7 @@
             <w:pPr>
               <w:spacing w:after="20" w:before="0"/>
             </w:pPr>
-            <w:hyperlink w:history="1" r:id="rIdkl-7m43__-wj186b5fjr8">
+            <w:hyperlink w:history="1" r:id="rId_iqy_gdvl3terhhq2kgaj">
               <w:r>
                 <w:rPr>
                   <w:rFonts w:ascii="Arial" w:cs="Arial" w:eastAsia="Arial" w:hAnsi="Arial"/>
@@ -18003,7 +18003,7 @@
               <w:spacing w:after="10" w:before="0"/>
               <w:ind w:left="120"/>
             </w:pPr>
-            <w:hyperlink w:history="1" r:id="rIdq8j39qz4290syrob6-1sg">
+            <w:hyperlink w:history="1" r:id="rIdua5teleqf4a1opt9w8t-q">
               <w:r>
                 <w:rPr>
                   <w:rFonts w:ascii="Arial" w:cs="Arial" w:eastAsia="Arial" w:hAnsi="Arial"/>
@@ -18048,7 +18048,7 @@
             <w:pPr>
               <w:spacing w:after="20" w:before="0"/>
             </w:pPr>
-            <w:hyperlink w:history="1" r:id="rIdds9vtrvbpxk-0wjcesg2h">
+            <w:hyperlink w:history="1" r:id="rIdjjbycttcrg5hoh-fsnxli">
               <w:r>
                 <w:rPr>
                   <w:rFonts w:ascii="Arial" w:cs="Arial" w:eastAsia="Arial" w:hAnsi="Arial"/>
@@ -18081,7 +18081,7 @@
               <w:spacing w:after="10" w:before="0"/>
               <w:ind w:left="120"/>
             </w:pPr>
-            <w:hyperlink w:history="1" r:id="rIdevy3nr8vqlelt9omghv8n">
+            <w:hyperlink w:history="1" r:id="rIdvinieeeo7ozqkqvpb2uyd">
               <w:r>
                 <w:rPr>
                   <w:rFonts w:ascii="Arial" w:cs="Arial" w:eastAsia="Arial" w:hAnsi="Arial"/>
@@ -18276,7 +18276,7 @@
             <w:pPr>
               <w:spacing w:after="20" w:before="0"/>
             </w:pPr>
-            <w:hyperlink w:history="1" r:id="rIdzsyvsorkn0ktroxba6uqe">
+            <w:hyperlink w:history="1" r:id="rId3l5maczbn14xkrydkojgr">
               <w:r>
                 <w:rPr>
                   <w:rFonts w:ascii="Arial" w:cs="Arial" w:eastAsia="Arial" w:hAnsi="Arial"/>
@@ -18309,7 +18309,7 @@
               <w:spacing w:after="10" w:before="0"/>
               <w:ind w:left="120"/>
             </w:pPr>
-            <w:hyperlink w:history="1" r:id="rId8nrjko7-perawo84124mg">
+            <w:hyperlink w:history="1" r:id="rIdm-05c6qmcj8rigattgtw7">
               <w:r>
                 <w:rPr>
                   <w:rFonts w:ascii="Arial" w:cs="Arial" w:eastAsia="Arial" w:hAnsi="Arial"/>
@@ -18354,7 +18354,7 @@
             <w:pPr>
               <w:spacing w:after="20" w:before="0"/>
             </w:pPr>
-            <w:hyperlink w:history="1" r:id="rIdm0hwijl32pxlj8n-yskkn">
+            <w:hyperlink w:history="1" r:id="rIdd3lomgqo6oodne5bwcrjh">
               <w:r>
                 <w:rPr>
                   <w:rFonts w:ascii="Arial" w:cs="Arial" w:eastAsia="Arial" w:hAnsi="Arial"/>
@@ -18387,7 +18387,7 @@
               <w:spacing w:after="10" w:before="0"/>
               <w:ind w:left="120"/>
             </w:pPr>
-            <w:hyperlink w:history="1" r:id="rIdbkjgyuvlbtgxts-znac8k">
+            <w:hyperlink w:history="1" r:id="rIddeqt_m4zlibf436vajt49">
               <w:r>
                 <w:rPr>
                   <w:rFonts w:ascii="Arial" w:cs="Arial" w:eastAsia="Arial" w:hAnsi="Arial"/>
@@ -18582,7 +18582,7 @@
             <w:pPr>
               <w:spacing w:after="20" w:before="0"/>
             </w:pPr>
-            <w:hyperlink w:history="1" r:id="rIdcyycxjwn_qutnmb2xc86q">
+            <w:hyperlink w:history="1" r:id="rIdkiasyyvercpfybgcvttv9">
               <w:r>
                 <w:rPr>
                   <w:rFonts w:ascii="Arial" w:cs="Arial" w:eastAsia="Arial" w:hAnsi="Arial"/>
@@ -18615,7 +18615,7 @@
               <w:spacing w:after="10" w:before="0"/>
               <w:ind w:left="120"/>
             </w:pPr>
-            <w:hyperlink w:history="1" r:id="rIdknpkl8ovxymgzgh5rofbx">
+            <w:hyperlink w:history="1" r:id="rIdq4vmprvl-wk9zy1be7m7p">
               <w:r>
                 <w:rPr>
                   <w:rFonts w:ascii="Arial" w:cs="Arial" w:eastAsia="Arial" w:hAnsi="Arial"/>
@@ -18660,7 +18660,7 @@
             <w:pPr>
               <w:spacing w:after="20" w:before="0"/>
             </w:pPr>
-            <w:hyperlink w:history="1" r:id="rIdqcvdsh0ad2kaituxilbcl">
+            <w:hyperlink w:history="1" r:id="rIdghbcgoikawggeqppq-ckl">
               <w:r>
                 <w:rPr>
                   <w:rFonts w:ascii="Arial" w:cs="Arial" w:eastAsia="Arial" w:hAnsi="Arial"/>
@@ -18693,7 +18693,7 @@
               <w:spacing w:after="10" w:before="0"/>
               <w:ind w:left="120"/>
             </w:pPr>
-            <w:hyperlink w:history="1" r:id="rId7xjehh062wzggygfzb5df">
+            <w:hyperlink w:history="1" r:id="rIdr6beuqduk-j_mqd-55_nf">
               <w:r>
                 <w:rPr>
                   <w:rFonts w:ascii="Arial" w:cs="Arial" w:eastAsia="Arial" w:hAnsi="Arial"/>
@@ -18888,7 +18888,7 @@
             <w:pPr>
               <w:spacing w:after="20" w:before="0"/>
             </w:pPr>
-            <w:hyperlink w:history="1" r:id="rId6ei48otwlhgcniiippkru">
+            <w:hyperlink w:history="1" r:id="rIdkfvb8e0rbkzqvctjz7upi">
               <w:r>
                 <w:rPr>
                   <w:rFonts w:ascii="Arial" w:cs="Arial" w:eastAsia="Arial" w:hAnsi="Arial"/>
@@ -18921,7 +18921,7 @@
               <w:spacing w:after="10" w:before="0"/>
               <w:ind w:left="120"/>
             </w:pPr>
-            <w:hyperlink w:history="1" r:id="rIdepksifppactforv8glu8u">
+            <w:hyperlink w:history="1" r:id="rIdfym1k52yvaaqhpkevw-fz">
               <w:r>
                 <w:rPr>
                   <w:rFonts w:ascii="Arial" w:cs="Arial" w:eastAsia="Arial" w:hAnsi="Arial"/>
@@ -18966,7 +18966,7 @@
             <w:pPr>
               <w:spacing w:after="20" w:before="0"/>
             </w:pPr>
-            <w:hyperlink w:history="1" r:id="rId3vx9lhyhfvxscsjg-sqse">
+            <w:hyperlink w:history="1" r:id="rIdohiltt3ke0as6pe_1bzk5">
               <w:r>
                 <w:rPr>
                   <w:rFonts w:ascii="Arial" w:cs="Arial" w:eastAsia="Arial" w:hAnsi="Arial"/>
@@ -18999,7 +18999,7 @@
               <w:spacing w:after="10" w:before="0"/>
               <w:ind w:left="120"/>
             </w:pPr>
-            <w:hyperlink w:history="1" r:id="rId2f5lyuq65hq36md92kmna">
+            <w:hyperlink w:history="1" r:id="rIdljup2y-fol2ynjtvgu77t">
               <w:r>
                 <w:rPr>
                   <w:rFonts w:ascii="Arial" w:cs="Arial" w:eastAsia="Arial" w:hAnsi="Arial"/>
@@ -20487,7 +20487,7 @@
             <w:pPr>
               <w:spacing w:after="20" w:before="0"/>
             </w:pPr>
-            <w:hyperlink w:history="1" r:id="rIdhyv7nt3edad8tssd5igoy">
+            <w:hyperlink w:history="1" r:id="rIddmzwsuodiyqyx64n-nlbz">
               <w:r>
                 <w:rPr>
                   <w:rFonts w:ascii="Arial" w:cs="Arial" w:eastAsia="Arial" w:hAnsi="Arial"/>
@@ -20520,7 +20520,7 @@
               <w:spacing w:after="10" w:before="0"/>
               <w:ind w:left="120"/>
             </w:pPr>
-            <w:hyperlink w:history="1" r:id="rIdt5uu1fn9wlf2fkjhax7p1">
+            <w:hyperlink w:history="1" r:id="rIduekxsjzrpz6sliidzuhgs">
               <w:r>
                 <w:rPr>
                   <w:rFonts w:ascii="Arial" w:cs="Arial" w:eastAsia="Arial" w:hAnsi="Arial"/>
@@ -20565,7 +20565,7 @@
             <w:pPr>
               <w:spacing w:after="20" w:before="0"/>
             </w:pPr>
-            <w:hyperlink w:history="1" r:id="rIdomqnqhk8ep6mnd2rjtt0v">
+            <w:hyperlink w:history="1" r:id="rIdjxlj2vqdcqtcrrjutwbfh">
               <w:r>
                 <w:rPr>
                   <w:rFonts w:ascii="Arial" w:cs="Arial" w:eastAsia="Arial" w:hAnsi="Arial"/>
@@ -20598,7 +20598,7 @@
               <w:spacing w:after="10" w:before="0"/>
               <w:ind w:left="120"/>
             </w:pPr>
-            <w:hyperlink w:history="1" r:id="rIdnjyoofxlfkh0htqosbi-x">
+            <w:hyperlink w:history="1" r:id="rIda4v_jvkmvq2rhgvl7x--s">
               <w:r>
                 <w:rPr>
                   <w:rFonts w:ascii="Arial" w:cs="Arial" w:eastAsia="Arial" w:hAnsi="Arial"/>
@@ -20869,7 +20869,7 @@
             <w:pPr>
               <w:spacing w:after="20" w:before="0"/>
             </w:pPr>
-            <w:hyperlink w:history="1" r:id="rIdhq73h6l_tgtsehbsc0lua">
+            <w:hyperlink w:history="1" r:id="rIdaawxwe425qfkdkxsalza3">
               <w:r>
                 <w:rPr>
                   <w:rFonts w:ascii="Arial" w:cs="Arial" w:eastAsia="Arial" w:hAnsi="Arial"/>
@@ -20902,7 +20902,7 @@
               <w:spacing w:after="10" w:before="0"/>
               <w:ind w:left="120"/>
             </w:pPr>
-            <w:hyperlink w:history="1" r:id="rIdf5iidunf12erpaciwoedb">
+            <w:hyperlink w:history="1" r:id="rId1ks-iol2luaw2fph96gtx">
               <w:r>
                 <w:rPr>
                   <w:rFonts w:ascii="Arial" w:cs="Arial" w:eastAsia="Arial" w:hAnsi="Arial"/>
@@ -20947,7 +20947,7 @@
             <w:pPr>
               <w:spacing w:after="20" w:before="0"/>
             </w:pPr>
-            <w:hyperlink w:history="1" r:id="rIdugjqf9nr3lk0wjypsga-p">
+            <w:hyperlink w:history="1" r:id="rId7ia1i-dxllwqiberwr5z5">
               <w:r>
                 <w:rPr>
                   <w:rFonts w:ascii="Arial" w:cs="Arial" w:eastAsia="Arial" w:hAnsi="Arial"/>
@@ -20980,7 +20980,7 @@
               <w:spacing w:after="10" w:before="0"/>
               <w:ind w:left="120"/>
             </w:pPr>
-            <w:hyperlink w:history="1" r:id="rIdy1oqo-oixjlvdt1yhb-t4">
+            <w:hyperlink w:history="1" r:id="rIdow_ms7oeekrffbm3igs82">
               <w:r>
                 <w:rPr>
                   <w:rFonts w:ascii="Arial" w:cs="Arial" w:eastAsia="Arial" w:hAnsi="Arial"/>
@@ -21479,7 +21479,7 @@
             <w:pPr>
               <w:spacing w:after="20" w:before="0"/>
             </w:pPr>
-            <w:hyperlink w:history="1" r:id="rIdcngjrpqxerttcpfm1xjq0">
+            <w:hyperlink w:history="1" r:id="rIdd8qatm9bm8b94jv24n4nb">
               <w:r>
                 <w:rPr>
                   <w:rFonts w:ascii="Arial" w:cs="Arial" w:eastAsia="Arial" w:hAnsi="Arial"/>
@@ -21512,7 +21512,7 @@
               <w:spacing w:after="10" w:before="0"/>
               <w:ind w:left="120"/>
             </w:pPr>
-            <w:hyperlink w:history="1" r:id="rIdopcrnlrlq7iwsynqxjdds">
+            <w:hyperlink w:history="1" r:id="rId4m11gj79r2rgfmyeaammp">
               <w:r>
                 <w:rPr>
                   <w:rFonts w:ascii="Arial" w:cs="Arial" w:eastAsia="Arial" w:hAnsi="Arial"/>
@@ -21557,7 +21557,7 @@
             <w:pPr>
               <w:spacing w:after="20" w:before="0"/>
             </w:pPr>
-            <w:hyperlink w:history="1" r:id="rIdb_a5sj3yqlzppfgxowa77">
+            <w:hyperlink w:history="1" r:id="rIdhiiosbp1myjk6pyyiwvnj">
               <w:r>
                 <w:rPr>
                   <w:rFonts w:ascii="Arial" w:cs="Arial" w:eastAsia="Arial" w:hAnsi="Arial"/>
@@ -21590,7 +21590,7 @@
               <w:spacing w:after="10" w:before="0"/>
               <w:ind w:left="120"/>
             </w:pPr>
-            <w:hyperlink w:history="1" r:id="rIdf2cwvuh3agfsae3lnadyo">
+            <w:hyperlink w:history="1" r:id="rIdytdvpdvleujj1zxlfeh10">
               <w:r>
                 <w:rPr>
                   <w:rFonts w:ascii="Arial" w:cs="Arial" w:eastAsia="Arial" w:hAnsi="Arial"/>
@@ -21861,7 +21861,7 @@
             <w:pPr>
               <w:spacing w:after="20" w:before="0"/>
             </w:pPr>
-            <w:hyperlink w:history="1" r:id="rId2iuciq9xjpo6qzhqenou1">
+            <w:hyperlink w:history="1" r:id="rIdoujvcci67eygyzlwtwbla">
               <w:r>
                 <w:rPr>
                   <w:rFonts w:ascii="Arial" w:cs="Arial" w:eastAsia="Arial" w:hAnsi="Arial"/>
@@ -21894,7 +21894,7 @@
               <w:spacing w:after="10" w:before="0"/>
               <w:ind w:left="120"/>
             </w:pPr>
-            <w:hyperlink w:history="1" r:id="rIdsi7mgtlwwjnur438q24ye">
+            <w:hyperlink w:history="1" r:id="rIdntzluqv2apm-qoxlljlk2">
               <w:r>
                 <w:rPr>
                   <w:rFonts w:ascii="Arial" w:cs="Arial" w:eastAsia="Arial" w:hAnsi="Arial"/>
@@ -21939,7 +21939,7 @@
             <w:pPr>
               <w:spacing w:after="20" w:before="0"/>
             </w:pPr>
-            <w:hyperlink w:history="1" r:id="rIdjggucfudrlfk-myt5ik1c">
+            <w:hyperlink w:history="1" r:id="rIdxrp6hgb4hhdviyfneqxor">
               <w:r>
                 <w:rPr>
                   <w:rFonts w:ascii="Arial" w:cs="Arial" w:eastAsia="Arial" w:hAnsi="Arial"/>
@@ -21972,7 +21972,7 @@
               <w:spacing w:after="10" w:before="0"/>
               <w:ind w:left="120"/>
             </w:pPr>
-            <w:hyperlink w:history="1" r:id="rId9n89r2eg6msca1zqygagr">
+            <w:hyperlink w:history="1" r:id="rId-duvml4_xf51segbsypzg">
               <w:r>
                 <w:rPr>
                   <w:rFonts w:ascii="Arial" w:cs="Arial" w:eastAsia="Arial" w:hAnsi="Arial"/>
@@ -22243,7 +22243,7 @@
             <w:pPr>
               <w:spacing w:after="20" w:before="0"/>
             </w:pPr>
-            <w:hyperlink w:history="1" r:id="rIdtytzegdy5fg7eprze1yh2">
+            <w:hyperlink w:history="1" r:id="rIdymipdojoekyukdyxb0hd7">
               <w:r>
                 <w:rPr>
                   <w:rFonts w:ascii="Arial" w:cs="Arial" w:eastAsia="Arial" w:hAnsi="Arial"/>
@@ -22276,7 +22276,7 @@
               <w:spacing w:after="10" w:before="0"/>
               <w:ind w:left="120"/>
             </w:pPr>
-            <w:hyperlink w:history="1" r:id="rId8xzmqbnrawobx3zvpqswm">
+            <w:hyperlink w:history="1" r:id="rIdexapcbcc7tl6fdebrtf3n">
               <w:r>
                 <w:rPr>
                   <w:rFonts w:ascii="Arial" w:cs="Arial" w:eastAsia="Arial" w:hAnsi="Arial"/>
@@ -22321,7 +22321,7 @@
             <w:pPr>
               <w:spacing w:after="20" w:before="0"/>
             </w:pPr>
-            <w:hyperlink w:history="1" r:id="rId1qir1sjumezamxjs4gh3u">
+            <w:hyperlink w:history="1" r:id="rIdrprgu4olbxxfgvqwayvz2">
               <w:r>
                 <w:rPr>
                   <w:rFonts w:ascii="Arial" w:cs="Arial" w:eastAsia="Arial" w:hAnsi="Arial"/>
@@ -22354,7 +22354,7 @@
               <w:spacing w:after="10" w:before="0"/>
               <w:ind w:left="120"/>
             </w:pPr>
-            <w:hyperlink w:history="1" r:id="rId7j_c9hm0f9fs229vpxlzn">
+            <w:hyperlink w:history="1" r:id="rIdmsugakx1spn0fklky_e81">
               <w:r>
                 <w:rPr>
                   <w:rFonts w:ascii="Arial" w:cs="Arial" w:eastAsia="Arial" w:hAnsi="Arial"/>
@@ -23955,7 +23955,7 @@
             <w:pPr>
               <w:spacing w:after="20" w:before="0"/>
             </w:pPr>
-            <w:hyperlink w:history="1" r:id="rIdnzgqzrlvfr_m7eofgpnyq">
+            <w:hyperlink w:history="1" r:id="rIdmaw6vvlik5tvul9nof2-e">
               <w:r>
                 <w:rPr>
                   <w:rFonts w:ascii="Arial" w:cs="Arial" w:eastAsia="Arial" w:hAnsi="Arial"/>
@@ -23988,7 +23988,7 @@
               <w:spacing w:after="10" w:before="0"/>
               <w:ind w:left="120"/>
             </w:pPr>
-            <w:hyperlink w:history="1" r:id="rIdbdzrjd3_ydybkiuilgwlm">
+            <w:hyperlink w:history="1" r:id="rIdxi_ojjigmutzsk8gr2fz8">
               <w:r>
                 <w:rPr>
                   <w:rFonts w:ascii="Arial" w:cs="Arial" w:eastAsia="Arial" w:hAnsi="Arial"/>
@@ -24033,7 +24033,7 @@
             <w:pPr>
               <w:spacing w:after="20" w:before="0"/>
             </w:pPr>
-            <w:hyperlink w:history="1" r:id="rId2lihheur4trub4xdpjd-b">
+            <w:hyperlink w:history="1" r:id="rIdqns_u1wpgwdcdrevnlxzk">
               <w:r>
                 <w:rPr>
                   <w:rFonts w:ascii="Arial" w:cs="Arial" w:eastAsia="Arial" w:hAnsi="Arial"/>
@@ -24066,7 +24066,7 @@
               <w:spacing w:after="10" w:before="0"/>
               <w:ind w:left="120"/>
             </w:pPr>
-            <w:hyperlink w:history="1" r:id="rIdxio8lqfdfuird6nwzqhde">
+            <w:hyperlink w:history="1" r:id="rIdr_0qjsrew_pn9esrcilu7">
               <w:r>
                 <w:rPr>
                   <w:rFonts w:ascii="Arial" w:cs="Arial" w:eastAsia="Arial" w:hAnsi="Arial"/>
@@ -24261,7 +24261,7 @@
             <w:pPr>
               <w:spacing w:after="20" w:before="0"/>
             </w:pPr>
-            <w:hyperlink w:history="1" r:id="rIdws_myujwyrxhqfcvgsn1m">
+            <w:hyperlink w:history="1" r:id="rIdbylejghwdv7wuciaynrra">
               <w:r>
                 <w:rPr>
                   <w:rFonts w:ascii="Arial" w:cs="Arial" w:eastAsia="Arial" w:hAnsi="Arial"/>
@@ -24294,7 +24294,7 @@
               <w:spacing w:after="10" w:before="0"/>
               <w:ind w:left="120"/>
             </w:pPr>
-            <w:hyperlink w:history="1" r:id="rIdvcs0j6ujheexwe-hmk387">
+            <w:hyperlink w:history="1" r:id="rIdeafxn031_0d90ixft2kfj">
               <w:r>
                 <w:rPr>
                   <w:rFonts w:ascii="Arial" w:cs="Arial" w:eastAsia="Arial" w:hAnsi="Arial"/>
@@ -24339,7 +24339,7 @@
             <w:pPr>
               <w:spacing w:after="20" w:before="0"/>
             </w:pPr>
-            <w:hyperlink w:history="1" r:id="rIdrbn0a0f9weyqdbaarpdkp">
+            <w:hyperlink w:history="1" r:id="rIdczyrv3df2akapzujb4qbt">
               <w:r>
                 <w:rPr>
                   <w:rFonts w:ascii="Arial" w:cs="Arial" w:eastAsia="Arial" w:hAnsi="Arial"/>
@@ -24372,7 +24372,7 @@
               <w:spacing w:after="10" w:before="0"/>
               <w:ind w:left="120"/>
             </w:pPr>
-            <w:hyperlink w:history="1" r:id="rIdvblmwaxbat4c0nmarehh0">
+            <w:hyperlink w:history="1" r:id="rId1bsvj7hre9ltr0strtllq">
               <w:r>
                 <w:rPr>
                   <w:rFonts w:ascii="Arial" w:cs="Arial" w:eastAsia="Arial" w:hAnsi="Arial"/>
@@ -24567,7 +24567,7 @@
             <w:pPr>
               <w:spacing w:after="20" w:before="0"/>
             </w:pPr>
-            <w:hyperlink w:history="1" r:id="rIdtm9iexmpzyy5px5flr-aw">
+            <w:hyperlink w:history="1" r:id="rIdmm8p8s9pu-pepy4r3lbrz">
               <w:r>
                 <w:rPr>
                   <w:rFonts w:ascii="Arial" w:cs="Arial" w:eastAsia="Arial" w:hAnsi="Arial"/>
@@ -24600,7 +24600,7 @@
               <w:spacing w:after="10" w:before="0"/>
               <w:ind w:left="120"/>
             </w:pPr>
-            <w:hyperlink w:history="1" r:id="rId4jcxlyfrezjsv3pmyujwi">
+            <w:hyperlink w:history="1" r:id="rIdix4b4x7wbstwudl9kjox4">
               <w:r>
                 <w:rPr>
                   <w:rFonts w:ascii="Arial" w:cs="Arial" w:eastAsia="Arial" w:hAnsi="Arial"/>
@@ -24645,7 +24645,7 @@
             <w:pPr>
               <w:spacing w:after="20" w:before="0"/>
             </w:pPr>
-            <w:hyperlink w:history="1" r:id="rIdxjnedrt5jdbq-8nsoyxt4">
+            <w:hyperlink w:history="1" r:id="rIdpfpobiyzrujiwzadix_cc">
               <w:r>
                 <w:rPr>
                   <w:rFonts w:ascii="Arial" w:cs="Arial" w:eastAsia="Arial" w:hAnsi="Arial"/>
@@ -24678,7 +24678,7 @@
               <w:spacing w:after="10" w:before="0"/>
               <w:ind w:left="120"/>
             </w:pPr>
-            <w:hyperlink w:history="1" r:id="rIdj0tvbpiz4swfd0x5qptyn">
+            <w:hyperlink w:history="1" r:id="rId4cswngbiflyrm_6zp5u5x">
               <w:r>
                 <w:rPr>
                   <w:rFonts w:ascii="Arial" w:cs="Arial" w:eastAsia="Arial" w:hAnsi="Arial"/>
@@ -24873,7 +24873,7 @@
             <w:pPr>
               <w:spacing w:after="20" w:before="0"/>
             </w:pPr>
-            <w:hyperlink w:history="1" r:id="rId7-gr-hkiawitywqdrktwy">
+            <w:hyperlink w:history="1" r:id="rIddpwqroq-cu7nrb2dtuos2">
               <w:r>
                 <w:rPr>
                   <w:rFonts w:ascii="Arial" w:cs="Arial" w:eastAsia="Arial" w:hAnsi="Arial"/>
@@ -24906,7 +24906,7 @@
               <w:spacing w:after="10" w:before="0"/>
               <w:ind w:left="120"/>
             </w:pPr>
-            <w:hyperlink w:history="1" r:id="rId1mequacjtseaqju6opjor">
+            <w:hyperlink w:history="1" r:id="rIdqdayimuzvmh9rptqjhc_b">
               <w:r>
                 <w:rPr>
                   <w:rFonts w:ascii="Arial" w:cs="Arial" w:eastAsia="Arial" w:hAnsi="Arial"/>
@@ -24951,7 +24951,7 @@
             <w:pPr>
               <w:spacing w:after="20" w:before="0"/>
             </w:pPr>
-            <w:hyperlink w:history="1" r:id="rIds0rounenx7q4nhr7hpach">
+            <w:hyperlink w:history="1" r:id="rIdqdmjcyifhsnt1jjmvnxgs">
               <w:r>
                 <w:rPr>
                   <w:rFonts w:ascii="Arial" w:cs="Arial" w:eastAsia="Arial" w:hAnsi="Arial"/>
@@ -24984,7 +24984,7 @@
               <w:spacing w:after="10" w:before="0"/>
               <w:ind w:left="120"/>
             </w:pPr>
-            <w:hyperlink w:history="1" r:id="rIdk4vggxggpc3vbwfxf2jrh">
+            <w:hyperlink w:history="1" r:id="rIdiahjj3ia16vrrdtkeqba4">
               <w:r>
                 <w:rPr>
                   <w:rFonts w:ascii="Arial" w:cs="Arial" w:eastAsia="Arial" w:hAnsi="Arial"/>
@@ -25179,7 +25179,7 @@
             <w:pPr>
               <w:spacing w:after="20" w:before="0"/>
             </w:pPr>
-            <w:hyperlink w:history="1" r:id="rIdzxd4gxyuatoil_l9yod5-">
+            <w:hyperlink w:history="1" r:id="rIdgzr1txm33nyr4bo9ooytv">
               <w:r>
                 <w:rPr>
                   <w:rFonts w:ascii="Arial" w:cs="Arial" w:eastAsia="Arial" w:hAnsi="Arial"/>
@@ -25212,7 +25212,7 @@
               <w:spacing w:after="10" w:before="0"/>
               <w:ind w:left="120"/>
             </w:pPr>
-            <w:hyperlink w:history="1" r:id="rIdlfl2z4hgilct1iq1wvjuw">
+            <w:hyperlink w:history="1" r:id="rIdj74tmqp347ji2mu6luii6">
               <w:r>
                 <w:rPr>
                   <w:rFonts w:ascii="Arial" w:cs="Arial" w:eastAsia="Arial" w:hAnsi="Arial"/>
@@ -25257,7 +25257,7 @@
             <w:pPr>
               <w:spacing w:after="20" w:before="0"/>
             </w:pPr>
-            <w:hyperlink w:history="1" r:id="rIdj6qwkc9tpke6lmtab4akq">
+            <w:hyperlink w:history="1" r:id="rIdqbnoo84ufj1ln30u0mtdc">
               <w:r>
                 <w:rPr>
                   <w:rFonts w:ascii="Arial" w:cs="Arial" w:eastAsia="Arial" w:hAnsi="Arial"/>
@@ -25290,7 +25290,7 @@
               <w:spacing w:after="10" w:before="0"/>
               <w:ind w:left="120"/>
             </w:pPr>
-            <w:hyperlink w:history="1" r:id="rIdzvvyjmac0b5x1bfvpavxi">
+            <w:hyperlink w:history="1" r:id="rIdswlq8idhn4p40fdk9dd6y">
               <w:r>
                 <w:rPr>
                   <w:rFonts w:ascii="Arial" w:cs="Arial" w:eastAsia="Arial" w:hAnsi="Arial"/>
@@ -26777,7 +26777,7 @@
             <w:pPr>
               <w:spacing w:after="20" w:before="0"/>
             </w:pPr>
-            <w:hyperlink w:history="1" r:id="rIduqzjz1vqzm-y9v-o9ix74">
+            <w:hyperlink w:history="1" r:id="rIdt40qe63rvaqvimh7bzfhe">
               <w:r>
                 <w:rPr>
                   <w:rFonts w:ascii="Arial" w:cs="Arial" w:eastAsia="Arial" w:hAnsi="Arial"/>
@@ -26810,7 +26810,7 @@
               <w:spacing w:after="10" w:before="0"/>
               <w:ind w:left="120"/>
             </w:pPr>
-            <w:hyperlink w:history="1" r:id="rIdsf00byld-xtymn3vsmlsj">
+            <w:hyperlink w:history="1" r:id="rIdy0ldaejtb-_uqsie2_xoi">
               <w:r>
                 <w:rPr>
                   <w:rFonts w:ascii="Arial" w:cs="Arial" w:eastAsia="Arial" w:hAnsi="Arial"/>
@@ -26855,7 +26855,7 @@
             <w:pPr>
               <w:spacing w:after="20" w:before="0"/>
             </w:pPr>
-            <w:hyperlink w:history="1" r:id="rIdwiqjvbuiry3zvejbdsbjb">
+            <w:hyperlink w:history="1" r:id="rId_to2s7vssekr-qcbxgtvr">
               <w:r>
                 <w:rPr>
                   <w:rFonts w:ascii="Arial" w:cs="Arial" w:eastAsia="Arial" w:hAnsi="Arial"/>
@@ -26888,7 +26888,7 @@
               <w:spacing w:after="10" w:before="0"/>
               <w:ind w:left="120"/>
             </w:pPr>
-            <w:hyperlink w:history="1" r:id="rIdp1jctraeenrv4ogwgiqh9">
+            <w:hyperlink w:history="1" r:id="rIdnxxsaexcr4d-b0nz-eoz7">
               <w:r>
                 <w:rPr>
                   <w:rFonts w:ascii="Arial" w:cs="Arial" w:eastAsia="Arial" w:hAnsi="Arial"/>
@@ -27083,7 +27083,7 @@
             <w:pPr>
               <w:spacing w:after="20" w:before="0"/>
             </w:pPr>
-            <w:hyperlink w:history="1" r:id="rIdzxib1nnlyos5bighofoev">
+            <w:hyperlink w:history="1" r:id="rIdqyl9qxda4elxawysx1k2j">
               <w:r>
                 <w:rPr>
                   <w:rFonts w:ascii="Arial" w:cs="Arial" w:eastAsia="Arial" w:hAnsi="Arial"/>
@@ -27116,7 +27116,7 @@
               <w:spacing w:after="10" w:before="0"/>
               <w:ind w:left="120"/>
             </w:pPr>
-            <w:hyperlink w:history="1" r:id="rId_azxx5ognbdjvfjwi5abi">
+            <w:hyperlink w:history="1" r:id="rIdchct2mkclou9yh1_nydxj">
               <w:r>
                 <w:rPr>
                   <w:rFonts w:ascii="Arial" w:cs="Arial" w:eastAsia="Arial" w:hAnsi="Arial"/>
@@ -27161,7 +27161,7 @@
             <w:pPr>
               <w:spacing w:after="20" w:before="0"/>
             </w:pPr>
-            <w:hyperlink w:history="1" r:id="rIdnv0tlr5s8g4dpfao87beo">
+            <w:hyperlink w:history="1" r:id="rIdzb-tfb_dsrs2gj3vspasu">
               <w:r>
                 <w:rPr>
                   <w:rFonts w:ascii="Arial" w:cs="Arial" w:eastAsia="Arial" w:hAnsi="Arial"/>
@@ -27194,7 +27194,7 @@
               <w:spacing w:after="10" w:before="0"/>
               <w:ind w:left="120"/>
             </w:pPr>
-            <w:hyperlink w:history="1" r:id="rIdeo0sgg_xm9mykynbfsxih">
+            <w:hyperlink w:history="1" r:id="rIdmou2dyfiuy4qpbza3plqb">
               <w:r>
                 <w:rPr>
                   <w:rFonts w:ascii="Arial" w:cs="Arial" w:eastAsia="Arial" w:hAnsi="Arial"/>
@@ -27389,7 +27389,7 @@
             <w:pPr>
               <w:spacing w:after="20" w:before="0"/>
             </w:pPr>
-            <w:hyperlink w:history="1" r:id="rIdwxfiwuwrrma4v2jlxynxn">
+            <w:hyperlink w:history="1" r:id="rIdorv-31wwcw2anlz7t_jwk">
               <w:r>
                 <w:rPr>
                   <w:rFonts w:ascii="Arial" w:cs="Arial" w:eastAsia="Arial" w:hAnsi="Arial"/>
@@ -27422,7 +27422,7 @@
               <w:spacing w:after="10" w:before="0"/>
               <w:ind w:left="120"/>
             </w:pPr>
-            <w:hyperlink w:history="1" r:id="rIdwgr4l7mcgoelbvrnv8hne">
+            <w:hyperlink w:history="1" r:id="rIdgrh5lsotfp92beryp8tio">
               <w:r>
                 <w:rPr>
                   <w:rFonts w:ascii="Arial" w:cs="Arial" w:eastAsia="Arial" w:hAnsi="Arial"/>
@@ -27467,7 +27467,7 @@
             <w:pPr>
               <w:spacing w:after="20" w:before="0"/>
             </w:pPr>
-            <w:hyperlink w:history="1" r:id="rIdeyyxafwxfzbftmhtjwcxh">
+            <w:hyperlink w:history="1" r:id="rIdjkuqxgtrcze-l2o8dqpaz">
               <w:r>
                 <w:rPr>
                   <w:rFonts w:ascii="Arial" w:cs="Arial" w:eastAsia="Arial" w:hAnsi="Arial"/>
@@ -27500,7 +27500,7 @@
               <w:spacing w:after="10" w:before="0"/>
               <w:ind w:left="120"/>
             </w:pPr>
-            <w:hyperlink w:history="1" r:id="rId0ko03lfzckahekaz3xled">
+            <w:hyperlink w:history="1" r:id="rIdl6qfa3gktbsd_t6xnz2pb">
               <w:r>
                 <w:rPr>
                   <w:rFonts w:ascii="Arial" w:cs="Arial" w:eastAsia="Arial" w:hAnsi="Arial"/>
@@ -27695,7 +27695,7 @@
             <w:pPr>
               <w:spacing w:after="20" w:before="0"/>
             </w:pPr>
-            <w:hyperlink w:history="1" r:id="rIdnzsqztuq1dbx9ab1mneof">
+            <w:hyperlink w:history="1" r:id="rIdq8_scwvsgisw8zdk3lopm">
               <w:r>
                 <w:rPr>
                   <w:rFonts w:ascii="Arial" w:cs="Arial" w:eastAsia="Arial" w:hAnsi="Arial"/>
@@ -27728,7 +27728,7 @@
               <w:spacing w:after="10" w:before="0"/>
               <w:ind w:left="120"/>
             </w:pPr>
-            <w:hyperlink w:history="1" r:id="rIdzmh07pr-4kpgwpsq6ygve">
+            <w:hyperlink w:history="1" r:id="rIdeua_d_4e0eqjsoqfzjnt2">
               <w:r>
                 <w:rPr>
                   <w:rFonts w:ascii="Arial" w:cs="Arial" w:eastAsia="Arial" w:hAnsi="Arial"/>
@@ -27773,7 +27773,7 @@
             <w:pPr>
               <w:spacing w:after="20" w:before="0"/>
             </w:pPr>
-            <w:hyperlink w:history="1" r:id="rId6hki0lq-fjj2zca9xykxx">
+            <w:hyperlink w:history="1" r:id="rIdatkz5wi7dnzoanizptxss">
               <w:r>
                 <w:rPr>
                   <w:rFonts w:ascii="Arial" w:cs="Arial" w:eastAsia="Arial" w:hAnsi="Arial"/>
@@ -27806,7 +27806,7 @@
               <w:spacing w:after="10" w:before="0"/>
               <w:ind w:left="120"/>
             </w:pPr>
-            <w:hyperlink w:history="1" r:id="rId8yojhgoecx0swcdukevzu">
+            <w:hyperlink w:history="1" r:id="rIdftsl4bi_cd7qew9okf8uj">
               <w:r>
                 <w:rPr>
                   <w:rFonts w:ascii="Arial" w:cs="Arial" w:eastAsia="Arial" w:hAnsi="Arial"/>
@@ -28001,7 +28001,7 @@
             <w:pPr>
               <w:spacing w:after="20" w:before="0"/>
             </w:pPr>
-            <w:hyperlink w:history="1" r:id="rIdragvxydouf0ahx96wsro2">
+            <w:hyperlink w:history="1" r:id="rIdpziufusr7ftiaybcuoln9">
               <w:r>
                 <w:rPr>
                   <w:rFonts w:ascii="Arial" w:cs="Arial" w:eastAsia="Arial" w:hAnsi="Arial"/>
@@ -28034,7 +28034,7 @@
               <w:spacing w:after="10" w:before="0"/>
               <w:ind w:left="120"/>
             </w:pPr>
-            <w:hyperlink w:history="1" r:id="rId4uttm6o8gpxosbkthof_y">
+            <w:hyperlink w:history="1" r:id="rIdbvb6oqwmayvud9ygpuldp">
               <w:r>
                 <w:rPr>
                   <w:rFonts w:ascii="Arial" w:cs="Arial" w:eastAsia="Arial" w:hAnsi="Arial"/>
@@ -28079,7 +28079,7 @@
             <w:pPr>
               <w:spacing w:after="20" w:before="0"/>
             </w:pPr>
-            <w:hyperlink w:history="1" r:id="rIdnw4mbr4nhzszpeorc8ken">
+            <w:hyperlink w:history="1" r:id="rId-tjl3ahts3orkuuu3dxnl">
               <w:r>
                 <w:rPr>
                   <w:rFonts w:ascii="Arial" w:cs="Arial" w:eastAsia="Arial" w:hAnsi="Arial"/>
@@ -28112,7 +28112,7 @@
               <w:spacing w:after="10" w:before="0"/>
               <w:ind w:left="120"/>
             </w:pPr>
-            <w:hyperlink w:history="1" r:id="rIdwxra9ixwp9o24vy29dgrm">
+            <w:hyperlink w:history="1" r:id="rIdzp1q2zoiqqwrlisv0kga9">
               <w:r>
                 <w:rPr>
                   <w:rFonts w:ascii="Arial" w:cs="Arial" w:eastAsia="Arial" w:hAnsi="Arial"/>
@@ -29599,7 +29599,7 @@
             <w:pPr>
               <w:spacing w:after="20" w:before="0"/>
             </w:pPr>
-            <w:hyperlink w:history="1" r:id="rId094telffrlvqfahjo_t2k">
+            <w:hyperlink w:history="1" r:id="rIdgzsvtirwtcgrode_e8gbf">
               <w:r>
                 <w:rPr>
                   <w:rFonts w:ascii="Arial" w:cs="Arial" w:eastAsia="Arial" w:hAnsi="Arial"/>
@@ -29632,7 +29632,7 @@
               <w:spacing w:after="10" w:before="0"/>
               <w:ind w:left="120"/>
             </w:pPr>
-            <w:hyperlink w:history="1" r:id="rIdhmvt0wa52ducxpfcsjy1m">
+            <w:hyperlink w:history="1" r:id="rIdxsawu0qconpr6zjwcghpa">
               <w:r>
                 <w:rPr>
                   <w:rFonts w:ascii="Arial" w:cs="Arial" w:eastAsia="Arial" w:hAnsi="Arial"/>
@@ -29677,7 +29677,7 @@
             <w:pPr>
               <w:spacing w:after="20" w:before="0"/>
             </w:pPr>
-            <w:hyperlink w:history="1" r:id="rIdg3jxhfgtvx3clpsmo_nkx">
+            <w:hyperlink w:history="1" r:id="rIdzfxo3269zvur13_frkgts">
               <w:r>
                 <w:rPr>
                   <w:rFonts w:ascii="Arial" w:cs="Arial" w:eastAsia="Arial" w:hAnsi="Arial"/>
@@ -29710,7 +29710,7 @@
               <w:spacing w:after="10" w:before="0"/>
               <w:ind w:left="120"/>
             </w:pPr>
-            <w:hyperlink w:history="1" r:id="rId5mc8vi9uomp7rz7bntfrz">
+            <w:hyperlink w:history="1" r:id="rIdopwy_scio3kcbuc8uhk3q">
               <w:r>
                 <w:rPr>
                   <w:rFonts w:ascii="Arial" w:cs="Arial" w:eastAsia="Arial" w:hAnsi="Arial"/>
@@ -29905,7 +29905,7 @@
             <w:pPr>
               <w:spacing w:after="20" w:before="0"/>
             </w:pPr>
-            <w:hyperlink w:history="1" r:id="rIddxp0hiuqbwwzpvln5zybc">
+            <w:hyperlink w:history="1" r:id="rIdgyw1g74nvuqkoxjpenggw">
               <w:r>
                 <w:rPr>
                   <w:rFonts w:ascii="Arial" w:cs="Arial" w:eastAsia="Arial" w:hAnsi="Arial"/>
@@ -29938,7 +29938,7 @@
               <w:spacing w:after="10" w:before="0"/>
               <w:ind w:left="120"/>
             </w:pPr>
-            <w:hyperlink w:history="1" r:id="rIddeu3hggotkmri0ub8efl8">
+            <w:hyperlink w:history="1" r:id="rIdumq8xlehpwpv3pqlymxda">
               <w:r>
                 <w:rPr>
                   <w:rFonts w:ascii="Arial" w:cs="Arial" w:eastAsia="Arial" w:hAnsi="Arial"/>
@@ -29983,7 +29983,7 @@
             <w:pPr>
               <w:spacing w:after="20" w:before="0"/>
             </w:pPr>
-            <w:hyperlink w:history="1" r:id="rIdvhde9ye7vvl-kehsqnxhx">
+            <w:hyperlink w:history="1" r:id="rIdpltsq5uqgkqduc_roiwku">
               <w:r>
                 <w:rPr>
                   <w:rFonts w:ascii="Arial" w:cs="Arial" w:eastAsia="Arial" w:hAnsi="Arial"/>
@@ -30016,7 +30016,7 @@
               <w:spacing w:after="10" w:before="0"/>
               <w:ind w:left="120"/>
             </w:pPr>
-            <w:hyperlink w:history="1" r:id="rIdptpgrmacnpnxey9ia5eu2">
+            <w:hyperlink w:history="1" r:id="rIdct6gxzgyrqvc79_7xxfbe">
               <w:r>
                 <w:rPr>
                   <w:rFonts w:ascii="Arial" w:cs="Arial" w:eastAsia="Arial" w:hAnsi="Arial"/>
@@ -30211,7 +30211,7 @@
             <w:pPr>
               <w:spacing w:after="20" w:before="0"/>
             </w:pPr>
-            <w:hyperlink w:history="1" r:id="rIdtmxs3rprsxnnttgibl1hm">
+            <w:hyperlink w:history="1" r:id="rId8vntfjwjpkbu0bzfm9jgi">
               <w:r>
                 <w:rPr>
                   <w:rFonts w:ascii="Arial" w:cs="Arial" w:eastAsia="Arial" w:hAnsi="Arial"/>
@@ -30244,7 +30244,7 @@
               <w:spacing w:after="10" w:before="0"/>
               <w:ind w:left="120"/>
             </w:pPr>
-            <w:hyperlink w:history="1" r:id="rIdgpdnvyfw-3tr9fyovyo9k">
+            <w:hyperlink w:history="1" r:id="rIdpzdrunswgzrrvpskzblyd">
               <w:r>
                 <w:rPr>
                   <w:rFonts w:ascii="Arial" w:cs="Arial" w:eastAsia="Arial" w:hAnsi="Arial"/>
@@ -30289,7 +30289,7 @@
             <w:pPr>
               <w:spacing w:after="20" w:before="0"/>
             </w:pPr>
-            <w:hyperlink w:history="1" r:id="rIdvf5vm3v9zighqsa4y-596">
+            <w:hyperlink w:history="1" r:id="rIdfzmfkiifn-_jpqrrwzrp4">
               <w:r>
                 <w:rPr>
                   <w:rFonts w:ascii="Arial" w:cs="Arial" w:eastAsia="Arial" w:hAnsi="Arial"/>
@@ -30322,7 +30322,7 @@
               <w:spacing w:after="10" w:before="0"/>
               <w:ind w:left="120"/>
             </w:pPr>
-            <w:hyperlink w:history="1" r:id="rId-hlffdns3yqtm2eesvkws">
+            <w:hyperlink w:history="1" r:id="rIdcpxduhtgqcnehgolveyy5">
               <w:r>
                 <w:rPr>
                   <w:rFonts w:ascii="Arial" w:cs="Arial" w:eastAsia="Arial" w:hAnsi="Arial"/>
@@ -30517,7 +30517,7 @@
             <w:pPr>
               <w:spacing w:after="20" w:before="0"/>
             </w:pPr>
-            <w:hyperlink w:history="1" r:id="rId4zqgjjopacvqplybtn4sl">
+            <w:hyperlink w:history="1" r:id="rIdtxktyudfc91m7xug-ua2n">
               <w:r>
                 <w:rPr>
                   <w:rFonts w:ascii="Arial" w:cs="Arial" w:eastAsia="Arial" w:hAnsi="Arial"/>
@@ -30550,7 +30550,7 @@
               <w:spacing w:after="10" w:before="0"/>
               <w:ind w:left="120"/>
             </w:pPr>
-            <w:hyperlink w:history="1" r:id="rIdpgzmncblnprbxwq_va0wf">
+            <w:hyperlink w:history="1" r:id="rIdm-gu2lstqmffossqbctqa">
               <w:r>
                 <w:rPr>
                   <w:rFonts w:ascii="Arial" w:cs="Arial" w:eastAsia="Arial" w:hAnsi="Arial"/>
@@ -30595,7 +30595,7 @@
             <w:pPr>
               <w:spacing w:after="20" w:before="0"/>
             </w:pPr>
-            <w:hyperlink w:history="1" r:id="rIdofqizsnp6kbewxxjx4lcb">
+            <w:hyperlink w:history="1" r:id="rIdshgr6y7o-uoul9pedh5rz">
               <w:r>
                 <w:rPr>
                   <w:rFonts w:ascii="Arial" w:cs="Arial" w:eastAsia="Arial" w:hAnsi="Arial"/>
@@ -30628,7 +30628,7 @@
               <w:spacing w:after="10" w:before="0"/>
               <w:ind w:left="120"/>
             </w:pPr>
-            <w:hyperlink w:history="1" r:id="rIdjfdtiennv4m4orhxaqkqw">
+            <w:hyperlink w:history="1" r:id="rIdevdzqcz562sjrardey1hu">
               <w:r>
                 <w:rPr>
                   <w:rFonts w:ascii="Arial" w:cs="Arial" w:eastAsia="Arial" w:hAnsi="Arial"/>
@@ -30823,7 +30823,7 @@
             <w:pPr>
               <w:spacing w:after="20" w:before="0"/>
             </w:pPr>
-            <w:hyperlink w:history="1" r:id="rIdrrosyit1jxjsidfxqj-z5">
+            <w:hyperlink w:history="1" r:id="rId3b_xw8qoufut9v0njwhz3">
               <w:r>
                 <w:rPr>
                   <w:rFonts w:ascii="Arial" w:cs="Arial" w:eastAsia="Arial" w:hAnsi="Arial"/>
@@ -30856,7 +30856,7 @@
               <w:spacing w:after="10" w:before="0"/>
               <w:ind w:left="120"/>
             </w:pPr>
-            <w:hyperlink w:history="1" r:id="rId0xwuuip4xlerywus-pvy_">
+            <w:hyperlink w:history="1" r:id="rIdfxoceqkoi3kkfv_iswcad">
               <w:r>
                 <w:rPr>
                   <w:rFonts w:ascii="Arial" w:cs="Arial" w:eastAsia="Arial" w:hAnsi="Arial"/>
@@ -30901,7 +30901,7 @@
             <w:pPr>
               <w:spacing w:after="20" w:before="0"/>
             </w:pPr>
-            <w:hyperlink w:history="1" r:id="rIdw9543x1cbbhv6ttp_4qbn">
+            <w:hyperlink w:history="1" r:id="rId35uhtfrnameabjirl9w4g">
               <w:r>
                 <w:rPr>
                   <w:rFonts w:ascii="Arial" w:cs="Arial" w:eastAsia="Arial" w:hAnsi="Arial"/>
@@ -30934,7 +30934,7 @@
               <w:spacing w:after="10" w:before="0"/>
               <w:ind w:left="120"/>
             </w:pPr>
-            <w:hyperlink w:history="1" r:id="rIdwrwggx325davpcjqch8yp">
+            <w:hyperlink w:history="1" r:id="rIdn3zffhgi84tnlofk2i9gt">
               <w:r>
                 <w:rPr>
                   <w:rFonts w:ascii="Arial" w:cs="Arial" w:eastAsia="Arial" w:hAnsi="Arial"/>

--- a/data/outputs/v2/Biology/SS2.1_Plant_Nutrition/Biology_Plant_Nutrition_CBE_LessonSequence.docx
+++ b/data/outputs/v2/Biology/SS2.1_Plant_Nutrition/Biology_Plant_Nutrition_CBE_LessonSequence.docx
@@ -3440,7 +3440,7 @@
             <w:pPr>
               <w:spacing w:after="20" w:before="0"/>
             </w:pPr>
-            <w:hyperlink w:history="1" r:id="rIdxylklmk6ho_-djo_bp-yy">
+            <w:hyperlink w:history="1" r:id="rIddkppshgsosn7zocm8bqoh">
               <w:r>
                 <w:rPr>
                   <w:rFonts w:ascii="Arial" w:cs="Arial" w:eastAsia="Arial" w:hAnsi="Arial"/>
@@ -3473,7 +3473,7 @@
               <w:spacing w:after="10" w:before="0"/>
               <w:ind w:left="120"/>
             </w:pPr>
-            <w:hyperlink w:history="1" r:id="rIda3iwvhsivqacclxtgs1vw">
+            <w:hyperlink w:history="1" r:id="rIdy7pyz1rkyzekqingavx5s">
               <w:r>
                 <w:rPr>
                   <w:rFonts w:ascii="Arial" w:cs="Arial" w:eastAsia="Arial" w:hAnsi="Arial"/>
@@ -3518,7 +3518,7 @@
             <w:pPr>
               <w:spacing w:after="20" w:before="0"/>
             </w:pPr>
-            <w:hyperlink w:history="1" r:id="rIdlh_lpzzcvvqfg3eo2r0hu">
+            <w:hyperlink w:history="1" r:id="rIdmoruwfargyo_9_jguql10">
               <w:r>
                 <w:rPr>
                   <w:rFonts w:ascii="Arial" w:cs="Arial" w:eastAsia="Arial" w:hAnsi="Arial"/>
@@ -3551,7 +3551,7 @@
               <w:spacing w:after="10" w:before="0"/>
               <w:ind w:left="120"/>
             </w:pPr>
-            <w:hyperlink w:history="1" r:id="rIdvzdamjdbfuro311oo6glb">
+            <w:hyperlink w:history="1" r:id="rIdviksibm7nuehz5hlisq3n">
               <w:r>
                 <w:rPr>
                   <w:rFonts w:ascii="Arial" w:cs="Arial" w:eastAsia="Arial" w:hAnsi="Arial"/>
@@ -3746,7 +3746,7 @@
             <w:pPr>
               <w:spacing w:after="20" w:before="0"/>
             </w:pPr>
-            <w:hyperlink w:history="1" r:id="rId_kq8kf8swjjv-yqsg6ja7">
+            <w:hyperlink w:history="1" r:id="rIdyyqsvi7aoilsgmgzpb021">
               <w:r>
                 <w:rPr>
                   <w:rFonts w:ascii="Arial" w:cs="Arial" w:eastAsia="Arial" w:hAnsi="Arial"/>
@@ -3779,7 +3779,7 @@
               <w:spacing w:after="10" w:before="0"/>
               <w:ind w:left="120"/>
             </w:pPr>
-            <w:hyperlink w:history="1" r:id="rIdjcxbbloa-tx74byg_mmny">
+            <w:hyperlink w:history="1" r:id="rIdyw6ymq9lbkjwicquxn-e6">
               <w:r>
                 <w:rPr>
                   <w:rFonts w:ascii="Arial" w:cs="Arial" w:eastAsia="Arial" w:hAnsi="Arial"/>
@@ -3824,7 +3824,7 @@
             <w:pPr>
               <w:spacing w:after="20" w:before="0"/>
             </w:pPr>
-            <w:hyperlink w:history="1" r:id="rId_e_g3rubhhm0s6k3zeqbz">
+            <w:hyperlink w:history="1" r:id="rId4m3s8dk0p-58bmwp2ujy-">
               <w:r>
                 <w:rPr>
                   <w:rFonts w:ascii="Arial" w:cs="Arial" w:eastAsia="Arial" w:hAnsi="Arial"/>
@@ -3857,7 +3857,7 @@
               <w:spacing w:after="10" w:before="0"/>
               <w:ind w:left="120"/>
             </w:pPr>
-            <w:hyperlink w:history="1" r:id="rIdjwgc0vso0mhdz-w0brro0">
+            <w:hyperlink w:history="1" r:id="rIdohasfl6yyspvlpo01rnvp">
               <w:r>
                 <w:rPr>
                   <w:rFonts w:ascii="Arial" w:cs="Arial" w:eastAsia="Arial" w:hAnsi="Arial"/>
@@ -4052,7 +4052,7 @@
             <w:pPr>
               <w:spacing w:after="20" w:before="0"/>
             </w:pPr>
-            <w:hyperlink w:history="1" r:id="rIdvjeohm4vfakvqsrrf9tub">
+            <w:hyperlink w:history="1" r:id="rId-kyy6w_67emorian5mvjm">
               <w:r>
                 <w:rPr>
                   <w:rFonts w:ascii="Arial" w:cs="Arial" w:eastAsia="Arial" w:hAnsi="Arial"/>
@@ -4085,7 +4085,7 @@
               <w:spacing w:after="10" w:before="0"/>
               <w:ind w:left="120"/>
             </w:pPr>
-            <w:hyperlink w:history="1" r:id="rIdtuu0cusr0mh0ilipddgsj">
+            <w:hyperlink w:history="1" r:id="rIdivk-ydzsz81ojiizw5hj4">
               <w:r>
                 <w:rPr>
                   <w:rFonts w:ascii="Arial" w:cs="Arial" w:eastAsia="Arial" w:hAnsi="Arial"/>
@@ -4130,7 +4130,7 @@
             <w:pPr>
               <w:spacing w:after="20" w:before="0"/>
             </w:pPr>
-            <w:hyperlink w:history="1" r:id="rIdqgadim7tzygmnsnnn7g0c">
+            <w:hyperlink w:history="1" r:id="rId-ff-pkqo3lxvw7yjuomez">
               <w:r>
                 <w:rPr>
                   <w:rFonts w:ascii="Arial" w:cs="Arial" w:eastAsia="Arial" w:hAnsi="Arial"/>
@@ -4163,7 +4163,7 @@
               <w:spacing w:after="10" w:before="0"/>
               <w:ind w:left="120"/>
             </w:pPr>
-            <w:hyperlink w:history="1" r:id="rIdd5yvmfizyecb3bo4dai5b">
+            <w:hyperlink w:history="1" r:id="rIdm8qc9z7x0f9klowwqno_q">
               <w:r>
                 <w:rPr>
                   <w:rFonts w:ascii="Arial" w:cs="Arial" w:eastAsia="Arial" w:hAnsi="Arial"/>
@@ -4358,7 +4358,7 @@
             <w:pPr>
               <w:spacing w:after="20" w:before="0"/>
             </w:pPr>
-            <w:hyperlink w:history="1" r:id="rIdwjlh4g2grewtftyuaveak">
+            <w:hyperlink w:history="1" r:id="rIdyrnxzxxew3c0uo2yssj_j">
               <w:r>
                 <w:rPr>
                   <w:rFonts w:ascii="Arial" w:cs="Arial" w:eastAsia="Arial" w:hAnsi="Arial"/>
@@ -4391,7 +4391,7 @@
               <w:spacing w:after="10" w:before="0"/>
               <w:ind w:left="120"/>
             </w:pPr>
-            <w:hyperlink w:history="1" r:id="rId4szwov5ycooyoueofld4l">
+            <w:hyperlink w:history="1" r:id="rIdvirsyvq7wozmpy0ttkxvx">
               <w:r>
                 <w:rPr>
                   <w:rFonts w:ascii="Arial" w:cs="Arial" w:eastAsia="Arial" w:hAnsi="Arial"/>
@@ -4436,7 +4436,7 @@
             <w:pPr>
               <w:spacing w:after="20" w:before="0"/>
             </w:pPr>
-            <w:hyperlink w:history="1" r:id="rIdyvjukdlocsrs7ceyrw_o2">
+            <w:hyperlink w:history="1" r:id="rIdjqezdj4b-pqqpl5qs2eki">
               <w:r>
                 <w:rPr>
                   <w:rFonts w:ascii="Arial" w:cs="Arial" w:eastAsia="Arial" w:hAnsi="Arial"/>
@@ -4469,7 +4469,7 @@
               <w:spacing w:after="10" w:before="0"/>
               <w:ind w:left="120"/>
             </w:pPr>
-            <w:hyperlink w:history="1" r:id="rId1csmsqeyed7yrx3trmyc3">
+            <w:hyperlink w:history="1" r:id="rIdjxksefsz7ztl2uwcptile">
               <w:r>
                 <w:rPr>
                   <w:rFonts w:ascii="Arial" w:cs="Arial" w:eastAsia="Arial" w:hAnsi="Arial"/>
@@ -4664,7 +4664,7 @@
             <w:pPr>
               <w:spacing w:after="20" w:before="0"/>
             </w:pPr>
-            <w:hyperlink w:history="1" r:id="rIdbdgwa5gphzs5l4r7-g4vq">
+            <w:hyperlink w:history="1" r:id="rIdtvgphpsjya0wcpm7-r_fb">
               <w:r>
                 <w:rPr>
                   <w:rFonts w:ascii="Arial" w:cs="Arial" w:eastAsia="Arial" w:hAnsi="Arial"/>
@@ -4697,7 +4697,7 @@
               <w:spacing w:after="10" w:before="0"/>
               <w:ind w:left="120"/>
             </w:pPr>
-            <w:hyperlink w:history="1" r:id="rIduuithh1t6eqeqqmku9jq6">
+            <w:hyperlink w:history="1" r:id="rId2ja2kfkgrpbktxxe6esdg">
               <w:r>
                 <w:rPr>
                   <w:rFonts w:ascii="Arial" w:cs="Arial" w:eastAsia="Arial" w:hAnsi="Arial"/>
@@ -4742,7 +4742,7 @@
             <w:pPr>
               <w:spacing w:after="20" w:before="0"/>
             </w:pPr>
-            <w:hyperlink w:history="1" r:id="rIdy5i75b8vrfdkgjqijk6kq">
+            <w:hyperlink w:history="1" r:id="rIdfj68kz-geb_ez7spvdija">
               <w:r>
                 <w:rPr>
                   <w:rFonts w:ascii="Arial" w:cs="Arial" w:eastAsia="Arial" w:hAnsi="Arial"/>
@@ -4775,7 +4775,7 @@
               <w:spacing w:after="10" w:before="0"/>
               <w:ind w:left="120"/>
             </w:pPr>
-            <w:hyperlink w:history="1" r:id="rIdh0mjfffl8qaqyd9gylopr">
+            <w:hyperlink w:history="1" r:id="rIdbggaqhs-kv3qnensp-psr">
               <w:r>
                 <w:rPr>
                   <w:rFonts w:ascii="Arial" w:cs="Arial" w:eastAsia="Arial" w:hAnsi="Arial"/>
@@ -6262,7 +6262,7 @@
             <w:pPr>
               <w:spacing w:after="20" w:before="0"/>
             </w:pPr>
-            <w:hyperlink w:history="1" r:id="rIdmabmtch5z9dy3_esuwqvj">
+            <w:hyperlink w:history="1" r:id="rIdhmz5k3ukinqdvhhjbwdqq">
               <w:r>
                 <w:rPr>
                   <w:rFonts w:ascii="Arial" w:cs="Arial" w:eastAsia="Arial" w:hAnsi="Arial"/>
@@ -6295,7 +6295,7 @@
               <w:spacing w:after="10" w:before="0"/>
               <w:ind w:left="120"/>
             </w:pPr>
-            <w:hyperlink w:history="1" r:id="rIdebo-vtircxdsmplz3vlck">
+            <w:hyperlink w:history="1" r:id="rIdqjnayy2idot7jlv-tdkek">
               <w:r>
                 <w:rPr>
                   <w:rFonts w:ascii="Arial" w:cs="Arial" w:eastAsia="Arial" w:hAnsi="Arial"/>
@@ -6340,7 +6340,7 @@
             <w:pPr>
               <w:spacing w:after="20" w:before="0"/>
             </w:pPr>
-            <w:hyperlink w:history="1" r:id="rIdzrn2cibim2bjl7dhgol1v">
+            <w:hyperlink w:history="1" r:id="rIdmppgb7m9tg2frn8iqz-c5">
               <w:r>
                 <w:rPr>
                   <w:rFonts w:ascii="Arial" w:cs="Arial" w:eastAsia="Arial" w:hAnsi="Arial"/>
@@ -6373,7 +6373,7 @@
               <w:spacing w:after="10" w:before="0"/>
               <w:ind w:left="120"/>
             </w:pPr>
-            <w:hyperlink w:history="1" r:id="rIdvxsyzawtwtdw1y5rstswb">
+            <w:hyperlink w:history="1" r:id="rIdrfksfzdql2a4jkmt3d9uu">
               <w:r>
                 <w:rPr>
                   <w:rFonts w:ascii="Arial" w:cs="Arial" w:eastAsia="Arial" w:hAnsi="Arial"/>
@@ -6568,7 +6568,7 @@
             <w:pPr>
               <w:spacing w:after="20" w:before="0"/>
             </w:pPr>
-            <w:hyperlink w:history="1" r:id="rIdvpf1jhmcusagfrkpes3hk">
+            <w:hyperlink w:history="1" r:id="rIdrlurp7g0jshkf5ieshveo">
               <w:r>
                 <w:rPr>
                   <w:rFonts w:ascii="Arial" w:cs="Arial" w:eastAsia="Arial" w:hAnsi="Arial"/>
@@ -6601,7 +6601,7 @@
               <w:spacing w:after="10" w:before="0"/>
               <w:ind w:left="120"/>
             </w:pPr>
-            <w:hyperlink w:history="1" r:id="rIdjvvfxdez8fwwz99funru1">
+            <w:hyperlink w:history="1" r:id="rId44r0qcqg_rl65uztclzbc">
               <w:r>
                 <w:rPr>
                   <w:rFonts w:ascii="Arial" w:cs="Arial" w:eastAsia="Arial" w:hAnsi="Arial"/>
@@ -6646,7 +6646,7 @@
             <w:pPr>
               <w:spacing w:after="20" w:before="0"/>
             </w:pPr>
-            <w:hyperlink w:history="1" r:id="rIdqy4ste_faqfarnxiqwibo">
+            <w:hyperlink w:history="1" r:id="rId4khui284m23dhhjjd18ng">
               <w:r>
                 <w:rPr>
                   <w:rFonts w:ascii="Arial" w:cs="Arial" w:eastAsia="Arial" w:hAnsi="Arial"/>
@@ -6679,7 +6679,7 @@
               <w:spacing w:after="10" w:before="0"/>
               <w:ind w:left="120"/>
             </w:pPr>
-            <w:hyperlink w:history="1" r:id="rIdye3vb95uebkp2ng6m9iry">
+            <w:hyperlink w:history="1" r:id="rIdbdxpvcmsnhmbwp6ooc0kx">
               <w:r>
                 <w:rPr>
                   <w:rFonts w:ascii="Arial" w:cs="Arial" w:eastAsia="Arial" w:hAnsi="Arial"/>
@@ -6874,7 +6874,7 @@
             <w:pPr>
               <w:spacing w:after="20" w:before="0"/>
             </w:pPr>
-            <w:hyperlink w:history="1" r:id="rId-o0beefu83z_zv1bxue12">
+            <w:hyperlink w:history="1" r:id="rIdmhgoxxnuup1qamfl0f-2i">
               <w:r>
                 <w:rPr>
                   <w:rFonts w:ascii="Arial" w:cs="Arial" w:eastAsia="Arial" w:hAnsi="Arial"/>
@@ -6907,7 +6907,7 @@
               <w:spacing w:after="10" w:before="0"/>
               <w:ind w:left="120"/>
             </w:pPr>
-            <w:hyperlink w:history="1" r:id="rIdeqaimyw5iz0shhkrpkl4f">
+            <w:hyperlink w:history="1" r:id="rIdxzarj0qdidwpzubwfjo97">
               <w:r>
                 <w:rPr>
                   <w:rFonts w:ascii="Arial" w:cs="Arial" w:eastAsia="Arial" w:hAnsi="Arial"/>
@@ -6952,7 +6952,7 @@
             <w:pPr>
               <w:spacing w:after="20" w:before="0"/>
             </w:pPr>
-            <w:hyperlink w:history="1" r:id="rIdntkljsu9viqrxb4hy80_y">
+            <w:hyperlink w:history="1" r:id="rIdbd-xbn2nice8bfznrdbjy">
               <w:r>
                 <w:rPr>
                   <w:rFonts w:ascii="Arial" w:cs="Arial" w:eastAsia="Arial" w:hAnsi="Arial"/>
@@ -6985,7 +6985,7 @@
               <w:spacing w:after="10" w:before="0"/>
               <w:ind w:left="120"/>
             </w:pPr>
-            <w:hyperlink w:history="1" r:id="rId013uue49xgvfa3eu07rwc">
+            <w:hyperlink w:history="1" r:id="rIdaymv_3satbynahiyc6j_a">
               <w:r>
                 <w:rPr>
                   <w:rFonts w:ascii="Arial" w:cs="Arial" w:eastAsia="Arial" w:hAnsi="Arial"/>
@@ -7180,7 +7180,7 @@
             <w:pPr>
               <w:spacing w:after="20" w:before="0"/>
             </w:pPr>
-            <w:hyperlink w:history="1" r:id="rIdrrzzxlj5nvz9kkyeb2_rt">
+            <w:hyperlink w:history="1" r:id="rIdmutsan2c2ukzv-undfbyx">
               <w:r>
                 <w:rPr>
                   <w:rFonts w:ascii="Arial" w:cs="Arial" w:eastAsia="Arial" w:hAnsi="Arial"/>
@@ -7213,7 +7213,7 @@
               <w:spacing w:after="10" w:before="0"/>
               <w:ind w:left="120"/>
             </w:pPr>
-            <w:hyperlink w:history="1" r:id="rIduphzxvvaltr08h5bhmpbd">
+            <w:hyperlink w:history="1" r:id="rIdd4akilp70xhrw7dwvvia-">
               <w:r>
                 <w:rPr>
                   <w:rFonts w:ascii="Arial" w:cs="Arial" w:eastAsia="Arial" w:hAnsi="Arial"/>
@@ -7258,7 +7258,7 @@
             <w:pPr>
               <w:spacing w:after="20" w:before="0"/>
             </w:pPr>
-            <w:hyperlink w:history="1" r:id="rIdqar2j2poqlbbxwdzkgrfk">
+            <w:hyperlink w:history="1" r:id="rIdues8altzkxdahsnbm0dke">
               <w:r>
                 <w:rPr>
                   <w:rFonts w:ascii="Arial" w:cs="Arial" w:eastAsia="Arial" w:hAnsi="Arial"/>
@@ -7291,7 +7291,7 @@
               <w:spacing w:after="10" w:before="0"/>
               <w:ind w:left="120"/>
             </w:pPr>
-            <w:hyperlink w:history="1" r:id="rIdiqobcju4cuewlimc_ephf">
+            <w:hyperlink w:history="1" r:id="rIdycogk9x3ylunkutuyh_nj">
               <w:r>
                 <w:rPr>
                   <w:rFonts w:ascii="Arial" w:cs="Arial" w:eastAsia="Arial" w:hAnsi="Arial"/>
@@ -7486,7 +7486,7 @@
             <w:pPr>
               <w:spacing w:after="20" w:before="0"/>
             </w:pPr>
-            <w:hyperlink w:history="1" r:id="rIdoqml_sc3mbok8tic9yqm8">
+            <w:hyperlink w:history="1" r:id="rIdbx_ttcrwhjx05xwlx5cix">
               <w:r>
                 <w:rPr>
                   <w:rFonts w:ascii="Arial" w:cs="Arial" w:eastAsia="Arial" w:hAnsi="Arial"/>
@@ -7519,7 +7519,7 @@
               <w:spacing w:after="10" w:before="0"/>
               <w:ind w:left="120"/>
             </w:pPr>
-            <w:hyperlink w:history="1" r:id="rIdlqrqfcsrwax_ywcd1aozi">
+            <w:hyperlink w:history="1" r:id="rIdsp3ntcwdncsjrcmskwnhw">
               <w:r>
                 <w:rPr>
                   <w:rFonts w:ascii="Arial" w:cs="Arial" w:eastAsia="Arial" w:hAnsi="Arial"/>
@@ -7564,7 +7564,7 @@
             <w:pPr>
               <w:spacing w:after="20" w:before="0"/>
             </w:pPr>
-            <w:hyperlink w:history="1" r:id="rIdqee3mik6rwkadegzbxdt_">
+            <w:hyperlink w:history="1" r:id="rId1utenukm5tjxbqmpoojyc">
               <w:r>
                 <w:rPr>
                   <w:rFonts w:ascii="Arial" w:cs="Arial" w:eastAsia="Arial" w:hAnsi="Arial"/>
@@ -7597,7 +7597,7 @@
               <w:spacing w:after="10" w:before="0"/>
               <w:ind w:left="120"/>
             </w:pPr>
-            <w:hyperlink w:history="1" r:id="rIdyjs3v7cjopvjxjsjuyixu">
+            <w:hyperlink w:history="1" r:id="rIdigfj0expn6hpwzv9uvr81">
               <w:r>
                 <w:rPr>
                   <w:rFonts w:ascii="Arial" w:cs="Arial" w:eastAsia="Arial" w:hAnsi="Arial"/>
@@ -9084,7 +9084,7 @@
             <w:pPr>
               <w:spacing w:after="20" w:before="0"/>
             </w:pPr>
-            <w:hyperlink w:history="1" r:id="rId3eht4lufkwb4f85xuwuja">
+            <w:hyperlink w:history="1" r:id="rIdyy8vihpjrugnzfrejwm7f">
               <w:r>
                 <w:rPr>
                   <w:rFonts w:ascii="Arial" w:cs="Arial" w:eastAsia="Arial" w:hAnsi="Arial"/>
@@ -9117,7 +9117,7 @@
               <w:spacing w:after="10" w:before="0"/>
               <w:ind w:left="120"/>
             </w:pPr>
-            <w:hyperlink w:history="1" r:id="rIdyed3rd1wfuro36oav9vst">
+            <w:hyperlink w:history="1" r:id="rIdmyeuzlhg6yorz3illv3w9">
               <w:r>
                 <w:rPr>
                   <w:rFonts w:ascii="Arial" w:cs="Arial" w:eastAsia="Arial" w:hAnsi="Arial"/>
@@ -9162,7 +9162,7 @@
             <w:pPr>
               <w:spacing w:after="20" w:before="0"/>
             </w:pPr>
-            <w:hyperlink w:history="1" r:id="rId0_xlvycg85ggn2aaa7wyr">
+            <w:hyperlink w:history="1" r:id="rIda7fv3exp14gpd_njzdc1d">
               <w:r>
                 <w:rPr>
                   <w:rFonts w:ascii="Arial" w:cs="Arial" w:eastAsia="Arial" w:hAnsi="Arial"/>
@@ -9195,7 +9195,7 @@
               <w:spacing w:after="10" w:before="0"/>
               <w:ind w:left="120"/>
             </w:pPr>
-            <w:hyperlink w:history="1" r:id="rIdwge1b4klkzlmj_zf0udrr">
+            <w:hyperlink w:history="1" r:id="rIdxiy8dccrzmctcgl9pjl8b">
               <w:r>
                 <w:rPr>
                   <w:rFonts w:ascii="Arial" w:cs="Arial" w:eastAsia="Arial" w:hAnsi="Arial"/>
@@ -9390,7 +9390,7 @@
             <w:pPr>
               <w:spacing w:after="20" w:before="0"/>
             </w:pPr>
-            <w:hyperlink w:history="1" r:id="rIdtmqpox8lh5ukeoa96ecsi">
+            <w:hyperlink w:history="1" r:id="rId5ao3wpcjy1hst4fbdhawg">
               <w:r>
                 <w:rPr>
                   <w:rFonts w:ascii="Arial" w:cs="Arial" w:eastAsia="Arial" w:hAnsi="Arial"/>
@@ -9423,7 +9423,7 @@
               <w:spacing w:after="10" w:before="0"/>
               <w:ind w:left="120"/>
             </w:pPr>
-            <w:hyperlink w:history="1" r:id="rIdwtnquumu4bacer6ow_8nl">
+            <w:hyperlink w:history="1" r:id="rIdiuas7qrnjg-b_fjug5gi1">
               <w:r>
                 <w:rPr>
                   <w:rFonts w:ascii="Arial" w:cs="Arial" w:eastAsia="Arial" w:hAnsi="Arial"/>
@@ -9468,7 +9468,7 @@
             <w:pPr>
               <w:spacing w:after="20" w:before="0"/>
             </w:pPr>
-            <w:hyperlink w:history="1" r:id="rIdanqu0krfb0hntaczkudx3">
+            <w:hyperlink w:history="1" r:id="rIdjxtzsbiputq9jixa6time">
               <w:r>
                 <w:rPr>
                   <w:rFonts w:ascii="Arial" w:cs="Arial" w:eastAsia="Arial" w:hAnsi="Arial"/>
@@ -9501,7 +9501,7 @@
               <w:spacing w:after="10" w:before="0"/>
               <w:ind w:left="120"/>
             </w:pPr>
-            <w:hyperlink w:history="1" r:id="rIdmxzfbeizp8xdgysu1ramt">
+            <w:hyperlink w:history="1" r:id="rIdjoqo9g0xowlp6jlohlvfs">
               <w:r>
                 <w:rPr>
                   <w:rFonts w:ascii="Arial" w:cs="Arial" w:eastAsia="Arial" w:hAnsi="Arial"/>
@@ -9696,7 +9696,7 @@
             <w:pPr>
               <w:spacing w:after="20" w:before="0"/>
             </w:pPr>
-            <w:hyperlink w:history="1" r:id="rIdv4koye37jv0f1pwuyk_lm">
+            <w:hyperlink w:history="1" r:id="rIdaadiziimqcvtba0eqzdjs">
               <w:r>
                 <w:rPr>
                   <w:rFonts w:ascii="Arial" w:cs="Arial" w:eastAsia="Arial" w:hAnsi="Arial"/>
@@ -9729,7 +9729,7 @@
               <w:spacing w:after="10" w:before="0"/>
               <w:ind w:left="120"/>
             </w:pPr>
-            <w:hyperlink w:history="1" r:id="rIdvejle6jbr2fufzgtvfkgw">
+            <w:hyperlink w:history="1" r:id="rIdpumy1cihmhcqkeeamfnb5">
               <w:r>
                 <w:rPr>
                   <w:rFonts w:ascii="Arial" w:cs="Arial" w:eastAsia="Arial" w:hAnsi="Arial"/>
@@ -9774,7 +9774,7 @@
             <w:pPr>
               <w:spacing w:after="20" w:before="0"/>
             </w:pPr>
-            <w:hyperlink w:history="1" r:id="rId23kddlvws81xlin-cteol">
+            <w:hyperlink w:history="1" r:id="rIdszela0rxmjjwl8jg_cs1h">
               <w:r>
                 <w:rPr>
                   <w:rFonts w:ascii="Arial" w:cs="Arial" w:eastAsia="Arial" w:hAnsi="Arial"/>
@@ -9807,7 +9807,7 @@
               <w:spacing w:after="10" w:before="0"/>
               <w:ind w:left="120"/>
             </w:pPr>
-            <w:hyperlink w:history="1" r:id="rIdboplda8syp-ppcotc1fwf">
+            <w:hyperlink w:history="1" r:id="rIdksgist8mhtfbikp1bd7vf">
               <w:r>
                 <w:rPr>
                   <w:rFonts w:ascii="Arial" w:cs="Arial" w:eastAsia="Arial" w:hAnsi="Arial"/>
@@ -10002,7 +10002,7 @@
             <w:pPr>
               <w:spacing w:after="20" w:before="0"/>
             </w:pPr>
-            <w:hyperlink w:history="1" r:id="rIdltoyvikk0gw3tg2tnxian">
+            <w:hyperlink w:history="1" r:id="rIddkrc53e63eiy7be3mch6a">
               <w:r>
                 <w:rPr>
                   <w:rFonts w:ascii="Arial" w:cs="Arial" w:eastAsia="Arial" w:hAnsi="Arial"/>
@@ -10035,7 +10035,7 @@
               <w:spacing w:after="10" w:before="0"/>
               <w:ind w:left="120"/>
             </w:pPr>
-            <w:hyperlink w:history="1" r:id="rIds_sp9-pk3p5nwmlsp4gei">
+            <w:hyperlink w:history="1" r:id="rIdiwuc6cbbgluxtc0tw-aup">
               <w:r>
                 <w:rPr>
                   <w:rFonts w:ascii="Arial" w:cs="Arial" w:eastAsia="Arial" w:hAnsi="Arial"/>
@@ -10080,7 +10080,7 @@
             <w:pPr>
               <w:spacing w:after="20" w:before="0"/>
             </w:pPr>
-            <w:hyperlink w:history="1" r:id="rIdyhf9cldyxiafprqz9puji">
+            <w:hyperlink w:history="1" r:id="rIdp6eon3mjr8cgrugxswasi">
               <w:r>
                 <w:rPr>
                   <w:rFonts w:ascii="Arial" w:cs="Arial" w:eastAsia="Arial" w:hAnsi="Arial"/>
@@ -10113,7 +10113,7 @@
               <w:spacing w:after="10" w:before="0"/>
               <w:ind w:left="120"/>
             </w:pPr>
-            <w:hyperlink w:history="1" r:id="rId0iefh145isymwmiek9cab">
+            <w:hyperlink w:history="1" r:id="rIdmyzqeyjacqek7lygr9pwi">
               <w:r>
                 <w:rPr>
                   <w:rFonts w:ascii="Arial" w:cs="Arial" w:eastAsia="Arial" w:hAnsi="Arial"/>
@@ -10308,7 +10308,7 @@
             <w:pPr>
               <w:spacing w:after="20" w:before="0"/>
             </w:pPr>
-            <w:hyperlink w:history="1" r:id="rIdbntpx4lgevz5kys2nuzkk">
+            <w:hyperlink w:history="1" r:id="rIdq4-vlzsh9id3n9cekk6hy">
               <w:r>
                 <w:rPr>
                   <w:rFonts w:ascii="Arial" w:cs="Arial" w:eastAsia="Arial" w:hAnsi="Arial"/>
@@ -10341,7 +10341,7 @@
               <w:spacing w:after="10" w:before="0"/>
               <w:ind w:left="120"/>
             </w:pPr>
-            <w:hyperlink w:history="1" r:id="rIdkybwu4u0zdkcf1mvjcl6k">
+            <w:hyperlink w:history="1" r:id="rIdlf1ho8iz-2fq5i1dqhzre">
               <w:r>
                 <w:rPr>
                   <w:rFonts w:ascii="Arial" w:cs="Arial" w:eastAsia="Arial" w:hAnsi="Arial"/>
@@ -10386,7 +10386,7 @@
             <w:pPr>
               <w:spacing w:after="20" w:before="0"/>
             </w:pPr>
-            <w:hyperlink w:history="1" r:id="rIdct5u6pxqiumpiqdwgr85g">
+            <w:hyperlink w:history="1" r:id="rIdv1nljnr_ivr9dgbkqmwxm">
               <w:r>
                 <w:rPr>
                   <w:rFonts w:ascii="Arial" w:cs="Arial" w:eastAsia="Arial" w:hAnsi="Arial"/>
@@ -10419,7 +10419,7 @@
               <w:spacing w:after="10" w:before="0"/>
               <w:ind w:left="120"/>
             </w:pPr>
-            <w:hyperlink w:history="1" r:id="rId3514v2tzquf2wh5webrn0">
+            <w:hyperlink w:history="1" r:id="rIdfjdvddifp-u0mnoyyaxml">
               <w:r>
                 <w:rPr>
                   <w:rFonts w:ascii="Arial" w:cs="Arial" w:eastAsia="Arial" w:hAnsi="Arial"/>
@@ -11906,7 +11906,7 @@
             <w:pPr>
               <w:spacing w:after="20" w:before="0"/>
             </w:pPr>
-            <w:hyperlink w:history="1" r:id="rIdzn2r5aqv8ytwqczplsjp5">
+            <w:hyperlink w:history="1" r:id="rIdz0ylukxskw8v8jwqkjnok">
               <w:r>
                 <w:rPr>
                   <w:rFonts w:ascii="Arial" w:cs="Arial" w:eastAsia="Arial" w:hAnsi="Arial"/>
@@ -11939,7 +11939,7 @@
               <w:spacing w:after="10" w:before="0"/>
               <w:ind w:left="120"/>
             </w:pPr>
-            <w:hyperlink w:history="1" r:id="rIdwtmpxvte3he9n2ryvhcox">
+            <w:hyperlink w:history="1" r:id="rIdfcqxgtgfdm5-3mzwmlmwb">
               <w:r>
                 <w:rPr>
                   <w:rFonts w:ascii="Arial" w:cs="Arial" w:eastAsia="Arial" w:hAnsi="Arial"/>
@@ -11984,7 +11984,7 @@
             <w:pPr>
               <w:spacing w:after="20" w:before="0"/>
             </w:pPr>
-            <w:hyperlink w:history="1" r:id="rIdivbf5va8diedhnre44nst">
+            <w:hyperlink w:history="1" r:id="rIdqx5cc8fjvdqmqe2yqisc3">
               <w:r>
                 <w:rPr>
                   <w:rFonts w:ascii="Arial" w:cs="Arial" w:eastAsia="Arial" w:hAnsi="Arial"/>
@@ -12017,7 +12017,7 @@
               <w:spacing w:after="10" w:before="0"/>
               <w:ind w:left="120"/>
             </w:pPr>
-            <w:hyperlink w:history="1" r:id="rIdahzydi5dzfifbzfwallut">
+            <w:hyperlink w:history="1" r:id="rIdvnadxasgjurwjxr___okj">
               <w:r>
                 <w:rPr>
                   <w:rFonts w:ascii="Arial" w:cs="Arial" w:eastAsia="Arial" w:hAnsi="Arial"/>
@@ -12212,7 +12212,7 @@
             <w:pPr>
               <w:spacing w:after="20" w:before="0"/>
             </w:pPr>
-            <w:hyperlink w:history="1" r:id="rIdxvbzlv09ngimsfpeyhl-k">
+            <w:hyperlink w:history="1" r:id="rIdc143mbq2nsdzuihzhdpma">
               <w:r>
                 <w:rPr>
                   <w:rFonts w:ascii="Arial" w:cs="Arial" w:eastAsia="Arial" w:hAnsi="Arial"/>
@@ -12245,7 +12245,7 @@
               <w:spacing w:after="10" w:before="0"/>
               <w:ind w:left="120"/>
             </w:pPr>
-            <w:hyperlink w:history="1" r:id="rIds7hzsu7t2q4lo-hjxrbf2">
+            <w:hyperlink w:history="1" r:id="rIdqqkyryjx8fscthwrggbaq">
               <w:r>
                 <w:rPr>
                   <w:rFonts w:ascii="Arial" w:cs="Arial" w:eastAsia="Arial" w:hAnsi="Arial"/>
@@ -12290,7 +12290,7 @@
             <w:pPr>
               <w:spacing w:after="20" w:before="0"/>
             </w:pPr>
-            <w:hyperlink w:history="1" r:id="rIdfllddxdea2tceqox5gzt5">
+            <w:hyperlink w:history="1" r:id="rIdeixsprkcds54p1gj92ibe">
               <w:r>
                 <w:rPr>
                   <w:rFonts w:ascii="Arial" w:cs="Arial" w:eastAsia="Arial" w:hAnsi="Arial"/>
@@ -12323,7 +12323,7 @@
               <w:spacing w:after="10" w:before="0"/>
               <w:ind w:left="120"/>
             </w:pPr>
-            <w:hyperlink w:history="1" r:id="rIda_4mitrlka97xkdakxtip">
+            <w:hyperlink w:history="1" r:id="rId5x0u8ledti9ktxry7zd9y">
               <w:r>
                 <w:rPr>
                   <w:rFonts w:ascii="Arial" w:cs="Arial" w:eastAsia="Arial" w:hAnsi="Arial"/>
@@ -12518,7 +12518,7 @@
             <w:pPr>
               <w:spacing w:after="20" w:before="0"/>
             </w:pPr>
-            <w:hyperlink w:history="1" r:id="rId9cmvufb2ihjwkbsaldpky">
+            <w:hyperlink w:history="1" r:id="rIdesothxuywjjvouqui640b">
               <w:r>
                 <w:rPr>
                   <w:rFonts w:ascii="Arial" w:cs="Arial" w:eastAsia="Arial" w:hAnsi="Arial"/>
@@ -12551,7 +12551,7 @@
               <w:spacing w:after="10" w:before="0"/>
               <w:ind w:left="120"/>
             </w:pPr>
-            <w:hyperlink w:history="1" r:id="rIdjxul2jk1sb8ki3bhxynzs">
+            <w:hyperlink w:history="1" r:id="rId8vjul-rac1hrcr3ntwbug">
               <w:r>
                 <w:rPr>
                   <w:rFonts w:ascii="Arial" w:cs="Arial" w:eastAsia="Arial" w:hAnsi="Arial"/>
@@ -12596,7 +12596,7 @@
             <w:pPr>
               <w:spacing w:after="20" w:before="0"/>
             </w:pPr>
-            <w:hyperlink w:history="1" r:id="rIdpdar-mvev7xelddvw2p9i">
+            <w:hyperlink w:history="1" r:id="rId3xj3gt0ufpx2z3ex4gptz">
               <w:r>
                 <w:rPr>
                   <w:rFonts w:ascii="Arial" w:cs="Arial" w:eastAsia="Arial" w:hAnsi="Arial"/>
@@ -12629,7 +12629,7 @@
               <w:spacing w:after="10" w:before="0"/>
               <w:ind w:left="120"/>
             </w:pPr>
-            <w:hyperlink w:history="1" r:id="rIdukgvm95cdlce_tygcqw8w">
+            <w:hyperlink w:history="1" r:id="rId9ipabbimvcti1rmmbytx9">
               <w:r>
                 <w:rPr>
                   <w:rFonts w:ascii="Arial" w:cs="Arial" w:eastAsia="Arial" w:hAnsi="Arial"/>
@@ -12824,7 +12824,7 @@
             <w:pPr>
               <w:spacing w:after="20" w:before="0"/>
             </w:pPr>
-            <w:hyperlink w:history="1" r:id="rId_tsa3hwn-e3pqv-ga1n-y">
+            <w:hyperlink w:history="1" r:id="rIdxp9tdiw0uiyepkdtkmsjb">
               <w:r>
                 <w:rPr>
                   <w:rFonts w:ascii="Arial" w:cs="Arial" w:eastAsia="Arial" w:hAnsi="Arial"/>
@@ -12857,7 +12857,7 @@
               <w:spacing w:after="10" w:before="0"/>
               <w:ind w:left="120"/>
             </w:pPr>
-            <w:hyperlink w:history="1" r:id="rIdvu2wjcsrmnbnw6mxnymb_">
+            <w:hyperlink w:history="1" r:id="rIdc6tv3qidcklgfb0xycixh">
               <w:r>
                 <w:rPr>
                   <w:rFonts w:ascii="Arial" w:cs="Arial" w:eastAsia="Arial" w:hAnsi="Arial"/>
@@ -12902,7 +12902,7 @@
             <w:pPr>
               <w:spacing w:after="20" w:before="0"/>
             </w:pPr>
-            <w:hyperlink w:history="1" r:id="rIdms9hgjqe3jg9pt-rsqto9">
+            <w:hyperlink w:history="1" r:id="rIdfzgmjhuoe3v4yjbdgdipz">
               <w:r>
                 <w:rPr>
                   <w:rFonts w:ascii="Arial" w:cs="Arial" w:eastAsia="Arial" w:hAnsi="Arial"/>
@@ -12935,7 +12935,7 @@
               <w:spacing w:after="10" w:before="0"/>
               <w:ind w:left="120"/>
             </w:pPr>
-            <w:hyperlink w:history="1" r:id="rIdd60ajif2x8f9w1j1mxxwh">
+            <w:hyperlink w:history="1" r:id="rIdvpuvp0niqjdmxfrz4xkqk">
               <w:r>
                 <w:rPr>
                   <w:rFonts w:ascii="Arial" w:cs="Arial" w:eastAsia="Arial" w:hAnsi="Arial"/>
@@ -13130,7 +13130,7 @@
             <w:pPr>
               <w:spacing w:after="20" w:before="0"/>
             </w:pPr>
-            <w:hyperlink w:history="1" r:id="rIdhpci8ku2bv6gpgihfoer_">
+            <w:hyperlink w:history="1" r:id="rIdokfno9y8bad4juhynijtk">
               <w:r>
                 <w:rPr>
                   <w:rFonts w:ascii="Arial" w:cs="Arial" w:eastAsia="Arial" w:hAnsi="Arial"/>
@@ -13163,7 +13163,7 @@
               <w:spacing w:after="10" w:before="0"/>
               <w:ind w:left="120"/>
             </w:pPr>
-            <w:hyperlink w:history="1" r:id="rIdcp-1dc-cvqctbp79y7c0p">
+            <w:hyperlink w:history="1" r:id="rIdxud_mncdzrfdox9ozocpw">
               <w:r>
                 <w:rPr>
                   <w:rFonts w:ascii="Arial" w:cs="Arial" w:eastAsia="Arial" w:hAnsi="Arial"/>
@@ -13208,7 +13208,7 @@
             <w:pPr>
               <w:spacing w:after="20" w:before="0"/>
             </w:pPr>
-            <w:hyperlink w:history="1" r:id="rIdfpmi3gyy4vldvhyab17dm">
+            <w:hyperlink w:history="1" r:id="rIdjaprads4h_ocdbcgxp4fy">
               <w:r>
                 <w:rPr>
                   <w:rFonts w:ascii="Arial" w:cs="Arial" w:eastAsia="Arial" w:hAnsi="Arial"/>
@@ -13241,7 +13241,7 @@
               <w:spacing w:after="10" w:before="0"/>
               <w:ind w:left="120"/>
             </w:pPr>
-            <w:hyperlink w:history="1" r:id="rId39jbe0mlvsypd3cu0ndsu">
+            <w:hyperlink w:history="1" r:id="rIdkfkxb0ev6qsysjrhbckdk">
               <w:r>
                 <w:rPr>
                   <w:rFonts w:ascii="Arial" w:cs="Arial" w:eastAsia="Arial" w:hAnsi="Arial"/>
@@ -14728,7 +14728,7 @@
             <w:pPr>
               <w:spacing w:after="20" w:before="0"/>
             </w:pPr>
-            <w:hyperlink w:history="1" r:id="rIdtekqdfxzvr3r_4hnbqhhp">
+            <w:hyperlink w:history="1" r:id="rIdgq5s94d8e1x-wz9wnw51i">
               <w:r>
                 <w:rPr>
                   <w:rFonts w:ascii="Arial" w:cs="Arial" w:eastAsia="Arial" w:hAnsi="Arial"/>
@@ -14761,7 +14761,7 @@
               <w:spacing w:after="10" w:before="0"/>
               <w:ind w:left="120"/>
             </w:pPr>
-            <w:hyperlink w:history="1" r:id="rIdkqfjxn3yt5k1m90w7leeg">
+            <w:hyperlink w:history="1" r:id="rId_fmfmkvdmveqfd0mshjhc">
               <w:r>
                 <w:rPr>
                   <w:rFonts w:ascii="Arial" w:cs="Arial" w:eastAsia="Arial" w:hAnsi="Arial"/>
@@ -14806,7 +14806,7 @@
             <w:pPr>
               <w:spacing w:after="20" w:before="0"/>
             </w:pPr>
-            <w:hyperlink w:history="1" r:id="rIds3fh7njuds1eq7gqisxrq">
+            <w:hyperlink w:history="1" r:id="rIdxdvhgx6pcweqbwtg38edi">
               <w:r>
                 <w:rPr>
                   <w:rFonts w:ascii="Arial" w:cs="Arial" w:eastAsia="Arial" w:hAnsi="Arial"/>
@@ -14839,7 +14839,7 @@
               <w:spacing w:after="10" w:before="0"/>
               <w:ind w:left="120"/>
             </w:pPr>
-            <w:hyperlink w:history="1" r:id="rIdp38spr46padqhgrpxclwh">
+            <w:hyperlink w:history="1" r:id="rIddxxhkm_684c5rzovf_kyb">
               <w:r>
                 <w:rPr>
                   <w:rFonts w:ascii="Arial" w:cs="Arial" w:eastAsia="Arial" w:hAnsi="Arial"/>
@@ -15034,7 +15034,7 @@
             <w:pPr>
               <w:spacing w:after="20" w:before="0"/>
             </w:pPr>
-            <w:hyperlink w:history="1" r:id="rIdkgbw9p4roaf8jpv36rzay">
+            <w:hyperlink w:history="1" r:id="rIdir1tyl5flgeegam1bhy6j">
               <w:r>
                 <w:rPr>
                   <w:rFonts w:ascii="Arial" w:cs="Arial" w:eastAsia="Arial" w:hAnsi="Arial"/>
@@ -15067,7 +15067,7 @@
               <w:spacing w:after="10" w:before="0"/>
               <w:ind w:left="120"/>
             </w:pPr>
-            <w:hyperlink w:history="1" r:id="rIddcisgjmnvea9uuwbhoytc">
+            <w:hyperlink w:history="1" r:id="rIdyw7wk0lqzorxthnx3rljc">
               <w:r>
                 <w:rPr>
                   <w:rFonts w:ascii="Arial" w:cs="Arial" w:eastAsia="Arial" w:hAnsi="Arial"/>
@@ -15112,7 +15112,7 @@
             <w:pPr>
               <w:spacing w:after="20" w:before="0"/>
             </w:pPr>
-            <w:hyperlink w:history="1" r:id="rIdtlbnxjulnbuax3pdptzr4">
+            <w:hyperlink w:history="1" r:id="rIdnwte_nymrmuhs4eonlqpm">
               <w:r>
                 <w:rPr>
                   <w:rFonts w:ascii="Arial" w:cs="Arial" w:eastAsia="Arial" w:hAnsi="Arial"/>
@@ -15145,7 +15145,7 @@
               <w:spacing w:after="10" w:before="0"/>
               <w:ind w:left="120"/>
             </w:pPr>
-            <w:hyperlink w:history="1" r:id="rIdrv949oqzmylyjpvcb-woo">
+            <w:hyperlink w:history="1" r:id="rIdcp1sh7lbg2ib9k8uz0cg4">
               <w:r>
                 <w:rPr>
                   <w:rFonts w:ascii="Arial" w:cs="Arial" w:eastAsia="Arial" w:hAnsi="Arial"/>
@@ -15340,7 +15340,7 @@
             <w:pPr>
               <w:spacing w:after="20" w:before="0"/>
             </w:pPr>
-            <w:hyperlink w:history="1" r:id="rIdt9cbq5p5xjhwdja2jlyhx">
+            <w:hyperlink w:history="1" r:id="rIdnt7p-dspezkyhuhd9_nks">
               <w:r>
                 <w:rPr>
                   <w:rFonts w:ascii="Arial" w:cs="Arial" w:eastAsia="Arial" w:hAnsi="Arial"/>
@@ -15373,7 +15373,7 @@
               <w:spacing w:after="10" w:before="0"/>
               <w:ind w:left="120"/>
             </w:pPr>
-            <w:hyperlink w:history="1" r:id="rId2nodiwh-qgmjbrk9ah6j8">
+            <w:hyperlink w:history="1" r:id="rIdvbnags6cdtttygzodrbxk">
               <w:r>
                 <w:rPr>
                   <w:rFonts w:ascii="Arial" w:cs="Arial" w:eastAsia="Arial" w:hAnsi="Arial"/>
@@ -15418,7 +15418,7 @@
             <w:pPr>
               <w:spacing w:after="20" w:before="0"/>
             </w:pPr>
-            <w:hyperlink w:history="1" r:id="rIdjshgawg9auqtmo2aqcw3a">
+            <w:hyperlink w:history="1" r:id="rIdhjhiujdc37h_wf4jel0qt">
               <w:r>
                 <w:rPr>
                   <w:rFonts w:ascii="Arial" w:cs="Arial" w:eastAsia="Arial" w:hAnsi="Arial"/>
@@ -15451,7 +15451,7 @@
               <w:spacing w:after="10" w:before="0"/>
               <w:ind w:left="120"/>
             </w:pPr>
-            <w:hyperlink w:history="1" r:id="rIdeosxpk2rg6thma8oqciit">
+            <w:hyperlink w:history="1" r:id="rId_wg69dfrhkkekplegwi5r">
               <w:r>
                 <w:rPr>
                   <w:rFonts w:ascii="Arial" w:cs="Arial" w:eastAsia="Arial" w:hAnsi="Arial"/>
@@ -15646,7 +15646,7 @@
             <w:pPr>
               <w:spacing w:after="20" w:before="0"/>
             </w:pPr>
-            <w:hyperlink w:history="1" r:id="rIdbiqwqvf23cbc0dvecwuib">
+            <w:hyperlink w:history="1" r:id="rIdsje4r69fxehdfcelfyc2m">
               <w:r>
                 <w:rPr>
                   <w:rFonts w:ascii="Arial" w:cs="Arial" w:eastAsia="Arial" w:hAnsi="Arial"/>
@@ -15679,7 +15679,7 @@
               <w:spacing w:after="10" w:before="0"/>
               <w:ind w:left="120"/>
             </w:pPr>
-            <w:hyperlink w:history="1" r:id="rIdmam6bhppkgw5f2re0rfdh">
+            <w:hyperlink w:history="1" r:id="rIdrhvj-mqojdlx_psp5hfhv">
               <w:r>
                 <w:rPr>
                   <w:rFonts w:ascii="Arial" w:cs="Arial" w:eastAsia="Arial" w:hAnsi="Arial"/>
@@ -15724,7 +15724,7 @@
             <w:pPr>
               <w:spacing w:after="20" w:before="0"/>
             </w:pPr>
-            <w:hyperlink w:history="1" r:id="rIdrqupmocktvncrnpfnog1y">
+            <w:hyperlink w:history="1" r:id="rIduc7-2xeaqhcb2y_eyemhx">
               <w:r>
                 <w:rPr>
                   <w:rFonts w:ascii="Arial" w:cs="Arial" w:eastAsia="Arial" w:hAnsi="Arial"/>
@@ -15757,7 +15757,7 @@
               <w:spacing w:after="10" w:before="0"/>
               <w:ind w:left="120"/>
             </w:pPr>
-            <w:hyperlink w:history="1" r:id="rIdtiop_ljncdgj5qhaess87">
+            <w:hyperlink w:history="1" r:id="rIdexdn88_uhhz24vc9condg">
               <w:r>
                 <w:rPr>
                   <w:rFonts w:ascii="Arial" w:cs="Arial" w:eastAsia="Arial" w:hAnsi="Arial"/>
@@ -15952,7 +15952,7 @@
             <w:pPr>
               <w:spacing w:after="20" w:before="0"/>
             </w:pPr>
-            <w:hyperlink w:history="1" r:id="rIdtoiv581jvpwa5qvjamdii">
+            <w:hyperlink w:history="1" r:id="rIdquz975hswrucwfdgbcklx">
               <w:r>
                 <w:rPr>
                   <w:rFonts w:ascii="Arial" w:cs="Arial" w:eastAsia="Arial" w:hAnsi="Arial"/>
@@ -15985,7 +15985,7 @@
               <w:spacing w:after="10" w:before="0"/>
               <w:ind w:left="120"/>
             </w:pPr>
-            <w:hyperlink w:history="1" r:id="rIdfabp6ggw-abyzddqq3_n4">
+            <w:hyperlink w:history="1" r:id="rIdbaid79ihxyta7qk0xwoc7">
               <w:r>
                 <w:rPr>
                   <w:rFonts w:ascii="Arial" w:cs="Arial" w:eastAsia="Arial" w:hAnsi="Arial"/>
@@ -16030,7 +16030,7 @@
             <w:pPr>
               <w:spacing w:after="20" w:before="0"/>
             </w:pPr>
-            <w:hyperlink w:history="1" r:id="rIdo0inlozipdzoepuvghaaz">
+            <w:hyperlink w:history="1" r:id="rId59cudztiqy5kh3_xujfau">
               <w:r>
                 <w:rPr>
                   <w:rFonts w:ascii="Arial" w:cs="Arial" w:eastAsia="Arial" w:hAnsi="Arial"/>
@@ -16063,7 +16063,7 @@
               <w:spacing w:after="10" w:before="0"/>
               <w:ind w:left="120"/>
             </w:pPr>
-            <w:hyperlink w:history="1" r:id="rIdcg8fn42hc8rkupi4emay1">
+            <w:hyperlink w:history="1" r:id="rIdnyyc3x7ehyrt8itbhvb6l">
               <w:r>
                 <w:rPr>
                   <w:rFonts w:ascii="Arial" w:cs="Arial" w:eastAsia="Arial" w:hAnsi="Arial"/>
@@ -17664,7 +17664,7 @@
             <w:pPr>
               <w:spacing w:after="20" w:before="0"/>
             </w:pPr>
-            <w:hyperlink w:history="1" r:id="rIdpbujgdxhgenmoo9wu627d">
+            <w:hyperlink w:history="1" r:id="rIdqv7ru5eomfqvtcygvc43g">
               <w:r>
                 <w:rPr>
                   <w:rFonts w:ascii="Arial" w:cs="Arial" w:eastAsia="Arial" w:hAnsi="Arial"/>
@@ -17697,7 +17697,7 @@
               <w:spacing w:after="10" w:before="0"/>
               <w:ind w:left="120"/>
             </w:pPr>
-            <w:hyperlink w:history="1" r:id="rIdq87qwzykmt6uuv3gbcc9q">
+            <w:hyperlink w:history="1" r:id="rIdwfyfvnmcamxxvm1mmmcdu">
               <w:r>
                 <w:rPr>
                   <w:rFonts w:ascii="Arial" w:cs="Arial" w:eastAsia="Arial" w:hAnsi="Arial"/>
@@ -17742,7 +17742,7 @@
             <w:pPr>
               <w:spacing w:after="20" w:before="0"/>
             </w:pPr>
-            <w:hyperlink w:history="1" r:id="rId4kkmjhdzeccr5fcigo0m_">
+            <w:hyperlink w:history="1" r:id="rId9_wvap_tcke3ctutsboml">
               <w:r>
                 <w:rPr>
                   <w:rFonts w:ascii="Arial" w:cs="Arial" w:eastAsia="Arial" w:hAnsi="Arial"/>
@@ -17775,7 +17775,7 @@
               <w:spacing w:after="10" w:before="0"/>
               <w:ind w:left="120"/>
             </w:pPr>
-            <w:hyperlink w:history="1" r:id="rIdhqlnxjlb_wfkbg5mhaia2">
+            <w:hyperlink w:history="1" r:id="rIdlbyfz4idgfmm7x27vzp1_">
               <w:r>
                 <w:rPr>
                   <w:rFonts w:ascii="Arial" w:cs="Arial" w:eastAsia="Arial" w:hAnsi="Arial"/>
@@ -17970,7 +17970,7 @@
             <w:pPr>
               <w:spacing w:after="20" w:before="0"/>
             </w:pPr>
-            <w:hyperlink w:history="1" r:id="rId_iqy_gdvl3terhhq2kgaj">
+            <w:hyperlink w:history="1" r:id="rIdlynloy10bywyhhu_brrf8">
               <w:r>
                 <w:rPr>
                   <w:rFonts w:ascii="Arial" w:cs="Arial" w:eastAsia="Arial" w:hAnsi="Arial"/>
@@ -18003,7 +18003,7 @@
               <w:spacing w:after="10" w:before="0"/>
               <w:ind w:left="120"/>
             </w:pPr>
-            <w:hyperlink w:history="1" r:id="rIdua5teleqf4a1opt9w8t-q">
+            <w:hyperlink w:history="1" r:id="rIdeuu1saymnq5jdvixfx5w1">
               <w:r>
                 <w:rPr>
                   <w:rFonts w:ascii="Arial" w:cs="Arial" w:eastAsia="Arial" w:hAnsi="Arial"/>
@@ -18048,7 +18048,7 @@
             <w:pPr>
               <w:spacing w:after="20" w:before="0"/>
             </w:pPr>
-            <w:hyperlink w:history="1" r:id="rIdjjbycttcrg5hoh-fsnxli">
+            <w:hyperlink w:history="1" r:id="rIdoefgtzpfzbiulb8kdaxmt">
               <w:r>
                 <w:rPr>
                   <w:rFonts w:ascii="Arial" w:cs="Arial" w:eastAsia="Arial" w:hAnsi="Arial"/>
@@ -18081,7 +18081,7 @@
               <w:spacing w:after="10" w:before="0"/>
               <w:ind w:left="120"/>
             </w:pPr>
-            <w:hyperlink w:history="1" r:id="rIdvinieeeo7ozqkqvpb2uyd">
+            <w:hyperlink w:history="1" r:id="rIde0mk-mvnyvkqmp8fcypgl">
               <w:r>
                 <w:rPr>
                   <w:rFonts w:ascii="Arial" w:cs="Arial" w:eastAsia="Arial" w:hAnsi="Arial"/>
@@ -18276,7 +18276,7 @@
             <w:pPr>
               <w:spacing w:after="20" w:before="0"/>
             </w:pPr>
-            <w:hyperlink w:history="1" r:id="rId3l5maczbn14xkrydkojgr">
+            <w:hyperlink w:history="1" r:id="rId-ig1xfnttksop7ga8sys3">
               <w:r>
                 <w:rPr>
                   <w:rFonts w:ascii="Arial" w:cs="Arial" w:eastAsia="Arial" w:hAnsi="Arial"/>
@@ -18309,7 +18309,7 @@
               <w:spacing w:after="10" w:before="0"/>
               <w:ind w:left="120"/>
             </w:pPr>
-            <w:hyperlink w:history="1" r:id="rIdm-05c6qmcj8rigattgtw7">
+            <w:hyperlink w:history="1" r:id="rIdlyonongdvnt3vvsvfa6uh">
               <w:r>
                 <w:rPr>
                   <w:rFonts w:ascii="Arial" w:cs="Arial" w:eastAsia="Arial" w:hAnsi="Arial"/>
@@ -18354,7 +18354,7 @@
             <w:pPr>
               <w:spacing w:after="20" w:before="0"/>
             </w:pPr>
-            <w:hyperlink w:history="1" r:id="rIdd3lomgqo6oodne5bwcrjh">
+            <w:hyperlink w:history="1" r:id="rIdnkg5cu30qmbeujt9v2ezd">
               <w:r>
                 <w:rPr>
                   <w:rFonts w:ascii="Arial" w:cs="Arial" w:eastAsia="Arial" w:hAnsi="Arial"/>
@@ -18387,7 +18387,7 @@
               <w:spacing w:after="10" w:before="0"/>
               <w:ind w:left="120"/>
             </w:pPr>
-            <w:hyperlink w:history="1" r:id="rIddeqt_m4zlibf436vajt49">
+            <w:hyperlink w:history="1" r:id="rIds1obbfbb7wxskizld8kxe">
               <w:r>
                 <w:rPr>
                   <w:rFonts w:ascii="Arial" w:cs="Arial" w:eastAsia="Arial" w:hAnsi="Arial"/>
@@ -18582,7 +18582,7 @@
             <w:pPr>
               <w:spacing w:after="20" w:before="0"/>
             </w:pPr>
-            <w:hyperlink w:history="1" r:id="rIdkiasyyvercpfybgcvttv9">
+            <w:hyperlink w:history="1" r:id="rIdkd2orzufba7sxmkqnlqay">
               <w:r>
                 <w:rPr>
                   <w:rFonts w:ascii="Arial" w:cs="Arial" w:eastAsia="Arial" w:hAnsi="Arial"/>
@@ -18615,7 +18615,7 @@
               <w:spacing w:after="10" w:before="0"/>
               <w:ind w:left="120"/>
             </w:pPr>
-            <w:hyperlink w:history="1" r:id="rIdq4vmprvl-wk9zy1be7m7p">
+            <w:hyperlink w:history="1" r:id="rIdqfw-_ilpendwfywl0kqgn">
               <w:r>
                 <w:rPr>
                   <w:rFonts w:ascii="Arial" w:cs="Arial" w:eastAsia="Arial" w:hAnsi="Arial"/>
@@ -18660,7 +18660,7 @@
             <w:pPr>
               <w:spacing w:after="20" w:before="0"/>
             </w:pPr>
-            <w:hyperlink w:history="1" r:id="rIdghbcgoikawggeqppq-ckl">
+            <w:hyperlink w:history="1" r:id="rId_zt8tuau79hxstqm78uhn">
               <w:r>
                 <w:rPr>
                   <w:rFonts w:ascii="Arial" w:cs="Arial" w:eastAsia="Arial" w:hAnsi="Arial"/>
@@ -18693,7 +18693,7 @@
               <w:spacing w:after="10" w:before="0"/>
               <w:ind w:left="120"/>
             </w:pPr>
-            <w:hyperlink w:history="1" r:id="rIdr6beuqduk-j_mqd-55_nf">
+            <w:hyperlink w:history="1" r:id="rId-9zjoypblipfmfuwoscze">
               <w:r>
                 <w:rPr>
                   <w:rFonts w:ascii="Arial" w:cs="Arial" w:eastAsia="Arial" w:hAnsi="Arial"/>
@@ -18888,7 +18888,7 @@
             <w:pPr>
               <w:spacing w:after="20" w:before="0"/>
             </w:pPr>
-            <w:hyperlink w:history="1" r:id="rIdkfvb8e0rbkzqvctjz7upi">
+            <w:hyperlink w:history="1" r:id="rIdfvb68n1kes7b70sm1o5ys">
               <w:r>
                 <w:rPr>
                   <w:rFonts w:ascii="Arial" w:cs="Arial" w:eastAsia="Arial" w:hAnsi="Arial"/>
@@ -18921,7 +18921,7 @@
               <w:spacing w:after="10" w:before="0"/>
               <w:ind w:left="120"/>
             </w:pPr>
-            <w:hyperlink w:history="1" r:id="rIdfym1k52yvaaqhpkevw-fz">
+            <w:hyperlink w:history="1" r:id="rIdkuuvlftlsgtzryqsjvv4w">
               <w:r>
                 <w:rPr>
                   <w:rFonts w:ascii="Arial" w:cs="Arial" w:eastAsia="Arial" w:hAnsi="Arial"/>
@@ -18966,7 +18966,7 @@
             <w:pPr>
               <w:spacing w:after="20" w:before="0"/>
             </w:pPr>
-            <w:hyperlink w:history="1" r:id="rIdohiltt3ke0as6pe_1bzk5">
+            <w:hyperlink w:history="1" r:id="rIditz8p9mxhcbjjjdufiqe0">
               <w:r>
                 <w:rPr>
                   <w:rFonts w:ascii="Arial" w:cs="Arial" w:eastAsia="Arial" w:hAnsi="Arial"/>
@@ -18999,7 +18999,7 @@
               <w:spacing w:after="10" w:before="0"/>
               <w:ind w:left="120"/>
             </w:pPr>
-            <w:hyperlink w:history="1" r:id="rIdljup2y-fol2ynjtvgu77t">
+            <w:hyperlink w:history="1" r:id="rIda9mltyygs-t6o_dtck2z0">
               <w:r>
                 <w:rPr>
                   <w:rFonts w:ascii="Arial" w:cs="Arial" w:eastAsia="Arial" w:hAnsi="Arial"/>
@@ -20487,7 +20487,7 @@
             <w:pPr>
               <w:spacing w:after="20" w:before="0"/>
             </w:pPr>
-            <w:hyperlink w:history="1" r:id="rIddmzwsuodiyqyx64n-nlbz">
+            <w:hyperlink w:history="1" r:id="rIddyhrm28ct8zwzo-ekezuz">
               <w:r>
                 <w:rPr>
                   <w:rFonts w:ascii="Arial" w:cs="Arial" w:eastAsia="Arial" w:hAnsi="Arial"/>
@@ -20520,7 +20520,7 @@
               <w:spacing w:after="10" w:before="0"/>
               <w:ind w:left="120"/>
             </w:pPr>
-            <w:hyperlink w:history="1" r:id="rIduekxsjzrpz6sliidzuhgs">
+            <w:hyperlink w:history="1" r:id="rId5g0a67yrb4wp6dbj-u2ec">
               <w:r>
                 <w:rPr>
                   <w:rFonts w:ascii="Arial" w:cs="Arial" w:eastAsia="Arial" w:hAnsi="Arial"/>
@@ -20565,7 +20565,7 @@
             <w:pPr>
               <w:spacing w:after="20" w:before="0"/>
             </w:pPr>
-            <w:hyperlink w:history="1" r:id="rIdjxlj2vqdcqtcrrjutwbfh">
+            <w:hyperlink w:history="1" r:id="rIdff6elvsd_ohcjsc_wpr2-">
               <w:r>
                 <w:rPr>
                   <w:rFonts w:ascii="Arial" w:cs="Arial" w:eastAsia="Arial" w:hAnsi="Arial"/>
@@ -20598,7 +20598,7 @@
               <w:spacing w:after="10" w:before="0"/>
               <w:ind w:left="120"/>
             </w:pPr>
-            <w:hyperlink w:history="1" r:id="rIda4v_jvkmvq2rhgvl7x--s">
+            <w:hyperlink w:history="1" r:id="rIdc8pmsh5rxcfuspp9ecgpc">
               <w:r>
                 <w:rPr>
                   <w:rFonts w:ascii="Arial" w:cs="Arial" w:eastAsia="Arial" w:hAnsi="Arial"/>
@@ -20869,7 +20869,7 @@
             <w:pPr>
               <w:spacing w:after="20" w:before="0"/>
             </w:pPr>
-            <w:hyperlink w:history="1" r:id="rIdaawxwe425qfkdkxsalza3">
+            <w:hyperlink w:history="1" r:id="rId3xyym5e63cashovidmknr">
               <w:r>
                 <w:rPr>
                   <w:rFonts w:ascii="Arial" w:cs="Arial" w:eastAsia="Arial" w:hAnsi="Arial"/>
@@ -20902,7 +20902,7 @@
               <w:spacing w:after="10" w:before="0"/>
               <w:ind w:left="120"/>
             </w:pPr>
-            <w:hyperlink w:history="1" r:id="rId1ks-iol2luaw2fph96gtx">
+            <w:hyperlink w:history="1" r:id="rIdspsrqo5yq0ttqznl4p3he">
               <w:r>
                 <w:rPr>
                   <w:rFonts w:ascii="Arial" w:cs="Arial" w:eastAsia="Arial" w:hAnsi="Arial"/>
@@ -20947,7 +20947,7 @@
             <w:pPr>
               <w:spacing w:after="20" w:before="0"/>
             </w:pPr>
-            <w:hyperlink w:history="1" r:id="rId7ia1i-dxllwqiberwr5z5">
+            <w:hyperlink w:history="1" r:id="rIdzwxxv_amltepehccugrtt">
               <w:r>
                 <w:rPr>
                   <w:rFonts w:ascii="Arial" w:cs="Arial" w:eastAsia="Arial" w:hAnsi="Arial"/>
@@ -20980,7 +20980,7 @@
               <w:spacing w:after="10" w:before="0"/>
               <w:ind w:left="120"/>
             </w:pPr>
-            <w:hyperlink w:history="1" r:id="rIdow_ms7oeekrffbm3igs82">
+            <w:hyperlink w:history="1" r:id="rIdfjmrsxt7prru0ldnsx_y-">
               <w:r>
                 <w:rPr>
                   <w:rFonts w:ascii="Arial" w:cs="Arial" w:eastAsia="Arial" w:hAnsi="Arial"/>
@@ -21479,7 +21479,7 @@
             <w:pPr>
               <w:spacing w:after="20" w:before="0"/>
             </w:pPr>
-            <w:hyperlink w:history="1" r:id="rIdd8qatm9bm8b94jv24n4nb">
+            <w:hyperlink w:history="1" r:id="rIdg8rcsscug6urzv9364l6b">
               <w:r>
                 <w:rPr>
                   <w:rFonts w:ascii="Arial" w:cs="Arial" w:eastAsia="Arial" w:hAnsi="Arial"/>
@@ -21512,7 +21512,7 @@
               <w:spacing w:after="10" w:before="0"/>
               <w:ind w:left="120"/>
             </w:pPr>
-            <w:hyperlink w:history="1" r:id="rId4m11gj79r2rgfmyeaammp">
+            <w:hyperlink w:history="1" r:id="rIdtjodms3g1mgt_crzmbylk">
               <w:r>
                 <w:rPr>
                   <w:rFonts w:ascii="Arial" w:cs="Arial" w:eastAsia="Arial" w:hAnsi="Arial"/>
@@ -21557,7 +21557,7 @@
             <w:pPr>
               <w:spacing w:after="20" w:before="0"/>
             </w:pPr>
-            <w:hyperlink w:history="1" r:id="rIdhiiosbp1myjk6pyyiwvnj">
+            <w:hyperlink w:history="1" r:id="rIdkbpydyazvqa5o-varoyve">
               <w:r>
                 <w:rPr>
                   <w:rFonts w:ascii="Arial" w:cs="Arial" w:eastAsia="Arial" w:hAnsi="Arial"/>
@@ -21590,7 +21590,7 @@
               <w:spacing w:after="10" w:before="0"/>
               <w:ind w:left="120"/>
             </w:pPr>
-            <w:hyperlink w:history="1" r:id="rIdytdvpdvleujj1zxlfeh10">
+            <w:hyperlink w:history="1" r:id="rIdmmdvl0foskuywohaf6zoc">
               <w:r>
                 <w:rPr>
                   <w:rFonts w:ascii="Arial" w:cs="Arial" w:eastAsia="Arial" w:hAnsi="Arial"/>
@@ -21861,7 +21861,7 @@
             <w:pPr>
               <w:spacing w:after="20" w:before="0"/>
             </w:pPr>
-            <w:hyperlink w:history="1" r:id="rIdoujvcci67eygyzlwtwbla">
+            <w:hyperlink w:history="1" r:id="rIdwlbc_4mlkv3cprdkqkkgq">
               <w:r>
                 <w:rPr>
                   <w:rFonts w:ascii="Arial" w:cs="Arial" w:eastAsia="Arial" w:hAnsi="Arial"/>
@@ -21894,7 +21894,7 @@
               <w:spacing w:after="10" w:before="0"/>
               <w:ind w:left="120"/>
             </w:pPr>
-            <w:hyperlink w:history="1" r:id="rIdntzluqv2apm-qoxlljlk2">
+            <w:hyperlink w:history="1" r:id="rIdlnj2s11jg7siv9gj19e9q">
               <w:r>
                 <w:rPr>
                   <w:rFonts w:ascii="Arial" w:cs="Arial" w:eastAsia="Arial" w:hAnsi="Arial"/>
@@ -21939,7 +21939,7 @@
             <w:pPr>
               <w:spacing w:after="20" w:before="0"/>
             </w:pPr>
-            <w:hyperlink w:history="1" r:id="rIdxrp6hgb4hhdviyfneqxor">
+            <w:hyperlink w:history="1" r:id="rIdxce3chebzs77lyplqrmbl">
               <w:r>
                 <w:rPr>
                   <w:rFonts w:ascii="Arial" w:cs="Arial" w:eastAsia="Arial" w:hAnsi="Arial"/>
@@ -21972,7 +21972,7 @@
               <w:spacing w:after="10" w:before="0"/>
               <w:ind w:left="120"/>
             </w:pPr>
-            <w:hyperlink w:history="1" r:id="rId-duvml4_xf51segbsypzg">
+            <w:hyperlink w:history="1" r:id="rId5uwjgvrzsff1fmfbd1ofr">
               <w:r>
                 <w:rPr>
                   <w:rFonts w:ascii="Arial" w:cs="Arial" w:eastAsia="Arial" w:hAnsi="Arial"/>
@@ -22243,7 +22243,7 @@
             <w:pPr>
               <w:spacing w:after="20" w:before="0"/>
             </w:pPr>
-            <w:hyperlink w:history="1" r:id="rIdymipdojoekyukdyxb0hd7">
+            <w:hyperlink w:history="1" r:id="rId791-wdhasc11nyn-tlkic">
               <w:r>
                 <w:rPr>
                   <w:rFonts w:ascii="Arial" w:cs="Arial" w:eastAsia="Arial" w:hAnsi="Arial"/>
@@ -22276,7 +22276,7 @@
               <w:spacing w:after="10" w:before="0"/>
               <w:ind w:left="120"/>
             </w:pPr>
-            <w:hyperlink w:history="1" r:id="rIdexapcbcc7tl6fdebrtf3n">
+            <w:hyperlink w:history="1" r:id="rIdmixnx_zwptymnlqi4oc90">
               <w:r>
                 <w:rPr>
                   <w:rFonts w:ascii="Arial" w:cs="Arial" w:eastAsia="Arial" w:hAnsi="Arial"/>
@@ -22321,7 +22321,7 @@
             <w:pPr>
               <w:spacing w:after="20" w:before="0"/>
             </w:pPr>
-            <w:hyperlink w:history="1" r:id="rIdrprgu4olbxxfgvqwayvz2">
+            <w:hyperlink w:history="1" r:id="rId13haiobktbrogloctqvwg">
               <w:r>
                 <w:rPr>
                   <w:rFonts w:ascii="Arial" w:cs="Arial" w:eastAsia="Arial" w:hAnsi="Arial"/>
@@ -22354,7 +22354,7 @@
               <w:spacing w:after="10" w:before="0"/>
               <w:ind w:left="120"/>
             </w:pPr>
-            <w:hyperlink w:history="1" r:id="rIdmsugakx1spn0fklky_e81">
+            <w:hyperlink w:history="1" r:id="rIdvuuk9jtpwhyz7ql_02qjk">
               <w:r>
                 <w:rPr>
                   <w:rFonts w:ascii="Arial" w:cs="Arial" w:eastAsia="Arial" w:hAnsi="Arial"/>
@@ -23955,7 +23955,7 @@
             <w:pPr>
               <w:spacing w:after="20" w:before="0"/>
             </w:pPr>
-            <w:hyperlink w:history="1" r:id="rIdmaw6vvlik5tvul9nof2-e">
+            <w:hyperlink w:history="1" r:id="rIdxxl2mcbwuhzdhm5zxfjje">
               <w:r>
                 <w:rPr>
                   <w:rFonts w:ascii="Arial" w:cs="Arial" w:eastAsia="Arial" w:hAnsi="Arial"/>
@@ -23988,7 +23988,7 @@
               <w:spacing w:after="10" w:before="0"/>
               <w:ind w:left="120"/>
             </w:pPr>
-            <w:hyperlink w:history="1" r:id="rIdxi_ojjigmutzsk8gr2fz8">
+            <w:hyperlink w:history="1" r:id="rIdqnojqx72ovmeprxj0zmmg">
               <w:r>
                 <w:rPr>
                   <w:rFonts w:ascii="Arial" w:cs="Arial" w:eastAsia="Arial" w:hAnsi="Arial"/>
@@ -24033,7 +24033,7 @@
             <w:pPr>
               <w:spacing w:after="20" w:before="0"/>
             </w:pPr>
-            <w:hyperlink w:history="1" r:id="rIdqns_u1wpgwdcdrevnlxzk">
+            <w:hyperlink w:history="1" r:id="rIdwhxbbyw2v_6ll7tsccab8">
               <w:r>
                 <w:rPr>
                   <w:rFonts w:ascii="Arial" w:cs="Arial" w:eastAsia="Arial" w:hAnsi="Arial"/>
@@ -24066,7 +24066,7 @@
               <w:spacing w:after="10" w:before="0"/>
               <w:ind w:left="120"/>
             </w:pPr>
-            <w:hyperlink w:history="1" r:id="rIdr_0qjsrew_pn9esrcilu7">
+            <w:hyperlink w:history="1" r:id="rIdhlsjza8gxli9gnzhi4wxr">
               <w:r>
                 <w:rPr>
                   <w:rFonts w:ascii="Arial" w:cs="Arial" w:eastAsia="Arial" w:hAnsi="Arial"/>
@@ -24261,7 +24261,7 @@
             <w:pPr>
               <w:spacing w:after="20" w:before="0"/>
             </w:pPr>
-            <w:hyperlink w:history="1" r:id="rIdbylejghwdv7wuciaynrra">
+            <w:hyperlink w:history="1" r:id="rIdm8oshgczeuw4g73-wyclp">
               <w:r>
                 <w:rPr>
                   <w:rFonts w:ascii="Arial" w:cs="Arial" w:eastAsia="Arial" w:hAnsi="Arial"/>
@@ -24294,7 +24294,7 @@
               <w:spacing w:after="10" w:before="0"/>
               <w:ind w:left="120"/>
             </w:pPr>
-            <w:hyperlink w:history="1" r:id="rIdeafxn031_0d90ixft2kfj">
+            <w:hyperlink w:history="1" r:id="rIdfwfhvejpw_m3ap2y2yzox">
               <w:r>
                 <w:rPr>
                   <w:rFonts w:ascii="Arial" w:cs="Arial" w:eastAsia="Arial" w:hAnsi="Arial"/>
@@ -24339,7 +24339,7 @@
             <w:pPr>
               <w:spacing w:after="20" w:before="0"/>
             </w:pPr>
-            <w:hyperlink w:history="1" r:id="rIdczyrv3df2akapzujb4qbt">
+            <w:hyperlink w:history="1" r:id="rIdifggatbadjzmvkhe-7amn">
               <w:r>
                 <w:rPr>
                   <w:rFonts w:ascii="Arial" w:cs="Arial" w:eastAsia="Arial" w:hAnsi="Arial"/>
@@ -24372,7 +24372,7 @@
               <w:spacing w:after="10" w:before="0"/>
               <w:ind w:left="120"/>
             </w:pPr>
-            <w:hyperlink w:history="1" r:id="rId1bsvj7hre9ltr0strtllq">
+            <w:hyperlink w:history="1" r:id="rIda4eo39qpncdcgj1l4wrfm">
               <w:r>
                 <w:rPr>
                   <w:rFonts w:ascii="Arial" w:cs="Arial" w:eastAsia="Arial" w:hAnsi="Arial"/>
@@ -24567,7 +24567,7 @@
             <w:pPr>
               <w:spacing w:after="20" w:before="0"/>
             </w:pPr>
-            <w:hyperlink w:history="1" r:id="rIdmm8p8s9pu-pepy4r3lbrz">
+            <w:hyperlink w:history="1" r:id="rIdlsgykounwx0tmgnurbfe1">
               <w:r>
                 <w:rPr>
                   <w:rFonts w:ascii="Arial" w:cs="Arial" w:eastAsia="Arial" w:hAnsi="Arial"/>
@@ -24600,7 +24600,7 @@
               <w:spacing w:after="10" w:before="0"/>
               <w:ind w:left="120"/>
             </w:pPr>
-            <w:hyperlink w:history="1" r:id="rIdix4b4x7wbstwudl9kjox4">
+            <w:hyperlink w:history="1" r:id="rId5ipaj8ptwzqh2tln32zlr">
               <w:r>
                 <w:rPr>
                   <w:rFonts w:ascii="Arial" w:cs="Arial" w:eastAsia="Arial" w:hAnsi="Arial"/>
@@ -24645,7 +24645,7 @@
             <w:pPr>
               <w:spacing w:after="20" w:before="0"/>
             </w:pPr>
-            <w:hyperlink w:history="1" r:id="rIdpfpobiyzrujiwzadix_cc">
+            <w:hyperlink w:history="1" r:id="rIdhpx8h8g4adwx23umosaqd">
               <w:r>
                 <w:rPr>
                   <w:rFonts w:ascii="Arial" w:cs="Arial" w:eastAsia="Arial" w:hAnsi="Arial"/>
@@ -24678,7 +24678,7 @@
               <w:spacing w:after="10" w:before="0"/>
               <w:ind w:left="120"/>
             </w:pPr>
-            <w:hyperlink w:history="1" r:id="rId4cswngbiflyrm_6zp5u5x">
+            <w:hyperlink w:history="1" r:id="rIdtjtbps4wf4jldmpvieib1">
               <w:r>
                 <w:rPr>
                   <w:rFonts w:ascii="Arial" w:cs="Arial" w:eastAsia="Arial" w:hAnsi="Arial"/>
@@ -24873,7 +24873,7 @@
             <w:pPr>
               <w:spacing w:after="20" w:before="0"/>
             </w:pPr>
-            <w:hyperlink w:history="1" r:id="rIddpwqroq-cu7nrb2dtuos2">
+            <w:hyperlink w:history="1" r:id="rIdgsw9xjcvpeju-1s5pl83f">
               <w:r>
                 <w:rPr>
                   <w:rFonts w:ascii="Arial" w:cs="Arial" w:eastAsia="Arial" w:hAnsi="Arial"/>
@@ -24906,7 +24906,7 @@
               <w:spacing w:after="10" w:before="0"/>
               <w:ind w:left="120"/>
             </w:pPr>
-            <w:hyperlink w:history="1" r:id="rIdqdayimuzvmh9rptqjhc_b">
+            <w:hyperlink w:history="1" r:id="rIdktfjepqrf1zkzs5lztoij">
               <w:r>
                 <w:rPr>
                   <w:rFonts w:ascii="Arial" w:cs="Arial" w:eastAsia="Arial" w:hAnsi="Arial"/>
@@ -24951,7 +24951,7 @@
             <w:pPr>
               <w:spacing w:after="20" w:before="0"/>
             </w:pPr>
-            <w:hyperlink w:history="1" r:id="rIdqdmjcyifhsnt1jjmvnxgs">
+            <w:hyperlink w:history="1" r:id="rIddmxfhazjmaj-sxfecea-3">
               <w:r>
                 <w:rPr>
                   <w:rFonts w:ascii="Arial" w:cs="Arial" w:eastAsia="Arial" w:hAnsi="Arial"/>
@@ -24984,7 +24984,7 @@
               <w:spacing w:after="10" w:before="0"/>
               <w:ind w:left="120"/>
             </w:pPr>
-            <w:hyperlink w:history="1" r:id="rIdiahjj3ia16vrrdtkeqba4">
+            <w:hyperlink w:history="1" r:id="rIdvwdixrc-z_yymlyahx6zm">
               <w:r>
                 <w:rPr>
                   <w:rFonts w:ascii="Arial" w:cs="Arial" w:eastAsia="Arial" w:hAnsi="Arial"/>
@@ -25179,7 +25179,7 @@
             <w:pPr>
               <w:spacing w:after="20" w:before="0"/>
             </w:pPr>
-            <w:hyperlink w:history="1" r:id="rIdgzr1txm33nyr4bo9ooytv">
+            <w:hyperlink w:history="1" r:id="rIdugbrczwusyz8ctwoqxoqr">
               <w:r>
                 <w:rPr>
                   <w:rFonts w:ascii="Arial" w:cs="Arial" w:eastAsia="Arial" w:hAnsi="Arial"/>
@@ -25212,7 +25212,7 @@
               <w:spacing w:after="10" w:before="0"/>
               <w:ind w:left="120"/>
             </w:pPr>
-            <w:hyperlink w:history="1" r:id="rIdj74tmqp347ji2mu6luii6">
+            <w:hyperlink w:history="1" r:id="rIdm07wydajdnan4vlcc_ivr">
               <w:r>
                 <w:rPr>
                   <w:rFonts w:ascii="Arial" w:cs="Arial" w:eastAsia="Arial" w:hAnsi="Arial"/>
@@ -25257,7 +25257,7 @@
             <w:pPr>
               <w:spacing w:after="20" w:before="0"/>
             </w:pPr>
-            <w:hyperlink w:history="1" r:id="rIdqbnoo84ufj1ln30u0mtdc">
+            <w:hyperlink w:history="1" r:id="rIddqfmlw4ayngqbepc7gqlg">
               <w:r>
                 <w:rPr>
                   <w:rFonts w:ascii="Arial" w:cs="Arial" w:eastAsia="Arial" w:hAnsi="Arial"/>
@@ -25290,7 +25290,7 @@
               <w:spacing w:after="10" w:before="0"/>
               <w:ind w:left="120"/>
             </w:pPr>
-            <w:hyperlink w:history="1" r:id="rIdswlq8idhn4p40fdk9dd6y">
+            <w:hyperlink w:history="1" r:id="rIdplrgttbsumsnbkasgmfow">
               <w:r>
                 <w:rPr>
                   <w:rFonts w:ascii="Arial" w:cs="Arial" w:eastAsia="Arial" w:hAnsi="Arial"/>
@@ -26777,7 +26777,7 @@
             <w:pPr>
               <w:spacing w:after="20" w:before="0"/>
             </w:pPr>
-            <w:hyperlink w:history="1" r:id="rIdt40qe63rvaqvimh7bzfhe">
+            <w:hyperlink w:history="1" r:id="rId8lurmdfed8be4pp-tv2xt">
               <w:r>
                 <w:rPr>
                   <w:rFonts w:ascii="Arial" w:cs="Arial" w:eastAsia="Arial" w:hAnsi="Arial"/>
@@ -26810,7 +26810,7 @@
               <w:spacing w:after="10" w:before="0"/>
               <w:ind w:left="120"/>
             </w:pPr>
-            <w:hyperlink w:history="1" r:id="rIdy0ldaejtb-_uqsie2_xoi">
+            <w:hyperlink w:history="1" r:id="rIdip_sjaewzxg1xfh5qzvko">
               <w:r>
                 <w:rPr>
                   <w:rFonts w:ascii="Arial" w:cs="Arial" w:eastAsia="Arial" w:hAnsi="Arial"/>
@@ -26855,7 +26855,7 @@
             <w:pPr>
               <w:spacing w:after="20" w:before="0"/>
             </w:pPr>
-            <w:hyperlink w:history="1" r:id="rId_to2s7vssekr-qcbxgtvr">
+            <w:hyperlink w:history="1" r:id="rIdan3hljffdr6ujiijwf4ad">
               <w:r>
                 <w:rPr>
                   <w:rFonts w:ascii="Arial" w:cs="Arial" w:eastAsia="Arial" w:hAnsi="Arial"/>
@@ -26888,7 +26888,7 @@
               <w:spacing w:after="10" w:before="0"/>
               <w:ind w:left="120"/>
             </w:pPr>
-            <w:hyperlink w:history="1" r:id="rIdnxxsaexcr4d-b0nz-eoz7">
+            <w:hyperlink w:history="1" r:id="rId3qli8lxdjpbszyaztzvz2">
               <w:r>
                 <w:rPr>
                   <w:rFonts w:ascii="Arial" w:cs="Arial" w:eastAsia="Arial" w:hAnsi="Arial"/>
@@ -27083,7 +27083,7 @@
             <w:pPr>
               <w:spacing w:after="20" w:before="0"/>
             </w:pPr>
-            <w:hyperlink w:history="1" r:id="rIdqyl9qxda4elxawysx1k2j">
+            <w:hyperlink w:history="1" r:id="rIdhw0uycfpfg9icazzj41h-">
               <w:r>
                 <w:rPr>
                   <w:rFonts w:ascii="Arial" w:cs="Arial" w:eastAsia="Arial" w:hAnsi="Arial"/>
@@ -27116,7 +27116,7 @@
               <w:spacing w:after="10" w:before="0"/>
               <w:ind w:left="120"/>
             </w:pPr>
-            <w:hyperlink w:history="1" r:id="rIdchct2mkclou9yh1_nydxj">
+            <w:hyperlink w:history="1" r:id="rIdovzysy2bou5h3nn_pi0ed">
               <w:r>
                 <w:rPr>
                   <w:rFonts w:ascii="Arial" w:cs="Arial" w:eastAsia="Arial" w:hAnsi="Arial"/>
@@ -27161,7 +27161,7 @@
             <w:pPr>
               <w:spacing w:after="20" w:before="0"/>
             </w:pPr>
-            <w:hyperlink w:history="1" r:id="rIdzb-tfb_dsrs2gj3vspasu">
+            <w:hyperlink w:history="1" r:id="rIdknovheno_k8_pcowref1q">
               <w:r>
                 <w:rPr>
                   <w:rFonts w:ascii="Arial" w:cs="Arial" w:eastAsia="Arial" w:hAnsi="Arial"/>
@@ -27194,7 +27194,7 @@
               <w:spacing w:after="10" w:before="0"/>
               <w:ind w:left="120"/>
             </w:pPr>
-            <w:hyperlink w:history="1" r:id="rIdmou2dyfiuy4qpbza3plqb">
+            <w:hyperlink w:history="1" r:id="rId4iy-gnys5tcaqoq0flh9j">
               <w:r>
                 <w:rPr>
                   <w:rFonts w:ascii="Arial" w:cs="Arial" w:eastAsia="Arial" w:hAnsi="Arial"/>
@@ -27389,7 +27389,7 @@
             <w:pPr>
               <w:spacing w:after="20" w:before="0"/>
             </w:pPr>
-            <w:hyperlink w:history="1" r:id="rIdorv-31wwcw2anlz7t_jwk">
+            <w:hyperlink w:history="1" r:id="rIdbjdhy1pxrwb7_1nshb5zc">
               <w:r>
                 <w:rPr>
                   <w:rFonts w:ascii="Arial" w:cs="Arial" w:eastAsia="Arial" w:hAnsi="Arial"/>
@@ -27422,7 +27422,7 @@
               <w:spacing w:after="10" w:before="0"/>
               <w:ind w:left="120"/>
             </w:pPr>
-            <w:hyperlink w:history="1" r:id="rIdgrh5lsotfp92beryp8tio">
+            <w:hyperlink w:history="1" r:id="rId_vfopgmjsisr5wz_4fieq">
               <w:r>
                 <w:rPr>
                   <w:rFonts w:ascii="Arial" w:cs="Arial" w:eastAsia="Arial" w:hAnsi="Arial"/>
@@ -27467,7 +27467,7 @@
             <w:pPr>
               <w:spacing w:after="20" w:before="0"/>
             </w:pPr>
-            <w:hyperlink w:history="1" r:id="rIdjkuqxgtrcze-l2o8dqpaz">
+            <w:hyperlink w:history="1" r:id="rIdvmkw-l9j4awfulehr_1vh">
               <w:r>
                 <w:rPr>
                   <w:rFonts w:ascii="Arial" w:cs="Arial" w:eastAsia="Arial" w:hAnsi="Arial"/>
@@ -27500,7 +27500,7 @@
               <w:spacing w:after="10" w:before="0"/>
               <w:ind w:left="120"/>
             </w:pPr>
-            <w:hyperlink w:history="1" r:id="rIdl6qfa3gktbsd_t6xnz2pb">
+            <w:hyperlink w:history="1" r:id="rIddkdg3w4ziabgvmalbs1cd">
               <w:r>
                 <w:rPr>
                   <w:rFonts w:ascii="Arial" w:cs="Arial" w:eastAsia="Arial" w:hAnsi="Arial"/>
@@ -27695,7 +27695,7 @@
             <w:pPr>
               <w:spacing w:after="20" w:before="0"/>
             </w:pPr>
-            <w:hyperlink w:history="1" r:id="rIdq8_scwvsgisw8zdk3lopm">
+            <w:hyperlink w:history="1" r:id="rId61srrblktjswmiafnw1lf">
               <w:r>
                 <w:rPr>
                   <w:rFonts w:ascii="Arial" w:cs="Arial" w:eastAsia="Arial" w:hAnsi="Arial"/>
@@ -27728,7 +27728,7 @@
               <w:spacing w:after="10" w:before="0"/>
               <w:ind w:left="120"/>
             </w:pPr>
-            <w:hyperlink w:history="1" r:id="rIdeua_d_4e0eqjsoqfzjnt2">
+            <w:hyperlink w:history="1" r:id="rIdp3cqfzezn3sqztnniw2ow">
               <w:r>
                 <w:rPr>
                   <w:rFonts w:ascii="Arial" w:cs="Arial" w:eastAsia="Arial" w:hAnsi="Arial"/>
@@ -27773,7 +27773,7 @@
             <w:pPr>
               <w:spacing w:after="20" w:before="0"/>
             </w:pPr>
-            <w:hyperlink w:history="1" r:id="rIdatkz5wi7dnzoanizptxss">
+            <w:hyperlink w:history="1" r:id="rIdzp_ofogzi3aif6obc6clg">
               <w:r>
                 <w:rPr>
                   <w:rFonts w:ascii="Arial" w:cs="Arial" w:eastAsia="Arial" w:hAnsi="Arial"/>
@@ -27806,7 +27806,7 @@
               <w:spacing w:after="10" w:before="0"/>
               <w:ind w:left="120"/>
             </w:pPr>
-            <w:hyperlink w:history="1" r:id="rIdftsl4bi_cd7qew9okf8uj">
+            <w:hyperlink w:history="1" r:id="rIdzaw82jbljjkrqoarv2eiv">
               <w:r>
                 <w:rPr>
                   <w:rFonts w:ascii="Arial" w:cs="Arial" w:eastAsia="Arial" w:hAnsi="Arial"/>
@@ -28001,7 +28001,7 @@
             <w:pPr>
               <w:spacing w:after="20" w:before="0"/>
             </w:pPr>
-            <w:hyperlink w:history="1" r:id="rIdpziufusr7ftiaybcuoln9">
+            <w:hyperlink w:history="1" r:id="rIda9cc7dmntm95vvxyqfzax">
               <w:r>
                 <w:rPr>
                   <w:rFonts w:ascii="Arial" w:cs="Arial" w:eastAsia="Arial" w:hAnsi="Arial"/>
@@ -28034,7 +28034,7 @@
               <w:spacing w:after="10" w:before="0"/>
               <w:ind w:left="120"/>
             </w:pPr>
-            <w:hyperlink w:history="1" r:id="rIdbvb6oqwmayvud9ygpuldp">
+            <w:hyperlink w:history="1" r:id="rIdegkal3hwyrgsmlgjkfqla">
               <w:r>
                 <w:rPr>
                   <w:rFonts w:ascii="Arial" w:cs="Arial" w:eastAsia="Arial" w:hAnsi="Arial"/>
@@ -28079,7 +28079,7 @@
             <w:pPr>
               <w:spacing w:after="20" w:before="0"/>
             </w:pPr>
-            <w:hyperlink w:history="1" r:id="rId-tjl3ahts3orkuuu3dxnl">
+            <w:hyperlink w:history="1" r:id="rIdztl9awjqtfum4ro8w80rx">
               <w:r>
                 <w:rPr>
                   <w:rFonts w:ascii="Arial" w:cs="Arial" w:eastAsia="Arial" w:hAnsi="Arial"/>
@@ -28112,7 +28112,7 @@
               <w:spacing w:after="10" w:before="0"/>
               <w:ind w:left="120"/>
             </w:pPr>
-            <w:hyperlink w:history="1" r:id="rIdzp1q2zoiqqwrlisv0kga9">
+            <w:hyperlink w:history="1" r:id="rIdxdvbj2qzv7xiecfmfx1lm">
               <w:r>
                 <w:rPr>
                   <w:rFonts w:ascii="Arial" w:cs="Arial" w:eastAsia="Arial" w:hAnsi="Arial"/>
@@ -29599,7 +29599,7 @@
             <w:pPr>
               <w:spacing w:after="20" w:before="0"/>
             </w:pPr>
-            <w:hyperlink w:history="1" r:id="rIdgzsvtirwtcgrode_e8gbf">
+            <w:hyperlink w:history="1" r:id="rIde-fq__kdw51iw01m0ojpg">
               <w:r>
                 <w:rPr>
                   <w:rFonts w:ascii="Arial" w:cs="Arial" w:eastAsia="Arial" w:hAnsi="Arial"/>
@@ -29632,7 +29632,7 @@
               <w:spacing w:after="10" w:before="0"/>
               <w:ind w:left="120"/>
             </w:pPr>
-            <w:hyperlink w:history="1" r:id="rIdxsawu0qconpr6zjwcghpa">
+            <w:hyperlink w:history="1" r:id="rIdmxmd6fjlmmqwuejn6g3rs">
               <w:r>
                 <w:rPr>
                   <w:rFonts w:ascii="Arial" w:cs="Arial" w:eastAsia="Arial" w:hAnsi="Arial"/>
@@ -29677,7 +29677,7 @@
             <w:pPr>
               <w:spacing w:after="20" w:before="0"/>
             </w:pPr>
-            <w:hyperlink w:history="1" r:id="rIdzfxo3269zvur13_frkgts">
+            <w:hyperlink w:history="1" r:id="rIdzpjz70dbzpmlhhtfopb2m">
               <w:r>
                 <w:rPr>
                   <w:rFonts w:ascii="Arial" w:cs="Arial" w:eastAsia="Arial" w:hAnsi="Arial"/>
@@ -29710,7 +29710,7 @@
               <w:spacing w:after="10" w:before="0"/>
               <w:ind w:left="120"/>
             </w:pPr>
-            <w:hyperlink w:history="1" r:id="rIdopwy_scio3kcbuc8uhk3q">
+            <w:hyperlink w:history="1" r:id="rIduhu09cn9dzhqxbezdolvj">
               <w:r>
                 <w:rPr>
                   <w:rFonts w:ascii="Arial" w:cs="Arial" w:eastAsia="Arial" w:hAnsi="Arial"/>
@@ -29905,7 +29905,7 @@
             <w:pPr>
               <w:spacing w:after="20" w:before="0"/>
             </w:pPr>
-            <w:hyperlink w:history="1" r:id="rIdgyw1g74nvuqkoxjpenggw">
+            <w:hyperlink w:history="1" r:id="rIdi6mn0np3ktqdca-xxzowt">
               <w:r>
                 <w:rPr>
                   <w:rFonts w:ascii="Arial" w:cs="Arial" w:eastAsia="Arial" w:hAnsi="Arial"/>
@@ -29938,7 +29938,7 @@
               <w:spacing w:after="10" w:before="0"/>
               <w:ind w:left="120"/>
             </w:pPr>
-            <w:hyperlink w:history="1" r:id="rIdumq8xlehpwpv3pqlymxda">
+            <w:hyperlink w:history="1" r:id="rIdgpreh5wvsfostiijydvne">
               <w:r>
                 <w:rPr>
                   <w:rFonts w:ascii="Arial" w:cs="Arial" w:eastAsia="Arial" w:hAnsi="Arial"/>
@@ -29983,7 +29983,7 @@
             <w:pPr>
               <w:spacing w:after="20" w:before="0"/>
             </w:pPr>
-            <w:hyperlink w:history="1" r:id="rIdpltsq5uqgkqduc_roiwku">
+            <w:hyperlink w:history="1" r:id="rIdhfqmvs3ya2wsw4nejz4de">
               <w:r>
                 <w:rPr>
                   <w:rFonts w:ascii="Arial" w:cs="Arial" w:eastAsia="Arial" w:hAnsi="Arial"/>
@@ -30016,7 +30016,7 @@
               <w:spacing w:after="10" w:before="0"/>
               <w:ind w:left="120"/>
             </w:pPr>
-            <w:hyperlink w:history="1" r:id="rIdct6gxzgyrqvc79_7xxfbe">
+            <w:hyperlink w:history="1" r:id="rIdwd2mopxykikdndzmfaamd">
               <w:r>
                 <w:rPr>
                   <w:rFonts w:ascii="Arial" w:cs="Arial" w:eastAsia="Arial" w:hAnsi="Arial"/>
@@ -30211,7 +30211,7 @@
             <w:pPr>
               <w:spacing w:after="20" w:before="0"/>
             </w:pPr>
-            <w:hyperlink w:history="1" r:id="rId8vntfjwjpkbu0bzfm9jgi">
+            <w:hyperlink w:history="1" r:id="rIdvxdqckxkjzuaabtapi98-">
               <w:r>
                 <w:rPr>
                   <w:rFonts w:ascii="Arial" w:cs="Arial" w:eastAsia="Arial" w:hAnsi="Arial"/>
@@ -30244,7 +30244,7 @@
               <w:spacing w:after="10" w:before="0"/>
               <w:ind w:left="120"/>
             </w:pPr>
-            <w:hyperlink w:history="1" r:id="rIdpzdrunswgzrrvpskzblyd">
+            <w:hyperlink w:history="1" r:id="rIdmmmz99qkjzc3ofobzrbxa">
               <w:r>
                 <w:rPr>
                   <w:rFonts w:ascii="Arial" w:cs="Arial" w:eastAsia="Arial" w:hAnsi="Arial"/>
@@ -30289,7 +30289,7 @@
             <w:pPr>
               <w:spacing w:after="20" w:before="0"/>
             </w:pPr>
-            <w:hyperlink w:history="1" r:id="rIdfzmfkiifn-_jpqrrwzrp4">
+            <w:hyperlink w:history="1" r:id="rIdmkvi9-ul4gvdhrry0euaj">
               <w:r>
                 <w:rPr>
                   <w:rFonts w:ascii="Arial" w:cs="Arial" w:eastAsia="Arial" w:hAnsi="Arial"/>
@@ -30322,7 +30322,7 @@
               <w:spacing w:after="10" w:before="0"/>
               <w:ind w:left="120"/>
             </w:pPr>
-            <w:hyperlink w:history="1" r:id="rIdcpxduhtgqcnehgolveyy5">
+            <w:hyperlink w:history="1" r:id="rIdhmo7lauwmugxigtvjommr">
               <w:r>
                 <w:rPr>
                   <w:rFonts w:ascii="Arial" w:cs="Arial" w:eastAsia="Arial" w:hAnsi="Arial"/>
@@ -30517,7 +30517,7 @@
             <w:pPr>
               <w:spacing w:after="20" w:before="0"/>
             </w:pPr>
-            <w:hyperlink w:history="1" r:id="rIdtxktyudfc91m7xug-ua2n">
+            <w:hyperlink w:history="1" r:id="rIdg-bldv_tvsbsffecoxcp9">
               <w:r>
                 <w:rPr>
                   <w:rFonts w:ascii="Arial" w:cs="Arial" w:eastAsia="Arial" w:hAnsi="Arial"/>
@@ -30550,7 +30550,7 @@
               <w:spacing w:after="10" w:before="0"/>
               <w:ind w:left="120"/>
             </w:pPr>
-            <w:hyperlink w:history="1" r:id="rIdm-gu2lstqmffossqbctqa">
+            <w:hyperlink w:history="1" r:id="rId2ro5plvrvep4_eum0srum">
               <w:r>
                 <w:rPr>
                   <w:rFonts w:ascii="Arial" w:cs="Arial" w:eastAsia="Arial" w:hAnsi="Arial"/>
@@ -30595,7 +30595,7 @@
             <w:pPr>
               <w:spacing w:after="20" w:before="0"/>
             </w:pPr>
-            <w:hyperlink w:history="1" r:id="rIdshgr6y7o-uoul9pedh5rz">
+            <w:hyperlink w:history="1" r:id="rId0ctyiurg-fhjnhyawjjuh">
               <w:r>
                 <w:rPr>
                   <w:rFonts w:ascii="Arial" w:cs="Arial" w:eastAsia="Arial" w:hAnsi="Arial"/>
@@ -30628,7 +30628,7 @@
               <w:spacing w:after="10" w:before="0"/>
               <w:ind w:left="120"/>
             </w:pPr>
-            <w:hyperlink w:history="1" r:id="rIdevdzqcz562sjrardey1hu">
+            <w:hyperlink w:history="1" r:id="rIdii_7d0csaors7zsfhepu9">
               <w:r>
                 <w:rPr>
                   <w:rFonts w:ascii="Arial" w:cs="Arial" w:eastAsia="Arial" w:hAnsi="Arial"/>
@@ -30823,7 +30823,7 @@
             <w:pPr>
               <w:spacing w:after="20" w:before="0"/>
             </w:pPr>
-            <w:hyperlink w:history="1" r:id="rId3b_xw8qoufut9v0njwhz3">
+            <w:hyperlink w:history="1" r:id="rIdqb90qwlbkwx_sdxutovg3">
               <w:r>
                 <w:rPr>
                   <w:rFonts w:ascii="Arial" w:cs="Arial" w:eastAsia="Arial" w:hAnsi="Arial"/>
@@ -30856,7 +30856,7 @@
               <w:spacing w:after="10" w:before="0"/>
               <w:ind w:left="120"/>
             </w:pPr>
-            <w:hyperlink w:history="1" r:id="rIdfxoceqkoi3kkfv_iswcad">
+            <w:hyperlink w:history="1" r:id="rIdswt7tyv4saxm_ab1ngyds">
               <w:r>
                 <w:rPr>
                   <w:rFonts w:ascii="Arial" w:cs="Arial" w:eastAsia="Arial" w:hAnsi="Arial"/>
@@ -30901,7 +30901,7 @@
             <w:pPr>
               <w:spacing w:after="20" w:before="0"/>
             </w:pPr>
-            <w:hyperlink w:history="1" r:id="rId35uhtfrnameabjirl9w4g">
+            <w:hyperlink w:history="1" r:id="rId0ksuntloqoxgv0dryssqd">
               <w:r>
                 <w:rPr>
                   <w:rFonts w:ascii="Arial" w:cs="Arial" w:eastAsia="Arial" w:hAnsi="Arial"/>
@@ -30934,7 +30934,7 @@
               <w:spacing w:after="10" w:before="0"/>
               <w:ind w:left="120"/>
             </w:pPr>
-            <w:hyperlink w:history="1" r:id="rIdn3zffhgi84tnlofk2i9gt">
+            <w:hyperlink w:history="1" r:id="rIdyt5lswkdwqzko_bzvbfml">
               <w:r>
                 <w:rPr>
                   <w:rFonts w:ascii="Arial" w:cs="Arial" w:eastAsia="Arial" w:hAnsi="Arial"/>

--- a/data/outputs/v2/Biology/SS2.1_Plant_Nutrition/Biology_Plant_Nutrition_CBE_LessonSequence.docx
+++ b/data/outputs/v2/Biology/SS2.1_Plant_Nutrition/Biology_Plant_Nutrition_CBE_LessonSequence.docx
@@ -3440,7 +3440,7 @@
             <w:pPr>
               <w:spacing w:after="20" w:before="0"/>
             </w:pPr>
-            <w:hyperlink w:history="1" r:id="rIddkppshgsosn7zocm8bqoh">
+            <w:hyperlink w:history="1" r:id="rIdnqszqmyucnsb80ffozkyk">
               <w:r>
                 <w:rPr>
                   <w:rFonts w:ascii="Arial" w:cs="Arial" w:eastAsia="Arial" w:hAnsi="Arial"/>
@@ -3473,7 +3473,7 @@
               <w:spacing w:after="10" w:before="0"/>
               <w:ind w:left="120"/>
             </w:pPr>
-            <w:hyperlink w:history="1" r:id="rIdy7pyz1rkyzekqingavx5s">
+            <w:hyperlink w:history="1" r:id="rIdjl1lu-gsrbn1tj9g40qns">
               <w:r>
                 <w:rPr>
                   <w:rFonts w:ascii="Arial" w:cs="Arial" w:eastAsia="Arial" w:hAnsi="Arial"/>
@@ -3518,7 +3518,7 @@
             <w:pPr>
               <w:spacing w:after="20" w:before="0"/>
             </w:pPr>
-            <w:hyperlink w:history="1" r:id="rIdmoruwfargyo_9_jguql10">
+            <w:hyperlink w:history="1" r:id="rIdkjqwiagfntqg6ojyvxyxj">
               <w:r>
                 <w:rPr>
                   <w:rFonts w:ascii="Arial" w:cs="Arial" w:eastAsia="Arial" w:hAnsi="Arial"/>
@@ -3551,7 +3551,7 @@
               <w:spacing w:after="10" w:before="0"/>
               <w:ind w:left="120"/>
             </w:pPr>
-            <w:hyperlink w:history="1" r:id="rIdviksibm7nuehz5hlisq3n">
+            <w:hyperlink w:history="1" r:id="rIdg8c1r8dhlhn_tubecq_i7">
               <w:r>
                 <w:rPr>
                   <w:rFonts w:ascii="Arial" w:cs="Arial" w:eastAsia="Arial" w:hAnsi="Arial"/>
@@ -3746,7 +3746,7 @@
             <w:pPr>
               <w:spacing w:after="20" w:before="0"/>
             </w:pPr>
-            <w:hyperlink w:history="1" r:id="rIdyyqsvi7aoilsgmgzpb021">
+            <w:hyperlink w:history="1" r:id="rIdnt5fz5dkratgfqk93rhak">
               <w:r>
                 <w:rPr>
                   <w:rFonts w:ascii="Arial" w:cs="Arial" w:eastAsia="Arial" w:hAnsi="Arial"/>
@@ -3779,7 +3779,7 @@
               <w:spacing w:after="10" w:before="0"/>
               <w:ind w:left="120"/>
             </w:pPr>
-            <w:hyperlink w:history="1" r:id="rIdyw6ymq9lbkjwicquxn-e6">
+            <w:hyperlink w:history="1" r:id="rIdku_crqaxfgpfdmyukdfsp">
               <w:r>
                 <w:rPr>
                   <w:rFonts w:ascii="Arial" w:cs="Arial" w:eastAsia="Arial" w:hAnsi="Arial"/>
@@ -3824,7 +3824,7 @@
             <w:pPr>
               <w:spacing w:after="20" w:before="0"/>
             </w:pPr>
-            <w:hyperlink w:history="1" r:id="rId4m3s8dk0p-58bmwp2ujy-">
+            <w:hyperlink w:history="1" r:id="rIdhqcdgxzze0wn8gnvuda0h">
               <w:r>
                 <w:rPr>
                   <w:rFonts w:ascii="Arial" w:cs="Arial" w:eastAsia="Arial" w:hAnsi="Arial"/>
@@ -3857,7 +3857,7 @@
               <w:spacing w:after="10" w:before="0"/>
               <w:ind w:left="120"/>
             </w:pPr>
-            <w:hyperlink w:history="1" r:id="rIdohasfl6yyspvlpo01rnvp">
+            <w:hyperlink w:history="1" r:id="rIdv308xdjximcln1lgdevmm">
               <w:r>
                 <w:rPr>
                   <w:rFonts w:ascii="Arial" w:cs="Arial" w:eastAsia="Arial" w:hAnsi="Arial"/>
@@ -4052,7 +4052,7 @@
             <w:pPr>
               <w:spacing w:after="20" w:before="0"/>
             </w:pPr>
-            <w:hyperlink w:history="1" r:id="rId-kyy6w_67emorian5mvjm">
+            <w:hyperlink w:history="1" r:id="rId5uiua8bpuux3spm7zx7rj">
               <w:r>
                 <w:rPr>
                   <w:rFonts w:ascii="Arial" w:cs="Arial" w:eastAsia="Arial" w:hAnsi="Arial"/>
@@ -4085,7 +4085,7 @@
               <w:spacing w:after="10" w:before="0"/>
               <w:ind w:left="120"/>
             </w:pPr>
-            <w:hyperlink w:history="1" r:id="rIdivk-ydzsz81ojiizw5hj4">
+            <w:hyperlink w:history="1" r:id="rId9vpustto0tzfxkgfpqqjd">
               <w:r>
                 <w:rPr>
                   <w:rFonts w:ascii="Arial" w:cs="Arial" w:eastAsia="Arial" w:hAnsi="Arial"/>
@@ -4130,7 +4130,7 @@
             <w:pPr>
               <w:spacing w:after="20" w:before="0"/>
             </w:pPr>
-            <w:hyperlink w:history="1" r:id="rId-ff-pkqo3lxvw7yjuomez">
+            <w:hyperlink w:history="1" r:id="rIda5cm2tn5_fri1ou08pd5z">
               <w:r>
                 <w:rPr>
                   <w:rFonts w:ascii="Arial" w:cs="Arial" w:eastAsia="Arial" w:hAnsi="Arial"/>
@@ -4163,7 +4163,7 @@
               <w:spacing w:after="10" w:before="0"/>
               <w:ind w:left="120"/>
             </w:pPr>
-            <w:hyperlink w:history="1" r:id="rIdm8qc9z7x0f9klowwqno_q">
+            <w:hyperlink w:history="1" r:id="rIdh-ijomjykgj6u68jeoytg">
               <w:r>
                 <w:rPr>
                   <w:rFonts w:ascii="Arial" w:cs="Arial" w:eastAsia="Arial" w:hAnsi="Arial"/>
@@ -4358,7 +4358,7 @@
             <w:pPr>
               <w:spacing w:after="20" w:before="0"/>
             </w:pPr>
-            <w:hyperlink w:history="1" r:id="rIdyrnxzxxew3c0uo2yssj_j">
+            <w:hyperlink w:history="1" r:id="rIdd3urttwn439kjrotvb28u">
               <w:r>
                 <w:rPr>
                   <w:rFonts w:ascii="Arial" w:cs="Arial" w:eastAsia="Arial" w:hAnsi="Arial"/>
@@ -4391,7 +4391,7 @@
               <w:spacing w:after="10" w:before="0"/>
               <w:ind w:left="120"/>
             </w:pPr>
-            <w:hyperlink w:history="1" r:id="rIdvirsyvq7wozmpy0ttkxvx">
+            <w:hyperlink w:history="1" r:id="rId4hxolewbu8jrxf_rtc4tc">
               <w:r>
                 <w:rPr>
                   <w:rFonts w:ascii="Arial" w:cs="Arial" w:eastAsia="Arial" w:hAnsi="Arial"/>
@@ -4436,7 +4436,7 @@
             <w:pPr>
               <w:spacing w:after="20" w:before="0"/>
             </w:pPr>
-            <w:hyperlink w:history="1" r:id="rIdjqezdj4b-pqqpl5qs2eki">
+            <w:hyperlink w:history="1" r:id="rIdscsve3aw7cceazi30ynkl">
               <w:r>
                 <w:rPr>
                   <w:rFonts w:ascii="Arial" w:cs="Arial" w:eastAsia="Arial" w:hAnsi="Arial"/>
@@ -4469,7 +4469,7 @@
               <w:spacing w:after="10" w:before="0"/>
               <w:ind w:left="120"/>
             </w:pPr>
-            <w:hyperlink w:history="1" r:id="rIdjxksefsz7ztl2uwcptile">
+            <w:hyperlink w:history="1" r:id="rId55jdhxazgxnavxuztm2op">
               <w:r>
                 <w:rPr>
                   <w:rFonts w:ascii="Arial" w:cs="Arial" w:eastAsia="Arial" w:hAnsi="Arial"/>
@@ -4664,7 +4664,7 @@
             <w:pPr>
               <w:spacing w:after="20" w:before="0"/>
             </w:pPr>
-            <w:hyperlink w:history="1" r:id="rIdtvgphpsjya0wcpm7-r_fb">
+            <w:hyperlink w:history="1" r:id="rIdfekm-oeueezmvvorkobzn">
               <w:r>
                 <w:rPr>
                   <w:rFonts w:ascii="Arial" w:cs="Arial" w:eastAsia="Arial" w:hAnsi="Arial"/>
@@ -4697,7 +4697,7 @@
               <w:spacing w:after="10" w:before="0"/>
               <w:ind w:left="120"/>
             </w:pPr>
-            <w:hyperlink w:history="1" r:id="rId2ja2kfkgrpbktxxe6esdg">
+            <w:hyperlink w:history="1" r:id="rIdstcxf7rpogki3fc-n4bmr">
               <w:r>
                 <w:rPr>
                   <w:rFonts w:ascii="Arial" w:cs="Arial" w:eastAsia="Arial" w:hAnsi="Arial"/>
@@ -4742,7 +4742,7 @@
             <w:pPr>
               <w:spacing w:after="20" w:before="0"/>
             </w:pPr>
-            <w:hyperlink w:history="1" r:id="rIdfj68kz-geb_ez7spvdija">
+            <w:hyperlink w:history="1" r:id="rIdbou2uy8vxtpeesxdjndd8">
               <w:r>
                 <w:rPr>
                   <w:rFonts w:ascii="Arial" w:cs="Arial" w:eastAsia="Arial" w:hAnsi="Arial"/>
@@ -4775,7 +4775,7 @@
               <w:spacing w:after="10" w:before="0"/>
               <w:ind w:left="120"/>
             </w:pPr>
-            <w:hyperlink w:history="1" r:id="rIdbggaqhs-kv3qnensp-psr">
+            <w:hyperlink w:history="1" r:id="rIdztqhnwq77jblm17yf7fby">
               <w:r>
                 <w:rPr>
                   <w:rFonts w:ascii="Arial" w:cs="Arial" w:eastAsia="Arial" w:hAnsi="Arial"/>
@@ -6262,7 +6262,7 @@
             <w:pPr>
               <w:spacing w:after="20" w:before="0"/>
             </w:pPr>
-            <w:hyperlink w:history="1" r:id="rIdhmz5k3ukinqdvhhjbwdqq">
+            <w:hyperlink w:history="1" r:id="rIda5l4dn6o8v5vcca-loe49">
               <w:r>
                 <w:rPr>
                   <w:rFonts w:ascii="Arial" w:cs="Arial" w:eastAsia="Arial" w:hAnsi="Arial"/>
@@ -6295,7 +6295,7 @@
               <w:spacing w:after="10" w:before="0"/>
               <w:ind w:left="120"/>
             </w:pPr>
-            <w:hyperlink w:history="1" r:id="rIdqjnayy2idot7jlv-tdkek">
+            <w:hyperlink w:history="1" r:id="rIdlkvgaw9f4_1skrcbr0vos">
               <w:r>
                 <w:rPr>
                   <w:rFonts w:ascii="Arial" w:cs="Arial" w:eastAsia="Arial" w:hAnsi="Arial"/>
@@ -6340,7 +6340,7 @@
             <w:pPr>
               <w:spacing w:after="20" w:before="0"/>
             </w:pPr>
-            <w:hyperlink w:history="1" r:id="rIdmppgb7m9tg2frn8iqz-c5">
+            <w:hyperlink w:history="1" r:id="rIdegp3zze1muk_gnv6fy279">
               <w:r>
                 <w:rPr>
                   <w:rFonts w:ascii="Arial" w:cs="Arial" w:eastAsia="Arial" w:hAnsi="Arial"/>
@@ -6373,7 +6373,7 @@
               <w:spacing w:after="10" w:before="0"/>
               <w:ind w:left="120"/>
             </w:pPr>
-            <w:hyperlink w:history="1" r:id="rIdrfksfzdql2a4jkmt3d9uu">
+            <w:hyperlink w:history="1" r:id="rIdmsrpsvnp9ug39umvchoay">
               <w:r>
                 <w:rPr>
                   <w:rFonts w:ascii="Arial" w:cs="Arial" w:eastAsia="Arial" w:hAnsi="Arial"/>
@@ -6568,7 +6568,7 @@
             <w:pPr>
               <w:spacing w:after="20" w:before="0"/>
             </w:pPr>
-            <w:hyperlink w:history="1" r:id="rIdrlurp7g0jshkf5ieshveo">
+            <w:hyperlink w:history="1" r:id="rIdzza00cmatqabnkpdcj4bz">
               <w:r>
                 <w:rPr>
                   <w:rFonts w:ascii="Arial" w:cs="Arial" w:eastAsia="Arial" w:hAnsi="Arial"/>
@@ -6601,7 +6601,7 @@
               <w:spacing w:after="10" w:before="0"/>
               <w:ind w:left="120"/>
             </w:pPr>
-            <w:hyperlink w:history="1" r:id="rId44r0qcqg_rl65uztclzbc">
+            <w:hyperlink w:history="1" r:id="rIdxbs8jzdqwkcorjshhpxyf">
               <w:r>
                 <w:rPr>
                   <w:rFonts w:ascii="Arial" w:cs="Arial" w:eastAsia="Arial" w:hAnsi="Arial"/>
@@ -6646,7 +6646,7 @@
             <w:pPr>
               <w:spacing w:after="20" w:before="0"/>
             </w:pPr>
-            <w:hyperlink w:history="1" r:id="rId4khui284m23dhhjjd18ng">
+            <w:hyperlink w:history="1" r:id="rIdjut1fghcveolyzjelrnoy">
               <w:r>
                 <w:rPr>
                   <w:rFonts w:ascii="Arial" w:cs="Arial" w:eastAsia="Arial" w:hAnsi="Arial"/>
@@ -6679,7 +6679,7 @@
               <w:spacing w:after="10" w:before="0"/>
               <w:ind w:left="120"/>
             </w:pPr>
-            <w:hyperlink w:history="1" r:id="rIdbdxpvcmsnhmbwp6ooc0kx">
+            <w:hyperlink w:history="1" r:id="rIdg4xlzwxoubtgt1wgpblso">
               <w:r>
                 <w:rPr>
                   <w:rFonts w:ascii="Arial" w:cs="Arial" w:eastAsia="Arial" w:hAnsi="Arial"/>
@@ -6874,7 +6874,7 @@
             <w:pPr>
               <w:spacing w:after="20" w:before="0"/>
             </w:pPr>
-            <w:hyperlink w:history="1" r:id="rIdmhgoxxnuup1qamfl0f-2i">
+            <w:hyperlink w:history="1" r:id="rId4b6294mjeypijvmid7avm">
               <w:r>
                 <w:rPr>
                   <w:rFonts w:ascii="Arial" w:cs="Arial" w:eastAsia="Arial" w:hAnsi="Arial"/>
@@ -6907,7 +6907,7 @@
               <w:spacing w:after="10" w:before="0"/>
               <w:ind w:left="120"/>
             </w:pPr>
-            <w:hyperlink w:history="1" r:id="rIdxzarj0qdidwpzubwfjo97">
+            <w:hyperlink w:history="1" r:id="rId-6uq9sbtwxr7qpgl8q2xp">
               <w:r>
                 <w:rPr>
                   <w:rFonts w:ascii="Arial" w:cs="Arial" w:eastAsia="Arial" w:hAnsi="Arial"/>
@@ -6952,7 +6952,7 @@
             <w:pPr>
               <w:spacing w:after="20" w:before="0"/>
             </w:pPr>
-            <w:hyperlink w:history="1" r:id="rIdbd-xbn2nice8bfznrdbjy">
+            <w:hyperlink w:history="1" r:id="rId7czfkbjwhykdlptpv5-rw">
               <w:r>
                 <w:rPr>
                   <w:rFonts w:ascii="Arial" w:cs="Arial" w:eastAsia="Arial" w:hAnsi="Arial"/>
@@ -6985,7 +6985,7 @@
               <w:spacing w:after="10" w:before="0"/>
               <w:ind w:left="120"/>
             </w:pPr>
-            <w:hyperlink w:history="1" r:id="rIdaymv_3satbynahiyc6j_a">
+            <w:hyperlink w:history="1" r:id="rIdgah7jrlrupxhfsom-zway">
               <w:r>
                 <w:rPr>
                   <w:rFonts w:ascii="Arial" w:cs="Arial" w:eastAsia="Arial" w:hAnsi="Arial"/>
@@ -7180,7 +7180,7 @@
             <w:pPr>
               <w:spacing w:after="20" w:before="0"/>
             </w:pPr>
-            <w:hyperlink w:history="1" r:id="rIdmutsan2c2ukzv-undfbyx">
+            <w:hyperlink w:history="1" r:id="rId-eiycf8gwvieard1ga6pl">
               <w:r>
                 <w:rPr>
                   <w:rFonts w:ascii="Arial" w:cs="Arial" w:eastAsia="Arial" w:hAnsi="Arial"/>
@@ -7213,7 +7213,7 @@
               <w:spacing w:after="10" w:before="0"/>
               <w:ind w:left="120"/>
             </w:pPr>
-            <w:hyperlink w:history="1" r:id="rIdd4akilp70xhrw7dwvvia-">
+            <w:hyperlink w:history="1" r:id="rIdgpeblexiyq_wwjr2xcjbz">
               <w:r>
                 <w:rPr>
                   <w:rFonts w:ascii="Arial" w:cs="Arial" w:eastAsia="Arial" w:hAnsi="Arial"/>
@@ -7258,7 +7258,7 @@
             <w:pPr>
               <w:spacing w:after="20" w:before="0"/>
             </w:pPr>
-            <w:hyperlink w:history="1" r:id="rIdues8altzkxdahsnbm0dke">
+            <w:hyperlink w:history="1" r:id="rIdw9hro1-eguasvtkdpwftg">
               <w:r>
                 <w:rPr>
                   <w:rFonts w:ascii="Arial" w:cs="Arial" w:eastAsia="Arial" w:hAnsi="Arial"/>
@@ -7291,7 +7291,7 @@
               <w:spacing w:after="10" w:before="0"/>
               <w:ind w:left="120"/>
             </w:pPr>
-            <w:hyperlink w:history="1" r:id="rIdycogk9x3ylunkutuyh_nj">
+            <w:hyperlink w:history="1" r:id="rIdbzi1du7o527eumzlxcd9b">
               <w:r>
                 <w:rPr>
                   <w:rFonts w:ascii="Arial" w:cs="Arial" w:eastAsia="Arial" w:hAnsi="Arial"/>
@@ -7486,7 +7486,7 @@
             <w:pPr>
               <w:spacing w:after="20" w:before="0"/>
             </w:pPr>
-            <w:hyperlink w:history="1" r:id="rIdbx_ttcrwhjx05xwlx5cix">
+            <w:hyperlink w:history="1" r:id="rIdq7r7lvkutr-7k_lwvszcb">
               <w:r>
                 <w:rPr>
                   <w:rFonts w:ascii="Arial" w:cs="Arial" w:eastAsia="Arial" w:hAnsi="Arial"/>
@@ -7519,7 +7519,7 @@
               <w:spacing w:after="10" w:before="0"/>
               <w:ind w:left="120"/>
             </w:pPr>
-            <w:hyperlink w:history="1" r:id="rIdsp3ntcwdncsjrcmskwnhw">
+            <w:hyperlink w:history="1" r:id="rIdc6dqwupixkvudvxlfqc7f">
               <w:r>
                 <w:rPr>
                   <w:rFonts w:ascii="Arial" w:cs="Arial" w:eastAsia="Arial" w:hAnsi="Arial"/>
@@ -7564,7 +7564,7 @@
             <w:pPr>
               <w:spacing w:after="20" w:before="0"/>
             </w:pPr>
-            <w:hyperlink w:history="1" r:id="rId1utenukm5tjxbqmpoojyc">
+            <w:hyperlink w:history="1" r:id="rIdbqbfcz_fuzczonkdyxfbr">
               <w:r>
                 <w:rPr>
                   <w:rFonts w:ascii="Arial" w:cs="Arial" w:eastAsia="Arial" w:hAnsi="Arial"/>
@@ -7597,7 +7597,7 @@
               <w:spacing w:after="10" w:before="0"/>
               <w:ind w:left="120"/>
             </w:pPr>
-            <w:hyperlink w:history="1" r:id="rIdigfj0expn6hpwzv9uvr81">
+            <w:hyperlink w:history="1" r:id="rId2trgzmksra5tjjamqw7pi">
               <w:r>
                 <w:rPr>
                   <w:rFonts w:ascii="Arial" w:cs="Arial" w:eastAsia="Arial" w:hAnsi="Arial"/>
@@ -9084,7 +9084,7 @@
             <w:pPr>
               <w:spacing w:after="20" w:before="0"/>
             </w:pPr>
-            <w:hyperlink w:history="1" r:id="rIdyy8vihpjrugnzfrejwm7f">
+            <w:hyperlink w:history="1" r:id="rIddoawfcmsxlayu7guackiz">
               <w:r>
                 <w:rPr>
                   <w:rFonts w:ascii="Arial" w:cs="Arial" w:eastAsia="Arial" w:hAnsi="Arial"/>
@@ -9117,7 +9117,7 @@
               <w:spacing w:after="10" w:before="0"/>
               <w:ind w:left="120"/>
             </w:pPr>
-            <w:hyperlink w:history="1" r:id="rIdmyeuzlhg6yorz3illv3w9">
+            <w:hyperlink w:history="1" r:id="rIdv0jkovmp0ye0un3z0qhq4">
               <w:r>
                 <w:rPr>
                   <w:rFonts w:ascii="Arial" w:cs="Arial" w:eastAsia="Arial" w:hAnsi="Arial"/>
@@ -9162,7 +9162,7 @@
             <w:pPr>
               <w:spacing w:after="20" w:before="0"/>
             </w:pPr>
-            <w:hyperlink w:history="1" r:id="rIda7fv3exp14gpd_njzdc1d">
+            <w:hyperlink w:history="1" r:id="rId3kimv8oe8jxehcpl9t58e">
               <w:r>
                 <w:rPr>
                   <w:rFonts w:ascii="Arial" w:cs="Arial" w:eastAsia="Arial" w:hAnsi="Arial"/>
@@ -9195,7 +9195,7 @@
               <w:spacing w:after="10" w:before="0"/>
               <w:ind w:left="120"/>
             </w:pPr>
-            <w:hyperlink w:history="1" r:id="rIdxiy8dccrzmctcgl9pjl8b">
+            <w:hyperlink w:history="1" r:id="rIdnqdicbndnqgzd6ohpvxja">
               <w:r>
                 <w:rPr>
                   <w:rFonts w:ascii="Arial" w:cs="Arial" w:eastAsia="Arial" w:hAnsi="Arial"/>
@@ -9390,7 +9390,7 @@
             <w:pPr>
               <w:spacing w:after="20" w:before="0"/>
             </w:pPr>
-            <w:hyperlink w:history="1" r:id="rId5ao3wpcjy1hst4fbdhawg">
+            <w:hyperlink w:history="1" r:id="rIdyd324c1stlogepv0xahfh">
               <w:r>
                 <w:rPr>
                   <w:rFonts w:ascii="Arial" w:cs="Arial" w:eastAsia="Arial" w:hAnsi="Arial"/>
@@ -9423,7 +9423,7 @@
               <w:spacing w:after="10" w:before="0"/>
               <w:ind w:left="120"/>
             </w:pPr>
-            <w:hyperlink w:history="1" r:id="rIdiuas7qrnjg-b_fjug5gi1">
+            <w:hyperlink w:history="1" r:id="rIdllqx4nlxlxrjojxbrh2lf">
               <w:r>
                 <w:rPr>
                   <w:rFonts w:ascii="Arial" w:cs="Arial" w:eastAsia="Arial" w:hAnsi="Arial"/>
@@ -9468,7 +9468,7 @@
             <w:pPr>
               <w:spacing w:after="20" w:before="0"/>
             </w:pPr>
-            <w:hyperlink w:history="1" r:id="rIdjxtzsbiputq9jixa6time">
+            <w:hyperlink w:history="1" r:id="rIdc1mbhnmmdfkr6smdmwd8f">
               <w:r>
                 <w:rPr>
                   <w:rFonts w:ascii="Arial" w:cs="Arial" w:eastAsia="Arial" w:hAnsi="Arial"/>
@@ -9501,7 +9501,7 @@
               <w:spacing w:after="10" w:before="0"/>
               <w:ind w:left="120"/>
             </w:pPr>
-            <w:hyperlink w:history="1" r:id="rIdjoqo9g0xowlp6jlohlvfs">
+            <w:hyperlink w:history="1" r:id="rIdgdnjgln6jbmsvokwe9p1o">
               <w:r>
                 <w:rPr>
                   <w:rFonts w:ascii="Arial" w:cs="Arial" w:eastAsia="Arial" w:hAnsi="Arial"/>
@@ -9696,7 +9696,7 @@
             <w:pPr>
               <w:spacing w:after="20" w:before="0"/>
             </w:pPr>
-            <w:hyperlink w:history="1" r:id="rIdaadiziimqcvtba0eqzdjs">
+            <w:hyperlink w:history="1" r:id="rIddks7euqcgoy72wrxkjs8a">
               <w:r>
                 <w:rPr>
                   <w:rFonts w:ascii="Arial" w:cs="Arial" w:eastAsia="Arial" w:hAnsi="Arial"/>
@@ -9729,7 +9729,7 @@
               <w:spacing w:after="10" w:before="0"/>
               <w:ind w:left="120"/>
             </w:pPr>
-            <w:hyperlink w:history="1" r:id="rIdpumy1cihmhcqkeeamfnb5">
+            <w:hyperlink w:history="1" r:id="rIdsfaqaxj_voew96vgsoxpu">
               <w:r>
                 <w:rPr>
                   <w:rFonts w:ascii="Arial" w:cs="Arial" w:eastAsia="Arial" w:hAnsi="Arial"/>
@@ -9774,7 +9774,7 @@
             <w:pPr>
               <w:spacing w:after="20" w:before="0"/>
             </w:pPr>
-            <w:hyperlink w:history="1" r:id="rIdszela0rxmjjwl8jg_cs1h">
+            <w:hyperlink w:history="1" r:id="rIdazitj9orzygmqo-awpjag">
               <w:r>
                 <w:rPr>
                   <w:rFonts w:ascii="Arial" w:cs="Arial" w:eastAsia="Arial" w:hAnsi="Arial"/>
@@ -9807,7 +9807,7 @@
               <w:spacing w:after="10" w:before="0"/>
               <w:ind w:left="120"/>
             </w:pPr>
-            <w:hyperlink w:history="1" r:id="rIdksgist8mhtfbikp1bd7vf">
+            <w:hyperlink w:history="1" r:id="rId3lcpeybam2nw2lndqguqs">
               <w:r>
                 <w:rPr>
                   <w:rFonts w:ascii="Arial" w:cs="Arial" w:eastAsia="Arial" w:hAnsi="Arial"/>
@@ -10002,7 +10002,7 @@
             <w:pPr>
               <w:spacing w:after="20" w:before="0"/>
             </w:pPr>
-            <w:hyperlink w:history="1" r:id="rIddkrc53e63eiy7be3mch6a">
+            <w:hyperlink w:history="1" r:id="rIdebwxubwuv6aoxbkf0mesc">
               <w:r>
                 <w:rPr>
                   <w:rFonts w:ascii="Arial" w:cs="Arial" w:eastAsia="Arial" w:hAnsi="Arial"/>
@@ -10035,7 +10035,7 @@
               <w:spacing w:after="10" w:before="0"/>
               <w:ind w:left="120"/>
             </w:pPr>
-            <w:hyperlink w:history="1" r:id="rIdiwuc6cbbgluxtc0tw-aup">
+            <w:hyperlink w:history="1" r:id="rId0kgm5skfybmtosv5j2omp">
               <w:r>
                 <w:rPr>
                   <w:rFonts w:ascii="Arial" w:cs="Arial" w:eastAsia="Arial" w:hAnsi="Arial"/>
@@ -10080,7 +10080,7 @@
             <w:pPr>
               <w:spacing w:after="20" w:before="0"/>
             </w:pPr>
-            <w:hyperlink w:history="1" r:id="rIdp6eon3mjr8cgrugxswasi">
+            <w:hyperlink w:history="1" r:id="rIdx_cy6597m0feftgu-tcqv">
               <w:r>
                 <w:rPr>
                   <w:rFonts w:ascii="Arial" w:cs="Arial" w:eastAsia="Arial" w:hAnsi="Arial"/>
@@ -10113,7 +10113,7 @@
               <w:spacing w:after="10" w:before="0"/>
               <w:ind w:left="120"/>
             </w:pPr>
-            <w:hyperlink w:history="1" r:id="rIdmyzqeyjacqek7lygr9pwi">
+            <w:hyperlink w:history="1" r:id="rIdvkgkuaz9p8httpk31edc1">
               <w:r>
                 <w:rPr>
                   <w:rFonts w:ascii="Arial" w:cs="Arial" w:eastAsia="Arial" w:hAnsi="Arial"/>
@@ -10308,7 +10308,7 @@
             <w:pPr>
               <w:spacing w:after="20" w:before="0"/>
             </w:pPr>
-            <w:hyperlink w:history="1" r:id="rIdq4-vlzsh9id3n9cekk6hy">
+            <w:hyperlink w:history="1" r:id="rId6-m05qzg5xrpm-zczyrhd">
               <w:r>
                 <w:rPr>
                   <w:rFonts w:ascii="Arial" w:cs="Arial" w:eastAsia="Arial" w:hAnsi="Arial"/>
@@ -10341,7 +10341,7 @@
               <w:spacing w:after="10" w:before="0"/>
               <w:ind w:left="120"/>
             </w:pPr>
-            <w:hyperlink w:history="1" r:id="rIdlf1ho8iz-2fq5i1dqhzre">
+            <w:hyperlink w:history="1" r:id="rIdu08d_dliqc9gpjjmkwcmg">
               <w:r>
                 <w:rPr>
                   <w:rFonts w:ascii="Arial" w:cs="Arial" w:eastAsia="Arial" w:hAnsi="Arial"/>
@@ -10386,7 +10386,7 @@
             <w:pPr>
               <w:spacing w:after="20" w:before="0"/>
             </w:pPr>
-            <w:hyperlink w:history="1" r:id="rIdv1nljnr_ivr9dgbkqmwxm">
+            <w:hyperlink w:history="1" r:id="rIdi5brihxiw_ta-k0oza7l7">
               <w:r>
                 <w:rPr>
                   <w:rFonts w:ascii="Arial" w:cs="Arial" w:eastAsia="Arial" w:hAnsi="Arial"/>
@@ -10419,7 +10419,7 @@
               <w:spacing w:after="10" w:before="0"/>
               <w:ind w:left="120"/>
             </w:pPr>
-            <w:hyperlink w:history="1" r:id="rIdfjdvddifp-u0mnoyyaxml">
+            <w:hyperlink w:history="1" r:id="rIdv_1tzdhmxm_vgybikhj84">
               <w:r>
                 <w:rPr>
                   <w:rFonts w:ascii="Arial" w:cs="Arial" w:eastAsia="Arial" w:hAnsi="Arial"/>
@@ -11906,7 +11906,7 @@
             <w:pPr>
               <w:spacing w:after="20" w:before="0"/>
             </w:pPr>
-            <w:hyperlink w:history="1" r:id="rIdz0ylukxskw8v8jwqkjnok">
+            <w:hyperlink w:history="1" r:id="rIdc_jb9wym8wwomksov3zis">
               <w:r>
                 <w:rPr>
                   <w:rFonts w:ascii="Arial" w:cs="Arial" w:eastAsia="Arial" w:hAnsi="Arial"/>
@@ -11939,7 +11939,7 @@
               <w:spacing w:after="10" w:before="0"/>
               <w:ind w:left="120"/>
             </w:pPr>
-            <w:hyperlink w:history="1" r:id="rIdfcqxgtgfdm5-3mzwmlmwb">
+            <w:hyperlink w:history="1" r:id="rIdfrhfg-hepbmnwwyauvgns">
               <w:r>
                 <w:rPr>
                   <w:rFonts w:ascii="Arial" w:cs="Arial" w:eastAsia="Arial" w:hAnsi="Arial"/>
@@ -11984,7 +11984,7 @@
             <w:pPr>
               <w:spacing w:after="20" w:before="0"/>
             </w:pPr>
-            <w:hyperlink w:history="1" r:id="rIdqx5cc8fjvdqmqe2yqisc3">
+            <w:hyperlink w:history="1" r:id="rIde5kljeboqlflyb0n8ylyv">
               <w:r>
                 <w:rPr>
                   <w:rFonts w:ascii="Arial" w:cs="Arial" w:eastAsia="Arial" w:hAnsi="Arial"/>
@@ -12017,7 +12017,7 @@
               <w:spacing w:after="10" w:before="0"/>
               <w:ind w:left="120"/>
             </w:pPr>
-            <w:hyperlink w:history="1" r:id="rIdvnadxasgjurwjxr___okj">
+            <w:hyperlink w:history="1" r:id="rIdbk6fra250kk_ojxpiztaz">
               <w:r>
                 <w:rPr>
                   <w:rFonts w:ascii="Arial" w:cs="Arial" w:eastAsia="Arial" w:hAnsi="Arial"/>
@@ -12212,7 +12212,7 @@
             <w:pPr>
               <w:spacing w:after="20" w:before="0"/>
             </w:pPr>
-            <w:hyperlink w:history="1" r:id="rIdc143mbq2nsdzuihzhdpma">
+            <w:hyperlink w:history="1" r:id="rIdcd7ucjsmy_ntmovbgcepa">
               <w:r>
                 <w:rPr>
                   <w:rFonts w:ascii="Arial" w:cs="Arial" w:eastAsia="Arial" w:hAnsi="Arial"/>
@@ -12245,7 +12245,7 @@
               <w:spacing w:after="10" w:before="0"/>
               <w:ind w:left="120"/>
             </w:pPr>
-            <w:hyperlink w:history="1" r:id="rIdqqkyryjx8fscthwrggbaq">
+            <w:hyperlink w:history="1" r:id="rIdzozb7wt2xmljj6tv8uqne">
               <w:r>
                 <w:rPr>
                   <w:rFonts w:ascii="Arial" w:cs="Arial" w:eastAsia="Arial" w:hAnsi="Arial"/>
@@ -12290,7 +12290,7 @@
             <w:pPr>
               <w:spacing w:after="20" w:before="0"/>
             </w:pPr>
-            <w:hyperlink w:history="1" r:id="rIdeixsprkcds54p1gj92ibe">
+            <w:hyperlink w:history="1" r:id="rIdhs6hadupxrra2zpfleyhr">
               <w:r>
                 <w:rPr>
                   <w:rFonts w:ascii="Arial" w:cs="Arial" w:eastAsia="Arial" w:hAnsi="Arial"/>
@@ -12323,7 +12323,7 @@
               <w:spacing w:after="10" w:before="0"/>
               <w:ind w:left="120"/>
             </w:pPr>
-            <w:hyperlink w:history="1" r:id="rId5x0u8ledti9ktxry7zd9y">
+            <w:hyperlink w:history="1" r:id="rIdqmiqtj-10bg5w1goylxpr">
               <w:r>
                 <w:rPr>
                   <w:rFonts w:ascii="Arial" w:cs="Arial" w:eastAsia="Arial" w:hAnsi="Arial"/>
@@ -12518,7 +12518,7 @@
             <w:pPr>
               <w:spacing w:after="20" w:before="0"/>
             </w:pPr>
-            <w:hyperlink w:history="1" r:id="rIdesothxuywjjvouqui640b">
+            <w:hyperlink w:history="1" r:id="rId7p8fzgb5x5su7y8iqd0vd">
               <w:r>
                 <w:rPr>
                   <w:rFonts w:ascii="Arial" w:cs="Arial" w:eastAsia="Arial" w:hAnsi="Arial"/>
@@ -12551,7 +12551,7 @@
               <w:spacing w:after="10" w:before="0"/>
               <w:ind w:left="120"/>
             </w:pPr>
-            <w:hyperlink w:history="1" r:id="rId8vjul-rac1hrcr3ntwbug">
+            <w:hyperlink w:history="1" r:id="rId6glks-r-s9cl409iqikur">
               <w:r>
                 <w:rPr>
                   <w:rFonts w:ascii="Arial" w:cs="Arial" w:eastAsia="Arial" w:hAnsi="Arial"/>
@@ -12596,7 +12596,7 @@
             <w:pPr>
               <w:spacing w:after="20" w:before="0"/>
             </w:pPr>
-            <w:hyperlink w:history="1" r:id="rId3xj3gt0ufpx2z3ex4gptz">
+            <w:hyperlink w:history="1" r:id="rIdf4zr1trmm_ycoltpf8hwk">
               <w:r>
                 <w:rPr>
                   <w:rFonts w:ascii="Arial" w:cs="Arial" w:eastAsia="Arial" w:hAnsi="Arial"/>
@@ -12629,7 +12629,7 @@
               <w:spacing w:after="10" w:before="0"/>
               <w:ind w:left="120"/>
             </w:pPr>
-            <w:hyperlink w:history="1" r:id="rId9ipabbimvcti1rmmbytx9">
+            <w:hyperlink w:history="1" r:id="rIduyh0zbtctnv3flyduhiph">
               <w:r>
                 <w:rPr>
                   <w:rFonts w:ascii="Arial" w:cs="Arial" w:eastAsia="Arial" w:hAnsi="Arial"/>
@@ -12824,7 +12824,7 @@
             <w:pPr>
               <w:spacing w:after="20" w:before="0"/>
             </w:pPr>
-            <w:hyperlink w:history="1" r:id="rIdxp9tdiw0uiyepkdtkmsjb">
+            <w:hyperlink w:history="1" r:id="rIdum_7rzo0yvclfm1n0pano">
               <w:r>
                 <w:rPr>
                   <w:rFonts w:ascii="Arial" w:cs="Arial" w:eastAsia="Arial" w:hAnsi="Arial"/>
@@ -12857,7 +12857,7 @@
               <w:spacing w:after="10" w:before="0"/>
               <w:ind w:left="120"/>
             </w:pPr>
-            <w:hyperlink w:history="1" r:id="rIdc6tv3qidcklgfb0xycixh">
+            <w:hyperlink w:history="1" r:id="rIdkvkseav1eptcegssbpp0k">
               <w:r>
                 <w:rPr>
                   <w:rFonts w:ascii="Arial" w:cs="Arial" w:eastAsia="Arial" w:hAnsi="Arial"/>
@@ -12902,7 +12902,7 @@
             <w:pPr>
               <w:spacing w:after="20" w:before="0"/>
             </w:pPr>
-            <w:hyperlink w:history="1" r:id="rIdfzgmjhuoe3v4yjbdgdipz">
+            <w:hyperlink w:history="1" r:id="rIdogn4qez8mnelk53rns1wj">
               <w:r>
                 <w:rPr>
                   <w:rFonts w:ascii="Arial" w:cs="Arial" w:eastAsia="Arial" w:hAnsi="Arial"/>
@@ -12935,7 +12935,7 @@
               <w:spacing w:after="10" w:before="0"/>
               <w:ind w:left="120"/>
             </w:pPr>
-            <w:hyperlink w:history="1" r:id="rIdvpuvp0niqjdmxfrz4xkqk">
+            <w:hyperlink w:history="1" r:id="rIdxajxnh2llluqzftset_ao">
               <w:r>
                 <w:rPr>
                   <w:rFonts w:ascii="Arial" w:cs="Arial" w:eastAsia="Arial" w:hAnsi="Arial"/>
@@ -13130,7 +13130,7 @@
             <w:pPr>
               <w:spacing w:after="20" w:before="0"/>
             </w:pPr>
-            <w:hyperlink w:history="1" r:id="rIdokfno9y8bad4juhynijtk">
+            <w:hyperlink w:history="1" r:id="rId90rat7-qptuzh-vua6ksk">
               <w:r>
                 <w:rPr>
                   <w:rFonts w:ascii="Arial" w:cs="Arial" w:eastAsia="Arial" w:hAnsi="Arial"/>
@@ -13163,7 +13163,7 @@
               <w:spacing w:after="10" w:before="0"/>
               <w:ind w:left="120"/>
             </w:pPr>
-            <w:hyperlink w:history="1" r:id="rIdxud_mncdzrfdox9ozocpw">
+            <w:hyperlink w:history="1" r:id="rIdr7slqmcbeswypislsfqnj">
               <w:r>
                 <w:rPr>
                   <w:rFonts w:ascii="Arial" w:cs="Arial" w:eastAsia="Arial" w:hAnsi="Arial"/>
@@ -13208,7 +13208,7 @@
             <w:pPr>
               <w:spacing w:after="20" w:before="0"/>
             </w:pPr>
-            <w:hyperlink w:history="1" r:id="rIdjaprads4h_ocdbcgxp4fy">
+            <w:hyperlink w:history="1" r:id="rIdp308bavgai16rbomzclnb">
               <w:r>
                 <w:rPr>
                   <w:rFonts w:ascii="Arial" w:cs="Arial" w:eastAsia="Arial" w:hAnsi="Arial"/>
@@ -13241,7 +13241,7 @@
               <w:spacing w:after="10" w:before="0"/>
               <w:ind w:left="120"/>
             </w:pPr>
-            <w:hyperlink w:history="1" r:id="rIdkfkxb0ev6qsysjrhbckdk">
+            <w:hyperlink w:history="1" r:id="rId4atb5pkoyzlekelhzlmv8">
               <w:r>
                 <w:rPr>
                   <w:rFonts w:ascii="Arial" w:cs="Arial" w:eastAsia="Arial" w:hAnsi="Arial"/>
@@ -14728,7 +14728,7 @@
             <w:pPr>
               <w:spacing w:after="20" w:before="0"/>
             </w:pPr>
-            <w:hyperlink w:history="1" r:id="rIdgq5s94d8e1x-wz9wnw51i">
+            <w:hyperlink w:history="1" r:id="rIdofxmqftiylpuzyscm_2pw">
               <w:r>
                 <w:rPr>
                   <w:rFonts w:ascii="Arial" w:cs="Arial" w:eastAsia="Arial" w:hAnsi="Arial"/>
@@ -14761,7 +14761,7 @@
               <w:spacing w:after="10" w:before="0"/>
               <w:ind w:left="120"/>
             </w:pPr>
-            <w:hyperlink w:history="1" r:id="rId_fmfmkvdmveqfd0mshjhc">
+            <w:hyperlink w:history="1" r:id="rIdy7xypfexg5yumjumldrze">
               <w:r>
                 <w:rPr>
                   <w:rFonts w:ascii="Arial" w:cs="Arial" w:eastAsia="Arial" w:hAnsi="Arial"/>
@@ -14806,7 +14806,7 @@
             <w:pPr>
               <w:spacing w:after="20" w:before="0"/>
             </w:pPr>
-            <w:hyperlink w:history="1" r:id="rIdxdvhgx6pcweqbwtg38edi">
+            <w:hyperlink w:history="1" r:id="rId3bjgca3vganoewcfyf3f9">
               <w:r>
                 <w:rPr>
                   <w:rFonts w:ascii="Arial" w:cs="Arial" w:eastAsia="Arial" w:hAnsi="Arial"/>
@@ -14839,7 +14839,7 @@
               <w:spacing w:after="10" w:before="0"/>
               <w:ind w:left="120"/>
             </w:pPr>
-            <w:hyperlink w:history="1" r:id="rIddxxhkm_684c5rzovf_kyb">
+            <w:hyperlink w:history="1" r:id="rIdlwyhv-0p3b2gk0rsdwfmq">
               <w:r>
                 <w:rPr>
                   <w:rFonts w:ascii="Arial" w:cs="Arial" w:eastAsia="Arial" w:hAnsi="Arial"/>
@@ -15034,7 +15034,7 @@
             <w:pPr>
               <w:spacing w:after="20" w:before="0"/>
             </w:pPr>
-            <w:hyperlink w:history="1" r:id="rIdir1tyl5flgeegam1bhy6j">
+            <w:hyperlink w:history="1" r:id="rIdfqdhmf86arei9hwrpqegd">
               <w:r>
                 <w:rPr>
                   <w:rFonts w:ascii="Arial" w:cs="Arial" w:eastAsia="Arial" w:hAnsi="Arial"/>
@@ -15067,7 +15067,7 @@
               <w:spacing w:after="10" w:before="0"/>
               <w:ind w:left="120"/>
             </w:pPr>
-            <w:hyperlink w:history="1" r:id="rIdyw7wk0lqzorxthnx3rljc">
+            <w:hyperlink w:history="1" r:id="rIdfd884qfl7o1lvr9dwvk_a">
               <w:r>
                 <w:rPr>
                   <w:rFonts w:ascii="Arial" w:cs="Arial" w:eastAsia="Arial" w:hAnsi="Arial"/>
@@ -15112,7 +15112,7 @@
             <w:pPr>
               <w:spacing w:after="20" w:before="0"/>
             </w:pPr>
-            <w:hyperlink w:history="1" r:id="rIdnwte_nymrmuhs4eonlqpm">
+            <w:hyperlink w:history="1" r:id="rId3byj7mqa_ckak3wjz6afh">
               <w:r>
                 <w:rPr>
                   <w:rFonts w:ascii="Arial" w:cs="Arial" w:eastAsia="Arial" w:hAnsi="Arial"/>
@@ -15145,7 +15145,7 @@
               <w:spacing w:after="10" w:before="0"/>
               <w:ind w:left="120"/>
             </w:pPr>
-            <w:hyperlink w:history="1" r:id="rIdcp1sh7lbg2ib9k8uz0cg4">
+            <w:hyperlink w:history="1" r:id="rIdixtxfqqsaeczhzbd4krkl">
               <w:r>
                 <w:rPr>
                   <w:rFonts w:ascii="Arial" w:cs="Arial" w:eastAsia="Arial" w:hAnsi="Arial"/>
@@ -15340,7 +15340,7 @@
             <w:pPr>
               <w:spacing w:after="20" w:before="0"/>
             </w:pPr>
-            <w:hyperlink w:history="1" r:id="rIdnt7p-dspezkyhuhd9_nks">
+            <w:hyperlink w:history="1" r:id="rId77cm1iwkkp7mattcylghp">
               <w:r>
                 <w:rPr>
                   <w:rFonts w:ascii="Arial" w:cs="Arial" w:eastAsia="Arial" w:hAnsi="Arial"/>
@@ -15373,7 +15373,7 @@
               <w:spacing w:after="10" w:before="0"/>
               <w:ind w:left="120"/>
             </w:pPr>
-            <w:hyperlink w:history="1" r:id="rIdvbnags6cdtttygzodrbxk">
+            <w:hyperlink w:history="1" r:id="rIdoa6udqxaubkaewbftxui-">
               <w:r>
                 <w:rPr>
                   <w:rFonts w:ascii="Arial" w:cs="Arial" w:eastAsia="Arial" w:hAnsi="Arial"/>
@@ -15418,7 +15418,7 @@
             <w:pPr>
               <w:spacing w:after="20" w:before="0"/>
             </w:pPr>
-            <w:hyperlink w:history="1" r:id="rIdhjhiujdc37h_wf4jel0qt">
+            <w:hyperlink w:history="1" r:id="rIdqc_d6meyzqoyhahw80drc">
               <w:r>
                 <w:rPr>
                   <w:rFonts w:ascii="Arial" w:cs="Arial" w:eastAsia="Arial" w:hAnsi="Arial"/>
@@ -15451,7 +15451,7 @@
               <w:spacing w:after="10" w:before="0"/>
               <w:ind w:left="120"/>
             </w:pPr>
-            <w:hyperlink w:history="1" r:id="rId_wg69dfrhkkekplegwi5r">
+            <w:hyperlink w:history="1" r:id="rIduredgrwk9vgpii9u-uy97">
               <w:r>
                 <w:rPr>
                   <w:rFonts w:ascii="Arial" w:cs="Arial" w:eastAsia="Arial" w:hAnsi="Arial"/>
@@ -15646,7 +15646,7 @@
             <w:pPr>
               <w:spacing w:after="20" w:before="0"/>
             </w:pPr>
-            <w:hyperlink w:history="1" r:id="rIdsje4r69fxehdfcelfyc2m">
+            <w:hyperlink w:history="1" r:id="rIdfnzxa8odutcry7c3y9-1w">
               <w:r>
                 <w:rPr>
                   <w:rFonts w:ascii="Arial" w:cs="Arial" w:eastAsia="Arial" w:hAnsi="Arial"/>
@@ -15679,7 +15679,7 @@
               <w:spacing w:after="10" w:before="0"/>
               <w:ind w:left="120"/>
             </w:pPr>
-            <w:hyperlink w:history="1" r:id="rIdrhvj-mqojdlx_psp5hfhv">
+            <w:hyperlink w:history="1" r:id="rIdq7og2gyf8g5se7bu4wwfn">
               <w:r>
                 <w:rPr>
                   <w:rFonts w:ascii="Arial" w:cs="Arial" w:eastAsia="Arial" w:hAnsi="Arial"/>
@@ -15724,7 +15724,7 @@
             <w:pPr>
               <w:spacing w:after="20" w:before="0"/>
             </w:pPr>
-            <w:hyperlink w:history="1" r:id="rIduc7-2xeaqhcb2y_eyemhx">
+            <w:hyperlink w:history="1" r:id="rIdzjweebknukapmtg2fpbnj">
               <w:r>
                 <w:rPr>
                   <w:rFonts w:ascii="Arial" w:cs="Arial" w:eastAsia="Arial" w:hAnsi="Arial"/>
@@ -15757,7 +15757,7 @@
               <w:spacing w:after="10" w:before="0"/>
               <w:ind w:left="120"/>
             </w:pPr>
-            <w:hyperlink w:history="1" r:id="rIdexdn88_uhhz24vc9condg">
+            <w:hyperlink w:history="1" r:id="rIdcuu-1xkonyavllmhtm2wo">
               <w:r>
                 <w:rPr>
                   <w:rFonts w:ascii="Arial" w:cs="Arial" w:eastAsia="Arial" w:hAnsi="Arial"/>
@@ -15952,7 +15952,7 @@
             <w:pPr>
               <w:spacing w:after="20" w:before="0"/>
             </w:pPr>
-            <w:hyperlink w:history="1" r:id="rIdquz975hswrucwfdgbcklx">
+            <w:hyperlink w:history="1" r:id="rIdrd-_g9r-i-ws67conkymi">
               <w:r>
                 <w:rPr>
                   <w:rFonts w:ascii="Arial" w:cs="Arial" w:eastAsia="Arial" w:hAnsi="Arial"/>
@@ -15985,7 +15985,7 @@
               <w:spacing w:after="10" w:before="0"/>
               <w:ind w:left="120"/>
             </w:pPr>
-            <w:hyperlink w:history="1" r:id="rIdbaid79ihxyta7qk0xwoc7">
+            <w:hyperlink w:history="1" r:id="rIdekdy83cbj230_xu9qgawp">
               <w:r>
                 <w:rPr>
                   <w:rFonts w:ascii="Arial" w:cs="Arial" w:eastAsia="Arial" w:hAnsi="Arial"/>
@@ -16030,7 +16030,7 @@
             <w:pPr>
               <w:spacing w:after="20" w:before="0"/>
             </w:pPr>
-            <w:hyperlink w:history="1" r:id="rId59cudztiqy5kh3_xujfau">
+            <w:hyperlink w:history="1" r:id="rId2rde7kqyauout3enwwysd">
               <w:r>
                 <w:rPr>
                   <w:rFonts w:ascii="Arial" w:cs="Arial" w:eastAsia="Arial" w:hAnsi="Arial"/>
@@ -16063,7 +16063,7 @@
               <w:spacing w:after="10" w:before="0"/>
               <w:ind w:left="120"/>
             </w:pPr>
-            <w:hyperlink w:history="1" r:id="rIdnyyc3x7ehyrt8itbhvb6l">
+            <w:hyperlink w:history="1" r:id="rIdqmp2_kq34_fxmu2fp9buv">
               <w:r>
                 <w:rPr>
                   <w:rFonts w:ascii="Arial" w:cs="Arial" w:eastAsia="Arial" w:hAnsi="Arial"/>
@@ -17664,7 +17664,7 @@
             <w:pPr>
               <w:spacing w:after="20" w:before="0"/>
             </w:pPr>
-            <w:hyperlink w:history="1" r:id="rIdqv7ru5eomfqvtcygvc43g">
+            <w:hyperlink w:history="1" r:id="rIdverw1qae5p-blg2bytt9q">
               <w:r>
                 <w:rPr>
                   <w:rFonts w:ascii="Arial" w:cs="Arial" w:eastAsia="Arial" w:hAnsi="Arial"/>
@@ -17697,7 +17697,7 @@
               <w:spacing w:after="10" w:before="0"/>
               <w:ind w:left="120"/>
             </w:pPr>
-            <w:hyperlink w:history="1" r:id="rIdwfyfvnmcamxxvm1mmmcdu">
+            <w:hyperlink w:history="1" r:id="rIdcoimrgm_cyborvtlfvwdm">
               <w:r>
                 <w:rPr>
                   <w:rFonts w:ascii="Arial" w:cs="Arial" w:eastAsia="Arial" w:hAnsi="Arial"/>
@@ -17742,7 +17742,7 @@
             <w:pPr>
               <w:spacing w:after="20" w:before="0"/>
             </w:pPr>
-            <w:hyperlink w:history="1" r:id="rId9_wvap_tcke3ctutsboml">
+            <w:hyperlink w:history="1" r:id="rIdctrpqnporcx1aevlfpuuv">
               <w:r>
                 <w:rPr>
                   <w:rFonts w:ascii="Arial" w:cs="Arial" w:eastAsia="Arial" w:hAnsi="Arial"/>
@@ -17775,7 +17775,7 @@
               <w:spacing w:after="10" w:before="0"/>
               <w:ind w:left="120"/>
             </w:pPr>
-            <w:hyperlink w:history="1" r:id="rIdlbyfz4idgfmm7x27vzp1_">
+            <w:hyperlink w:history="1" r:id="rId7i7pwsgehkks0xsss2eq-">
               <w:r>
                 <w:rPr>
                   <w:rFonts w:ascii="Arial" w:cs="Arial" w:eastAsia="Arial" w:hAnsi="Arial"/>
@@ -17970,7 +17970,7 @@
             <w:pPr>
               <w:spacing w:after="20" w:before="0"/>
             </w:pPr>
-            <w:hyperlink w:history="1" r:id="rIdlynloy10bywyhhu_brrf8">
+            <w:hyperlink w:history="1" r:id="rIddch8_azqb9rc4tqe-oayq">
               <w:r>
                 <w:rPr>
                   <w:rFonts w:ascii="Arial" w:cs="Arial" w:eastAsia="Arial" w:hAnsi="Arial"/>
@@ -18003,7 +18003,7 @@
               <w:spacing w:after="10" w:before="0"/>
               <w:ind w:left="120"/>
             </w:pPr>
-            <w:hyperlink w:history="1" r:id="rIdeuu1saymnq5jdvixfx5w1">
+            <w:hyperlink w:history="1" r:id="rIdjfsvdtnpb-_zs8g-aq2cb">
               <w:r>
                 <w:rPr>
                   <w:rFonts w:ascii="Arial" w:cs="Arial" w:eastAsia="Arial" w:hAnsi="Arial"/>
@@ -18048,7 +18048,7 @@
             <w:pPr>
               <w:spacing w:after="20" w:before="0"/>
             </w:pPr>
-            <w:hyperlink w:history="1" r:id="rIdoefgtzpfzbiulb8kdaxmt">
+            <w:hyperlink w:history="1" r:id="rIdtr_fgs7r-fdwjipmij6df">
               <w:r>
                 <w:rPr>
                   <w:rFonts w:ascii="Arial" w:cs="Arial" w:eastAsia="Arial" w:hAnsi="Arial"/>
@@ -18081,7 +18081,7 @@
               <w:spacing w:after="10" w:before="0"/>
               <w:ind w:left="120"/>
             </w:pPr>
-            <w:hyperlink w:history="1" r:id="rIde0mk-mvnyvkqmp8fcypgl">
+            <w:hyperlink w:history="1" r:id="rIdty3f9nln1b02he3qwebky">
               <w:r>
                 <w:rPr>
                   <w:rFonts w:ascii="Arial" w:cs="Arial" w:eastAsia="Arial" w:hAnsi="Arial"/>
@@ -18276,7 +18276,7 @@
             <w:pPr>
               <w:spacing w:after="20" w:before="0"/>
             </w:pPr>
-            <w:hyperlink w:history="1" r:id="rId-ig1xfnttksop7ga8sys3">
+            <w:hyperlink w:history="1" r:id="rIdhji8y2sanwqnyelul498e">
               <w:r>
                 <w:rPr>
                   <w:rFonts w:ascii="Arial" w:cs="Arial" w:eastAsia="Arial" w:hAnsi="Arial"/>
@@ -18309,7 +18309,7 @@
               <w:spacing w:after="10" w:before="0"/>
               <w:ind w:left="120"/>
             </w:pPr>
-            <w:hyperlink w:history="1" r:id="rIdlyonongdvnt3vvsvfa6uh">
+            <w:hyperlink w:history="1" r:id="rId1a7k8ygzvmsh7y6v5qufw">
               <w:r>
                 <w:rPr>
                   <w:rFonts w:ascii="Arial" w:cs="Arial" w:eastAsia="Arial" w:hAnsi="Arial"/>
@@ -18354,7 +18354,7 @@
             <w:pPr>
               <w:spacing w:after="20" w:before="0"/>
             </w:pPr>
-            <w:hyperlink w:history="1" r:id="rIdnkg5cu30qmbeujt9v2ezd">
+            <w:hyperlink w:history="1" r:id="rIdlk7fhs5zvq4r23pqgygoa">
               <w:r>
                 <w:rPr>
                   <w:rFonts w:ascii="Arial" w:cs="Arial" w:eastAsia="Arial" w:hAnsi="Arial"/>
@@ -18387,7 +18387,7 @@
               <w:spacing w:after="10" w:before="0"/>
               <w:ind w:left="120"/>
             </w:pPr>
-            <w:hyperlink w:history="1" r:id="rIds1obbfbb7wxskizld8kxe">
+            <w:hyperlink w:history="1" r:id="rIdlczxkfm61veyj6chnr0go">
               <w:r>
                 <w:rPr>
                   <w:rFonts w:ascii="Arial" w:cs="Arial" w:eastAsia="Arial" w:hAnsi="Arial"/>
@@ -18582,7 +18582,7 @@
             <w:pPr>
               <w:spacing w:after="20" w:before="0"/>
             </w:pPr>
-            <w:hyperlink w:history="1" r:id="rIdkd2orzufba7sxmkqnlqay">
+            <w:hyperlink w:history="1" r:id="rIdiujsjqdcanv5t0mspjqu5">
               <w:r>
                 <w:rPr>
                   <w:rFonts w:ascii="Arial" w:cs="Arial" w:eastAsia="Arial" w:hAnsi="Arial"/>
@@ -18615,7 +18615,7 @@
               <w:spacing w:after="10" w:before="0"/>
               <w:ind w:left="120"/>
             </w:pPr>
-            <w:hyperlink w:history="1" r:id="rIdqfw-_ilpendwfywl0kqgn">
+            <w:hyperlink w:history="1" r:id="rIdvzkyhs0rqfkmjs2iw8kbo">
               <w:r>
                 <w:rPr>
                   <w:rFonts w:ascii="Arial" w:cs="Arial" w:eastAsia="Arial" w:hAnsi="Arial"/>
@@ -18660,7 +18660,7 @@
             <w:pPr>
               <w:spacing w:after="20" w:before="0"/>
             </w:pPr>
-            <w:hyperlink w:history="1" r:id="rId_zt8tuau79hxstqm78uhn">
+            <w:hyperlink w:history="1" r:id="rIdwvu1tuahxo5aiwkmhnnx3">
               <w:r>
                 <w:rPr>
                   <w:rFonts w:ascii="Arial" w:cs="Arial" w:eastAsia="Arial" w:hAnsi="Arial"/>
@@ -18693,7 +18693,7 @@
               <w:spacing w:after="10" w:before="0"/>
               <w:ind w:left="120"/>
             </w:pPr>
-            <w:hyperlink w:history="1" r:id="rId-9zjoypblipfmfuwoscze">
+            <w:hyperlink w:history="1" r:id="rIdyzmh7bdmns_ebrudgpjsz">
               <w:r>
                 <w:rPr>
                   <w:rFonts w:ascii="Arial" w:cs="Arial" w:eastAsia="Arial" w:hAnsi="Arial"/>
@@ -18888,7 +18888,7 @@
             <w:pPr>
               <w:spacing w:after="20" w:before="0"/>
             </w:pPr>
-            <w:hyperlink w:history="1" r:id="rIdfvb68n1kes7b70sm1o5ys">
+            <w:hyperlink w:history="1" r:id="rIdjwlnhia12s7nr5o8rc7ex">
               <w:r>
                 <w:rPr>
                   <w:rFonts w:ascii="Arial" w:cs="Arial" w:eastAsia="Arial" w:hAnsi="Arial"/>
@@ -18921,7 +18921,7 @@
               <w:spacing w:after="10" w:before="0"/>
               <w:ind w:left="120"/>
             </w:pPr>
-            <w:hyperlink w:history="1" r:id="rIdkuuvlftlsgtzryqsjvv4w">
+            <w:hyperlink w:history="1" r:id="rIdaq2qkd2axcxwo7g1alzsj">
               <w:r>
                 <w:rPr>
                   <w:rFonts w:ascii="Arial" w:cs="Arial" w:eastAsia="Arial" w:hAnsi="Arial"/>
@@ -18966,7 +18966,7 @@
             <w:pPr>
               <w:spacing w:after="20" w:before="0"/>
             </w:pPr>
-            <w:hyperlink w:history="1" r:id="rIditz8p9mxhcbjjjdufiqe0">
+            <w:hyperlink w:history="1" r:id="rIdyy2wra2tqg_8yvvizjwpd">
               <w:r>
                 <w:rPr>
                   <w:rFonts w:ascii="Arial" w:cs="Arial" w:eastAsia="Arial" w:hAnsi="Arial"/>
@@ -18999,7 +18999,7 @@
               <w:spacing w:after="10" w:before="0"/>
               <w:ind w:left="120"/>
             </w:pPr>
-            <w:hyperlink w:history="1" r:id="rIda9mltyygs-t6o_dtck2z0">
+            <w:hyperlink w:history="1" r:id="rIdbsuwyxmrxffl0rge9vunt">
               <w:r>
                 <w:rPr>
                   <w:rFonts w:ascii="Arial" w:cs="Arial" w:eastAsia="Arial" w:hAnsi="Arial"/>
@@ -20487,7 +20487,7 @@
             <w:pPr>
               <w:spacing w:after="20" w:before="0"/>
             </w:pPr>
-            <w:hyperlink w:history="1" r:id="rIddyhrm28ct8zwzo-ekezuz">
+            <w:hyperlink w:history="1" r:id="rId-ocwbyr2kmcgdfnwjgfvg">
               <w:r>
                 <w:rPr>
                   <w:rFonts w:ascii="Arial" w:cs="Arial" w:eastAsia="Arial" w:hAnsi="Arial"/>
@@ -20520,7 +20520,7 @@
               <w:spacing w:after="10" w:before="0"/>
               <w:ind w:left="120"/>
             </w:pPr>
-            <w:hyperlink w:history="1" r:id="rId5g0a67yrb4wp6dbj-u2ec">
+            <w:hyperlink w:history="1" r:id="rIdhm_mmwuln69egnif1uffw">
               <w:r>
                 <w:rPr>
                   <w:rFonts w:ascii="Arial" w:cs="Arial" w:eastAsia="Arial" w:hAnsi="Arial"/>
@@ -20565,7 +20565,7 @@
             <w:pPr>
               <w:spacing w:after="20" w:before="0"/>
             </w:pPr>
-            <w:hyperlink w:history="1" r:id="rIdff6elvsd_ohcjsc_wpr2-">
+            <w:hyperlink w:history="1" r:id="rIdn5tdolg9nkdipiv_wdzn4">
               <w:r>
                 <w:rPr>
                   <w:rFonts w:ascii="Arial" w:cs="Arial" w:eastAsia="Arial" w:hAnsi="Arial"/>
@@ -20598,7 +20598,7 @@
               <w:spacing w:after="10" w:before="0"/>
               <w:ind w:left="120"/>
             </w:pPr>
-            <w:hyperlink w:history="1" r:id="rIdc8pmsh5rxcfuspp9ecgpc">
+            <w:hyperlink w:history="1" r:id="rIdrnrnfeefgy_y8c0_k909y">
               <w:r>
                 <w:rPr>
                   <w:rFonts w:ascii="Arial" w:cs="Arial" w:eastAsia="Arial" w:hAnsi="Arial"/>
@@ -20869,7 +20869,7 @@
             <w:pPr>
               <w:spacing w:after="20" w:before="0"/>
             </w:pPr>
-            <w:hyperlink w:history="1" r:id="rId3xyym5e63cashovidmknr">
+            <w:hyperlink w:history="1" r:id="rIde15tnpq7vwmhle4e7zij7">
               <w:r>
                 <w:rPr>
                   <w:rFonts w:ascii="Arial" w:cs="Arial" w:eastAsia="Arial" w:hAnsi="Arial"/>
@@ -20902,7 +20902,7 @@
               <w:spacing w:after="10" w:before="0"/>
               <w:ind w:left="120"/>
             </w:pPr>
-            <w:hyperlink w:history="1" r:id="rIdspsrqo5yq0ttqznl4p3he">
+            <w:hyperlink w:history="1" r:id="rIdftyvahfnmggfmxuxksndt">
               <w:r>
                 <w:rPr>
                   <w:rFonts w:ascii="Arial" w:cs="Arial" w:eastAsia="Arial" w:hAnsi="Arial"/>
@@ -20947,7 +20947,7 @@
             <w:pPr>
               <w:spacing w:after="20" w:before="0"/>
             </w:pPr>
-            <w:hyperlink w:history="1" r:id="rIdzwxxv_amltepehccugrtt">
+            <w:hyperlink w:history="1" r:id="rIduuf7y6m438asexbou00ci">
               <w:r>
                 <w:rPr>
                   <w:rFonts w:ascii="Arial" w:cs="Arial" w:eastAsia="Arial" w:hAnsi="Arial"/>
@@ -20980,7 +20980,7 @@
               <w:spacing w:after="10" w:before="0"/>
               <w:ind w:left="120"/>
             </w:pPr>
-            <w:hyperlink w:history="1" r:id="rIdfjmrsxt7prru0ldnsx_y-">
+            <w:hyperlink w:history="1" r:id="rIdchwifkydgdeotg84peedw">
               <w:r>
                 <w:rPr>
                   <w:rFonts w:ascii="Arial" w:cs="Arial" w:eastAsia="Arial" w:hAnsi="Arial"/>
@@ -21479,7 +21479,7 @@
             <w:pPr>
               <w:spacing w:after="20" w:before="0"/>
             </w:pPr>
-            <w:hyperlink w:history="1" r:id="rIdg8rcsscug6urzv9364l6b">
+            <w:hyperlink w:history="1" r:id="rIdlnddybwh4htcfsfz8kq00">
               <w:r>
                 <w:rPr>
                   <w:rFonts w:ascii="Arial" w:cs="Arial" w:eastAsia="Arial" w:hAnsi="Arial"/>
@@ -21512,7 +21512,7 @@
               <w:spacing w:after="10" w:before="0"/>
               <w:ind w:left="120"/>
             </w:pPr>
-            <w:hyperlink w:history="1" r:id="rIdtjodms3g1mgt_crzmbylk">
+            <w:hyperlink w:history="1" r:id="rId6moz_nd2kdtyon2qifeh-">
               <w:r>
                 <w:rPr>
                   <w:rFonts w:ascii="Arial" w:cs="Arial" w:eastAsia="Arial" w:hAnsi="Arial"/>
@@ -21557,7 +21557,7 @@
             <w:pPr>
               <w:spacing w:after="20" w:before="0"/>
             </w:pPr>
-            <w:hyperlink w:history="1" r:id="rIdkbpydyazvqa5o-varoyve">
+            <w:hyperlink w:history="1" r:id="rIdvm31a4bmaxwgij8ibq47y">
               <w:r>
                 <w:rPr>
                   <w:rFonts w:ascii="Arial" w:cs="Arial" w:eastAsia="Arial" w:hAnsi="Arial"/>
@@ -21590,7 +21590,7 @@
               <w:spacing w:after="10" w:before="0"/>
               <w:ind w:left="120"/>
             </w:pPr>
-            <w:hyperlink w:history="1" r:id="rIdmmdvl0foskuywohaf6zoc">
+            <w:hyperlink w:history="1" r:id="rIdm3kmw-t1snxh0xqisj6fi">
               <w:r>
                 <w:rPr>
                   <w:rFonts w:ascii="Arial" w:cs="Arial" w:eastAsia="Arial" w:hAnsi="Arial"/>
@@ -21861,7 +21861,7 @@
             <w:pPr>
               <w:spacing w:after="20" w:before="0"/>
             </w:pPr>
-            <w:hyperlink w:history="1" r:id="rIdwlbc_4mlkv3cprdkqkkgq">
+            <w:hyperlink w:history="1" r:id="rIdsb8j2gyihniswvwaknlap">
               <w:r>
                 <w:rPr>
                   <w:rFonts w:ascii="Arial" w:cs="Arial" w:eastAsia="Arial" w:hAnsi="Arial"/>
@@ -21894,7 +21894,7 @@
               <w:spacing w:after="10" w:before="0"/>
               <w:ind w:left="120"/>
             </w:pPr>
-            <w:hyperlink w:history="1" r:id="rIdlnj2s11jg7siv9gj19e9q">
+            <w:hyperlink w:history="1" r:id="rIdfekufmjemlxumrfehaz16">
               <w:r>
                 <w:rPr>
                   <w:rFonts w:ascii="Arial" w:cs="Arial" w:eastAsia="Arial" w:hAnsi="Arial"/>
@@ -21939,7 +21939,7 @@
             <w:pPr>
               <w:spacing w:after="20" w:before="0"/>
             </w:pPr>
-            <w:hyperlink w:history="1" r:id="rIdxce3chebzs77lyplqrmbl">
+            <w:hyperlink w:history="1" r:id="rIdlkadeqqyha0jvjueg5das">
               <w:r>
                 <w:rPr>
                   <w:rFonts w:ascii="Arial" w:cs="Arial" w:eastAsia="Arial" w:hAnsi="Arial"/>
@@ -21972,7 +21972,7 @@
               <w:spacing w:after="10" w:before="0"/>
               <w:ind w:left="120"/>
             </w:pPr>
-            <w:hyperlink w:history="1" r:id="rId5uwjgvrzsff1fmfbd1ofr">
+            <w:hyperlink w:history="1" r:id="rIdlco2usw7guyfwc0ztwz8-">
               <w:r>
                 <w:rPr>
                   <w:rFonts w:ascii="Arial" w:cs="Arial" w:eastAsia="Arial" w:hAnsi="Arial"/>
@@ -22243,7 +22243,7 @@
             <w:pPr>
               <w:spacing w:after="20" w:before="0"/>
             </w:pPr>
-            <w:hyperlink w:history="1" r:id="rId791-wdhasc11nyn-tlkic">
+            <w:hyperlink w:history="1" r:id="rIdcgurhugwrxyz890pmjj1v">
               <w:r>
                 <w:rPr>
                   <w:rFonts w:ascii="Arial" w:cs="Arial" w:eastAsia="Arial" w:hAnsi="Arial"/>
@@ -22276,7 +22276,7 @@
               <w:spacing w:after="10" w:before="0"/>
               <w:ind w:left="120"/>
             </w:pPr>
-            <w:hyperlink w:history="1" r:id="rIdmixnx_zwptymnlqi4oc90">
+            <w:hyperlink w:history="1" r:id="rIdkasrcqhg3frux8ky6duj1">
               <w:r>
                 <w:rPr>
                   <w:rFonts w:ascii="Arial" w:cs="Arial" w:eastAsia="Arial" w:hAnsi="Arial"/>
@@ -22321,7 +22321,7 @@
             <w:pPr>
               <w:spacing w:after="20" w:before="0"/>
             </w:pPr>
-            <w:hyperlink w:history="1" r:id="rId13haiobktbrogloctqvwg">
+            <w:hyperlink w:history="1" r:id="rId_qpyyqjswo2tixgaryiws">
               <w:r>
                 <w:rPr>
                   <w:rFonts w:ascii="Arial" w:cs="Arial" w:eastAsia="Arial" w:hAnsi="Arial"/>
@@ -22354,7 +22354,7 @@
               <w:spacing w:after="10" w:before="0"/>
               <w:ind w:left="120"/>
             </w:pPr>
-            <w:hyperlink w:history="1" r:id="rIdvuuk9jtpwhyz7ql_02qjk">
+            <w:hyperlink w:history="1" r:id="rIdlb94odlgxnbty40tv6ns2">
               <w:r>
                 <w:rPr>
                   <w:rFonts w:ascii="Arial" w:cs="Arial" w:eastAsia="Arial" w:hAnsi="Arial"/>
@@ -23955,7 +23955,7 @@
             <w:pPr>
               <w:spacing w:after="20" w:before="0"/>
             </w:pPr>
-            <w:hyperlink w:history="1" r:id="rIdxxl2mcbwuhzdhm5zxfjje">
+            <w:hyperlink w:history="1" r:id="rId0vcm2ea6ecsskrgwj5x6j">
               <w:r>
                 <w:rPr>
                   <w:rFonts w:ascii="Arial" w:cs="Arial" w:eastAsia="Arial" w:hAnsi="Arial"/>
@@ -23988,7 +23988,7 @@
               <w:spacing w:after="10" w:before="0"/>
               <w:ind w:left="120"/>
             </w:pPr>
-            <w:hyperlink w:history="1" r:id="rIdqnojqx72ovmeprxj0zmmg">
+            <w:hyperlink w:history="1" r:id="rIdy43ymnpo--dbayfojhcn1">
               <w:r>
                 <w:rPr>
                   <w:rFonts w:ascii="Arial" w:cs="Arial" w:eastAsia="Arial" w:hAnsi="Arial"/>
@@ -24033,7 +24033,7 @@
             <w:pPr>
               <w:spacing w:after="20" w:before="0"/>
             </w:pPr>
-            <w:hyperlink w:history="1" r:id="rIdwhxbbyw2v_6ll7tsccab8">
+            <w:hyperlink w:history="1" r:id="rIdyutgq_nyn2cogvwqgrp3x">
               <w:r>
                 <w:rPr>
                   <w:rFonts w:ascii="Arial" w:cs="Arial" w:eastAsia="Arial" w:hAnsi="Arial"/>
@@ -24066,7 +24066,7 @@
               <w:spacing w:after="10" w:before="0"/>
               <w:ind w:left="120"/>
             </w:pPr>
-            <w:hyperlink w:history="1" r:id="rIdhlsjza8gxli9gnzhi4wxr">
+            <w:hyperlink w:history="1" r:id="rId8hz5tafmsf3plu3i7lwtq">
               <w:r>
                 <w:rPr>
                   <w:rFonts w:ascii="Arial" w:cs="Arial" w:eastAsia="Arial" w:hAnsi="Arial"/>
@@ -24261,7 +24261,7 @@
             <w:pPr>
               <w:spacing w:after="20" w:before="0"/>
             </w:pPr>
-            <w:hyperlink w:history="1" r:id="rIdm8oshgczeuw4g73-wyclp">
+            <w:hyperlink w:history="1" r:id="rIdtltnv6vnb3ebcjm1f6wak">
               <w:r>
                 <w:rPr>
                   <w:rFonts w:ascii="Arial" w:cs="Arial" w:eastAsia="Arial" w:hAnsi="Arial"/>
@@ -24294,7 +24294,7 @@
               <w:spacing w:after="10" w:before="0"/>
               <w:ind w:left="120"/>
             </w:pPr>
-            <w:hyperlink w:history="1" r:id="rIdfwfhvejpw_m3ap2y2yzox">
+            <w:hyperlink w:history="1" r:id="rIdsl16qxrfjfpbvhlkejq-f">
               <w:r>
                 <w:rPr>
                   <w:rFonts w:ascii="Arial" w:cs="Arial" w:eastAsia="Arial" w:hAnsi="Arial"/>
@@ -24339,7 +24339,7 @@
             <w:pPr>
               <w:spacing w:after="20" w:before="0"/>
             </w:pPr>
-            <w:hyperlink w:history="1" r:id="rIdifggatbadjzmvkhe-7amn">
+            <w:hyperlink w:history="1" r:id="rIdkhndn-hpjtxwrwcze7fzv">
               <w:r>
                 <w:rPr>
                   <w:rFonts w:ascii="Arial" w:cs="Arial" w:eastAsia="Arial" w:hAnsi="Arial"/>
@@ -24372,7 +24372,7 @@
               <w:spacing w:after="10" w:before="0"/>
               <w:ind w:left="120"/>
             </w:pPr>
-            <w:hyperlink w:history="1" r:id="rIda4eo39qpncdcgj1l4wrfm">
+            <w:hyperlink w:history="1" r:id="rIdyhfbhcglhtenhubdrqgdo">
               <w:r>
                 <w:rPr>
                   <w:rFonts w:ascii="Arial" w:cs="Arial" w:eastAsia="Arial" w:hAnsi="Arial"/>
@@ -24567,7 +24567,7 @@
             <w:pPr>
               <w:spacing w:after="20" w:before="0"/>
             </w:pPr>
-            <w:hyperlink w:history="1" r:id="rIdlsgykounwx0tmgnurbfe1">
+            <w:hyperlink w:history="1" r:id="rIdqivpwbmw_vqsvdfm_5o1d">
               <w:r>
                 <w:rPr>
                   <w:rFonts w:ascii="Arial" w:cs="Arial" w:eastAsia="Arial" w:hAnsi="Arial"/>
@@ -24600,7 +24600,7 @@
               <w:spacing w:after="10" w:before="0"/>
               <w:ind w:left="120"/>
             </w:pPr>
-            <w:hyperlink w:history="1" r:id="rId5ipaj8ptwzqh2tln32zlr">
+            <w:hyperlink w:history="1" r:id="rIdjh1z2iph1k_i8tg0zvhic">
               <w:r>
                 <w:rPr>
                   <w:rFonts w:ascii="Arial" w:cs="Arial" w:eastAsia="Arial" w:hAnsi="Arial"/>
@@ -24645,7 +24645,7 @@
             <w:pPr>
               <w:spacing w:after="20" w:before="0"/>
             </w:pPr>
-            <w:hyperlink w:history="1" r:id="rIdhpx8h8g4adwx23umosaqd">
+            <w:hyperlink w:history="1" r:id="rIdwaatjr5a-scnekiqixc_k">
               <w:r>
                 <w:rPr>
                   <w:rFonts w:ascii="Arial" w:cs="Arial" w:eastAsia="Arial" w:hAnsi="Arial"/>
@@ -24678,7 +24678,7 @@
               <w:spacing w:after="10" w:before="0"/>
               <w:ind w:left="120"/>
             </w:pPr>
-            <w:hyperlink w:history="1" r:id="rIdtjtbps4wf4jldmpvieib1">
+            <w:hyperlink w:history="1" r:id="rIdvzryjpryeclkn_zb-ghhp">
               <w:r>
                 <w:rPr>
                   <w:rFonts w:ascii="Arial" w:cs="Arial" w:eastAsia="Arial" w:hAnsi="Arial"/>
@@ -24873,7 +24873,7 @@
             <w:pPr>
               <w:spacing w:after="20" w:before="0"/>
             </w:pPr>
-            <w:hyperlink w:history="1" r:id="rIdgsw9xjcvpeju-1s5pl83f">
+            <w:hyperlink w:history="1" r:id="rIdh251favzbzqwbv_gxdw1j">
               <w:r>
                 <w:rPr>
                   <w:rFonts w:ascii="Arial" w:cs="Arial" w:eastAsia="Arial" w:hAnsi="Arial"/>
@@ -24906,7 +24906,7 @@
               <w:spacing w:after="10" w:before="0"/>
               <w:ind w:left="120"/>
             </w:pPr>
-            <w:hyperlink w:history="1" r:id="rIdktfjepqrf1zkzs5lztoij">
+            <w:hyperlink w:history="1" r:id="rIdo0fesnbmxvumuo7xaigzt">
               <w:r>
                 <w:rPr>
                   <w:rFonts w:ascii="Arial" w:cs="Arial" w:eastAsia="Arial" w:hAnsi="Arial"/>
@@ -24951,7 +24951,7 @@
             <w:pPr>
               <w:spacing w:after="20" w:before="0"/>
             </w:pPr>
-            <w:hyperlink w:history="1" r:id="rIddmxfhazjmaj-sxfecea-3">
+            <w:hyperlink w:history="1" r:id="rIdkadzcqk675x3nyndfrusa">
               <w:r>
                 <w:rPr>
                   <w:rFonts w:ascii="Arial" w:cs="Arial" w:eastAsia="Arial" w:hAnsi="Arial"/>
@@ -24984,7 +24984,7 @@
               <w:spacing w:after="10" w:before="0"/>
               <w:ind w:left="120"/>
             </w:pPr>
-            <w:hyperlink w:history="1" r:id="rIdvwdixrc-z_yymlyahx6zm">
+            <w:hyperlink w:history="1" r:id="rIdbin_dfei82g8iugo5m9ft">
               <w:r>
                 <w:rPr>
                   <w:rFonts w:ascii="Arial" w:cs="Arial" w:eastAsia="Arial" w:hAnsi="Arial"/>
@@ -25179,7 +25179,7 @@
             <w:pPr>
               <w:spacing w:after="20" w:before="0"/>
             </w:pPr>
-            <w:hyperlink w:history="1" r:id="rIdugbrczwusyz8ctwoqxoqr">
+            <w:hyperlink w:history="1" r:id="rIdgfg0y-raic23cleibmcsx">
               <w:r>
                 <w:rPr>
                   <w:rFonts w:ascii="Arial" w:cs="Arial" w:eastAsia="Arial" w:hAnsi="Arial"/>
@@ -25212,7 +25212,7 @@
               <w:spacing w:after="10" w:before="0"/>
               <w:ind w:left="120"/>
             </w:pPr>
-            <w:hyperlink w:history="1" r:id="rIdm07wydajdnan4vlcc_ivr">
+            <w:hyperlink w:history="1" r:id="rIdfsnbt3p4ma4e-pstv6xeo">
               <w:r>
                 <w:rPr>
                   <w:rFonts w:ascii="Arial" w:cs="Arial" w:eastAsia="Arial" w:hAnsi="Arial"/>
@@ -25257,7 +25257,7 @@
             <w:pPr>
               <w:spacing w:after="20" w:before="0"/>
             </w:pPr>
-            <w:hyperlink w:history="1" r:id="rIddqfmlw4ayngqbepc7gqlg">
+            <w:hyperlink w:history="1" r:id="rIdjtpuaqbjygbom6edjuulp">
               <w:r>
                 <w:rPr>
                   <w:rFonts w:ascii="Arial" w:cs="Arial" w:eastAsia="Arial" w:hAnsi="Arial"/>
@@ -25290,7 +25290,7 @@
               <w:spacing w:after="10" w:before="0"/>
               <w:ind w:left="120"/>
             </w:pPr>
-            <w:hyperlink w:history="1" r:id="rIdplrgttbsumsnbkasgmfow">
+            <w:hyperlink w:history="1" r:id="rIdt_decrodkjqhsjjqc2rts">
               <w:r>
                 <w:rPr>
                   <w:rFonts w:ascii="Arial" w:cs="Arial" w:eastAsia="Arial" w:hAnsi="Arial"/>
@@ -26777,7 +26777,7 @@
             <w:pPr>
               <w:spacing w:after="20" w:before="0"/>
             </w:pPr>
-            <w:hyperlink w:history="1" r:id="rId8lurmdfed8be4pp-tv2xt">
+            <w:hyperlink w:history="1" r:id="rIdlapgmkwrj6o7s1kbadbp9">
               <w:r>
                 <w:rPr>
                   <w:rFonts w:ascii="Arial" w:cs="Arial" w:eastAsia="Arial" w:hAnsi="Arial"/>
@@ -26810,7 +26810,7 @@
               <w:spacing w:after="10" w:before="0"/>
               <w:ind w:left="120"/>
             </w:pPr>
-            <w:hyperlink w:history="1" r:id="rIdip_sjaewzxg1xfh5qzvko">
+            <w:hyperlink w:history="1" r:id="rIdgfpw80wd8vwzlsqyqssov">
               <w:r>
                 <w:rPr>
                   <w:rFonts w:ascii="Arial" w:cs="Arial" w:eastAsia="Arial" w:hAnsi="Arial"/>
@@ -26855,7 +26855,7 @@
             <w:pPr>
               <w:spacing w:after="20" w:before="0"/>
             </w:pPr>
-            <w:hyperlink w:history="1" r:id="rIdan3hljffdr6ujiijwf4ad">
+            <w:hyperlink w:history="1" r:id="rIda2as6ywveaaebjp6qskcr">
               <w:r>
                 <w:rPr>
                   <w:rFonts w:ascii="Arial" w:cs="Arial" w:eastAsia="Arial" w:hAnsi="Arial"/>
@@ -26888,7 +26888,7 @@
               <w:spacing w:after="10" w:before="0"/>
               <w:ind w:left="120"/>
             </w:pPr>
-            <w:hyperlink w:history="1" r:id="rId3qli8lxdjpbszyaztzvz2">
+            <w:hyperlink w:history="1" r:id="rIdlzmgop2ifi8te3blghz8z">
               <w:r>
                 <w:rPr>
                   <w:rFonts w:ascii="Arial" w:cs="Arial" w:eastAsia="Arial" w:hAnsi="Arial"/>
@@ -27083,7 +27083,7 @@
             <w:pPr>
               <w:spacing w:after="20" w:before="0"/>
             </w:pPr>
-            <w:hyperlink w:history="1" r:id="rIdhw0uycfpfg9icazzj41h-">
+            <w:hyperlink w:history="1" r:id="rIdnnmndm46dchlzusnpohjc">
               <w:r>
                 <w:rPr>
                   <w:rFonts w:ascii="Arial" w:cs="Arial" w:eastAsia="Arial" w:hAnsi="Arial"/>
@@ -27116,7 +27116,7 @@
               <w:spacing w:after="10" w:before="0"/>
               <w:ind w:left="120"/>
             </w:pPr>
-            <w:hyperlink w:history="1" r:id="rIdovzysy2bou5h3nn_pi0ed">
+            <w:hyperlink w:history="1" r:id="rIdg42iz_ji8suhkniuyorpj">
               <w:r>
                 <w:rPr>
                   <w:rFonts w:ascii="Arial" w:cs="Arial" w:eastAsia="Arial" w:hAnsi="Arial"/>
@@ -27161,7 +27161,7 @@
             <w:pPr>
               <w:spacing w:after="20" w:before="0"/>
             </w:pPr>
-            <w:hyperlink w:history="1" r:id="rIdknovheno_k8_pcowref1q">
+            <w:hyperlink w:history="1" r:id="rId0-csk_r5qidnmgkg0-nvs">
               <w:r>
                 <w:rPr>
                   <w:rFonts w:ascii="Arial" w:cs="Arial" w:eastAsia="Arial" w:hAnsi="Arial"/>
@@ -27194,7 +27194,7 @@
               <w:spacing w:after="10" w:before="0"/>
               <w:ind w:left="120"/>
             </w:pPr>
-            <w:hyperlink w:history="1" r:id="rId4iy-gnys5tcaqoq0flh9j">
+            <w:hyperlink w:history="1" r:id="rIdcbf1hzo85mce9mlij4kxb">
               <w:r>
                 <w:rPr>
                   <w:rFonts w:ascii="Arial" w:cs="Arial" w:eastAsia="Arial" w:hAnsi="Arial"/>
@@ -27389,7 +27389,7 @@
             <w:pPr>
               <w:spacing w:after="20" w:before="0"/>
             </w:pPr>
-            <w:hyperlink w:history="1" r:id="rIdbjdhy1pxrwb7_1nshb5zc">
+            <w:hyperlink w:history="1" r:id="rIdplzseqyzauykkhk5rqhou">
               <w:r>
                 <w:rPr>
                   <w:rFonts w:ascii="Arial" w:cs="Arial" w:eastAsia="Arial" w:hAnsi="Arial"/>
@@ -27422,7 +27422,7 @@
               <w:spacing w:after="10" w:before="0"/>
               <w:ind w:left="120"/>
             </w:pPr>
-            <w:hyperlink w:history="1" r:id="rId_vfopgmjsisr5wz_4fieq">
+            <w:hyperlink w:history="1" r:id="rIdwdcljvws9fwe_oh2lf9ed">
               <w:r>
                 <w:rPr>
                   <w:rFonts w:ascii="Arial" w:cs="Arial" w:eastAsia="Arial" w:hAnsi="Arial"/>
@@ -27467,7 +27467,7 @@
             <w:pPr>
               <w:spacing w:after="20" w:before="0"/>
             </w:pPr>
-            <w:hyperlink w:history="1" r:id="rIdvmkw-l9j4awfulehr_1vh">
+            <w:hyperlink w:history="1" r:id="rIdbtpkyw6ay5-rplokh_1u2">
               <w:r>
                 <w:rPr>
                   <w:rFonts w:ascii="Arial" w:cs="Arial" w:eastAsia="Arial" w:hAnsi="Arial"/>
@@ -27500,7 +27500,7 @@
               <w:spacing w:after="10" w:before="0"/>
               <w:ind w:left="120"/>
             </w:pPr>
-            <w:hyperlink w:history="1" r:id="rIddkdg3w4ziabgvmalbs1cd">
+            <w:hyperlink w:history="1" r:id="rIdmqf4m3phlnmjl5zi7juog">
               <w:r>
                 <w:rPr>
                   <w:rFonts w:ascii="Arial" w:cs="Arial" w:eastAsia="Arial" w:hAnsi="Arial"/>
@@ -27695,7 +27695,7 @@
             <w:pPr>
               <w:spacing w:after="20" w:before="0"/>
             </w:pPr>
-            <w:hyperlink w:history="1" r:id="rId61srrblktjswmiafnw1lf">
+            <w:hyperlink w:history="1" r:id="rIdzfiusta9ct-ih5wqnnsle">
               <w:r>
                 <w:rPr>
                   <w:rFonts w:ascii="Arial" w:cs="Arial" w:eastAsia="Arial" w:hAnsi="Arial"/>
@@ -27728,7 +27728,7 @@
               <w:spacing w:after="10" w:before="0"/>
               <w:ind w:left="120"/>
             </w:pPr>
-            <w:hyperlink w:history="1" r:id="rIdp3cqfzezn3sqztnniw2ow">
+            <w:hyperlink w:history="1" r:id="rId5g5kr3zw5djneu5wj4ll5">
               <w:r>
                 <w:rPr>
                   <w:rFonts w:ascii="Arial" w:cs="Arial" w:eastAsia="Arial" w:hAnsi="Arial"/>
@@ -27773,7 +27773,7 @@
             <w:pPr>
               <w:spacing w:after="20" w:before="0"/>
             </w:pPr>
-            <w:hyperlink w:history="1" r:id="rIdzp_ofogzi3aif6obc6clg">
+            <w:hyperlink w:history="1" r:id="rIdpd1mtldi0na3a_sma6apk">
               <w:r>
                 <w:rPr>
                   <w:rFonts w:ascii="Arial" w:cs="Arial" w:eastAsia="Arial" w:hAnsi="Arial"/>
@@ -27806,7 +27806,7 @@
               <w:spacing w:after="10" w:before="0"/>
               <w:ind w:left="120"/>
             </w:pPr>
-            <w:hyperlink w:history="1" r:id="rIdzaw82jbljjkrqoarv2eiv">
+            <w:hyperlink w:history="1" r:id="rIdzlzgekpsu_urmauadnkp-">
               <w:r>
                 <w:rPr>
                   <w:rFonts w:ascii="Arial" w:cs="Arial" w:eastAsia="Arial" w:hAnsi="Arial"/>
@@ -28001,7 +28001,7 @@
             <w:pPr>
               <w:spacing w:after="20" w:before="0"/>
             </w:pPr>
-            <w:hyperlink w:history="1" r:id="rIda9cc7dmntm95vvxyqfzax">
+            <w:hyperlink w:history="1" r:id="rIdwzfzpl4xuwksqaxbwp3yt">
               <w:r>
                 <w:rPr>
                   <w:rFonts w:ascii="Arial" w:cs="Arial" w:eastAsia="Arial" w:hAnsi="Arial"/>
@@ -28034,7 +28034,7 @@
               <w:spacing w:after="10" w:before="0"/>
               <w:ind w:left="120"/>
             </w:pPr>
-            <w:hyperlink w:history="1" r:id="rIdegkal3hwyrgsmlgjkfqla">
+            <w:hyperlink w:history="1" r:id="rIdlavogvvhfwtledf7i2vsz">
               <w:r>
                 <w:rPr>
                   <w:rFonts w:ascii="Arial" w:cs="Arial" w:eastAsia="Arial" w:hAnsi="Arial"/>
@@ -28079,7 +28079,7 @@
             <w:pPr>
               <w:spacing w:after="20" w:before="0"/>
             </w:pPr>
-            <w:hyperlink w:history="1" r:id="rIdztl9awjqtfum4ro8w80rx">
+            <w:hyperlink w:history="1" r:id="rId4cgd2rucff9axhr56nidp">
               <w:r>
                 <w:rPr>
                   <w:rFonts w:ascii="Arial" w:cs="Arial" w:eastAsia="Arial" w:hAnsi="Arial"/>
@@ -28112,7 +28112,7 @@
               <w:spacing w:after="10" w:before="0"/>
               <w:ind w:left="120"/>
             </w:pPr>
-            <w:hyperlink w:history="1" r:id="rIdxdvbj2qzv7xiecfmfx1lm">
+            <w:hyperlink w:history="1" r:id="rIdf7blpqvlsub3vf4p-2_qr">
               <w:r>
                 <w:rPr>
                   <w:rFonts w:ascii="Arial" w:cs="Arial" w:eastAsia="Arial" w:hAnsi="Arial"/>
@@ -29599,7 +29599,7 @@
             <w:pPr>
               <w:spacing w:after="20" w:before="0"/>
             </w:pPr>
-            <w:hyperlink w:history="1" r:id="rIde-fq__kdw51iw01m0ojpg">
+            <w:hyperlink w:history="1" r:id="rIdgnv1aknm45miwi1_kb3vi">
               <w:r>
                 <w:rPr>
                   <w:rFonts w:ascii="Arial" w:cs="Arial" w:eastAsia="Arial" w:hAnsi="Arial"/>
@@ -29632,7 +29632,7 @@
               <w:spacing w:after="10" w:before="0"/>
               <w:ind w:left="120"/>
             </w:pPr>
-            <w:hyperlink w:history="1" r:id="rIdmxmd6fjlmmqwuejn6g3rs">
+            <w:hyperlink w:history="1" r:id="rIdyejg3jxi14axsd7hc7hmg">
               <w:r>
                 <w:rPr>
                   <w:rFonts w:ascii="Arial" w:cs="Arial" w:eastAsia="Arial" w:hAnsi="Arial"/>
@@ -29677,7 +29677,7 @@
             <w:pPr>
               <w:spacing w:after="20" w:before="0"/>
             </w:pPr>
-            <w:hyperlink w:history="1" r:id="rIdzpjz70dbzpmlhhtfopb2m">
+            <w:hyperlink w:history="1" r:id="rIddjnzaayotdzjs6inmfvty">
               <w:r>
                 <w:rPr>
                   <w:rFonts w:ascii="Arial" w:cs="Arial" w:eastAsia="Arial" w:hAnsi="Arial"/>
@@ -29710,7 +29710,7 @@
               <w:spacing w:after="10" w:before="0"/>
               <w:ind w:left="120"/>
             </w:pPr>
-            <w:hyperlink w:history="1" r:id="rIduhu09cn9dzhqxbezdolvj">
+            <w:hyperlink w:history="1" r:id="rIdv9-4jdu46_qjayaqoucrq">
               <w:r>
                 <w:rPr>
                   <w:rFonts w:ascii="Arial" w:cs="Arial" w:eastAsia="Arial" w:hAnsi="Arial"/>
@@ -29905,7 +29905,7 @@
             <w:pPr>
               <w:spacing w:after="20" w:before="0"/>
             </w:pPr>
-            <w:hyperlink w:history="1" r:id="rIdi6mn0np3ktqdca-xxzowt">
+            <w:hyperlink w:history="1" r:id="rIdaei5unx57m2uzfwpwszsw">
               <w:r>
                 <w:rPr>
                   <w:rFonts w:ascii="Arial" w:cs="Arial" w:eastAsia="Arial" w:hAnsi="Arial"/>
@@ -29938,7 +29938,7 @@
               <w:spacing w:after="10" w:before="0"/>
               <w:ind w:left="120"/>
             </w:pPr>
-            <w:hyperlink w:history="1" r:id="rIdgpreh5wvsfostiijydvne">
+            <w:hyperlink w:history="1" r:id="rIdpkuwz9l0zdg-t8qpwj8sc">
               <w:r>
                 <w:rPr>
                   <w:rFonts w:ascii="Arial" w:cs="Arial" w:eastAsia="Arial" w:hAnsi="Arial"/>
@@ -29983,7 +29983,7 @@
             <w:pPr>
               <w:spacing w:after="20" w:before="0"/>
             </w:pPr>
-            <w:hyperlink w:history="1" r:id="rIdhfqmvs3ya2wsw4nejz4de">
+            <w:hyperlink w:history="1" r:id="rIdlharsa__9kgpbiw4sxzlb">
               <w:r>
                 <w:rPr>
                   <w:rFonts w:ascii="Arial" w:cs="Arial" w:eastAsia="Arial" w:hAnsi="Arial"/>
@@ -30016,7 +30016,7 @@
               <w:spacing w:after="10" w:before="0"/>
               <w:ind w:left="120"/>
             </w:pPr>
-            <w:hyperlink w:history="1" r:id="rIdwd2mopxykikdndzmfaamd">
+            <w:hyperlink w:history="1" r:id="rId1ejvwygwmyoibcttpq60i">
               <w:r>
                 <w:rPr>
                   <w:rFonts w:ascii="Arial" w:cs="Arial" w:eastAsia="Arial" w:hAnsi="Arial"/>
@@ -30211,7 +30211,7 @@
             <w:pPr>
               <w:spacing w:after="20" w:before="0"/>
             </w:pPr>
-            <w:hyperlink w:history="1" r:id="rIdvxdqckxkjzuaabtapi98-">
+            <w:hyperlink w:history="1" r:id="rIdckrm9-hx2hsv15xx_0jcl">
               <w:r>
                 <w:rPr>
                   <w:rFonts w:ascii="Arial" w:cs="Arial" w:eastAsia="Arial" w:hAnsi="Arial"/>
@@ -30244,7 +30244,7 @@
               <w:spacing w:after="10" w:before="0"/>
               <w:ind w:left="120"/>
             </w:pPr>
-            <w:hyperlink w:history="1" r:id="rIdmmmz99qkjzc3ofobzrbxa">
+            <w:hyperlink w:history="1" r:id="rIdltye0pogzgon88z8akcrt">
               <w:r>
                 <w:rPr>
                   <w:rFonts w:ascii="Arial" w:cs="Arial" w:eastAsia="Arial" w:hAnsi="Arial"/>
@@ -30289,7 +30289,7 @@
             <w:pPr>
               <w:spacing w:after="20" w:before="0"/>
             </w:pPr>
-            <w:hyperlink w:history="1" r:id="rIdmkvi9-ul4gvdhrry0euaj">
+            <w:hyperlink w:history="1" r:id="rIdo-f-1a6mdlhxpydeci5eq">
               <w:r>
                 <w:rPr>
                   <w:rFonts w:ascii="Arial" w:cs="Arial" w:eastAsia="Arial" w:hAnsi="Arial"/>
@@ -30322,7 +30322,7 @@
               <w:spacing w:after="10" w:before="0"/>
               <w:ind w:left="120"/>
             </w:pPr>
-            <w:hyperlink w:history="1" r:id="rIdhmo7lauwmugxigtvjommr">
+            <w:hyperlink w:history="1" r:id="rId2oqqs5kd7juuwqpjrvtro">
               <w:r>
                 <w:rPr>
                   <w:rFonts w:ascii="Arial" w:cs="Arial" w:eastAsia="Arial" w:hAnsi="Arial"/>
@@ -30517,7 +30517,7 @@
             <w:pPr>
               <w:spacing w:after="20" w:before="0"/>
             </w:pPr>
-            <w:hyperlink w:history="1" r:id="rIdg-bldv_tvsbsffecoxcp9">
+            <w:hyperlink w:history="1" r:id="rIdoj-tm3iuv2v5wndae8vxv">
               <w:r>
                 <w:rPr>
                   <w:rFonts w:ascii="Arial" w:cs="Arial" w:eastAsia="Arial" w:hAnsi="Arial"/>
@@ -30550,7 +30550,7 @@
               <w:spacing w:after="10" w:before="0"/>
               <w:ind w:left="120"/>
             </w:pPr>
-            <w:hyperlink w:history="1" r:id="rId2ro5plvrvep4_eum0srum">
+            <w:hyperlink w:history="1" r:id="rIdh5qibhw0ywsd6ysutrp_b">
               <w:r>
                 <w:rPr>
                   <w:rFonts w:ascii="Arial" w:cs="Arial" w:eastAsia="Arial" w:hAnsi="Arial"/>
@@ -30595,7 +30595,7 @@
             <w:pPr>
               <w:spacing w:after="20" w:before="0"/>
             </w:pPr>
-            <w:hyperlink w:history="1" r:id="rId0ctyiurg-fhjnhyawjjuh">
+            <w:hyperlink w:history="1" r:id="rIdjuqxs0qr2llnwdfqlkiml">
               <w:r>
                 <w:rPr>
                   <w:rFonts w:ascii="Arial" w:cs="Arial" w:eastAsia="Arial" w:hAnsi="Arial"/>
@@ -30628,7 +30628,7 @@
               <w:spacing w:after="10" w:before="0"/>
               <w:ind w:left="120"/>
             </w:pPr>
-            <w:hyperlink w:history="1" r:id="rIdii_7d0csaors7zsfhepu9">
+            <w:hyperlink w:history="1" r:id="rIdvrqdvkf3sfva6mkm95iwq">
               <w:r>
                 <w:rPr>
                   <w:rFonts w:ascii="Arial" w:cs="Arial" w:eastAsia="Arial" w:hAnsi="Arial"/>
@@ -30823,7 +30823,7 @@
             <w:pPr>
               <w:spacing w:after="20" w:before="0"/>
             </w:pPr>
-            <w:hyperlink w:history="1" r:id="rIdqb90qwlbkwx_sdxutovg3">
+            <w:hyperlink w:history="1" r:id="rIdm4ktaquwsyoqzh-iwxwbi">
               <w:r>
                 <w:rPr>
                   <w:rFonts w:ascii="Arial" w:cs="Arial" w:eastAsia="Arial" w:hAnsi="Arial"/>
@@ -30856,7 +30856,7 @@
               <w:spacing w:after="10" w:before="0"/>
               <w:ind w:left="120"/>
             </w:pPr>
-            <w:hyperlink w:history="1" r:id="rIdswt7tyv4saxm_ab1ngyds">
+            <w:hyperlink w:history="1" r:id="rIdyyjbn-_vm-vomfkkipcv0">
               <w:r>
                 <w:rPr>
                   <w:rFonts w:ascii="Arial" w:cs="Arial" w:eastAsia="Arial" w:hAnsi="Arial"/>
@@ -30901,7 +30901,7 @@
             <w:pPr>
               <w:spacing w:after="20" w:before="0"/>
             </w:pPr>
-            <w:hyperlink w:history="1" r:id="rId0ksuntloqoxgv0dryssqd">
+            <w:hyperlink w:history="1" r:id="rId2j10hmrmo_g11w9puiyfg">
               <w:r>
                 <w:rPr>
                   <w:rFonts w:ascii="Arial" w:cs="Arial" w:eastAsia="Arial" w:hAnsi="Arial"/>
@@ -30934,7 +30934,7 @@
               <w:spacing w:after="10" w:before="0"/>
               <w:ind w:left="120"/>
             </w:pPr>
-            <w:hyperlink w:history="1" r:id="rIdyt5lswkdwqzko_bzvbfml">
+            <w:hyperlink w:history="1" r:id="rIdvnekkpowphovq9zbievip">
               <w:r>
                 <w:rPr>
                   <w:rFonts w:ascii="Arial" w:cs="Arial" w:eastAsia="Arial" w:hAnsi="Arial"/>

--- a/data/outputs/v2/Biology/SS2.1_Plant_Nutrition/Biology_Plant_Nutrition_CBE_LessonSequence.docx
+++ b/data/outputs/v2/Biology/SS2.1_Plant_Nutrition/Biology_Plant_Nutrition_CBE_LessonSequence.docx
@@ -3440,7 +3440,7 @@
             <w:pPr>
               <w:spacing w:after="20" w:before="0"/>
             </w:pPr>
-            <w:hyperlink w:history="1" r:id="rIdnqszqmyucnsb80ffozkyk">
+            <w:hyperlink w:history="1" r:id="rIduogr3whyujcebr7v3earw">
               <w:r>
                 <w:rPr>
                   <w:rFonts w:ascii="Arial" w:cs="Arial" w:eastAsia="Arial" w:hAnsi="Arial"/>
@@ -3473,7 +3473,7 @@
               <w:spacing w:after="10" w:before="0"/>
               <w:ind w:left="120"/>
             </w:pPr>
-            <w:hyperlink w:history="1" r:id="rIdjl1lu-gsrbn1tj9g40qns">
+            <w:hyperlink w:history="1" r:id="rIdsrs5khxkajp35tezigt_m">
               <w:r>
                 <w:rPr>
                   <w:rFonts w:ascii="Arial" w:cs="Arial" w:eastAsia="Arial" w:hAnsi="Arial"/>
@@ -3518,7 +3518,7 @@
             <w:pPr>
               <w:spacing w:after="20" w:before="0"/>
             </w:pPr>
-            <w:hyperlink w:history="1" r:id="rIdkjqwiagfntqg6ojyvxyxj">
+            <w:hyperlink w:history="1" r:id="rId0ui_jlj4ftdtmwyfxclcz">
               <w:r>
                 <w:rPr>
                   <w:rFonts w:ascii="Arial" w:cs="Arial" w:eastAsia="Arial" w:hAnsi="Arial"/>
@@ -3551,7 +3551,7 @@
               <w:spacing w:after="10" w:before="0"/>
               <w:ind w:left="120"/>
             </w:pPr>
-            <w:hyperlink w:history="1" r:id="rIdg8c1r8dhlhn_tubecq_i7">
+            <w:hyperlink w:history="1" r:id="rIdddvtgxapcqce7iqxhhluh">
               <w:r>
                 <w:rPr>
                   <w:rFonts w:ascii="Arial" w:cs="Arial" w:eastAsia="Arial" w:hAnsi="Arial"/>
@@ -3746,7 +3746,7 @@
             <w:pPr>
               <w:spacing w:after="20" w:before="0"/>
             </w:pPr>
-            <w:hyperlink w:history="1" r:id="rIdnt5fz5dkratgfqk93rhak">
+            <w:hyperlink w:history="1" r:id="rIddgmq4xf3i6zxnals1ewir">
               <w:r>
                 <w:rPr>
                   <w:rFonts w:ascii="Arial" w:cs="Arial" w:eastAsia="Arial" w:hAnsi="Arial"/>
@@ -3779,7 +3779,7 @@
               <w:spacing w:after="10" w:before="0"/>
               <w:ind w:left="120"/>
             </w:pPr>
-            <w:hyperlink w:history="1" r:id="rIdku_crqaxfgpfdmyukdfsp">
+            <w:hyperlink w:history="1" r:id="rIdv4ifbnwzuoewsck2xltfy">
               <w:r>
                 <w:rPr>
                   <w:rFonts w:ascii="Arial" w:cs="Arial" w:eastAsia="Arial" w:hAnsi="Arial"/>
@@ -3824,7 +3824,7 @@
             <w:pPr>
               <w:spacing w:after="20" w:before="0"/>
             </w:pPr>
-            <w:hyperlink w:history="1" r:id="rIdhqcdgxzze0wn8gnvuda0h">
+            <w:hyperlink w:history="1" r:id="rIdubecgawty6pi11qjvvyb8">
               <w:r>
                 <w:rPr>
                   <w:rFonts w:ascii="Arial" w:cs="Arial" w:eastAsia="Arial" w:hAnsi="Arial"/>
@@ -3857,7 +3857,7 @@
               <w:spacing w:after="10" w:before="0"/>
               <w:ind w:left="120"/>
             </w:pPr>
-            <w:hyperlink w:history="1" r:id="rIdv308xdjximcln1lgdevmm">
+            <w:hyperlink w:history="1" r:id="rIdtisosn0s6y9dtyhvi4e8s">
               <w:r>
                 <w:rPr>
                   <w:rFonts w:ascii="Arial" w:cs="Arial" w:eastAsia="Arial" w:hAnsi="Arial"/>
@@ -4052,7 +4052,7 @@
             <w:pPr>
               <w:spacing w:after="20" w:before="0"/>
             </w:pPr>
-            <w:hyperlink w:history="1" r:id="rId5uiua8bpuux3spm7zx7rj">
+            <w:hyperlink w:history="1" r:id="rId7_knuaz6t-dyeasinslf6">
               <w:r>
                 <w:rPr>
                   <w:rFonts w:ascii="Arial" w:cs="Arial" w:eastAsia="Arial" w:hAnsi="Arial"/>
@@ -4085,7 +4085,7 @@
               <w:spacing w:after="10" w:before="0"/>
               <w:ind w:left="120"/>
             </w:pPr>
-            <w:hyperlink w:history="1" r:id="rId9vpustto0tzfxkgfpqqjd">
+            <w:hyperlink w:history="1" r:id="rIdh5kjmktlnwxb0iz8di-gs">
               <w:r>
                 <w:rPr>
                   <w:rFonts w:ascii="Arial" w:cs="Arial" w:eastAsia="Arial" w:hAnsi="Arial"/>
@@ -4130,7 +4130,7 @@
             <w:pPr>
               <w:spacing w:after="20" w:before="0"/>
             </w:pPr>
-            <w:hyperlink w:history="1" r:id="rIda5cm2tn5_fri1ou08pd5z">
+            <w:hyperlink w:history="1" r:id="rIdluzktmirpzy_187ghwcb2">
               <w:r>
                 <w:rPr>
                   <w:rFonts w:ascii="Arial" w:cs="Arial" w:eastAsia="Arial" w:hAnsi="Arial"/>
@@ -4163,7 +4163,7 @@
               <w:spacing w:after="10" w:before="0"/>
               <w:ind w:left="120"/>
             </w:pPr>
-            <w:hyperlink w:history="1" r:id="rIdh-ijomjykgj6u68jeoytg">
+            <w:hyperlink w:history="1" r:id="rIdo815stcug8x_qymiaxowt">
               <w:r>
                 <w:rPr>
                   <w:rFonts w:ascii="Arial" w:cs="Arial" w:eastAsia="Arial" w:hAnsi="Arial"/>
@@ -4358,7 +4358,7 @@
             <w:pPr>
               <w:spacing w:after="20" w:before="0"/>
             </w:pPr>
-            <w:hyperlink w:history="1" r:id="rIdd3urttwn439kjrotvb28u">
+            <w:hyperlink w:history="1" r:id="rIdpup-45imkxmankyf8wlvh">
               <w:r>
                 <w:rPr>
                   <w:rFonts w:ascii="Arial" w:cs="Arial" w:eastAsia="Arial" w:hAnsi="Arial"/>
@@ -4391,7 +4391,7 @@
               <w:spacing w:after="10" w:before="0"/>
               <w:ind w:left="120"/>
             </w:pPr>
-            <w:hyperlink w:history="1" r:id="rId4hxolewbu8jrxf_rtc4tc">
+            <w:hyperlink w:history="1" r:id="rIdjwkosv_ejzj9a0dejbzak">
               <w:r>
                 <w:rPr>
                   <w:rFonts w:ascii="Arial" w:cs="Arial" w:eastAsia="Arial" w:hAnsi="Arial"/>
@@ -4436,7 +4436,7 @@
             <w:pPr>
               <w:spacing w:after="20" w:before="0"/>
             </w:pPr>
-            <w:hyperlink w:history="1" r:id="rIdscsve3aw7cceazi30ynkl">
+            <w:hyperlink w:history="1" r:id="rId1nyok5fwwyojc02w7q1sk">
               <w:r>
                 <w:rPr>
                   <w:rFonts w:ascii="Arial" w:cs="Arial" w:eastAsia="Arial" w:hAnsi="Arial"/>
@@ -4469,7 +4469,7 @@
               <w:spacing w:after="10" w:before="0"/>
               <w:ind w:left="120"/>
             </w:pPr>
-            <w:hyperlink w:history="1" r:id="rId55jdhxazgxnavxuztm2op">
+            <w:hyperlink w:history="1" r:id="rId0qdm3uyxgve4e-yqudbs1">
               <w:r>
                 <w:rPr>
                   <w:rFonts w:ascii="Arial" w:cs="Arial" w:eastAsia="Arial" w:hAnsi="Arial"/>
@@ -4664,7 +4664,7 @@
             <w:pPr>
               <w:spacing w:after="20" w:before="0"/>
             </w:pPr>
-            <w:hyperlink w:history="1" r:id="rIdfekm-oeueezmvvorkobzn">
+            <w:hyperlink w:history="1" r:id="rIdxdi_yv_-do_unimoqcm-r">
               <w:r>
                 <w:rPr>
                   <w:rFonts w:ascii="Arial" w:cs="Arial" w:eastAsia="Arial" w:hAnsi="Arial"/>
@@ -4697,7 +4697,7 @@
               <w:spacing w:after="10" w:before="0"/>
               <w:ind w:left="120"/>
             </w:pPr>
-            <w:hyperlink w:history="1" r:id="rIdstcxf7rpogki3fc-n4bmr">
+            <w:hyperlink w:history="1" r:id="rIdouigvccupqegjajvqgxsf">
               <w:r>
                 <w:rPr>
                   <w:rFonts w:ascii="Arial" w:cs="Arial" w:eastAsia="Arial" w:hAnsi="Arial"/>
@@ -4742,7 +4742,7 @@
             <w:pPr>
               <w:spacing w:after="20" w:before="0"/>
             </w:pPr>
-            <w:hyperlink w:history="1" r:id="rIdbou2uy8vxtpeesxdjndd8">
+            <w:hyperlink w:history="1" r:id="rIdtqvzmblxbnegral2co7sq">
               <w:r>
                 <w:rPr>
                   <w:rFonts w:ascii="Arial" w:cs="Arial" w:eastAsia="Arial" w:hAnsi="Arial"/>
@@ -4775,7 +4775,7 @@
               <w:spacing w:after="10" w:before="0"/>
               <w:ind w:left="120"/>
             </w:pPr>
-            <w:hyperlink w:history="1" r:id="rIdztqhnwq77jblm17yf7fby">
+            <w:hyperlink w:history="1" r:id="rIdaga5luqjs_x8gquqa64ar">
               <w:r>
                 <w:rPr>
                   <w:rFonts w:ascii="Arial" w:cs="Arial" w:eastAsia="Arial" w:hAnsi="Arial"/>
@@ -6262,7 +6262,7 @@
             <w:pPr>
               <w:spacing w:after="20" w:before="0"/>
             </w:pPr>
-            <w:hyperlink w:history="1" r:id="rIda5l4dn6o8v5vcca-loe49">
+            <w:hyperlink w:history="1" r:id="rIdnqkvzs4ir-vvagymulwql">
               <w:r>
                 <w:rPr>
                   <w:rFonts w:ascii="Arial" w:cs="Arial" w:eastAsia="Arial" w:hAnsi="Arial"/>
@@ -6295,7 +6295,7 @@
               <w:spacing w:after="10" w:before="0"/>
               <w:ind w:left="120"/>
             </w:pPr>
-            <w:hyperlink w:history="1" r:id="rIdlkvgaw9f4_1skrcbr0vos">
+            <w:hyperlink w:history="1" r:id="rId7_qqoub2kykwygjz4lp-8">
               <w:r>
                 <w:rPr>
                   <w:rFonts w:ascii="Arial" w:cs="Arial" w:eastAsia="Arial" w:hAnsi="Arial"/>
@@ -6340,7 +6340,7 @@
             <w:pPr>
               <w:spacing w:after="20" w:before="0"/>
             </w:pPr>
-            <w:hyperlink w:history="1" r:id="rIdegp3zze1muk_gnv6fy279">
+            <w:hyperlink w:history="1" r:id="rIdpr6warlx47ak2ezhkqeh7">
               <w:r>
                 <w:rPr>
                   <w:rFonts w:ascii="Arial" w:cs="Arial" w:eastAsia="Arial" w:hAnsi="Arial"/>
@@ -6373,7 +6373,7 @@
               <w:spacing w:after="10" w:before="0"/>
               <w:ind w:left="120"/>
             </w:pPr>
-            <w:hyperlink w:history="1" r:id="rIdmsrpsvnp9ug39umvchoay">
+            <w:hyperlink w:history="1" r:id="rId0aurd9d5i_an3g7gisjyr">
               <w:r>
                 <w:rPr>
                   <w:rFonts w:ascii="Arial" w:cs="Arial" w:eastAsia="Arial" w:hAnsi="Arial"/>
@@ -6568,7 +6568,7 @@
             <w:pPr>
               <w:spacing w:after="20" w:before="0"/>
             </w:pPr>
-            <w:hyperlink w:history="1" r:id="rIdzza00cmatqabnkpdcj4bz">
+            <w:hyperlink w:history="1" r:id="rIduzvsnzyid94a1uyepomge">
               <w:r>
                 <w:rPr>
                   <w:rFonts w:ascii="Arial" w:cs="Arial" w:eastAsia="Arial" w:hAnsi="Arial"/>
@@ -6601,7 +6601,7 @@
               <w:spacing w:after="10" w:before="0"/>
               <w:ind w:left="120"/>
             </w:pPr>
-            <w:hyperlink w:history="1" r:id="rIdxbs8jzdqwkcorjshhpxyf">
+            <w:hyperlink w:history="1" r:id="rIdicpo1hqn4gvgzsj_f0nnx">
               <w:r>
                 <w:rPr>
                   <w:rFonts w:ascii="Arial" w:cs="Arial" w:eastAsia="Arial" w:hAnsi="Arial"/>
@@ -6646,7 +6646,7 @@
             <w:pPr>
               <w:spacing w:after="20" w:before="0"/>
             </w:pPr>
-            <w:hyperlink w:history="1" r:id="rIdjut1fghcveolyzjelrnoy">
+            <w:hyperlink w:history="1" r:id="rIdnk1snbmqzrqcasqnodkhk">
               <w:r>
                 <w:rPr>
                   <w:rFonts w:ascii="Arial" w:cs="Arial" w:eastAsia="Arial" w:hAnsi="Arial"/>
@@ -6679,7 +6679,7 @@
               <w:spacing w:after="10" w:before="0"/>
               <w:ind w:left="120"/>
             </w:pPr>
-            <w:hyperlink w:history="1" r:id="rIdg4xlzwxoubtgt1wgpblso">
+            <w:hyperlink w:history="1" r:id="rIdea3pncwbupt2khao7lkx6">
               <w:r>
                 <w:rPr>
                   <w:rFonts w:ascii="Arial" w:cs="Arial" w:eastAsia="Arial" w:hAnsi="Arial"/>
@@ -6874,7 +6874,7 @@
             <w:pPr>
               <w:spacing w:after="20" w:before="0"/>
             </w:pPr>
-            <w:hyperlink w:history="1" r:id="rId4b6294mjeypijvmid7avm">
+            <w:hyperlink w:history="1" r:id="rIdftnqdwujkppqeljjdhygw">
               <w:r>
                 <w:rPr>
                   <w:rFonts w:ascii="Arial" w:cs="Arial" w:eastAsia="Arial" w:hAnsi="Arial"/>
@@ -6907,7 +6907,7 @@
               <w:spacing w:after="10" w:before="0"/>
               <w:ind w:left="120"/>
             </w:pPr>
-            <w:hyperlink w:history="1" r:id="rId-6uq9sbtwxr7qpgl8q2xp">
+            <w:hyperlink w:history="1" r:id="rIdxk2rsy1x-699gbnobuyzl">
               <w:r>
                 <w:rPr>
                   <w:rFonts w:ascii="Arial" w:cs="Arial" w:eastAsia="Arial" w:hAnsi="Arial"/>
@@ -6952,7 +6952,7 @@
             <w:pPr>
               <w:spacing w:after="20" w:before="0"/>
             </w:pPr>
-            <w:hyperlink w:history="1" r:id="rId7czfkbjwhykdlptpv5-rw">
+            <w:hyperlink w:history="1" r:id="rIdwgv3s2ws2gkjz7xz9b7-9">
               <w:r>
                 <w:rPr>
                   <w:rFonts w:ascii="Arial" w:cs="Arial" w:eastAsia="Arial" w:hAnsi="Arial"/>
@@ -6985,7 +6985,7 @@
               <w:spacing w:after="10" w:before="0"/>
               <w:ind w:left="120"/>
             </w:pPr>
-            <w:hyperlink w:history="1" r:id="rIdgah7jrlrupxhfsom-zway">
+            <w:hyperlink w:history="1" r:id="rIdiwlbbf_sw5loucjo4yjpc">
               <w:r>
                 <w:rPr>
                   <w:rFonts w:ascii="Arial" w:cs="Arial" w:eastAsia="Arial" w:hAnsi="Arial"/>
@@ -7180,7 +7180,7 @@
             <w:pPr>
               <w:spacing w:after="20" w:before="0"/>
             </w:pPr>
-            <w:hyperlink w:history="1" r:id="rId-eiycf8gwvieard1ga6pl">
+            <w:hyperlink w:history="1" r:id="rIdvoy6u0kbpctskvrqttnb8">
               <w:r>
                 <w:rPr>
                   <w:rFonts w:ascii="Arial" w:cs="Arial" w:eastAsia="Arial" w:hAnsi="Arial"/>
@@ -7213,7 +7213,7 @@
               <w:spacing w:after="10" w:before="0"/>
               <w:ind w:left="120"/>
             </w:pPr>
-            <w:hyperlink w:history="1" r:id="rIdgpeblexiyq_wwjr2xcjbz">
+            <w:hyperlink w:history="1" r:id="rIdsbox0n6wh_njcndj-lpz0">
               <w:r>
                 <w:rPr>
                   <w:rFonts w:ascii="Arial" w:cs="Arial" w:eastAsia="Arial" w:hAnsi="Arial"/>
@@ -7258,7 +7258,7 @@
             <w:pPr>
               <w:spacing w:after="20" w:before="0"/>
             </w:pPr>
-            <w:hyperlink w:history="1" r:id="rIdw9hro1-eguasvtkdpwftg">
+            <w:hyperlink w:history="1" r:id="rIdxno96bunh1oqww4hjj2qn">
               <w:r>
                 <w:rPr>
                   <w:rFonts w:ascii="Arial" w:cs="Arial" w:eastAsia="Arial" w:hAnsi="Arial"/>
@@ -7291,7 +7291,7 @@
               <w:spacing w:after="10" w:before="0"/>
               <w:ind w:left="120"/>
             </w:pPr>
-            <w:hyperlink w:history="1" r:id="rIdbzi1du7o527eumzlxcd9b">
+            <w:hyperlink w:history="1" r:id="rIdq8gtejte3gknps4hm_bv8">
               <w:r>
                 <w:rPr>
                   <w:rFonts w:ascii="Arial" w:cs="Arial" w:eastAsia="Arial" w:hAnsi="Arial"/>
@@ -7486,7 +7486,7 @@
             <w:pPr>
               <w:spacing w:after="20" w:before="0"/>
             </w:pPr>
-            <w:hyperlink w:history="1" r:id="rIdq7r7lvkutr-7k_lwvszcb">
+            <w:hyperlink w:history="1" r:id="rIdkgkl1izo4jh-l6m82iwpr">
               <w:r>
                 <w:rPr>
                   <w:rFonts w:ascii="Arial" w:cs="Arial" w:eastAsia="Arial" w:hAnsi="Arial"/>
@@ -7519,7 +7519,7 @@
               <w:spacing w:after="10" w:before="0"/>
               <w:ind w:left="120"/>
             </w:pPr>
-            <w:hyperlink w:history="1" r:id="rIdc6dqwupixkvudvxlfqc7f">
+            <w:hyperlink w:history="1" r:id="rIdh-gnah_5nxstvh3rzrqut">
               <w:r>
                 <w:rPr>
                   <w:rFonts w:ascii="Arial" w:cs="Arial" w:eastAsia="Arial" w:hAnsi="Arial"/>
@@ -7564,7 +7564,7 @@
             <w:pPr>
               <w:spacing w:after="20" w:before="0"/>
             </w:pPr>
-            <w:hyperlink w:history="1" r:id="rIdbqbfcz_fuzczonkdyxfbr">
+            <w:hyperlink w:history="1" r:id="rIdn4pjtrtqinkwonlo9toe_">
               <w:r>
                 <w:rPr>
                   <w:rFonts w:ascii="Arial" w:cs="Arial" w:eastAsia="Arial" w:hAnsi="Arial"/>
@@ -7597,7 +7597,7 @@
               <w:spacing w:after="10" w:before="0"/>
               <w:ind w:left="120"/>
             </w:pPr>
-            <w:hyperlink w:history="1" r:id="rId2trgzmksra5tjjamqw7pi">
+            <w:hyperlink w:history="1" r:id="rIda_jwfxt6zxgpipf0lkycc">
               <w:r>
                 <w:rPr>
                   <w:rFonts w:ascii="Arial" w:cs="Arial" w:eastAsia="Arial" w:hAnsi="Arial"/>
@@ -9084,7 +9084,7 @@
             <w:pPr>
               <w:spacing w:after="20" w:before="0"/>
             </w:pPr>
-            <w:hyperlink w:history="1" r:id="rIddoawfcmsxlayu7guackiz">
+            <w:hyperlink w:history="1" r:id="rIdxslnuh1fjgpd93zooehob">
               <w:r>
                 <w:rPr>
                   <w:rFonts w:ascii="Arial" w:cs="Arial" w:eastAsia="Arial" w:hAnsi="Arial"/>
@@ -9117,7 +9117,7 @@
               <w:spacing w:after="10" w:before="0"/>
               <w:ind w:left="120"/>
             </w:pPr>
-            <w:hyperlink w:history="1" r:id="rIdv0jkovmp0ye0un3z0qhq4">
+            <w:hyperlink w:history="1" r:id="rIdetnkcdqgt_oxg5ccbmqzw">
               <w:r>
                 <w:rPr>
                   <w:rFonts w:ascii="Arial" w:cs="Arial" w:eastAsia="Arial" w:hAnsi="Arial"/>
@@ -9162,7 +9162,7 @@
             <w:pPr>
               <w:spacing w:after="20" w:before="0"/>
             </w:pPr>
-            <w:hyperlink w:history="1" r:id="rId3kimv8oe8jxehcpl9t58e">
+            <w:hyperlink w:history="1" r:id="rIddchdp8zpp4-p4jvfxjmb1">
               <w:r>
                 <w:rPr>
                   <w:rFonts w:ascii="Arial" w:cs="Arial" w:eastAsia="Arial" w:hAnsi="Arial"/>
@@ -9195,7 +9195,7 @@
               <w:spacing w:after="10" w:before="0"/>
               <w:ind w:left="120"/>
             </w:pPr>
-            <w:hyperlink w:history="1" r:id="rIdnqdicbndnqgzd6ohpvxja">
+            <w:hyperlink w:history="1" r:id="rIdqru9vscdhmgshashhznd8">
               <w:r>
                 <w:rPr>
                   <w:rFonts w:ascii="Arial" w:cs="Arial" w:eastAsia="Arial" w:hAnsi="Arial"/>
@@ -9390,7 +9390,7 @@
             <w:pPr>
               <w:spacing w:after="20" w:before="0"/>
             </w:pPr>
-            <w:hyperlink w:history="1" r:id="rIdyd324c1stlogepv0xahfh">
+            <w:hyperlink w:history="1" r:id="rId9eic_tvekh-mmxtormmvf">
               <w:r>
                 <w:rPr>
                   <w:rFonts w:ascii="Arial" w:cs="Arial" w:eastAsia="Arial" w:hAnsi="Arial"/>
@@ -9423,7 +9423,7 @@
               <w:spacing w:after="10" w:before="0"/>
               <w:ind w:left="120"/>
             </w:pPr>
-            <w:hyperlink w:history="1" r:id="rIdllqx4nlxlxrjojxbrh2lf">
+            <w:hyperlink w:history="1" r:id="rIdbpebzxmd3qxazfs7k7zep">
               <w:r>
                 <w:rPr>
                   <w:rFonts w:ascii="Arial" w:cs="Arial" w:eastAsia="Arial" w:hAnsi="Arial"/>
@@ -9468,7 +9468,7 @@
             <w:pPr>
               <w:spacing w:after="20" w:before="0"/>
             </w:pPr>
-            <w:hyperlink w:history="1" r:id="rIdc1mbhnmmdfkr6smdmwd8f">
+            <w:hyperlink w:history="1" r:id="rIdzn7rfkvyguttsiqvnxpzh">
               <w:r>
                 <w:rPr>
                   <w:rFonts w:ascii="Arial" w:cs="Arial" w:eastAsia="Arial" w:hAnsi="Arial"/>
@@ -9501,7 +9501,7 @@
               <w:spacing w:after="10" w:before="0"/>
               <w:ind w:left="120"/>
             </w:pPr>
-            <w:hyperlink w:history="1" r:id="rIdgdnjgln6jbmsvokwe9p1o">
+            <w:hyperlink w:history="1" r:id="rId7vhxhvgkuycywd6opv2ss">
               <w:r>
                 <w:rPr>
                   <w:rFonts w:ascii="Arial" w:cs="Arial" w:eastAsia="Arial" w:hAnsi="Arial"/>
@@ -9696,7 +9696,7 @@
             <w:pPr>
               <w:spacing w:after="20" w:before="0"/>
             </w:pPr>
-            <w:hyperlink w:history="1" r:id="rIddks7euqcgoy72wrxkjs8a">
+            <w:hyperlink w:history="1" r:id="rIdzk4zyvdk3e7xqfn0z-ycv">
               <w:r>
                 <w:rPr>
                   <w:rFonts w:ascii="Arial" w:cs="Arial" w:eastAsia="Arial" w:hAnsi="Arial"/>
@@ -9729,7 +9729,7 @@
               <w:spacing w:after="10" w:before="0"/>
               <w:ind w:left="120"/>
             </w:pPr>
-            <w:hyperlink w:history="1" r:id="rIdsfaqaxj_voew96vgsoxpu">
+            <w:hyperlink w:history="1" r:id="rIdaxxq-id0cyeju0kjjouuj">
               <w:r>
                 <w:rPr>
                   <w:rFonts w:ascii="Arial" w:cs="Arial" w:eastAsia="Arial" w:hAnsi="Arial"/>
@@ -9774,7 +9774,7 @@
             <w:pPr>
               <w:spacing w:after="20" w:before="0"/>
             </w:pPr>
-            <w:hyperlink w:history="1" r:id="rIdazitj9orzygmqo-awpjag">
+            <w:hyperlink w:history="1" r:id="rIdnuxc9hqzmzskw_r6rymcz">
               <w:r>
                 <w:rPr>
                   <w:rFonts w:ascii="Arial" w:cs="Arial" w:eastAsia="Arial" w:hAnsi="Arial"/>
@@ -9807,7 +9807,7 @@
               <w:spacing w:after="10" w:before="0"/>
               <w:ind w:left="120"/>
             </w:pPr>
-            <w:hyperlink w:history="1" r:id="rId3lcpeybam2nw2lndqguqs">
+            <w:hyperlink w:history="1" r:id="rId6hoxitzbwzynrkfgtyow-">
               <w:r>
                 <w:rPr>
                   <w:rFonts w:ascii="Arial" w:cs="Arial" w:eastAsia="Arial" w:hAnsi="Arial"/>
@@ -10002,7 +10002,7 @@
             <w:pPr>
               <w:spacing w:after="20" w:before="0"/>
             </w:pPr>
-            <w:hyperlink w:history="1" r:id="rIdebwxubwuv6aoxbkf0mesc">
+            <w:hyperlink w:history="1" r:id="rIdriveokmrq3r2w_hp9nsqd">
               <w:r>
                 <w:rPr>
                   <w:rFonts w:ascii="Arial" w:cs="Arial" w:eastAsia="Arial" w:hAnsi="Arial"/>
@@ -10035,7 +10035,7 @@
               <w:spacing w:after="10" w:before="0"/>
               <w:ind w:left="120"/>
             </w:pPr>
-            <w:hyperlink w:history="1" r:id="rId0kgm5skfybmtosv5j2omp">
+            <w:hyperlink w:history="1" r:id="rIdywejl_-rj3dw-zdzbgqwd">
               <w:r>
                 <w:rPr>
                   <w:rFonts w:ascii="Arial" w:cs="Arial" w:eastAsia="Arial" w:hAnsi="Arial"/>
@@ -10080,7 +10080,7 @@
             <w:pPr>
               <w:spacing w:after="20" w:before="0"/>
             </w:pPr>
-            <w:hyperlink w:history="1" r:id="rIdx_cy6597m0feftgu-tcqv">
+            <w:hyperlink w:history="1" r:id="rIdxfjyizpbjk8chfa5xzxpg">
               <w:r>
                 <w:rPr>
                   <w:rFonts w:ascii="Arial" w:cs="Arial" w:eastAsia="Arial" w:hAnsi="Arial"/>
@@ -10113,7 +10113,7 @@
               <w:spacing w:after="10" w:before="0"/>
               <w:ind w:left="120"/>
             </w:pPr>
-            <w:hyperlink w:history="1" r:id="rIdvkgkuaz9p8httpk31edc1">
+            <w:hyperlink w:history="1" r:id="rId3ncgllegipxc5zrokz3-j">
               <w:r>
                 <w:rPr>
                   <w:rFonts w:ascii="Arial" w:cs="Arial" w:eastAsia="Arial" w:hAnsi="Arial"/>
@@ -10308,7 +10308,7 @@
             <w:pPr>
               <w:spacing w:after="20" w:before="0"/>
             </w:pPr>
-            <w:hyperlink w:history="1" r:id="rId6-m05qzg5xrpm-zczyrhd">
+            <w:hyperlink w:history="1" r:id="rId92abp52uqaqe_iffrxedl">
               <w:r>
                 <w:rPr>
                   <w:rFonts w:ascii="Arial" w:cs="Arial" w:eastAsia="Arial" w:hAnsi="Arial"/>
@@ -10341,7 +10341,7 @@
               <w:spacing w:after="10" w:before="0"/>
               <w:ind w:left="120"/>
             </w:pPr>
-            <w:hyperlink w:history="1" r:id="rIdu08d_dliqc9gpjjmkwcmg">
+            <w:hyperlink w:history="1" r:id="rId4y2qg334oibvj3bsfgqa3">
               <w:r>
                 <w:rPr>
                   <w:rFonts w:ascii="Arial" w:cs="Arial" w:eastAsia="Arial" w:hAnsi="Arial"/>
@@ -10386,7 +10386,7 @@
             <w:pPr>
               <w:spacing w:after="20" w:before="0"/>
             </w:pPr>
-            <w:hyperlink w:history="1" r:id="rIdi5brihxiw_ta-k0oza7l7">
+            <w:hyperlink w:history="1" r:id="rIdypl3uwcg39ao2xrnx91uf">
               <w:r>
                 <w:rPr>
                   <w:rFonts w:ascii="Arial" w:cs="Arial" w:eastAsia="Arial" w:hAnsi="Arial"/>
@@ -10419,7 +10419,7 @@
               <w:spacing w:after="10" w:before="0"/>
               <w:ind w:left="120"/>
             </w:pPr>
-            <w:hyperlink w:history="1" r:id="rIdv_1tzdhmxm_vgybikhj84">
+            <w:hyperlink w:history="1" r:id="rIdqdqgl2ci0ozswcphwcl3o">
               <w:r>
                 <w:rPr>
                   <w:rFonts w:ascii="Arial" w:cs="Arial" w:eastAsia="Arial" w:hAnsi="Arial"/>
@@ -11906,7 +11906,7 @@
             <w:pPr>
               <w:spacing w:after="20" w:before="0"/>
             </w:pPr>
-            <w:hyperlink w:history="1" r:id="rIdc_jb9wym8wwomksov3zis">
+            <w:hyperlink w:history="1" r:id="rIdwmhgz2uzci2k0q_shovpj">
               <w:r>
                 <w:rPr>
                   <w:rFonts w:ascii="Arial" w:cs="Arial" w:eastAsia="Arial" w:hAnsi="Arial"/>
@@ -11939,7 +11939,7 @@
               <w:spacing w:after="10" w:before="0"/>
               <w:ind w:left="120"/>
             </w:pPr>
-            <w:hyperlink w:history="1" r:id="rIdfrhfg-hepbmnwwyauvgns">
+            <w:hyperlink w:history="1" r:id="rIdxmqpa7ps2bd_okgz8iqe0">
               <w:r>
                 <w:rPr>
                   <w:rFonts w:ascii="Arial" w:cs="Arial" w:eastAsia="Arial" w:hAnsi="Arial"/>
@@ -11984,7 +11984,7 @@
             <w:pPr>
               <w:spacing w:after="20" w:before="0"/>
             </w:pPr>
-            <w:hyperlink w:history="1" r:id="rIde5kljeboqlflyb0n8ylyv">
+            <w:hyperlink w:history="1" r:id="rIdvhgfuckswlew8nvecr_rk">
               <w:r>
                 <w:rPr>
                   <w:rFonts w:ascii="Arial" w:cs="Arial" w:eastAsia="Arial" w:hAnsi="Arial"/>
@@ -12017,7 +12017,7 @@
               <w:spacing w:after="10" w:before="0"/>
               <w:ind w:left="120"/>
             </w:pPr>
-            <w:hyperlink w:history="1" r:id="rIdbk6fra250kk_ojxpiztaz">
+            <w:hyperlink w:history="1" r:id="rIdkvktyaujozqviluxtgfsg">
               <w:r>
                 <w:rPr>
                   <w:rFonts w:ascii="Arial" w:cs="Arial" w:eastAsia="Arial" w:hAnsi="Arial"/>
@@ -12212,7 +12212,7 @@
             <w:pPr>
               <w:spacing w:after="20" w:before="0"/>
             </w:pPr>
-            <w:hyperlink w:history="1" r:id="rIdcd7ucjsmy_ntmovbgcepa">
+            <w:hyperlink w:history="1" r:id="rIduko75vmlhqhqwqku3iize">
               <w:r>
                 <w:rPr>
                   <w:rFonts w:ascii="Arial" w:cs="Arial" w:eastAsia="Arial" w:hAnsi="Arial"/>
@@ -12245,7 +12245,7 @@
               <w:spacing w:after="10" w:before="0"/>
               <w:ind w:left="120"/>
             </w:pPr>
-            <w:hyperlink w:history="1" r:id="rIdzozb7wt2xmljj6tv8uqne">
+            <w:hyperlink w:history="1" r:id="rIdsnuqxnemcx63c_3elslwx">
               <w:r>
                 <w:rPr>
                   <w:rFonts w:ascii="Arial" w:cs="Arial" w:eastAsia="Arial" w:hAnsi="Arial"/>
@@ -12290,7 +12290,7 @@
             <w:pPr>
               <w:spacing w:after="20" w:before="0"/>
             </w:pPr>
-            <w:hyperlink w:history="1" r:id="rIdhs6hadupxrra2zpfleyhr">
+            <w:hyperlink w:history="1" r:id="rIdyixu-3d9i40n6g6etjj0n">
               <w:r>
                 <w:rPr>
                   <w:rFonts w:ascii="Arial" w:cs="Arial" w:eastAsia="Arial" w:hAnsi="Arial"/>
@@ -12323,7 +12323,7 @@
               <w:spacing w:after="10" w:before="0"/>
               <w:ind w:left="120"/>
             </w:pPr>
-            <w:hyperlink w:history="1" r:id="rIdqmiqtj-10bg5w1goylxpr">
+            <w:hyperlink w:history="1" r:id="rIdvt3gjow4red125cvo-u1l">
               <w:r>
                 <w:rPr>
                   <w:rFonts w:ascii="Arial" w:cs="Arial" w:eastAsia="Arial" w:hAnsi="Arial"/>
@@ -12518,7 +12518,7 @@
             <w:pPr>
               <w:spacing w:after="20" w:before="0"/>
             </w:pPr>
-            <w:hyperlink w:history="1" r:id="rId7p8fzgb5x5su7y8iqd0vd">
+            <w:hyperlink w:history="1" r:id="rIdofcdsyteibcjr5swhlwsw">
               <w:r>
                 <w:rPr>
                   <w:rFonts w:ascii="Arial" w:cs="Arial" w:eastAsia="Arial" w:hAnsi="Arial"/>
@@ -12551,7 +12551,7 @@
               <w:spacing w:after="10" w:before="0"/>
               <w:ind w:left="120"/>
             </w:pPr>
-            <w:hyperlink w:history="1" r:id="rId6glks-r-s9cl409iqikur">
+            <w:hyperlink w:history="1" r:id="rIdipmkjqnwjwuy5uvsaxmmx">
               <w:r>
                 <w:rPr>
                   <w:rFonts w:ascii="Arial" w:cs="Arial" w:eastAsia="Arial" w:hAnsi="Arial"/>
@@ -12596,7 +12596,7 @@
             <w:pPr>
               <w:spacing w:after="20" w:before="0"/>
             </w:pPr>
-            <w:hyperlink w:history="1" r:id="rIdf4zr1trmm_ycoltpf8hwk">
+            <w:hyperlink w:history="1" r:id="rIdyqe-hduuan4qnjcqy3wze">
               <w:r>
                 <w:rPr>
                   <w:rFonts w:ascii="Arial" w:cs="Arial" w:eastAsia="Arial" w:hAnsi="Arial"/>
@@ -12629,7 +12629,7 @@
               <w:spacing w:after="10" w:before="0"/>
               <w:ind w:left="120"/>
             </w:pPr>
-            <w:hyperlink w:history="1" r:id="rIduyh0zbtctnv3flyduhiph">
+            <w:hyperlink w:history="1" r:id="rIdk1pcjqiyht3bmvlcua_ou">
               <w:r>
                 <w:rPr>
                   <w:rFonts w:ascii="Arial" w:cs="Arial" w:eastAsia="Arial" w:hAnsi="Arial"/>
@@ -12824,7 +12824,7 @@
             <w:pPr>
               <w:spacing w:after="20" w:before="0"/>
             </w:pPr>
-            <w:hyperlink w:history="1" r:id="rIdum_7rzo0yvclfm1n0pano">
+            <w:hyperlink w:history="1" r:id="rIdc_dzzhl1k5p7zbhv_wskc">
               <w:r>
                 <w:rPr>
                   <w:rFonts w:ascii="Arial" w:cs="Arial" w:eastAsia="Arial" w:hAnsi="Arial"/>
@@ -12857,7 +12857,7 @@
               <w:spacing w:after="10" w:before="0"/>
               <w:ind w:left="120"/>
             </w:pPr>
-            <w:hyperlink w:history="1" r:id="rIdkvkseav1eptcegssbpp0k">
+            <w:hyperlink w:history="1" r:id="rIdrtgrdvvclrwjtrzxiihkl">
               <w:r>
                 <w:rPr>
                   <w:rFonts w:ascii="Arial" w:cs="Arial" w:eastAsia="Arial" w:hAnsi="Arial"/>
@@ -12902,7 +12902,7 @@
             <w:pPr>
               <w:spacing w:after="20" w:before="0"/>
             </w:pPr>
-            <w:hyperlink w:history="1" r:id="rIdogn4qez8mnelk53rns1wj">
+            <w:hyperlink w:history="1" r:id="rIdqmzaiawfccpcopneamuk2">
               <w:r>
                 <w:rPr>
                   <w:rFonts w:ascii="Arial" w:cs="Arial" w:eastAsia="Arial" w:hAnsi="Arial"/>
@@ -12935,7 +12935,7 @@
               <w:spacing w:after="10" w:before="0"/>
               <w:ind w:left="120"/>
             </w:pPr>
-            <w:hyperlink w:history="1" r:id="rIdxajxnh2llluqzftset_ao">
+            <w:hyperlink w:history="1" r:id="rIdgoqtbqguejzjxlad4k6lm">
               <w:r>
                 <w:rPr>
                   <w:rFonts w:ascii="Arial" w:cs="Arial" w:eastAsia="Arial" w:hAnsi="Arial"/>
@@ -13130,7 +13130,7 @@
             <w:pPr>
               <w:spacing w:after="20" w:before="0"/>
             </w:pPr>
-            <w:hyperlink w:history="1" r:id="rId90rat7-qptuzh-vua6ksk">
+            <w:hyperlink w:history="1" r:id="rIdiensimbtrld4lld_ocq_e">
               <w:r>
                 <w:rPr>
                   <w:rFonts w:ascii="Arial" w:cs="Arial" w:eastAsia="Arial" w:hAnsi="Arial"/>
@@ -13163,7 +13163,7 @@
               <w:spacing w:after="10" w:before="0"/>
               <w:ind w:left="120"/>
             </w:pPr>
-            <w:hyperlink w:history="1" r:id="rIdr7slqmcbeswypislsfqnj">
+            <w:hyperlink w:history="1" r:id="rIdzm9uawtw1l3oqw92gnqfr">
               <w:r>
                 <w:rPr>
                   <w:rFonts w:ascii="Arial" w:cs="Arial" w:eastAsia="Arial" w:hAnsi="Arial"/>
@@ -13208,7 +13208,7 @@
             <w:pPr>
               <w:spacing w:after="20" w:before="0"/>
             </w:pPr>
-            <w:hyperlink w:history="1" r:id="rIdp308bavgai16rbomzclnb">
+            <w:hyperlink w:history="1" r:id="rIddbrvexszjs8vxzlhdcdlu">
               <w:r>
                 <w:rPr>
                   <w:rFonts w:ascii="Arial" w:cs="Arial" w:eastAsia="Arial" w:hAnsi="Arial"/>
@@ -13241,7 +13241,7 @@
               <w:spacing w:after="10" w:before="0"/>
               <w:ind w:left="120"/>
             </w:pPr>
-            <w:hyperlink w:history="1" r:id="rId4atb5pkoyzlekelhzlmv8">
+            <w:hyperlink w:history="1" r:id="rIdt54mfnqe_oxajvc6yn9tp">
               <w:r>
                 <w:rPr>
                   <w:rFonts w:ascii="Arial" w:cs="Arial" w:eastAsia="Arial" w:hAnsi="Arial"/>
@@ -14728,7 +14728,7 @@
             <w:pPr>
               <w:spacing w:after="20" w:before="0"/>
             </w:pPr>
-            <w:hyperlink w:history="1" r:id="rIdofxmqftiylpuzyscm_2pw">
+            <w:hyperlink w:history="1" r:id="rIddbs5wxewttg--m5opgaga">
               <w:r>
                 <w:rPr>
                   <w:rFonts w:ascii="Arial" w:cs="Arial" w:eastAsia="Arial" w:hAnsi="Arial"/>
@@ -14761,7 +14761,7 @@
               <w:spacing w:after="10" w:before="0"/>
               <w:ind w:left="120"/>
             </w:pPr>
-            <w:hyperlink w:history="1" r:id="rIdy7xypfexg5yumjumldrze">
+            <w:hyperlink w:history="1" r:id="rIdrdvcynvgfccwpafk_0ref">
               <w:r>
                 <w:rPr>
                   <w:rFonts w:ascii="Arial" w:cs="Arial" w:eastAsia="Arial" w:hAnsi="Arial"/>
@@ -14806,7 +14806,7 @@
             <w:pPr>
               <w:spacing w:after="20" w:before="0"/>
             </w:pPr>
-            <w:hyperlink w:history="1" r:id="rId3bjgca3vganoewcfyf3f9">
+            <w:hyperlink w:history="1" r:id="rIdms0ccb-pejqcfhg04mrji">
               <w:r>
                 <w:rPr>
                   <w:rFonts w:ascii="Arial" w:cs="Arial" w:eastAsia="Arial" w:hAnsi="Arial"/>
@@ -14839,7 +14839,7 @@
               <w:spacing w:after="10" w:before="0"/>
               <w:ind w:left="120"/>
             </w:pPr>
-            <w:hyperlink w:history="1" r:id="rIdlwyhv-0p3b2gk0rsdwfmq">
+            <w:hyperlink w:history="1" r:id="rIdd9tl5-nmo_f3yrxhb6npa">
               <w:r>
                 <w:rPr>
                   <w:rFonts w:ascii="Arial" w:cs="Arial" w:eastAsia="Arial" w:hAnsi="Arial"/>
@@ -15034,7 +15034,7 @@
             <w:pPr>
               <w:spacing w:after="20" w:before="0"/>
             </w:pPr>
-            <w:hyperlink w:history="1" r:id="rIdfqdhmf86arei9hwrpqegd">
+            <w:hyperlink w:history="1" r:id="rId8uz70gb-tsya1lzt3gcb7">
               <w:r>
                 <w:rPr>
                   <w:rFonts w:ascii="Arial" w:cs="Arial" w:eastAsia="Arial" w:hAnsi="Arial"/>
@@ -15067,7 +15067,7 @@
               <w:spacing w:after="10" w:before="0"/>
               <w:ind w:left="120"/>
             </w:pPr>
-            <w:hyperlink w:history="1" r:id="rIdfd884qfl7o1lvr9dwvk_a">
+            <w:hyperlink w:history="1" r:id="rIdu6kzc-y7avf4jfqykxa41">
               <w:r>
                 <w:rPr>
                   <w:rFonts w:ascii="Arial" w:cs="Arial" w:eastAsia="Arial" w:hAnsi="Arial"/>
@@ -15112,7 +15112,7 @@
             <w:pPr>
               <w:spacing w:after="20" w:before="0"/>
             </w:pPr>
-            <w:hyperlink w:history="1" r:id="rId3byj7mqa_ckak3wjz6afh">
+            <w:hyperlink w:history="1" r:id="rIdubvm_sag7vma9fc69u1yy">
               <w:r>
                 <w:rPr>
                   <w:rFonts w:ascii="Arial" w:cs="Arial" w:eastAsia="Arial" w:hAnsi="Arial"/>
@@ -15145,7 +15145,7 @@
               <w:spacing w:after="10" w:before="0"/>
               <w:ind w:left="120"/>
             </w:pPr>
-            <w:hyperlink w:history="1" r:id="rIdixtxfqqsaeczhzbd4krkl">
+            <w:hyperlink w:history="1" r:id="rIdzisvwixhvzfpaitdrg24m">
               <w:r>
                 <w:rPr>
                   <w:rFonts w:ascii="Arial" w:cs="Arial" w:eastAsia="Arial" w:hAnsi="Arial"/>
@@ -15340,7 +15340,7 @@
             <w:pPr>
               <w:spacing w:after="20" w:before="0"/>
             </w:pPr>
-            <w:hyperlink w:history="1" r:id="rId77cm1iwkkp7mattcylghp">
+            <w:hyperlink w:history="1" r:id="rIdwa6jsu5emx0zzbgubrzyg">
               <w:r>
                 <w:rPr>
                   <w:rFonts w:ascii="Arial" w:cs="Arial" w:eastAsia="Arial" w:hAnsi="Arial"/>
@@ -15373,7 +15373,7 @@
               <w:spacing w:after="10" w:before="0"/>
               <w:ind w:left="120"/>
             </w:pPr>
-            <w:hyperlink w:history="1" r:id="rIdoa6udqxaubkaewbftxui-">
+            <w:hyperlink w:history="1" r:id="rIdmfpomzprd8buovh_gvamd">
               <w:r>
                 <w:rPr>
                   <w:rFonts w:ascii="Arial" w:cs="Arial" w:eastAsia="Arial" w:hAnsi="Arial"/>
@@ -15418,7 +15418,7 @@
             <w:pPr>
               <w:spacing w:after="20" w:before="0"/>
             </w:pPr>
-            <w:hyperlink w:history="1" r:id="rIdqc_d6meyzqoyhahw80drc">
+            <w:hyperlink w:history="1" r:id="rIdldpccjvjitk9jgbecnsbg">
               <w:r>
                 <w:rPr>
                   <w:rFonts w:ascii="Arial" w:cs="Arial" w:eastAsia="Arial" w:hAnsi="Arial"/>
@@ -15451,7 +15451,7 @@
               <w:spacing w:after="10" w:before="0"/>
               <w:ind w:left="120"/>
             </w:pPr>
-            <w:hyperlink w:history="1" r:id="rIduredgrwk9vgpii9u-uy97">
+            <w:hyperlink w:history="1" r:id="rId-pozzcpap-odrvvewy0di">
               <w:r>
                 <w:rPr>
                   <w:rFonts w:ascii="Arial" w:cs="Arial" w:eastAsia="Arial" w:hAnsi="Arial"/>
@@ -15646,7 +15646,7 @@
             <w:pPr>
               <w:spacing w:after="20" w:before="0"/>
             </w:pPr>
-            <w:hyperlink w:history="1" r:id="rIdfnzxa8odutcry7c3y9-1w">
+            <w:hyperlink w:history="1" r:id="rIdfgqwi2c0srhll2uiaslvs">
               <w:r>
                 <w:rPr>
                   <w:rFonts w:ascii="Arial" w:cs="Arial" w:eastAsia="Arial" w:hAnsi="Arial"/>
@@ -15679,7 +15679,7 @@
               <w:spacing w:after="10" w:before="0"/>
               <w:ind w:left="120"/>
             </w:pPr>
-            <w:hyperlink w:history="1" r:id="rIdq7og2gyf8g5se7bu4wwfn">
+            <w:hyperlink w:history="1" r:id="rIdcoicfmfjnsnygqnwdyjix">
               <w:r>
                 <w:rPr>
                   <w:rFonts w:ascii="Arial" w:cs="Arial" w:eastAsia="Arial" w:hAnsi="Arial"/>
@@ -15724,7 +15724,7 @@
             <w:pPr>
               <w:spacing w:after="20" w:before="0"/>
             </w:pPr>
-            <w:hyperlink w:history="1" r:id="rIdzjweebknukapmtg2fpbnj">
+            <w:hyperlink w:history="1" r:id="rIdvn6lk_ivbup4zzyxbth0f">
               <w:r>
                 <w:rPr>
                   <w:rFonts w:ascii="Arial" w:cs="Arial" w:eastAsia="Arial" w:hAnsi="Arial"/>
@@ -15757,7 +15757,7 @@
               <w:spacing w:after="10" w:before="0"/>
               <w:ind w:left="120"/>
             </w:pPr>
-            <w:hyperlink w:history="1" r:id="rIdcuu-1xkonyavllmhtm2wo">
+            <w:hyperlink w:history="1" r:id="rId9shhiuxwy3xfdi4qaqtxt">
               <w:r>
                 <w:rPr>
                   <w:rFonts w:ascii="Arial" w:cs="Arial" w:eastAsia="Arial" w:hAnsi="Arial"/>
@@ -15952,7 +15952,7 @@
             <w:pPr>
               <w:spacing w:after="20" w:before="0"/>
             </w:pPr>
-            <w:hyperlink w:history="1" r:id="rIdrd-_g9r-i-ws67conkymi">
+            <w:hyperlink w:history="1" r:id="rIdp3ezf30xzmbcssdmp-cey">
               <w:r>
                 <w:rPr>
                   <w:rFonts w:ascii="Arial" w:cs="Arial" w:eastAsia="Arial" w:hAnsi="Arial"/>
@@ -15985,7 +15985,7 @@
               <w:spacing w:after="10" w:before="0"/>
               <w:ind w:left="120"/>
             </w:pPr>
-            <w:hyperlink w:history="1" r:id="rIdekdy83cbj230_xu9qgawp">
+            <w:hyperlink w:history="1" r:id="rIdqrhbvjjv0nvbg_doun7kg">
               <w:r>
                 <w:rPr>
                   <w:rFonts w:ascii="Arial" w:cs="Arial" w:eastAsia="Arial" w:hAnsi="Arial"/>
@@ -16030,7 +16030,7 @@
             <w:pPr>
               <w:spacing w:after="20" w:before="0"/>
             </w:pPr>
-            <w:hyperlink w:history="1" r:id="rId2rde7kqyauout3enwwysd">
+            <w:hyperlink w:history="1" r:id="rIdluenowhiceu_xmiw_evhv">
               <w:r>
                 <w:rPr>
                   <w:rFonts w:ascii="Arial" w:cs="Arial" w:eastAsia="Arial" w:hAnsi="Arial"/>
@@ -16063,7 +16063,7 @@
               <w:spacing w:after="10" w:before="0"/>
               <w:ind w:left="120"/>
             </w:pPr>
-            <w:hyperlink w:history="1" r:id="rIdqmp2_kq34_fxmu2fp9buv">
+            <w:hyperlink w:history="1" r:id="rId6bnu9zllo8v9p8ejculze">
               <w:r>
                 <w:rPr>
                   <w:rFonts w:ascii="Arial" w:cs="Arial" w:eastAsia="Arial" w:hAnsi="Arial"/>
@@ -17664,7 +17664,7 @@
             <w:pPr>
               <w:spacing w:after="20" w:before="0"/>
             </w:pPr>
-            <w:hyperlink w:history="1" r:id="rIdverw1qae5p-blg2bytt9q">
+            <w:hyperlink w:history="1" r:id="rId85_ezidsbousyv1fb0hl4">
               <w:r>
                 <w:rPr>
                   <w:rFonts w:ascii="Arial" w:cs="Arial" w:eastAsia="Arial" w:hAnsi="Arial"/>
@@ -17697,7 +17697,7 @@
               <w:spacing w:after="10" w:before="0"/>
               <w:ind w:left="120"/>
             </w:pPr>
-            <w:hyperlink w:history="1" r:id="rIdcoimrgm_cyborvtlfvwdm">
+            <w:hyperlink w:history="1" r:id="rIdjwljy-oueqdithjfzhm4b">
               <w:r>
                 <w:rPr>
                   <w:rFonts w:ascii="Arial" w:cs="Arial" w:eastAsia="Arial" w:hAnsi="Arial"/>
@@ -17742,7 +17742,7 @@
             <w:pPr>
               <w:spacing w:after="20" w:before="0"/>
             </w:pPr>
-            <w:hyperlink w:history="1" r:id="rIdctrpqnporcx1aevlfpuuv">
+            <w:hyperlink w:history="1" r:id="rIdilwfxyu5fjuostl-xwlr4">
               <w:r>
                 <w:rPr>
                   <w:rFonts w:ascii="Arial" w:cs="Arial" w:eastAsia="Arial" w:hAnsi="Arial"/>
@@ -17775,7 +17775,7 @@
               <w:spacing w:after="10" w:before="0"/>
               <w:ind w:left="120"/>
             </w:pPr>
-            <w:hyperlink w:history="1" r:id="rId7i7pwsgehkks0xsss2eq-">
+            <w:hyperlink w:history="1" r:id="rIdafgkfhyuurg_gxtve2wlq">
               <w:r>
                 <w:rPr>
                   <w:rFonts w:ascii="Arial" w:cs="Arial" w:eastAsia="Arial" w:hAnsi="Arial"/>
@@ -17970,7 +17970,7 @@
             <w:pPr>
               <w:spacing w:after="20" w:before="0"/>
             </w:pPr>
-            <w:hyperlink w:history="1" r:id="rIddch8_azqb9rc4tqe-oayq">
+            <w:hyperlink w:history="1" r:id="rId2p_kbex3oc_uie4qic6fu">
               <w:r>
                 <w:rPr>
                   <w:rFonts w:ascii="Arial" w:cs="Arial" w:eastAsia="Arial" w:hAnsi="Arial"/>
@@ -18003,7 +18003,7 @@
               <w:spacing w:after="10" w:before="0"/>
               <w:ind w:left="120"/>
             </w:pPr>
-            <w:hyperlink w:history="1" r:id="rIdjfsvdtnpb-_zs8g-aq2cb">
+            <w:hyperlink w:history="1" r:id="rIdbm282o8gx5o1d_svabyfa">
               <w:r>
                 <w:rPr>
                   <w:rFonts w:ascii="Arial" w:cs="Arial" w:eastAsia="Arial" w:hAnsi="Arial"/>
@@ -18048,7 +18048,7 @@
             <w:pPr>
               <w:spacing w:after="20" w:before="0"/>
             </w:pPr>
-            <w:hyperlink w:history="1" r:id="rIdtr_fgs7r-fdwjipmij6df">
+            <w:hyperlink w:history="1" r:id="rIdmfgjnojxxidv_ywh5n0z5">
               <w:r>
                 <w:rPr>
                   <w:rFonts w:ascii="Arial" w:cs="Arial" w:eastAsia="Arial" w:hAnsi="Arial"/>
@@ -18081,7 +18081,7 @@
               <w:spacing w:after="10" w:before="0"/>
               <w:ind w:left="120"/>
             </w:pPr>
-            <w:hyperlink w:history="1" r:id="rIdty3f9nln1b02he3qwebky">
+            <w:hyperlink w:history="1" r:id="rIdvhlkd60nwjjifzb8yjpmf">
               <w:r>
                 <w:rPr>
                   <w:rFonts w:ascii="Arial" w:cs="Arial" w:eastAsia="Arial" w:hAnsi="Arial"/>
@@ -18276,7 +18276,7 @@
             <w:pPr>
               <w:spacing w:after="20" w:before="0"/>
             </w:pPr>
-            <w:hyperlink w:history="1" r:id="rIdhji8y2sanwqnyelul498e">
+            <w:hyperlink w:history="1" r:id="rIdvpokihjdya1iwwfed3zro">
               <w:r>
                 <w:rPr>
                   <w:rFonts w:ascii="Arial" w:cs="Arial" w:eastAsia="Arial" w:hAnsi="Arial"/>
@@ -18309,7 +18309,7 @@
               <w:spacing w:after="10" w:before="0"/>
               <w:ind w:left="120"/>
             </w:pPr>
-            <w:hyperlink w:history="1" r:id="rId1a7k8ygzvmsh7y6v5qufw">
+            <w:hyperlink w:history="1" r:id="rIdqbl8kmsocwbkn8wektb0u">
               <w:r>
                 <w:rPr>
                   <w:rFonts w:ascii="Arial" w:cs="Arial" w:eastAsia="Arial" w:hAnsi="Arial"/>
@@ -18354,7 +18354,7 @@
             <w:pPr>
               <w:spacing w:after="20" w:before="0"/>
             </w:pPr>
-            <w:hyperlink w:history="1" r:id="rIdlk7fhs5zvq4r23pqgygoa">
+            <w:hyperlink w:history="1" r:id="rIdxo0dzx1m_wr1nzr5pugwq">
               <w:r>
                 <w:rPr>
                   <w:rFonts w:ascii="Arial" w:cs="Arial" w:eastAsia="Arial" w:hAnsi="Arial"/>
@@ -18387,7 +18387,7 @@
               <w:spacing w:after="10" w:before="0"/>
               <w:ind w:left="120"/>
             </w:pPr>
-            <w:hyperlink w:history="1" r:id="rIdlczxkfm61veyj6chnr0go">
+            <w:hyperlink w:history="1" r:id="rIdb5jtlv9j8zr0yx-hgqmuh">
               <w:r>
                 <w:rPr>
                   <w:rFonts w:ascii="Arial" w:cs="Arial" w:eastAsia="Arial" w:hAnsi="Arial"/>
@@ -18582,7 +18582,7 @@
             <w:pPr>
               <w:spacing w:after="20" w:before="0"/>
             </w:pPr>
-            <w:hyperlink w:history="1" r:id="rIdiujsjqdcanv5t0mspjqu5">
+            <w:hyperlink w:history="1" r:id="rId8nt_hpeyjudfyfdfyrxsy">
               <w:r>
                 <w:rPr>
                   <w:rFonts w:ascii="Arial" w:cs="Arial" w:eastAsia="Arial" w:hAnsi="Arial"/>
@@ -18615,7 +18615,7 @@
               <w:spacing w:after="10" w:before="0"/>
               <w:ind w:left="120"/>
             </w:pPr>
-            <w:hyperlink w:history="1" r:id="rIdvzkyhs0rqfkmjs2iw8kbo">
+            <w:hyperlink w:history="1" r:id="rIdnapzrfgtkmzd40bbjdthe">
               <w:r>
                 <w:rPr>
                   <w:rFonts w:ascii="Arial" w:cs="Arial" w:eastAsia="Arial" w:hAnsi="Arial"/>
@@ -18660,7 +18660,7 @@
             <w:pPr>
               <w:spacing w:after="20" w:before="0"/>
             </w:pPr>
-            <w:hyperlink w:history="1" r:id="rIdwvu1tuahxo5aiwkmhnnx3">
+            <w:hyperlink w:history="1" r:id="rIdzj-pxa4afrrln0pcbdgjl">
               <w:r>
                 <w:rPr>
                   <w:rFonts w:ascii="Arial" w:cs="Arial" w:eastAsia="Arial" w:hAnsi="Arial"/>
@@ -18693,7 +18693,7 @@
               <w:spacing w:after="10" w:before="0"/>
               <w:ind w:left="120"/>
             </w:pPr>
-            <w:hyperlink w:history="1" r:id="rIdyzmh7bdmns_ebrudgpjsz">
+            <w:hyperlink w:history="1" r:id="rId-yntemadnemkwwwinuy3b">
               <w:r>
                 <w:rPr>
                   <w:rFonts w:ascii="Arial" w:cs="Arial" w:eastAsia="Arial" w:hAnsi="Arial"/>
@@ -18888,7 +18888,7 @@
             <w:pPr>
               <w:spacing w:after="20" w:before="0"/>
             </w:pPr>
-            <w:hyperlink w:history="1" r:id="rIdjwlnhia12s7nr5o8rc7ex">
+            <w:hyperlink w:history="1" r:id="rIdkg4qnqqw8nkbzdlz3gqdp">
               <w:r>
                 <w:rPr>
                   <w:rFonts w:ascii="Arial" w:cs="Arial" w:eastAsia="Arial" w:hAnsi="Arial"/>
@@ -18921,7 +18921,7 @@
               <w:spacing w:after="10" w:before="0"/>
               <w:ind w:left="120"/>
             </w:pPr>
-            <w:hyperlink w:history="1" r:id="rIdaq2qkd2axcxwo7g1alzsj">
+            <w:hyperlink w:history="1" r:id="rIdnct5vttemq0xoofwovs1u">
               <w:r>
                 <w:rPr>
                   <w:rFonts w:ascii="Arial" w:cs="Arial" w:eastAsia="Arial" w:hAnsi="Arial"/>
@@ -18966,7 +18966,7 @@
             <w:pPr>
               <w:spacing w:after="20" w:before="0"/>
             </w:pPr>
-            <w:hyperlink w:history="1" r:id="rIdyy2wra2tqg_8yvvizjwpd">
+            <w:hyperlink w:history="1" r:id="rIda_qgu-34oahbzhmq7ksgn">
               <w:r>
                 <w:rPr>
                   <w:rFonts w:ascii="Arial" w:cs="Arial" w:eastAsia="Arial" w:hAnsi="Arial"/>
@@ -18999,7 +18999,7 @@
               <w:spacing w:after="10" w:before="0"/>
               <w:ind w:left="120"/>
             </w:pPr>
-            <w:hyperlink w:history="1" r:id="rIdbsuwyxmrxffl0rge9vunt">
+            <w:hyperlink w:history="1" r:id="rIduog3gcr2excpnilhqonuk">
               <w:r>
                 <w:rPr>
                   <w:rFonts w:ascii="Arial" w:cs="Arial" w:eastAsia="Arial" w:hAnsi="Arial"/>
@@ -20487,7 +20487,7 @@
             <w:pPr>
               <w:spacing w:after="20" w:before="0"/>
             </w:pPr>
-            <w:hyperlink w:history="1" r:id="rId-ocwbyr2kmcgdfnwjgfvg">
+            <w:hyperlink w:history="1" r:id="rIdbohmhmaud4cyynbl9nuea">
               <w:r>
                 <w:rPr>
                   <w:rFonts w:ascii="Arial" w:cs="Arial" w:eastAsia="Arial" w:hAnsi="Arial"/>
@@ -20520,7 +20520,7 @@
               <w:spacing w:after="10" w:before="0"/>
               <w:ind w:left="120"/>
             </w:pPr>
-            <w:hyperlink w:history="1" r:id="rIdhm_mmwuln69egnif1uffw">
+            <w:hyperlink w:history="1" r:id="rIdpqysr5f5i3ycwjv3vidfj">
               <w:r>
                 <w:rPr>
                   <w:rFonts w:ascii="Arial" w:cs="Arial" w:eastAsia="Arial" w:hAnsi="Arial"/>
@@ -20565,7 +20565,7 @@
             <w:pPr>
               <w:spacing w:after="20" w:before="0"/>
             </w:pPr>
-            <w:hyperlink w:history="1" r:id="rIdn5tdolg9nkdipiv_wdzn4">
+            <w:hyperlink w:history="1" r:id="rId2gafkmi9clt64-bds1uap">
               <w:r>
                 <w:rPr>
                   <w:rFonts w:ascii="Arial" w:cs="Arial" w:eastAsia="Arial" w:hAnsi="Arial"/>
@@ -20598,7 +20598,7 @@
               <w:spacing w:after="10" w:before="0"/>
               <w:ind w:left="120"/>
             </w:pPr>
-            <w:hyperlink w:history="1" r:id="rIdrnrnfeefgy_y8c0_k909y">
+            <w:hyperlink w:history="1" r:id="rIdgme1ikaywt-t3ur1dxb3j">
               <w:r>
                 <w:rPr>
                   <w:rFonts w:ascii="Arial" w:cs="Arial" w:eastAsia="Arial" w:hAnsi="Arial"/>
@@ -20869,7 +20869,7 @@
             <w:pPr>
               <w:spacing w:after="20" w:before="0"/>
             </w:pPr>
-            <w:hyperlink w:history="1" r:id="rIde15tnpq7vwmhle4e7zij7">
+            <w:hyperlink w:history="1" r:id="rIdkumgui6q4qv6x3ubkvhlq">
               <w:r>
                 <w:rPr>
                   <w:rFonts w:ascii="Arial" w:cs="Arial" w:eastAsia="Arial" w:hAnsi="Arial"/>
@@ -20902,7 +20902,7 @@
               <w:spacing w:after="10" w:before="0"/>
               <w:ind w:left="120"/>
             </w:pPr>
-            <w:hyperlink w:history="1" r:id="rIdftyvahfnmggfmxuxksndt">
+            <w:hyperlink w:history="1" r:id="rIdqao3ko6rel3gnydjpdjzx">
               <w:r>
                 <w:rPr>
                   <w:rFonts w:ascii="Arial" w:cs="Arial" w:eastAsia="Arial" w:hAnsi="Arial"/>
@@ -20947,7 +20947,7 @@
             <w:pPr>
               <w:spacing w:after="20" w:before="0"/>
             </w:pPr>
-            <w:hyperlink w:history="1" r:id="rIduuf7y6m438asexbou00ci">
+            <w:hyperlink w:history="1" r:id="rIdivvvstnyylbumkwedxafz">
               <w:r>
                 <w:rPr>
                   <w:rFonts w:ascii="Arial" w:cs="Arial" w:eastAsia="Arial" w:hAnsi="Arial"/>
@@ -20980,7 +20980,7 @@
               <w:spacing w:after="10" w:before="0"/>
               <w:ind w:left="120"/>
             </w:pPr>
-            <w:hyperlink w:history="1" r:id="rIdchwifkydgdeotg84peedw">
+            <w:hyperlink w:history="1" r:id="rIdzwk0o1bz4pbbtcwlmofhx">
               <w:r>
                 <w:rPr>
                   <w:rFonts w:ascii="Arial" w:cs="Arial" w:eastAsia="Arial" w:hAnsi="Arial"/>
@@ -21479,7 +21479,7 @@
             <w:pPr>
               <w:spacing w:after="20" w:before="0"/>
             </w:pPr>
-            <w:hyperlink w:history="1" r:id="rIdlnddybwh4htcfsfz8kq00">
+            <w:hyperlink w:history="1" r:id="rIdfma-ijt6fyi0uoyl-d0ku">
               <w:r>
                 <w:rPr>
                   <w:rFonts w:ascii="Arial" w:cs="Arial" w:eastAsia="Arial" w:hAnsi="Arial"/>
@@ -21512,7 +21512,7 @@
               <w:spacing w:after="10" w:before="0"/>
               <w:ind w:left="120"/>
             </w:pPr>
-            <w:hyperlink w:history="1" r:id="rId6moz_nd2kdtyon2qifeh-">
+            <w:hyperlink w:history="1" r:id="rId3tt3mbs3su0rquxpkuk2a">
               <w:r>
                 <w:rPr>
                   <w:rFonts w:ascii="Arial" w:cs="Arial" w:eastAsia="Arial" w:hAnsi="Arial"/>
@@ -21557,7 +21557,7 @@
             <w:pPr>
               <w:spacing w:after="20" w:before="0"/>
             </w:pPr>
-            <w:hyperlink w:history="1" r:id="rIdvm31a4bmaxwgij8ibq47y">
+            <w:hyperlink w:history="1" r:id="rIdyeqqur5rhqov328efgrcd">
               <w:r>
                 <w:rPr>
                   <w:rFonts w:ascii="Arial" w:cs="Arial" w:eastAsia="Arial" w:hAnsi="Arial"/>
@@ -21590,7 +21590,7 @@
               <w:spacing w:after="10" w:before="0"/>
               <w:ind w:left="120"/>
             </w:pPr>
-            <w:hyperlink w:history="1" r:id="rIdm3kmw-t1snxh0xqisj6fi">
+            <w:hyperlink w:history="1" r:id="rIdxfrtyjuj2eidpa8lmq1uy">
               <w:r>
                 <w:rPr>
                   <w:rFonts w:ascii="Arial" w:cs="Arial" w:eastAsia="Arial" w:hAnsi="Arial"/>
@@ -21861,7 +21861,7 @@
             <w:pPr>
               <w:spacing w:after="20" w:before="0"/>
             </w:pPr>
-            <w:hyperlink w:history="1" r:id="rIdsb8j2gyihniswvwaknlap">
+            <w:hyperlink w:history="1" r:id="rIdh-v6xmtrrch1l5evsublu">
               <w:r>
                 <w:rPr>
                   <w:rFonts w:ascii="Arial" w:cs="Arial" w:eastAsia="Arial" w:hAnsi="Arial"/>
@@ -21894,7 +21894,7 @@
               <w:spacing w:after="10" w:before="0"/>
               <w:ind w:left="120"/>
             </w:pPr>
-            <w:hyperlink w:history="1" r:id="rIdfekufmjemlxumrfehaz16">
+            <w:hyperlink w:history="1" r:id="rIdfg0_c22azrkzdhxv4nduc">
               <w:r>
                 <w:rPr>
                   <w:rFonts w:ascii="Arial" w:cs="Arial" w:eastAsia="Arial" w:hAnsi="Arial"/>
@@ -21939,7 +21939,7 @@
             <w:pPr>
               <w:spacing w:after="20" w:before="0"/>
             </w:pPr>
-            <w:hyperlink w:history="1" r:id="rIdlkadeqqyha0jvjueg5das">
+            <w:hyperlink w:history="1" r:id="rIdykdkcdujbhtf_hgrktnc0">
               <w:r>
                 <w:rPr>
                   <w:rFonts w:ascii="Arial" w:cs="Arial" w:eastAsia="Arial" w:hAnsi="Arial"/>
@@ -21972,7 +21972,7 @@
               <w:spacing w:after="10" w:before="0"/>
               <w:ind w:left="120"/>
             </w:pPr>
-            <w:hyperlink w:history="1" r:id="rIdlco2usw7guyfwc0ztwz8-">
+            <w:hyperlink w:history="1" r:id="rId8k95mbglwpjdggrokezh5">
               <w:r>
                 <w:rPr>
                   <w:rFonts w:ascii="Arial" w:cs="Arial" w:eastAsia="Arial" w:hAnsi="Arial"/>
@@ -22243,7 +22243,7 @@
             <w:pPr>
               <w:spacing w:after="20" w:before="0"/>
             </w:pPr>
-            <w:hyperlink w:history="1" r:id="rIdcgurhugwrxyz890pmjj1v">
+            <w:hyperlink w:history="1" r:id="rIds5z4glr8n-ox6y8p8cupg">
               <w:r>
                 <w:rPr>
                   <w:rFonts w:ascii="Arial" w:cs="Arial" w:eastAsia="Arial" w:hAnsi="Arial"/>
@@ -22276,7 +22276,7 @@
               <w:spacing w:after="10" w:before="0"/>
               <w:ind w:left="120"/>
             </w:pPr>
-            <w:hyperlink w:history="1" r:id="rIdkasrcqhg3frux8ky6duj1">
+            <w:hyperlink w:history="1" r:id="rIdpceh6ug5u0brk7fadn3qm">
               <w:r>
                 <w:rPr>
                   <w:rFonts w:ascii="Arial" w:cs="Arial" w:eastAsia="Arial" w:hAnsi="Arial"/>
@@ -22321,7 +22321,7 @@
             <w:pPr>
               <w:spacing w:after="20" w:before="0"/>
             </w:pPr>
-            <w:hyperlink w:history="1" r:id="rId_qpyyqjswo2tixgaryiws">
+            <w:hyperlink w:history="1" r:id="rId7evmaf2lrrrv6qlpwl3w_">
               <w:r>
                 <w:rPr>
                   <w:rFonts w:ascii="Arial" w:cs="Arial" w:eastAsia="Arial" w:hAnsi="Arial"/>
@@ -22354,7 +22354,7 @@
               <w:spacing w:after="10" w:before="0"/>
               <w:ind w:left="120"/>
             </w:pPr>
-            <w:hyperlink w:history="1" r:id="rIdlb94odlgxnbty40tv6ns2">
+            <w:hyperlink w:history="1" r:id="rIdjzl3qporj5bqvfmdf5xvx">
               <w:r>
                 <w:rPr>
                   <w:rFonts w:ascii="Arial" w:cs="Arial" w:eastAsia="Arial" w:hAnsi="Arial"/>
@@ -23955,7 +23955,7 @@
             <w:pPr>
               <w:spacing w:after="20" w:before="0"/>
             </w:pPr>
-            <w:hyperlink w:history="1" r:id="rId0vcm2ea6ecsskrgwj5x6j">
+            <w:hyperlink w:history="1" r:id="rIdfaxly4gxrpklz4jlxql0h">
               <w:r>
                 <w:rPr>
                   <w:rFonts w:ascii="Arial" w:cs="Arial" w:eastAsia="Arial" w:hAnsi="Arial"/>
@@ -23988,7 +23988,7 @@
               <w:spacing w:after="10" w:before="0"/>
               <w:ind w:left="120"/>
             </w:pPr>
-            <w:hyperlink w:history="1" r:id="rIdy43ymnpo--dbayfojhcn1">
+            <w:hyperlink w:history="1" r:id="rIdm_b3xeqvey91lwcncjxui">
               <w:r>
                 <w:rPr>
                   <w:rFonts w:ascii="Arial" w:cs="Arial" w:eastAsia="Arial" w:hAnsi="Arial"/>
@@ -24033,7 +24033,7 @@
             <w:pPr>
               <w:spacing w:after="20" w:before="0"/>
             </w:pPr>
-            <w:hyperlink w:history="1" r:id="rIdyutgq_nyn2cogvwqgrp3x">
+            <w:hyperlink w:history="1" r:id="rId79t7fegnhr4wdkrlgqthb">
               <w:r>
                 <w:rPr>
                   <w:rFonts w:ascii="Arial" w:cs="Arial" w:eastAsia="Arial" w:hAnsi="Arial"/>
@@ -24066,7 +24066,7 @@
               <w:spacing w:after="10" w:before="0"/>
               <w:ind w:left="120"/>
             </w:pPr>
-            <w:hyperlink w:history="1" r:id="rId8hz5tafmsf3plu3i7lwtq">
+            <w:hyperlink w:history="1" r:id="rIdwnaf7hpzoo7acwg2rpwwm">
               <w:r>
                 <w:rPr>
                   <w:rFonts w:ascii="Arial" w:cs="Arial" w:eastAsia="Arial" w:hAnsi="Arial"/>
@@ -24261,7 +24261,7 @@
             <w:pPr>
               <w:spacing w:after="20" w:before="0"/>
             </w:pPr>
-            <w:hyperlink w:history="1" r:id="rIdtltnv6vnb3ebcjm1f6wak">
+            <w:hyperlink w:history="1" r:id="rIdt9kd6l2coi5an17fw_imv">
               <w:r>
                 <w:rPr>
                   <w:rFonts w:ascii="Arial" w:cs="Arial" w:eastAsia="Arial" w:hAnsi="Arial"/>
@@ -24294,7 +24294,7 @@
               <w:spacing w:after="10" w:before="0"/>
               <w:ind w:left="120"/>
             </w:pPr>
-            <w:hyperlink w:history="1" r:id="rIdsl16qxrfjfpbvhlkejq-f">
+            <w:hyperlink w:history="1" r:id="rIdzehtmqjnrcoj_magne5if">
               <w:r>
                 <w:rPr>
                   <w:rFonts w:ascii="Arial" w:cs="Arial" w:eastAsia="Arial" w:hAnsi="Arial"/>
@@ -24339,7 +24339,7 @@
             <w:pPr>
               <w:spacing w:after="20" w:before="0"/>
             </w:pPr>
-            <w:hyperlink w:history="1" r:id="rIdkhndn-hpjtxwrwcze7fzv">
+            <w:hyperlink w:history="1" r:id="rIdjbtltanlzc9mginnqz56v">
               <w:r>
                 <w:rPr>
                   <w:rFonts w:ascii="Arial" w:cs="Arial" w:eastAsia="Arial" w:hAnsi="Arial"/>
@@ -24372,7 +24372,7 @@
               <w:spacing w:after="10" w:before="0"/>
               <w:ind w:left="120"/>
             </w:pPr>
-            <w:hyperlink w:history="1" r:id="rIdyhfbhcglhtenhubdrqgdo">
+            <w:hyperlink w:history="1" r:id="rIdg31utqgyj7etcryr_em9a">
               <w:r>
                 <w:rPr>
                   <w:rFonts w:ascii="Arial" w:cs="Arial" w:eastAsia="Arial" w:hAnsi="Arial"/>
@@ -24567,7 +24567,7 @@
             <w:pPr>
               <w:spacing w:after="20" w:before="0"/>
             </w:pPr>
-            <w:hyperlink w:history="1" r:id="rIdqivpwbmw_vqsvdfm_5o1d">
+            <w:hyperlink w:history="1" r:id="rIdythm4idorbzjbm4xiyatn">
               <w:r>
                 <w:rPr>
                   <w:rFonts w:ascii="Arial" w:cs="Arial" w:eastAsia="Arial" w:hAnsi="Arial"/>
@@ -24600,7 +24600,7 @@
               <w:spacing w:after="10" w:before="0"/>
               <w:ind w:left="120"/>
             </w:pPr>
-            <w:hyperlink w:history="1" r:id="rIdjh1z2iph1k_i8tg0zvhic">
+            <w:hyperlink w:history="1" r:id="rIdmpaz1ydis9fzvdcxyw130">
               <w:r>
                 <w:rPr>
                   <w:rFonts w:ascii="Arial" w:cs="Arial" w:eastAsia="Arial" w:hAnsi="Arial"/>
@@ -24645,7 +24645,7 @@
             <w:pPr>
               <w:spacing w:after="20" w:before="0"/>
             </w:pPr>
-            <w:hyperlink w:history="1" r:id="rIdwaatjr5a-scnekiqixc_k">
+            <w:hyperlink w:history="1" r:id="rIdayu4q5d7wp0codevvvfba">
               <w:r>
                 <w:rPr>
                   <w:rFonts w:ascii="Arial" w:cs="Arial" w:eastAsia="Arial" w:hAnsi="Arial"/>
@@ -24678,7 +24678,7 @@
               <w:spacing w:after="10" w:before="0"/>
               <w:ind w:left="120"/>
             </w:pPr>
-            <w:hyperlink w:history="1" r:id="rIdvzryjpryeclkn_zb-ghhp">
+            <w:hyperlink w:history="1" r:id="rIdxknamfzw6kegwgnlbj6c2">
               <w:r>
                 <w:rPr>
                   <w:rFonts w:ascii="Arial" w:cs="Arial" w:eastAsia="Arial" w:hAnsi="Arial"/>
@@ -24873,7 +24873,7 @@
             <w:pPr>
               <w:spacing w:after="20" w:before="0"/>
             </w:pPr>
-            <w:hyperlink w:history="1" r:id="rIdh251favzbzqwbv_gxdw1j">
+            <w:hyperlink w:history="1" r:id="rIdirazpmjqp9-n6lr-qnjuk">
               <w:r>
                 <w:rPr>
                   <w:rFonts w:ascii="Arial" w:cs="Arial" w:eastAsia="Arial" w:hAnsi="Arial"/>
@@ -24906,7 +24906,7 @@
               <w:spacing w:after="10" w:before="0"/>
               <w:ind w:left="120"/>
             </w:pPr>
-            <w:hyperlink w:history="1" r:id="rIdo0fesnbmxvumuo7xaigzt">
+            <w:hyperlink w:history="1" r:id="rIdfzbwzbxwqxpsil2vohe8v">
               <w:r>
                 <w:rPr>
                   <w:rFonts w:ascii="Arial" w:cs="Arial" w:eastAsia="Arial" w:hAnsi="Arial"/>
@@ -24951,7 +24951,7 @@
             <w:pPr>
               <w:spacing w:after="20" w:before="0"/>
             </w:pPr>
-            <w:hyperlink w:history="1" r:id="rIdkadzcqk675x3nyndfrusa">
+            <w:hyperlink w:history="1" r:id="rIdmq6qo0t_xvht6zudehuz6">
               <w:r>
                 <w:rPr>
                   <w:rFonts w:ascii="Arial" w:cs="Arial" w:eastAsia="Arial" w:hAnsi="Arial"/>
@@ -24984,7 +24984,7 @@
               <w:spacing w:after="10" w:before="0"/>
               <w:ind w:left="120"/>
             </w:pPr>
-            <w:hyperlink w:history="1" r:id="rIdbin_dfei82g8iugo5m9ft">
+            <w:hyperlink w:history="1" r:id="rIdy1xafaujme2cjg5smsret">
               <w:r>
                 <w:rPr>
                   <w:rFonts w:ascii="Arial" w:cs="Arial" w:eastAsia="Arial" w:hAnsi="Arial"/>
@@ -25179,7 +25179,7 @@
             <w:pPr>
               <w:spacing w:after="20" w:before="0"/>
             </w:pPr>
-            <w:hyperlink w:history="1" r:id="rIdgfg0y-raic23cleibmcsx">
+            <w:hyperlink w:history="1" r:id="rId1cjymyh1vxyaxsfjfacpt">
               <w:r>
                 <w:rPr>
                   <w:rFonts w:ascii="Arial" w:cs="Arial" w:eastAsia="Arial" w:hAnsi="Arial"/>
@@ -25212,7 +25212,7 @@
               <w:spacing w:after="10" w:before="0"/>
               <w:ind w:left="120"/>
             </w:pPr>
-            <w:hyperlink w:history="1" r:id="rIdfsnbt3p4ma4e-pstv6xeo">
+            <w:hyperlink w:history="1" r:id="rId-68b9vww42zjwp474dfnq">
               <w:r>
                 <w:rPr>
                   <w:rFonts w:ascii="Arial" w:cs="Arial" w:eastAsia="Arial" w:hAnsi="Arial"/>
@@ -25257,7 +25257,7 @@
             <w:pPr>
               <w:spacing w:after="20" w:before="0"/>
             </w:pPr>
-            <w:hyperlink w:history="1" r:id="rIdjtpuaqbjygbom6edjuulp">
+            <w:hyperlink w:history="1" r:id="rIdx6uy7dgum4qvwke19fbd9">
               <w:r>
                 <w:rPr>
                   <w:rFonts w:ascii="Arial" w:cs="Arial" w:eastAsia="Arial" w:hAnsi="Arial"/>
@@ -25290,7 +25290,7 @@
               <w:spacing w:after="10" w:before="0"/>
               <w:ind w:left="120"/>
             </w:pPr>
-            <w:hyperlink w:history="1" r:id="rIdt_decrodkjqhsjjqc2rts">
+            <w:hyperlink w:history="1" r:id="rIdm0yezve2tlpkofuhql-n6">
               <w:r>
                 <w:rPr>
                   <w:rFonts w:ascii="Arial" w:cs="Arial" w:eastAsia="Arial" w:hAnsi="Arial"/>
@@ -26777,7 +26777,7 @@
             <w:pPr>
               <w:spacing w:after="20" w:before="0"/>
             </w:pPr>
-            <w:hyperlink w:history="1" r:id="rIdlapgmkwrj6o7s1kbadbp9">
+            <w:hyperlink w:history="1" r:id="rId5hwd2w_x_tqyylurgvuze">
               <w:r>
                 <w:rPr>
                   <w:rFonts w:ascii="Arial" w:cs="Arial" w:eastAsia="Arial" w:hAnsi="Arial"/>
@@ -26810,7 +26810,7 @@
               <w:spacing w:after="10" w:before="0"/>
               <w:ind w:left="120"/>
             </w:pPr>
-            <w:hyperlink w:history="1" r:id="rIdgfpw80wd8vwzlsqyqssov">
+            <w:hyperlink w:history="1" r:id="rIdjmcimexkdsnjsbi9kos8w">
               <w:r>
                 <w:rPr>
                   <w:rFonts w:ascii="Arial" w:cs="Arial" w:eastAsia="Arial" w:hAnsi="Arial"/>
@@ -26855,7 +26855,7 @@
             <w:pPr>
               <w:spacing w:after="20" w:before="0"/>
             </w:pPr>
-            <w:hyperlink w:history="1" r:id="rIda2as6ywveaaebjp6qskcr">
+            <w:hyperlink w:history="1" r:id="rIdsnxrzwk9rzgc3figjooci">
               <w:r>
                 <w:rPr>
                   <w:rFonts w:ascii="Arial" w:cs="Arial" w:eastAsia="Arial" w:hAnsi="Arial"/>
@@ -26888,7 +26888,7 @@
               <w:spacing w:after="10" w:before="0"/>
               <w:ind w:left="120"/>
             </w:pPr>
-            <w:hyperlink w:history="1" r:id="rIdlzmgop2ifi8te3blghz8z">
+            <w:hyperlink w:history="1" r:id="rIdxjpzqtq5ugblqjujica8v">
               <w:r>
                 <w:rPr>
                   <w:rFonts w:ascii="Arial" w:cs="Arial" w:eastAsia="Arial" w:hAnsi="Arial"/>
@@ -27083,7 +27083,7 @@
             <w:pPr>
               <w:spacing w:after="20" w:before="0"/>
             </w:pPr>
-            <w:hyperlink w:history="1" r:id="rIdnnmndm46dchlzusnpohjc">
+            <w:hyperlink w:history="1" r:id="rIdq4eum-pb147_bmfaw6amy">
               <w:r>
                 <w:rPr>
                   <w:rFonts w:ascii="Arial" w:cs="Arial" w:eastAsia="Arial" w:hAnsi="Arial"/>
@@ -27116,7 +27116,7 @@
               <w:spacing w:after="10" w:before="0"/>
               <w:ind w:left="120"/>
             </w:pPr>
-            <w:hyperlink w:history="1" r:id="rIdg42iz_ji8suhkniuyorpj">
+            <w:hyperlink w:history="1" r:id="rIdpbohu1vwiu9ydeimhwkxm">
               <w:r>
                 <w:rPr>
                   <w:rFonts w:ascii="Arial" w:cs="Arial" w:eastAsia="Arial" w:hAnsi="Arial"/>
@@ -27161,7 +27161,7 @@
             <w:pPr>
               <w:spacing w:after="20" w:before="0"/>
             </w:pPr>
-            <w:hyperlink w:history="1" r:id="rId0-csk_r5qidnmgkg0-nvs">
+            <w:hyperlink w:history="1" r:id="rIdgs1_4_eadwyxvqnye7tqq">
               <w:r>
                 <w:rPr>
                   <w:rFonts w:ascii="Arial" w:cs="Arial" w:eastAsia="Arial" w:hAnsi="Arial"/>
@@ -27194,7 +27194,7 @@
               <w:spacing w:after="10" w:before="0"/>
               <w:ind w:left="120"/>
             </w:pPr>
-            <w:hyperlink w:history="1" r:id="rIdcbf1hzo85mce9mlij4kxb">
+            <w:hyperlink w:history="1" r:id="rId8kx-xwsjsqgnhmp81i63u">
               <w:r>
                 <w:rPr>
                   <w:rFonts w:ascii="Arial" w:cs="Arial" w:eastAsia="Arial" w:hAnsi="Arial"/>
@@ -27389,7 +27389,7 @@
             <w:pPr>
               <w:spacing w:after="20" w:before="0"/>
             </w:pPr>
-            <w:hyperlink w:history="1" r:id="rIdplzseqyzauykkhk5rqhou">
+            <w:hyperlink w:history="1" r:id="rIdu-fy6izg4ivf9kwadt4nt">
               <w:r>
                 <w:rPr>
                   <w:rFonts w:ascii="Arial" w:cs="Arial" w:eastAsia="Arial" w:hAnsi="Arial"/>
@@ -27422,7 +27422,7 @@
               <w:spacing w:after="10" w:before="0"/>
               <w:ind w:left="120"/>
             </w:pPr>
-            <w:hyperlink w:history="1" r:id="rIdwdcljvws9fwe_oh2lf9ed">
+            <w:hyperlink w:history="1" r:id="rId0qa6hy5imlrxhofgnlqeq">
               <w:r>
                 <w:rPr>
                   <w:rFonts w:ascii="Arial" w:cs="Arial" w:eastAsia="Arial" w:hAnsi="Arial"/>
@@ -27467,7 +27467,7 @@
             <w:pPr>
               <w:spacing w:after="20" w:before="0"/>
             </w:pPr>
-            <w:hyperlink w:history="1" r:id="rIdbtpkyw6ay5-rplokh_1u2">
+            <w:hyperlink w:history="1" r:id="rIdhugii-hqrvonhnisputph">
               <w:r>
                 <w:rPr>
                   <w:rFonts w:ascii="Arial" w:cs="Arial" w:eastAsia="Arial" w:hAnsi="Arial"/>
@@ -27500,7 +27500,7 @@
               <w:spacing w:after="10" w:before="0"/>
               <w:ind w:left="120"/>
             </w:pPr>
-            <w:hyperlink w:history="1" r:id="rIdmqf4m3phlnmjl5zi7juog">
+            <w:hyperlink w:history="1" r:id="rIdsjiq2mnckvn5v8ayhh84u">
               <w:r>
                 <w:rPr>
                   <w:rFonts w:ascii="Arial" w:cs="Arial" w:eastAsia="Arial" w:hAnsi="Arial"/>
@@ -27695,7 +27695,7 @@
             <w:pPr>
               <w:spacing w:after="20" w:before="0"/>
             </w:pPr>
-            <w:hyperlink w:history="1" r:id="rIdzfiusta9ct-ih5wqnnsle">
+            <w:hyperlink w:history="1" r:id="rIdlbyce5rfobeblf0trzcxf">
               <w:r>
                 <w:rPr>
                   <w:rFonts w:ascii="Arial" w:cs="Arial" w:eastAsia="Arial" w:hAnsi="Arial"/>
@@ -27728,7 +27728,7 @@
               <w:spacing w:after="10" w:before="0"/>
               <w:ind w:left="120"/>
             </w:pPr>
-            <w:hyperlink w:history="1" r:id="rId5g5kr3zw5djneu5wj4ll5">
+            <w:hyperlink w:history="1" r:id="rId1di11prky0izs8wuyt-gw">
               <w:r>
                 <w:rPr>
                   <w:rFonts w:ascii="Arial" w:cs="Arial" w:eastAsia="Arial" w:hAnsi="Arial"/>
@@ -27773,7 +27773,7 @@
             <w:pPr>
               <w:spacing w:after="20" w:before="0"/>
             </w:pPr>
-            <w:hyperlink w:history="1" r:id="rIdpd1mtldi0na3a_sma6apk">
+            <w:hyperlink w:history="1" r:id="rIdwmzcgui1mluwbk3emryqx">
               <w:r>
                 <w:rPr>
                   <w:rFonts w:ascii="Arial" w:cs="Arial" w:eastAsia="Arial" w:hAnsi="Arial"/>
@@ -27806,7 +27806,7 @@
               <w:spacing w:after="10" w:before="0"/>
               <w:ind w:left="120"/>
             </w:pPr>
-            <w:hyperlink w:history="1" r:id="rIdzlzgekpsu_urmauadnkp-">
+            <w:hyperlink w:history="1" r:id="rIdmp7vromturcaw3-np4xfe">
               <w:r>
                 <w:rPr>
                   <w:rFonts w:ascii="Arial" w:cs="Arial" w:eastAsia="Arial" w:hAnsi="Arial"/>
@@ -28001,7 +28001,7 @@
             <w:pPr>
               <w:spacing w:after="20" w:before="0"/>
             </w:pPr>
-            <w:hyperlink w:history="1" r:id="rIdwzfzpl4xuwksqaxbwp3yt">
+            <w:hyperlink w:history="1" r:id="rIdqmk4ol-q5vj7eqmorc6ob">
               <w:r>
                 <w:rPr>
                   <w:rFonts w:ascii="Arial" w:cs="Arial" w:eastAsia="Arial" w:hAnsi="Arial"/>
@@ -28034,7 +28034,7 @@
               <w:spacing w:after="10" w:before="0"/>
               <w:ind w:left="120"/>
             </w:pPr>
-            <w:hyperlink w:history="1" r:id="rIdlavogvvhfwtledf7i2vsz">
+            <w:hyperlink w:history="1" r:id="rIdvylkmsjl1lhjhxlfhckpm">
               <w:r>
                 <w:rPr>
                   <w:rFonts w:ascii="Arial" w:cs="Arial" w:eastAsia="Arial" w:hAnsi="Arial"/>
@@ -28079,7 +28079,7 @@
             <w:pPr>
               <w:spacing w:after="20" w:before="0"/>
             </w:pPr>
-            <w:hyperlink w:history="1" r:id="rId4cgd2rucff9axhr56nidp">
+            <w:hyperlink w:history="1" r:id="rIdb1lxfyf6rpnvbbad8pmc9">
               <w:r>
                 <w:rPr>
                   <w:rFonts w:ascii="Arial" w:cs="Arial" w:eastAsia="Arial" w:hAnsi="Arial"/>
@@ -28112,7 +28112,7 @@
               <w:spacing w:after="10" w:before="0"/>
               <w:ind w:left="120"/>
             </w:pPr>
-            <w:hyperlink w:history="1" r:id="rIdf7blpqvlsub3vf4p-2_qr">
+            <w:hyperlink w:history="1" r:id="rIdcyeux0zj-rv4gt2lch-ke">
               <w:r>
                 <w:rPr>
                   <w:rFonts w:ascii="Arial" w:cs="Arial" w:eastAsia="Arial" w:hAnsi="Arial"/>
@@ -29599,7 +29599,7 @@
             <w:pPr>
               <w:spacing w:after="20" w:before="0"/>
             </w:pPr>
-            <w:hyperlink w:history="1" r:id="rIdgnv1aknm45miwi1_kb3vi">
+            <w:hyperlink w:history="1" r:id="rId_kq004eiiytg797koso5s">
               <w:r>
                 <w:rPr>
                   <w:rFonts w:ascii="Arial" w:cs="Arial" w:eastAsia="Arial" w:hAnsi="Arial"/>
@@ -29632,7 +29632,7 @@
               <w:spacing w:after="10" w:before="0"/>
               <w:ind w:left="120"/>
             </w:pPr>
-            <w:hyperlink w:history="1" r:id="rIdyejg3jxi14axsd7hc7hmg">
+            <w:hyperlink w:history="1" r:id="rIdp-eo9p9jy6h5jw2kvbd2t">
               <w:r>
                 <w:rPr>
                   <w:rFonts w:ascii="Arial" w:cs="Arial" w:eastAsia="Arial" w:hAnsi="Arial"/>
@@ -29677,7 +29677,7 @@
             <w:pPr>
               <w:spacing w:after="20" w:before="0"/>
             </w:pPr>
-            <w:hyperlink w:history="1" r:id="rIddjnzaayotdzjs6inmfvty">
+            <w:hyperlink w:history="1" r:id="rId-kyuriqq6u_ewcuc3g2vo">
               <w:r>
                 <w:rPr>
                   <w:rFonts w:ascii="Arial" w:cs="Arial" w:eastAsia="Arial" w:hAnsi="Arial"/>
@@ -29710,7 +29710,7 @@
               <w:spacing w:after="10" w:before="0"/>
               <w:ind w:left="120"/>
             </w:pPr>
-            <w:hyperlink w:history="1" r:id="rIdv9-4jdu46_qjayaqoucrq">
+            <w:hyperlink w:history="1" r:id="rId07lh0yhnecjjyngjkrqey">
               <w:r>
                 <w:rPr>
                   <w:rFonts w:ascii="Arial" w:cs="Arial" w:eastAsia="Arial" w:hAnsi="Arial"/>
@@ -29905,7 +29905,7 @@
             <w:pPr>
               <w:spacing w:after="20" w:before="0"/>
             </w:pPr>
-            <w:hyperlink w:history="1" r:id="rIdaei5unx57m2uzfwpwszsw">
+            <w:hyperlink w:history="1" r:id="rIdriarvi3mkbz5tlxipfiyf">
               <w:r>
                 <w:rPr>
                   <w:rFonts w:ascii="Arial" w:cs="Arial" w:eastAsia="Arial" w:hAnsi="Arial"/>
@@ -29938,7 +29938,7 @@
               <w:spacing w:after="10" w:before="0"/>
               <w:ind w:left="120"/>
             </w:pPr>
-            <w:hyperlink w:history="1" r:id="rIdpkuwz9l0zdg-t8qpwj8sc">
+            <w:hyperlink w:history="1" r:id="rIdlemtcwcjzgx-yuhdx4djt">
               <w:r>
                 <w:rPr>
                   <w:rFonts w:ascii="Arial" w:cs="Arial" w:eastAsia="Arial" w:hAnsi="Arial"/>
@@ -29983,7 +29983,7 @@
             <w:pPr>
               <w:spacing w:after="20" w:before="0"/>
             </w:pPr>
-            <w:hyperlink w:history="1" r:id="rIdlharsa__9kgpbiw4sxzlb">
+            <w:hyperlink w:history="1" r:id="rIdwy7bjvutmpkk2zqsv2fby">
               <w:r>
                 <w:rPr>
                   <w:rFonts w:ascii="Arial" w:cs="Arial" w:eastAsia="Arial" w:hAnsi="Arial"/>
@@ -30016,7 +30016,7 @@
               <w:spacing w:after="10" w:before="0"/>
               <w:ind w:left="120"/>
             </w:pPr>
-            <w:hyperlink w:history="1" r:id="rId1ejvwygwmyoibcttpq60i">
+            <w:hyperlink w:history="1" r:id="rId-06nzlotfqjbncv_z0sct">
               <w:r>
                 <w:rPr>
                   <w:rFonts w:ascii="Arial" w:cs="Arial" w:eastAsia="Arial" w:hAnsi="Arial"/>
@@ -30211,7 +30211,7 @@
             <w:pPr>
               <w:spacing w:after="20" w:before="0"/>
             </w:pPr>
-            <w:hyperlink w:history="1" r:id="rIdckrm9-hx2hsv15xx_0jcl">
+            <w:hyperlink w:history="1" r:id="rIdzvsfhksgzcjljrpmwezam">
               <w:r>
                 <w:rPr>
                   <w:rFonts w:ascii="Arial" w:cs="Arial" w:eastAsia="Arial" w:hAnsi="Arial"/>
@@ -30244,7 +30244,7 @@
               <w:spacing w:after="10" w:before="0"/>
               <w:ind w:left="120"/>
             </w:pPr>
-            <w:hyperlink w:history="1" r:id="rIdltye0pogzgon88z8akcrt">
+            <w:hyperlink w:history="1" r:id="rIdwophgphwpql7yvvmlwxgu">
               <w:r>
                 <w:rPr>
                   <w:rFonts w:ascii="Arial" w:cs="Arial" w:eastAsia="Arial" w:hAnsi="Arial"/>
@@ -30289,7 +30289,7 @@
             <w:pPr>
               <w:spacing w:after="20" w:before="0"/>
             </w:pPr>
-            <w:hyperlink w:history="1" r:id="rIdo-f-1a6mdlhxpydeci5eq">
+            <w:hyperlink w:history="1" r:id="rIdyftpxuv3trm6i4gs4euk8">
               <w:r>
                 <w:rPr>
                   <w:rFonts w:ascii="Arial" w:cs="Arial" w:eastAsia="Arial" w:hAnsi="Arial"/>
@@ -30322,7 +30322,7 @@
               <w:spacing w:after="10" w:before="0"/>
               <w:ind w:left="120"/>
             </w:pPr>
-            <w:hyperlink w:history="1" r:id="rId2oqqs5kd7juuwqpjrvtro">
+            <w:hyperlink w:history="1" r:id="rIdbszko_bvaxrluffeh5ogl">
               <w:r>
                 <w:rPr>
                   <w:rFonts w:ascii="Arial" w:cs="Arial" w:eastAsia="Arial" w:hAnsi="Arial"/>
@@ -30517,7 +30517,7 @@
             <w:pPr>
               <w:spacing w:after="20" w:before="0"/>
             </w:pPr>
-            <w:hyperlink w:history="1" r:id="rIdoj-tm3iuv2v5wndae8vxv">
+            <w:hyperlink w:history="1" r:id="rIdbmswzkxclaopk1gt8yabe">
               <w:r>
                 <w:rPr>
                   <w:rFonts w:ascii="Arial" w:cs="Arial" w:eastAsia="Arial" w:hAnsi="Arial"/>
@@ -30550,7 +30550,7 @@
               <w:spacing w:after="10" w:before="0"/>
               <w:ind w:left="120"/>
             </w:pPr>
-            <w:hyperlink w:history="1" r:id="rIdh5qibhw0ywsd6ysutrp_b">
+            <w:hyperlink w:history="1" r:id="rIdkqiixmyngo7thbg0wtjzy">
               <w:r>
                 <w:rPr>
                   <w:rFonts w:ascii="Arial" w:cs="Arial" w:eastAsia="Arial" w:hAnsi="Arial"/>
@@ -30595,7 +30595,7 @@
             <w:pPr>
               <w:spacing w:after="20" w:before="0"/>
             </w:pPr>
-            <w:hyperlink w:history="1" r:id="rIdjuqxs0qr2llnwdfqlkiml">
+            <w:hyperlink w:history="1" r:id="rIdwhwsqhcyzrkodb2thwhb2">
               <w:r>
                 <w:rPr>
                   <w:rFonts w:ascii="Arial" w:cs="Arial" w:eastAsia="Arial" w:hAnsi="Arial"/>
@@ -30628,7 +30628,7 @@
               <w:spacing w:after="10" w:before="0"/>
               <w:ind w:left="120"/>
             </w:pPr>
-            <w:hyperlink w:history="1" r:id="rIdvrqdvkf3sfva6mkm95iwq">
+            <w:hyperlink w:history="1" r:id="rIdjtq7e15jbwrtdaubmm2i8">
               <w:r>
                 <w:rPr>
                   <w:rFonts w:ascii="Arial" w:cs="Arial" w:eastAsia="Arial" w:hAnsi="Arial"/>
@@ -30823,7 +30823,7 @@
             <w:pPr>
               <w:spacing w:after="20" w:before="0"/>
             </w:pPr>
-            <w:hyperlink w:history="1" r:id="rIdm4ktaquwsyoqzh-iwxwbi">
+            <w:hyperlink w:history="1" r:id="rIdprm_pgarkirznuash8m6z">
               <w:r>
                 <w:rPr>
                   <w:rFonts w:ascii="Arial" w:cs="Arial" w:eastAsia="Arial" w:hAnsi="Arial"/>
@@ -30856,7 +30856,7 @@
               <w:spacing w:after="10" w:before="0"/>
               <w:ind w:left="120"/>
             </w:pPr>
-            <w:hyperlink w:history="1" r:id="rIdyyjbn-_vm-vomfkkipcv0">
+            <w:hyperlink w:history="1" r:id="rId3s_mwj3xw5si0loeuxexw">
               <w:r>
                 <w:rPr>
                   <w:rFonts w:ascii="Arial" w:cs="Arial" w:eastAsia="Arial" w:hAnsi="Arial"/>
@@ -30901,7 +30901,7 @@
             <w:pPr>
               <w:spacing w:after="20" w:before="0"/>
             </w:pPr>
-            <w:hyperlink w:history="1" r:id="rId2j10hmrmo_g11w9puiyfg">
+            <w:hyperlink w:history="1" r:id="rIdiq8z-tqqgustjvkzsq9hv">
               <w:r>
                 <w:rPr>
                   <w:rFonts w:ascii="Arial" w:cs="Arial" w:eastAsia="Arial" w:hAnsi="Arial"/>
@@ -30934,7 +30934,7 @@
               <w:spacing w:after="10" w:before="0"/>
               <w:ind w:left="120"/>
             </w:pPr>
-            <w:hyperlink w:history="1" r:id="rIdvnekkpowphovq9zbievip">
+            <w:hyperlink w:history="1" r:id="rIdqzb5mh4k6q5scijqsbpwx">
               <w:r>
                 <w:rPr>
                   <w:rFonts w:ascii="Arial" w:cs="Arial" w:eastAsia="Arial" w:hAnsi="Arial"/>

--- a/data/outputs/v2/Biology/SS2.1_Plant_Nutrition/Biology_Plant_Nutrition_CBE_LessonSequence.docx
+++ b/data/outputs/v2/Biology/SS2.1_Plant_Nutrition/Biology_Plant_Nutrition_CBE_LessonSequence.docx
@@ -3440,7 +3440,7 @@
             <w:pPr>
               <w:spacing w:after="20" w:before="0"/>
             </w:pPr>
-            <w:hyperlink w:history="1" r:id="rIduogr3whyujcebr7v3earw">
+            <w:hyperlink w:history="1" r:id="rIdpqe-7rz9kngbechjf2y1j">
               <w:r>
                 <w:rPr>
                   <w:rFonts w:ascii="Arial" w:cs="Arial" w:eastAsia="Arial" w:hAnsi="Arial"/>
@@ -3473,7 +3473,7 @@
               <w:spacing w:after="10" w:before="0"/>
               <w:ind w:left="120"/>
             </w:pPr>
-            <w:hyperlink w:history="1" r:id="rIdsrs5khxkajp35tezigt_m">
+            <w:hyperlink w:history="1" r:id="rId9aqy6vzluewf70o5cygca">
               <w:r>
                 <w:rPr>
                   <w:rFonts w:ascii="Arial" w:cs="Arial" w:eastAsia="Arial" w:hAnsi="Arial"/>
@@ -3518,7 +3518,7 @@
             <w:pPr>
               <w:spacing w:after="20" w:before="0"/>
             </w:pPr>
-            <w:hyperlink w:history="1" r:id="rId0ui_jlj4ftdtmwyfxclcz">
+            <w:hyperlink w:history="1" r:id="rIdwobriltzq9bk5ebm2nbjh">
               <w:r>
                 <w:rPr>
                   <w:rFonts w:ascii="Arial" w:cs="Arial" w:eastAsia="Arial" w:hAnsi="Arial"/>
@@ -3551,7 +3551,7 @@
               <w:spacing w:after="10" w:before="0"/>
               <w:ind w:left="120"/>
             </w:pPr>
-            <w:hyperlink w:history="1" r:id="rIdddvtgxapcqce7iqxhhluh">
+            <w:hyperlink w:history="1" r:id="rIdztb9i0o7a3hg8f-anffhx">
               <w:r>
                 <w:rPr>
                   <w:rFonts w:ascii="Arial" w:cs="Arial" w:eastAsia="Arial" w:hAnsi="Arial"/>
@@ -3746,7 +3746,7 @@
             <w:pPr>
               <w:spacing w:after="20" w:before="0"/>
             </w:pPr>
-            <w:hyperlink w:history="1" r:id="rIddgmq4xf3i6zxnals1ewir">
+            <w:hyperlink w:history="1" r:id="rIdqynemefbeu98xff90r9eu">
               <w:r>
                 <w:rPr>
                   <w:rFonts w:ascii="Arial" w:cs="Arial" w:eastAsia="Arial" w:hAnsi="Arial"/>
@@ -3779,7 +3779,7 @@
               <w:spacing w:after="10" w:before="0"/>
               <w:ind w:left="120"/>
             </w:pPr>
-            <w:hyperlink w:history="1" r:id="rIdv4ifbnwzuoewsck2xltfy">
+            <w:hyperlink w:history="1" r:id="rIdq-701x22grtjk6lubecok">
               <w:r>
                 <w:rPr>
                   <w:rFonts w:ascii="Arial" w:cs="Arial" w:eastAsia="Arial" w:hAnsi="Arial"/>
@@ -3824,7 +3824,7 @@
             <w:pPr>
               <w:spacing w:after="20" w:before="0"/>
             </w:pPr>
-            <w:hyperlink w:history="1" r:id="rIdubecgawty6pi11qjvvyb8">
+            <w:hyperlink w:history="1" r:id="rIdwus61lobgg7ap-y9nehpj">
               <w:r>
                 <w:rPr>
                   <w:rFonts w:ascii="Arial" w:cs="Arial" w:eastAsia="Arial" w:hAnsi="Arial"/>
@@ -3857,7 +3857,7 @@
               <w:spacing w:after="10" w:before="0"/>
               <w:ind w:left="120"/>
             </w:pPr>
-            <w:hyperlink w:history="1" r:id="rIdtisosn0s6y9dtyhvi4e8s">
+            <w:hyperlink w:history="1" r:id="rIdaeqd_gqybmsus_1h1wiee">
               <w:r>
                 <w:rPr>
                   <w:rFonts w:ascii="Arial" w:cs="Arial" w:eastAsia="Arial" w:hAnsi="Arial"/>
@@ -4052,7 +4052,7 @@
             <w:pPr>
               <w:spacing w:after="20" w:before="0"/>
             </w:pPr>
-            <w:hyperlink w:history="1" r:id="rId7_knuaz6t-dyeasinslf6">
+            <w:hyperlink w:history="1" r:id="rId00vv16-haqritsai9suz6">
               <w:r>
                 <w:rPr>
                   <w:rFonts w:ascii="Arial" w:cs="Arial" w:eastAsia="Arial" w:hAnsi="Arial"/>
@@ -4085,7 +4085,7 @@
               <w:spacing w:after="10" w:before="0"/>
               <w:ind w:left="120"/>
             </w:pPr>
-            <w:hyperlink w:history="1" r:id="rIdh5kjmktlnwxb0iz8di-gs">
+            <w:hyperlink w:history="1" r:id="rIdxepjzgrqfbnzeq6ukm3k7">
               <w:r>
                 <w:rPr>
                   <w:rFonts w:ascii="Arial" w:cs="Arial" w:eastAsia="Arial" w:hAnsi="Arial"/>
@@ -4130,7 +4130,7 @@
             <w:pPr>
               <w:spacing w:after="20" w:before="0"/>
             </w:pPr>
-            <w:hyperlink w:history="1" r:id="rIdluzktmirpzy_187ghwcb2">
+            <w:hyperlink w:history="1" r:id="rIdh6k5h88i-u4gh1cslvona">
               <w:r>
                 <w:rPr>
                   <w:rFonts w:ascii="Arial" w:cs="Arial" w:eastAsia="Arial" w:hAnsi="Arial"/>
@@ -4163,7 +4163,7 @@
               <w:spacing w:after="10" w:before="0"/>
               <w:ind w:left="120"/>
             </w:pPr>
-            <w:hyperlink w:history="1" r:id="rIdo815stcug8x_qymiaxowt">
+            <w:hyperlink w:history="1" r:id="rIdvmpnlgzgnlxxup5valaar">
               <w:r>
                 <w:rPr>
                   <w:rFonts w:ascii="Arial" w:cs="Arial" w:eastAsia="Arial" w:hAnsi="Arial"/>
@@ -4358,7 +4358,7 @@
             <w:pPr>
               <w:spacing w:after="20" w:before="0"/>
             </w:pPr>
-            <w:hyperlink w:history="1" r:id="rIdpup-45imkxmankyf8wlvh">
+            <w:hyperlink w:history="1" r:id="rIdnutvzsvmowzxe459j0wuk">
               <w:r>
                 <w:rPr>
                   <w:rFonts w:ascii="Arial" w:cs="Arial" w:eastAsia="Arial" w:hAnsi="Arial"/>
@@ -4391,7 +4391,7 @@
               <w:spacing w:after="10" w:before="0"/>
               <w:ind w:left="120"/>
             </w:pPr>
-            <w:hyperlink w:history="1" r:id="rIdjwkosv_ejzj9a0dejbzak">
+            <w:hyperlink w:history="1" r:id="rIdtifxk_wekx5v-z34xvueg">
               <w:r>
                 <w:rPr>
                   <w:rFonts w:ascii="Arial" w:cs="Arial" w:eastAsia="Arial" w:hAnsi="Arial"/>
@@ -4436,7 +4436,7 @@
             <w:pPr>
               <w:spacing w:after="20" w:before="0"/>
             </w:pPr>
-            <w:hyperlink w:history="1" r:id="rId1nyok5fwwyojc02w7q1sk">
+            <w:hyperlink w:history="1" r:id="rId6qoxknlkpkud2sakowkpd">
               <w:r>
                 <w:rPr>
                   <w:rFonts w:ascii="Arial" w:cs="Arial" w:eastAsia="Arial" w:hAnsi="Arial"/>
@@ -4469,7 +4469,7 @@
               <w:spacing w:after="10" w:before="0"/>
               <w:ind w:left="120"/>
             </w:pPr>
-            <w:hyperlink w:history="1" r:id="rId0qdm3uyxgve4e-yqudbs1">
+            <w:hyperlink w:history="1" r:id="rIdaopwqrqhmtd8goberwf1e">
               <w:r>
                 <w:rPr>
                   <w:rFonts w:ascii="Arial" w:cs="Arial" w:eastAsia="Arial" w:hAnsi="Arial"/>
@@ -4664,7 +4664,7 @@
             <w:pPr>
               <w:spacing w:after="20" w:before="0"/>
             </w:pPr>
-            <w:hyperlink w:history="1" r:id="rIdxdi_yv_-do_unimoqcm-r">
+            <w:hyperlink w:history="1" r:id="rIdjrlc-mvyzuemnkhdc1ums">
               <w:r>
                 <w:rPr>
                   <w:rFonts w:ascii="Arial" w:cs="Arial" w:eastAsia="Arial" w:hAnsi="Arial"/>
@@ -4697,7 +4697,7 @@
               <w:spacing w:after="10" w:before="0"/>
               <w:ind w:left="120"/>
             </w:pPr>
-            <w:hyperlink w:history="1" r:id="rIdouigvccupqegjajvqgxsf">
+            <w:hyperlink w:history="1" r:id="rIdufbg9xlnjj6gkdxwukejf">
               <w:r>
                 <w:rPr>
                   <w:rFonts w:ascii="Arial" w:cs="Arial" w:eastAsia="Arial" w:hAnsi="Arial"/>
@@ -4742,7 +4742,7 @@
             <w:pPr>
               <w:spacing w:after="20" w:before="0"/>
             </w:pPr>
-            <w:hyperlink w:history="1" r:id="rIdtqvzmblxbnegral2co7sq">
+            <w:hyperlink w:history="1" r:id="rIde8jxgd0zos_ol4xgws_qq">
               <w:r>
                 <w:rPr>
                   <w:rFonts w:ascii="Arial" w:cs="Arial" w:eastAsia="Arial" w:hAnsi="Arial"/>
@@ -4775,7 +4775,7 @@
               <w:spacing w:after="10" w:before="0"/>
               <w:ind w:left="120"/>
             </w:pPr>
-            <w:hyperlink w:history="1" r:id="rIdaga5luqjs_x8gquqa64ar">
+            <w:hyperlink w:history="1" r:id="rIday29yxehndvuqxpcthfcx">
               <w:r>
                 <w:rPr>
                   <w:rFonts w:ascii="Arial" w:cs="Arial" w:eastAsia="Arial" w:hAnsi="Arial"/>
@@ -6262,7 +6262,7 @@
             <w:pPr>
               <w:spacing w:after="20" w:before="0"/>
             </w:pPr>
-            <w:hyperlink w:history="1" r:id="rIdnqkvzs4ir-vvagymulwql">
+            <w:hyperlink w:history="1" r:id="rIdnyk-bdyidfcl4tm_rluct">
               <w:r>
                 <w:rPr>
                   <w:rFonts w:ascii="Arial" w:cs="Arial" w:eastAsia="Arial" w:hAnsi="Arial"/>
@@ -6295,7 +6295,7 @@
               <w:spacing w:after="10" w:before="0"/>
               <w:ind w:left="120"/>
             </w:pPr>
-            <w:hyperlink w:history="1" r:id="rId7_qqoub2kykwygjz4lp-8">
+            <w:hyperlink w:history="1" r:id="rIdesk0mhrm1suvmpyk_derj">
               <w:r>
                 <w:rPr>
                   <w:rFonts w:ascii="Arial" w:cs="Arial" w:eastAsia="Arial" w:hAnsi="Arial"/>
@@ -6340,7 +6340,7 @@
             <w:pPr>
               <w:spacing w:after="20" w:before="0"/>
             </w:pPr>
-            <w:hyperlink w:history="1" r:id="rIdpr6warlx47ak2ezhkqeh7">
+            <w:hyperlink w:history="1" r:id="rIdqttrcbscikcbnvqgbhxfw">
               <w:r>
                 <w:rPr>
                   <w:rFonts w:ascii="Arial" w:cs="Arial" w:eastAsia="Arial" w:hAnsi="Arial"/>
@@ -6373,7 +6373,7 @@
               <w:spacing w:after="10" w:before="0"/>
               <w:ind w:left="120"/>
             </w:pPr>
-            <w:hyperlink w:history="1" r:id="rId0aurd9d5i_an3g7gisjyr">
+            <w:hyperlink w:history="1" r:id="rIdnmq0bwuljenjcrirc77fm">
               <w:r>
                 <w:rPr>
                   <w:rFonts w:ascii="Arial" w:cs="Arial" w:eastAsia="Arial" w:hAnsi="Arial"/>
@@ -6568,7 +6568,7 @@
             <w:pPr>
               <w:spacing w:after="20" w:before="0"/>
             </w:pPr>
-            <w:hyperlink w:history="1" r:id="rIduzvsnzyid94a1uyepomge">
+            <w:hyperlink w:history="1" r:id="rIdrntnz8vypvubh98-ucacf">
               <w:r>
                 <w:rPr>
                   <w:rFonts w:ascii="Arial" w:cs="Arial" w:eastAsia="Arial" w:hAnsi="Arial"/>
@@ -6601,7 +6601,7 @@
               <w:spacing w:after="10" w:before="0"/>
               <w:ind w:left="120"/>
             </w:pPr>
-            <w:hyperlink w:history="1" r:id="rIdicpo1hqn4gvgzsj_f0nnx">
+            <w:hyperlink w:history="1" r:id="rIdabeqa96nadeslv-hyduta">
               <w:r>
                 <w:rPr>
                   <w:rFonts w:ascii="Arial" w:cs="Arial" w:eastAsia="Arial" w:hAnsi="Arial"/>
@@ -6646,7 +6646,7 @@
             <w:pPr>
               <w:spacing w:after="20" w:before="0"/>
             </w:pPr>
-            <w:hyperlink w:history="1" r:id="rIdnk1snbmqzrqcasqnodkhk">
+            <w:hyperlink w:history="1" r:id="rIdlujrjdvyathsgrgajm-kr">
               <w:r>
                 <w:rPr>
                   <w:rFonts w:ascii="Arial" w:cs="Arial" w:eastAsia="Arial" w:hAnsi="Arial"/>
@@ -6679,7 +6679,7 @@
               <w:spacing w:after="10" w:before="0"/>
               <w:ind w:left="120"/>
             </w:pPr>
-            <w:hyperlink w:history="1" r:id="rIdea3pncwbupt2khao7lkx6">
+            <w:hyperlink w:history="1" r:id="rIde1enmnfwltal4mxjouo0s">
               <w:r>
                 <w:rPr>
                   <w:rFonts w:ascii="Arial" w:cs="Arial" w:eastAsia="Arial" w:hAnsi="Arial"/>
@@ -6874,7 +6874,7 @@
             <w:pPr>
               <w:spacing w:after="20" w:before="0"/>
             </w:pPr>
-            <w:hyperlink w:history="1" r:id="rIdftnqdwujkppqeljjdhygw">
+            <w:hyperlink w:history="1" r:id="rIdqrwj64c5-ftigy97heizf">
               <w:r>
                 <w:rPr>
                   <w:rFonts w:ascii="Arial" w:cs="Arial" w:eastAsia="Arial" w:hAnsi="Arial"/>
@@ -6907,7 +6907,7 @@
               <w:spacing w:after="10" w:before="0"/>
               <w:ind w:left="120"/>
             </w:pPr>
-            <w:hyperlink w:history="1" r:id="rIdxk2rsy1x-699gbnobuyzl">
+            <w:hyperlink w:history="1" r:id="rId_b6x5b9--fctt-flrlewz">
               <w:r>
                 <w:rPr>
                   <w:rFonts w:ascii="Arial" w:cs="Arial" w:eastAsia="Arial" w:hAnsi="Arial"/>
@@ -6952,7 +6952,7 @@
             <w:pPr>
               <w:spacing w:after="20" w:before="0"/>
             </w:pPr>
-            <w:hyperlink w:history="1" r:id="rIdwgv3s2ws2gkjz7xz9b7-9">
+            <w:hyperlink w:history="1" r:id="rIdkczdwjyyoxwt8mu3po0kb">
               <w:r>
                 <w:rPr>
                   <w:rFonts w:ascii="Arial" w:cs="Arial" w:eastAsia="Arial" w:hAnsi="Arial"/>
@@ -6985,7 +6985,7 @@
               <w:spacing w:after="10" w:before="0"/>
               <w:ind w:left="120"/>
             </w:pPr>
-            <w:hyperlink w:history="1" r:id="rIdiwlbbf_sw5loucjo4yjpc">
+            <w:hyperlink w:history="1" r:id="rIdugxw85es9hkexiwdypa8o">
               <w:r>
                 <w:rPr>
                   <w:rFonts w:ascii="Arial" w:cs="Arial" w:eastAsia="Arial" w:hAnsi="Arial"/>
@@ -7180,7 +7180,7 @@
             <w:pPr>
               <w:spacing w:after="20" w:before="0"/>
             </w:pPr>
-            <w:hyperlink w:history="1" r:id="rIdvoy6u0kbpctskvrqttnb8">
+            <w:hyperlink w:history="1" r:id="rIdxluheknpkgxhwkuejdsjs">
               <w:r>
                 <w:rPr>
                   <w:rFonts w:ascii="Arial" w:cs="Arial" w:eastAsia="Arial" w:hAnsi="Arial"/>
@@ -7213,7 +7213,7 @@
               <w:spacing w:after="10" w:before="0"/>
               <w:ind w:left="120"/>
             </w:pPr>
-            <w:hyperlink w:history="1" r:id="rIdsbox0n6wh_njcndj-lpz0">
+            <w:hyperlink w:history="1" r:id="rIdxdrm26wkobe-wnhg-kcxx">
               <w:r>
                 <w:rPr>
                   <w:rFonts w:ascii="Arial" w:cs="Arial" w:eastAsia="Arial" w:hAnsi="Arial"/>
@@ -7258,7 +7258,7 @@
             <w:pPr>
               <w:spacing w:after="20" w:before="0"/>
             </w:pPr>
-            <w:hyperlink w:history="1" r:id="rIdxno96bunh1oqww4hjj2qn">
+            <w:hyperlink w:history="1" r:id="rIdtcoplcv1wlq5yovcvye9i">
               <w:r>
                 <w:rPr>
                   <w:rFonts w:ascii="Arial" w:cs="Arial" w:eastAsia="Arial" w:hAnsi="Arial"/>
@@ -7291,7 +7291,7 @@
               <w:spacing w:after="10" w:before="0"/>
               <w:ind w:left="120"/>
             </w:pPr>
-            <w:hyperlink w:history="1" r:id="rIdq8gtejte3gknps4hm_bv8">
+            <w:hyperlink w:history="1" r:id="rIdzeiytukmtlz--hyzqc7ys">
               <w:r>
                 <w:rPr>
                   <w:rFonts w:ascii="Arial" w:cs="Arial" w:eastAsia="Arial" w:hAnsi="Arial"/>
@@ -7486,7 +7486,7 @@
             <w:pPr>
               <w:spacing w:after="20" w:before="0"/>
             </w:pPr>
-            <w:hyperlink w:history="1" r:id="rIdkgkl1izo4jh-l6m82iwpr">
+            <w:hyperlink w:history="1" r:id="rIdhw9jzxlm3ny7njhqqpyuw">
               <w:r>
                 <w:rPr>
                   <w:rFonts w:ascii="Arial" w:cs="Arial" w:eastAsia="Arial" w:hAnsi="Arial"/>
@@ -7519,7 +7519,7 @@
               <w:spacing w:after="10" w:before="0"/>
               <w:ind w:left="120"/>
             </w:pPr>
-            <w:hyperlink w:history="1" r:id="rIdh-gnah_5nxstvh3rzrqut">
+            <w:hyperlink w:history="1" r:id="rIdz7wkfzrxjcxhvemodxoqh">
               <w:r>
                 <w:rPr>
                   <w:rFonts w:ascii="Arial" w:cs="Arial" w:eastAsia="Arial" w:hAnsi="Arial"/>
@@ -7564,7 +7564,7 @@
             <w:pPr>
               <w:spacing w:after="20" w:before="0"/>
             </w:pPr>
-            <w:hyperlink w:history="1" r:id="rIdn4pjtrtqinkwonlo9toe_">
+            <w:hyperlink w:history="1" r:id="rIdbgciw5gt_xizh9uksxtvo">
               <w:r>
                 <w:rPr>
                   <w:rFonts w:ascii="Arial" w:cs="Arial" w:eastAsia="Arial" w:hAnsi="Arial"/>
@@ -7597,7 +7597,7 @@
               <w:spacing w:after="10" w:before="0"/>
               <w:ind w:left="120"/>
             </w:pPr>
-            <w:hyperlink w:history="1" r:id="rIda_jwfxt6zxgpipf0lkycc">
+            <w:hyperlink w:history="1" r:id="rIdgehlphjmsz-qyjcstntlk">
               <w:r>
                 <w:rPr>
                   <w:rFonts w:ascii="Arial" w:cs="Arial" w:eastAsia="Arial" w:hAnsi="Arial"/>
@@ -9084,7 +9084,7 @@
             <w:pPr>
               <w:spacing w:after="20" w:before="0"/>
             </w:pPr>
-            <w:hyperlink w:history="1" r:id="rIdxslnuh1fjgpd93zooehob">
+            <w:hyperlink w:history="1" r:id="rIdrev2uzkqsa9-46py8jvei">
               <w:r>
                 <w:rPr>
                   <w:rFonts w:ascii="Arial" w:cs="Arial" w:eastAsia="Arial" w:hAnsi="Arial"/>
@@ -9117,7 +9117,7 @@
               <w:spacing w:after="10" w:before="0"/>
               <w:ind w:left="120"/>
             </w:pPr>
-            <w:hyperlink w:history="1" r:id="rIdetnkcdqgt_oxg5ccbmqzw">
+            <w:hyperlink w:history="1" r:id="rId6ijho5vdwbpytesn5b-cf">
               <w:r>
                 <w:rPr>
                   <w:rFonts w:ascii="Arial" w:cs="Arial" w:eastAsia="Arial" w:hAnsi="Arial"/>
@@ -9162,7 +9162,7 @@
             <w:pPr>
               <w:spacing w:after="20" w:before="0"/>
             </w:pPr>
-            <w:hyperlink w:history="1" r:id="rIddchdp8zpp4-p4jvfxjmb1">
+            <w:hyperlink w:history="1" r:id="rIdkjrm1cou59nrgc6-d4dq6">
               <w:r>
                 <w:rPr>
                   <w:rFonts w:ascii="Arial" w:cs="Arial" w:eastAsia="Arial" w:hAnsi="Arial"/>
@@ -9195,7 +9195,7 @@
               <w:spacing w:after="10" w:before="0"/>
               <w:ind w:left="120"/>
             </w:pPr>
-            <w:hyperlink w:history="1" r:id="rIdqru9vscdhmgshashhznd8">
+            <w:hyperlink w:history="1" r:id="rIdt_zkvhvsxqrrtfgmhy-5h">
               <w:r>
                 <w:rPr>
                   <w:rFonts w:ascii="Arial" w:cs="Arial" w:eastAsia="Arial" w:hAnsi="Arial"/>
@@ -9390,7 +9390,7 @@
             <w:pPr>
               <w:spacing w:after="20" w:before="0"/>
             </w:pPr>
-            <w:hyperlink w:history="1" r:id="rId9eic_tvekh-mmxtormmvf">
+            <w:hyperlink w:history="1" r:id="rId8d0pouq4kv9phsblbmjpe">
               <w:r>
                 <w:rPr>
                   <w:rFonts w:ascii="Arial" w:cs="Arial" w:eastAsia="Arial" w:hAnsi="Arial"/>
@@ -9423,7 +9423,7 @@
               <w:spacing w:after="10" w:before="0"/>
               <w:ind w:left="120"/>
             </w:pPr>
-            <w:hyperlink w:history="1" r:id="rIdbpebzxmd3qxazfs7k7zep">
+            <w:hyperlink w:history="1" r:id="rIdoekeyvkdemnxmnkclgnhs">
               <w:r>
                 <w:rPr>
                   <w:rFonts w:ascii="Arial" w:cs="Arial" w:eastAsia="Arial" w:hAnsi="Arial"/>
@@ -9468,7 +9468,7 @@
             <w:pPr>
               <w:spacing w:after="20" w:before="0"/>
             </w:pPr>
-            <w:hyperlink w:history="1" r:id="rIdzn7rfkvyguttsiqvnxpzh">
+            <w:hyperlink w:history="1" r:id="rIdwnygco2ayyamzqcoo1ujj">
               <w:r>
                 <w:rPr>
                   <w:rFonts w:ascii="Arial" w:cs="Arial" w:eastAsia="Arial" w:hAnsi="Arial"/>
@@ -9501,7 +9501,7 @@
               <w:spacing w:after="10" w:before="0"/>
               <w:ind w:left="120"/>
             </w:pPr>
-            <w:hyperlink w:history="1" r:id="rId7vhxhvgkuycywd6opv2ss">
+            <w:hyperlink w:history="1" r:id="rIdkackrufar7t9tgwvpwj8s">
               <w:r>
                 <w:rPr>
                   <w:rFonts w:ascii="Arial" w:cs="Arial" w:eastAsia="Arial" w:hAnsi="Arial"/>
@@ -9696,7 +9696,7 @@
             <w:pPr>
               <w:spacing w:after="20" w:before="0"/>
             </w:pPr>
-            <w:hyperlink w:history="1" r:id="rIdzk4zyvdk3e7xqfn0z-ycv">
+            <w:hyperlink w:history="1" r:id="rIdknsn7jdwlted2ugmbuxd0">
               <w:r>
                 <w:rPr>
                   <w:rFonts w:ascii="Arial" w:cs="Arial" w:eastAsia="Arial" w:hAnsi="Arial"/>
@@ -9729,7 +9729,7 @@
               <w:spacing w:after="10" w:before="0"/>
               <w:ind w:left="120"/>
             </w:pPr>
-            <w:hyperlink w:history="1" r:id="rIdaxxq-id0cyeju0kjjouuj">
+            <w:hyperlink w:history="1" r:id="rId2agq5qtrf_ouodx3wbeko">
               <w:r>
                 <w:rPr>
                   <w:rFonts w:ascii="Arial" w:cs="Arial" w:eastAsia="Arial" w:hAnsi="Arial"/>
@@ -9774,7 +9774,7 @@
             <w:pPr>
               <w:spacing w:after="20" w:before="0"/>
             </w:pPr>
-            <w:hyperlink w:history="1" r:id="rIdnuxc9hqzmzskw_r6rymcz">
+            <w:hyperlink w:history="1" r:id="rId2uyh5gbi8ie8gldnn25a7">
               <w:r>
                 <w:rPr>
                   <w:rFonts w:ascii="Arial" w:cs="Arial" w:eastAsia="Arial" w:hAnsi="Arial"/>
@@ -9807,7 +9807,7 @@
               <w:spacing w:after="10" w:before="0"/>
               <w:ind w:left="120"/>
             </w:pPr>
-            <w:hyperlink w:history="1" r:id="rId6hoxitzbwzynrkfgtyow-">
+            <w:hyperlink w:history="1" r:id="rIdbodjm9vndc5db4pfskms_">
               <w:r>
                 <w:rPr>
                   <w:rFonts w:ascii="Arial" w:cs="Arial" w:eastAsia="Arial" w:hAnsi="Arial"/>
@@ -10002,7 +10002,7 @@
             <w:pPr>
               <w:spacing w:after="20" w:before="0"/>
             </w:pPr>
-            <w:hyperlink w:history="1" r:id="rIdriveokmrq3r2w_hp9nsqd">
+            <w:hyperlink w:history="1" r:id="rIdlqf5s1uft4lxvj412gsl4">
               <w:r>
                 <w:rPr>
                   <w:rFonts w:ascii="Arial" w:cs="Arial" w:eastAsia="Arial" w:hAnsi="Arial"/>
@@ -10035,7 +10035,7 @@
               <w:spacing w:after="10" w:before="0"/>
               <w:ind w:left="120"/>
             </w:pPr>
-            <w:hyperlink w:history="1" r:id="rIdywejl_-rj3dw-zdzbgqwd">
+            <w:hyperlink w:history="1" r:id="rIdfptiyfon3fank3i24z6jq">
               <w:r>
                 <w:rPr>
                   <w:rFonts w:ascii="Arial" w:cs="Arial" w:eastAsia="Arial" w:hAnsi="Arial"/>
@@ -10080,7 +10080,7 @@
             <w:pPr>
               <w:spacing w:after="20" w:before="0"/>
             </w:pPr>
-            <w:hyperlink w:history="1" r:id="rIdxfjyizpbjk8chfa5xzxpg">
+            <w:hyperlink w:history="1" r:id="rIdjvvygwo3edrxk--k_vr-i">
               <w:r>
                 <w:rPr>
                   <w:rFonts w:ascii="Arial" w:cs="Arial" w:eastAsia="Arial" w:hAnsi="Arial"/>
@@ -10113,7 +10113,7 @@
               <w:spacing w:after="10" w:before="0"/>
               <w:ind w:left="120"/>
             </w:pPr>
-            <w:hyperlink w:history="1" r:id="rId3ncgllegipxc5zrokz3-j">
+            <w:hyperlink w:history="1" r:id="rIdwl7sc7n_55fxv1blqyhsr">
               <w:r>
                 <w:rPr>
                   <w:rFonts w:ascii="Arial" w:cs="Arial" w:eastAsia="Arial" w:hAnsi="Arial"/>
@@ -10308,7 +10308,7 @@
             <w:pPr>
               <w:spacing w:after="20" w:before="0"/>
             </w:pPr>
-            <w:hyperlink w:history="1" r:id="rId92abp52uqaqe_iffrxedl">
+            <w:hyperlink w:history="1" r:id="rIdizcminbfnqnfv62nzeel-">
               <w:r>
                 <w:rPr>
                   <w:rFonts w:ascii="Arial" w:cs="Arial" w:eastAsia="Arial" w:hAnsi="Arial"/>
@@ -10341,7 +10341,7 @@
               <w:spacing w:after="10" w:before="0"/>
               <w:ind w:left="120"/>
             </w:pPr>
-            <w:hyperlink w:history="1" r:id="rId4y2qg334oibvj3bsfgqa3">
+            <w:hyperlink w:history="1" r:id="rIdxb1if22er9rbnh5z22zht">
               <w:r>
                 <w:rPr>
                   <w:rFonts w:ascii="Arial" w:cs="Arial" w:eastAsia="Arial" w:hAnsi="Arial"/>
@@ -10386,7 +10386,7 @@
             <w:pPr>
               <w:spacing w:after="20" w:before="0"/>
             </w:pPr>
-            <w:hyperlink w:history="1" r:id="rIdypl3uwcg39ao2xrnx91uf">
+            <w:hyperlink w:history="1" r:id="rIdozgntlfe4ymrehwq7dlhb">
               <w:r>
                 <w:rPr>
                   <w:rFonts w:ascii="Arial" w:cs="Arial" w:eastAsia="Arial" w:hAnsi="Arial"/>
@@ -10419,7 +10419,7 @@
               <w:spacing w:after="10" w:before="0"/>
               <w:ind w:left="120"/>
             </w:pPr>
-            <w:hyperlink w:history="1" r:id="rIdqdqgl2ci0ozswcphwcl3o">
+            <w:hyperlink w:history="1" r:id="rIddi0deqjyp6i0ewfnhjzqs">
               <w:r>
                 <w:rPr>
                   <w:rFonts w:ascii="Arial" w:cs="Arial" w:eastAsia="Arial" w:hAnsi="Arial"/>
@@ -11906,7 +11906,7 @@
             <w:pPr>
               <w:spacing w:after="20" w:before="0"/>
             </w:pPr>
-            <w:hyperlink w:history="1" r:id="rIdwmhgz2uzci2k0q_shovpj">
+            <w:hyperlink w:history="1" r:id="rIda2n0pvhcsum0yuruw14p5">
               <w:r>
                 <w:rPr>
                   <w:rFonts w:ascii="Arial" w:cs="Arial" w:eastAsia="Arial" w:hAnsi="Arial"/>
@@ -11939,7 +11939,7 @@
               <w:spacing w:after="10" w:before="0"/>
               <w:ind w:left="120"/>
             </w:pPr>
-            <w:hyperlink w:history="1" r:id="rIdxmqpa7ps2bd_okgz8iqe0">
+            <w:hyperlink w:history="1" r:id="rIdepx66p62rdbgassuqwmfa">
               <w:r>
                 <w:rPr>
                   <w:rFonts w:ascii="Arial" w:cs="Arial" w:eastAsia="Arial" w:hAnsi="Arial"/>
@@ -11984,7 +11984,7 @@
             <w:pPr>
               <w:spacing w:after="20" w:before="0"/>
             </w:pPr>
-            <w:hyperlink w:history="1" r:id="rIdvhgfuckswlew8nvecr_rk">
+            <w:hyperlink w:history="1" r:id="rIdsgylt5mnfu4kl-fl2pkct">
               <w:r>
                 <w:rPr>
                   <w:rFonts w:ascii="Arial" w:cs="Arial" w:eastAsia="Arial" w:hAnsi="Arial"/>
@@ -12017,7 +12017,7 @@
               <w:spacing w:after="10" w:before="0"/>
               <w:ind w:left="120"/>
             </w:pPr>
-            <w:hyperlink w:history="1" r:id="rIdkvktyaujozqviluxtgfsg">
+            <w:hyperlink w:history="1" r:id="rIdz18otqfgzyono1agfldeq">
               <w:r>
                 <w:rPr>
                   <w:rFonts w:ascii="Arial" w:cs="Arial" w:eastAsia="Arial" w:hAnsi="Arial"/>
@@ -12212,7 +12212,7 @@
             <w:pPr>
               <w:spacing w:after="20" w:before="0"/>
             </w:pPr>
-            <w:hyperlink w:history="1" r:id="rIduko75vmlhqhqwqku3iize">
+            <w:hyperlink w:history="1" r:id="rIdqrxsi3ghbx0et3s9po1rc">
               <w:r>
                 <w:rPr>
                   <w:rFonts w:ascii="Arial" w:cs="Arial" w:eastAsia="Arial" w:hAnsi="Arial"/>
@@ -12245,7 +12245,7 @@
               <w:spacing w:after="10" w:before="0"/>
               <w:ind w:left="120"/>
             </w:pPr>
-            <w:hyperlink w:history="1" r:id="rIdsnuqxnemcx63c_3elslwx">
+            <w:hyperlink w:history="1" r:id="rIdtpycj2yeklzdwioub2cdm">
               <w:r>
                 <w:rPr>
                   <w:rFonts w:ascii="Arial" w:cs="Arial" w:eastAsia="Arial" w:hAnsi="Arial"/>
@@ -12290,7 +12290,7 @@
             <w:pPr>
               <w:spacing w:after="20" w:before="0"/>
             </w:pPr>
-            <w:hyperlink w:history="1" r:id="rIdyixu-3d9i40n6g6etjj0n">
+            <w:hyperlink w:history="1" r:id="rIdjvuse0k_6plwlmhzxopm6">
               <w:r>
                 <w:rPr>
                   <w:rFonts w:ascii="Arial" w:cs="Arial" w:eastAsia="Arial" w:hAnsi="Arial"/>
@@ -12323,7 +12323,7 @@
               <w:spacing w:after="10" w:before="0"/>
               <w:ind w:left="120"/>
             </w:pPr>
-            <w:hyperlink w:history="1" r:id="rIdvt3gjow4red125cvo-u1l">
+            <w:hyperlink w:history="1" r:id="rId5crwq5mhzdws0b46c-ql1">
               <w:r>
                 <w:rPr>
                   <w:rFonts w:ascii="Arial" w:cs="Arial" w:eastAsia="Arial" w:hAnsi="Arial"/>
@@ -12518,7 +12518,7 @@
             <w:pPr>
               <w:spacing w:after="20" w:before="0"/>
             </w:pPr>
-            <w:hyperlink w:history="1" r:id="rIdofcdsyteibcjr5swhlwsw">
+            <w:hyperlink w:history="1" r:id="rIds7c4nljee7m4ebtwjzz9e">
               <w:r>
                 <w:rPr>
                   <w:rFonts w:ascii="Arial" w:cs="Arial" w:eastAsia="Arial" w:hAnsi="Arial"/>
@@ -12551,7 +12551,7 @@
               <w:spacing w:after="10" w:before="0"/>
               <w:ind w:left="120"/>
             </w:pPr>
-            <w:hyperlink w:history="1" r:id="rIdipmkjqnwjwuy5uvsaxmmx">
+            <w:hyperlink w:history="1" r:id="rIdt5-ervlrnt2ktbgr9yyjw">
               <w:r>
                 <w:rPr>
                   <w:rFonts w:ascii="Arial" w:cs="Arial" w:eastAsia="Arial" w:hAnsi="Arial"/>
@@ -12596,7 +12596,7 @@
             <w:pPr>
               <w:spacing w:after="20" w:before="0"/>
             </w:pPr>
-            <w:hyperlink w:history="1" r:id="rIdyqe-hduuan4qnjcqy3wze">
+            <w:hyperlink w:history="1" r:id="rId7acky6tiokogvhhnjbcfw">
               <w:r>
                 <w:rPr>
                   <w:rFonts w:ascii="Arial" w:cs="Arial" w:eastAsia="Arial" w:hAnsi="Arial"/>
@@ -12629,7 +12629,7 @@
               <w:spacing w:after="10" w:before="0"/>
               <w:ind w:left="120"/>
             </w:pPr>
-            <w:hyperlink w:history="1" r:id="rIdk1pcjqiyht3bmvlcua_ou">
+            <w:hyperlink w:history="1" r:id="rIdx11b39wqpc6tysrsqfmcb">
               <w:r>
                 <w:rPr>
                   <w:rFonts w:ascii="Arial" w:cs="Arial" w:eastAsia="Arial" w:hAnsi="Arial"/>
@@ -12824,7 +12824,7 @@
             <w:pPr>
               <w:spacing w:after="20" w:before="0"/>
             </w:pPr>
-            <w:hyperlink w:history="1" r:id="rIdc_dzzhl1k5p7zbhv_wskc">
+            <w:hyperlink w:history="1" r:id="rIdjboexilman09t4ojvkrma">
               <w:r>
                 <w:rPr>
                   <w:rFonts w:ascii="Arial" w:cs="Arial" w:eastAsia="Arial" w:hAnsi="Arial"/>
@@ -12857,7 +12857,7 @@
               <w:spacing w:after="10" w:before="0"/>
               <w:ind w:left="120"/>
             </w:pPr>
-            <w:hyperlink w:history="1" r:id="rIdrtgrdvvclrwjtrzxiihkl">
+            <w:hyperlink w:history="1" r:id="rId66xtfkgel8kuyi4nc9fgb">
               <w:r>
                 <w:rPr>
                   <w:rFonts w:ascii="Arial" w:cs="Arial" w:eastAsia="Arial" w:hAnsi="Arial"/>
@@ -12902,7 +12902,7 @@
             <w:pPr>
               <w:spacing w:after="20" w:before="0"/>
             </w:pPr>
-            <w:hyperlink w:history="1" r:id="rIdqmzaiawfccpcopneamuk2">
+            <w:hyperlink w:history="1" r:id="rId4okwa2azcj2pu0h-1vss7">
               <w:r>
                 <w:rPr>
                   <w:rFonts w:ascii="Arial" w:cs="Arial" w:eastAsia="Arial" w:hAnsi="Arial"/>
@@ -12935,7 +12935,7 @@
               <w:spacing w:after="10" w:before="0"/>
               <w:ind w:left="120"/>
             </w:pPr>
-            <w:hyperlink w:history="1" r:id="rIdgoqtbqguejzjxlad4k6lm">
+            <w:hyperlink w:history="1" r:id="rIdg_rmp5vwmtwewv9cl9bwy">
               <w:r>
                 <w:rPr>
                   <w:rFonts w:ascii="Arial" w:cs="Arial" w:eastAsia="Arial" w:hAnsi="Arial"/>
@@ -13130,7 +13130,7 @@
             <w:pPr>
               <w:spacing w:after="20" w:before="0"/>
             </w:pPr>
-            <w:hyperlink w:history="1" r:id="rIdiensimbtrld4lld_ocq_e">
+            <w:hyperlink w:history="1" r:id="rIdjksz61nw9jtci6ptdksgk">
               <w:r>
                 <w:rPr>
                   <w:rFonts w:ascii="Arial" w:cs="Arial" w:eastAsia="Arial" w:hAnsi="Arial"/>
@@ -13163,7 +13163,7 @@
               <w:spacing w:after="10" w:before="0"/>
               <w:ind w:left="120"/>
             </w:pPr>
-            <w:hyperlink w:history="1" r:id="rIdzm9uawtw1l3oqw92gnqfr">
+            <w:hyperlink w:history="1" r:id="rIdv_sxxcota3giffbnljywx">
               <w:r>
                 <w:rPr>
                   <w:rFonts w:ascii="Arial" w:cs="Arial" w:eastAsia="Arial" w:hAnsi="Arial"/>
@@ -13208,7 +13208,7 @@
             <w:pPr>
               <w:spacing w:after="20" w:before="0"/>
             </w:pPr>
-            <w:hyperlink w:history="1" r:id="rIddbrvexszjs8vxzlhdcdlu">
+            <w:hyperlink w:history="1" r:id="rIdpfkv5hsndpplpseu5lyve">
               <w:r>
                 <w:rPr>
                   <w:rFonts w:ascii="Arial" w:cs="Arial" w:eastAsia="Arial" w:hAnsi="Arial"/>
@@ -13241,7 +13241,7 @@
               <w:spacing w:after="10" w:before="0"/>
               <w:ind w:left="120"/>
             </w:pPr>
-            <w:hyperlink w:history="1" r:id="rIdt54mfnqe_oxajvc6yn9tp">
+            <w:hyperlink w:history="1" r:id="rIdcnss9vmmspi3v1dv0zm4j">
               <w:r>
                 <w:rPr>
                   <w:rFonts w:ascii="Arial" w:cs="Arial" w:eastAsia="Arial" w:hAnsi="Arial"/>
@@ -14728,7 +14728,7 @@
             <w:pPr>
               <w:spacing w:after="20" w:before="0"/>
             </w:pPr>
-            <w:hyperlink w:history="1" r:id="rIddbs5wxewttg--m5opgaga">
+            <w:hyperlink w:history="1" r:id="rIdnyyapzbijmnlvdz4pd_l4">
               <w:r>
                 <w:rPr>
                   <w:rFonts w:ascii="Arial" w:cs="Arial" w:eastAsia="Arial" w:hAnsi="Arial"/>
@@ -14761,7 +14761,7 @@
               <w:spacing w:after="10" w:before="0"/>
               <w:ind w:left="120"/>
             </w:pPr>
-            <w:hyperlink w:history="1" r:id="rIdrdvcynvgfccwpafk_0ref">
+            <w:hyperlink w:history="1" r:id="rId92jjoz8wnsyng3ym1xmaw">
               <w:r>
                 <w:rPr>
                   <w:rFonts w:ascii="Arial" w:cs="Arial" w:eastAsia="Arial" w:hAnsi="Arial"/>
@@ -14806,7 +14806,7 @@
             <w:pPr>
               <w:spacing w:after="20" w:before="0"/>
             </w:pPr>
-            <w:hyperlink w:history="1" r:id="rIdms0ccb-pejqcfhg04mrji">
+            <w:hyperlink w:history="1" r:id="rId4tkcjsd9bfletzbb8u6oy">
               <w:r>
                 <w:rPr>
                   <w:rFonts w:ascii="Arial" w:cs="Arial" w:eastAsia="Arial" w:hAnsi="Arial"/>
@@ -14839,7 +14839,7 @@
               <w:spacing w:after="10" w:before="0"/>
               <w:ind w:left="120"/>
             </w:pPr>
-            <w:hyperlink w:history="1" r:id="rIdd9tl5-nmo_f3yrxhb6npa">
+            <w:hyperlink w:history="1" r:id="rIdecmsxupmjevp5cbua9fni">
               <w:r>
                 <w:rPr>
                   <w:rFonts w:ascii="Arial" w:cs="Arial" w:eastAsia="Arial" w:hAnsi="Arial"/>
@@ -15034,7 +15034,7 @@
             <w:pPr>
               <w:spacing w:after="20" w:before="0"/>
             </w:pPr>
-            <w:hyperlink w:history="1" r:id="rId8uz70gb-tsya1lzt3gcb7">
+            <w:hyperlink w:history="1" r:id="rIdpvollwlswttnahutc3zqy">
               <w:r>
                 <w:rPr>
                   <w:rFonts w:ascii="Arial" w:cs="Arial" w:eastAsia="Arial" w:hAnsi="Arial"/>
@@ -15067,7 +15067,7 @@
               <w:spacing w:after="10" w:before="0"/>
               <w:ind w:left="120"/>
             </w:pPr>
-            <w:hyperlink w:history="1" r:id="rIdu6kzc-y7avf4jfqykxa41">
+            <w:hyperlink w:history="1" r:id="rIdndbh1lwtz8qipclpuvyst">
               <w:r>
                 <w:rPr>
                   <w:rFonts w:ascii="Arial" w:cs="Arial" w:eastAsia="Arial" w:hAnsi="Arial"/>
@@ -15112,7 +15112,7 @@
             <w:pPr>
               <w:spacing w:after="20" w:before="0"/>
             </w:pPr>
-            <w:hyperlink w:history="1" r:id="rIdubvm_sag7vma9fc69u1yy">
+            <w:hyperlink w:history="1" r:id="rIdejla3tv8zdjwddgohpway">
               <w:r>
                 <w:rPr>
                   <w:rFonts w:ascii="Arial" w:cs="Arial" w:eastAsia="Arial" w:hAnsi="Arial"/>
@@ -15145,7 +15145,7 @@
               <w:spacing w:after="10" w:before="0"/>
               <w:ind w:left="120"/>
             </w:pPr>
-            <w:hyperlink w:history="1" r:id="rIdzisvwixhvzfpaitdrg24m">
+            <w:hyperlink w:history="1" r:id="rIdf6afgoo2balifvjmvmdey">
               <w:r>
                 <w:rPr>
                   <w:rFonts w:ascii="Arial" w:cs="Arial" w:eastAsia="Arial" w:hAnsi="Arial"/>
@@ -15340,7 +15340,7 @@
             <w:pPr>
               <w:spacing w:after="20" w:before="0"/>
             </w:pPr>
-            <w:hyperlink w:history="1" r:id="rIdwa6jsu5emx0zzbgubrzyg">
+            <w:hyperlink w:history="1" r:id="rIdx766frinmo2aqmj2ztpiq">
               <w:r>
                 <w:rPr>
                   <w:rFonts w:ascii="Arial" w:cs="Arial" w:eastAsia="Arial" w:hAnsi="Arial"/>
@@ -15373,7 +15373,7 @@
               <w:spacing w:after="10" w:before="0"/>
               <w:ind w:left="120"/>
             </w:pPr>
-            <w:hyperlink w:history="1" r:id="rIdmfpomzprd8buovh_gvamd">
+            <w:hyperlink w:history="1" r:id="rIdi2lqxqwc-u_metrpg2p1k">
               <w:r>
                 <w:rPr>
                   <w:rFonts w:ascii="Arial" w:cs="Arial" w:eastAsia="Arial" w:hAnsi="Arial"/>
@@ -15418,7 +15418,7 @@
             <w:pPr>
               <w:spacing w:after="20" w:before="0"/>
             </w:pPr>
-            <w:hyperlink w:history="1" r:id="rIdldpccjvjitk9jgbecnsbg">
+            <w:hyperlink w:history="1" r:id="rId6ocj6er1utpjzfmnrdgub">
               <w:r>
                 <w:rPr>
                   <w:rFonts w:ascii="Arial" w:cs="Arial" w:eastAsia="Arial" w:hAnsi="Arial"/>
@@ -15451,7 +15451,7 @@
               <w:spacing w:after="10" w:before="0"/>
               <w:ind w:left="120"/>
             </w:pPr>
-            <w:hyperlink w:history="1" r:id="rId-pozzcpap-odrvvewy0di">
+            <w:hyperlink w:history="1" r:id="rIdtqbqzyxf2tx-lwff1zr1f">
               <w:r>
                 <w:rPr>
                   <w:rFonts w:ascii="Arial" w:cs="Arial" w:eastAsia="Arial" w:hAnsi="Arial"/>
@@ -15646,7 +15646,7 @@
             <w:pPr>
               <w:spacing w:after="20" w:before="0"/>
             </w:pPr>
-            <w:hyperlink w:history="1" r:id="rIdfgqwi2c0srhll2uiaslvs">
+            <w:hyperlink w:history="1" r:id="rIdm_a7xhcv2c6wocbxbf4iv">
               <w:r>
                 <w:rPr>
                   <w:rFonts w:ascii="Arial" w:cs="Arial" w:eastAsia="Arial" w:hAnsi="Arial"/>
@@ -15679,7 +15679,7 @@
               <w:spacing w:after="10" w:before="0"/>
               <w:ind w:left="120"/>
             </w:pPr>
-            <w:hyperlink w:history="1" r:id="rIdcoicfmfjnsnygqnwdyjix">
+            <w:hyperlink w:history="1" r:id="rId9aynzzmr8hbwmsg_zv3ej">
               <w:r>
                 <w:rPr>
                   <w:rFonts w:ascii="Arial" w:cs="Arial" w:eastAsia="Arial" w:hAnsi="Arial"/>
@@ -15724,7 +15724,7 @@
             <w:pPr>
               <w:spacing w:after="20" w:before="0"/>
             </w:pPr>
-            <w:hyperlink w:history="1" r:id="rIdvn6lk_ivbup4zzyxbth0f">
+            <w:hyperlink w:history="1" r:id="rIdlumspouabinojddhnh2bh">
               <w:r>
                 <w:rPr>
                   <w:rFonts w:ascii="Arial" w:cs="Arial" w:eastAsia="Arial" w:hAnsi="Arial"/>
@@ -15757,7 +15757,7 @@
               <w:spacing w:after="10" w:before="0"/>
               <w:ind w:left="120"/>
             </w:pPr>
-            <w:hyperlink w:history="1" r:id="rId9shhiuxwy3xfdi4qaqtxt">
+            <w:hyperlink w:history="1" r:id="rIdtjhcy-rit3if0spvehlf2">
               <w:r>
                 <w:rPr>
                   <w:rFonts w:ascii="Arial" w:cs="Arial" w:eastAsia="Arial" w:hAnsi="Arial"/>
@@ -15952,7 +15952,7 @@
             <w:pPr>
               <w:spacing w:after="20" w:before="0"/>
             </w:pPr>
-            <w:hyperlink w:history="1" r:id="rIdp3ezf30xzmbcssdmp-cey">
+            <w:hyperlink w:history="1" r:id="rIdx-s05xi5moxumqpabxn46">
               <w:r>
                 <w:rPr>
                   <w:rFonts w:ascii="Arial" w:cs="Arial" w:eastAsia="Arial" w:hAnsi="Arial"/>
@@ -15985,7 +15985,7 @@
               <w:spacing w:after="10" w:before="0"/>
               <w:ind w:left="120"/>
             </w:pPr>
-            <w:hyperlink w:history="1" r:id="rIdqrhbvjjv0nvbg_doun7kg">
+            <w:hyperlink w:history="1" r:id="rIdoi4pkz0io07mqbrortnoa">
               <w:r>
                 <w:rPr>
                   <w:rFonts w:ascii="Arial" w:cs="Arial" w:eastAsia="Arial" w:hAnsi="Arial"/>
@@ -16030,7 +16030,7 @@
             <w:pPr>
               <w:spacing w:after="20" w:before="0"/>
             </w:pPr>
-            <w:hyperlink w:history="1" r:id="rIdluenowhiceu_xmiw_evhv">
+            <w:hyperlink w:history="1" r:id="rIdp5tlovinmzgc5llps5jx0">
               <w:r>
                 <w:rPr>
                   <w:rFonts w:ascii="Arial" w:cs="Arial" w:eastAsia="Arial" w:hAnsi="Arial"/>
@@ -16063,7 +16063,7 @@
               <w:spacing w:after="10" w:before="0"/>
               <w:ind w:left="120"/>
             </w:pPr>
-            <w:hyperlink w:history="1" r:id="rId6bnu9zllo8v9p8ejculze">
+            <w:hyperlink w:history="1" r:id="rIdwbe_hdjwuz04pbbzfbtfy">
               <w:r>
                 <w:rPr>
                   <w:rFonts w:ascii="Arial" w:cs="Arial" w:eastAsia="Arial" w:hAnsi="Arial"/>
@@ -17664,7 +17664,7 @@
             <w:pPr>
               <w:spacing w:after="20" w:before="0"/>
             </w:pPr>
-            <w:hyperlink w:history="1" r:id="rId85_ezidsbousyv1fb0hl4">
+            <w:hyperlink w:history="1" r:id="rIdbzspmx--golmkcokwqfaz">
               <w:r>
                 <w:rPr>
                   <w:rFonts w:ascii="Arial" w:cs="Arial" w:eastAsia="Arial" w:hAnsi="Arial"/>
@@ -17697,7 +17697,7 @@
               <w:spacing w:after="10" w:before="0"/>
               <w:ind w:left="120"/>
             </w:pPr>
-            <w:hyperlink w:history="1" r:id="rIdjwljy-oueqdithjfzhm4b">
+            <w:hyperlink w:history="1" r:id="rIdt1sdp3klrhtybp-nyvcoz">
               <w:r>
                 <w:rPr>
                   <w:rFonts w:ascii="Arial" w:cs="Arial" w:eastAsia="Arial" w:hAnsi="Arial"/>
@@ -17742,7 +17742,7 @@
             <w:pPr>
               <w:spacing w:after="20" w:before="0"/>
             </w:pPr>
-            <w:hyperlink w:history="1" r:id="rIdilwfxyu5fjuostl-xwlr4">
+            <w:hyperlink w:history="1" r:id="rIdjbjgcbofqdoy19iq5o9t9">
               <w:r>
                 <w:rPr>
                   <w:rFonts w:ascii="Arial" w:cs="Arial" w:eastAsia="Arial" w:hAnsi="Arial"/>
@@ -17775,7 +17775,7 @@
               <w:spacing w:after="10" w:before="0"/>
               <w:ind w:left="120"/>
             </w:pPr>
-            <w:hyperlink w:history="1" r:id="rIdafgkfhyuurg_gxtve2wlq">
+            <w:hyperlink w:history="1" r:id="rIdzt5odlbefujmyuhgm6wep">
               <w:r>
                 <w:rPr>
                   <w:rFonts w:ascii="Arial" w:cs="Arial" w:eastAsia="Arial" w:hAnsi="Arial"/>
@@ -17970,7 +17970,7 @@
             <w:pPr>
               <w:spacing w:after="20" w:before="0"/>
             </w:pPr>
-            <w:hyperlink w:history="1" r:id="rId2p_kbex3oc_uie4qic6fu">
+            <w:hyperlink w:history="1" r:id="rIdzxdhqvaivsg_xyiwysdeg">
               <w:r>
                 <w:rPr>
                   <w:rFonts w:ascii="Arial" w:cs="Arial" w:eastAsia="Arial" w:hAnsi="Arial"/>
@@ -18003,7 +18003,7 @@
               <w:spacing w:after="10" w:before="0"/>
               <w:ind w:left="120"/>
             </w:pPr>
-            <w:hyperlink w:history="1" r:id="rIdbm282o8gx5o1d_svabyfa">
+            <w:hyperlink w:history="1" r:id="rIdostrtkvf0hflggjin_0bx">
               <w:r>
                 <w:rPr>
                   <w:rFonts w:ascii="Arial" w:cs="Arial" w:eastAsia="Arial" w:hAnsi="Arial"/>
@@ -18048,7 +18048,7 @@
             <w:pPr>
               <w:spacing w:after="20" w:before="0"/>
             </w:pPr>
-            <w:hyperlink w:history="1" r:id="rIdmfgjnojxxidv_ywh5n0z5">
+            <w:hyperlink w:history="1" r:id="rIdyslhafu4u5pczwv_-bo8n">
               <w:r>
                 <w:rPr>
                   <w:rFonts w:ascii="Arial" w:cs="Arial" w:eastAsia="Arial" w:hAnsi="Arial"/>
@@ -18081,7 +18081,7 @@
               <w:spacing w:after="10" w:before="0"/>
               <w:ind w:left="120"/>
             </w:pPr>
-            <w:hyperlink w:history="1" r:id="rIdvhlkd60nwjjifzb8yjpmf">
+            <w:hyperlink w:history="1" r:id="rIddtlttutm5cj_gwx-bwspn">
               <w:r>
                 <w:rPr>
                   <w:rFonts w:ascii="Arial" w:cs="Arial" w:eastAsia="Arial" w:hAnsi="Arial"/>
@@ -18276,7 +18276,7 @@
             <w:pPr>
               <w:spacing w:after="20" w:before="0"/>
             </w:pPr>
-            <w:hyperlink w:history="1" r:id="rIdvpokihjdya1iwwfed3zro">
+            <w:hyperlink w:history="1" r:id="rId39pplb3uekvf4ssqb4uk2">
               <w:r>
                 <w:rPr>
                   <w:rFonts w:ascii="Arial" w:cs="Arial" w:eastAsia="Arial" w:hAnsi="Arial"/>
@@ -18309,7 +18309,7 @@
               <w:spacing w:after="10" w:before="0"/>
               <w:ind w:left="120"/>
             </w:pPr>
-            <w:hyperlink w:history="1" r:id="rIdqbl8kmsocwbkn8wektb0u">
+            <w:hyperlink w:history="1" r:id="rId67adivk24sg0ausnaiqjt">
               <w:r>
                 <w:rPr>
                   <w:rFonts w:ascii="Arial" w:cs="Arial" w:eastAsia="Arial" w:hAnsi="Arial"/>
@@ -18354,7 +18354,7 @@
             <w:pPr>
               <w:spacing w:after="20" w:before="0"/>
             </w:pPr>
-            <w:hyperlink w:history="1" r:id="rIdxo0dzx1m_wr1nzr5pugwq">
+            <w:hyperlink w:history="1" r:id="rIdi0yib0lxceadhhgcrhsew">
               <w:r>
                 <w:rPr>
                   <w:rFonts w:ascii="Arial" w:cs="Arial" w:eastAsia="Arial" w:hAnsi="Arial"/>
@@ -18387,7 +18387,7 @@
               <w:spacing w:after="10" w:before="0"/>
               <w:ind w:left="120"/>
             </w:pPr>
-            <w:hyperlink w:history="1" r:id="rIdb5jtlv9j8zr0yx-hgqmuh">
+            <w:hyperlink w:history="1" r:id="rId7192jmcbpnkwepqe4enp0">
               <w:r>
                 <w:rPr>
                   <w:rFonts w:ascii="Arial" w:cs="Arial" w:eastAsia="Arial" w:hAnsi="Arial"/>
@@ -18582,7 +18582,7 @@
             <w:pPr>
               <w:spacing w:after="20" w:before="0"/>
             </w:pPr>
-            <w:hyperlink w:history="1" r:id="rId8nt_hpeyjudfyfdfyrxsy">
+            <w:hyperlink w:history="1" r:id="rIdiikmnpp9_l9vnnqrskcur">
               <w:r>
                 <w:rPr>
                   <w:rFonts w:ascii="Arial" w:cs="Arial" w:eastAsia="Arial" w:hAnsi="Arial"/>
@@ -18615,7 +18615,7 @@
               <w:spacing w:after="10" w:before="0"/>
               <w:ind w:left="120"/>
             </w:pPr>
-            <w:hyperlink w:history="1" r:id="rIdnapzrfgtkmzd40bbjdthe">
+            <w:hyperlink w:history="1" r:id="rIdo9ebtbnlv-3y6eu7ibpd1">
               <w:r>
                 <w:rPr>
                   <w:rFonts w:ascii="Arial" w:cs="Arial" w:eastAsia="Arial" w:hAnsi="Arial"/>
@@ -18660,7 +18660,7 @@
             <w:pPr>
               <w:spacing w:after="20" w:before="0"/>
             </w:pPr>
-            <w:hyperlink w:history="1" r:id="rIdzj-pxa4afrrln0pcbdgjl">
+            <w:hyperlink w:history="1" r:id="rId9auzbwechcyiwixa2u9qr">
               <w:r>
                 <w:rPr>
                   <w:rFonts w:ascii="Arial" w:cs="Arial" w:eastAsia="Arial" w:hAnsi="Arial"/>
@@ -18693,7 +18693,7 @@
               <w:spacing w:after="10" w:before="0"/>
               <w:ind w:left="120"/>
             </w:pPr>
-            <w:hyperlink w:history="1" r:id="rId-yntemadnemkwwwinuy3b">
+            <w:hyperlink w:history="1" r:id="rIdfzur7ozimq170-743nkkz">
               <w:r>
                 <w:rPr>
                   <w:rFonts w:ascii="Arial" w:cs="Arial" w:eastAsia="Arial" w:hAnsi="Arial"/>
@@ -18888,7 +18888,7 @@
             <w:pPr>
               <w:spacing w:after="20" w:before="0"/>
             </w:pPr>
-            <w:hyperlink w:history="1" r:id="rIdkg4qnqqw8nkbzdlz3gqdp">
+            <w:hyperlink w:history="1" r:id="rIdiqckzwhuj21osr0n6gtov">
               <w:r>
                 <w:rPr>
                   <w:rFonts w:ascii="Arial" w:cs="Arial" w:eastAsia="Arial" w:hAnsi="Arial"/>
@@ -18921,7 +18921,7 @@
               <w:spacing w:after="10" w:before="0"/>
               <w:ind w:left="120"/>
             </w:pPr>
-            <w:hyperlink w:history="1" r:id="rIdnct5vttemq0xoofwovs1u">
+            <w:hyperlink w:history="1" r:id="rIdtn1makbhc1o2whsasousj">
               <w:r>
                 <w:rPr>
                   <w:rFonts w:ascii="Arial" w:cs="Arial" w:eastAsia="Arial" w:hAnsi="Arial"/>
@@ -18966,7 +18966,7 @@
             <w:pPr>
               <w:spacing w:after="20" w:before="0"/>
             </w:pPr>
-            <w:hyperlink w:history="1" r:id="rIda_qgu-34oahbzhmq7ksgn">
+            <w:hyperlink w:history="1" r:id="rIdbfqvbgkh14upsm-bwoqbd">
               <w:r>
                 <w:rPr>
                   <w:rFonts w:ascii="Arial" w:cs="Arial" w:eastAsia="Arial" w:hAnsi="Arial"/>
@@ -18999,7 +18999,7 @@
               <w:spacing w:after="10" w:before="0"/>
               <w:ind w:left="120"/>
             </w:pPr>
-            <w:hyperlink w:history="1" r:id="rIduog3gcr2excpnilhqonuk">
+            <w:hyperlink w:history="1" r:id="rIdni0aork2dqiob6ukst37r">
               <w:r>
                 <w:rPr>
                   <w:rFonts w:ascii="Arial" w:cs="Arial" w:eastAsia="Arial" w:hAnsi="Arial"/>
@@ -20487,7 +20487,7 @@
             <w:pPr>
               <w:spacing w:after="20" w:before="0"/>
             </w:pPr>
-            <w:hyperlink w:history="1" r:id="rIdbohmhmaud4cyynbl9nuea">
+            <w:hyperlink w:history="1" r:id="rIds2zi51pbw_ixbmarm3p2j">
               <w:r>
                 <w:rPr>
                   <w:rFonts w:ascii="Arial" w:cs="Arial" w:eastAsia="Arial" w:hAnsi="Arial"/>
@@ -20520,7 +20520,7 @@
               <w:spacing w:after="10" w:before="0"/>
               <w:ind w:left="120"/>
             </w:pPr>
-            <w:hyperlink w:history="1" r:id="rIdpqysr5f5i3ycwjv3vidfj">
+            <w:hyperlink w:history="1" r:id="rIdudfykm75ctujdkj79pxzj">
               <w:r>
                 <w:rPr>
                   <w:rFonts w:ascii="Arial" w:cs="Arial" w:eastAsia="Arial" w:hAnsi="Arial"/>
@@ -20565,7 +20565,7 @@
             <w:pPr>
               <w:spacing w:after="20" w:before="0"/>
             </w:pPr>
-            <w:hyperlink w:history="1" r:id="rId2gafkmi9clt64-bds1uap">
+            <w:hyperlink w:history="1" r:id="rIdkkm-9awsdzrhnzshrxao6">
               <w:r>
                 <w:rPr>
                   <w:rFonts w:ascii="Arial" w:cs="Arial" w:eastAsia="Arial" w:hAnsi="Arial"/>
@@ -20598,7 +20598,7 @@
               <w:spacing w:after="10" w:before="0"/>
               <w:ind w:left="120"/>
             </w:pPr>
-            <w:hyperlink w:history="1" r:id="rIdgme1ikaywt-t3ur1dxb3j">
+            <w:hyperlink w:history="1" r:id="rIdkpwsnoadactcsu8v7y6mp">
               <w:r>
                 <w:rPr>
                   <w:rFonts w:ascii="Arial" w:cs="Arial" w:eastAsia="Arial" w:hAnsi="Arial"/>
@@ -20869,7 +20869,7 @@
             <w:pPr>
               <w:spacing w:after="20" w:before="0"/>
             </w:pPr>
-            <w:hyperlink w:history="1" r:id="rIdkumgui6q4qv6x3ubkvhlq">
+            <w:hyperlink w:history="1" r:id="rId83vu9behfeiqe1m1ld-zk">
               <w:r>
                 <w:rPr>
                   <w:rFonts w:ascii="Arial" w:cs="Arial" w:eastAsia="Arial" w:hAnsi="Arial"/>
@@ -20902,7 +20902,7 @@
               <w:spacing w:after="10" w:before="0"/>
               <w:ind w:left="120"/>
             </w:pPr>
-            <w:hyperlink w:history="1" r:id="rIdqao3ko6rel3gnydjpdjzx">
+            <w:hyperlink w:history="1" r:id="rIdifdo_aeqltirehdxr7z8h">
               <w:r>
                 <w:rPr>
                   <w:rFonts w:ascii="Arial" w:cs="Arial" w:eastAsia="Arial" w:hAnsi="Arial"/>
@@ -20947,7 +20947,7 @@
             <w:pPr>
               <w:spacing w:after="20" w:before="0"/>
             </w:pPr>
-            <w:hyperlink w:history="1" r:id="rIdivvvstnyylbumkwedxafz">
+            <w:hyperlink w:history="1" r:id="rIdfyyhkbya8tzntbyl2fl8f">
               <w:r>
                 <w:rPr>
                   <w:rFonts w:ascii="Arial" w:cs="Arial" w:eastAsia="Arial" w:hAnsi="Arial"/>
@@ -20980,7 +20980,7 @@
               <w:spacing w:after="10" w:before="0"/>
               <w:ind w:left="120"/>
             </w:pPr>
-            <w:hyperlink w:history="1" r:id="rIdzwk0o1bz4pbbtcwlmofhx">
+            <w:hyperlink w:history="1" r:id="rId823lktjjypv_y2cmmm5h2">
               <w:r>
                 <w:rPr>
                   <w:rFonts w:ascii="Arial" w:cs="Arial" w:eastAsia="Arial" w:hAnsi="Arial"/>
@@ -21479,7 +21479,7 @@
             <w:pPr>
               <w:spacing w:after="20" w:before="0"/>
             </w:pPr>
-            <w:hyperlink w:history="1" r:id="rIdfma-ijt6fyi0uoyl-d0ku">
+            <w:hyperlink w:history="1" r:id="rId9ahol0zvrt7hnasvaoq0f">
               <w:r>
                 <w:rPr>
                   <w:rFonts w:ascii="Arial" w:cs="Arial" w:eastAsia="Arial" w:hAnsi="Arial"/>
@@ -21512,7 +21512,7 @@
               <w:spacing w:after="10" w:before="0"/>
               <w:ind w:left="120"/>
             </w:pPr>
-            <w:hyperlink w:history="1" r:id="rId3tt3mbs3su0rquxpkuk2a">
+            <w:hyperlink w:history="1" r:id="rIdv6-n_i1n2lnsdszybldos">
               <w:r>
                 <w:rPr>
                   <w:rFonts w:ascii="Arial" w:cs="Arial" w:eastAsia="Arial" w:hAnsi="Arial"/>
@@ -21557,7 +21557,7 @@
             <w:pPr>
               <w:spacing w:after="20" w:before="0"/>
             </w:pPr>
-            <w:hyperlink w:history="1" r:id="rIdyeqqur5rhqov328efgrcd">
+            <w:hyperlink w:history="1" r:id="rId_piw4oykegqisq6cyuwj5">
               <w:r>
                 <w:rPr>
                   <w:rFonts w:ascii="Arial" w:cs="Arial" w:eastAsia="Arial" w:hAnsi="Arial"/>
@@ -21590,7 +21590,7 @@
               <w:spacing w:after="10" w:before="0"/>
               <w:ind w:left="120"/>
             </w:pPr>
-            <w:hyperlink w:history="1" r:id="rIdxfrtyjuj2eidpa8lmq1uy">
+            <w:hyperlink w:history="1" r:id="rIdofddjh2fvsic_dmtg_pgc">
               <w:r>
                 <w:rPr>
                   <w:rFonts w:ascii="Arial" w:cs="Arial" w:eastAsia="Arial" w:hAnsi="Arial"/>
@@ -21861,7 +21861,7 @@
             <w:pPr>
               <w:spacing w:after="20" w:before="0"/>
             </w:pPr>
-            <w:hyperlink w:history="1" r:id="rIdh-v6xmtrrch1l5evsublu">
+            <w:hyperlink w:history="1" r:id="rIdmvicftesqbo0qqmmalnbu">
               <w:r>
                 <w:rPr>
                   <w:rFonts w:ascii="Arial" w:cs="Arial" w:eastAsia="Arial" w:hAnsi="Arial"/>
@@ -21894,7 +21894,7 @@
               <w:spacing w:after="10" w:before="0"/>
               <w:ind w:left="120"/>
             </w:pPr>
-            <w:hyperlink w:history="1" r:id="rIdfg0_c22azrkzdhxv4nduc">
+            <w:hyperlink w:history="1" r:id="rIddquexrklrggbqmlwm0t6s">
               <w:r>
                 <w:rPr>
                   <w:rFonts w:ascii="Arial" w:cs="Arial" w:eastAsia="Arial" w:hAnsi="Arial"/>
@@ -21939,7 +21939,7 @@
             <w:pPr>
               <w:spacing w:after="20" w:before="0"/>
             </w:pPr>
-            <w:hyperlink w:history="1" r:id="rIdykdkcdujbhtf_hgrktnc0">
+            <w:hyperlink w:history="1" r:id="rId3mlcbyfaevpp7_k9fyggk">
               <w:r>
                 <w:rPr>
                   <w:rFonts w:ascii="Arial" w:cs="Arial" w:eastAsia="Arial" w:hAnsi="Arial"/>
@@ -21972,7 +21972,7 @@
               <w:spacing w:after="10" w:before="0"/>
               <w:ind w:left="120"/>
             </w:pPr>
-            <w:hyperlink w:history="1" r:id="rId8k95mbglwpjdggrokezh5">
+            <w:hyperlink w:history="1" r:id="rIdo9zt8w7g5v4rsrchitvbs">
               <w:r>
                 <w:rPr>
                   <w:rFonts w:ascii="Arial" w:cs="Arial" w:eastAsia="Arial" w:hAnsi="Arial"/>
@@ -22243,7 +22243,7 @@
             <w:pPr>
               <w:spacing w:after="20" w:before="0"/>
             </w:pPr>
-            <w:hyperlink w:history="1" r:id="rIds5z4glr8n-ox6y8p8cupg">
+            <w:hyperlink w:history="1" r:id="rIdjg5x8s9ezrcuxxj6l8n13">
               <w:r>
                 <w:rPr>
                   <w:rFonts w:ascii="Arial" w:cs="Arial" w:eastAsia="Arial" w:hAnsi="Arial"/>
@@ -22276,7 +22276,7 @@
               <w:spacing w:after="10" w:before="0"/>
               <w:ind w:left="120"/>
             </w:pPr>
-            <w:hyperlink w:history="1" r:id="rIdpceh6ug5u0brk7fadn3qm">
+            <w:hyperlink w:history="1" r:id="rIdsd_d3smr3rjq7u91pmtjv">
               <w:r>
                 <w:rPr>
                   <w:rFonts w:ascii="Arial" w:cs="Arial" w:eastAsia="Arial" w:hAnsi="Arial"/>
@@ -22321,7 +22321,7 @@
             <w:pPr>
               <w:spacing w:after="20" w:before="0"/>
             </w:pPr>
-            <w:hyperlink w:history="1" r:id="rId7evmaf2lrrrv6qlpwl3w_">
+            <w:hyperlink w:history="1" r:id="rIdjva0x_flh0rjobrmd8vur">
               <w:r>
                 <w:rPr>
                   <w:rFonts w:ascii="Arial" w:cs="Arial" w:eastAsia="Arial" w:hAnsi="Arial"/>
@@ -22354,7 +22354,7 @@
               <w:spacing w:after="10" w:before="0"/>
               <w:ind w:left="120"/>
             </w:pPr>
-            <w:hyperlink w:history="1" r:id="rIdjzl3qporj5bqvfmdf5xvx">
+            <w:hyperlink w:history="1" r:id="rIdkvb2jmw9nxrw4bet6wlhu">
               <w:r>
                 <w:rPr>
                   <w:rFonts w:ascii="Arial" w:cs="Arial" w:eastAsia="Arial" w:hAnsi="Arial"/>
@@ -23955,7 +23955,7 @@
             <w:pPr>
               <w:spacing w:after="20" w:before="0"/>
             </w:pPr>
-            <w:hyperlink w:history="1" r:id="rIdfaxly4gxrpklz4jlxql0h">
+            <w:hyperlink w:history="1" r:id="rId1--50l882gpydmchf32zm">
               <w:r>
                 <w:rPr>
                   <w:rFonts w:ascii="Arial" w:cs="Arial" w:eastAsia="Arial" w:hAnsi="Arial"/>
@@ -23988,7 +23988,7 @@
               <w:spacing w:after="10" w:before="0"/>
               <w:ind w:left="120"/>
             </w:pPr>
-            <w:hyperlink w:history="1" r:id="rIdm_b3xeqvey91lwcncjxui">
+            <w:hyperlink w:history="1" r:id="rIdsqrgy05vyvwcbznt2vq8n">
               <w:r>
                 <w:rPr>
                   <w:rFonts w:ascii="Arial" w:cs="Arial" w:eastAsia="Arial" w:hAnsi="Arial"/>
@@ -24033,7 +24033,7 @@
             <w:pPr>
               <w:spacing w:after="20" w:before="0"/>
             </w:pPr>
-            <w:hyperlink w:history="1" r:id="rId79t7fegnhr4wdkrlgqthb">
+            <w:hyperlink w:history="1" r:id="rIde_cwtxmpfeeifzqjgik_d">
               <w:r>
                 <w:rPr>
                   <w:rFonts w:ascii="Arial" w:cs="Arial" w:eastAsia="Arial" w:hAnsi="Arial"/>
@@ -24066,7 +24066,7 @@
               <w:spacing w:after="10" w:before="0"/>
               <w:ind w:left="120"/>
             </w:pPr>
-            <w:hyperlink w:history="1" r:id="rIdwnaf7hpzoo7acwg2rpwwm">
+            <w:hyperlink w:history="1" r:id="rId7hnv3jy3e44bxfavfp0ko">
               <w:r>
                 <w:rPr>
                   <w:rFonts w:ascii="Arial" w:cs="Arial" w:eastAsia="Arial" w:hAnsi="Arial"/>
@@ -24261,7 +24261,7 @@
             <w:pPr>
               <w:spacing w:after="20" w:before="0"/>
             </w:pPr>
-            <w:hyperlink w:history="1" r:id="rIdt9kd6l2coi5an17fw_imv">
+            <w:hyperlink w:history="1" r:id="rIdygjlxl-pn60q4uzg60v0i">
               <w:r>
                 <w:rPr>
                   <w:rFonts w:ascii="Arial" w:cs="Arial" w:eastAsia="Arial" w:hAnsi="Arial"/>
@@ -24294,7 +24294,7 @@
               <w:spacing w:after="10" w:before="0"/>
               <w:ind w:left="120"/>
             </w:pPr>
-            <w:hyperlink w:history="1" r:id="rIdzehtmqjnrcoj_magne5if">
+            <w:hyperlink w:history="1" r:id="rIdcdb_qatfg578pa3wwavip">
               <w:r>
                 <w:rPr>
                   <w:rFonts w:ascii="Arial" w:cs="Arial" w:eastAsia="Arial" w:hAnsi="Arial"/>
@@ -24339,7 +24339,7 @@
             <w:pPr>
               <w:spacing w:after="20" w:before="0"/>
             </w:pPr>
-            <w:hyperlink w:history="1" r:id="rIdjbtltanlzc9mginnqz56v">
+            <w:hyperlink w:history="1" r:id="rIdyakw3qspgckfk6ymgd5go">
               <w:r>
                 <w:rPr>
                   <w:rFonts w:ascii="Arial" w:cs="Arial" w:eastAsia="Arial" w:hAnsi="Arial"/>
@@ -24372,7 +24372,7 @@
               <w:spacing w:after="10" w:before="0"/>
               <w:ind w:left="120"/>
             </w:pPr>
-            <w:hyperlink w:history="1" r:id="rIdg31utqgyj7etcryr_em9a">
+            <w:hyperlink w:history="1" r:id="rIdrszw259tihapcxc6v47nf">
               <w:r>
                 <w:rPr>
                   <w:rFonts w:ascii="Arial" w:cs="Arial" w:eastAsia="Arial" w:hAnsi="Arial"/>
@@ -24567,7 +24567,7 @@
             <w:pPr>
               <w:spacing w:after="20" w:before="0"/>
             </w:pPr>
-            <w:hyperlink w:history="1" r:id="rIdythm4idorbzjbm4xiyatn">
+            <w:hyperlink w:history="1" r:id="rIdz3a4eifqtvjwwj6ejglds">
               <w:r>
                 <w:rPr>
                   <w:rFonts w:ascii="Arial" w:cs="Arial" w:eastAsia="Arial" w:hAnsi="Arial"/>
@@ -24600,7 +24600,7 @@
               <w:spacing w:after="10" w:before="0"/>
               <w:ind w:left="120"/>
             </w:pPr>
-            <w:hyperlink w:history="1" r:id="rIdmpaz1ydis9fzvdcxyw130">
+            <w:hyperlink w:history="1" r:id="rIdpyljcdv0rsm4ru8fhlrm-">
               <w:r>
                 <w:rPr>
                   <w:rFonts w:ascii="Arial" w:cs="Arial" w:eastAsia="Arial" w:hAnsi="Arial"/>
@@ -24645,7 +24645,7 @@
             <w:pPr>
               <w:spacing w:after="20" w:before="0"/>
             </w:pPr>
-            <w:hyperlink w:history="1" r:id="rIdayu4q5d7wp0codevvvfba">
+            <w:hyperlink w:history="1" r:id="rId__yb-glfgsdmsw76u43cb">
               <w:r>
                 <w:rPr>
                   <w:rFonts w:ascii="Arial" w:cs="Arial" w:eastAsia="Arial" w:hAnsi="Arial"/>
@@ -24678,7 +24678,7 @@
               <w:spacing w:after="10" w:before="0"/>
               <w:ind w:left="120"/>
             </w:pPr>
-            <w:hyperlink w:history="1" r:id="rIdxknamfzw6kegwgnlbj6c2">
+            <w:hyperlink w:history="1" r:id="rIdgnqo0y0sseohl8xucxuu9">
               <w:r>
                 <w:rPr>
                   <w:rFonts w:ascii="Arial" w:cs="Arial" w:eastAsia="Arial" w:hAnsi="Arial"/>
@@ -24873,7 +24873,7 @@
             <w:pPr>
               <w:spacing w:after="20" w:before="0"/>
             </w:pPr>
-            <w:hyperlink w:history="1" r:id="rIdirazpmjqp9-n6lr-qnjuk">
+            <w:hyperlink w:history="1" r:id="rIdsx0v9kmlpr7var6wqrgme">
               <w:r>
                 <w:rPr>
                   <w:rFonts w:ascii="Arial" w:cs="Arial" w:eastAsia="Arial" w:hAnsi="Arial"/>
@@ -24906,7 +24906,7 @@
               <w:spacing w:after="10" w:before="0"/>
               <w:ind w:left="120"/>
             </w:pPr>
-            <w:hyperlink w:history="1" r:id="rIdfzbwzbxwqxpsil2vohe8v">
+            <w:hyperlink w:history="1" r:id="rIdueow5ktirvw-msumhfy7a">
               <w:r>
                 <w:rPr>
                   <w:rFonts w:ascii="Arial" w:cs="Arial" w:eastAsia="Arial" w:hAnsi="Arial"/>
@@ -24951,7 +24951,7 @@
             <w:pPr>
               <w:spacing w:after="20" w:before="0"/>
             </w:pPr>
-            <w:hyperlink w:history="1" r:id="rIdmq6qo0t_xvht6zudehuz6">
+            <w:hyperlink w:history="1" r:id="rIdl4rzqkqpisk3qcpv28jrt">
               <w:r>
                 <w:rPr>
                   <w:rFonts w:ascii="Arial" w:cs="Arial" w:eastAsia="Arial" w:hAnsi="Arial"/>
@@ -24984,7 +24984,7 @@
               <w:spacing w:after="10" w:before="0"/>
               <w:ind w:left="120"/>
             </w:pPr>
-            <w:hyperlink w:history="1" r:id="rIdy1xafaujme2cjg5smsret">
+            <w:hyperlink w:history="1" r:id="rIdvs7djrc5wkx8t2xj1o3uy">
               <w:r>
                 <w:rPr>
                   <w:rFonts w:ascii="Arial" w:cs="Arial" w:eastAsia="Arial" w:hAnsi="Arial"/>
@@ -25179,7 +25179,7 @@
             <w:pPr>
               <w:spacing w:after="20" w:before="0"/>
             </w:pPr>
-            <w:hyperlink w:history="1" r:id="rId1cjymyh1vxyaxsfjfacpt">
+            <w:hyperlink w:history="1" r:id="rIdogvwgevriosocqks5m4y3">
               <w:r>
                 <w:rPr>
                   <w:rFonts w:ascii="Arial" w:cs="Arial" w:eastAsia="Arial" w:hAnsi="Arial"/>
@@ -25212,7 +25212,7 @@
               <w:spacing w:after="10" w:before="0"/>
               <w:ind w:left="120"/>
             </w:pPr>
-            <w:hyperlink w:history="1" r:id="rId-68b9vww42zjwp474dfnq">
+            <w:hyperlink w:history="1" r:id="rId05dvy1hk2-cpks69e-rld">
               <w:r>
                 <w:rPr>
                   <w:rFonts w:ascii="Arial" w:cs="Arial" w:eastAsia="Arial" w:hAnsi="Arial"/>
@@ -25257,7 +25257,7 @@
             <w:pPr>
               <w:spacing w:after="20" w:before="0"/>
             </w:pPr>
-            <w:hyperlink w:history="1" r:id="rIdx6uy7dgum4qvwke19fbd9">
+            <w:hyperlink w:history="1" r:id="rIdke2jo4vg0rwlys6vjz4hw">
               <w:r>
                 <w:rPr>
                   <w:rFonts w:ascii="Arial" w:cs="Arial" w:eastAsia="Arial" w:hAnsi="Arial"/>
@@ -25290,7 +25290,7 @@
               <w:spacing w:after="10" w:before="0"/>
               <w:ind w:left="120"/>
             </w:pPr>
-            <w:hyperlink w:history="1" r:id="rIdm0yezve2tlpkofuhql-n6">
+            <w:hyperlink w:history="1" r:id="rIdf0qtv7nzfwc5wag2nrkza">
               <w:r>
                 <w:rPr>
                   <w:rFonts w:ascii="Arial" w:cs="Arial" w:eastAsia="Arial" w:hAnsi="Arial"/>
@@ -26777,7 +26777,7 @@
             <w:pPr>
               <w:spacing w:after="20" w:before="0"/>
             </w:pPr>
-            <w:hyperlink w:history="1" r:id="rId5hwd2w_x_tqyylurgvuze">
+            <w:hyperlink w:history="1" r:id="rIdshaj76nszih1g-d1qxn9g">
               <w:r>
                 <w:rPr>
                   <w:rFonts w:ascii="Arial" w:cs="Arial" w:eastAsia="Arial" w:hAnsi="Arial"/>
@@ -26810,7 +26810,7 @@
               <w:spacing w:after="10" w:before="0"/>
               <w:ind w:left="120"/>
             </w:pPr>
-            <w:hyperlink w:history="1" r:id="rIdjmcimexkdsnjsbi9kos8w">
+            <w:hyperlink w:history="1" r:id="rId6epgxzyxgljxmcekrhstl">
               <w:r>
                 <w:rPr>
                   <w:rFonts w:ascii="Arial" w:cs="Arial" w:eastAsia="Arial" w:hAnsi="Arial"/>
@@ -26855,7 +26855,7 @@
             <w:pPr>
               <w:spacing w:after="20" w:before="0"/>
             </w:pPr>
-            <w:hyperlink w:history="1" r:id="rIdsnxrzwk9rzgc3figjooci">
+            <w:hyperlink w:history="1" r:id="rIdywsh85ip7mgxvwgzi59bz">
               <w:r>
                 <w:rPr>
                   <w:rFonts w:ascii="Arial" w:cs="Arial" w:eastAsia="Arial" w:hAnsi="Arial"/>
@@ -26888,7 +26888,7 @@
               <w:spacing w:after="10" w:before="0"/>
               <w:ind w:left="120"/>
             </w:pPr>
-            <w:hyperlink w:history="1" r:id="rIdxjpzqtq5ugblqjujica8v">
+            <w:hyperlink w:history="1" r:id="rIdlf0suc-mfg7_qexjzb8en">
               <w:r>
                 <w:rPr>
                   <w:rFonts w:ascii="Arial" w:cs="Arial" w:eastAsia="Arial" w:hAnsi="Arial"/>
@@ -27083,7 +27083,7 @@
             <w:pPr>
               <w:spacing w:after="20" w:before="0"/>
             </w:pPr>
-            <w:hyperlink w:history="1" r:id="rIdq4eum-pb147_bmfaw6amy">
+            <w:hyperlink w:history="1" r:id="rIdo_yrohkwghaul-2wdipkf">
               <w:r>
                 <w:rPr>
                   <w:rFonts w:ascii="Arial" w:cs="Arial" w:eastAsia="Arial" w:hAnsi="Arial"/>
@@ -27116,7 +27116,7 @@
               <w:spacing w:after="10" w:before="0"/>
               <w:ind w:left="120"/>
             </w:pPr>
-            <w:hyperlink w:history="1" r:id="rIdpbohu1vwiu9ydeimhwkxm">
+            <w:hyperlink w:history="1" r:id="rIdzxgvznls2_e-kizihakfq">
               <w:r>
                 <w:rPr>
                   <w:rFonts w:ascii="Arial" w:cs="Arial" w:eastAsia="Arial" w:hAnsi="Arial"/>
@@ -27161,7 +27161,7 @@
             <w:pPr>
               <w:spacing w:after="20" w:before="0"/>
             </w:pPr>
-            <w:hyperlink w:history="1" r:id="rIdgs1_4_eadwyxvqnye7tqq">
+            <w:hyperlink w:history="1" r:id="rIdunici-r7emilqo9lixjbw">
               <w:r>
                 <w:rPr>
                   <w:rFonts w:ascii="Arial" w:cs="Arial" w:eastAsia="Arial" w:hAnsi="Arial"/>
@@ -27194,7 +27194,7 @@
               <w:spacing w:after="10" w:before="0"/>
               <w:ind w:left="120"/>
             </w:pPr>
-            <w:hyperlink w:history="1" r:id="rId8kx-xwsjsqgnhmp81i63u">
+            <w:hyperlink w:history="1" r:id="rId0fo6tz4a72t3dbbdh0lbo">
               <w:r>
                 <w:rPr>
                   <w:rFonts w:ascii="Arial" w:cs="Arial" w:eastAsia="Arial" w:hAnsi="Arial"/>
@@ -27389,7 +27389,7 @@
             <w:pPr>
               <w:spacing w:after="20" w:before="0"/>
             </w:pPr>
-            <w:hyperlink w:history="1" r:id="rIdu-fy6izg4ivf9kwadt4nt">
+            <w:hyperlink w:history="1" r:id="rId8-m5emqmfbja_foevjb3r">
               <w:r>
                 <w:rPr>
                   <w:rFonts w:ascii="Arial" w:cs="Arial" w:eastAsia="Arial" w:hAnsi="Arial"/>
@@ -27422,7 +27422,7 @@
               <w:spacing w:after="10" w:before="0"/>
               <w:ind w:left="120"/>
             </w:pPr>
-            <w:hyperlink w:history="1" r:id="rId0qa6hy5imlrxhofgnlqeq">
+            <w:hyperlink w:history="1" r:id="rIdbzbcm9nmi-v2spcunaxbn">
               <w:r>
                 <w:rPr>
                   <w:rFonts w:ascii="Arial" w:cs="Arial" w:eastAsia="Arial" w:hAnsi="Arial"/>
@@ -27467,7 +27467,7 @@
             <w:pPr>
               <w:spacing w:after="20" w:before="0"/>
             </w:pPr>
-            <w:hyperlink w:history="1" r:id="rIdhugii-hqrvonhnisputph">
+            <w:hyperlink w:history="1" r:id="rIdfjeqeyzkhqy6r7tcx6ct4">
               <w:r>
                 <w:rPr>
                   <w:rFonts w:ascii="Arial" w:cs="Arial" w:eastAsia="Arial" w:hAnsi="Arial"/>
@@ -27500,7 +27500,7 @@
               <w:spacing w:after="10" w:before="0"/>
               <w:ind w:left="120"/>
             </w:pPr>
-            <w:hyperlink w:history="1" r:id="rIdsjiq2mnckvn5v8ayhh84u">
+            <w:hyperlink w:history="1" r:id="rId7jlsgnvravjahesxdcvct">
               <w:r>
                 <w:rPr>
                   <w:rFonts w:ascii="Arial" w:cs="Arial" w:eastAsia="Arial" w:hAnsi="Arial"/>
@@ -27695,7 +27695,7 @@
             <w:pPr>
               <w:spacing w:after="20" w:before="0"/>
             </w:pPr>
-            <w:hyperlink w:history="1" r:id="rIdlbyce5rfobeblf0trzcxf">
+            <w:hyperlink w:history="1" r:id="rId2lezh8ommm2kjiuvpe2ku">
               <w:r>
                 <w:rPr>
                   <w:rFonts w:ascii="Arial" w:cs="Arial" w:eastAsia="Arial" w:hAnsi="Arial"/>
@@ -27728,7 +27728,7 @@
               <w:spacing w:after="10" w:before="0"/>
               <w:ind w:left="120"/>
             </w:pPr>
-            <w:hyperlink w:history="1" r:id="rId1di11prky0izs8wuyt-gw">
+            <w:hyperlink w:history="1" r:id="rId9_febqygf-n_oo0tlrvwy">
               <w:r>
                 <w:rPr>
                   <w:rFonts w:ascii="Arial" w:cs="Arial" w:eastAsia="Arial" w:hAnsi="Arial"/>
@@ -27773,7 +27773,7 @@
             <w:pPr>
               <w:spacing w:after="20" w:before="0"/>
             </w:pPr>
-            <w:hyperlink w:history="1" r:id="rIdwmzcgui1mluwbk3emryqx">
+            <w:hyperlink w:history="1" r:id="rIdzprybip4kj5e4tmrx9-re">
               <w:r>
                 <w:rPr>
                   <w:rFonts w:ascii="Arial" w:cs="Arial" w:eastAsia="Arial" w:hAnsi="Arial"/>
@@ -27806,7 +27806,7 @@
               <w:spacing w:after="10" w:before="0"/>
               <w:ind w:left="120"/>
             </w:pPr>
-            <w:hyperlink w:history="1" r:id="rIdmp7vromturcaw3-np4xfe">
+            <w:hyperlink w:history="1" r:id="rIdp_jgbotnxcn__l3gbm1vj">
               <w:r>
                 <w:rPr>
                   <w:rFonts w:ascii="Arial" w:cs="Arial" w:eastAsia="Arial" w:hAnsi="Arial"/>
@@ -28001,7 +28001,7 @@
             <w:pPr>
               <w:spacing w:after="20" w:before="0"/>
             </w:pPr>
-            <w:hyperlink w:history="1" r:id="rIdqmk4ol-q5vj7eqmorc6ob">
+            <w:hyperlink w:history="1" r:id="rIdhwy3wxygobhk3hni2g7vh">
               <w:r>
                 <w:rPr>
                   <w:rFonts w:ascii="Arial" w:cs="Arial" w:eastAsia="Arial" w:hAnsi="Arial"/>
@@ -28034,7 +28034,7 @@
               <w:spacing w:after="10" w:before="0"/>
               <w:ind w:left="120"/>
             </w:pPr>
-            <w:hyperlink w:history="1" r:id="rIdvylkmsjl1lhjhxlfhckpm">
+            <w:hyperlink w:history="1" r:id="rIdontb7c45caf_1rtt839yv">
               <w:r>
                 <w:rPr>
                   <w:rFonts w:ascii="Arial" w:cs="Arial" w:eastAsia="Arial" w:hAnsi="Arial"/>
@@ -28079,7 +28079,7 @@
             <w:pPr>
               <w:spacing w:after="20" w:before="0"/>
             </w:pPr>
-            <w:hyperlink w:history="1" r:id="rIdb1lxfyf6rpnvbbad8pmc9">
+            <w:hyperlink w:history="1" r:id="rIdqg5br3sqyexja-dipiky4">
               <w:r>
                 <w:rPr>
                   <w:rFonts w:ascii="Arial" w:cs="Arial" w:eastAsia="Arial" w:hAnsi="Arial"/>
@@ -28112,7 +28112,7 @@
               <w:spacing w:after="10" w:before="0"/>
               <w:ind w:left="120"/>
             </w:pPr>
-            <w:hyperlink w:history="1" r:id="rIdcyeux0zj-rv4gt2lch-ke">
+            <w:hyperlink w:history="1" r:id="rIdeecl0moqrrgsc7ebhuhnu">
               <w:r>
                 <w:rPr>
                   <w:rFonts w:ascii="Arial" w:cs="Arial" w:eastAsia="Arial" w:hAnsi="Arial"/>
@@ -29599,7 +29599,7 @@
             <w:pPr>
               <w:spacing w:after="20" w:before="0"/>
             </w:pPr>
-            <w:hyperlink w:history="1" r:id="rId_kq004eiiytg797koso5s">
+            <w:hyperlink w:history="1" r:id="rIdze9vhs1ovzpk5mga6ljoq">
               <w:r>
                 <w:rPr>
                   <w:rFonts w:ascii="Arial" w:cs="Arial" w:eastAsia="Arial" w:hAnsi="Arial"/>
@@ -29632,7 +29632,7 @@
               <w:spacing w:after="10" w:before="0"/>
               <w:ind w:left="120"/>
             </w:pPr>
-            <w:hyperlink w:history="1" r:id="rIdp-eo9p9jy6h5jw2kvbd2t">
+            <w:hyperlink w:history="1" r:id="rIdbppiwtbwmiy9fp-otcrzj">
               <w:r>
                 <w:rPr>
                   <w:rFonts w:ascii="Arial" w:cs="Arial" w:eastAsia="Arial" w:hAnsi="Arial"/>
@@ -29677,7 +29677,7 @@
             <w:pPr>
               <w:spacing w:after="20" w:before="0"/>
             </w:pPr>
-            <w:hyperlink w:history="1" r:id="rId-kyuriqq6u_ewcuc3g2vo">
+            <w:hyperlink w:history="1" r:id="rId51fezeontlzwf-8uhr5xi">
               <w:r>
                 <w:rPr>
                   <w:rFonts w:ascii="Arial" w:cs="Arial" w:eastAsia="Arial" w:hAnsi="Arial"/>
@@ -29710,7 +29710,7 @@
               <w:spacing w:after="10" w:before="0"/>
               <w:ind w:left="120"/>
             </w:pPr>
-            <w:hyperlink w:history="1" r:id="rId07lh0yhnecjjyngjkrqey">
+            <w:hyperlink w:history="1" r:id="rIdz5mj8kzxed4xvtjcyzdgl">
               <w:r>
                 <w:rPr>
                   <w:rFonts w:ascii="Arial" w:cs="Arial" w:eastAsia="Arial" w:hAnsi="Arial"/>
@@ -29905,7 +29905,7 @@
             <w:pPr>
               <w:spacing w:after="20" w:before="0"/>
             </w:pPr>
-            <w:hyperlink w:history="1" r:id="rIdriarvi3mkbz5tlxipfiyf">
+            <w:hyperlink w:history="1" r:id="rId2gxbjh6dmdnwpjn2qrxta">
               <w:r>
                 <w:rPr>
                   <w:rFonts w:ascii="Arial" w:cs="Arial" w:eastAsia="Arial" w:hAnsi="Arial"/>
@@ -29938,7 +29938,7 @@
               <w:spacing w:after="10" w:before="0"/>
               <w:ind w:left="120"/>
             </w:pPr>
-            <w:hyperlink w:history="1" r:id="rIdlemtcwcjzgx-yuhdx4djt">
+            <w:hyperlink w:history="1" r:id="rIdff0qpa5su5wdk0rv_pxjz">
               <w:r>
                 <w:rPr>
                   <w:rFonts w:ascii="Arial" w:cs="Arial" w:eastAsia="Arial" w:hAnsi="Arial"/>
@@ -29983,7 +29983,7 @@
             <w:pPr>
               <w:spacing w:after="20" w:before="0"/>
             </w:pPr>
-            <w:hyperlink w:history="1" r:id="rIdwy7bjvutmpkk2zqsv2fby">
+            <w:hyperlink w:history="1" r:id="rIdb2guih6efjmpgkmcptejh">
               <w:r>
                 <w:rPr>
                   <w:rFonts w:ascii="Arial" w:cs="Arial" w:eastAsia="Arial" w:hAnsi="Arial"/>
@@ -30016,7 +30016,7 @@
               <w:spacing w:after="10" w:before="0"/>
               <w:ind w:left="120"/>
             </w:pPr>
-            <w:hyperlink w:history="1" r:id="rId-06nzlotfqjbncv_z0sct">
+            <w:hyperlink w:history="1" r:id="rIdhh9xgghochvfmosmgfh0f">
               <w:r>
                 <w:rPr>
                   <w:rFonts w:ascii="Arial" w:cs="Arial" w:eastAsia="Arial" w:hAnsi="Arial"/>
@@ -30211,7 +30211,7 @@
             <w:pPr>
               <w:spacing w:after="20" w:before="0"/>
             </w:pPr>
-            <w:hyperlink w:history="1" r:id="rIdzvsfhksgzcjljrpmwezam">
+            <w:hyperlink w:history="1" r:id="rIdiv5wzbqj_c8wjm4kswghq">
               <w:r>
                 <w:rPr>
                   <w:rFonts w:ascii="Arial" w:cs="Arial" w:eastAsia="Arial" w:hAnsi="Arial"/>
@@ -30244,7 +30244,7 @@
               <w:spacing w:after="10" w:before="0"/>
               <w:ind w:left="120"/>
             </w:pPr>
-            <w:hyperlink w:history="1" r:id="rIdwophgphwpql7yvvmlwxgu">
+            <w:hyperlink w:history="1" r:id="rIdw_zbbufk4juvronvgzg6o">
               <w:r>
                 <w:rPr>
                   <w:rFonts w:ascii="Arial" w:cs="Arial" w:eastAsia="Arial" w:hAnsi="Arial"/>
@@ -30289,7 +30289,7 @@
             <w:pPr>
               <w:spacing w:after="20" w:before="0"/>
             </w:pPr>
-            <w:hyperlink w:history="1" r:id="rIdyftpxuv3trm6i4gs4euk8">
+            <w:hyperlink w:history="1" r:id="rIdqa1ya-k_0rl-o3an84eit">
               <w:r>
                 <w:rPr>
                   <w:rFonts w:ascii="Arial" w:cs="Arial" w:eastAsia="Arial" w:hAnsi="Arial"/>
@@ -30322,7 +30322,7 @@
               <w:spacing w:after="10" w:before="0"/>
               <w:ind w:left="120"/>
             </w:pPr>
-            <w:hyperlink w:history="1" r:id="rIdbszko_bvaxrluffeh5ogl">
+            <w:hyperlink w:history="1" r:id="rIdzqaeiwh6vg8ptayxi8glr">
               <w:r>
                 <w:rPr>
                   <w:rFonts w:ascii="Arial" w:cs="Arial" w:eastAsia="Arial" w:hAnsi="Arial"/>
@@ -30517,7 +30517,7 @@
             <w:pPr>
               <w:spacing w:after="20" w:before="0"/>
             </w:pPr>
-            <w:hyperlink w:history="1" r:id="rIdbmswzkxclaopk1gt8yabe">
+            <w:hyperlink w:history="1" r:id="rIdtb-89aiqeswledfcd6gsu">
               <w:r>
                 <w:rPr>
                   <w:rFonts w:ascii="Arial" w:cs="Arial" w:eastAsia="Arial" w:hAnsi="Arial"/>
@@ -30550,7 +30550,7 @@
               <w:spacing w:after="10" w:before="0"/>
               <w:ind w:left="120"/>
             </w:pPr>
-            <w:hyperlink w:history="1" r:id="rIdkqiixmyngo7thbg0wtjzy">
+            <w:hyperlink w:history="1" r:id="rIdjbet1j0flc28u5ilz85b7">
               <w:r>
                 <w:rPr>
                   <w:rFonts w:ascii="Arial" w:cs="Arial" w:eastAsia="Arial" w:hAnsi="Arial"/>
@@ -30595,7 +30595,7 @@
             <w:pPr>
               <w:spacing w:after="20" w:before="0"/>
             </w:pPr>
-            <w:hyperlink w:history="1" r:id="rIdwhwsqhcyzrkodb2thwhb2">
+            <w:hyperlink w:history="1" r:id="rIdq7q7weymkerl-oeqhum-_">
               <w:r>
                 <w:rPr>
                   <w:rFonts w:ascii="Arial" w:cs="Arial" w:eastAsia="Arial" w:hAnsi="Arial"/>
@@ -30628,7 +30628,7 @@
               <w:spacing w:after="10" w:before="0"/>
               <w:ind w:left="120"/>
             </w:pPr>
-            <w:hyperlink w:history="1" r:id="rIdjtq7e15jbwrtdaubmm2i8">
+            <w:hyperlink w:history="1" r:id="rIdmyowhtpn_k8dtsysoz5pr">
               <w:r>
                 <w:rPr>
                   <w:rFonts w:ascii="Arial" w:cs="Arial" w:eastAsia="Arial" w:hAnsi="Arial"/>
@@ -30823,7 +30823,7 @@
             <w:pPr>
               <w:spacing w:after="20" w:before="0"/>
             </w:pPr>
-            <w:hyperlink w:history="1" r:id="rIdprm_pgarkirznuash8m6z">
+            <w:hyperlink w:history="1" r:id="rIdt4fcmvd8utgegf_a1f8ry">
               <w:r>
                 <w:rPr>
                   <w:rFonts w:ascii="Arial" w:cs="Arial" w:eastAsia="Arial" w:hAnsi="Arial"/>
@@ -30856,7 +30856,7 @@
               <w:spacing w:after="10" w:before="0"/>
               <w:ind w:left="120"/>
             </w:pPr>
-            <w:hyperlink w:history="1" r:id="rId3s_mwj3xw5si0loeuxexw">
+            <w:hyperlink w:history="1" r:id="rId_m4ajivxhfxgr7iintsfe">
               <w:r>
                 <w:rPr>
                   <w:rFonts w:ascii="Arial" w:cs="Arial" w:eastAsia="Arial" w:hAnsi="Arial"/>
@@ -30901,7 +30901,7 @@
             <w:pPr>
               <w:spacing w:after="20" w:before="0"/>
             </w:pPr>
-            <w:hyperlink w:history="1" r:id="rIdiq8z-tqqgustjvkzsq9hv">
+            <w:hyperlink w:history="1" r:id="rIda036pjiyhv1t0slprgs0k">
               <w:r>
                 <w:rPr>
                   <w:rFonts w:ascii="Arial" w:cs="Arial" w:eastAsia="Arial" w:hAnsi="Arial"/>
@@ -30934,7 +30934,7 @@
               <w:spacing w:after="10" w:before="0"/>
               <w:ind w:left="120"/>
             </w:pPr>
-            <w:hyperlink w:history="1" r:id="rIdqzb5mh4k6q5scijqsbpwx">
+            <w:hyperlink w:history="1" r:id="rIdjvewaobqeinaxnwsbda-u">
               <w:r>
                 <w:rPr>
                   <w:rFonts w:ascii="Arial" w:cs="Arial" w:eastAsia="Arial" w:hAnsi="Arial"/>
